--- a/2026348_CA1_ Strategic Thinking.docx
+++ b/2026348_CA1_ Strategic Thinking.docx
@@ -886,7 +886,6 @@
                 </w:rPrChange>
               </w:rPr>
             </w:pPr>
-            <w:proofErr w:type="spellStart"/>
             <w:ins w:id="72" w:author="nohemi fabiola serrano aguilar" w:date="2026-10-17T23:37:00Z">
               <w:r>
                 <w:rPr>
@@ -905,27 +904,7 @@
                     </w:rPr>
                   </w:rPrChange>
                 </w:rPr>
-                <w:t>Taufique</w:t>
-              </w:r>
-              <w:proofErr w:type="spellEnd"/>
-              <w:r>
-                <w:rPr>
-                  <w:i/>
-                  <w:color w:val="156082"/>
-                  <w:sz w:val="28"/>
-                  <w:szCs w:val="28"/>
-                  <w:rPrChange w:id="74" w:author="nohemi fabiola serrano aguilar" w:date="2026-10-17T23:37:00Z" w16du:dateUtc="2026-10-17T22:37:00Z">
-                    <w:rPr>
-                      <w:b/>
-                      <w:bCs/>
-                      <w:i/>
-                      <w:color w:val="156082"/>
-                      <w:sz w:val="28"/>
-                      <w:szCs w:val="28"/>
-                    </w:rPr>
-                  </w:rPrChange>
-                </w:rPr>
-                <w:t xml:space="preserve"> Ahmed</w:t>
+                <w:t>Taufique Ahmed</w:t>
               </w:r>
             </w:ins>
           </w:p>
@@ -944,13 +923,13 @@
             <w:pPr>
               <w:spacing w:line="480" w:lineRule="auto"/>
               <w:rPr>
-                <w:ins w:id="75" w:author="nohemi fabiola serrano aguilar" w:date="2026-10-08T23:27:00Z" w16du:dateUtc="2026-10-08T22:27:00Z"/>
+                <w:ins w:id="74" w:author="nohemi fabiola serrano aguilar" w:date="2026-10-08T23:27:00Z" w16du:dateUtc="2026-10-08T22:27:00Z"/>
                 <w:color w:val="000000"/>
                 <w:sz w:val="28"/>
                 <w:szCs w:val="28"/>
-                <w:rPrChange w:id="76" w:author="nohemi fabiola serrano aguilar" w:date="2026-10-09T00:24:00Z" w16du:dateUtc="2026-10-08T23:24:00Z">
+                <w:rPrChange w:id="75" w:author="nohemi fabiola serrano aguilar" w:date="2026-10-09T00:24:00Z" w16du:dateUtc="2026-10-08T23:24:00Z">
                   <w:rPr>
-                    <w:ins w:id="77" w:author="nohemi fabiola serrano aguilar" w:date="2026-10-08T23:27:00Z" w16du:dateUtc="2026-10-08T22:27:00Z"/>
+                    <w:ins w:id="76" w:author="nohemi fabiola serrano aguilar" w:date="2026-10-08T23:27:00Z" w16du:dateUtc="2026-10-08T22:27:00Z"/>
                     <w:color w:val="000000"/>
                     <w:sz w:val="32"/>
                     <w:szCs w:val="32"/>
@@ -963,7 +942,7 @@
       </w:tr>
       <w:tr>
         <w:trPr>
-          <w:ins w:id="78" w:author="nohemi fabiola serrano aguilar" w:date="2026-10-08T23:27:00Z"/>
+          <w:ins w:id="77" w:author="nohemi fabiola serrano aguilar" w:date="2026-10-08T23:27:00Z"/>
         </w:trPr>
         <w:tc>
           <w:tcPr>
@@ -980,14 +959,14 @@
             <w:pPr>
               <w:spacing w:line="480" w:lineRule="auto"/>
               <w:rPr>
-                <w:ins w:id="79" w:author="nohemi fabiola serrano aguilar" w:date="2026-10-08T23:27:00Z" w16du:dateUtc="2026-10-08T22:27:00Z"/>
+                <w:ins w:id="78" w:author="nohemi fabiola serrano aguilar" w:date="2026-10-08T23:27:00Z" w16du:dateUtc="2026-10-08T22:27:00Z"/>
                 <w:i/>
                 <w:color w:val="156082"/>
                 <w:sz w:val="28"/>
                 <w:szCs w:val="28"/>
-                <w:rPrChange w:id="80" w:author="nohemi fabiola serrano aguilar" w:date="2026-10-09T00:24:00Z" w16du:dateUtc="2026-10-08T23:24:00Z">
+                <w:rPrChange w:id="79" w:author="nohemi fabiola serrano aguilar" w:date="2026-10-09T00:24:00Z" w16du:dateUtc="2026-10-08T23:24:00Z">
                   <w:rPr>
-                    <w:ins w:id="81" w:author="nohemi fabiola serrano aguilar" w:date="2026-10-08T23:27:00Z" w16du:dateUtc="2026-10-08T22:27:00Z"/>
+                    <w:ins w:id="80" w:author="nohemi fabiola serrano aguilar" w:date="2026-10-08T23:27:00Z" w16du:dateUtc="2026-10-08T22:27:00Z"/>
                     <w:i/>
                     <w:color w:val="156082"/>
                     <w:sz w:val="32"/>
@@ -996,14 +975,14 @@
                 </w:rPrChange>
               </w:rPr>
             </w:pPr>
-            <w:ins w:id="82" w:author="nohemi fabiola serrano aguilar" w:date="2026-10-08T23:27:00Z" w16du:dateUtc="2026-10-08T22:27:00Z">
+            <w:ins w:id="81" w:author="nohemi fabiola serrano aguilar" w:date="2026-10-08T23:27:00Z" w16du:dateUtc="2026-10-08T22:27:00Z">
               <w:r>
                 <w:rPr>
                   <w:i/>
                   <w:color w:val="156082"/>
                   <w:sz w:val="28"/>
                   <w:szCs w:val="28"/>
-                  <w:rPrChange w:id="83" w:author="nohemi fabiola serrano aguilar" w:date="2026-10-09T00:24:00Z" w16du:dateUtc="2026-10-08T23:24:00Z">
+                  <w:rPrChange w:id="82" w:author="nohemi fabiola serrano aguilar" w:date="2026-10-09T00:24:00Z" w16du:dateUtc="2026-10-08T23:24:00Z">
                     <w:rPr>
                       <w:i/>
                       <w:color w:val="156082"/>
@@ -1020,14 +999,14 @@
             <w:pPr>
               <w:spacing w:line="480" w:lineRule="auto"/>
               <w:rPr>
-                <w:ins w:id="84" w:author="nohemi fabiola serrano aguilar" w:date="2026-10-08T23:27:00Z" w16du:dateUtc="2026-10-08T22:27:00Z"/>
+                <w:ins w:id="83" w:author="nohemi fabiola serrano aguilar" w:date="2026-10-08T23:27:00Z" w16du:dateUtc="2026-10-08T22:27:00Z"/>
                 <w:i/>
                 <w:color w:val="156082"/>
                 <w:sz w:val="28"/>
                 <w:szCs w:val="28"/>
-                <w:rPrChange w:id="85" w:author="nohemi fabiola serrano aguilar" w:date="2026-10-09T00:24:00Z" w16du:dateUtc="2026-10-08T23:24:00Z">
+                <w:rPrChange w:id="84" w:author="nohemi fabiola serrano aguilar" w:date="2026-10-09T00:24:00Z" w16du:dateUtc="2026-10-08T23:24:00Z">
                   <w:rPr>
-                    <w:ins w:id="86" w:author="nohemi fabiola serrano aguilar" w:date="2026-10-08T23:27:00Z" w16du:dateUtc="2026-10-08T22:27:00Z"/>
+                    <w:ins w:id="85" w:author="nohemi fabiola serrano aguilar" w:date="2026-10-08T23:27:00Z" w16du:dateUtc="2026-10-08T22:27:00Z"/>
                     <w:i/>
                     <w:color w:val="156082"/>
                     <w:sz w:val="32"/>
@@ -1036,7 +1015,7 @@
                 </w:rPrChange>
               </w:rPr>
             </w:pPr>
-            <w:ins w:id="87" w:author="nohemi fabiola serrano aguilar" w:date="2026-10-17T23:37:00Z" w16du:dateUtc="2026-10-17T22:37:00Z">
+            <w:ins w:id="86" w:author="nohemi fabiola serrano aguilar" w:date="2026-10-17T23:37:00Z" w16du:dateUtc="2026-10-17T22:37:00Z">
               <w:r>
                 <w:rPr>
                   <w:i/>
@@ -1047,14 +1026,14 @@
                 <w:t>25</w:t>
               </w:r>
             </w:ins>
-            <w:ins w:id="88" w:author="nohemi fabiola serrano aguilar" w:date="2026-10-08T23:27:00Z" w16du:dateUtc="2026-10-08T22:27:00Z">
+            <w:ins w:id="87" w:author="nohemi fabiola serrano aguilar" w:date="2026-10-08T23:27:00Z" w16du:dateUtc="2026-10-08T22:27:00Z">
               <w:r>
                 <w:rPr>
                   <w:i/>
                   <w:color w:val="156082"/>
                   <w:sz w:val="28"/>
                   <w:szCs w:val="28"/>
-                  <w:rPrChange w:id="89" w:author="nohemi fabiola serrano aguilar" w:date="2026-10-09T00:24:00Z" w16du:dateUtc="2026-10-08T23:24:00Z">
+                  <w:rPrChange w:id="88" w:author="nohemi fabiola serrano aguilar" w:date="2026-10-09T00:24:00Z" w16du:dateUtc="2026-10-08T23:24:00Z">
                     <w:rPr>
                       <w:i/>
                       <w:color w:val="156082"/>
@@ -1066,7 +1045,7 @@
                 <w:t>/</w:t>
               </w:r>
             </w:ins>
-            <w:ins w:id="90" w:author="nohemi fabiola serrano aguilar" w:date="2026-10-17T23:37:00Z" w16du:dateUtc="2026-10-17T22:37:00Z">
+            <w:ins w:id="89" w:author="nohemi fabiola serrano aguilar" w:date="2026-10-17T23:37:00Z" w16du:dateUtc="2026-10-17T22:37:00Z">
               <w:r>
                 <w:rPr>
                   <w:i/>
@@ -1077,14 +1056,14 @@
                 <w:t>10</w:t>
               </w:r>
             </w:ins>
-            <w:ins w:id="91" w:author="nohemi fabiola serrano aguilar" w:date="2026-10-08T23:27:00Z" w16du:dateUtc="2026-10-08T22:27:00Z">
+            <w:ins w:id="90" w:author="nohemi fabiola serrano aguilar" w:date="2026-10-08T23:27:00Z" w16du:dateUtc="2026-10-08T22:27:00Z">
               <w:r>
                 <w:rPr>
                   <w:i/>
                   <w:color w:val="156082"/>
                   <w:sz w:val="28"/>
                   <w:szCs w:val="28"/>
-                  <w:rPrChange w:id="92" w:author="nohemi fabiola serrano aguilar" w:date="2026-10-09T00:24:00Z" w16du:dateUtc="2026-10-08T23:24:00Z">
+                  <w:rPrChange w:id="91" w:author="nohemi fabiola serrano aguilar" w:date="2026-10-09T00:24:00Z" w16du:dateUtc="2026-10-08T23:24:00Z">
                     <w:rPr>
                       <w:i/>
                       <w:color w:val="156082"/>
@@ -1112,13 +1091,13 @@
             <w:pPr>
               <w:spacing w:line="480" w:lineRule="auto"/>
               <w:rPr>
-                <w:ins w:id="93" w:author="nohemi fabiola serrano aguilar" w:date="2026-10-08T23:27:00Z" w16du:dateUtc="2026-10-08T22:27:00Z"/>
+                <w:ins w:id="92" w:author="nohemi fabiola serrano aguilar" w:date="2026-10-08T23:27:00Z" w16du:dateUtc="2026-10-08T22:27:00Z"/>
                 <w:color w:val="000000"/>
                 <w:sz w:val="28"/>
                 <w:szCs w:val="28"/>
-                <w:rPrChange w:id="94" w:author="nohemi fabiola serrano aguilar" w:date="2026-10-09T00:24:00Z" w16du:dateUtc="2026-10-08T23:24:00Z">
+                <w:rPrChange w:id="93" w:author="nohemi fabiola serrano aguilar" w:date="2026-10-09T00:24:00Z" w16du:dateUtc="2026-10-08T23:24:00Z">
                   <w:rPr>
-                    <w:ins w:id="95" w:author="nohemi fabiola serrano aguilar" w:date="2026-10-08T23:27:00Z" w16du:dateUtc="2026-10-08T22:27:00Z"/>
+                    <w:ins w:id="94" w:author="nohemi fabiola serrano aguilar" w:date="2026-10-08T23:27:00Z" w16du:dateUtc="2026-10-08T22:27:00Z"/>
                     <w:color w:val="000000"/>
                     <w:sz w:val="32"/>
                     <w:szCs w:val="32"/>
@@ -1131,7 +1110,7 @@
       </w:tr>
       <w:tr>
         <w:trPr>
-          <w:ins w:id="96" w:author="nohemi fabiola serrano aguilar" w:date="2026-10-08T23:27:00Z"/>
+          <w:ins w:id="95" w:author="nohemi fabiola serrano aguilar" w:date="2026-10-08T23:27:00Z"/>
         </w:trPr>
         <w:tc>
           <w:tcPr>
@@ -1148,14 +1127,14 @@
             <w:pPr>
               <w:spacing w:line="480" w:lineRule="auto"/>
               <w:rPr>
-                <w:ins w:id="97" w:author="nohemi fabiola serrano aguilar" w:date="2026-10-08T23:27:00Z" w16du:dateUtc="2026-10-08T22:27:00Z"/>
+                <w:ins w:id="96" w:author="nohemi fabiola serrano aguilar" w:date="2026-10-08T23:27:00Z" w16du:dateUtc="2026-10-08T22:27:00Z"/>
                 <w:i/>
                 <w:color w:val="156082"/>
                 <w:sz w:val="28"/>
                 <w:szCs w:val="28"/>
-                <w:rPrChange w:id="98" w:author="nohemi fabiola serrano aguilar" w:date="2026-10-09T00:24:00Z" w16du:dateUtc="2026-10-08T23:24:00Z">
+                <w:rPrChange w:id="97" w:author="nohemi fabiola serrano aguilar" w:date="2026-10-09T00:24:00Z" w16du:dateUtc="2026-10-08T23:24:00Z">
                   <w:rPr>
-                    <w:ins w:id="99" w:author="nohemi fabiola serrano aguilar" w:date="2026-10-08T23:27:00Z" w16du:dateUtc="2026-10-08T22:27:00Z"/>
+                    <w:ins w:id="98" w:author="nohemi fabiola serrano aguilar" w:date="2026-10-08T23:27:00Z" w16du:dateUtc="2026-10-08T22:27:00Z"/>
                     <w:i/>
                     <w:color w:val="156082"/>
                     <w:sz w:val="32"/>
@@ -1164,14 +1143,14 @@
                 </w:rPrChange>
               </w:rPr>
             </w:pPr>
-            <w:ins w:id="100" w:author="nohemi fabiola serrano aguilar" w:date="2026-10-08T23:27:00Z" w16du:dateUtc="2026-10-08T22:27:00Z">
+            <w:ins w:id="99" w:author="nohemi fabiola serrano aguilar" w:date="2026-10-08T23:27:00Z" w16du:dateUtc="2026-10-08T22:27:00Z">
               <w:r>
                 <w:rPr>
                   <w:i/>
                   <w:color w:val="156082"/>
                   <w:sz w:val="28"/>
                   <w:szCs w:val="28"/>
-                  <w:rPrChange w:id="101" w:author="nohemi fabiola serrano aguilar" w:date="2026-10-09T00:24:00Z" w16du:dateUtc="2026-10-08T23:24:00Z">
+                  <w:rPrChange w:id="100" w:author="nohemi fabiola serrano aguilar" w:date="2026-10-09T00:24:00Z" w16du:dateUtc="2026-10-08T23:24:00Z">
                     <w:rPr>
                       <w:i/>
                       <w:color w:val="156082"/>
@@ -1188,14 +1167,14 @@
             <w:pPr>
               <w:spacing w:line="480" w:lineRule="auto"/>
               <w:rPr>
-                <w:ins w:id="102" w:author="nohemi fabiola serrano aguilar" w:date="2026-10-08T23:27:00Z" w16du:dateUtc="2026-10-08T22:27:00Z"/>
+                <w:ins w:id="101" w:author="nohemi fabiola serrano aguilar" w:date="2026-10-08T23:27:00Z" w16du:dateUtc="2026-10-08T22:27:00Z"/>
                 <w:i/>
                 <w:color w:val="156082"/>
                 <w:sz w:val="28"/>
                 <w:szCs w:val="28"/>
-                <w:rPrChange w:id="103" w:author="nohemi fabiola serrano aguilar" w:date="2026-10-09T00:24:00Z" w16du:dateUtc="2026-10-08T23:24:00Z">
+                <w:rPrChange w:id="102" w:author="nohemi fabiola serrano aguilar" w:date="2026-10-09T00:24:00Z" w16du:dateUtc="2026-10-08T23:24:00Z">
                   <w:rPr>
-                    <w:ins w:id="104" w:author="nohemi fabiola serrano aguilar" w:date="2026-10-08T23:27:00Z" w16du:dateUtc="2026-10-08T22:27:00Z"/>
+                    <w:ins w:id="103" w:author="nohemi fabiola serrano aguilar" w:date="2026-10-08T23:27:00Z" w16du:dateUtc="2026-10-08T22:27:00Z"/>
                     <w:i/>
                     <w:color w:val="156082"/>
                     <w:sz w:val="32"/>
@@ -1204,7 +1183,7 @@
                 </w:rPrChange>
               </w:rPr>
             </w:pPr>
-            <w:ins w:id="105" w:author="nohemi fabiola serrano aguilar" w:date="2026-10-17T23:37:00Z" w16du:dateUtc="2026-10-17T22:37:00Z">
+            <w:ins w:id="104" w:author="nohemi fabiola serrano aguilar" w:date="2026-10-17T23:37:00Z" w16du:dateUtc="2026-10-17T22:37:00Z">
               <w:r>
                 <w:rPr>
                   <w:i/>
@@ -1215,14 +1194,14 @@
                 <w:t>25</w:t>
               </w:r>
             </w:ins>
-            <w:ins w:id="106" w:author="nohemi fabiola serrano aguilar" w:date="2026-10-08T23:27:00Z" w16du:dateUtc="2026-10-08T22:27:00Z">
+            <w:ins w:id="105" w:author="nohemi fabiola serrano aguilar" w:date="2026-10-08T23:27:00Z" w16du:dateUtc="2026-10-08T22:27:00Z">
               <w:r>
                 <w:rPr>
                   <w:i/>
                   <w:color w:val="156082"/>
                   <w:sz w:val="28"/>
                   <w:szCs w:val="28"/>
-                  <w:rPrChange w:id="107" w:author="nohemi fabiola serrano aguilar" w:date="2026-10-09T00:24:00Z" w16du:dateUtc="2026-10-08T23:24:00Z">
+                  <w:rPrChange w:id="106" w:author="nohemi fabiola serrano aguilar" w:date="2026-10-09T00:24:00Z" w16du:dateUtc="2026-10-08T23:24:00Z">
                     <w:rPr>
                       <w:i/>
                       <w:color w:val="156082"/>
@@ -1234,7 +1213,7 @@
                 <w:t>/</w:t>
               </w:r>
             </w:ins>
-            <w:ins w:id="108" w:author="nohemi fabiola serrano aguilar" w:date="2026-10-17T23:37:00Z" w16du:dateUtc="2026-10-17T22:37:00Z">
+            <w:ins w:id="107" w:author="nohemi fabiola serrano aguilar" w:date="2026-10-17T23:37:00Z" w16du:dateUtc="2026-10-17T22:37:00Z">
               <w:r>
                 <w:rPr>
                   <w:i/>
@@ -1245,14 +1224,14 @@
                 <w:t>10</w:t>
               </w:r>
             </w:ins>
-            <w:ins w:id="109" w:author="nohemi fabiola serrano aguilar" w:date="2026-10-08T23:27:00Z" w16du:dateUtc="2026-10-08T22:27:00Z">
+            <w:ins w:id="108" w:author="nohemi fabiola serrano aguilar" w:date="2026-10-08T23:27:00Z" w16du:dateUtc="2026-10-08T22:27:00Z">
               <w:r>
                 <w:rPr>
                   <w:i/>
                   <w:color w:val="156082"/>
                   <w:sz w:val="28"/>
                   <w:szCs w:val="28"/>
-                  <w:rPrChange w:id="110" w:author="nohemi fabiola serrano aguilar" w:date="2026-10-09T00:24:00Z" w16du:dateUtc="2026-10-08T23:24:00Z">
+                  <w:rPrChange w:id="109" w:author="nohemi fabiola serrano aguilar" w:date="2026-10-09T00:24:00Z" w16du:dateUtc="2026-10-08T23:24:00Z">
                     <w:rPr>
                       <w:i/>
                       <w:color w:val="156082"/>
@@ -1280,13 +1259,13 @@
             <w:pPr>
               <w:spacing w:line="480" w:lineRule="auto"/>
               <w:rPr>
-                <w:ins w:id="111" w:author="nohemi fabiola serrano aguilar" w:date="2026-10-08T23:27:00Z" w16du:dateUtc="2026-10-08T22:27:00Z"/>
+                <w:ins w:id="110" w:author="nohemi fabiola serrano aguilar" w:date="2026-10-08T23:27:00Z" w16du:dateUtc="2026-10-08T22:27:00Z"/>
                 <w:color w:val="000000"/>
                 <w:sz w:val="28"/>
                 <w:szCs w:val="28"/>
-                <w:rPrChange w:id="112" w:author="nohemi fabiola serrano aguilar" w:date="2026-10-09T00:24:00Z" w16du:dateUtc="2026-10-08T23:24:00Z">
+                <w:rPrChange w:id="111" w:author="nohemi fabiola serrano aguilar" w:date="2026-10-09T00:24:00Z" w16du:dateUtc="2026-10-08T23:24:00Z">
                   <w:rPr>
-                    <w:ins w:id="113" w:author="nohemi fabiola serrano aguilar" w:date="2026-10-08T23:27:00Z" w16du:dateUtc="2026-10-08T22:27:00Z"/>
+                    <w:ins w:id="112" w:author="nohemi fabiola serrano aguilar" w:date="2026-10-08T23:27:00Z" w16du:dateUtc="2026-10-08T22:27:00Z"/>
                     <w:color w:val="000000"/>
                     <w:sz w:val="32"/>
                     <w:szCs w:val="32"/>
@@ -1301,14 +1280,14 @@
     <w:p>
       <w:pPr>
         <w:rPr>
-          <w:ins w:id="114" w:author="nohemi fabiola serrano aguilar" w:date="2026-10-09T00:23:00Z" w16du:dateUtc="2026-10-08T23:23:00Z"/>
+          <w:ins w:id="113" w:author="nohemi fabiola serrano aguilar" w:date="2026-10-09T00:23:00Z" w16du:dateUtc="2026-10-08T23:23:00Z"/>
           <w:b/>
           <w:color w:val="156082"/>
           <w:sz w:val="28"/>
           <w:szCs w:val="28"/>
-          <w:rPrChange w:id="115" w:author="nohemi fabiola serrano aguilar" w:date="2026-10-09T00:24:00Z" w16du:dateUtc="2026-10-08T23:24:00Z">
+          <w:rPrChange w:id="114" w:author="nohemi fabiola serrano aguilar" w:date="2026-10-09T00:24:00Z" w16du:dateUtc="2026-10-08T23:24:00Z">
             <w:rPr>
-              <w:ins w:id="116" w:author="nohemi fabiola serrano aguilar" w:date="2026-10-09T00:23:00Z" w16du:dateUtc="2026-10-08T23:23:00Z"/>
+              <w:ins w:id="115" w:author="nohemi fabiola serrano aguilar" w:date="2026-10-09T00:23:00Z" w16du:dateUtc="2026-10-08T23:23:00Z"/>
               <w:b/>
               <w:color w:val="156082"/>
               <w:sz w:val="32"/>
@@ -1317,7 +1296,7 @@
           </w:rPrChange>
         </w:rPr>
       </w:pPr>
-      <w:ins w:id="117" w:author="nohemi fabiola serrano aguilar" w:date="2026-10-22T00:00:00Z" w16du:dateUtc="2026-10-21T23:00:00Z">
+      <w:ins w:id="116" w:author="nohemi fabiola serrano aguilar" w:date="2026-10-22T00:00:00Z" w16du:dateUtc="2026-10-21T23:00:00Z">
         <w:r>
           <w:rPr>
             <w:b/>
@@ -1337,13 +1316,13 @@
           <w:instrText>HYPERLINK "</w:instrText>
         </w:r>
       </w:ins>
-      <w:ins w:id="118" w:author="nohemi fabiola serrano aguilar" w:date="2026-10-09T00:23:00Z" w16du:dateUtc="2026-10-08T23:23:00Z">
+      <w:ins w:id="117" w:author="nohemi fabiola serrano aguilar" w:date="2026-10-09T00:23:00Z" w16du:dateUtc="2026-10-08T23:23:00Z">
         <w:r>
           <w:rPr>
             <w:color w:val="156082"/>
             <w:sz w:val="28"/>
             <w:szCs w:val="28"/>
-            <w:rPrChange w:id="119" w:author="nohemi fabiola serrano aguilar" w:date="2026-10-22T00:00:00Z" w16du:dateUtc="2026-10-21T23:00:00Z">
+            <w:rPrChange w:id="118" w:author="nohemi fabiola serrano aguilar" w:date="2026-10-22T00:00:00Z" w16du:dateUtc="2026-10-21T23:00:00Z">
               <w:rPr>
                 <w:rStyle w:val="Hyperlink"/>
                 <w:b/>
@@ -1355,11 +1334,11 @@
           <w:instrText>https://github.com/FabiolaSerranoAg/Strategic-Thinking-</w:instrText>
         </w:r>
       </w:ins>
-      <w:ins w:id="120" w:author="nohemi fabiola serrano aguilar" w:date="2026-10-22T00:00:00Z" w16du:dateUtc="2026-10-21T23:00:00Z">
+      <w:ins w:id="119" w:author="nohemi fabiola serrano aguilar" w:date="2026-10-22T00:00:00Z" w16du:dateUtc="2026-10-21T23:00:00Z">
         <w:r>
           <w:rPr>
             <w:color w:val="156082"/>
-            <w:rPrChange w:id="121" w:author="nohemi fabiola serrano aguilar" w:date="2026-10-22T00:00:00Z" w16du:dateUtc="2026-10-21T23:00:00Z">
+            <w:rPrChange w:id="120" w:author="nohemi fabiola serrano aguilar" w:date="2026-10-22T00:00:00Z" w16du:dateUtc="2026-10-21T23:00:00Z">
               <w:rPr>
                 <w:rStyle w:val="Hyperlink"/>
                 <w:b/>
@@ -1371,13 +1350,13 @@
           <w:instrText>Septem</w:instrText>
         </w:r>
       </w:ins>
-      <w:ins w:id="122" w:author="nohemi fabiola serrano aguilar" w:date="2026-10-09T00:23:00Z" w16du:dateUtc="2026-10-08T23:23:00Z">
+      <w:ins w:id="121" w:author="nohemi fabiola serrano aguilar" w:date="2026-10-09T00:23:00Z" w16du:dateUtc="2026-10-08T23:23:00Z">
         <w:r>
           <w:rPr>
             <w:color w:val="156082"/>
             <w:sz w:val="28"/>
             <w:szCs w:val="28"/>
-            <w:rPrChange w:id="123" w:author="nohemi fabiola serrano aguilar" w:date="2026-10-22T00:00:00Z" w16du:dateUtc="2026-10-21T23:00:00Z">
+            <w:rPrChange w:id="122" w:author="nohemi fabiola serrano aguilar" w:date="2026-10-22T00:00:00Z" w16du:dateUtc="2026-10-21T23:00:00Z">
               <w:rPr>
                 <w:rStyle w:val="Hyperlink"/>
                 <w:b/>
@@ -1389,7 +1368,7 @@
           <w:instrText>ber26.git</w:instrText>
         </w:r>
       </w:ins>
-      <w:ins w:id="124" w:author="nohemi fabiola serrano aguilar" w:date="2026-10-22T00:00:00Z" w16du:dateUtc="2026-10-21T23:00:00Z">
+      <w:ins w:id="123" w:author="nohemi fabiola serrano aguilar" w:date="2026-10-22T00:00:00Z" w16du:dateUtc="2026-10-21T23:00:00Z">
         <w:r>
           <w:rPr>
             <w:b/>
@@ -1417,14 +1396,14 @@
           <w:fldChar w:fldCharType="separate"/>
         </w:r>
       </w:ins>
-      <w:ins w:id="125" w:author="nohemi fabiola serrano aguilar" w:date="2026-10-09T00:23:00Z" w16du:dateUtc="2026-10-08T23:23:00Z">
+      <w:ins w:id="124" w:author="nohemi fabiola serrano aguilar" w:date="2026-10-09T00:23:00Z" w16du:dateUtc="2026-10-08T23:23:00Z">
         <w:r>
           <w:rPr>
             <w:rStyle w:val="Hyperlink"/>
             <w:b/>
             <w:sz w:val="28"/>
             <w:szCs w:val="28"/>
-            <w:rPrChange w:id="126" w:author="nohemi fabiola serrano aguilar" w:date="2026-10-22T00:00:00Z" w16du:dateUtc="2026-10-21T23:00:00Z">
+            <w:rPrChange w:id="125" w:author="nohemi fabiola serrano aguilar" w:date="2026-10-22T00:00:00Z" w16du:dateUtc="2026-10-21T23:00:00Z">
               <w:rPr>
                 <w:rStyle w:val="Hyperlink"/>
                 <w:b/>
@@ -1436,7 +1415,7 @@
           <w:t>https://github.com/FabiolaSerranoAg/Strategic-Thinking-</w:t>
         </w:r>
       </w:ins>
-      <w:ins w:id="127" w:author="nohemi fabiola serrano aguilar" w:date="2026-10-22T00:00:00Z" w16du:dateUtc="2026-10-21T23:00:00Z">
+      <w:ins w:id="126" w:author="nohemi fabiola serrano aguilar" w:date="2026-10-22T00:00:00Z" w16du:dateUtc="2026-10-21T23:00:00Z">
         <w:r>
           <w:rPr>
             <w:rStyle w:val="Hyperlink"/>
@@ -1447,14 +1426,14 @@
           <w:t>Septem</w:t>
         </w:r>
       </w:ins>
-      <w:ins w:id="128" w:author="nohemi fabiola serrano aguilar" w:date="2026-10-09T00:23:00Z" w16du:dateUtc="2026-10-08T23:23:00Z">
+      <w:ins w:id="127" w:author="nohemi fabiola serrano aguilar" w:date="2026-10-09T00:23:00Z" w16du:dateUtc="2026-10-08T23:23:00Z">
         <w:r>
           <w:rPr>
             <w:rStyle w:val="Hyperlink"/>
             <w:b/>
             <w:sz w:val="28"/>
             <w:szCs w:val="28"/>
-            <w:rPrChange w:id="129" w:author="nohemi fabiola serrano aguilar" w:date="2026-10-22T00:00:00Z" w16du:dateUtc="2026-10-21T23:00:00Z">
+            <w:rPrChange w:id="128" w:author="nohemi fabiola serrano aguilar" w:date="2026-10-22T00:00:00Z" w16du:dateUtc="2026-10-21T23:00:00Z">
               <w:rPr>
                 <w:rStyle w:val="Hyperlink"/>
                 <w:b/>
@@ -1466,7 +1445,7 @@
           <w:t>ber26.git</w:t>
         </w:r>
       </w:ins>
-      <w:ins w:id="130" w:author="nohemi fabiola serrano aguilar" w:date="2026-10-22T00:00:00Z" w16du:dateUtc="2026-10-21T23:00:00Z">
+      <w:ins w:id="129" w:author="nohemi fabiola serrano aguilar" w:date="2026-10-22T00:00:00Z" w16du:dateUtc="2026-10-21T23:00:00Z">
         <w:r>
           <w:rPr>
             <w:b/>
@@ -1481,15 +1460,15 @@
     <w:p>
       <w:pPr>
         <w:rPr>
-          <w:ins w:id="131" w:author="nohemi fabiola serrano aguilar" w:date="2026-10-08T23:54:00Z" w16du:dateUtc="2026-10-08T22:54:00Z"/>
+          <w:ins w:id="130" w:author="nohemi fabiola serrano aguilar" w:date="2026-10-08T23:54:00Z" w16du:dateUtc="2026-10-08T22:54:00Z"/>
           <w:rFonts w:eastAsia="Times New Roman"/>
           <w:b/>
           <w:bCs/>
           <w:sz w:val="35"/>
           <w:szCs w:val="35"/>
-          <w:rPrChange w:id="132" w:author="nohemi fabiola serrano aguilar" w:date="2026-10-09T20:56:00Z" w16du:dateUtc="2026-10-09T19:56:00Z">
+          <w:rPrChange w:id="131" w:author="nohemi fabiola serrano aguilar" w:date="2026-10-09T20:56:00Z" w16du:dateUtc="2026-10-09T19:56:00Z">
             <w:rPr>
-              <w:ins w:id="133" w:author="nohemi fabiola serrano aguilar" w:date="2026-10-08T23:54:00Z" w16du:dateUtc="2026-10-08T22:54:00Z"/>
+              <w:ins w:id="132" w:author="nohemi fabiola serrano aguilar" w:date="2026-10-08T23:54:00Z" w16du:dateUtc="2026-10-08T22:54:00Z"/>
               <w:rFonts w:eastAsia="Times New Roman"/>
               <w:b/>
               <w:bCs/>
@@ -1499,7 +1478,7 @@
           </w:rPrChange>
         </w:rPr>
       </w:pPr>
-      <w:ins w:id="134" w:author="nohemi fabiola serrano aguilar" w:date="2026-10-08T23:53:00Z" w16du:dateUtc="2026-10-08T22:53:00Z">
+      <w:ins w:id="133" w:author="nohemi fabiola serrano aguilar" w:date="2026-10-08T23:53:00Z" w16du:dateUtc="2026-10-08T22:53:00Z">
         <w:r>
           <w:rPr>
             <w:rFonts w:ascii="Calibri" w:eastAsia="Times New Roman" w:hAnsi="Calibri" w:cs="Calibri"/>
@@ -1507,7 +1486,7 @@
             <w:bCs/>
             <w:sz w:val="35"/>
             <w:szCs w:val="35"/>
-            <w:rPrChange w:id="135" w:author="nohemi fabiola serrano aguilar" w:date="2026-10-09T20:56:00Z" w16du:dateUtc="2026-10-09T19:56:00Z">
+            <w:rPrChange w:id="134" w:author="nohemi fabiola serrano aguilar" w:date="2026-10-09T20:56:00Z" w16du:dateUtc="2026-10-09T19:56:00Z">
               <w:rPr>
                 <w:rFonts w:ascii="Roboto" w:eastAsia="Times New Roman" w:hAnsi="Roboto"/>
                 <w:b/>
@@ -1525,15 +1504,15 @@
     <w:p>
       <w:pPr>
         <w:rPr>
-          <w:ins w:id="136" w:author="nohemi fabiola serrano aguilar" w:date="2026-10-08T23:53:00Z" w16du:dateUtc="2026-10-08T22:53:00Z"/>
+          <w:ins w:id="135" w:author="nohemi fabiola serrano aguilar" w:date="2026-10-08T23:53:00Z" w16du:dateUtc="2026-10-08T22:53:00Z"/>
           <w:rFonts w:ascii="Calibri" w:eastAsia="Times New Roman" w:hAnsi="Calibri" w:cs="Calibri"/>
           <w:b/>
           <w:bCs/>
           <w:sz w:val="32"/>
           <w:szCs w:val="32"/>
-          <w:rPrChange w:id="137" w:author="nohemi fabiola serrano aguilar" w:date="2026-10-08T23:53:00Z" w16du:dateUtc="2026-10-08T22:53:00Z">
+          <w:rPrChange w:id="136" w:author="nohemi fabiola serrano aguilar" w:date="2026-10-08T23:53:00Z" w16du:dateUtc="2026-10-08T22:53:00Z">
             <w:rPr>
-              <w:ins w:id="138" w:author="nohemi fabiola serrano aguilar" w:date="2026-10-08T23:53:00Z" w16du:dateUtc="2026-10-08T22:53:00Z"/>
+              <w:ins w:id="137" w:author="nohemi fabiola serrano aguilar" w:date="2026-10-08T23:53:00Z" w16du:dateUtc="2026-10-08T22:53:00Z"/>
               <w:rFonts w:ascii="Roboto" w:eastAsia="Times New Roman" w:hAnsi="Roboto"/>
               <w:b/>
               <w:bCs/>
@@ -1549,71 +1528,43 @@
         <w:spacing w:line="360" w:lineRule="auto"/>
         <w:jc w:val="both"/>
         <w:rPr>
-          <w:ins w:id="139" w:author="nohemi fabiola serrano aguilar" w:date="2026-10-08T23:53:00Z" w16du:dateUtc="2026-10-08T22:53:00Z"/>
+          <w:ins w:id="138" w:author="nohemi fabiola serrano aguilar" w:date="2026-10-08T23:53:00Z" w16du:dateUtc="2026-10-08T22:53:00Z"/>
           <w:rFonts w:ascii="Calibri" w:eastAsia="Times New Roman" w:hAnsi="Calibri" w:cs="Calibri"/>
           <w:sz w:val="24"/>
           <w:szCs w:val="24"/>
-          <w:rPrChange w:id="140" w:author="nohemi fabiola serrano aguilar" w:date="2026-10-08T23:54:00Z" w16du:dateUtc="2026-10-08T22:54:00Z">
+          <w:rPrChange w:id="139" w:author="nohemi fabiola serrano aguilar" w:date="2026-10-08T23:54:00Z" w16du:dateUtc="2026-10-08T22:54:00Z">
             <w:rPr>
-              <w:ins w:id="141" w:author="nohemi fabiola serrano aguilar" w:date="2026-10-08T23:53:00Z" w16du:dateUtc="2026-10-08T22:53:00Z"/>
+              <w:ins w:id="140" w:author="nohemi fabiola serrano aguilar" w:date="2026-10-08T23:53:00Z" w16du:dateUtc="2026-10-08T22:53:00Z"/>
               <w:rFonts w:ascii="Roboto" w:eastAsia="Times New Roman" w:hAnsi="Roboto"/>
             </w:rPr>
           </w:rPrChange>
         </w:rPr>
-        <w:pPrChange w:id="142" w:author="nohemi fabiola serrano aguilar" w:date="2026-10-08T23:54:00Z" w16du:dateUtc="2026-10-08T22:54:00Z">
+        <w:pPrChange w:id="141" w:author="nohemi fabiola serrano aguilar" w:date="2026-10-08T23:54:00Z" w16du:dateUtc="2026-10-08T22:54:00Z">
           <w:pPr>
             <w:jc w:val="both"/>
           </w:pPr>
         </w:pPrChange>
       </w:pPr>
-      <w:ins w:id="143" w:author="nohemi fabiola serrano aguilar" w:date="2026-10-08T23:53:00Z" w16du:dateUtc="2026-10-08T22:53:00Z">
+      <w:ins w:id="142" w:author="nohemi fabiola serrano aguilar" w:date="2026-10-08T23:53:00Z" w16du:dateUtc="2026-10-08T22:53:00Z">
         <w:r>
           <w:rPr>
             <w:rFonts w:ascii="Calibri" w:eastAsia="Times New Roman" w:hAnsi="Calibri" w:cs="Calibri"/>
             <w:sz w:val="24"/>
             <w:szCs w:val="24"/>
-            <w:rPrChange w:id="144" w:author="nohemi fabiola serrano aguilar" w:date="2026-10-08T23:54:00Z" w16du:dateUtc="2026-10-08T22:54:00Z">
+            <w:rPrChange w:id="143" w:author="nohemi fabiola serrano aguilar" w:date="2026-10-08T23:54:00Z" w16du:dateUtc="2026-10-08T22:54:00Z">
               <w:rPr>
                 <w:rFonts w:ascii="Roboto" w:eastAsia="Times New Roman" w:hAnsi="Roboto"/>
               </w:rPr>
             </w:rPrChange>
           </w:rPr>
-          <w:t xml:space="preserve">By submitting this assessment, I confirm that I have read the CCT policy on academic misconduct and understand the implications of submitting work that is not my own or does not appropriately reference material </w:t>
-        </w:r>
-        <w:proofErr w:type="gramStart"/>
-        <w:r>
-          <w:rPr>
-            <w:rFonts w:ascii="Calibri" w:eastAsia="Times New Roman" w:hAnsi="Calibri" w:cs="Calibri"/>
-            <w:sz w:val="24"/>
-            <w:szCs w:val="24"/>
-            <w:rPrChange w:id="145" w:author="nohemi fabiola serrano aguilar" w:date="2026-10-08T23:54:00Z" w16du:dateUtc="2026-10-08T22:54:00Z">
-              <w:rPr>
-                <w:rFonts w:ascii="Roboto" w:eastAsia="Times New Roman" w:hAnsi="Roboto"/>
-              </w:rPr>
-            </w:rPrChange>
-          </w:rPr>
-          <w:t>taken</w:t>
-        </w:r>
-        <w:proofErr w:type="gramEnd"/>
-        <w:r>
-          <w:rPr>
-            <w:rFonts w:ascii="Calibri" w:eastAsia="Times New Roman" w:hAnsi="Calibri" w:cs="Calibri"/>
-            <w:sz w:val="24"/>
-            <w:szCs w:val="24"/>
-            <w:rPrChange w:id="146" w:author="nohemi fabiola serrano aguilar" w:date="2026-10-08T23:54:00Z" w16du:dateUtc="2026-10-08T22:54:00Z">
-              <w:rPr>
-                <w:rFonts w:ascii="Roboto" w:eastAsia="Times New Roman" w:hAnsi="Roboto"/>
-              </w:rPr>
-            </w:rPrChange>
-          </w:rPr>
-          <w:t xml:space="preserve"> from a third party or other source. I declare it to be my own work and that all material from third parties has been appropriately referenced. I further confirm that this work has not previously been submitted for assessment by myself or someone else in CCT College Dublin or any other higher education institution.</w:t>
+          <w:t>By submitting this assessment, I confirm that I have read the CCT policy on academic misconduct and understand the implications of submitting work that is not my own or does not appropriately reference material taken from a third party or other source. I declare it to be my own work and that all material from third parties has been appropriately referenced. I further confirm that this work has not previously been submitted for assessment by myself or someone else in CCT College Dublin or any other higher education institution.</w:t>
         </w:r>
       </w:ins>
     </w:p>
     <w:p>
       <w:pPr>
         <w:rPr>
-          <w:ins w:id="147" w:author="nohemi fabiola serrano aguilar" w:date="2026-10-08T23:40:00Z" w16du:dateUtc="2026-10-08T22:40:00Z"/>
+          <w:ins w:id="144" w:author="nohemi fabiola serrano aguilar" w:date="2026-10-08T23:40:00Z" w16du:dateUtc="2026-10-08T22:40:00Z"/>
           <w:rFonts w:ascii="Calibri" w:hAnsi="Calibri" w:cs="Calibri"/>
         </w:rPr>
       </w:pPr>
@@ -1621,22 +1572,22 @@
     <w:p>
       <w:pPr>
         <w:rPr>
-          <w:ins w:id="148" w:author="nohemi fabiola serrano aguilar" w:date="2026-10-08T23:40:00Z" w16du:dateUtc="2026-10-08T22:40:00Z"/>
+          <w:ins w:id="145" w:author="nohemi fabiola serrano aguilar" w:date="2026-10-08T23:40:00Z" w16du:dateUtc="2026-10-08T22:40:00Z"/>
         </w:rPr>
       </w:pPr>
     </w:p>
     <w:p>
       <w:pPr>
         <w:rPr>
-          <w:ins w:id="149" w:author="nohemi fabiola serrano aguilar" w:date="2026-10-08T23:41:00Z" w16du:dateUtc="2026-10-08T22:41:00Z"/>
+          <w:ins w:id="146" w:author="nohemi fabiola serrano aguilar" w:date="2026-10-08T23:41:00Z" w16du:dateUtc="2026-10-08T22:41:00Z"/>
           <w:rFonts w:ascii="Calibri" w:eastAsia="Times New Roman" w:hAnsi="Calibri" w:cs="Calibri"/>
           <w:b/>
           <w:bCs/>
           <w:sz w:val="35"/>
           <w:szCs w:val="35"/>
-          <w:rPrChange w:id="150" w:author="nohemi fabiola serrano aguilar" w:date="2026-10-09T20:56:00Z" w16du:dateUtc="2026-10-09T19:56:00Z">
+          <w:rPrChange w:id="147" w:author="nohemi fabiola serrano aguilar" w:date="2026-10-09T20:56:00Z" w16du:dateUtc="2026-10-09T19:56:00Z">
             <w:rPr>
-              <w:ins w:id="151" w:author="nohemi fabiola serrano aguilar" w:date="2026-10-08T23:41:00Z" w16du:dateUtc="2026-10-08T22:41:00Z"/>
+              <w:ins w:id="148" w:author="nohemi fabiola serrano aguilar" w:date="2026-10-08T23:41:00Z" w16du:dateUtc="2026-10-08T22:41:00Z"/>
               <w:rFonts w:ascii="Roboto" w:eastAsia="Times New Roman" w:hAnsi="Roboto"/>
               <w:b/>
               <w:bCs/>
@@ -1646,7 +1597,7 @@
           </w:rPrChange>
         </w:rPr>
       </w:pPr>
-      <w:ins w:id="152" w:author="nohemi fabiola serrano aguilar" w:date="2026-10-08T23:40:00Z" w16du:dateUtc="2026-10-08T22:40:00Z">
+      <w:ins w:id="149" w:author="nohemi fabiola serrano aguilar" w:date="2026-10-08T23:40:00Z" w16du:dateUtc="2026-10-08T22:40:00Z">
         <w:r>
           <w:rPr>
             <w:rFonts w:ascii="Calibri" w:eastAsia="Times New Roman" w:hAnsi="Calibri" w:cs="Calibri"/>
@@ -1654,7 +1605,7 @@
             <w:bCs/>
             <w:sz w:val="35"/>
             <w:szCs w:val="35"/>
-            <w:rPrChange w:id="153" w:author="nohemi fabiola serrano aguilar" w:date="2026-10-09T20:56:00Z" w16du:dateUtc="2026-10-09T19:56:00Z">
+            <w:rPrChange w:id="150" w:author="nohemi fabiola serrano aguilar" w:date="2026-10-09T20:56:00Z" w16du:dateUtc="2026-10-09T19:56:00Z">
               <w:rPr>
                 <w:rFonts w:ascii="Roboto" w:eastAsia="Times New Roman" w:hAnsi="Roboto"/>
                 <w:b/>
@@ -1671,7 +1622,7 @@
     <w:p>
       <w:pPr>
         <w:rPr>
-          <w:ins w:id="154" w:author="nohemi fabiola serrano aguilar" w:date="2026-10-08T23:40:00Z" w16du:dateUtc="2026-10-08T22:40:00Z"/>
+          <w:ins w:id="151" w:author="nohemi fabiola serrano aguilar" w:date="2026-10-08T23:40:00Z" w16du:dateUtc="2026-10-08T22:40:00Z"/>
           <w:rFonts w:ascii="Roboto" w:eastAsia="Times New Roman" w:hAnsi="Roboto"/>
           <w:b/>
           <w:bCs/>
@@ -1685,13 +1636,13 @@
         <w:spacing w:line="360" w:lineRule="auto"/>
         <w:jc w:val="both"/>
         <w:rPr>
-          <w:ins w:id="155" w:author="nohemi fabiola serrano aguilar" w:date="2026-10-17T12:45:00Z" w16du:dateUtc="2026-10-17T11:45:00Z"/>
+          <w:ins w:id="152" w:author="nohemi fabiola serrano aguilar" w:date="2026-10-17T12:45:00Z" w16du:dateUtc="2026-10-17T11:45:00Z"/>
           <w:rFonts w:eastAsia="Times New Roman"/>
           <w:sz w:val="24"/>
           <w:szCs w:val="24"/>
         </w:rPr>
       </w:pPr>
-      <w:ins w:id="156" w:author="nohemi fabiola serrano aguilar" w:date="2026-10-09T00:53:00Z" w16du:dateUtc="2026-10-08T23:53:00Z">
+      <w:ins w:id="153" w:author="nohemi fabiola serrano aguilar" w:date="2026-10-09T00:53:00Z" w16du:dateUtc="2026-10-08T23:53:00Z">
         <w:r>
           <w:rPr>
             <w:rFonts w:eastAsia="Times New Roman"/>
@@ -1701,7 +1652,7 @@
           <w:t xml:space="preserve">This Capstone project </w:t>
         </w:r>
       </w:ins>
-      <w:ins w:id="157" w:author="nohemi fabiola serrano aguilar" w:date="2026-10-09T01:06:00Z" w16du:dateUtc="2026-10-09T00:06:00Z">
+      <w:ins w:id="154" w:author="nohemi fabiola serrano aguilar" w:date="2026-10-09T01:06:00Z" w16du:dateUtc="2026-10-09T00:06:00Z">
         <w:r>
           <w:rPr>
             <w:rFonts w:eastAsia="Times New Roman"/>
@@ -1711,7 +1662,7 @@
           <w:t>proposal outlines the development of an end</w:t>
         </w:r>
       </w:ins>
-      <w:ins w:id="158" w:author="nohemi fabiola serrano aguilar" w:date="2026-10-09T01:07:00Z" w16du:dateUtc="2026-10-09T00:07:00Z">
+      <w:ins w:id="155" w:author="nohemi fabiola serrano aguilar" w:date="2026-10-09T01:07:00Z" w16du:dateUtc="2026-10-09T00:07:00Z">
         <w:r>
           <w:rPr>
             <w:rFonts w:eastAsia="Times New Roman"/>
@@ -1721,7 +1672,7 @@
           <w:t xml:space="preserve">-to-end Predictive </w:t>
         </w:r>
       </w:ins>
-      <w:ins w:id="159" w:author="nohemi fabiola serrano aguilar" w:date="2026-10-09T23:13:00Z" w16du:dateUtc="2026-10-09T22:13:00Z">
+      <w:ins w:id="156" w:author="nohemi fabiola serrano aguilar" w:date="2026-10-09T23:13:00Z" w16du:dateUtc="2026-10-09T22:13:00Z">
         <w:r>
           <w:rPr>
             <w:rFonts w:eastAsia="Times New Roman"/>
@@ -1731,7 +1682,7 @@
           <w:t>Business</w:t>
         </w:r>
       </w:ins>
-      <w:ins w:id="160" w:author="nohemi fabiola serrano aguilar" w:date="2026-10-09T01:07:00Z" w16du:dateUtc="2026-10-09T00:07:00Z">
+      <w:ins w:id="157" w:author="nohemi fabiola serrano aguilar" w:date="2026-10-09T01:07:00Z" w16du:dateUtc="2026-10-09T00:07:00Z">
         <w:r>
           <w:rPr>
             <w:rFonts w:eastAsia="Times New Roman"/>
@@ -1741,7 +1692,7 @@
           <w:t xml:space="preserve"> Intelligence (BI) Ecosystem designed to optimize public Healthcare </w:t>
         </w:r>
       </w:ins>
-      <w:ins w:id="161" w:author="nohemi fabiola serrano aguilar" w:date="2026-10-09T23:12:00Z" w16du:dateUtc="2026-10-09T22:12:00Z">
+      <w:ins w:id="158" w:author="nohemi fabiola serrano aguilar" w:date="2026-10-09T23:12:00Z" w16du:dateUtc="2026-10-09T22:12:00Z">
         <w:r>
           <w:rPr>
             <w:rFonts w:eastAsia="Times New Roman"/>
@@ -1751,7 +1702,7 @@
           <w:t>resource</w:t>
         </w:r>
       </w:ins>
-      <w:ins w:id="162" w:author="nohemi fabiola serrano aguilar" w:date="2026-10-09T01:07:00Z" w16du:dateUtc="2026-10-09T00:07:00Z">
+      <w:ins w:id="159" w:author="nohemi fabiola serrano aguilar" w:date="2026-10-09T01:07:00Z" w16du:dateUtc="2026-10-09T00:07:00Z">
         <w:r>
           <w:rPr>
             <w:rFonts w:eastAsia="Times New Roman"/>
@@ -1761,7 +1712,7 @@
           <w:t xml:space="preserve"> allocation across the 32 federal entities of Mexic</w:t>
         </w:r>
       </w:ins>
-      <w:ins w:id="163" w:author="nohemi fabiola serrano aguilar" w:date="2026-10-09T01:08:00Z" w16du:dateUtc="2026-10-09T00:08:00Z">
+      <w:ins w:id="160" w:author="nohemi fabiola serrano aguilar" w:date="2026-10-09T01:08:00Z" w16du:dateUtc="2026-10-09T00:08:00Z">
         <w:r>
           <w:rPr>
             <w:rFonts w:eastAsia="Times New Roman"/>
@@ -1776,93 +1727,111 @@
             <w:sz w:val="24"/>
             <w:szCs w:val="24"/>
           </w:rPr>
-          <w:t xml:space="preserve">ced from Plataforma Nacional de Datos </w:t>
-        </w:r>
-        <w:proofErr w:type="spellStart"/>
+          <w:t xml:space="preserve">ced from Plataforma Nacional de Datos Abiertos, the study addresses regional and demographic </w:t>
+        </w:r>
+      </w:ins>
+      <w:ins w:id="161" w:author="nohemi fabiola serrano aguilar" w:date="2026-10-09T01:09:00Z" w16du:dateUtc="2026-10-09T00:09:00Z">
         <w:r>
           <w:rPr>
             <w:rFonts w:eastAsia="Times New Roman"/>
             <w:sz w:val="24"/>
             <w:szCs w:val="24"/>
           </w:rPr>
-          <w:t>Abiertos</w:t>
-        </w:r>
-        <w:proofErr w:type="spellEnd"/>
+          <w:t>enrolment volatility. The project implements multivariate regression and ensemble Machine Learning algo</w:t>
+        </w:r>
         <w:r>
           <w:rPr>
             <w:rFonts w:eastAsia="Times New Roman"/>
             <w:sz w:val="24"/>
             <w:szCs w:val="24"/>
           </w:rPr>
-          <w:t xml:space="preserve">, the study addresses regional and demographic </w:t>
-        </w:r>
-      </w:ins>
-      <w:ins w:id="164" w:author="nohemi fabiola serrano aguilar" w:date="2026-10-09T01:09:00Z" w16du:dateUtc="2026-10-09T00:09:00Z">
+          <w:t xml:space="preserve">rithms to model and forecast public healthcare demand </w:t>
+        </w:r>
+      </w:ins>
+      <w:ins w:id="162" w:author="nohemi fabiola serrano aguilar" w:date="2026-10-09T01:10:00Z" w16du:dateUtc="2026-10-09T00:10:00Z">
         <w:r>
           <w:rPr>
             <w:rFonts w:eastAsia="Times New Roman"/>
             <w:sz w:val="24"/>
             <w:szCs w:val="24"/>
           </w:rPr>
-          <w:t>enrolment volatility. The project implements multivariate regression and ensemble Machine Learning algo</w:t>
-        </w:r>
+          <w:t>across specific gender classes and eight granular age brackets, shifting public infrastructure management from a rea</w:t>
+        </w:r>
+      </w:ins>
+      <w:ins w:id="163" w:author="nohemi fabiola serrano aguilar" w:date="2026-10-09T23:12:00Z" w16du:dateUtc="2026-10-09T22:12:00Z">
         <w:r>
           <w:rPr>
             <w:rFonts w:eastAsia="Times New Roman"/>
             <w:sz w:val="24"/>
             <w:szCs w:val="24"/>
           </w:rPr>
-          <w:t xml:space="preserve">rithms to model and forecast public healthcare demand </w:t>
-        </w:r>
-      </w:ins>
-      <w:ins w:id="165" w:author="nohemi fabiola serrano aguilar" w:date="2026-10-09T01:10:00Z" w16du:dateUtc="2026-10-09T00:10:00Z">
+          <w:t>c</w:t>
+        </w:r>
+      </w:ins>
+      <w:ins w:id="164" w:author="nohemi fabiola serrano aguilar" w:date="2026-10-09T01:10:00Z" w16du:dateUtc="2026-10-09T00:10:00Z">
         <w:r>
           <w:rPr>
             <w:rFonts w:eastAsia="Times New Roman"/>
             <w:sz w:val="24"/>
             <w:szCs w:val="24"/>
           </w:rPr>
-          <w:t>across specific gender classes and eight granular age brackets, shifting public infrastructure management from a rea</w:t>
-        </w:r>
-      </w:ins>
-      <w:ins w:id="166" w:author="nohemi fabiola serrano aguilar" w:date="2026-10-09T23:12:00Z" w16du:dateUtc="2026-10-09T22:12:00Z">
+          <w:t>t</w:t>
+        </w:r>
         <w:r>
           <w:rPr>
             <w:rFonts w:eastAsia="Times New Roman"/>
             <w:sz w:val="24"/>
             <w:szCs w:val="24"/>
           </w:rPr>
-          <w:t>c</w:t>
-        </w:r>
-      </w:ins>
-      <w:ins w:id="167" w:author="nohemi fabiola serrano aguilar" w:date="2026-10-09T01:10:00Z" w16du:dateUtc="2026-10-09T00:10:00Z">
+          <w:t>ive framework into a proactive, data-d</w:t>
+        </w:r>
+      </w:ins>
+      <w:ins w:id="165" w:author="nohemi fabiola serrano aguilar" w:date="2026-10-09T01:11:00Z" w16du:dateUtc="2026-10-09T00:11:00Z">
         <w:r>
           <w:rPr>
             <w:rFonts w:eastAsia="Times New Roman"/>
             <w:sz w:val="24"/>
             <w:szCs w:val="24"/>
           </w:rPr>
-          <w:t>t</w:t>
-        </w:r>
-        <w:r>
-          <w:rPr>
-            <w:rFonts w:eastAsia="Times New Roman"/>
-            <w:sz w:val="24"/>
-            <w:szCs w:val="24"/>
-          </w:rPr>
-          <w:t>ive framework into a proactive, data-d</w:t>
-        </w:r>
-      </w:ins>
-      <w:ins w:id="168" w:author="nohemi fabiola serrano aguilar" w:date="2026-10-09T01:11:00Z" w16du:dateUtc="2026-10-09T00:11:00Z">
-        <w:r>
-          <w:rPr>
-            <w:rFonts w:eastAsia="Times New Roman"/>
-            <w:sz w:val="24"/>
-            <w:szCs w:val="24"/>
-          </w:rPr>
           <w:t>riven strategy.</w:t>
         </w:r>
       </w:ins>
+    </w:p>
+    <w:p>
+      <w:pPr>
+        <w:spacing w:line="360" w:lineRule="auto"/>
+        <w:jc w:val="both"/>
+        <w:rPr>
+          <w:ins w:id="166" w:author="nohemi fabiola serrano aguilar" w:date="2026-10-17T12:45:00Z" w16du:dateUtc="2026-10-17T11:45:00Z"/>
+          <w:rFonts w:eastAsia="Times New Roman"/>
+          <w:sz w:val="24"/>
+          <w:szCs w:val="24"/>
+        </w:rPr>
+      </w:pPr>
+    </w:p>
+    <w:p>
+      <w:pPr>
+        <w:spacing w:line="360" w:lineRule="auto"/>
+        <w:jc w:val="both"/>
+        <w:rPr>
+          <w:ins w:id="167" w:author="nohemi fabiola serrano aguilar" w:date="2026-10-17T12:45:00Z" w16du:dateUtc="2026-10-17T11:45:00Z"/>
+          <w:rFonts w:eastAsia="Times New Roman"/>
+          <w:sz w:val="24"/>
+          <w:szCs w:val="24"/>
+        </w:rPr>
+      </w:pPr>
+    </w:p>
+    <w:p>
+      <w:pPr>
+        <w:spacing w:line="360" w:lineRule="auto"/>
+        <w:jc w:val="both"/>
+        <w:rPr>
+          <w:ins w:id="168" w:author="nohemi fabiola serrano aguilar" w:date="2026-10-17T12:45:00Z" w16du:dateUtc="2026-10-17T11:45:00Z"/>
+          <w:rFonts w:eastAsia="Times New Roman"/>
+          <w:sz w:val="24"/>
+          <w:szCs w:val="24"/>
+        </w:rPr>
+      </w:pPr>
     </w:p>
     <w:p>
       <w:pPr>
@@ -1881,43 +1850,7 @@
         <w:spacing w:line="360" w:lineRule="auto"/>
         <w:jc w:val="both"/>
         <w:rPr>
-          <w:ins w:id="170" w:author="nohemi fabiola serrano aguilar" w:date="2026-10-17T12:45:00Z" w16du:dateUtc="2026-10-17T11:45:00Z"/>
-          <w:rFonts w:eastAsia="Times New Roman"/>
-          <w:sz w:val="24"/>
-          <w:szCs w:val="24"/>
-        </w:rPr>
-      </w:pPr>
-    </w:p>
-    <w:p>
-      <w:pPr>
-        <w:spacing w:line="360" w:lineRule="auto"/>
-        <w:jc w:val="both"/>
-        <w:rPr>
-          <w:ins w:id="171" w:author="nohemi fabiola serrano aguilar" w:date="2026-10-17T12:45:00Z" w16du:dateUtc="2026-10-17T11:45:00Z"/>
-          <w:rFonts w:eastAsia="Times New Roman"/>
-          <w:sz w:val="24"/>
-          <w:szCs w:val="24"/>
-        </w:rPr>
-      </w:pPr>
-    </w:p>
-    <w:p>
-      <w:pPr>
-        <w:spacing w:line="360" w:lineRule="auto"/>
-        <w:jc w:val="both"/>
-        <w:rPr>
-          <w:ins w:id="172" w:author="nohemi fabiola serrano aguilar" w:date="2026-10-17T12:45:00Z" w16du:dateUtc="2026-10-17T11:45:00Z"/>
-          <w:rFonts w:eastAsia="Times New Roman"/>
-          <w:sz w:val="24"/>
-          <w:szCs w:val="24"/>
-        </w:rPr>
-      </w:pPr>
-    </w:p>
-    <w:p>
-      <w:pPr>
-        <w:spacing w:line="360" w:lineRule="auto"/>
-        <w:jc w:val="both"/>
-        <w:rPr>
-          <w:ins w:id="173" w:author="nohemi fabiola serrano aguilar" w:date="2026-10-09T01:11:00Z" w16du:dateUtc="2026-10-09T00:11:00Z"/>
+          <w:ins w:id="170" w:author="nohemi fabiola serrano aguilar" w:date="2026-10-09T01:11:00Z" w16du:dateUtc="2026-10-09T00:11:00Z"/>
           <w:rFonts w:eastAsia="Times New Roman"/>
           <w:sz w:val="24"/>
           <w:szCs w:val="24"/>
@@ -1937,7 +1870,7 @@
         </w:pBdr>
         <w:spacing w:before="240" w:after="0" w:line="240" w:lineRule="auto"/>
         <w:rPr>
-          <w:ins w:id="174" w:author="nohemi fabiola serrano aguilar" w:date="2026-10-17T12:45:00Z" w16du:dateUtc="2026-10-17T11:45:00Z"/>
+          <w:ins w:id="171" w:author="nohemi fabiola serrano aguilar" w:date="2026-10-17T12:45:00Z" w16du:dateUtc="2026-10-17T11:45:00Z"/>
           <w:rFonts w:ascii="Calibri" w:eastAsia="Play" w:hAnsi="Calibri" w:cs="Calibri"/>
           <w:b/>
           <w:bCs/>
@@ -1946,7 +1879,7 @@
           <w:szCs w:val="35"/>
         </w:rPr>
       </w:pPr>
-      <w:ins w:id="175" w:author="nohemi fabiola serrano aguilar" w:date="2026-10-08T23:56:00Z" w16du:dateUtc="2026-10-08T22:56:00Z">
+      <w:ins w:id="172" w:author="nohemi fabiola serrano aguilar" w:date="2026-10-08T23:56:00Z" w16du:dateUtc="2026-10-08T22:56:00Z">
         <w:r>
           <w:rPr>
             <w:rFonts w:ascii="Calibri" w:eastAsia="Play" w:hAnsi="Calibri" w:cs="Calibri"/>
@@ -1955,7 +1888,7 @@
             <w:color w:val="0F4761"/>
             <w:sz w:val="35"/>
             <w:szCs w:val="35"/>
-            <w:rPrChange w:id="176" w:author="nohemi fabiola serrano aguilar" w:date="2026-10-09T20:56:00Z" w16du:dateUtc="2026-10-09T19:56:00Z">
+            <w:rPrChange w:id="173" w:author="nohemi fabiola serrano aguilar" w:date="2026-10-09T20:56:00Z" w16du:dateUtc="2026-10-09T19:56:00Z">
               <w:rPr>
                 <w:rFonts w:ascii="Play" w:eastAsia="Play" w:hAnsi="Play" w:cs="Play"/>
                 <w:color w:val="0F4761"/>
@@ -1982,7 +1915,7 @@
         </w:pBdr>
         <w:spacing w:before="240" w:after="0" w:line="240" w:lineRule="auto"/>
         <w:rPr>
-          <w:ins w:id="177" w:author="nohemi fabiola serrano aguilar" w:date="2026-10-09T21:24:00Z" w16du:dateUtc="2026-10-09T20:24:00Z"/>
+          <w:ins w:id="174" w:author="nohemi fabiola serrano aguilar" w:date="2026-10-09T21:24:00Z" w16du:dateUtc="2026-10-09T20:24:00Z"/>
           <w:rFonts w:ascii="Calibri" w:eastAsia="Play" w:hAnsi="Calibri" w:cs="Calibri"/>
           <w:b/>
           <w:bCs/>
@@ -1992,7 +1925,7 @@
         </w:rPr>
       </w:pPr>
     </w:p>
-    <w:customXmlInsRangeStart w:id="178" w:author="nohemi fabiola serrano aguilar" w:date="2026-10-09T21:29:00Z"/>
+    <w:customXmlInsRangeStart w:id="175" w:author="nohemi fabiola serrano aguilar" w:date="2026-10-09T21:29:00Z"/>
     <w:sdt>
       <w:sdtPr>
         <w:id w:val="-1939593324"/>
@@ -2008,7 +1941,7 @@
         </w:rPr>
       </w:sdtEndPr>
       <w:sdtContent>
-        <w:customXmlInsRangeEnd w:id="178"/>
+        <w:customXmlInsRangeEnd w:id="175"/>
         <w:p>
           <w:pPr>
             <w:pBdr>
@@ -2023,19 +1956,19 @@
             </w:tabs>
             <w:spacing w:after="100"/>
             <w:rPr>
-              <w:ins w:id="179" w:author="nohemi fabiola serrano aguilar" w:date="2026-10-09T21:29:00Z" w16du:dateUtc="2026-10-09T20:29:00Z"/>
+              <w:ins w:id="176" w:author="nohemi fabiola serrano aguilar" w:date="2026-10-09T21:29:00Z" w16du:dateUtc="2026-10-09T20:29:00Z"/>
               <w:rFonts w:ascii="Aptos" w:eastAsia="Aptos" w:hAnsi="Aptos" w:cs="Aptos"/>
               <w:color w:val="000000"/>
               <w:sz w:val="24"/>
               <w:szCs w:val="24"/>
-              <w:rPrChange w:id="180" w:author="nohemi fabiola serrano aguilar" w:date="2026-10-09T20:56:00Z" w16du:dateUtc="2026-10-09T19:56:00Z">
+              <w:rPrChange w:id="177" w:author="nohemi fabiola serrano aguilar" w:date="2026-10-09T20:56:00Z" w16du:dateUtc="2026-10-09T19:56:00Z">
                 <w:rPr>
-                  <w:ins w:id="181" w:author="nohemi fabiola serrano aguilar" w:date="2026-10-09T21:29:00Z" w16du:dateUtc="2026-10-09T20:29:00Z"/>
+                  <w:ins w:id="178" w:author="nohemi fabiola serrano aguilar" w:date="2026-10-09T21:29:00Z" w16du:dateUtc="2026-10-09T20:29:00Z"/>
                 </w:rPr>
               </w:rPrChange>
             </w:rPr>
           </w:pPr>
-          <w:ins w:id="182" w:author="nohemi fabiola serrano aguilar" w:date="2026-10-09T21:29:00Z" w16du:dateUtc="2026-10-09T20:29:00Z">
+          <w:ins w:id="179" w:author="nohemi fabiola serrano aguilar" w:date="2026-10-09T21:29:00Z" w16du:dateUtc="2026-10-09T20:29:00Z">
             <w:r>
               <w:fldChar w:fldCharType="begin"/>
             </w:r>
@@ -2055,12 +1988,12 @@
               <w:fldChar w:fldCharType="separate"/>
             </w:r>
           </w:ins>
-          <w:ins w:id="183" w:author="nohemi fabiola serrano aguilar" w:date="2026-10-09T21:32:00Z" w16du:dateUtc="2026-10-09T20:32:00Z">
+          <w:ins w:id="180" w:author="nohemi fabiola serrano aguilar" w:date="2026-10-09T21:32:00Z" w16du:dateUtc="2026-10-09T20:32:00Z">
             <w:r>
               <w:t>Academic Misconduct Declaration</w:t>
             </w:r>
           </w:ins>
-          <w:ins w:id="184" w:author="nohemi fabiola serrano aguilar" w:date="2026-10-09T21:29:00Z" w16du:dateUtc="2026-10-09T20:29:00Z">
+          <w:ins w:id="181" w:author="nohemi fabiola serrano aguilar" w:date="2026-10-09T21:29:00Z" w16du:dateUtc="2026-10-09T20:29:00Z">
             <w:r>
               <w:rPr>
                 <w:color w:val="000000"/>
@@ -2071,7 +2004,7 @@
               <w:fldChar w:fldCharType="end"/>
             </w:r>
           </w:ins>
-          <w:ins w:id="185" w:author="nohemi fabiola serrano aguilar" w:date="2026-10-17T23:21:00Z" w16du:dateUtc="2026-10-17T22:21:00Z">
+          <w:ins w:id="182" w:author="nohemi fabiola serrano aguilar" w:date="2026-10-17T23:21:00Z" w16du:dateUtc="2026-10-17T22:21:00Z">
             <w:r>
               <w:t>3</w:t>
             </w:r>
@@ -2091,14 +2024,14 @@
             </w:tabs>
             <w:spacing w:after="100"/>
             <w:rPr>
-              <w:ins w:id="186" w:author="nohemi fabiola serrano aguilar" w:date="2026-10-09T21:29:00Z" w16du:dateUtc="2026-10-09T20:29:00Z"/>
+              <w:ins w:id="183" w:author="nohemi fabiola serrano aguilar" w:date="2026-10-09T21:29:00Z" w16du:dateUtc="2026-10-09T20:29:00Z"/>
               <w:rFonts w:ascii="Aptos" w:eastAsia="Aptos" w:hAnsi="Aptos" w:cs="Aptos"/>
               <w:color w:val="000000"/>
               <w:sz w:val="24"/>
               <w:szCs w:val="24"/>
             </w:rPr>
           </w:pPr>
-          <w:ins w:id="187" w:author="nohemi fabiola serrano aguilar" w:date="2026-10-09T21:29:00Z" w16du:dateUtc="2026-10-09T20:29:00Z">
+          <w:ins w:id="184" w:author="nohemi fabiola serrano aguilar" w:date="2026-10-09T21:29:00Z" w16du:dateUtc="2026-10-09T20:29:00Z">
             <w:r>
               <w:fldChar w:fldCharType="begin"/>
             </w:r>
@@ -2109,7 +2042,7 @@
               <w:fldChar w:fldCharType="separate"/>
             </w:r>
           </w:ins>
-          <w:ins w:id="188" w:author="nohemi fabiola serrano aguilar" w:date="2026-10-09T21:42:00Z" w16du:dateUtc="2026-10-09T20:42:00Z">
+          <w:ins w:id="185" w:author="nohemi fabiola serrano aguilar" w:date="2026-10-09T21:42:00Z" w16du:dateUtc="2026-10-09T20:42:00Z">
             <w:r>
               <w:rPr>
                 <w:color w:val="000000"/>
@@ -2117,7 +2050,7 @@
               <w:t>Abstract</w:t>
             </w:r>
           </w:ins>
-          <w:ins w:id="189" w:author="nohemi fabiola serrano aguilar" w:date="2026-10-09T21:29:00Z" w16du:dateUtc="2026-10-09T20:29:00Z">
+          <w:ins w:id="186" w:author="nohemi fabiola serrano aguilar" w:date="2026-10-09T21:29:00Z" w16du:dateUtc="2026-10-09T20:29:00Z">
             <w:r>
               <w:rPr>
                 <w:color w:val="000000"/>
@@ -2128,7 +2061,7 @@
               <w:fldChar w:fldCharType="end"/>
             </w:r>
           </w:ins>
-          <w:ins w:id="190" w:author="nohemi fabiola serrano aguilar" w:date="2026-10-17T23:21:00Z" w16du:dateUtc="2026-10-17T22:21:00Z">
+          <w:ins w:id="187" w:author="nohemi fabiola serrano aguilar" w:date="2026-10-17T23:21:00Z" w16du:dateUtc="2026-10-17T22:21:00Z">
             <w:r>
               <w:t>3</w:t>
             </w:r>
@@ -2153,20 +2086,87 @@
             </w:tabs>
             <w:spacing w:after="100"/>
             <w:rPr>
-              <w:ins w:id="191" w:author="nohemi fabiola serrano aguilar" w:date="2026-10-09T21:43:00Z" w16du:dateUtc="2026-10-09T20:43:00Z"/>
+              <w:ins w:id="188" w:author="nohemi fabiola serrano aguilar" w:date="2026-10-09T21:43:00Z" w16du:dateUtc="2026-10-09T20:43:00Z"/>
               <w:rFonts w:ascii="Aptos" w:eastAsia="Aptos" w:hAnsi="Aptos" w:cs="Aptos"/>
               <w:color w:val="000000"/>
               <w:sz w:val="24"/>
               <w:szCs w:val="24"/>
-              <w:rPrChange w:id="192" w:author="nohemi fabiola serrano aguilar" w:date="2026-10-09T21:43:00Z" w16du:dateUtc="2026-10-09T20:43:00Z">
+              <w:rPrChange w:id="189" w:author="nohemi fabiola serrano aguilar" w:date="2026-10-09T21:43:00Z" w16du:dateUtc="2026-10-09T20:43:00Z">
                 <w:rPr>
-                  <w:ins w:id="193" w:author="nohemi fabiola serrano aguilar" w:date="2026-10-09T21:43:00Z" w16du:dateUtc="2026-10-09T20:43:00Z"/>
+                  <w:ins w:id="190" w:author="nohemi fabiola serrano aguilar" w:date="2026-10-09T21:43:00Z" w16du:dateUtc="2026-10-09T20:43:00Z"/>
                 </w:rPr>
               </w:rPrChange>
             </w:rPr>
           </w:pPr>
+          <w:ins w:id="191" w:author="nohemi fabiola serrano aguilar" w:date="2026-10-09T21:29:00Z" w16du:dateUtc="2026-10-09T20:29:00Z">
+            <w:r>
+              <w:fldChar w:fldCharType="begin"/>
+            </w:r>
+            <w:r>
+              <w:instrText>HYPERLINK \l "_heading=h.1fob9te" \h</w:instrText>
+            </w:r>
+            <w:r>
+              <w:fldChar w:fldCharType="separate"/>
+            </w:r>
+          </w:ins>
+          <w:ins w:id="192" w:author="nohemi fabiola serrano aguilar" w:date="2026-10-09T21:42:00Z" w16du:dateUtc="2026-10-09T20:42:00Z">
+            <w:r>
+              <w:t>Projec</w:t>
+            </w:r>
+          </w:ins>
+          <w:ins w:id="193" w:author="nohemi fabiola serrano aguilar" w:date="2026-10-09T21:43:00Z" w16du:dateUtc="2026-10-09T20:43:00Z">
+            <w:r>
+              <w:t>t</w:t>
+            </w:r>
+          </w:ins>
           <w:ins w:id="194" w:author="nohemi fabiola serrano aguilar" w:date="2026-10-09T21:29:00Z" w16du:dateUtc="2026-10-09T20:29:00Z">
             <w:r>
+              <w:rPr>
+                <w:color w:val="000000"/>
+              </w:rPr>
+              <w:tab/>
+            </w:r>
+            <w:r>
+              <w:fldChar w:fldCharType="end"/>
+            </w:r>
+          </w:ins>
+          <w:ins w:id="195" w:author="nohemi fabiola serrano aguilar" w:date="2026-10-17T23:21:00Z" w16du:dateUtc="2026-10-17T22:21:00Z">
+            <w:r>
+              <w:t>5</w:t>
+            </w:r>
+          </w:ins>
+        </w:p>
+        <w:p>
+          <w:pPr>
+            <w:pStyle w:val="ListParagraph"/>
+            <w:numPr>
+              <w:ilvl w:val="0"/>
+              <w:numId w:val="13"/>
+            </w:numPr>
+            <w:pBdr>
+              <w:top w:val="nil"/>
+              <w:left w:val="nil"/>
+              <w:bottom w:val="nil"/>
+              <w:right w:val="nil"/>
+              <w:between w:val="nil"/>
+            </w:pBdr>
+            <w:tabs>
+              <w:tab w:val="right" w:leader="dot" w:pos="9016"/>
+            </w:tabs>
+            <w:spacing w:after="100"/>
+            <w:rPr>
+              <w:ins w:id="196" w:author="nohemi fabiola serrano aguilar" w:date="2026-10-09T21:43:00Z" w16du:dateUtc="2026-10-09T20:43:00Z"/>
+              <w:rFonts w:ascii="Aptos" w:eastAsia="Aptos" w:hAnsi="Aptos" w:cs="Aptos"/>
+              <w:color w:val="000000"/>
+              <w:sz w:val="24"/>
+              <w:szCs w:val="24"/>
+            </w:rPr>
+          </w:pPr>
+          <w:ins w:id="197" w:author="nohemi fabiola serrano aguilar" w:date="2026-10-09T21:43:00Z" w16du:dateUtc="2026-10-09T20:43:00Z">
+            <w:r>
+              <w:t>Introduction</w:t>
+            </w:r>
+            <w:r>
               <w:fldChar w:fldCharType="begin"/>
             </w:r>
             <w:r>
@@ -2175,18 +2175,6 @@
             <w:r>
               <w:fldChar w:fldCharType="separate"/>
             </w:r>
-          </w:ins>
-          <w:ins w:id="195" w:author="nohemi fabiola serrano aguilar" w:date="2026-10-09T21:42:00Z" w16du:dateUtc="2026-10-09T20:42:00Z">
-            <w:r>
-              <w:t>Projec</w:t>
-            </w:r>
-          </w:ins>
-          <w:ins w:id="196" w:author="nohemi fabiola serrano aguilar" w:date="2026-10-09T21:43:00Z" w16du:dateUtc="2026-10-09T20:43:00Z">
-            <w:r>
-              <w:t>t</w:t>
-            </w:r>
-          </w:ins>
-          <w:ins w:id="197" w:author="nohemi fabiola serrano aguilar" w:date="2026-10-09T21:29:00Z" w16du:dateUtc="2026-10-09T20:29:00Z">
             <w:r>
               <w:rPr>
                 <w:color w:val="000000"/>
@@ -2231,65 +2219,10 @@
           </w:pPr>
           <w:ins w:id="200" w:author="nohemi fabiola serrano aguilar" w:date="2026-10-09T21:43:00Z" w16du:dateUtc="2026-10-09T20:43:00Z">
             <w:r>
-              <w:t>Introduction</w:t>
-            </w:r>
-            <w:r>
-              <w:fldChar w:fldCharType="begin"/>
-            </w:r>
-            <w:r>
-              <w:instrText>HYPERLINK \l "_heading=h.1fob9te" \h</w:instrText>
-            </w:r>
-            <w:r>
-              <w:fldChar w:fldCharType="separate"/>
-            </w:r>
-            <w:r>
-              <w:rPr>
-                <w:color w:val="000000"/>
-              </w:rPr>
-              <w:tab/>
-            </w:r>
-            <w:r>
-              <w:fldChar w:fldCharType="end"/>
-            </w:r>
-          </w:ins>
-          <w:ins w:id="201" w:author="nohemi fabiola serrano aguilar" w:date="2026-10-17T23:21:00Z" w16du:dateUtc="2026-10-17T22:21:00Z">
-            <w:r>
-              <w:t>5</w:t>
-            </w:r>
-          </w:ins>
-        </w:p>
-        <w:p>
-          <w:pPr>
-            <w:pStyle w:val="ListParagraph"/>
-            <w:numPr>
-              <w:ilvl w:val="0"/>
-              <w:numId w:val="13"/>
-            </w:numPr>
-            <w:pBdr>
-              <w:top w:val="nil"/>
-              <w:left w:val="nil"/>
-              <w:bottom w:val="nil"/>
-              <w:right w:val="nil"/>
-              <w:between w:val="nil"/>
-            </w:pBdr>
-            <w:tabs>
-              <w:tab w:val="right" w:leader="dot" w:pos="9016"/>
-            </w:tabs>
-            <w:spacing w:after="100"/>
-            <w:rPr>
-              <w:ins w:id="202" w:author="nohemi fabiola serrano aguilar" w:date="2026-10-09T21:43:00Z" w16du:dateUtc="2026-10-09T20:43:00Z"/>
-              <w:rFonts w:ascii="Aptos" w:eastAsia="Aptos" w:hAnsi="Aptos" w:cs="Aptos"/>
-              <w:color w:val="000000"/>
-              <w:sz w:val="24"/>
-              <w:szCs w:val="24"/>
-            </w:rPr>
-          </w:pPr>
-          <w:ins w:id="203" w:author="nohemi fabiola serrano aguilar" w:date="2026-10-09T21:43:00Z" w16du:dateUtc="2026-10-09T20:43:00Z">
-            <w:r>
               <w:rPr>
                 <w:rFonts w:ascii="Aptos" w:eastAsia="Aptos" w:hAnsi="Aptos" w:cs="Aptos"/>
                 <w:color w:val="000000"/>
-                <w:rPrChange w:id="204" w:author="nohemi fabiola serrano aguilar" w:date="2026-10-09T21:44:00Z" w16du:dateUtc="2026-10-09T20:44:00Z">
+                <w:rPrChange w:id="201" w:author="nohemi fabiola serrano aguilar" w:date="2026-10-09T21:44:00Z" w16du:dateUtc="2026-10-09T20:44:00Z">
                   <w:rPr>
                     <w:rFonts w:ascii="Aptos" w:eastAsia="Aptos" w:hAnsi="Aptos" w:cs="Aptos"/>
                     <w:color w:val="000000"/>
@@ -2319,7 +2252,7 @@
               <w:fldChar w:fldCharType="end"/>
             </w:r>
           </w:ins>
-          <w:ins w:id="205" w:author="nohemi fabiola serrano aguilar" w:date="2026-10-17T23:21:00Z" w16du:dateUtc="2026-10-17T22:21:00Z">
+          <w:ins w:id="202" w:author="nohemi fabiola serrano aguilar" w:date="2026-10-17T23:21:00Z" w16du:dateUtc="2026-10-17T22:21:00Z">
             <w:r>
               <w:t>6</w:t>
             </w:r>
@@ -2350,7 +2283,7 @@
               <w:szCs w:val="24"/>
             </w:rPr>
           </w:pPr>
-          <w:ins w:id="206" w:author="nohemi fabiola serrano aguilar" w:date="2026-10-09T21:44:00Z" w16du:dateUtc="2026-10-09T20:44:00Z">
+          <w:ins w:id="203" w:author="nohemi fabiola serrano aguilar" w:date="2026-10-09T21:44:00Z" w16du:dateUtc="2026-10-09T20:44:00Z">
             <w:r>
               <w:fldChar w:fldCharType="begin"/>
             </w:r>
@@ -2373,7 +2306,7 @@
               <w:fldChar w:fldCharType="end"/>
             </w:r>
           </w:ins>
-          <w:ins w:id="207" w:author="nohemi fabiola serrano aguilar" w:date="2026-10-17T23:22:00Z" w16du:dateUtc="2026-10-17T22:22:00Z">
+          <w:ins w:id="204" w:author="nohemi fabiola serrano aguilar" w:date="2026-10-17T23:22:00Z" w16du:dateUtc="2026-10-17T22:22:00Z">
             <w:r>
               <w:t>7</w:t>
             </w:r>
@@ -2395,14 +2328,14 @@
             <w:spacing w:after="100"/>
             <w:ind w:left="580"/>
             <w:rPr>
-              <w:ins w:id="208" w:author="nohemi fabiola serrano aguilar" w:date="2026-10-09T21:44:00Z" w16du:dateUtc="2026-10-09T20:44:00Z"/>
+              <w:ins w:id="205" w:author="nohemi fabiola serrano aguilar" w:date="2026-10-09T21:44:00Z" w16du:dateUtc="2026-10-09T20:44:00Z"/>
               <w:rFonts w:ascii="Aptos" w:eastAsia="Aptos" w:hAnsi="Aptos" w:cs="Aptos"/>
               <w:color w:val="000000"/>
               <w:sz w:val="24"/>
               <w:szCs w:val="24"/>
             </w:rPr>
           </w:pPr>
-          <w:ins w:id="209" w:author="nohemi fabiola serrano aguilar" w:date="2026-10-09T21:48:00Z" w16du:dateUtc="2026-10-09T20:48:00Z">
+          <w:ins w:id="206" w:author="nohemi fabiola serrano aguilar" w:date="2026-10-09T21:48:00Z" w16du:dateUtc="2026-10-09T20:48:00Z">
             <w:r>
               <w:fldChar w:fldCharType="begin"/>
             </w:r>
@@ -2419,7 +2352,7 @@
             </w:rPr>
             <w:t>4</w:t>
           </w:r>
-          <w:ins w:id="210" w:author="nohemi fabiola serrano aguilar" w:date="2026-10-09T21:48:00Z" w16du:dateUtc="2026-10-09T20:48:00Z">
+          <w:ins w:id="207" w:author="nohemi fabiola serrano aguilar" w:date="2026-10-09T21:48:00Z" w16du:dateUtc="2026-10-09T20:48:00Z">
             <w:r>
               <w:rPr>
                 <w:color w:val="000000"/>
@@ -2433,7 +2366,7 @@
               <w:t xml:space="preserve">. </w:t>
             </w:r>
           </w:ins>
-          <w:ins w:id="211" w:author="nohemi fabiola serrano aguilar" w:date="2026-10-17T23:55:00Z" w16du:dateUtc="2026-10-17T22:55:00Z">
+          <w:ins w:id="208" w:author="nohemi fabiola serrano aguilar" w:date="2026-10-17T23:55:00Z" w16du:dateUtc="2026-10-17T22:55:00Z">
             <w:r>
               <w:rPr>
                 <w:color w:val="000000"/>
@@ -2453,7 +2386,7 @@
               <w:t>esis</w:t>
             </w:r>
           </w:ins>
-          <w:ins w:id="212" w:author="nohemi fabiola serrano aguilar" w:date="2026-10-09T21:48:00Z" w16du:dateUtc="2026-10-09T20:48:00Z">
+          <w:ins w:id="209" w:author="nohemi fabiola serrano aguilar" w:date="2026-10-09T21:48:00Z" w16du:dateUtc="2026-10-09T20:48:00Z">
             <w:r>
               <w:rPr>
                 <w:color w:val="000000"/>
@@ -2464,7 +2397,7 @@
               <w:fldChar w:fldCharType="end"/>
             </w:r>
           </w:ins>
-          <w:ins w:id="213" w:author="nohemi fabiola serrano aguilar" w:date="2026-10-17T23:22:00Z" w16du:dateUtc="2026-10-17T22:22:00Z">
+          <w:ins w:id="210" w:author="nohemi fabiola serrano aguilar" w:date="2026-10-17T23:22:00Z" w16du:dateUtc="2026-10-17T22:22:00Z">
             <w:r>
               <w:t>8</w:t>
             </w:r>
@@ -2489,24 +2422,24 @@
             </w:tabs>
             <w:spacing w:after="100"/>
             <w:rPr>
-              <w:ins w:id="214" w:author="nohemi fabiola serrano aguilar" w:date="2026-10-09T21:48:00Z" w16du:dateUtc="2026-10-09T20:48:00Z"/>
+              <w:ins w:id="211" w:author="nohemi fabiola serrano aguilar" w:date="2026-10-09T21:48:00Z" w16du:dateUtc="2026-10-09T20:48:00Z"/>
               <w:rFonts w:ascii="Aptos" w:eastAsia="Aptos" w:hAnsi="Aptos" w:cs="Aptos"/>
               <w:color w:val="000000"/>
               <w:sz w:val="24"/>
               <w:szCs w:val="24"/>
-              <w:rPrChange w:id="215" w:author="nohemi fabiola serrano aguilar" w:date="2026-10-09T21:48:00Z" w16du:dateUtc="2026-10-09T20:48:00Z">
+              <w:rPrChange w:id="212" w:author="nohemi fabiola serrano aguilar" w:date="2026-10-09T21:48:00Z" w16du:dateUtc="2026-10-09T20:48:00Z">
                 <w:rPr>
-                  <w:ins w:id="216" w:author="nohemi fabiola serrano aguilar" w:date="2026-10-09T21:48:00Z" w16du:dateUtc="2026-10-09T20:48:00Z"/>
+                  <w:ins w:id="213" w:author="nohemi fabiola serrano aguilar" w:date="2026-10-09T21:48:00Z" w16du:dateUtc="2026-10-09T20:48:00Z"/>
                 </w:rPr>
               </w:rPrChange>
             </w:rPr>
           </w:pPr>
-          <w:ins w:id="217" w:author="nohemi fabiola serrano aguilar" w:date="2026-10-09T21:44:00Z" w16du:dateUtc="2026-10-09T20:44:00Z">
+          <w:ins w:id="214" w:author="nohemi fabiola serrano aguilar" w:date="2026-10-09T21:44:00Z" w16du:dateUtc="2026-10-09T20:44:00Z">
             <w:r>
               <w:rPr>
                 <w:rFonts w:ascii="Aptos" w:eastAsia="Aptos" w:hAnsi="Aptos" w:cs="Aptos"/>
                 <w:color w:val="000000"/>
-                <w:rPrChange w:id="218" w:author="nohemi fabiola serrano aguilar" w:date="2026-10-09T21:44:00Z" w16du:dateUtc="2026-10-09T20:44:00Z">
+                <w:rPrChange w:id="215" w:author="nohemi fabiola serrano aguilar" w:date="2026-10-09T21:44:00Z" w16du:dateUtc="2026-10-09T20:44:00Z">
                   <w:rPr>
                     <w:rFonts w:ascii="Aptos" w:eastAsia="Aptos" w:hAnsi="Aptos" w:cs="Aptos"/>
                     <w:color w:val="000000"/>
@@ -2536,7 +2469,7 @@
               <w:fldChar w:fldCharType="end"/>
             </w:r>
           </w:ins>
-          <w:ins w:id="219" w:author="nohemi fabiola serrano aguilar" w:date="2026-10-17T23:22:00Z" w16du:dateUtc="2026-10-17T22:22:00Z">
+          <w:ins w:id="216" w:author="nohemi fabiola serrano aguilar" w:date="2026-10-17T23:22:00Z" w16du:dateUtc="2026-10-17T22:22:00Z">
             <w:r>
               <w:t>9</w:t>
             </w:r>
@@ -2558,11 +2491,11 @@
             <w:spacing w:after="100"/>
             <w:ind w:left="580"/>
             <w:rPr>
-              <w:ins w:id="220" w:author="nohemi fabiola serrano aguilar" w:date="2026-10-09T21:48:00Z" w16du:dateUtc="2026-10-09T20:48:00Z"/>
+              <w:ins w:id="217" w:author="nohemi fabiola serrano aguilar" w:date="2026-10-09T21:48:00Z" w16du:dateUtc="2026-10-09T20:48:00Z"/>
               <w:rFonts w:ascii="Aptos" w:eastAsia="Aptos" w:hAnsi="Aptos" w:cs="Aptos"/>
               <w:color w:val="000000"/>
             </w:rPr>
-            <w:pPrChange w:id="221" w:author="nohemi fabiola serrano aguilar" w:date="2026-10-09T21:48:00Z" w16du:dateUtc="2026-10-09T20:48:00Z">
+            <w:pPrChange w:id="218" w:author="nohemi fabiola serrano aguilar" w:date="2026-10-09T21:48:00Z" w16du:dateUtc="2026-10-09T20:48:00Z">
               <w:pPr>
                 <w:pStyle w:val="ListParagraph"/>
                 <w:numPr>
@@ -2583,7 +2516,7 @@
               </w:pPr>
             </w:pPrChange>
           </w:pPr>
-          <w:ins w:id="222" w:author="nohemi fabiola serrano aguilar" w:date="2026-10-09T21:48:00Z" w16du:dateUtc="2026-10-09T20:48:00Z">
+          <w:ins w:id="219" w:author="nohemi fabiola serrano aguilar" w:date="2026-10-09T21:48:00Z" w16du:dateUtc="2026-10-09T20:48:00Z">
             <w:r>
               <w:fldChar w:fldCharType="begin"/>
             </w:r>
@@ -2627,7 +2560,7 @@
               <w:fldChar w:fldCharType="end"/>
             </w:r>
           </w:ins>
-          <w:ins w:id="223" w:author="nohemi fabiola serrano aguilar" w:date="2026-10-17T23:23:00Z" w16du:dateUtc="2026-10-17T22:23:00Z">
+          <w:ins w:id="220" w:author="nohemi fabiola serrano aguilar" w:date="2026-10-17T23:23:00Z" w16du:dateUtc="2026-10-17T22:23:00Z">
             <w:r>
               <w:t>9</w:t>
             </w:r>
@@ -2649,12 +2582,12 @@
             <w:spacing w:after="100"/>
             <w:ind w:left="580"/>
             <w:rPr>
-              <w:ins w:id="224" w:author="nohemi fabiola serrano aguilar" w:date="2026-10-09T21:48:00Z" w16du:dateUtc="2026-10-09T20:48:00Z"/>
+              <w:ins w:id="221" w:author="nohemi fabiola serrano aguilar" w:date="2026-10-09T21:48:00Z" w16du:dateUtc="2026-10-09T20:48:00Z"/>
               <w:rFonts w:ascii="Aptos" w:eastAsia="Aptos" w:hAnsi="Aptos" w:cs="Aptos"/>
               <w:color w:val="000000"/>
             </w:rPr>
           </w:pPr>
-          <w:ins w:id="225" w:author="nohemi fabiola serrano aguilar" w:date="2026-10-09T21:48:00Z" w16du:dateUtc="2026-10-09T20:48:00Z">
+          <w:ins w:id="222" w:author="nohemi fabiola serrano aguilar" w:date="2026-10-09T21:48:00Z" w16du:dateUtc="2026-10-09T20:48:00Z">
             <w:r>
               <w:fldChar w:fldCharType="begin"/>
             </w:r>
@@ -2698,7 +2631,7 @@
               <w:fldChar w:fldCharType="end"/>
             </w:r>
           </w:ins>
-          <w:ins w:id="226" w:author="nohemi fabiola serrano aguilar" w:date="2026-10-17T23:23:00Z" w16du:dateUtc="2026-10-17T22:23:00Z">
+          <w:ins w:id="223" w:author="nohemi fabiola serrano aguilar" w:date="2026-10-17T23:23:00Z" w16du:dateUtc="2026-10-17T22:23:00Z">
             <w:r>
               <w:t>9</w:t>
             </w:r>
@@ -2723,19 +2656,19 @@
             </w:tabs>
             <w:spacing w:after="100"/>
             <w:rPr>
-              <w:ins w:id="227" w:author="nohemi fabiola serrano aguilar" w:date="2026-10-09T22:27:00Z" w16du:dateUtc="2026-10-09T21:27:00Z"/>
+              <w:ins w:id="224" w:author="nohemi fabiola serrano aguilar" w:date="2026-10-09T22:27:00Z" w16du:dateUtc="2026-10-09T21:27:00Z"/>
               <w:rFonts w:ascii="Aptos" w:eastAsia="Aptos" w:hAnsi="Aptos" w:cs="Aptos"/>
               <w:color w:val="000000"/>
               <w:sz w:val="24"/>
               <w:szCs w:val="24"/>
-              <w:rPrChange w:id="228" w:author="nohemi fabiola serrano aguilar" w:date="2026-10-09T22:27:00Z" w16du:dateUtc="2026-10-09T21:27:00Z">
+              <w:rPrChange w:id="225" w:author="nohemi fabiola serrano aguilar" w:date="2026-10-09T22:27:00Z" w16du:dateUtc="2026-10-09T21:27:00Z">
                 <w:rPr>
-                  <w:ins w:id="229" w:author="nohemi fabiola serrano aguilar" w:date="2026-10-09T22:27:00Z" w16du:dateUtc="2026-10-09T21:27:00Z"/>
+                  <w:ins w:id="226" w:author="nohemi fabiola serrano aguilar" w:date="2026-10-09T22:27:00Z" w16du:dateUtc="2026-10-09T21:27:00Z"/>
                 </w:rPr>
               </w:rPrChange>
             </w:rPr>
           </w:pPr>
-          <w:ins w:id="230" w:author="nohemi fabiola serrano aguilar" w:date="2026-10-09T21:49:00Z" w16du:dateUtc="2026-10-09T20:49:00Z">
+          <w:ins w:id="227" w:author="nohemi fabiola serrano aguilar" w:date="2026-10-09T21:49:00Z" w16du:dateUtc="2026-10-09T20:49:00Z">
             <w:r>
               <w:fldChar w:fldCharType="begin"/>
             </w:r>
@@ -2759,7 +2692,7 @@
               <w:fldChar w:fldCharType="end"/>
             </w:r>
           </w:ins>
-          <w:ins w:id="231" w:author="nohemi fabiola serrano aguilar" w:date="2026-10-17T23:23:00Z" w16du:dateUtc="2026-10-17T22:23:00Z">
+          <w:ins w:id="228" w:author="nohemi fabiola serrano aguilar" w:date="2026-10-17T23:23:00Z" w16du:dateUtc="2026-10-17T22:23:00Z">
             <w:r>
               <w:t>0</w:t>
             </w:r>
@@ -2781,10 +2714,10 @@
             <w:spacing w:after="100"/>
             <w:ind w:left="580"/>
             <w:rPr>
-              <w:ins w:id="232" w:author="nohemi fabiola serrano aguilar" w:date="2026-10-09T22:28:00Z" w16du:dateUtc="2026-10-09T21:28:00Z"/>
+              <w:ins w:id="229" w:author="nohemi fabiola serrano aguilar" w:date="2026-10-09T22:28:00Z" w16du:dateUtc="2026-10-09T21:28:00Z"/>
             </w:rPr>
           </w:pPr>
-          <w:ins w:id="233" w:author="nohemi fabiola serrano aguilar" w:date="2026-10-09T22:27:00Z" w16du:dateUtc="2026-10-09T21:27:00Z">
+          <w:ins w:id="230" w:author="nohemi fabiola serrano aguilar" w:date="2026-10-09T22:27:00Z" w16du:dateUtc="2026-10-09T21:27:00Z">
             <w:r>
               <w:fldChar w:fldCharType="begin"/>
             </w:r>
@@ -2829,7 +2762,7 @@
               <w:fldChar w:fldCharType="end"/>
             </w:r>
           </w:ins>
-          <w:ins w:id="234" w:author="nohemi fabiola serrano aguilar" w:date="2026-10-17T23:25:00Z" w16du:dateUtc="2026-10-17T22:25:00Z">
+          <w:ins w:id="231" w:author="nohemi fabiola serrano aguilar" w:date="2026-10-17T23:25:00Z" w16du:dateUtc="2026-10-17T22:25:00Z">
             <w:r>
               <w:t>0</w:t>
             </w:r>
@@ -2851,7 +2784,7 @@
             <w:spacing w:after="100"/>
             <w:ind w:left="580"/>
           </w:pPr>
-          <w:ins w:id="235" w:author="nohemi fabiola serrano aguilar" w:date="2026-10-09T22:28:00Z" w16du:dateUtc="2026-10-09T21:28:00Z">
+          <w:ins w:id="232" w:author="nohemi fabiola serrano aguilar" w:date="2026-10-09T22:28:00Z" w16du:dateUtc="2026-10-09T21:28:00Z">
             <w:r>
               <w:fldChar w:fldCharType="begin"/>
             </w:r>
@@ -2896,7 +2829,7 @@
               <w:fldChar w:fldCharType="end"/>
             </w:r>
           </w:ins>
-          <w:ins w:id="236" w:author="nohemi fabiola serrano aguilar" w:date="2026-10-17T23:25:00Z" w16du:dateUtc="2026-10-17T22:25:00Z">
+          <w:ins w:id="233" w:author="nohemi fabiola serrano aguilar" w:date="2026-10-17T23:25:00Z" w16du:dateUtc="2026-10-17T22:25:00Z">
             <w:r>
               <w:t>0</w:t>
             </w:r>
@@ -2918,7 +2851,7 @@
             <w:spacing w:after="100"/>
             <w:ind w:left="580"/>
           </w:pPr>
-          <w:ins w:id="237" w:author="nohemi fabiola serrano aguilar" w:date="2026-10-09T22:28:00Z" w16du:dateUtc="2026-10-09T21:28:00Z">
+          <w:ins w:id="234" w:author="nohemi fabiola serrano aguilar" w:date="2026-10-09T22:28:00Z" w16du:dateUtc="2026-10-09T21:28:00Z">
             <w:r>
               <w:fldChar w:fldCharType="begin"/>
             </w:r>
@@ -2941,7 +2874,7 @@
               <w:t>.</w:t>
             </w:r>
           </w:ins>
-          <w:ins w:id="238" w:author="nohemi fabiola serrano aguilar" w:date="2026-10-17T23:24:00Z" w16du:dateUtc="2026-10-17T22:24:00Z">
+          <w:ins w:id="235" w:author="nohemi fabiola serrano aguilar" w:date="2026-10-17T23:24:00Z" w16du:dateUtc="2026-10-17T22:24:00Z">
             <w:r>
               <w:rPr>
                 <w:color w:val="000000"/>
@@ -2949,7 +2882,7 @@
               <w:t>3</w:t>
             </w:r>
           </w:ins>
-          <w:del w:id="239" w:author="nohemi fabiola serrano aguilar" w:date="2026-10-17T23:24:00Z" w16du:dateUtc="2026-10-17T22:24:00Z">
+          <w:del w:id="236" w:author="nohemi fabiola serrano aguilar" w:date="2026-10-17T23:24:00Z" w16du:dateUtc="2026-10-17T22:24:00Z">
             <w:r>
               <w:rPr>
                 <w:color w:val="000000"/>
@@ -2957,7 +2890,7 @@
               <w:delText>4</w:delText>
             </w:r>
           </w:del>
-          <w:ins w:id="240" w:author="nohemi fabiola serrano aguilar" w:date="2026-10-09T22:28:00Z" w16du:dateUtc="2026-10-09T21:28:00Z">
+          <w:ins w:id="237" w:author="nohemi fabiola serrano aguilar" w:date="2026-10-09T22:28:00Z" w16du:dateUtc="2026-10-09T21:28:00Z">
             <w:r>
               <w:rPr>
                 <w:color w:val="000000"/>
@@ -2965,7 +2898,7 @@
               <w:t xml:space="preserve">. </w:t>
             </w:r>
           </w:ins>
-          <w:del w:id="241" w:author="nohemi fabiola serrano aguilar" w:date="2026-10-17T23:24:00Z" w16du:dateUtc="2026-10-17T22:24:00Z">
+          <w:del w:id="238" w:author="nohemi fabiola serrano aguilar" w:date="2026-10-17T23:24:00Z" w16du:dateUtc="2026-10-17T22:24:00Z">
             <w:r>
               <w:rPr>
                 <w:color w:val="000000"/>
@@ -2973,7 +2906,7 @@
               <w:delText>Future Feedback Loop and Model Sustainability</w:delText>
             </w:r>
           </w:del>
-          <w:ins w:id="242" w:author="nohemi fabiola serrano aguilar" w:date="2026-10-09T22:28:00Z" w16du:dateUtc="2026-10-09T21:28:00Z">
+          <w:ins w:id="239" w:author="nohemi fabiola serrano aguilar" w:date="2026-10-09T22:28:00Z" w16du:dateUtc="2026-10-09T21:28:00Z">
             <w:r>
               <w:rPr>
                 <w:color w:val="000000"/>
@@ -2991,7 +2924,7 @@
               <w:fldChar w:fldCharType="end"/>
             </w:r>
           </w:ins>
-          <w:ins w:id="243" w:author="nohemi fabiola serrano aguilar" w:date="2026-10-17T23:25:00Z" w16du:dateUtc="2026-10-17T22:25:00Z">
+          <w:ins w:id="240" w:author="nohemi fabiola serrano aguilar" w:date="2026-10-17T23:25:00Z" w16du:dateUtc="2026-10-17T22:25:00Z">
             <w:r>
               <w:t>0</w:t>
             </w:r>
@@ -3013,10 +2946,10 @@
             <w:spacing w:after="100"/>
             <w:ind w:left="580"/>
             <w:rPr>
-              <w:ins w:id="244" w:author="nohemi fabiola serrano aguilar" w:date="2026-10-17T23:26:00Z" w16du:dateUtc="2026-10-17T22:26:00Z"/>
+              <w:ins w:id="241" w:author="nohemi fabiola serrano aguilar" w:date="2026-10-17T23:26:00Z" w16du:dateUtc="2026-10-17T22:26:00Z"/>
             </w:rPr>
           </w:pPr>
-          <w:ins w:id="245" w:author="nohemi fabiola serrano aguilar" w:date="2026-10-09T22:28:00Z" w16du:dateUtc="2026-10-09T21:28:00Z">
+          <w:ins w:id="242" w:author="nohemi fabiola serrano aguilar" w:date="2026-10-09T22:28:00Z" w16du:dateUtc="2026-10-09T21:28:00Z">
             <w:r>
               <w:fldChar w:fldCharType="begin"/>
             </w:r>
@@ -3045,7 +2978,7 @@
             </w:rPr>
             <w:t>4</w:t>
           </w:r>
-          <w:ins w:id="246" w:author="nohemi fabiola serrano aguilar" w:date="2026-10-09T22:28:00Z" w16du:dateUtc="2026-10-09T21:28:00Z">
+          <w:ins w:id="243" w:author="nohemi fabiola serrano aguilar" w:date="2026-10-09T22:28:00Z" w16du:dateUtc="2026-10-09T21:28:00Z">
             <w:r>
               <w:rPr>
                 <w:color w:val="000000"/>
@@ -3063,9 +2996,65 @@
               <w:fldChar w:fldCharType="end"/>
             </w:r>
           </w:ins>
-          <w:ins w:id="247" w:author="nohemi fabiola serrano aguilar" w:date="2026-10-17T23:26:00Z" w16du:dateUtc="2026-10-17T22:26:00Z">
+          <w:ins w:id="244" w:author="nohemi fabiola serrano aguilar" w:date="2026-10-17T23:26:00Z" w16du:dateUtc="2026-10-17T22:26:00Z">
             <w:r>
               <w:t>1</w:t>
+            </w:r>
+          </w:ins>
+        </w:p>
+        <w:p>
+          <w:pPr>
+            <w:pStyle w:val="ListParagraph"/>
+            <w:numPr>
+              <w:ilvl w:val="0"/>
+              <w:numId w:val="13"/>
+            </w:numPr>
+            <w:pBdr>
+              <w:top w:val="nil"/>
+              <w:left w:val="nil"/>
+              <w:bottom w:val="nil"/>
+              <w:right w:val="nil"/>
+              <w:between w:val="nil"/>
+            </w:pBdr>
+            <w:tabs>
+              <w:tab w:val="right" w:leader="dot" w:pos="9016"/>
+            </w:tabs>
+            <w:spacing w:after="100"/>
+            <w:rPr>
+              <w:ins w:id="245" w:author="nohemi fabiola serrano aguilar" w:date="2026-10-09T21:50:00Z" w16du:dateUtc="2026-10-09T20:50:00Z"/>
+              <w:rFonts w:ascii="Aptos" w:eastAsia="Aptos" w:hAnsi="Aptos" w:cs="Aptos"/>
+              <w:color w:val="000000"/>
+              <w:sz w:val="24"/>
+              <w:szCs w:val="24"/>
+            </w:rPr>
+          </w:pPr>
+          <w:ins w:id="246" w:author="nohemi fabiola serrano aguilar" w:date="2026-10-09T21:50:00Z" w16du:dateUtc="2026-10-09T20:50:00Z">
+            <w:r>
+              <w:fldChar w:fldCharType="begin"/>
+            </w:r>
+            <w:r>
+              <w:instrText>HYPERLINK \l "_heading=h.1fob9te" \h</w:instrText>
+            </w:r>
+            <w:r>
+              <w:fldChar w:fldCharType="separate"/>
+            </w:r>
+            <w:r>
+              <w:t>Data Sources</w:t>
+            </w:r>
+            <w:r>
+              <w:rPr>
+                <w:color w:val="000000"/>
+              </w:rPr>
+              <w:tab/>
+              <w:t>1</w:t>
+            </w:r>
+            <w:r>
+              <w:fldChar w:fldCharType="end"/>
+            </w:r>
+          </w:ins>
+          <w:ins w:id="247" w:author="nohemi fabiola serrano aguilar" w:date="2026-10-17T23:27:00Z" w16du:dateUtc="2026-10-17T22:27:00Z">
+            <w:r>
+              <w:t>2</w:t>
             </w:r>
           </w:ins>
         </w:p>
@@ -3093,9 +3082,14 @@
               <w:color w:val="000000"/>
               <w:sz w:val="24"/>
               <w:szCs w:val="24"/>
+              <w:rPrChange w:id="249" w:author="nohemi fabiola serrano aguilar" w:date="2026-10-09T21:52:00Z" w16du:dateUtc="2026-10-09T20:52:00Z">
+                <w:rPr>
+                  <w:ins w:id="250" w:author="nohemi fabiola serrano aguilar" w:date="2026-10-09T21:50:00Z" w16du:dateUtc="2026-10-09T20:50:00Z"/>
+                </w:rPr>
+              </w:rPrChange>
             </w:rPr>
           </w:pPr>
-          <w:ins w:id="249" w:author="nohemi fabiola serrano aguilar" w:date="2026-10-09T21:50:00Z" w16du:dateUtc="2026-10-09T20:50:00Z">
+          <w:ins w:id="251" w:author="nohemi fabiola serrano aguilar" w:date="2026-10-09T21:51:00Z" w16du:dateUtc="2026-10-09T20:51:00Z">
             <w:r>
               <w:fldChar w:fldCharType="begin"/>
             </w:r>
@@ -3105,9 +3099,16 @@
             <w:r>
               <w:fldChar w:fldCharType="separate"/>
             </w:r>
-            <w:r>
-              <w:t>Data Sources</w:t>
-            </w:r>
+          </w:ins>
+          <w:ins w:id="252" w:author="nohemi fabiola serrano aguilar" w:date="2026-10-09T21:52:00Z" w16du:dateUtc="2026-10-09T20:52:00Z">
+            <w:r>
+              <w:t>Expecte</w:t>
+            </w:r>
+            <w:r>
+              <w:t>d Deliveries</w:t>
+            </w:r>
+          </w:ins>
+          <w:ins w:id="253" w:author="nohemi fabiola serrano aguilar" w:date="2026-10-09T21:51:00Z" w16du:dateUtc="2026-10-09T20:51:00Z">
             <w:r>
               <w:rPr>
                 <w:color w:val="000000"/>
@@ -3119,7 +3120,7 @@
               <w:fldChar w:fldCharType="end"/>
             </w:r>
           </w:ins>
-          <w:ins w:id="250" w:author="nohemi fabiola serrano aguilar" w:date="2026-10-17T23:27:00Z" w16du:dateUtc="2026-10-17T22:27:00Z">
+          <w:ins w:id="254" w:author="nohemi fabiola serrano aguilar" w:date="2026-10-17T23:27:00Z" w16du:dateUtc="2026-10-17T22:27:00Z">
             <w:r>
               <w:t>2</w:t>
             </w:r>
@@ -3144,19 +3145,19 @@
             </w:tabs>
             <w:spacing w:after="100"/>
             <w:rPr>
-              <w:ins w:id="251" w:author="nohemi fabiola serrano aguilar" w:date="2026-10-09T21:50:00Z" w16du:dateUtc="2026-10-09T20:50:00Z"/>
+              <w:ins w:id="255" w:author="nohemi fabiola serrano aguilar" w:date="2026-10-09T21:50:00Z" w16du:dateUtc="2026-10-09T20:50:00Z"/>
               <w:rFonts w:ascii="Aptos" w:eastAsia="Aptos" w:hAnsi="Aptos" w:cs="Aptos"/>
               <w:color w:val="000000"/>
               <w:sz w:val="24"/>
               <w:szCs w:val="24"/>
-              <w:rPrChange w:id="252" w:author="nohemi fabiola serrano aguilar" w:date="2026-10-09T21:52:00Z" w16du:dateUtc="2026-10-09T20:52:00Z">
+              <w:rPrChange w:id="256" w:author="nohemi fabiola serrano aguilar" w:date="2026-10-09T21:52:00Z" w16du:dateUtc="2026-10-09T20:52:00Z">
                 <w:rPr>
-                  <w:ins w:id="253" w:author="nohemi fabiola serrano aguilar" w:date="2026-10-09T21:50:00Z" w16du:dateUtc="2026-10-09T20:50:00Z"/>
+                  <w:ins w:id="257" w:author="nohemi fabiola serrano aguilar" w:date="2026-10-09T21:50:00Z" w16du:dateUtc="2026-10-09T20:50:00Z"/>
                 </w:rPr>
               </w:rPrChange>
             </w:rPr>
           </w:pPr>
-          <w:ins w:id="254" w:author="nohemi fabiola serrano aguilar" w:date="2026-10-09T21:51:00Z" w16du:dateUtc="2026-10-09T20:51:00Z">
+          <w:ins w:id="258" w:author="nohemi fabiola serrano aguilar" w:date="2026-10-09T21:52:00Z" w16du:dateUtc="2026-10-09T20:52:00Z">
             <w:r>
               <w:fldChar w:fldCharType="begin"/>
             </w:r>
@@ -3166,16 +3167,9 @@
             <w:r>
               <w:fldChar w:fldCharType="separate"/>
             </w:r>
-          </w:ins>
-          <w:ins w:id="255" w:author="nohemi fabiola serrano aguilar" w:date="2026-10-09T21:52:00Z" w16du:dateUtc="2026-10-09T20:52:00Z">
-            <w:r>
-              <w:t>Expecte</w:t>
-            </w:r>
-            <w:r>
-              <w:t>d Deliveries</w:t>
-            </w:r>
-          </w:ins>
-          <w:ins w:id="256" w:author="nohemi fabiola serrano aguilar" w:date="2026-10-09T21:51:00Z" w16du:dateUtc="2026-10-09T20:51:00Z">
+            <w:r>
+              <w:t>Project Timeline</w:t>
+            </w:r>
             <w:r>
               <w:rPr>
                 <w:color w:val="000000"/>
@@ -3187,9 +3181,9 @@
               <w:fldChar w:fldCharType="end"/>
             </w:r>
           </w:ins>
-          <w:ins w:id="257" w:author="nohemi fabiola serrano aguilar" w:date="2026-10-17T23:27:00Z" w16du:dateUtc="2026-10-17T22:27:00Z">
-            <w:r>
-              <w:t>2</w:t>
+          <w:ins w:id="259" w:author="nohemi fabiola serrano aguilar" w:date="2026-10-17T23:28:00Z" w16du:dateUtc="2026-10-17T22:28:00Z">
+            <w:r>
+              <w:t>3</w:t>
             </w:r>
           </w:ins>
         </w:p>
@@ -3212,19 +3206,19 @@
             </w:tabs>
             <w:spacing w:after="100"/>
             <w:rPr>
-              <w:ins w:id="258" w:author="nohemi fabiola serrano aguilar" w:date="2026-10-09T21:50:00Z" w16du:dateUtc="2026-10-09T20:50:00Z"/>
+              <w:ins w:id="260" w:author="nohemi fabiola serrano aguilar" w:date="2026-10-09T21:53:00Z" w16du:dateUtc="2026-10-09T20:53:00Z"/>
               <w:rFonts w:ascii="Aptos" w:eastAsia="Aptos" w:hAnsi="Aptos" w:cs="Aptos"/>
               <w:color w:val="000000"/>
               <w:sz w:val="24"/>
               <w:szCs w:val="24"/>
-              <w:rPrChange w:id="259" w:author="nohemi fabiola serrano aguilar" w:date="2026-10-09T21:52:00Z" w16du:dateUtc="2026-10-09T20:52:00Z">
+              <w:rPrChange w:id="261" w:author="nohemi fabiola serrano aguilar" w:date="2026-10-09T21:53:00Z" w16du:dateUtc="2026-10-09T20:53:00Z">
                 <w:rPr>
-                  <w:ins w:id="260" w:author="nohemi fabiola serrano aguilar" w:date="2026-10-09T21:50:00Z" w16du:dateUtc="2026-10-09T20:50:00Z"/>
+                  <w:ins w:id="262" w:author="nohemi fabiola serrano aguilar" w:date="2026-10-09T21:53:00Z" w16du:dateUtc="2026-10-09T20:53:00Z"/>
                 </w:rPr>
               </w:rPrChange>
             </w:rPr>
           </w:pPr>
-          <w:ins w:id="261" w:author="nohemi fabiola serrano aguilar" w:date="2026-10-09T21:52:00Z" w16du:dateUtc="2026-10-09T20:52:00Z">
+          <w:ins w:id="263" w:author="nohemi fabiola serrano aguilar" w:date="2026-10-09T21:52:00Z" w16du:dateUtc="2026-10-09T20:52:00Z">
             <w:r>
               <w:fldChar w:fldCharType="begin"/>
             </w:r>
@@ -3235,7 +3229,7 @@
               <w:fldChar w:fldCharType="separate"/>
             </w:r>
             <w:r>
-              <w:t>Project Timeline</w:t>
+              <w:t>Ethical and Legal Considerations</w:t>
             </w:r>
             <w:r>
               <w:rPr>
@@ -3248,68 +3242,7 @@
               <w:fldChar w:fldCharType="end"/>
             </w:r>
           </w:ins>
-          <w:ins w:id="262" w:author="nohemi fabiola serrano aguilar" w:date="2026-10-17T23:28:00Z" w16du:dateUtc="2026-10-17T22:28:00Z">
-            <w:r>
-              <w:t>3</w:t>
-            </w:r>
-          </w:ins>
-        </w:p>
-        <w:p>
-          <w:pPr>
-            <w:pStyle w:val="ListParagraph"/>
-            <w:numPr>
-              <w:ilvl w:val="0"/>
-              <w:numId w:val="13"/>
-            </w:numPr>
-            <w:pBdr>
-              <w:top w:val="nil"/>
-              <w:left w:val="nil"/>
-              <w:bottom w:val="nil"/>
-              <w:right w:val="nil"/>
-              <w:between w:val="nil"/>
-            </w:pBdr>
-            <w:tabs>
-              <w:tab w:val="right" w:leader="dot" w:pos="9016"/>
-            </w:tabs>
-            <w:spacing w:after="100"/>
-            <w:rPr>
-              <w:ins w:id="263" w:author="nohemi fabiola serrano aguilar" w:date="2026-10-09T21:53:00Z" w16du:dateUtc="2026-10-09T20:53:00Z"/>
-              <w:rFonts w:ascii="Aptos" w:eastAsia="Aptos" w:hAnsi="Aptos" w:cs="Aptos"/>
-              <w:color w:val="000000"/>
-              <w:sz w:val="24"/>
-              <w:szCs w:val="24"/>
-              <w:rPrChange w:id="264" w:author="nohemi fabiola serrano aguilar" w:date="2026-10-09T21:53:00Z" w16du:dateUtc="2026-10-09T20:53:00Z">
-                <w:rPr>
-                  <w:ins w:id="265" w:author="nohemi fabiola serrano aguilar" w:date="2026-10-09T21:53:00Z" w16du:dateUtc="2026-10-09T20:53:00Z"/>
-                </w:rPr>
-              </w:rPrChange>
-            </w:rPr>
-          </w:pPr>
-          <w:ins w:id="266" w:author="nohemi fabiola serrano aguilar" w:date="2026-10-09T21:52:00Z" w16du:dateUtc="2026-10-09T20:52:00Z">
-            <w:r>
-              <w:fldChar w:fldCharType="begin"/>
-            </w:r>
-            <w:r>
-              <w:instrText>HYPERLINK \l "_heading=h.1fob9te" \h</w:instrText>
-            </w:r>
-            <w:r>
-              <w:fldChar w:fldCharType="separate"/>
-            </w:r>
-            <w:r>
-              <w:t>Ethical and Legal Considerations</w:t>
-            </w:r>
-            <w:r>
-              <w:rPr>
-                <w:color w:val="000000"/>
-              </w:rPr>
-              <w:tab/>
-              <w:t>1</w:t>
-            </w:r>
-            <w:r>
-              <w:fldChar w:fldCharType="end"/>
-            </w:r>
-          </w:ins>
-          <w:ins w:id="267" w:author="nohemi fabiola serrano aguilar" w:date="2026-10-17T23:29:00Z" w16du:dateUtc="2026-10-17T22:29:00Z">
+          <w:ins w:id="264" w:author="nohemi fabiola serrano aguilar" w:date="2026-10-17T23:29:00Z" w16du:dateUtc="2026-10-17T22:29:00Z">
             <w:r>
               <w:t>5</w:t>
             </w:r>
@@ -3329,12 +3262,12 @@
             </w:tabs>
             <w:spacing w:after="100"/>
             <w:rPr>
-              <w:ins w:id="268" w:author="nohemi fabiola serrano aguilar" w:date="2026-10-09T21:53:00Z" w16du:dateUtc="2026-10-09T20:53:00Z"/>
+              <w:ins w:id="265" w:author="nohemi fabiola serrano aguilar" w:date="2026-10-09T21:53:00Z" w16du:dateUtc="2026-10-09T20:53:00Z"/>
               <w:rFonts w:ascii="Aptos" w:eastAsia="Aptos" w:hAnsi="Aptos" w:cs="Aptos"/>
               <w:color w:val="000000"/>
-              <w:rPrChange w:id="269" w:author="nohemi fabiola serrano aguilar" w:date="2026-10-09T21:54:00Z" w16du:dateUtc="2026-10-09T20:54:00Z">
+              <w:rPrChange w:id="266" w:author="nohemi fabiola serrano aguilar" w:date="2026-10-09T21:54:00Z" w16du:dateUtc="2026-10-09T20:54:00Z">
                 <w:rPr>
-                  <w:ins w:id="270" w:author="nohemi fabiola serrano aguilar" w:date="2026-10-09T21:53:00Z" w16du:dateUtc="2026-10-09T20:53:00Z"/>
+                  <w:ins w:id="267" w:author="nohemi fabiola serrano aguilar" w:date="2026-10-09T21:53:00Z" w16du:dateUtc="2026-10-09T20:53:00Z"/>
                   <w:rFonts w:ascii="Aptos" w:eastAsia="Aptos" w:hAnsi="Aptos" w:cs="Aptos"/>
                   <w:color w:val="000000"/>
                   <w:sz w:val="24"/>
@@ -3343,12 +3276,12 @@
               </w:rPrChange>
             </w:rPr>
           </w:pPr>
-          <w:ins w:id="271" w:author="nohemi fabiola serrano aguilar" w:date="2026-10-09T21:53:00Z" w16du:dateUtc="2026-10-09T20:53:00Z">
+          <w:ins w:id="268" w:author="nohemi fabiola serrano aguilar" w:date="2026-10-09T21:53:00Z" w16du:dateUtc="2026-10-09T20:53:00Z">
             <w:r>
               <w:rPr>
                 <w:rFonts w:ascii="Aptos" w:eastAsia="Aptos" w:hAnsi="Aptos" w:cs="Aptos"/>
                 <w:color w:val="000000"/>
-                <w:rPrChange w:id="272" w:author="nohemi fabiola serrano aguilar" w:date="2026-10-09T21:54:00Z" w16du:dateUtc="2026-10-09T20:54:00Z">
+                <w:rPrChange w:id="269" w:author="nohemi fabiola serrano aguilar" w:date="2026-10-09T21:54:00Z" w16du:dateUtc="2026-10-09T20:54:00Z">
                   <w:rPr>
                     <w:rFonts w:ascii="Aptos" w:eastAsia="Aptos" w:hAnsi="Aptos" w:cs="Aptos"/>
                     <w:color w:val="000000"/>
@@ -3375,27 +3308,27 @@
             </w:tabs>
             <w:spacing w:after="100"/>
             <w:rPr>
-              <w:ins w:id="273" w:author="nohemi fabiola serrano aguilar" w:date="2026-10-09T01:00:00Z" w16du:dateUtc="2026-10-09T00:00:00Z"/>
+              <w:ins w:id="270" w:author="nohemi fabiola serrano aguilar" w:date="2026-10-09T01:00:00Z" w16du:dateUtc="2026-10-09T00:00:00Z"/>
               <w:rFonts w:ascii="Aptos" w:eastAsia="Aptos" w:hAnsi="Aptos" w:cs="Aptos"/>
               <w:color w:val="000000"/>
-              <w:rPrChange w:id="274" w:author="nohemi fabiola serrano aguilar" w:date="2026-10-09T21:54:00Z" w16du:dateUtc="2026-10-09T20:54:00Z">
+              <w:rPrChange w:id="271" w:author="nohemi fabiola serrano aguilar" w:date="2026-10-09T21:54:00Z" w16du:dateUtc="2026-10-09T20:54:00Z">
                 <w:rPr>
-                  <w:ins w:id="275" w:author="nohemi fabiola serrano aguilar" w:date="2026-10-09T01:00:00Z" w16du:dateUtc="2026-10-09T00:00:00Z"/>
+                  <w:ins w:id="272" w:author="nohemi fabiola serrano aguilar" w:date="2026-10-09T01:00:00Z" w16du:dateUtc="2026-10-09T00:00:00Z"/>
                 </w:rPr>
               </w:rPrChange>
             </w:rPr>
-            <w:pPrChange w:id="276" w:author="nohemi fabiola serrano aguilar" w:date="2026-10-09T21:54:00Z" w16du:dateUtc="2026-10-09T20:54:00Z">
+            <w:pPrChange w:id="273" w:author="nohemi fabiola serrano aguilar" w:date="2026-10-09T21:54:00Z" w16du:dateUtc="2026-10-09T20:54:00Z">
               <w:pPr>
                 <w:jc w:val="both"/>
               </w:pPr>
             </w:pPrChange>
           </w:pPr>
-          <w:ins w:id="277" w:author="nohemi fabiola serrano aguilar" w:date="2026-10-09T21:53:00Z" w16du:dateUtc="2026-10-09T20:53:00Z">
+          <w:ins w:id="274" w:author="nohemi fabiola serrano aguilar" w:date="2026-10-09T21:53:00Z" w16du:dateUtc="2026-10-09T20:53:00Z">
             <w:r>
               <w:rPr>
                 <w:rFonts w:ascii="Aptos" w:eastAsia="Aptos" w:hAnsi="Aptos" w:cs="Aptos"/>
                 <w:color w:val="000000"/>
-                <w:rPrChange w:id="278" w:author="nohemi fabiola serrano aguilar" w:date="2026-10-09T21:54:00Z" w16du:dateUtc="2026-10-09T20:54:00Z">
+                <w:rPrChange w:id="275" w:author="nohemi fabiola serrano aguilar" w:date="2026-10-09T21:54:00Z" w16du:dateUtc="2026-10-09T20:54:00Z">
                   <w:rPr>
                     <w:rFonts w:ascii="Aptos" w:eastAsia="Aptos" w:hAnsi="Aptos" w:cs="Aptos"/>
                     <w:color w:val="000000"/>
@@ -3407,12 +3340,12 @@
               <w:t>Appendix: AI Use Declaration</w:t>
             </w:r>
           </w:ins>
-          <w:ins w:id="279" w:author="nohemi fabiola serrano aguilar" w:date="2026-10-09T21:29:00Z" w16du:dateUtc="2026-10-09T20:29:00Z">
+          <w:ins w:id="276" w:author="nohemi fabiola serrano aguilar" w:date="2026-10-09T21:29:00Z" w16du:dateUtc="2026-10-09T20:29:00Z">
             <w:r>
               <w:rPr>
                 <w:sz w:val="20"/>
                 <w:szCs w:val="20"/>
-                <w:rPrChange w:id="280" w:author="nohemi fabiola serrano aguilar" w:date="2026-10-09T21:54:00Z" w16du:dateUtc="2026-10-09T20:54:00Z">
+                <w:rPrChange w:id="277" w:author="nohemi fabiola serrano aguilar" w:date="2026-10-09T21:54:00Z" w16du:dateUtc="2026-10-09T20:54:00Z">
                   <w:rPr/>
                 </w:rPrChange>
               </w:rPr>
@@ -3420,10 +3353,34 @@
             </w:r>
           </w:ins>
         </w:p>
-        <w:customXmlInsRangeStart w:id="281" w:author="nohemi fabiola serrano aguilar" w:date="2026-10-09T21:29:00Z"/>
+        <w:customXmlInsRangeStart w:id="278" w:author="nohemi fabiola serrano aguilar" w:date="2026-10-09T21:29:00Z"/>
       </w:sdtContent>
     </w:sdt>
-    <w:customXmlInsRangeEnd w:id="281"/>
+    <w:customXmlInsRangeEnd w:id="278"/>
+    <w:p>
+      <w:pPr>
+        <w:jc w:val="both"/>
+        <w:rPr>
+          <w:ins w:id="279" w:author="nohemi fabiola serrano aguilar" w:date="2026-10-09T01:00:00Z" w16du:dateUtc="2026-10-09T00:00:00Z"/>
+        </w:rPr>
+      </w:pPr>
+    </w:p>
+    <w:p>
+      <w:pPr>
+        <w:jc w:val="both"/>
+        <w:rPr>
+          <w:ins w:id="280" w:author="nohemi fabiola serrano aguilar" w:date="2026-10-09T01:00:00Z" w16du:dateUtc="2026-10-09T00:00:00Z"/>
+        </w:rPr>
+      </w:pPr>
+    </w:p>
+    <w:p>
+      <w:pPr>
+        <w:jc w:val="both"/>
+        <w:rPr>
+          <w:ins w:id="281" w:author="nohemi fabiola serrano aguilar" w:date="2026-10-09T01:00:00Z" w16du:dateUtc="2026-10-09T00:00:00Z"/>
+        </w:rPr>
+      </w:pPr>
+    </w:p>
     <w:p>
       <w:pPr>
         <w:jc w:val="both"/>
@@ -3460,7 +3417,7 @@
       <w:pPr>
         <w:jc w:val="both"/>
         <w:rPr>
-          <w:ins w:id="286" w:author="nohemi fabiola serrano aguilar" w:date="2026-10-09T01:00:00Z" w16du:dateUtc="2026-10-09T00:00:00Z"/>
+          <w:ins w:id="286" w:author="nohemi fabiola serrano aguilar" w:date="2026-10-17T12:46:00Z" w16du:dateUtc="2026-10-17T11:46:00Z"/>
         </w:rPr>
       </w:pPr>
     </w:p>
@@ -3484,7 +3441,7 @@
       <w:pPr>
         <w:jc w:val="both"/>
         <w:rPr>
-          <w:ins w:id="289" w:author="nohemi fabiola serrano aguilar" w:date="2026-10-17T12:46:00Z" w16du:dateUtc="2026-10-17T11:46:00Z"/>
+          <w:ins w:id="289" w:author="nohemi fabiola serrano aguilar" w:date="2026-10-22T00:00:00Z" w16du:dateUtc="2026-10-21T23:00:00Z"/>
         </w:rPr>
       </w:pPr>
     </w:p>
@@ -3492,7 +3449,7 @@
       <w:pPr>
         <w:jc w:val="both"/>
         <w:rPr>
-          <w:ins w:id="290" w:author="nohemi fabiola serrano aguilar" w:date="2026-10-09T01:00:00Z" w16du:dateUtc="2026-10-09T00:00:00Z"/>
+          <w:ins w:id="290" w:author="nohemi fabiola serrano aguilar" w:date="2026-10-22T00:00:00Z" w16du:dateUtc="2026-10-21T23:00:00Z"/>
         </w:rPr>
       </w:pPr>
     </w:p>
@@ -3500,7 +3457,7 @@
       <w:pPr>
         <w:jc w:val="both"/>
         <w:rPr>
-          <w:ins w:id="291" w:author="nohemi fabiola serrano aguilar" w:date="2026-10-09T01:00:00Z" w16du:dateUtc="2026-10-09T00:00:00Z"/>
+          <w:ins w:id="291" w:author="nohemi fabiola serrano aguilar" w:date="2026-10-22T00:00:00Z" w16du:dateUtc="2026-10-21T23:00:00Z"/>
         </w:rPr>
       </w:pPr>
     </w:p>
@@ -3509,30 +3466,6 @@
         <w:jc w:val="both"/>
         <w:rPr>
           <w:ins w:id="292" w:author="nohemi fabiola serrano aguilar" w:date="2026-10-22T00:00:00Z" w16du:dateUtc="2026-10-21T23:00:00Z"/>
-        </w:rPr>
-      </w:pPr>
-    </w:p>
-    <w:p>
-      <w:pPr>
-        <w:jc w:val="both"/>
-        <w:rPr>
-          <w:ins w:id="293" w:author="nohemi fabiola serrano aguilar" w:date="2026-10-22T00:00:00Z" w16du:dateUtc="2026-10-21T23:00:00Z"/>
-        </w:rPr>
-      </w:pPr>
-    </w:p>
-    <w:p>
-      <w:pPr>
-        <w:jc w:val="both"/>
-        <w:rPr>
-          <w:ins w:id="294" w:author="nohemi fabiola serrano aguilar" w:date="2026-10-22T00:00:00Z" w16du:dateUtc="2026-10-21T23:00:00Z"/>
-        </w:rPr>
-      </w:pPr>
-    </w:p>
-    <w:p>
-      <w:pPr>
-        <w:jc w:val="both"/>
-        <w:rPr>
-          <w:ins w:id="295" w:author="nohemi fabiola serrano aguilar" w:date="2026-10-22T00:00:00Z" w16du:dateUtc="2026-10-21T23:00:00Z"/>
         </w:rPr>
       </w:pPr>
     </w:p>
@@ -3545,16 +3478,16 @@
         </w:numPr>
         <w:jc w:val="both"/>
         <w:rPr>
-          <w:ins w:id="296" w:author="nohemi fabiola serrano aguilar" w:date="2026-10-22T00:01:00Z" w16du:dateUtc="2026-10-21T23:01:00Z"/>
+          <w:ins w:id="293" w:author="nohemi fabiola serrano aguilar" w:date="2026-10-22T00:01:00Z" w16du:dateUtc="2026-10-21T23:01:00Z"/>
         </w:rPr>
       </w:pPr>
-      <w:ins w:id="297" w:author="nohemi fabiola serrano aguilar" w:date="2026-10-22T00:00:00Z" w16du:dateUtc="2026-10-21T23:00:00Z">
+      <w:ins w:id="294" w:author="nohemi fabiola serrano aguilar" w:date="2026-10-22T00:00:00Z" w16du:dateUtc="2026-10-21T23:00:00Z">
         <w:r>
           <w:lastRenderedPageBreak/>
           <w:t>Pro</w:t>
         </w:r>
       </w:ins>
-      <w:ins w:id="298" w:author="nohemi fabiola serrano aguilar" w:date="2026-10-22T00:29:00Z" w16du:dateUtc="2026-10-21T23:29:00Z">
+      <w:ins w:id="295" w:author="nohemi fabiola serrano aguilar" w:date="2026-10-22T00:29:00Z" w16du:dateUtc="2026-10-21T23:29:00Z">
         <w:r>
           <w:t>yecto</w:t>
         </w:r>
@@ -3565,7 +3498,7 @@
         <w:ind w:left="360"/>
         <w:jc w:val="both"/>
         <w:rPr>
-          <w:ins w:id="299" w:author="nohemi fabiola serrano aguilar" w:date="2026-10-22T00:01:00Z" w16du:dateUtc="2026-10-21T23:01:00Z"/>
+          <w:ins w:id="296" w:author="nohemi fabiola serrano aguilar" w:date="2026-10-22T00:01:00Z" w16du:dateUtc="2026-10-21T23:01:00Z"/>
         </w:rPr>
       </w:pPr>
     </w:p>
@@ -3573,22 +3506,42 @@
       <w:pPr>
         <w:jc w:val="both"/>
         <w:rPr>
-          <w:ins w:id="300" w:author="nohemi fabiola serrano aguilar" w:date="2026-10-22T00:02:00Z" w16du:dateUtc="2026-10-21T23:02:00Z"/>
+          <w:ins w:id="297" w:author="nohemi fabiola serrano aguilar" w:date="2026-10-22T00:02:00Z" w16du:dateUtc="2026-10-21T23:02:00Z"/>
           <w:lang w:val="es-ES"/>
-          <w:rPrChange w:id="301" w:author="nohemi fabiola serrano aguilar" w:date="2026-10-22T00:06:00Z" w16du:dateUtc="2026-10-21T23:06:00Z">
+          <w:rPrChange w:id="298" w:author="nohemi fabiola serrano aguilar" w:date="2026-10-22T00:06:00Z" w16du:dateUtc="2026-10-21T23:06:00Z">
             <w:rPr>
-              <w:ins w:id="302" w:author="nohemi fabiola serrano aguilar" w:date="2026-10-22T00:02:00Z" w16du:dateUtc="2026-10-21T23:02:00Z"/>
+              <w:ins w:id="299" w:author="nohemi fabiola serrano aguilar" w:date="2026-10-22T00:02:00Z" w16du:dateUtc="2026-10-21T23:02:00Z"/>
             </w:rPr>
           </w:rPrChange>
         </w:rPr>
-        <w:pPrChange w:id="303" w:author="nohemi fabiola serrano aguilar" w:date="2026-10-22T00:06:00Z" w16du:dateUtc="2026-10-21T23:06:00Z">
+        <w:pPrChange w:id="300" w:author="nohemi fabiola serrano aguilar" w:date="2026-10-22T00:06:00Z" w16du:dateUtc="2026-10-21T23:06:00Z">
           <w:pPr>
             <w:ind w:left="360"/>
             <w:jc w:val="both"/>
           </w:pPr>
         </w:pPrChange>
       </w:pPr>
-      <w:ins w:id="304" w:author="nohemi fabiola serrano aguilar" w:date="2026-10-22T00:01:00Z" w16du:dateUtc="2026-10-21T23:01:00Z">
+      <w:ins w:id="301" w:author="nohemi fabiola serrano aguilar" w:date="2026-10-22T00:01:00Z" w16du:dateUtc="2026-10-21T23:01:00Z">
+        <w:r>
+          <w:rPr>
+            <w:lang w:val="es-ES"/>
+            <w:rPrChange w:id="302" w:author="nohemi fabiola serrano aguilar" w:date="2026-10-22T00:06:00Z" w16du:dateUtc="2026-10-21T23:06:00Z">
+              <w:rPr/>
+            </w:rPrChange>
+          </w:rPr>
+          <w:t>PharmaRoute</w:t>
+        </w:r>
+        <w:r>
+          <w:rPr>
+            <w:lang w:val="es-ES"/>
+            <w:rPrChange w:id="303" w:author="nohemi fabiola serrano aguilar" w:date="2026-10-22T00:06:00Z" w16du:dateUtc="2026-10-21T23:06:00Z">
+              <w:rPr/>
+            </w:rPrChange>
+          </w:rPr>
+          <w:t xml:space="preserve"> Mexico: Un marco de logistica predictive y Geomarketing para la optimizaci</w:t>
+        </w:r>
+      </w:ins>
+      <w:ins w:id="304" w:author="nohemi fabiola serrano aguilar" w:date="2026-10-22T00:02:00Z" w16du:dateUtc="2026-10-21T23:02:00Z">
         <w:r>
           <w:rPr>
             <w:lang w:val="es-ES"/>
@@ -3596,7 +3549,7 @@
               <w:rPr/>
             </w:rPrChange>
           </w:rPr>
-          <w:t>PharmaRoute</w:t>
+          <w:t xml:space="preserve">on </w:t>
         </w:r>
         <w:r>
           <w:rPr>
@@ -3605,26 +3558,6 @@
               <w:rPr/>
             </w:rPrChange>
           </w:rPr>
-          <w:t xml:space="preserve"> Mexico: Un marco de logistica predictive y Geomarketing para la optimizaci</w:t>
-        </w:r>
-      </w:ins>
-      <w:ins w:id="307" w:author="nohemi fabiola serrano aguilar" w:date="2026-10-22T00:02:00Z" w16du:dateUtc="2026-10-21T23:02:00Z">
-        <w:r>
-          <w:rPr>
-            <w:lang w:val="es-ES"/>
-            <w:rPrChange w:id="308" w:author="nohemi fabiola serrano aguilar" w:date="2026-10-22T00:06:00Z" w16du:dateUtc="2026-10-21T23:06:00Z">
-              <w:rPr/>
-            </w:rPrChange>
-          </w:rPr>
-          <w:t xml:space="preserve">on </w:t>
-        </w:r>
-        <w:r>
-          <w:rPr>
-            <w:lang w:val="es-ES"/>
-            <w:rPrChange w:id="309" w:author="nohemi fabiola serrano aguilar" w:date="2026-10-22T00:06:00Z" w16du:dateUtc="2026-10-21T23:06:00Z">
-              <w:rPr/>
-            </w:rPrChange>
-          </w:rPr>
           <w:t>de suministros para la salud materna.</w:t>
         </w:r>
       </w:ins>
@@ -3634,11 +3567,11 @@
         <w:ind w:left="360"/>
         <w:jc w:val="both"/>
         <w:rPr>
-          <w:ins w:id="310" w:author="nohemi fabiola serrano aguilar" w:date="2026-10-22T00:02:00Z" w16du:dateUtc="2026-10-21T23:02:00Z"/>
+          <w:ins w:id="307" w:author="nohemi fabiola serrano aguilar" w:date="2026-10-22T00:02:00Z" w16du:dateUtc="2026-10-21T23:02:00Z"/>
           <w:lang w:val="es-ES"/>
-          <w:rPrChange w:id="311" w:author="nohemi fabiola serrano aguilar" w:date="2026-10-22T00:06:00Z" w16du:dateUtc="2026-10-21T23:06:00Z">
+          <w:rPrChange w:id="308" w:author="nohemi fabiola serrano aguilar" w:date="2026-10-22T00:06:00Z" w16du:dateUtc="2026-10-21T23:06:00Z">
             <w:rPr>
-              <w:ins w:id="312" w:author="nohemi fabiola serrano aguilar" w:date="2026-10-22T00:02:00Z" w16du:dateUtc="2026-10-21T23:02:00Z"/>
+              <w:ins w:id="309" w:author="nohemi fabiola serrano aguilar" w:date="2026-10-22T00:02:00Z" w16du:dateUtc="2026-10-21T23:02:00Z"/>
             </w:rPr>
           </w:rPrChange>
         </w:rPr>
@@ -3653,37 +3586,35 @@
         </w:numPr>
         <w:jc w:val="both"/>
         <w:rPr>
-          <w:ins w:id="313" w:author="nohemi fabiola serrano aguilar" w:date="2026-10-22T00:06:00Z" w16du:dateUtc="2026-10-21T23:06:00Z"/>
+          <w:ins w:id="310" w:author="nohemi fabiola serrano aguilar" w:date="2026-10-22T00:06:00Z" w16du:dateUtc="2026-10-21T23:06:00Z"/>
         </w:rPr>
       </w:pPr>
-      <w:proofErr w:type="spellStart"/>
-      <w:ins w:id="314" w:author="nohemi fabiola serrano aguilar" w:date="2026-10-22T00:02:00Z" w16du:dateUtc="2026-10-21T23:02:00Z">
+      <w:ins w:id="311" w:author="nohemi fabiola serrano aguilar" w:date="2026-10-22T00:02:00Z" w16du:dateUtc="2026-10-21T23:02:00Z">
         <w:r>
           <w:t>Introduccion</w:t>
         </w:r>
       </w:ins>
-      <w:proofErr w:type="spellEnd"/>
     </w:p>
     <w:p>
       <w:pPr>
         <w:jc w:val="both"/>
         <w:rPr>
-          <w:ins w:id="315" w:author="nohemi fabiola serrano aguilar" w:date="2026-10-22T00:28:00Z" w16du:dateUtc="2026-10-21T23:28:00Z"/>
+          <w:ins w:id="312" w:author="nohemi fabiola serrano aguilar" w:date="2026-10-22T00:28:00Z" w16du:dateUtc="2026-10-21T23:28:00Z"/>
           <w:lang w:val="es-ES"/>
         </w:rPr>
       </w:pPr>
-      <w:ins w:id="316" w:author="nohemi fabiola serrano aguilar" w:date="2026-10-22T00:07:00Z" w16du:dateUtc="2026-10-21T23:07:00Z">
-        <w:r>
-          <w:rPr>
-            <w:lang w:val="es-ES"/>
-            <w:rPrChange w:id="317" w:author="nohemi fabiola serrano aguilar" w:date="2026-10-22T00:07:00Z" w16du:dateUtc="2026-10-21T23:07:00Z">
+      <w:ins w:id="313" w:author="nohemi fabiola serrano aguilar" w:date="2026-10-22T00:07:00Z" w16du:dateUtc="2026-10-21T23:07:00Z">
+        <w:r>
+          <w:rPr>
+            <w:lang w:val="es-ES"/>
+            <w:rPrChange w:id="314" w:author="nohemi fabiola serrano aguilar" w:date="2026-10-22T00:07:00Z" w16du:dateUtc="2026-10-21T23:07:00Z">
               <w:rPr/>
             </w:rPrChange>
           </w:rPr>
           <w:t>Este Proyecto propone una solucion logistica</w:t>
         </w:r>
       </w:ins>
-      <w:ins w:id="318" w:author="nohemi fabiola serrano aguilar" w:date="2026-10-22T00:09:00Z" w16du:dateUtc="2026-10-21T23:09:00Z">
+      <w:ins w:id="315" w:author="nohemi fabiola serrano aguilar" w:date="2026-10-22T00:09:00Z" w16du:dateUtc="2026-10-21T23:09:00Z">
         <w:r>
           <w:rPr>
             <w:lang w:val="es-ES"/>
@@ -3697,7 +3628,7 @@
           <w:t>cion</w:t>
         </w:r>
       </w:ins>
-      <w:ins w:id="319" w:author="nohemi fabiola serrano aguilar" w:date="2026-10-22T00:14:00Z" w16du:dateUtc="2026-10-21T23:14:00Z">
+      <w:ins w:id="316" w:author="nohemi fabiola serrano aguilar" w:date="2026-10-22T00:14:00Z" w16du:dateUtc="2026-10-21T23:14:00Z">
         <w:r>
           <w:rPr>
             <w:lang w:val="es-ES"/>
@@ -3705,7 +3636,7 @@
           <w:t xml:space="preserve"> basa</w:t>
         </w:r>
       </w:ins>
-      <w:ins w:id="320" w:author="nohemi fabiola serrano aguilar" w:date="2026-10-22T00:15:00Z" w16du:dateUtc="2026-10-21T23:15:00Z">
+      <w:ins w:id="317" w:author="nohemi fabiola serrano aguilar" w:date="2026-10-22T00:15:00Z" w16du:dateUtc="2026-10-21T23:15:00Z">
         <w:r>
           <w:rPr>
             <w:lang w:val="es-ES"/>
@@ -3725,7 +3656,7 @@
           <w:t xml:space="preserve">, dirigida a </w:t>
         </w:r>
       </w:ins>
-      <w:ins w:id="321" w:author="nohemi fabiola serrano aguilar" w:date="2026-10-22T00:16:00Z" w16du:dateUtc="2026-10-21T23:16:00Z">
+      <w:ins w:id="318" w:author="nohemi fabiola serrano aguilar" w:date="2026-10-22T00:16:00Z" w16du:dateUtc="2026-10-21T23:16:00Z">
         <w:r>
           <w:rPr>
             <w:lang w:val="es-ES"/>
@@ -3739,7 +3670,7 @@
           <w:t>obstetrica. En los mercados emergentes, la logistica farmaceutica se enfrenta a</w:t>
         </w:r>
       </w:ins>
-      <w:ins w:id="322" w:author="nohemi fabiola serrano aguilar" w:date="2026-10-22T00:17:00Z" w16du:dateUtc="2026-10-21T23:17:00Z">
+      <w:ins w:id="319" w:author="nohemi fabiola serrano aguilar" w:date="2026-10-22T00:17:00Z" w16du:dateUtc="2026-10-21T23:17:00Z">
         <w:r>
           <w:rPr>
             <w:lang w:val="es-ES"/>
@@ -3747,35 +3678,35 @@
           <w:t xml:space="preserve"> dos grandes desafios: </w:t>
         </w:r>
       </w:ins>
+      <w:ins w:id="320" w:author="nohemi fabiola serrano aguilar" w:date="2026-10-22T00:31:00Z" w16du:dateUtc="2026-10-21T23:31:00Z">
+        <w:r>
+          <w:rPr>
+            <w:lang w:val="es-ES"/>
+          </w:rPr>
+          <w:t>e</w:t>
+        </w:r>
+      </w:ins>
+      <w:ins w:id="321" w:author="nohemi fabiola serrano aguilar" w:date="2026-10-22T00:17:00Z" w16du:dateUtc="2026-10-21T23:17:00Z">
+        <w:r>
+          <w:rPr>
+            <w:lang w:val="es-ES"/>
+          </w:rPr>
+          <w:t xml:space="preserve">l </w:t>
+        </w:r>
+      </w:ins>
+      <w:ins w:id="322" w:author="nohemi fabiola serrano aguilar" w:date="2026-10-22T00:19:00Z" w16du:dateUtc="2026-10-21T23:19:00Z">
+        <w:r>
+          <w:rPr>
+            <w:lang w:val="es-ES"/>
+          </w:rPr>
+          <w:t xml:space="preserve">impacto </w:t>
+        </w:r>
+      </w:ins>
       <w:ins w:id="323" w:author="nohemi fabiola serrano aguilar" w:date="2026-10-22T00:31:00Z" w16du:dateUtc="2026-10-21T23:31:00Z">
         <w:r>
           <w:rPr>
             <w:lang w:val="es-ES"/>
           </w:rPr>
-          <w:t>e</w:t>
-        </w:r>
-      </w:ins>
-      <w:ins w:id="324" w:author="nohemi fabiola serrano aguilar" w:date="2026-10-22T00:17:00Z" w16du:dateUtc="2026-10-21T23:17:00Z">
-        <w:r>
-          <w:rPr>
-            <w:lang w:val="es-ES"/>
-          </w:rPr>
-          <w:t xml:space="preserve">l </w:t>
-        </w:r>
-      </w:ins>
-      <w:ins w:id="325" w:author="nohemi fabiola serrano aguilar" w:date="2026-10-22T00:19:00Z" w16du:dateUtc="2026-10-21T23:19:00Z">
-        <w:r>
-          <w:rPr>
-            <w:lang w:val="es-ES"/>
-          </w:rPr>
-          <w:t xml:space="preserve">impacto </w:t>
-        </w:r>
-      </w:ins>
-      <w:ins w:id="326" w:author="nohemi fabiola serrano aguilar" w:date="2026-10-22T00:31:00Z" w16du:dateUtc="2026-10-21T23:31:00Z">
-        <w:r>
-          <w:rPr>
-            <w:lang w:val="es-ES"/>
-          </w:rPr>
           <w:t xml:space="preserve">humano </w:t>
         </w:r>
         <w:r>
@@ -3785,7 +3716,7 @@
           <w:t>debi</w:t>
         </w:r>
       </w:ins>
-      <w:ins w:id="327" w:author="nohemi fabiola serrano aguilar" w:date="2026-10-22T00:32:00Z" w16du:dateUtc="2026-10-21T23:32:00Z">
+      <w:ins w:id="324" w:author="nohemi fabiola serrano aguilar" w:date="2026-10-22T00:32:00Z" w16du:dateUtc="2026-10-21T23:32:00Z">
         <w:r>
           <w:rPr>
             <w:lang w:val="es-ES"/>
@@ -3793,7 +3724,7 @@
           <w:t>do al desabasto</w:t>
         </w:r>
       </w:ins>
-      <w:ins w:id="328" w:author="nohemi fabiola serrano aguilar" w:date="2026-10-22T00:17:00Z" w16du:dateUtc="2026-10-21T23:17:00Z">
+      <w:ins w:id="325" w:author="nohemi fabiola serrano aguilar" w:date="2026-10-22T00:17:00Z" w16du:dateUtc="2026-10-21T23:17:00Z">
         <w:r>
           <w:rPr>
             <w:lang w:val="es-ES"/>
@@ -3801,7 +3732,7 @@
           <w:t xml:space="preserve"> de medicamentos </w:t>
         </w:r>
       </w:ins>
-      <w:ins w:id="329" w:author="nohemi fabiola serrano aguilar" w:date="2026-10-22T00:18:00Z" w16du:dateUtc="2026-10-21T23:18:00Z">
+      <w:ins w:id="326" w:author="nohemi fabiola serrano aguilar" w:date="2026-10-22T00:18:00Z" w16du:dateUtc="2026-10-21T23:18:00Z">
         <w:r>
           <w:rPr>
             <w:lang w:val="es-ES"/>
@@ -3815,7 +3746,7 @@
           <w:t xml:space="preserve"> y las perdida</w:t>
         </w:r>
       </w:ins>
-      <w:ins w:id="330" w:author="nohemi fabiola serrano aguilar" w:date="2026-10-22T00:31:00Z" w16du:dateUtc="2026-10-21T23:31:00Z">
+      <w:ins w:id="327" w:author="nohemi fabiola serrano aguilar" w:date="2026-10-22T00:31:00Z" w16du:dateUtc="2026-10-21T23:31:00Z">
         <w:r>
           <w:rPr>
             <w:lang w:val="es-ES"/>
@@ -3823,7 +3754,7 @@
           <w:t>s</w:t>
         </w:r>
       </w:ins>
-      <w:ins w:id="331" w:author="nohemi fabiola serrano aguilar" w:date="2026-10-22T00:18:00Z" w16du:dateUtc="2026-10-21T23:18:00Z">
+      <w:ins w:id="328" w:author="nohemi fabiola serrano aguilar" w:date="2026-10-22T00:18:00Z" w16du:dateUtc="2026-10-21T23:18:00Z">
         <w:r>
           <w:rPr>
             <w:lang w:val="es-ES"/>
@@ -3831,7 +3762,7 @@
           <w:t xml:space="preserve"> financieras</w:t>
         </w:r>
       </w:ins>
-      <w:ins w:id="332" w:author="nohemi fabiola serrano aguilar" w:date="2026-10-22T00:21:00Z" w16du:dateUtc="2026-10-21T23:21:00Z">
+      <w:ins w:id="329" w:author="nohemi fabiola serrano aguilar" w:date="2026-10-22T00:21:00Z" w16du:dateUtc="2026-10-21T23:21:00Z">
         <w:r>
           <w:rPr>
             <w:lang w:val="es-ES"/>
@@ -3839,7 +3770,7 @@
           <w:t xml:space="preserve"> </w:t>
         </w:r>
       </w:ins>
-      <w:ins w:id="333" w:author="nohemi fabiola serrano aguilar" w:date="2026-10-22T00:32:00Z" w16du:dateUtc="2026-10-21T23:32:00Z">
+      <w:ins w:id="330" w:author="nohemi fabiola serrano aguilar" w:date="2026-10-22T00:32:00Z" w16du:dateUtc="2026-10-21T23:32:00Z">
         <w:r>
           <w:rPr>
             <w:lang w:val="es-ES"/>
@@ -3847,7 +3778,7 @@
           <w:t>ocasionadas por e</w:t>
         </w:r>
       </w:ins>
-      <w:ins w:id="334" w:author="nohemi fabiola serrano aguilar" w:date="2026-10-22T00:21:00Z" w16du:dateUtc="2026-10-21T23:21:00Z">
+      <w:ins w:id="331" w:author="nohemi fabiola serrano aguilar" w:date="2026-10-22T00:21:00Z" w16du:dateUtc="2026-10-21T23:21:00Z">
         <w:r>
           <w:rPr>
             <w:lang w:val="es-ES"/>
@@ -3855,7 +3786,7 @@
           <w:t xml:space="preserve">l exceso de inventario </w:t>
         </w:r>
       </w:ins>
-      <w:ins w:id="335" w:author="nohemi fabiola serrano aguilar" w:date="2026-10-22T00:22:00Z" w16du:dateUtc="2026-10-21T23:22:00Z">
+      <w:ins w:id="332" w:author="nohemi fabiola serrano aguilar" w:date="2026-10-22T00:22:00Z" w16du:dateUtc="2026-10-21T23:22:00Z">
         <w:r>
           <w:rPr>
             <w:lang w:val="es-ES"/>
@@ -3863,7 +3794,7 @@
           <w:t xml:space="preserve">con estrictas fechas de caducidad. Este proyecto </w:t>
         </w:r>
       </w:ins>
-      <w:ins w:id="336" w:author="nohemi fabiola serrano aguilar" w:date="2026-10-22T00:23:00Z" w16du:dateUtc="2026-10-21T23:23:00Z">
+      <w:ins w:id="333" w:author="nohemi fabiola serrano aguilar" w:date="2026-10-22T00:23:00Z" w16du:dateUtc="2026-10-21T23:23:00Z">
         <w:r>
           <w:rPr>
             <w:lang w:val="es-ES"/>
@@ -3877,7 +3808,7 @@
           <w:t>para anticipar la demanda regional, transformando</w:t>
         </w:r>
       </w:ins>
-      <w:ins w:id="337" w:author="nohemi fabiola serrano aguilar" w:date="2026-10-22T01:11:00Z" w16du:dateUtc="2026-10-22T00:11:00Z">
+      <w:ins w:id="334" w:author="nohemi fabiola serrano aguilar" w:date="2026-10-22T01:11:00Z" w16du:dateUtc="2026-10-22T00:11:00Z">
         <w:r>
           <w:rPr>
             <w:lang w:val="es-ES"/>
@@ -3885,7 +3816,7 @@
           <w:t xml:space="preserve"> estos datos</w:t>
         </w:r>
       </w:ins>
-      <w:ins w:id="338" w:author="nohemi fabiola serrano aguilar" w:date="2026-10-22T00:23:00Z" w16du:dateUtc="2026-10-21T23:23:00Z">
+      <w:ins w:id="335" w:author="nohemi fabiola serrano aguilar" w:date="2026-10-22T00:23:00Z" w16du:dateUtc="2026-10-21T23:23:00Z">
         <w:r>
           <w:rPr>
             <w:lang w:val="es-ES"/>
@@ -3893,7 +3824,7 @@
           <w:t xml:space="preserve"> en un activo </w:t>
         </w:r>
       </w:ins>
-      <w:ins w:id="339" w:author="nohemi fabiola serrano aguilar" w:date="2026-10-22T00:57:00Z" w16du:dateUtc="2026-10-21T23:57:00Z">
+      <w:ins w:id="336" w:author="nohemi fabiola serrano aguilar" w:date="2026-10-22T00:57:00Z" w16du:dateUtc="2026-10-21T23:57:00Z">
         <w:r>
           <w:rPr>
             <w:lang w:val="es-ES"/>
@@ -3901,7 +3832,7 @@
           <w:t>de logistica e</w:t>
         </w:r>
       </w:ins>
-      <w:ins w:id="340" w:author="nohemi fabiola serrano aguilar" w:date="2026-10-22T00:28:00Z" w16du:dateUtc="2026-10-21T23:28:00Z">
+      <w:ins w:id="337" w:author="nohemi fabiola serrano aguilar" w:date="2026-10-22T00:28:00Z" w16du:dateUtc="2026-10-21T23:28:00Z">
         <w:r>
           <w:rPr>
             <w:lang w:val="es-ES"/>
@@ -3909,7 +3840,7 @@
           <w:t xml:space="preserve"> </w:t>
         </w:r>
       </w:ins>
-      <w:ins w:id="341" w:author="nohemi fabiola serrano aguilar" w:date="2026-10-22T00:32:00Z" w16du:dateUtc="2026-10-21T23:32:00Z">
+      <w:ins w:id="338" w:author="nohemi fabiola serrano aguilar" w:date="2026-10-22T00:32:00Z" w16du:dateUtc="2026-10-21T23:32:00Z">
         <w:r>
           <w:rPr>
             <w:lang w:val="es-ES"/>
@@ -3922,7 +3853,7 @@
       <w:pPr>
         <w:jc w:val="both"/>
         <w:rPr>
-          <w:ins w:id="342" w:author="nohemi fabiola serrano aguilar" w:date="2026-10-22T00:28:00Z" w16du:dateUtc="2026-10-21T23:28:00Z"/>
+          <w:ins w:id="339" w:author="nohemi fabiola serrano aguilar" w:date="2026-10-22T00:28:00Z" w16du:dateUtc="2026-10-21T23:28:00Z"/>
           <w:lang w:val="es-ES"/>
         </w:rPr>
       </w:pPr>
@@ -3936,11 +3867,11 @@
         </w:numPr>
         <w:jc w:val="both"/>
         <w:rPr>
-          <w:ins w:id="343" w:author="nohemi fabiola serrano aguilar" w:date="2026-10-22T00:29:00Z" w16du:dateUtc="2026-10-21T23:29:00Z"/>
+          <w:ins w:id="340" w:author="nohemi fabiola serrano aguilar" w:date="2026-10-22T00:29:00Z" w16du:dateUtc="2026-10-21T23:29:00Z"/>
           <w:lang w:val="es-ES"/>
         </w:rPr>
       </w:pPr>
-      <w:ins w:id="344" w:author="nohemi fabiola serrano aguilar" w:date="2026-10-22T00:28:00Z" w16du:dateUtc="2026-10-21T23:28:00Z">
+      <w:ins w:id="341" w:author="nohemi fabiola serrano aguilar" w:date="2026-10-22T00:28:00Z" w16du:dateUtc="2026-10-21T23:28:00Z">
         <w:r>
           <w:rPr>
             <w:lang w:val="es-ES"/>
@@ -3953,7 +3884,7 @@
       <w:pPr>
         <w:jc w:val="both"/>
         <w:rPr>
-          <w:ins w:id="345" w:author="nohemi fabiola serrano aguilar" w:date="2026-10-22T00:25:00Z" w16du:dateUtc="2026-10-21T23:25:00Z"/>
+          <w:ins w:id="342" w:author="nohemi fabiola serrano aguilar" w:date="2026-10-22T00:25:00Z" w16du:dateUtc="2026-10-21T23:25:00Z"/>
           <w:lang w:val="es-ES"/>
         </w:rPr>
       </w:pPr>
@@ -3962,11 +3893,11 @@
       <w:pPr>
         <w:jc w:val="both"/>
         <w:rPr>
-          <w:ins w:id="346" w:author="nohemi fabiola serrano aguilar" w:date="2026-10-22T01:30:00Z" w16du:dateUtc="2026-10-22T00:30:00Z"/>
+          <w:ins w:id="343" w:author="nohemi fabiola serrano aguilar" w:date="2026-10-22T01:30:00Z" w16du:dateUtc="2026-10-22T00:30:00Z"/>
           <w:lang w:val="es-ES"/>
         </w:rPr>
       </w:pPr>
-      <w:ins w:id="347" w:author="nohemi fabiola serrano aguilar" w:date="2026-10-22T00:35:00Z" w16du:dateUtc="2026-10-21T23:35:00Z">
+      <w:ins w:id="344" w:author="nohemi fabiola serrano aguilar" w:date="2026-10-22T00:35:00Z" w16du:dateUtc="2026-10-21T23:35:00Z">
         <w:r>
           <w:rPr>
             <w:lang w:val="es-ES"/>
@@ -3974,7 +3905,7 @@
           <w:t>El principal desafio comercial</w:t>
         </w:r>
       </w:ins>
-      <w:ins w:id="348" w:author="nohemi fabiola serrano aguilar" w:date="2026-10-22T00:48:00Z" w16du:dateUtc="2026-10-21T23:48:00Z">
+      <w:ins w:id="345" w:author="nohemi fabiola serrano aguilar" w:date="2026-10-22T00:48:00Z" w16du:dateUtc="2026-10-21T23:48:00Z">
         <w:r>
           <w:rPr>
             <w:lang w:val="es-ES"/>
@@ -3982,7 +3913,7 @@
           <w:t xml:space="preserve"> en Mexico</w:t>
         </w:r>
       </w:ins>
-      <w:ins w:id="349" w:author="nohemi fabiola serrano aguilar" w:date="2026-10-22T00:35:00Z" w16du:dateUtc="2026-10-21T23:35:00Z">
+      <w:ins w:id="346" w:author="nohemi fabiola serrano aguilar" w:date="2026-10-22T00:35:00Z" w16du:dateUtc="2026-10-21T23:35:00Z">
         <w:r>
           <w:rPr>
             <w:lang w:val="es-ES"/>
@@ -3990,7 +3921,7 @@
           <w:t xml:space="preserve"> para las empres</w:t>
         </w:r>
       </w:ins>
-      <w:ins w:id="350" w:author="nohemi fabiola serrano aguilar" w:date="2026-10-22T00:39:00Z" w16du:dateUtc="2026-10-21T23:39:00Z">
+      <w:ins w:id="347" w:author="nohemi fabiola serrano aguilar" w:date="2026-10-22T00:39:00Z" w16du:dateUtc="2026-10-21T23:39:00Z">
         <w:r>
           <w:rPr>
             <w:lang w:val="es-ES"/>
@@ -3998,7 +3929,7 @@
           <w:t>as</w:t>
         </w:r>
       </w:ins>
-      <w:ins w:id="351" w:author="nohemi fabiola serrano aguilar" w:date="2026-10-22T00:35:00Z" w16du:dateUtc="2026-10-21T23:35:00Z">
+      <w:ins w:id="348" w:author="nohemi fabiola serrano aguilar" w:date="2026-10-22T00:35:00Z" w16du:dateUtc="2026-10-21T23:35:00Z">
         <w:r>
           <w:rPr>
             <w:lang w:val="es-ES"/>
@@ -4006,7 +3937,7 @@
           <w:t xml:space="preserve"> farmaceuticas </w:t>
         </w:r>
       </w:ins>
-      <w:ins w:id="352" w:author="nohemi fabiola serrano aguilar" w:date="2026-10-22T00:39:00Z" w16du:dateUtc="2026-10-21T23:39:00Z">
+      <w:ins w:id="349" w:author="nohemi fabiola serrano aguilar" w:date="2026-10-22T00:39:00Z" w16du:dateUtc="2026-10-21T23:39:00Z">
         <w:r>
           <w:rPr>
             <w:lang w:val="es-ES"/>
@@ -4014,7 +3945,7 @@
           <w:t xml:space="preserve">es la ineficiente asignacion de inventario medico </w:t>
         </w:r>
       </w:ins>
-      <w:ins w:id="353" w:author="nohemi fabiola serrano aguilar" w:date="2026-10-22T00:40:00Z" w16du:dateUtc="2026-10-21T23:40:00Z">
+      <w:ins w:id="350" w:author="nohemi fabiola serrano aguilar" w:date="2026-10-22T00:40:00Z" w16du:dateUtc="2026-10-21T23:40:00Z">
         <w:r>
           <w:rPr>
             <w:lang w:val="es-ES"/>
@@ -4022,13 +3953,23 @@
           <w:t xml:space="preserve">a traves de centros de distribucion </w:t>
         </w:r>
       </w:ins>
-      <w:ins w:id="354" w:author="nohemi fabiola serrano aguilar" w:date="2026-10-22T01:06:00Z" w16du:dateUtc="2026-10-22T00:06:00Z">
+      <w:ins w:id="351" w:author="nohemi fabiola serrano aguilar" w:date="2026-10-22T01:06:00Z" w16du:dateUtc="2026-10-22T00:06:00Z">
         <w:r>
           <w:rPr>
             <w:lang w:val="es-ES"/>
           </w:rPr>
           <w:t>regional</w:t>
         </w:r>
+      </w:ins>
+      <w:ins w:id="352" w:author="nohemi fabiola serrano aguilar" w:date="2026-10-22T10:30:00Z" w16du:dateUtc="2026-10-22T09:30:00Z">
+        <w:r>
+          <w:rPr>
+            <w:lang w:val="es-ES"/>
+          </w:rPr>
+          <w:t>es</w:t>
+        </w:r>
+      </w:ins>
+      <w:ins w:id="353" w:author="nohemi fabiola serrano aguilar" w:date="2026-10-22T01:06:00Z" w16du:dateUtc="2026-10-22T00:06:00Z">
         <w:r>
           <w:rPr>
             <w:lang w:val="es-ES"/>
@@ -4036,7 +3977,7 @@
           <w:t>,</w:t>
         </w:r>
       </w:ins>
-      <w:ins w:id="355" w:author="nohemi fabiola serrano aguilar" w:date="2026-10-22T00:51:00Z" w16du:dateUtc="2026-10-21T23:51:00Z">
+      <w:ins w:id="354" w:author="nohemi fabiola serrano aguilar" w:date="2026-10-22T00:51:00Z" w16du:dateUtc="2026-10-21T23:51:00Z">
         <w:r>
           <w:rPr>
             <w:lang w:val="es-ES"/>
@@ -4044,7 +3985,7 @@
           <w:t xml:space="preserve"> </w:t>
         </w:r>
       </w:ins>
-      <w:ins w:id="356" w:author="nohemi fabiola serrano aguilar" w:date="2026-10-22T01:01:00Z" w16du:dateUtc="2026-10-22T00:01:00Z">
+      <w:ins w:id="355" w:author="nohemi fabiola serrano aguilar" w:date="2026-10-22T01:01:00Z" w16du:dateUtc="2026-10-22T00:01:00Z">
         <w:r>
           <w:rPr>
             <w:lang w:val="es-ES"/>
@@ -4052,7 +3993,7 @@
           <w:t xml:space="preserve">provocando el </w:t>
         </w:r>
       </w:ins>
-      <w:ins w:id="357" w:author="nohemi fabiola serrano aguilar" w:date="2026-10-22T00:58:00Z" w16du:dateUtc="2026-10-21T23:58:00Z">
+      <w:ins w:id="356" w:author="nohemi fabiola serrano aguilar" w:date="2026-10-22T00:58:00Z" w16du:dateUtc="2026-10-21T23:58:00Z">
         <w:r>
           <w:rPr>
             <w:lang w:val="es-ES"/>
@@ -4060,7 +4001,7 @@
           <w:t>sobreabastecimiento de almacenes centrales</w:t>
         </w:r>
       </w:ins>
-      <w:ins w:id="358" w:author="nohemi fabiola serrano aguilar" w:date="2026-10-22T01:27:00Z" w16du:dateUtc="2026-10-22T00:27:00Z">
+      <w:ins w:id="357" w:author="nohemi fabiola serrano aguilar" w:date="2026-10-22T01:27:00Z" w16du:dateUtc="2026-10-22T00:27:00Z">
         <w:r>
           <w:rPr>
             <w:lang w:val="es-ES"/>
@@ -4068,7 +4009,7 @@
           <w:t>,</w:t>
         </w:r>
       </w:ins>
-      <w:ins w:id="359" w:author="nohemi fabiola serrano aguilar" w:date="2026-10-22T00:58:00Z" w16du:dateUtc="2026-10-21T23:58:00Z">
+      <w:ins w:id="358" w:author="nohemi fabiola serrano aguilar" w:date="2026-10-22T00:58:00Z" w16du:dateUtc="2026-10-21T23:58:00Z">
         <w:r>
           <w:rPr>
             <w:lang w:val="es-ES"/>
@@ -4076,7 +4017,7 @@
           <w:t xml:space="preserve"> y</w:t>
         </w:r>
       </w:ins>
-      <w:ins w:id="360" w:author="nohemi fabiola serrano aguilar" w:date="2026-10-22T01:27:00Z" w16du:dateUtc="2026-10-22T00:27:00Z">
+      <w:ins w:id="359" w:author="nohemi fabiola serrano aguilar" w:date="2026-10-22T01:27:00Z" w16du:dateUtc="2026-10-22T00:27:00Z">
         <w:r>
           <w:rPr>
             <w:lang w:val="es-ES"/>
@@ -4084,7 +4025,7 @@
           <w:t xml:space="preserve"> al mismo tiempo, el</w:t>
         </w:r>
       </w:ins>
-      <w:ins w:id="361" w:author="nohemi fabiola serrano aguilar" w:date="2026-10-22T00:58:00Z" w16du:dateUtc="2026-10-21T23:58:00Z">
+      <w:ins w:id="360" w:author="nohemi fabiola serrano aguilar" w:date="2026-10-22T00:58:00Z" w16du:dateUtc="2026-10-21T23:58:00Z">
         <w:r>
           <w:rPr>
             <w:lang w:val="es-ES"/>
@@ -4092,7 +4033,7 @@
           <w:t xml:space="preserve"> desabasto critico </w:t>
         </w:r>
       </w:ins>
-      <w:ins w:id="362" w:author="nohemi fabiola serrano aguilar" w:date="2026-10-22T01:04:00Z" w16du:dateUtc="2026-10-22T00:04:00Z">
+      <w:ins w:id="361" w:author="nohemi fabiola serrano aguilar" w:date="2026-10-22T01:04:00Z" w16du:dateUtc="2026-10-22T00:04:00Z">
         <w:r>
           <w:rPr>
             <w:lang w:val="es-ES"/>
@@ -4100,7 +4041,7 @@
           <w:t>en clinicas de primer y segundo contacto</w:t>
         </w:r>
       </w:ins>
-      <w:ins w:id="363" w:author="nohemi fabiola serrano aguilar" w:date="2026-10-22T01:11:00Z" w16du:dateUtc="2026-10-22T00:11:00Z">
+      <w:ins w:id="362" w:author="nohemi fabiola serrano aguilar" w:date="2026-10-22T01:11:00Z" w16du:dateUtc="2026-10-22T00:11:00Z">
         <w:r>
           <w:rPr>
             <w:lang w:val="es-ES"/>
@@ -4108,7 +4049,7 @@
           <w:t xml:space="preserve">, sumado a </w:t>
         </w:r>
       </w:ins>
-      <w:ins w:id="364" w:author="nohemi fabiola serrano aguilar" w:date="2026-10-22T01:12:00Z" w16du:dateUtc="2026-10-22T00:12:00Z">
+      <w:ins w:id="363" w:author="nohemi fabiola serrano aguilar" w:date="2026-10-22T01:12:00Z" w16du:dateUtc="2026-10-22T00:12:00Z">
         <w:r>
           <w:rPr>
             <w:lang w:val="es-ES"/>
@@ -4122,15 +4063,31 @@
           <w:t>sus desiciones de inventario en historicos de compras anu</w:t>
         </w:r>
       </w:ins>
-      <w:ins w:id="365" w:author="nohemi fabiola serrano aguilar" w:date="2026-10-22T01:13:00Z" w16du:dateUtc="2026-10-22T00:13:00Z">
-        <w:r>
-          <w:rPr>
-            <w:lang w:val="es-ES"/>
-          </w:rPr>
-          <w:t xml:space="preserve">ales en lugar de </w:t>
-        </w:r>
-      </w:ins>
-      <w:ins w:id="366" w:author="nohemi fabiola serrano aguilar" w:date="2026-10-22T01:14:00Z" w16du:dateUtc="2026-10-22T00:14:00Z">
+      <w:ins w:id="364" w:author="nohemi fabiola serrano aguilar" w:date="2026-10-22T01:13:00Z" w16du:dateUtc="2026-10-22T00:13:00Z">
+        <w:r>
+          <w:rPr>
+            <w:lang w:val="es-ES"/>
+          </w:rPr>
+          <w:t>ales en lugar de</w:t>
+        </w:r>
+      </w:ins>
+      <w:ins w:id="365" w:author="nohemi fabiola serrano aguilar" w:date="2026-10-22T10:32:00Z" w16du:dateUtc="2026-10-22T09:32:00Z">
+        <w:r>
+          <w:rPr>
+            <w:lang w:val="es-ES"/>
+          </w:rPr>
+          <w:t xml:space="preserve"> </w:t>
+        </w:r>
+      </w:ins>
+      <w:ins w:id="366" w:author="nohemi fabiola serrano aguilar" w:date="2026-10-22T01:13:00Z" w16du:dateUtc="2026-10-22T00:13:00Z">
+        <w:r>
+          <w:rPr>
+            <w:lang w:val="es-ES"/>
+          </w:rPr>
+          <w:t xml:space="preserve"> </w:t>
+        </w:r>
+      </w:ins>
+      <w:ins w:id="367" w:author="nohemi fabiola serrano aguilar" w:date="2026-10-22T01:14:00Z" w16du:dateUtc="2026-10-22T00:14:00Z">
         <w:r>
           <w:rPr>
             <w:lang w:val="es-ES"/>
@@ -4150,7 +4107,7 @@
           <w:t xml:space="preserve">datos que les </w:t>
         </w:r>
       </w:ins>
-      <w:ins w:id="367" w:author="nohemi fabiola serrano aguilar" w:date="2026-10-22T01:30:00Z" w16du:dateUtc="2026-10-22T00:30:00Z">
+      <w:ins w:id="368" w:author="nohemi fabiola serrano aguilar" w:date="2026-10-22T01:30:00Z" w16du:dateUtc="2026-10-22T00:30:00Z">
         <w:r>
           <w:rPr>
             <w:lang w:val="es-ES"/>
@@ -4158,7 +4115,7 @@
           <w:t>permitan</w:t>
         </w:r>
       </w:ins>
-      <w:ins w:id="368" w:author="nohemi fabiola serrano aguilar" w:date="2026-10-22T01:21:00Z" w16du:dateUtc="2026-10-22T00:21:00Z">
+      <w:ins w:id="369" w:author="nohemi fabiola serrano aguilar" w:date="2026-10-22T01:21:00Z" w16du:dateUtc="2026-10-22T00:21:00Z">
         <w:r>
           <w:rPr>
             <w:lang w:val="es-ES"/>
@@ -4166,7 +4123,7 @@
           <w:t xml:space="preserve"> prever picos </w:t>
         </w:r>
       </w:ins>
-      <w:ins w:id="369" w:author="nohemi fabiola serrano aguilar" w:date="2026-10-22T01:22:00Z" w16du:dateUtc="2026-10-22T00:22:00Z">
+      <w:ins w:id="370" w:author="nohemi fabiola serrano aguilar" w:date="2026-10-22T01:22:00Z" w16du:dateUtc="2026-10-22T00:22:00Z">
         <w:r>
           <w:rPr>
             <w:lang w:val="es-ES"/>
@@ -4180,7 +4137,7 @@
           <w:t xml:space="preserve"> en municipios o zonas rurales especificas.</w:t>
         </w:r>
       </w:ins>
-      <w:ins w:id="370" w:author="nohemi fabiola serrano aguilar" w:date="2026-10-22T01:17:00Z" w16du:dateUtc="2026-10-22T00:17:00Z">
+      <w:ins w:id="371" w:author="nohemi fabiola serrano aguilar" w:date="2026-10-22T01:17:00Z" w16du:dateUtc="2026-10-22T00:17:00Z">
         <w:r>
           <w:rPr>
             <w:lang w:val="es-ES"/>
@@ -4193,7 +4150,7 @@
       <w:pPr>
         <w:jc w:val="both"/>
         <w:rPr>
-          <w:ins w:id="371" w:author="nohemi fabiola serrano aguilar" w:date="2026-10-22T01:07:00Z" w16du:dateUtc="2026-10-22T00:07:00Z"/>
+          <w:ins w:id="372" w:author="nohemi fabiola serrano aguilar" w:date="2026-10-22T01:07:00Z" w16du:dateUtc="2026-10-22T00:07:00Z"/>
           <w:lang w:val="es-ES"/>
         </w:rPr>
       </w:pPr>
@@ -4202,11 +4159,11 @@
       <w:pPr>
         <w:jc w:val="both"/>
         <w:rPr>
-          <w:ins w:id="372" w:author="nohemi fabiola serrano aguilar" w:date="2026-10-22T01:09:00Z" w16du:dateUtc="2026-10-22T00:09:00Z"/>
+          <w:ins w:id="373" w:author="nohemi fabiola serrano aguilar" w:date="2026-10-22T13:20:00Z" w16du:dateUtc="2026-10-22T12:20:00Z"/>
           <w:lang w:val="es-ES"/>
         </w:rPr>
       </w:pPr>
-      <w:ins w:id="373" w:author="nohemi fabiola serrano aguilar" w:date="2026-10-22T01:24:00Z" w16du:dateUtc="2026-10-22T00:24:00Z">
+      <w:ins w:id="374" w:author="nohemi fabiola serrano aguilar" w:date="2026-10-22T01:24:00Z" w16du:dateUtc="2026-10-22T00:24:00Z">
         <w:r>
           <w:rPr>
             <w:lang w:val="es-ES"/>
@@ -4220,7 +4177,7 @@
           <w:t xml:space="preserve"> en almacenes donde </w:t>
         </w:r>
       </w:ins>
-      <w:ins w:id="374" w:author="nohemi fabiola serrano aguilar" w:date="2026-10-22T01:25:00Z" w16du:dateUtc="2026-10-22T00:25:00Z">
+      <w:ins w:id="375" w:author="nohemi fabiola serrano aguilar" w:date="2026-10-22T01:25:00Z" w16du:dateUtc="2026-10-22T00:25:00Z">
         <w:r>
           <w:rPr>
             <w:lang w:val="es-ES"/>
@@ -4228,7 +4185,7 @@
           <w:t>no se necesitaban, al mismo tiempo se p</w:t>
         </w:r>
       </w:ins>
-      <w:ins w:id="375" w:author="nohemi fabiola serrano aguilar" w:date="2026-10-22T01:30:00Z" w16du:dateUtc="2026-10-22T00:30:00Z">
+      <w:ins w:id="376" w:author="nohemi fabiola serrano aguilar" w:date="2026-10-22T01:30:00Z" w16du:dateUtc="2026-10-22T00:30:00Z">
         <w:r>
           <w:rPr>
             <w:lang w:val="es-ES"/>
@@ -4236,7 +4193,7 @@
           <w:t>ierd</w:t>
         </w:r>
       </w:ins>
-      <w:ins w:id="376" w:author="nohemi fabiola serrano aguilar" w:date="2026-10-22T01:25:00Z" w16du:dateUtc="2026-10-22T00:25:00Z">
+      <w:ins w:id="377" w:author="nohemi fabiola serrano aguilar" w:date="2026-10-22T01:25:00Z" w16du:dateUtc="2026-10-22T00:25:00Z">
         <w:r>
           <w:rPr>
             <w:lang w:val="es-ES"/>
@@ -4256,7 +4213,7 @@
           <w:t>tasas de mortalidad materna e infa</w:t>
         </w:r>
       </w:ins>
-      <w:ins w:id="377" w:author="nohemi fabiola serrano aguilar" w:date="2026-10-22T01:26:00Z" w16du:dateUtc="2026-10-22T00:26:00Z">
+      <w:ins w:id="378" w:author="nohemi fabiola serrano aguilar" w:date="2026-10-22T01:26:00Z" w16du:dateUtc="2026-10-22T00:26:00Z">
         <w:r>
           <w:rPr>
             <w:lang w:val="es-ES"/>
@@ -4267,20 +4224,1324 @@
     </w:p>
     <w:p>
       <w:pPr>
-        <w:spacing w:line="360" w:lineRule="auto"/>
         <w:jc w:val="both"/>
         <w:rPr>
-          <w:rFonts w:ascii="Calibri" w:eastAsia="Times New Roman" w:hAnsi="Calibri" w:cs="Calibri"/>
-          <w:b/>
-          <w:bCs/>
-          <w:sz w:val="28"/>
-          <w:szCs w:val="28"/>
-          <w:rPrChange w:id="378" w:author="nohemi fabiola serrano aguilar" w:date="2026-10-15T11:29:00Z" w16du:dateUtc="2026-10-15T10:29:00Z">
+          <w:ins w:id="379" w:author="nohemi fabiola serrano aguilar" w:date="2026-10-22T13:20:00Z" w16du:dateUtc="2026-10-22T12:20:00Z"/>
+          <w:lang w:val="es-ES"/>
+        </w:rPr>
+      </w:pPr>
+    </w:p>
+    <w:p>
+      <w:pPr>
+        <w:jc w:val="both"/>
+        <w:rPr>
+          <w:ins w:id="380" w:author="nohemi fabiola serrano aguilar" w:date="2026-10-22T13:29:00Z" w16du:dateUtc="2026-10-22T12:29:00Z"/>
+          <w:lang w:val="es-ES"/>
+        </w:rPr>
+      </w:pPr>
+      <w:ins w:id="381" w:author="nohemi fabiola serrano aguilar" w:date="2026-10-22T13:21:00Z" w16du:dateUtc="2026-10-22T12:21:00Z">
+        <w:r>
+          <w:rPr>
+            <w:lang w:val="es-ES"/>
+          </w:rPr>
+          <w:t>Ademas, los sistemas manuales de despacho de inventarios son altamente vulnerables</w:t>
+        </w:r>
+      </w:ins>
+      <w:ins w:id="382" w:author="nohemi fabiola serrano aguilar" w:date="2026-10-22T13:22:00Z" w16du:dateUtc="2026-10-22T12:22:00Z">
+        <w:r>
+          <w:rPr>
+            <w:lang w:val="es-ES"/>
+          </w:rPr>
+          <w:t xml:space="preserve"> a la opacidad operativa, </w:t>
+        </w:r>
+      </w:ins>
+      <w:ins w:id="383" w:author="nohemi fabiola serrano aguilar" w:date="2026-10-22T13:23:00Z" w16du:dateUtc="2026-10-22T12:23:00Z">
+        <w:r>
+          <w:rPr>
+            <w:lang w:val="es-ES"/>
+          </w:rPr>
+          <w:t xml:space="preserve">haciendolo suceptible al desvio no autorizado </w:t>
+        </w:r>
+      </w:ins>
+      <w:ins w:id="384" w:author="nohemi fabiola serrano aguilar" w:date="2026-10-22T13:24:00Z" w16du:dateUtc="2026-10-22T12:24:00Z">
+        <w:r>
+          <w:rPr>
+            <w:lang w:val="es-ES"/>
+          </w:rPr>
+          <w:t xml:space="preserve">de productos y a las perdidas de existencias disfrazadas. La automatizacion </w:t>
+        </w:r>
+      </w:ins>
+      <w:ins w:id="385" w:author="nohemi fabiola serrano aguilar" w:date="2026-10-22T13:25:00Z" w16du:dateUtc="2026-10-22T12:25:00Z">
+        <w:r>
+          <w:rPr>
+            <w:lang w:val="es-ES"/>
+          </w:rPr>
+          <w:t xml:space="preserve">y el procesamiento de datos establece una linea operativa objetiva y reduce </w:t>
+        </w:r>
+      </w:ins>
+      <w:ins w:id="386" w:author="nohemi fabiola serrano aguilar" w:date="2026-10-22T13:26:00Z" w16du:dateUtc="2026-10-22T12:26:00Z">
+        <w:r>
+          <w:rPr>
+            <w:lang w:val="es-ES"/>
+          </w:rPr>
+          <w:t>la asimetria de la informacion, mitigando las oportunidades de filtracion ilicita</w:t>
+        </w:r>
+      </w:ins>
+      <w:ins w:id="387" w:author="nohemi fabiola serrano aguilar" w:date="2026-10-22T13:38:00Z" w16du:dateUtc="2026-10-22T12:38:00Z">
+        <w:r>
+          <w:rPr>
+            <w:lang w:val="es-ES"/>
+          </w:rPr>
+          <w:t xml:space="preserve"> y respaldando </w:t>
+        </w:r>
+      </w:ins>
+      <w:ins w:id="388" w:author="nohemi fabiola serrano aguilar" w:date="2026-10-22T13:39:00Z" w16du:dateUtc="2026-10-22T12:39:00Z">
+        <w:r>
+          <w:rPr>
+            <w:lang w:val="es-ES"/>
+          </w:rPr>
+          <w:t>la reputacion de las empresas</w:t>
+        </w:r>
+      </w:ins>
+    </w:p>
+    <w:p>
+      <w:pPr>
+        <w:jc w:val="both"/>
+        <w:rPr>
+          <w:ins w:id="389" w:author="nohemi fabiola serrano aguilar" w:date="2026-10-22T13:46:00Z" w16du:dateUtc="2026-10-22T12:46:00Z"/>
+          <w:lang w:val="es-ES"/>
+        </w:rPr>
+      </w:pPr>
+    </w:p>
+    <w:p>
+      <w:pPr>
+        <w:jc w:val="both"/>
+        <w:rPr>
+          <w:ins w:id="390" w:author="nohemi fabiola serrano aguilar" w:date="2026-10-22T13:46:00Z" w16du:dateUtc="2026-10-22T12:46:00Z"/>
+          <w:lang w:val="es-ES"/>
+        </w:rPr>
+      </w:pPr>
+    </w:p>
+    <w:p>
+      <w:pPr>
+        <w:jc w:val="both"/>
+        <w:rPr>
+          <w:ins w:id="391" w:author="nohemi fabiola serrano aguilar" w:date="2026-10-22T13:46:00Z" w16du:dateUtc="2026-10-22T12:46:00Z"/>
+          <w:lang w:val="es-ES"/>
+        </w:rPr>
+      </w:pPr>
+    </w:p>
+    <w:p>
+      <w:pPr>
+        <w:jc w:val="both"/>
+        <w:rPr>
+          <w:ins w:id="392" w:author="nohemi fabiola serrano aguilar" w:date="2026-10-22T09:47:00Z" w16du:dateUtc="2026-10-22T08:47:00Z"/>
+          <w:lang w:val="es-ES"/>
+        </w:rPr>
+      </w:pPr>
+    </w:p>
+    <w:p>
+      <w:pPr>
+        <w:pStyle w:val="ListParagraph"/>
+        <w:numPr>
+          <w:ilvl w:val="0"/>
+          <w:numId w:val="34"/>
+        </w:numPr>
+        <w:jc w:val="both"/>
+        <w:rPr>
+          <w:ins w:id="393" w:author="nohemi fabiola serrano aguilar" w:date="2026-10-22T10:02:00Z" w16du:dateUtc="2026-10-22T09:02:00Z"/>
+          <w:lang w:val="es-ES"/>
+        </w:rPr>
+      </w:pPr>
+      <w:ins w:id="394" w:author="nohemi fabiola serrano aguilar" w:date="2026-10-22T10:02:00Z" w16du:dateUtc="2026-10-22T09:02:00Z">
+        <w:r>
+          <w:rPr>
+            <w:lang w:val="es-ES"/>
+          </w:rPr>
+          <w:lastRenderedPageBreak/>
+          <w:t>Meta y Objetivos</w:t>
+        </w:r>
+      </w:ins>
+    </w:p>
+    <w:p>
+      <w:pPr>
+        <w:jc w:val="both"/>
+        <w:rPr>
+          <w:ins w:id="395" w:author="nohemi fabiola serrano aguilar" w:date="2026-10-22T10:02:00Z" w16du:dateUtc="2026-10-22T09:02:00Z"/>
+          <w:lang w:val="es-ES"/>
+        </w:rPr>
+      </w:pPr>
+    </w:p>
+    <w:p>
+      <w:pPr>
+        <w:jc w:val="both"/>
+        <w:rPr>
+          <w:ins w:id="396" w:author="nohemi fabiola serrano aguilar" w:date="2026-10-22T12:25:00Z" w16du:dateUtc="2026-10-22T11:25:00Z"/>
+          <w:lang w:val="es-ES"/>
+        </w:rPr>
+      </w:pPr>
+      <w:ins w:id="397" w:author="nohemi fabiola serrano aguilar" w:date="2026-10-22T10:21:00Z" w16du:dateUtc="2026-10-22T09:21:00Z">
+        <w:r>
+          <w:rPr>
+            <w:lang w:val="es-ES"/>
+          </w:rPr>
+          <w:t xml:space="preserve">El objetivo principal es desarrollar </w:t>
+        </w:r>
+      </w:ins>
+      <w:ins w:id="398" w:author="nohemi fabiola serrano aguilar" w:date="2026-10-22T10:33:00Z" w16du:dateUtc="2026-10-22T09:33:00Z">
+        <w:r>
+          <w:rPr>
+            <w:lang w:val="es-ES"/>
+          </w:rPr>
+          <w:t>e impulsar el uso d</w:t>
+        </w:r>
+      </w:ins>
+      <w:ins w:id="399" w:author="nohemi fabiola serrano aguilar" w:date="2026-10-22T10:34:00Z" w16du:dateUtc="2026-10-22T09:34:00Z">
+        <w:r>
+          <w:rPr>
+            <w:lang w:val="es-ES"/>
+          </w:rPr>
+          <w:t>e metologias de rotacion automatizada</w:t>
+        </w:r>
+      </w:ins>
+      <w:ins w:id="400" w:author="nohemi fabiola serrano aguilar" w:date="2026-10-22T12:44:00Z" w16du:dateUtc="2026-10-22T11:44:00Z">
+        <w:r>
+          <w:rPr>
+            <w:lang w:val="es-ES"/>
+          </w:rPr>
+          <w:t>s</w:t>
+        </w:r>
+      </w:ins>
+      <w:ins w:id="401" w:author="nohemi fabiola serrano aguilar" w:date="2026-10-22T11:35:00Z" w16du:dateUtc="2026-10-22T10:35:00Z">
+        <w:r>
+          <w:rPr>
+            <w:lang w:val="es-ES"/>
+          </w:rPr>
+          <w:t xml:space="preserve">, </w:t>
+        </w:r>
+      </w:ins>
+      <w:ins w:id="402" w:author="nohemi fabiola serrano aguilar" w:date="2026-10-22T10:38:00Z" w16du:dateUtc="2026-10-22T09:38:00Z">
+        <w:r>
+          <w:rPr>
+            <w:lang w:val="es-ES"/>
+          </w:rPr>
+          <w:t>que permitan</w:t>
+        </w:r>
+      </w:ins>
+      <w:ins w:id="403" w:author="nohemi fabiola serrano aguilar" w:date="2026-10-22T10:44:00Z" w16du:dateUtc="2026-10-22T09:44:00Z">
+        <w:r>
+          <w:rPr>
+            <w:lang w:val="es-ES"/>
+          </w:rPr>
+          <w:t xml:space="preserve"> se</w:t>
+        </w:r>
+      </w:ins>
+      <w:ins w:id="404" w:author="nohemi fabiola serrano aguilar" w:date="2026-10-22T12:44:00Z" w16du:dateUtc="2026-10-22T11:44:00Z">
+        <w:r>
+          <w:rPr>
+            <w:lang w:val="es-ES"/>
+          </w:rPr>
+          <w:t>g</w:t>
+        </w:r>
+      </w:ins>
+      <w:ins w:id="405" w:author="nohemi fabiola serrano aguilar" w:date="2026-10-22T10:44:00Z" w16du:dateUtc="2026-10-22T09:44:00Z">
+        <w:r>
+          <w:rPr>
+            <w:lang w:val="es-ES"/>
+          </w:rPr>
+          <w:t>ment</w:t>
+        </w:r>
+      </w:ins>
+      <w:ins w:id="406" w:author="nohemi fabiola serrano aguilar" w:date="2026-10-22T10:45:00Z" w16du:dateUtc="2026-10-22T09:45:00Z">
+        <w:r>
+          <w:rPr>
+            <w:lang w:val="es-ES"/>
+          </w:rPr>
+          <w:t>ar la demanda regional y la distribucion de</w:t>
+        </w:r>
+      </w:ins>
+      <w:ins w:id="407" w:author="nohemi fabiola serrano aguilar" w:date="2026-10-22T10:38:00Z" w16du:dateUtc="2026-10-22T09:38:00Z">
+        <w:r>
+          <w:rPr>
+            <w:lang w:val="es-ES"/>
+          </w:rPr>
+          <w:t xml:space="preserve"> farmacos</w:t>
+        </w:r>
+      </w:ins>
+      <w:ins w:id="408" w:author="nohemi fabiola serrano aguilar" w:date="2026-10-22T10:42:00Z" w16du:dateUtc="2026-10-22T09:42:00Z">
+        <w:r>
+          <w:rPr>
+            <w:lang w:val="es-ES"/>
+          </w:rPr>
+          <w:t xml:space="preserve"> para la salud obstetrica,</w:t>
+        </w:r>
+      </w:ins>
+      <w:ins w:id="409" w:author="nohemi fabiola serrano aguilar" w:date="2026-10-22T10:45:00Z" w16du:dateUtc="2026-10-22T09:45:00Z">
+        <w:r>
+          <w:rPr>
+            <w:lang w:val="es-ES"/>
+          </w:rPr>
+          <w:t xml:space="preserve"> reduciendo</w:t>
+        </w:r>
+      </w:ins>
+      <w:ins w:id="410" w:author="nohemi fabiola serrano aguilar" w:date="2026-10-22T12:23:00Z" w16du:dateUtc="2026-10-22T11:23:00Z">
+        <w:r>
+          <w:rPr>
+            <w:lang w:val="es-ES"/>
+          </w:rPr>
+          <w:t xml:space="preserve"> costos operativos,</w:t>
+        </w:r>
+      </w:ins>
+      <w:ins w:id="411" w:author="nohemi fabiola serrano aguilar" w:date="2026-10-22T10:36:00Z" w16du:dateUtc="2026-10-22T09:36:00Z">
+        <w:r>
+          <w:rPr>
+            <w:lang w:val="es-ES"/>
+          </w:rPr>
+          <w:t xml:space="preserve"> </w:t>
+        </w:r>
+      </w:ins>
+      <w:ins w:id="412" w:author="nohemi fabiola serrano aguilar" w:date="2026-10-22T11:37:00Z" w16du:dateUtc="2026-10-22T10:37:00Z">
+        <w:r>
+          <w:rPr>
+            <w:lang w:val="es-ES"/>
+          </w:rPr>
+          <w:t>mermas</w:t>
+        </w:r>
+      </w:ins>
+      <w:ins w:id="413" w:author="nohemi fabiola serrano aguilar" w:date="2026-10-22T10:36:00Z" w16du:dateUtc="2026-10-22T09:36:00Z">
+        <w:r>
+          <w:rPr>
+            <w:lang w:val="es-ES"/>
+          </w:rPr>
+          <w:t xml:space="preserve"> por caducidad </w:t>
+        </w:r>
+      </w:ins>
+      <w:ins w:id="414" w:author="nohemi fabiola serrano aguilar" w:date="2026-10-22T10:34:00Z" w16du:dateUtc="2026-10-22T09:34:00Z">
+        <w:r>
+          <w:rPr>
+            <w:lang w:val="es-ES"/>
+          </w:rPr>
+          <w:t xml:space="preserve">y el </w:t>
+        </w:r>
+      </w:ins>
+      <w:ins w:id="415" w:author="nohemi fabiola serrano aguilar" w:date="2026-10-22T10:46:00Z" w16du:dateUtc="2026-10-22T09:46:00Z">
+        <w:r>
+          <w:rPr>
+            <w:lang w:val="es-ES"/>
+          </w:rPr>
+          <w:t>desabasto</w:t>
+        </w:r>
+      </w:ins>
+      <w:ins w:id="416" w:author="nohemi fabiola serrano aguilar" w:date="2026-10-22T10:34:00Z" w16du:dateUtc="2026-10-22T09:34:00Z">
+        <w:r>
+          <w:rPr>
+            <w:lang w:val="es-ES"/>
+          </w:rPr>
+          <w:t xml:space="preserve"> regional</w:t>
+        </w:r>
+      </w:ins>
+      <w:ins w:id="417" w:author="nohemi fabiola serrano aguilar" w:date="2026-10-22T11:38:00Z" w16du:dateUtc="2026-10-22T10:38:00Z">
+        <w:r>
+          <w:rPr>
+            <w:lang w:val="es-ES"/>
+          </w:rPr>
+          <w:t xml:space="preserve"> de mayor riesgo en Mexico.</w:t>
+        </w:r>
+      </w:ins>
+    </w:p>
+    <w:p>
+      <w:pPr>
+        <w:jc w:val="both"/>
+        <w:rPr>
+          <w:ins w:id="418" w:author="nohemi fabiola serrano aguilar" w:date="2026-10-22T12:25:00Z" w16du:dateUtc="2026-10-22T11:25:00Z"/>
+          <w:lang w:val="es-ES"/>
+        </w:rPr>
+      </w:pPr>
+    </w:p>
+    <w:p>
+      <w:pPr>
+        <w:jc w:val="both"/>
+        <w:rPr>
+          <w:ins w:id="419" w:author="nohemi fabiola serrano aguilar" w:date="2026-10-22T12:28:00Z" w16du:dateUtc="2026-10-22T11:28:00Z"/>
+          <w:lang w:val="es-ES"/>
+        </w:rPr>
+      </w:pPr>
+      <w:ins w:id="420" w:author="nohemi fabiola serrano aguilar" w:date="2026-10-22T12:25:00Z" w16du:dateUtc="2026-10-22T11:25:00Z">
+        <w:r>
+          <w:rPr>
+            <w:lang w:val="es-ES"/>
+          </w:rPr>
+          <w:t>Objetivo 1. Reduccion de mermas por Caducidad</w:t>
+        </w:r>
+      </w:ins>
+      <w:ins w:id="421" w:author="nohemi fabiola serrano aguilar" w:date="2026-10-22T12:43:00Z" w16du:dateUtc="2026-10-22T11:43:00Z">
+        <w:r>
+          <w:rPr>
+            <w:lang w:val="es-ES"/>
+          </w:rPr>
+          <w:t xml:space="preserve"> sustituyendo</w:t>
+        </w:r>
+      </w:ins>
+      <w:ins w:id="422" w:author="nohemi fabiola serrano aguilar" w:date="2026-10-22T12:26:00Z" w16du:dateUtc="2026-10-22T11:26:00Z">
+        <w:r>
+          <w:rPr>
+            <w:lang w:val="es-ES"/>
+          </w:rPr>
+          <w:t xml:space="preserve"> el reabastecimiento inercial por un modelo de accion basado</w:t>
+        </w:r>
+      </w:ins>
+      <w:ins w:id="423" w:author="nohemi fabiola serrano aguilar" w:date="2026-10-22T12:27:00Z" w16du:dateUtc="2026-10-22T11:27:00Z">
+        <w:r>
+          <w:rPr>
+            <w:lang w:val="es-ES"/>
+          </w:rPr>
+          <w:t xml:space="preserve"> en el riesgo epidemiologico </w:t>
+        </w:r>
+      </w:ins>
+      <w:ins w:id="424" w:author="nohemi fabiola serrano aguilar" w:date="2026-10-22T12:43:00Z" w16du:dateUtc="2026-10-22T11:43:00Z">
+        <w:r>
+          <w:rPr>
+            <w:lang w:val="es-ES"/>
+          </w:rPr>
+          <w:t>y diseno demografico.</w:t>
+        </w:r>
+      </w:ins>
+    </w:p>
+    <w:p>
+      <w:pPr>
+        <w:jc w:val="both"/>
+        <w:rPr>
+          <w:ins w:id="425" w:author="nohemi fabiola serrano aguilar" w:date="2026-10-22T12:30:00Z" w16du:dateUtc="2026-10-22T11:30:00Z"/>
+          <w:lang w:val="es-ES"/>
+        </w:rPr>
+      </w:pPr>
+      <w:ins w:id="426" w:author="nohemi fabiola serrano aguilar" w:date="2026-10-22T12:28:00Z" w16du:dateUtc="2026-10-22T11:28:00Z">
+        <w:r>
+          <w:rPr>
+            <w:lang w:val="es-ES"/>
+          </w:rPr>
+          <w:t xml:space="preserve">Objetivo 2. </w:t>
+        </w:r>
+      </w:ins>
+      <w:ins w:id="427" w:author="nohemi fabiola serrano aguilar" w:date="2026-10-22T12:29:00Z" w16du:dateUtc="2026-10-22T11:29:00Z">
+        <w:r>
+          <w:rPr>
+            <w:lang w:val="es-ES"/>
+          </w:rPr>
+          <w:t>Optimizacion de costos de servicio</w:t>
+        </w:r>
+      </w:ins>
+      <w:ins w:id="428" w:author="nohemi fabiola serrano aguilar" w:date="2026-10-22T12:45:00Z" w16du:dateUtc="2026-10-22T11:45:00Z">
+        <w:r>
+          <w:rPr>
+            <w:lang w:val="es-ES"/>
+          </w:rPr>
+          <w:t xml:space="preserve"> co</w:t>
+        </w:r>
+      </w:ins>
+      <w:ins w:id="429" w:author="nohemi fabiola serrano aguilar" w:date="2026-10-22T12:46:00Z" w16du:dateUtc="2026-10-22T11:46:00Z">
+        <w:r>
+          <w:rPr>
+            <w:lang w:val="es-ES"/>
+          </w:rPr>
+          <w:t>n</w:t>
+        </w:r>
+      </w:ins>
+      <w:ins w:id="430" w:author="nohemi fabiola serrano aguilar" w:date="2026-10-22T12:45:00Z" w16du:dateUtc="2026-10-22T11:45:00Z">
+        <w:r>
+          <w:rPr>
+            <w:lang w:val="es-ES"/>
+          </w:rPr>
+          <w:t>solidando</w:t>
+        </w:r>
+      </w:ins>
+      <w:ins w:id="431" w:author="nohemi fabiola serrano aguilar" w:date="2026-10-22T12:29:00Z" w16du:dateUtc="2026-10-22T11:29:00Z">
+        <w:r>
+          <w:rPr>
+            <w:lang w:val="es-ES"/>
+          </w:rPr>
+          <w:t xml:space="preserve"> </w:t>
+        </w:r>
+      </w:ins>
+      <w:ins w:id="432" w:author="nohemi fabiola serrano aguilar" w:date="2026-10-22T12:46:00Z" w16du:dateUtc="2026-10-22T11:46:00Z">
+        <w:r>
+          <w:rPr>
+            <w:lang w:val="es-ES"/>
+          </w:rPr>
+          <w:t>el abasto</w:t>
+        </w:r>
+      </w:ins>
+      <w:ins w:id="433" w:author="nohemi fabiola serrano aguilar" w:date="2026-10-22T12:29:00Z" w16du:dateUtc="2026-10-22T11:29:00Z">
+        <w:r>
+          <w:rPr>
+            <w:lang w:val="es-ES"/>
+          </w:rPr>
+          <w:t xml:space="preserve"> en los centros de Distribucion (CEDIS) </w:t>
+        </w:r>
+      </w:ins>
+      <w:ins w:id="434" w:author="nohemi fabiola serrano aguilar" w:date="2026-10-22T12:30:00Z" w16du:dateUtc="2026-10-22T11:30:00Z">
+        <w:r>
+          <w:rPr>
+            <w:lang w:val="es-ES"/>
+          </w:rPr>
+          <w:t>intermedios antes que los picos estacionales detectados por el algoritmo.</w:t>
+        </w:r>
+      </w:ins>
+    </w:p>
+    <w:p>
+      <w:pPr>
+        <w:jc w:val="both"/>
+        <w:rPr>
+          <w:ins w:id="435" w:author="nohemi fabiola serrano aguilar" w:date="2026-10-22T12:30:00Z" w16du:dateUtc="2026-10-22T11:30:00Z"/>
+          <w:lang w:val="es-ES"/>
+        </w:rPr>
+      </w:pPr>
+    </w:p>
+    <w:p>
+      <w:pPr>
+        <w:jc w:val="both"/>
+        <w:rPr>
+          <w:ins w:id="436" w:author="nohemi fabiola serrano aguilar" w:date="2026-10-22T12:34:00Z" w16du:dateUtc="2026-10-22T11:34:00Z"/>
+          <w:lang w:val="es-ES"/>
+        </w:rPr>
+      </w:pPr>
+      <w:ins w:id="437" w:author="nohemi fabiola serrano aguilar" w:date="2026-10-22T12:30:00Z" w16du:dateUtc="2026-10-22T11:30:00Z">
+        <w:r>
+          <w:rPr>
+            <w:lang w:val="es-ES"/>
+          </w:rPr>
+          <w:t xml:space="preserve">Objetivo 3. </w:t>
+        </w:r>
+      </w:ins>
+      <w:ins w:id="438" w:author="nohemi fabiola serrano aguilar" w:date="2026-10-22T12:31:00Z" w16du:dateUtc="2026-10-22T11:31:00Z">
+        <w:r>
+          <w:rPr>
+            <w:lang w:val="es-ES"/>
+          </w:rPr>
+          <w:t>Incremento en el nivel de Servicio y Cumplimiento de Contratos</w:t>
+        </w:r>
+      </w:ins>
+      <w:ins w:id="439" w:author="nohemi fabiola serrano aguilar" w:date="2026-10-22T12:47:00Z" w16du:dateUtc="2026-10-22T11:47:00Z">
+        <w:r>
+          <w:rPr>
+            <w:lang w:val="es-ES"/>
+          </w:rPr>
+          <w:t xml:space="preserve"> asegurando </w:t>
+        </w:r>
+      </w:ins>
+      <w:ins w:id="440" w:author="nohemi fabiola serrano aguilar" w:date="2026-10-22T12:31:00Z" w16du:dateUtc="2026-10-22T11:31:00Z">
+        <w:r>
+          <w:rPr>
+            <w:lang w:val="es-ES"/>
+          </w:rPr>
+          <w:t>que el opera</w:t>
+        </w:r>
+      </w:ins>
+      <w:ins w:id="441" w:author="nohemi fabiola serrano aguilar" w:date="2026-10-22T12:32:00Z" w16du:dateUtc="2026-10-22T11:32:00Z">
+        <w:r>
+          <w:rPr>
+            <w:lang w:val="es-ES"/>
+          </w:rPr>
+          <w:t xml:space="preserve">dor logistico </w:t>
+        </w:r>
+      </w:ins>
+      <w:ins w:id="442" w:author="nohemi fabiola serrano aguilar" w:date="2026-10-22T12:47:00Z" w16du:dateUtc="2026-10-22T11:47:00Z">
+        <w:r>
+          <w:rPr>
+            <w:lang w:val="es-ES"/>
+          </w:rPr>
+          <w:t>c</w:t>
+        </w:r>
+      </w:ins>
+      <w:ins w:id="443" w:author="nohemi fabiola serrano aguilar" w:date="2026-10-22T12:32:00Z" w16du:dateUtc="2026-10-22T11:32:00Z">
+        <w:r>
+          <w:rPr>
+            <w:lang w:val="es-ES"/>
+          </w:rPr>
+          <w:t>umpla de forma estricta con las entregas a las instituciones de salud</w:t>
+        </w:r>
+      </w:ins>
+      <w:ins w:id="444" w:author="nohemi fabiola serrano aguilar" w:date="2026-10-22T12:33:00Z" w16du:dateUtc="2026-10-22T11:33:00Z">
+        <w:r>
+          <w:rPr>
+            <w:lang w:val="es-ES"/>
+          </w:rPr>
+          <w:t xml:space="preserve"> </w:t>
+        </w:r>
+      </w:ins>
+      <w:ins w:id="445" w:author="nohemi fabiola serrano aguilar" w:date="2026-10-22T12:34:00Z" w16du:dateUtc="2026-10-22T11:34:00Z">
+        <w:r>
+          <w:rPr>
+            <w:lang w:val="es-ES"/>
+          </w:rPr>
+          <w:t>evitando cancelaciones de contratos gubernamentales o privados por falta de inventario en momentos de emergencia.</w:t>
+        </w:r>
+      </w:ins>
+    </w:p>
+    <w:p>
+      <w:pPr>
+        <w:jc w:val="both"/>
+        <w:rPr>
+          <w:ins w:id="446" w:author="nohemi fabiola serrano aguilar" w:date="2026-10-22T12:34:00Z" w16du:dateUtc="2026-10-22T11:34:00Z"/>
+          <w:lang w:val="es-ES"/>
+        </w:rPr>
+      </w:pPr>
+    </w:p>
+    <w:p>
+      <w:pPr>
+        <w:jc w:val="both"/>
+        <w:rPr>
+          <w:ins w:id="447" w:author="nohemi fabiola serrano aguilar" w:date="2026-10-22T12:37:00Z" w16du:dateUtc="2026-10-22T11:37:00Z"/>
+          <w:lang w:val="es-ES"/>
+        </w:rPr>
+      </w:pPr>
+      <w:ins w:id="448" w:author="nohemi fabiola serrano aguilar" w:date="2026-10-22T12:34:00Z" w16du:dateUtc="2026-10-22T11:34:00Z">
+        <w:r>
+          <w:rPr>
+            <w:lang w:val="es-ES"/>
+          </w:rPr>
+          <w:t xml:space="preserve">Objetivo 4. </w:t>
+        </w:r>
+      </w:ins>
+      <w:ins w:id="449" w:author="nohemi fabiola serrano aguilar" w:date="2026-10-22T12:35:00Z" w16du:dateUtc="2026-10-22T11:35:00Z">
+        <w:r>
+          <w:rPr>
+            <w:lang w:val="es-ES"/>
+          </w:rPr>
+          <w:t>Maximizacion de la rotacion de Inventario de Alta Especialidad. Mejorar el desplazamiento de inventarios perecederos</w:t>
+        </w:r>
+      </w:ins>
+      <w:ins w:id="450" w:author="nohemi fabiola serrano aguilar" w:date="2026-10-22T12:36:00Z" w16du:dateUtc="2026-10-22T11:36:00Z">
+        <w:r>
+          <w:rPr>
+            <w:lang w:val="es-ES"/>
+          </w:rPr>
+          <w:t xml:space="preserve"> reduciendo la permanencia en almacenes, liberando flujos de efectivo y asegurando que el producto llegue al paciente </w:t>
+        </w:r>
+      </w:ins>
+      <w:ins w:id="451" w:author="nohemi fabiola serrano aguilar" w:date="2026-10-22T12:37:00Z" w16du:dateUtc="2026-10-22T11:37:00Z">
+        <w:r>
+          <w:rPr>
+            <w:lang w:val="es-ES"/>
+          </w:rPr>
+          <w:t>con la mayor vida util remanente posible.</w:t>
+        </w:r>
+      </w:ins>
+    </w:p>
+    <w:p>
+      <w:pPr>
+        <w:jc w:val="both"/>
+        <w:rPr>
+          <w:ins w:id="452" w:author="nohemi fabiola serrano aguilar" w:date="2026-10-22T12:37:00Z" w16du:dateUtc="2026-10-22T11:37:00Z"/>
+          <w:lang w:val="es-ES"/>
+        </w:rPr>
+      </w:pPr>
+    </w:p>
+    <w:p>
+      <w:pPr>
+        <w:pStyle w:val="ListParagraph"/>
+        <w:numPr>
+          <w:ilvl w:val="1"/>
+          <w:numId w:val="34"/>
+        </w:numPr>
+        <w:jc w:val="both"/>
+        <w:rPr>
+          <w:ins w:id="453" w:author="nohemi fabiola serrano aguilar" w:date="2026-10-22T12:38:00Z" w16du:dateUtc="2026-10-22T11:38:00Z"/>
+          <w:lang w:val="es-ES"/>
+        </w:rPr>
+        <w:pPrChange w:id="454" w:author="nohemi fabiola serrano aguilar" w:date="2026-10-22T12:56:00Z" w16du:dateUtc="2026-10-22T11:56:00Z">
+          <w:pPr>
+            <w:jc w:val="both"/>
+          </w:pPr>
+        </w:pPrChange>
+      </w:pPr>
+      <w:ins w:id="455" w:author="nohemi fabiola serrano aguilar" w:date="2026-10-22T12:38:00Z" w16du:dateUtc="2026-10-22T11:38:00Z">
+        <w:r>
+          <w:rPr>
+            <w:lang w:val="es-ES"/>
+          </w:rPr>
+          <w:t>Hipotesis de negocio</w:t>
+        </w:r>
+      </w:ins>
+    </w:p>
+    <w:p>
+      <w:pPr>
+        <w:jc w:val="both"/>
+        <w:rPr>
+          <w:ins w:id="456" w:author="nohemi fabiola serrano aguilar" w:date="2026-10-22T12:38:00Z" w16du:dateUtc="2026-10-22T11:38:00Z"/>
+          <w:lang w:val="es-ES"/>
+        </w:rPr>
+      </w:pPr>
+    </w:p>
+    <w:p>
+      <w:pPr>
+        <w:jc w:val="both"/>
+        <w:rPr>
+          <w:ins w:id="457" w:author="nohemi fabiola serrano aguilar" w:date="2026-10-22T12:25:00Z" w16du:dateUtc="2026-10-22T11:25:00Z"/>
+          <w:lang w:val="es-MX"/>
+          <w:rPrChange w:id="458" w:author="nohemi fabiola serrano aguilar" w:date="2026-10-22T12:51:00Z" w16du:dateUtc="2026-10-22T11:51:00Z">
+            <w:rPr>
+              <w:ins w:id="459" w:author="nohemi fabiola serrano aguilar" w:date="2026-10-22T12:25:00Z" w16du:dateUtc="2026-10-22T11:25:00Z"/>
+              <w:lang w:val="es-ES"/>
+            </w:rPr>
+          </w:rPrChange>
+        </w:rPr>
+      </w:pPr>
+      <w:ins w:id="460" w:author="nohemi fabiola serrano aguilar" w:date="2026-10-22T12:38:00Z" w16du:dateUtc="2026-10-22T11:38:00Z">
+        <w:r>
+          <w:rPr>
+            <w:lang w:val="es-MX"/>
+            <w:rPrChange w:id="461" w:author="nohemi fabiola serrano aguilar" w:date="2026-10-22T12:51:00Z" w16du:dateUtc="2026-10-22T11:51:00Z">
+              <w:rPr/>
+            </w:rPrChange>
+          </w:rPr>
+          <w:t>H₁:</w:t>
+        </w:r>
+        <w:r>
+          <w:rPr>
+            <w:lang w:val="es-MX"/>
+            <w:rPrChange w:id="462" w:author="nohemi fabiola serrano aguilar" w:date="2026-10-22T12:51:00Z" w16du:dateUtc="2026-10-22T11:51:00Z">
+              <w:rPr/>
+            </w:rPrChange>
+          </w:rPr>
+          <w:t xml:space="preserve"> </w:t>
+        </w:r>
+      </w:ins>
+      <w:ins w:id="463" w:author="nohemi fabiola serrano aguilar" w:date="2026-10-22T12:59:00Z" w16du:dateUtc="2026-10-22T11:59:00Z">
+        <w:r>
+          <w:rPr>
+            <w:lang w:val="es-MX"/>
+          </w:rPr>
+          <w:t>Los patrones de mortalidad materna actuan como variables predi</w:t>
+        </w:r>
+      </w:ins>
+      <w:ins w:id="464" w:author="nohemi fabiola serrano aguilar" w:date="2026-10-22T13:00:00Z" w16du:dateUtc="2026-10-22T12:00:00Z">
+        <w:r>
+          <w:rPr>
+            <w:lang w:val="es-MX"/>
+          </w:rPr>
+          <w:t xml:space="preserve">ctoras para proyectar la demanda de insumos obstetricos </w:t>
+        </w:r>
+      </w:ins>
+      <w:ins w:id="465" w:author="nohemi fabiola serrano aguilar" w:date="2026-10-22T13:04:00Z" w16du:dateUtc="2026-10-22T12:04:00Z">
+        <w:r>
+          <w:rPr>
+            <w:lang w:val="es-MX"/>
+          </w:rPr>
+          <w:t>en</w:t>
+        </w:r>
+      </w:ins>
+      <w:ins w:id="466" w:author="nohemi fabiola serrano aguilar" w:date="2026-10-22T13:00:00Z" w16du:dateUtc="2026-10-22T12:00:00Z">
+        <w:r>
+          <w:rPr>
+            <w:lang w:val="es-MX"/>
+          </w:rPr>
+          <w:t xml:space="preserve"> nodo</w:t>
+        </w:r>
+      </w:ins>
+      <w:ins w:id="467" w:author="nohemi fabiola serrano aguilar" w:date="2026-10-22T13:04:00Z" w16du:dateUtc="2026-10-22T12:04:00Z">
+        <w:r>
+          <w:rPr>
+            <w:lang w:val="es-MX"/>
+          </w:rPr>
+          <w:t>s</w:t>
+        </w:r>
+      </w:ins>
+      <w:ins w:id="468" w:author="nohemi fabiola serrano aguilar" w:date="2026-10-22T13:00:00Z" w16du:dateUtc="2026-10-22T12:00:00Z">
+        <w:r>
+          <w:rPr>
+            <w:lang w:val="es-MX"/>
+          </w:rPr>
+          <w:t xml:space="preserve"> logistico</w:t>
+        </w:r>
+      </w:ins>
+      <w:ins w:id="469" w:author="nohemi fabiola serrano aguilar" w:date="2026-10-22T13:04:00Z" w16du:dateUtc="2026-10-22T12:04:00Z">
+        <w:r>
+          <w:rPr>
+            <w:lang w:val="es-MX"/>
+          </w:rPr>
+          <w:t>s.</w:t>
+        </w:r>
+      </w:ins>
+      <w:ins w:id="470" w:author="nohemi fabiola serrano aguilar" w:date="2026-10-22T13:00:00Z" w16du:dateUtc="2026-10-22T12:00:00Z">
+        <w:r>
+          <w:rPr>
+            <w:lang w:val="es-MX"/>
+          </w:rPr>
+          <w:t xml:space="preserve"> </w:t>
+        </w:r>
+      </w:ins>
+    </w:p>
+    <w:p>
+      <w:pPr>
+        <w:jc w:val="both"/>
+        <w:rPr>
+          <w:ins w:id="471" w:author="nohemi fabiola serrano aguilar" w:date="2026-10-22T12:25:00Z" w16du:dateUtc="2026-10-22T11:25:00Z"/>
+          <w:lang w:val="es-ES"/>
+        </w:rPr>
+      </w:pPr>
+    </w:p>
+    <w:p>
+      <w:pPr>
+        <w:pStyle w:val="ListParagraph"/>
+        <w:numPr>
+          <w:ilvl w:val="0"/>
+          <w:numId w:val="34"/>
+        </w:numPr>
+        <w:jc w:val="both"/>
+        <w:rPr>
+          <w:ins w:id="472" w:author="nohemi fabiola serrano aguilar" w:date="2026-10-22T13:05:00Z" w16du:dateUtc="2026-10-22T12:05:00Z"/>
+          <w:lang w:val="es-ES"/>
+        </w:rPr>
+      </w:pPr>
+      <w:ins w:id="473" w:author="nohemi fabiola serrano aguilar" w:date="2026-10-22T13:05:00Z" w16du:dateUtc="2026-10-22T12:05:00Z">
+        <w:r>
+          <w:rPr>
+            <w:lang w:val="es-ES"/>
+          </w:rPr>
+          <w:t>Alcance</w:t>
+        </w:r>
+      </w:ins>
+    </w:p>
+    <w:p>
+      <w:pPr>
+        <w:jc w:val="both"/>
+        <w:rPr>
+          <w:ins w:id="474" w:author="nohemi fabiola serrano aguilar" w:date="2026-10-22T13:05:00Z" w16du:dateUtc="2026-10-22T12:05:00Z"/>
+          <w:lang w:val="es-ES"/>
+        </w:rPr>
+      </w:pPr>
+    </w:p>
+    <w:p>
+      <w:pPr>
+        <w:jc w:val="both"/>
+        <w:rPr>
+          <w:ins w:id="475" w:author="nohemi fabiola serrano aguilar" w:date="2026-10-22T13:05:00Z" w16du:dateUtc="2026-10-22T12:05:00Z"/>
+          <w:lang w:val="es-ES"/>
+        </w:rPr>
+      </w:pPr>
+      <w:ins w:id="476" w:author="nohemi fabiola serrano aguilar" w:date="2026-10-22T13:05:00Z" w16du:dateUtc="2026-10-22T12:05:00Z">
+        <w:r>
+          <w:rPr>
+            <w:lang w:val="es-ES"/>
+          </w:rPr>
+          <w:t>Inclusiones.</w:t>
+        </w:r>
+      </w:ins>
+    </w:p>
+    <w:p>
+      <w:pPr>
+        <w:jc w:val="both"/>
+        <w:rPr>
+          <w:ins w:id="477" w:author="nohemi fabiola serrano aguilar" w:date="2026-10-22T13:05:00Z" w16du:dateUtc="2026-10-22T12:05:00Z"/>
+          <w:lang w:val="es-ES"/>
+        </w:rPr>
+      </w:pPr>
+    </w:p>
+    <w:p>
+      <w:pPr>
+        <w:pStyle w:val="ListParagraph"/>
+        <w:numPr>
+          <w:ilvl w:val="0"/>
+          <w:numId w:val="36"/>
+        </w:numPr>
+        <w:jc w:val="both"/>
+        <w:rPr>
+          <w:ins w:id="478" w:author="nohemi fabiola serrano aguilar" w:date="2026-10-22T13:06:00Z" w16du:dateUtc="2026-10-22T12:06:00Z"/>
+          <w:lang w:val="es-ES"/>
+        </w:rPr>
+      </w:pPr>
+      <w:ins w:id="479" w:author="nohemi fabiola serrano aguilar" w:date="2026-10-22T13:05:00Z" w16du:dateUtc="2026-10-22T12:05:00Z">
+        <w:r>
+          <w:rPr>
+            <w:lang w:val="es-ES"/>
+          </w:rPr>
+          <w:t>Analisis de los registros de microdatos de salud materna desde 2023 hasta 2026</w:t>
+        </w:r>
+      </w:ins>
+    </w:p>
+    <w:p>
+      <w:pPr>
+        <w:pStyle w:val="ListParagraph"/>
+        <w:numPr>
+          <w:ilvl w:val="0"/>
+          <w:numId w:val="36"/>
+        </w:numPr>
+        <w:jc w:val="both"/>
+        <w:rPr>
+          <w:ins w:id="480" w:author="nohemi fabiola serrano aguilar" w:date="2026-10-22T13:13:00Z" w16du:dateUtc="2026-10-22T12:13:00Z"/>
+          <w:lang w:val="es-ES"/>
+        </w:rPr>
+      </w:pPr>
+      <w:ins w:id="481" w:author="nohemi fabiola serrano aguilar" w:date="2026-10-22T13:06:00Z" w16du:dateUtc="2026-10-22T12:06:00Z">
+        <w:r>
+          <w:rPr>
+            <w:lang w:val="es-ES"/>
+          </w:rPr>
+          <w:t>Segmentacion geografica restringida a nivel estatal y municipal en Mexico</w:t>
+        </w:r>
+      </w:ins>
+    </w:p>
+    <w:p>
+      <w:pPr>
+        <w:pStyle w:val="ListParagraph"/>
+        <w:numPr>
+          <w:ilvl w:val="0"/>
+          <w:numId w:val="36"/>
+        </w:numPr>
+        <w:jc w:val="both"/>
+        <w:rPr>
+          <w:ins w:id="482" w:author="nohemi fabiola serrano aguilar" w:date="2026-10-22T13:06:00Z" w16du:dateUtc="2026-10-22T12:06:00Z"/>
+          <w:lang w:val="es-ES"/>
+        </w:rPr>
+      </w:pPr>
+      <w:ins w:id="483" w:author="nohemi fabiola serrano aguilar" w:date="2026-10-22T13:14:00Z" w16du:dateUtc="2026-10-22T12:14:00Z">
+        <w:r>
+          <w:rPr>
+            <w:lang w:val="es-ES"/>
+          </w:rPr>
+          <w:t>La c</w:t>
+        </w:r>
+      </w:ins>
+      <w:ins w:id="484" w:author="nohemi fabiola serrano aguilar" w:date="2026-10-22T13:13:00Z" w16du:dateUtc="2026-10-22T12:13:00Z">
+        <w:r>
+          <w:rPr>
+            <w:lang w:val="es-ES"/>
+          </w:rPr>
+          <w:t>lasificacion de hospitales en Publicos y Privados</w:t>
+        </w:r>
+      </w:ins>
+      <w:ins w:id="485" w:author="nohemi fabiola serrano aguilar" w:date="2026-10-22T13:14:00Z" w16du:dateUtc="2026-10-22T12:14:00Z">
+        <w:r>
+          <w:rPr>
+            <w:lang w:val="es-ES"/>
+          </w:rPr>
+          <w:t xml:space="preserve"> permitira mapear el tipo de cliente que requiere el inventario.</w:t>
+        </w:r>
+      </w:ins>
+    </w:p>
+    <w:p>
+      <w:pPr>
+        <w:pStyle w:val="ListParagraph"/>
+        <w:numPr>
+          <w:ilvl w:val="0"/>
+          <w:numId w:val="36"/>
+        </w:numPr>
+        <w:jc w:val="both"/>
+        <w:rPr>
+          <w:ins w:id="486" w:author="nohemi fabiola serrano aguilar" w:date="2026-10-22T13:11:00Z" w16du:dateUtc="2026-10-22T12:11:00Z"/>
+          <w:lang w:val="es-ES"/>
+        </w:rPr>
+      </w:pPr>
+      <w:ins w:id="487" w:author="nohemi fabiola serrano aguilar" w:date="2026-10-22T13:06:00Z" w16du:dateUtc="2026-10-22T12:06:00Z">
+        <w:r>
+          <w:rPr>
+            <w:lang w:val="es-ES"/>
+          </w:rPr>
+          <w:t xml:space="preserve">Desarrollo de modelos de Machine Learning (Clustering) y prevision estacional en </w:t>
+        </w:r>
+      </w:ins>
+      <w:ins w:id="488" w:author="nohemi fabiola serrano aguilar" w:date="2026-10-22T13:07:00Z" w16du:dateUtc="2026-10-22T12:07:00Z">
+        <w:r>
+          <w:rPr>
+            <w:lang w:val="es-ES"/>
+          </w:rPr>
+          <w:t>Python.</w:t>
+        </w:r>
+      </w:ins>
+    </w:p>
+    <w:p>
+      <w:pPr>
+        <w:jc w:val="both"/>
+        <w:rPr>
+          <w:ins w:id="489" w:author="nohemi fabiola serrano aguilar" w:date="2026-10-22T13:07:00Z" w16du:dateUtc="2026-10-22T12:07:00Z"/>
+          <w:lang w:val="es-ES"/>
+        </w:rPr>
+        <w:pPrChange w:id="490" w:author="nohemi fabiola serrano aguilar" w:date="2026-10-22T13:12:00Z" w16du:dateUtc="2026-10-22T12:12:00Z">
+          <w:pPr>
+            <w:pStyle w:val="ListParagraph"/>
+            <w:numPr>
+              <w:numId w:val="36"/>
+            </w:numPr>
+            <w:ind w:hanging="360"/>
+            <w:jc w:val="both"/>
+          </w:pPr>
+        </w:pPrChange>
+      </w:pPr>
+    </w:p>
+    <w:p>
+      <w:pPr>
+        <w:jc w:val="both"/>
+        <w:rPr>
+          <w:ins w:id="491" w:author="nohemi fabiola serrano aguilar" w:date="2026-10-22T13:07:00Z" w16du:dateUtc="2026-10-22T12:07:00Z"/>
+          <w:lang w:val="es-ES"/>
+        </w:rPr>
+      </w:pPr>
+      <w:ins w:id="492" w:author="nohemi fabiola serrano aguilar" w:date="2026-10-22T13:07:00Z" w16du:dateUtc="2026-10-22T12:07:00Z">
+        <w:r>
+          <w:rPr>
+            <w:lang w:val="es-ES"/>
+          </w:rPr>
+          <w:t>Exclusiones.</w:t>
+        </w:r>
+      </w:ins>
+    </w:p>
+    <w:p>
+      <w:pPr>
+        <w:jc w:val="both"/>
+        <w:rPr>
+          <w:ins w:id="493" w:author="nohemi fabiola serrano aguilar" w:date="2026-10-22T13:07:00Z" w16du:dateUtc="2026-10-22T12:07:00Z"/>
+          <w:lang w:val="es-ES"/>
+        </w:rPr>
+      </w:pPr>
+    </w:p>
+    <w:p>
+      <w:pPr>
+        <w:pStyle w:val="ListParagraph"/>
+        <w:numPr>
+          <w:ilvl w:val="0"/>
+          <w:numId w:val="37"/>
+        </w:numPr>
+        <w:jc w:val="both"/>
+        <w:rPr>
+          <w:ins w:id="494" w:author="nohemi fabiola serrano aguilar" w:date="2026-10-22T13:08:00Z" w16du:dateUtc="2026-10-22T12:08:00Z"/>
+          <w:lang w:val="es-ES"/>
+        </w:rPr>
+      </w:pPr>
+      <w:ins w:id="495" w:author="nohemi fabiola serrano aguilar" w:date="2026-10-22T13:07:00Z" w16du:dateUtc="2026-10-22T12:07:00Z">
+        <w:r>
+          <w:rPr>
+            <w:lang w:val="es-ES"/>
+          </w:rPr>
+          <w:t xml:space="preserve">Este proyecto no </w:t>
+        </w:r>
+      </w:ins>
+      <w:ins w:id="496" w:author="nohemi fabiola serrano aguilar" w:date="2026-10-22T13:15:00Z" w16du:dateUtc="2026-10-22T12:15:00Z">
+        <w:r>
+          <w:rPr>
+            <w:lang w:val="es-ES"/>
+          </w:rPr>
+          <w:t>es un Softw</w:t>
+        </w:r>
+      </w:ins>
+      <w:ins w:id="497" w:author="nohemi fabiola serrano aguilar" w:date="2026-10-22T13:45:00Z" w16du:dateUtc="2026-10-22T12:45:00Z">
+        <w:r>
+          <w:rPr>
+            <w:lang w:val="es-ES"/>
+          </w:rPr>
+          <w:t>are</w:t>
+        </w:r>
+      </w:ins>
+      <w:ins w:id="498" w:author="nohemi fabiola serrano aguilar" w:date="2026-10-22T13:15:00Z" w16du:dateUtc="2026-10-22T12:15:00Z">
+        <w:r>
+          <w:rPr>
+            <w:lang w:val="es-ES"/>
+          </w:rPr>
+          <w:t xml:space="preserve"> de rastreo en vivo</w:t>
+        </w:r>
+      </w:ins>
+      <w:ins w:id="499" w:author="nohemi fabiola serrano aguilar" w:date="2026-10-22T13:16:00Z" w16du:dateUtc="2026-10-22T12:16:00Z">
+        <w:r>
+          <w:rPr>
+            <w:lang w:val="es-ES"/>
+          </w:rPr>
+          <w:t>, sino de inteligencia de distribucion y planeacion de inventario</w:t>
+        </w:r>
+        <w:r>
+          <w:rPr>
+            <w:lang w:val="es-ES"/>
+          </w:rPr>
+          <w:t>.</w:t>
+        </w:r>
+      </w:ins>
+    </w:p>
+    <w:p>
+      <w:pPr>
+        <w:pStyle w:val="ListParagraph"/>
+        <w:numPr>
+          <w:ilvl w:val="0"/>
+          <w:numId w:val="37"/>
+        </w:numPr>
+        <w:jc w:val="both"/>
+        <w:rPr>
+          <w:ins w:id="500" w:author="nohemi fabiola serrano aguilar" w:date="2026-10-22T13:08:00Z" w16du:dateUtc="2026-10-22T12:08:00Z"/>
+          <w:lang w:val="es-ES"/>
+        </w:rPr>
+      </w:pPr>
+      <w:ins w:id="501" w:author="nohemi fabiola serrano aguilar" w:date="2026-10-22T13:08:00Z" w16du:dateUtc="2026-10-22T12:08:00Z">
+        <w:r>
+          <w:rPr>
+            <w:lang w:val="es-ES"/>
+          </w:rPr>
+          <w:t>El monitoreo para la cadena de frio queda fuera del alcance</w:t>
+        </w:r>
+      </w:ins>
+    </w:p>
+    <w:p>
+      <w:pPr>
+        <w:pStyle w:val="ListParagraph"/>
+        <w:numPr>
+          <w:ilvl w:val="0"/>
+          <w:numId w:val="37"/>
+        </w:numPr>
+        <w:jc w:val="both"/>
+        <w:rPr>
+          <w:ins w:id="502" w:author="nohemi fabiola serrano aguilar" w:date="2026-10-22T13:41:00Z" w16du:dateUtc="2026-10-22T12:41:00Z"/>
+          <w:lang w:val="es-ES"/>
+        </w:rPr>
+      </w:pPr>
+      <w:ins w:id="503" w:author="nohemi fabiola serrano aguilar" w:date="2026-10-22T13:08:00Z" w16du:dateUtc="2026-10-22T12:08:00Z">
+        <w:r>
+          <w:rPr>
+            <w:lang w:val="es-ES"/>
+          </w:rPr>
+          <w:t xml:space="preserve">Se excluyen los datos personales de los pacientes o sus expedientes clinicos completos para mantener </w:t>
+        </w:r>
+      </w:ins>
+      <w:ins w:id="504" w:author="nohemi fabiola serrano aguilar" w:date="2026-10-22T13:09:00Z" w16du:dateUtc="2026-10-22T12:09:00Z">
+        <w:r>
+          <w:rPr>
+            <w:lang w:val="es-ES"/>
+          </w:rPr>
+          <w:t>un estricto cumplimiento de las normativas de privacidad de datos.</w:t>
+        </w:r>
+      </w:ins>
+    </w:p>
+    <w:p>
+      <w:pPr>
+        <w:pStyle w:val="ListParagraph"/>
+        <w:numPr>
+          <w:ilvl w:val="0"/>
+          <w:numId w:val="37"/>
+        </w:numPr>
+        <w:jc w:val="both"/>
+        <w:rPr>
+          <w:ins w:id="505" w:author="nohemi fabiola serrano aguilar" w:date="2026-10-22T13:41:00Z" w16du:dateUtc="2026-10-22T12:41:00Z"/>
+          <w:lang w:val="es-ES"/>
+        </w:rPr>
+      </w:pPr>
+      <w:ins w:id="506" w:author="nohemi fabiola serrano aguilar" w:date="2026-10-22T13:41:00Z" w16du:dateUtc="2026-10-22T12:41:00Z">
+        <w:r>
+          <w:rPr>
+            <w:lang w:val="es-ES"/>
+          </w:rPr>
+          <w:t>Si bien el marco de automatizacion plantea mejorar la transparencia en la cadena de suministros, no es un sistema de deteccion de fraude financiero.</w:t>
+        </w:r>
+      </w:ins>
+    </w:p>
+    <w:p>
+      <w:pPr>
+        <w:pStyle w:val="ListParagraph"/>
+        <w:jc w:val="both"/>
+        <w:rPr>
+          <w:ins w:id="507" w:author="nohemi fabiola serrano aguilar" w:date="2026-10-22T13:09:00Z" w16du:dateUtc="2026-10-22T12:09:00Z"/>
+          <w:lang w:val="es-ES"/>
+        </w:rPr>
+        <w:pPrChange w:id="508" w:author="nohemi fabiola serrano aguilar" w:date="2026-10-22T13:42:00Z" w16du:dateUtc="2026-10-22T12:42:00Z">
+          <w:pPr>
+            <w:pStyle w:val="ListParagraph"/>
+            <w:numPr>
+              <w:numId w:val="37"/>
+            </w:numPr>
+            <w:ind w:hanging="360"/>
+            <w:jc w:val="both"/>
+          </w:pPr>
+        </w:pPrChange>
+      </w:pPr>
+    </w:p>
+    <w:p>
+      <w:pPr>
+        <w:jc w:val="both"/>
+        <w:rPr>
+          <w:ins w:id="509" w:author="nohemi fabiola serrano aguilar" w:date="2026-10-22T13:05:00Z" w16du:dateUtc="2026-10-22T12:05:00Z"/>
+          <w:lang w:val="es-ES"/>
+        </w:rPr>
+        <w:pPrChange w:id="510" w:author="nohemi fabiola serrano aguilar" w:date="2026-10-22T13:09:00Z" w16du:dateUtc="2026-10-22T12:09:00Z">
+          <w:pPr>
+            <w:pStyle w:val="ListParagraph"/>
+            <w:numPr>
+              <w:numId w:val="34"/>
+            </w:numPr>
+            <w:ind w:hanging="360"/>
+            <w:jc w:val="both"/>
+          </w:pPr>
+        </w:pPrChange>
+      </w:pPr>
+    </w:p>
+    <w:p>
+      <w:pPr>
+        <w:pStyle w:val="ListParagraph"/>
+        <w:numPr>
+          <w:ilvl w:val="0"/>
+          <w:numId w:val="34"/>
+        </w:numPr>
+        <w:jc w:val="both"/>
+        <w:rPr>
+          <w:ins w:id="511" w:author="nohemi fabiola serrano aguilar" w:date="2026-10-22T11:38:00Z" w16du:dateUtc="2026-10-22T10:38:00Z"/>
+          <w:lang w:val="es-ES"/>
+        </w:rPr>
+        <w:pPrChange w:id="512" w:author="nohemi fabiola serrano aguilar" w:date="2026-10-22T13:05:00Z" w16du:dateUtc="2026-10-22T12:05:00Z">
+          <w:pPr>
+            <w:jc w:val="both"/>
+          </w:pPr>
+        </w:pPrChange>
+      </w:pPr>
+      <w:ins w:id="513" w:author="nohemi fabiola serrano aguilar" w:date="2026-10-22T12:25:00Z" w16du:dateUtc="2026-10-22T11:25:00Z">
+        <w:r>
+          <w:rPr>
+            <w:lang w:val="es-ES"/>
+          </w:rPr>
+          <w:t>Metodologia</w:t>
+        </w:r>
+      </w:ins>
+    </w:p>
+    <w:p>
+      <w:pPr>
+        <w:jc w:val="both"/>
+        <w:rPr>
+          <w:ins w:id="514" w:author="nohemi fabiola serrano aguilar" w:date="2026-10-22T11:38:00Z" w16du:dateUtc="2026-10-22T10:38:00Z"/>
+          <w:lang w:val="es-ES"/>
+        </w:rPr>
+      </w:pPr>
+    </w:p>
+    <w:p>
+      <w:pPr>
+        <w:pStyle w:val="ListParagraph"/>
+        <w:numPr>
+          <w:ilvl w:val="0"/>
+          <w:numId w:val="35"/>
+        </w:numPr>
+        <w:jc w:val="both"/>
+        <w:rPr>
+          <w:ins w:id="515" w:author="nohemi fabiola serrano aguilar" w:date="2026-10-22T13:32:00Z" w16du:dateUtc="2026-10-22T12:32:00Z"/>
+          <w:lang w:val="es-ES"/>
+        </w:rPr>
+      </w:pPr>
+      <w:ins w:id="516" w:author="nohemi fabiola serrano aguilar" w:date="2026-10-22T13:48:00Z" w16du:dateUtc="2026-10-22T12:48:00Z">
+        <w:r>
+          <w:rPr>
+            <w:lang w:val="es-ES"/>
+          </w:rPr>
+          <w:t xml:space="preserve">Herramientas y tecnologias. </w:t>
+        </w:r>
+      </w:ins>
+      <w:ins w:id="517" w:author="nohemi fabiola serrano aguilar" w:date="2026-10-22T13:56:00Z" w16du:dateUtc="2026-10-22T12:56:00Z">
+        <w:r>
+          <w:rPr>
+            <w:lang w:val="es-ES"/>
+          </w:rPr>
+          <w:t>Python constituye el lenguaje de desarrollo principal, empleando Pandas y Numpy para la mamnipulacion de microdatos, Scikilt</w:t>
+        </w:r>
+      </w:ins>
+      <w:ins w:id="518" w:author="nohemi fabiola serrano aguilar" w:date="2026-10-22T13:57:00Z" w16du:dateUtc="2026-10-22T12:57:00Z">
+        <w:r>
+          <w:rPr>
+            <w:lang w:val="es-ES"/>
+          </w:rPr>
+          <w:t>-Learn para el entrenamiento de modelos, Matplotlib</w:t>
+        </w:r>
+        <w:r>
+          <w:rPr>
+            <w:lang w:val="es-ES"/>
+          </w:rPr>
+          <w:t>/Seaborn para el analisis de datos, y Power BI como interfaz de negocio</w:t>
+        </w:r>
+      </w:ins>
+      <w:ins w:id="519" w:author="nohemi fabiola serrano aguilar" w:date="2026-10-22T13:58:00Z" w16du:dateUtc="2026-10-22T12:58:00Z">
+        <w:r>
+          <w:rPr>
+            <w:lang w:val="es-ES"/>
+          </w:rPr>
+          <w:t>s.</w:t>
+        </w:r>
+      </w:ins>
+    </w:p>
+    <w:p>
+      <w:pPr>
+        <w:jc w:val="both"/>
+        <w:rPr>
+          <w:ins w:id="520" w:author="nohemi fabiola serrano aguilar" w:date="2026-10-22T10:49:00Z" w16du:dateUtc="2026-10-22T09:49:00Z"/>
+          <w:rPrChange w:id="521" w:author="nohemi fabiola serrano aguilar" w:date="2026-10-22T13:59:00Z" w16du:dateUtc="2026-10-22T12:59:00Z">
+            <w:rPr>
+              <w:ins w:id="522" w:author="nohemi fabiola serrano aguilar" w:date="2026-10-22T10:49:00Z" w16du:dateUtc="2026-10-22T09:49:00Z"/>
+              <w:lang w:val="es-ES"/>
+            </w:rPr>
+          </w:rPrChange>
+        </w:rPr>
+      </w:pPr>
+    </w:p>
+    <w:p>
+      <w:pPr>
+        <w:jc w:val="both"/>
+        <w:rPr>
+          <w:ins w:id="523" w:author="nohemi fabiola serrano aguilar" w:date="2026-10-22T10:46:00Z" w16du:dateUtc="2026-10-22T09:46:00Z"/>
+          <w:rPrChange w:id="524" w:author="nohemi fabiola serrano aguilar" w:date="2026-10-22T13:59:00Z" w16du:dateUtc="2026-10-22T12:59:00Z">
+            <w:rPr>
+              <w:ins w:id="525" w:author="nohemi fabiola serrano aguilar" w:date="2026-10-22T10:46:00Z" w16du:dateUtc="2026-10-22T09:46:00Z"/>
+              <w:lang w:val="es-ES"/>
+            </w:rPr>
+          </w:rPrChange>
+        </w:rPr>
+      </w:pPr>
+    </w:p>
+    <w:p>
+      <w:pPr>
+        <w:jc w:val="both"/>
+        <w:rPr>
+          <w:ins w:id="526" w:author="nohemi fabiola serrano aguilar" w:date="2026-10-22T10:46:00Z" w16du:dateUtc="2026-10-22T09:46:00Z"/>
+          <w:rPrChange w:id="527" w:author="nohemi fabiola serrano aguilar" w:date="2026-10-22T13:59:00Z" w16du:dateUtc="2026-10-22T12:59:00Z">
+            <w:rPr>
+              <w:ins w:id="528" w:author="nohemi fabiola serrano aguilar" w:date="2026-10-22T10:46:00Z" w16du:dateUtc="2026-10-22T09:46:00Z"/>
+              <w:lang w:val="es-ES"/>
+            </w:rPr>
+          </w:rPrChange>
+        </w:rPr>
+      </w:pPr>
+    </w:p>
+    <w:p>
+      <w:pPr>
+        <w:jc w:val="both"/>
+        <w:rPr>
+          <w:ins w:id="529" w:author="nohemi fabiola serrano aguilar" w:date="2026-10-22T10:43:00Z" w16du:dateUtc="2026-10-22T09:43:00Z"/>
+          <w:rPrChange w:id="530" w:author="nohemi fabiola serrano aguilar" w:date="2026-10-22T13:59:00Z" w16du:dateUtc="2026-10-22T12:59:00Z">
+            <w:rPr>
+              <w:ins w:id="531" w:author="nohemi fabiola serrano aguilar" w:date="2026-10-22T10:43:00Z" w16du:dateUtc="2026-10-22T09:43:00Z"/>
+              <w:lang w:val="es-ES"/>
+            </w:rPr>
+          </w:rPrChange>
+        </w:rPr>
+      </w:pPr>
+    </w:p>
+    <w:p>
+      <w:pPr>
+        <w:jc w:val="both"/>
+        <w:rPr>
+          <w:ins w:id="532" w:author="nohemi fabiola serrano aguilar" w:date="2026-10-22T10:43:00Z" w16du:dateUtc="2026-10-22T09:43:00Z"/>
+          <w:rPrChange w:id="533" w:author="nohemi fabiola serrano aguilar" w:date="2026-10-22T13:59:00Z" w16du:dateUtc="2026-10-22T12:59:00Z">
+            <w:rPr>
+              <w:ins w:id="534" w:author="nohemi fabiola serrano aguilar" w:date="2026-10-22T10:43:00Z" w16du:dateUtc="2026-10-22T09:43:00Z"/>
+              <w:lang w:val="es-ES"/>
+            </w:rPr>
+          </w:rPrChange>
+        </w:rPr>
+      </w:pPr>
+    </w:p>
+    <w:p>
+      <w:pPr>
+        <w:jc w:val="both"/>
+        <w:rPr>
+          <w:rPrChange w:id="535" w:author="nohemi fabiola serrano aguilar" w:date="2026-10-22T13:59:00Z" w16du:dateUtc="2026-10-22T12:59:00Z">
             <w:rPr>
               <w:rFonts w:eastAsia="Times New Roman"/>
             </w:rPr>
           </w:rPrChange>
         </w:rPr>
+        <w:pPrChange w:id="536" w:author="nohemi fabiola serrano aguilar" w:date="2026-10-22T10:02:00Z" w16du:dateUtc="2026-10-22T09:02:00Z">
+          <w:pPr>
+            <w:spacing w:line="360" w:lineRule="auto"/>
+            <w:jc w:val="both"/>
+          </w:pPr>
+        </w:pPrChange>
       </w:pPr>
     </w:p>
     <w:sectPr>
@@ -4289,7 +5550,7 @@
       <w:pgMar w:top="1440" w:right="1440" w:bottom="1440" w:left="1440" w:header="709" w:footer="709" w:gutter="0"/>
       <w:cols w:space="708"/>
       <w:docGrid w:linePitch="360"/>
-      <w:sectPrChange w:id="383" w:author="nohemi fabiola serrano aguilar" w:date="2026-10-21T23:56:00Z" w16du:dateUtc="2026-10-21T22:56:00Z">
+      <w:sectPrChange w:id="541" w:author="nohemi fabiola serrano aguilar" w:date="2026-10-21T23:56:00Z" w16du:dateUtc="2026-10-21T22:56:00Z">
         <w:sectPr>
           <w:pgMar w:top="1440" w:right="1440" w:bottom="1440" w:left="1440" w:header="708" w:footer="708" w:gutter="0"/>
         </w:sectPr>
@@ -4326,7 +5587,7 @@
 
 <file path=word/footer1.xml><?xml version="1.0" encoding="utf-8"?>
 <w:ftr xmlns:wpc="http://schemas.microsoft.com/office/word/2010/wordprocessingCanvas" xmlns:cx="http://schemas.microsoft.com/office/drawing/2014/chartex" xmlns:cx1="http://schemas.microsoft.com/office/drawing/2015/9/8/chartex" xmlns:cx2="http://schemas.microsoft.com/office/drawing/2015/10/21/chartex" xmlns:cx3="http://schemas.microsoft.com/office/drawing/2016/5/9/chartex" xmlns:cx4="http://schemas.microsoft.com/office/drawing/2016/5/10/chartex" xmlns:cx5="http://schemas.microsoft.com/office/drawing/2016/5/11/chartex" xmlns:cx6="http://schemas.microsoft.com/office/drawing/2016/5/12/chartex" xmlns:cx7="http://schemas.microsoft.com/office/drawing/2016/5/13/chartex" xmlns:cx8="http://schemas.microsoft.com/office/drawing/2016/5/14/chartex" xmlns:mc="http://schemas.openxmlformats.org/markup-compatibility/2006" xmlns:aink="http://schemas.microsoft.com/office/drawing/2016/ink" xmlns:am3d="http://schemas.microsoft.com/office/drawing/2017/model3d" xmlns:o="urn:schemas-microsoft-com:office:office" xmlns:oel="http://schemas.microsoft.com/office/2019/extlst" xmlns:r="http://schemas.openxmlformats.org/officeDocument/2006/relationships" xmlns:m="http://schemas.openxmlformats.org/officeDocument/2006/math" xmlns:v="urn:schemas-microsoft-com:vml" xmlns:wp14="http://schemas.microsoft.com/office/word/2010/wordprocessingDrawing" xmlns:wp="http://schemas.openxmlformats.org/drawingml/2006/wordprocessingDrawing" xmlns:w10="urn:schemas-microsoft-com:office:word" xmlns:w="http://schemas.openxmlformats.org/wordprocessingml/2006/main" xmlns:w14="http://schemas.microsoft.com/office/word/2010/wordml" xmlns:w15="http://schemas.microsoft.com/office/word/2012/wordml" xmlns:w16cex="http://schemas.microsoft.com/office/word/2018/wordml/cex" xmlns:w16cid="http://schemas.microsoft.com/office/word/2016/wordml/cid" xmlns:w16="http://schemas.microsoft.com/office/word/2018/wordml" xmlns:w16du="http://schemas.microsoft.com/office/word/2023/wordml/word16du" xmlns:w16sdtdh="http://schemas.microsoft.com/office/word/2020/wordml/sdtdatahash" xmlns:w16sdtfl="http://schemas.microsoft.com/office/word/2024/wordml/sdtformatlock" xmlns:w16se="http://schemas.microsoft.com/office/word/2015/wordml/symex" xmlns:wpg="http://schemas.microsoft.com/office/word/2010/wordprocessingGroup" xmlns:wpi="http://schemas.microsoft.com/office/word/2010/wordprocessingInk" xmlns:wne="http://schemas.microsoft.com/office/word/2006/wordml" xmlns:wps="http://schemas.microsoft.com/office/word/2010/wordprocessingShape" mc:Ignorable="w14 w15 w16se w16cid w16 w16cex w16sdtdh w16sdtfl w16du wp14">
-  <w:customXmlInsRangeStart w:id="379" w:author="nohemi fabiola serrano aguilar" w:date="2026-10-17T23:20:00Z"/>
+  <w:customXmlInsRangeStart w:id="537" w:author="nohemi fabiola serrano aguilar" w:date="2026-10-17T23:20:00Z"/>
   <w:sdt>
     <w:sdtPr>
       <w:id w:val="-1338764536"/>
@@ -4336,16 +5597,16 @@
       </w:docPartObj>
     </w:sdtPr>
     <w:sdtContent>
-      <w:customXmlInsRangeEnd w:id="379"/>
+      <w:customXmlInsRangeEnd w:id="537"/>
       <w:p>
         <w:pPr>
           <w:pStyle w:val="Footer"/>
           <w:jc w:val="right"/>
           <w:rPr>
-            <w:ins w:id="380" w:author="nohemi fabiola serrano aguilar" w:date="2026-10-17T23:20:00Z" w16du:dateUtc="2026-10-17T22:20:00Z"/>
+            <w:ins w:id="538" w:author="nohemi fabiola serrano aguilar" w:date="2026-10-17T23:20:00Z" w16du:dateUtc="2026-10-17T22:20:00Z"/>
           </w:rPr>
         </w:pPr>
-        <w:ins w:id="381" w:author="nohemi fabiola serrano aguilar" w:date="2026-10-17T23:20:00Z" w16du:dateUtc="2026-10-17T22:20:00Z">
+        <w:ins w:id="539" w:author="nohemi fabiola serrano aguilar" w:date="2026-10-17T23:20:00Z" w16du:dateUtc="2026-10-17T22:20:00Z">
           <w:r>
             <w:fldChar w:fldCharType="begin"/>
           </w:r>
@@ -4366,10 +5627,10 @@
           </w:r>
         </w:ins>
       </w:p>
-      <w:customXmlInsRangeStart w:id="382" w:author="nohemi fabiola serrano aguilar" w:date="2026-10-17T23:20:00Z"/>
+      <w:customXmlInsRangeStart w:id="540" w:author="nohemi fabiola serrano aguilar" w:date="2026-10-17T23:20:00Z"/>
     </w:sdtContent>
   </w:sdt>
-  <w:customXmlInsRangeEnd w:id="382"/>
+  <w:customXmlInsRangeEnd w:id="540"/>
   <w:p>
     <w:pPr>
       <w:pStyle w:val="Footer"/>
@@ -4538,9 +5799,9 @@
   </w:abstractNum>
   <w:abstractNum w:abstractNumId="1" w15:restartNumberingAfterBreak="0">
     <w:nsid w:val="05511135"/>
-    <w:multiLevelType w:val="hybridMultilevel"/>
-    <w:tmpl w:val="F7261A4A"/>
-    <w:lvl w:ilvl="0" w:tplc="1809000F">
+    <w:multiLevelType w:val="multilevel"/>
+    <w:tmpl w:val="026405F8"/>
+    <w:lvl w:ilvl="0">
       <w:start w:val="1"/>
       <w:numFmt w:val="decimal"/>
       <w:lvlText w:val="%1."/>
@@ -4552,77 +5813,109 @@
         <w:rFonts w:hint="default"/>
       </w:rPr>
     </w:lvl>
-    <w:lvl w:ilvl="1" w:tplc="18090019" w:tentative="1">
-      <w:start w:val="1"/>
-      <w:numFmt w:val="lowerLetter"/>
-      <w:lvlText w:val="%2."/>
-      <w:lvlJc w:val="left"/>
-      <w:pPr>
-        <w:ind w:left="1440" w:hanging="360"/>
-      </w:pPr>
-    </w:lvl>
-    <w:lvl w:ilvl="2" w:tplc="1809001B" w:tentative="1">
-      <w:start w:val="1"/>
-      <w:numFmt w:val="lowerRoman"/>
-      <w:lvlText w:val="%3."/>
-      <w:lvlJc w:val="right"/>
-      <w:pPr>
-        <w:ind w:left="2160" w:hanging="180"/>
-      </w:pPr>
-    </w:lvl>
-    <w:lvl w:ilvl="3" w:tplc="1809000F" w:tentative="1">
-      <w:start w:val="1"/>
-      <w:numFmt w:val="decimal"/>
-      <w:lvlText w:val="%4."/>
-      <w:lvlJc w:val="left"/>
-      <w:pPr>
-        <w:ind w:left="2880" w:hanging="360"/>
-      </w:pPr>
-    </w:lvl>
-    <w:lvl w:ilvl="4" w:tplc="18090019" w:tentative="1">
-      <w:start w:val="1"/>
-      <w:numFmt w:val="lowerLetter"/>
-      <w:lvlText w:val="%5."/>
-      <w:lvlJc w:val="left"/>
-      <w:pPr>
-        <w:ind w:left="3600" w:hanging="360"/>
-      </w:pPr>
-    </w:lvl>
-    <w:lvl w:ilvl="5" w:tplc="1809001B" w:tentative="1">
-      <w:start w:val="1"/>
-      <w:numFmt w:val="lowerRoman"/>
-      <w:lvlText w:val="%6."/>
-      <w:lvlJc w:val="right"/>
-      <w:pPr>
-        <w:ind w:left="4320" w:hanging="180"/>
-      </w:pPr>
-    </w:lvl>
-    <w:lvl w:ilvl="6" w:tplc="1809000F" w:tentative="1">
-      <w:start w:val="1"/>
-      <w:numFmt w:val="decimal"/>
-      <w:lvlText w:val="%7."/>
-      <w:lvlJc w:val="left"/>
-      <w:pPr>
-        <w:ind w:left="5040" w:hanging="360"/>
-      </w:pPr>
-    </w:lvl>
-    <w:lvl w:ilvl="7" w:tplc="18090019" w:tentative="1">
-      <w:start w:val="1"/>
-      <w:numFmt w:val="lowerLetter"/>
-      <w:lvlText w:val="%8."/>
-      <w:lvlJc w:val="left"/>
-      <w:pPr>
-        <w:ind w:left="5760" w:hanging="360"/>
-      </w:pPr>
-    </w:lvl>
-    <w:lvl w:ilvl="8" w:tplc="1809001B" w:tentative="1">
-      <w:start w:val="1"/>
-      <w:numFmt w:val="lowerRoman"/>
-      <w:lvlText w:val="%9."/>
-      <w:lvlJc w:val="right"/>
-      <w:pPr>
-        <w:ind w:left="6480" w:hanging="180"/>
-      </w:pPr>
+    <w:lvl w:ilvl="1">
+      <w:start w:val="1"/>
+      <w:numFmt w:val="decimal"/>
+      <w:isLgl/>
+      <w:lvlText w:val="%1.%2"/>
+      <w:lvlJc w:val="left"/>
+      <w:pPr>
+        <w:ind w:left="720" w:hanging="360"/>
+      </w:pPr>
+      <w:rPr>
+        <w:rFonts w:hint="default"/>
+      </w:rPr>
+    </w:lvl>
+    <w:lvl w:ilvl="2">
+      <w:start w:val="1"/>
+      <w:numFmt w:val="decimal"/>
+      <w:isLgl/>
+      <w:lvlText w:val="%1.%2.%3"/>
+      <w:lvlJc w:val="left"/>
+      <w:pPr>
+        <w:ind w:left="1080" w:hanging="720"/>
+      </w:pPr>
+      <w:rPr>
+        <w:rFonts w:hint="default"/>
+      </w:rPr>
+    </w:lvl>
+    <w:lvl w:ilvl="3">
+      <w:start w:val="1"/>
+      <w:numFmt w:val="decimal"/>
+      <w:isLgl/>
+      <w:lvlText w:val="%1.%2.%3.%4"/>
+      <w:lvlJc w:val="left"/>
+      <w:pPr>
+        <w:ind w:left="1080" w:hanging="720"/>
+      </w:pPr>
+      <w:rPr>
+        <w:rFonts w:hint="default"/>
+      </w:rPr>
+    </w:lvl>
+    <w:lvl w:ilvl="4">
+      <w:start w:val="1"/>
+      <w:numFmt w:val="decimal"/>
+      <w:isLgl/>
+      <w:lvlText w:val="%1.%2.%3.%4.%5"/>
+      <w:lvlJc w:val="left"/>
+      <w:pPr>
+        <w:ind w:left="1440" w:hanging="1080"/>
+      </w:pPr>
+      <w:rPr>
+        <w:rFonts w:hint="default"/>
+      </w:rPr>
+    </w:lvl>
+    <w:lvl w:ilvl="5">
+      <w:start w:val="1"/>
+      <w:numFmt w:val="decimal"/>
+      <w:isLgl/>
+      <w:lvlText w:val="%1.%2.%3.%4.%5.%6"/>
+      <w:lvlJc w:val="left"/>
+      <w:pPr>
+        <w:ind w:left="1440" w:hanging="1080"/>
+      </w:pPr>
+      <w:rPr>
+        <w:rFonts w:hint="default"/>
+      </w:rPr>
+    </w:lvl>
+    <w:lvl w:ilvl="6">
+      <w:start w:val="1"/>
+      <w:numFmt w:val="decimal"/>
+      <w:isLgl/>
+      <w:lvlText w:val="%1.%2.%3.%4.%5.%6.%7"/>
+      <w:lvlJc w:val="left"/>
+      <w:pPr>
+        <w:ind w:left="1800" w:hanging="1440"/>
+      </w:pPr>
+      <w:rPr>
+        <w:rFonts w:hint="default"/>
+      </w:rPr>
+    </w:lvl>
+    <w:lvl w:ilvl="7">
+      <w:start w:val="1"/>
+      <w:numFmt w:val="decimal"/>
+      <w:isLgl/>
+      <w:lvlText w:val="%1.%2.%3.%4.%5.%6.%7.%8"/>
+      <w:lvlJc w:val="left"/>
+      <w:pPr>
+        <w:ind w:left="1800" w:hanging="1440"/>
+      </w:pPr>
+      <w:rPr>
+        <w:rFonts w:hint="default"/>
+      </w:rPr>
+    </w:lvl>
+    <w:lvl w:ilvl="8">
+      <w:start w:val="1"/>
+      <w:numFmt w:val="decimal"/>
+      <w:isLgl/>
+      <w:lvlText w:val="%1.%2.%3.%4.%5.%6.%7.%8.%9"/>
+      <w:lvlJc w:val="left"/>
+      <w:pPr>
+        <w:ind w:left="2160" w:hanging="1800"/>
+      </w:pPr>
+      <w:rPr>
+        <w:rFonts w:hint="default"/>
+      </w:rPr>
     </w:lvl>
   </w:abstractNum>
   <w:abstractNum w:abstractNumId="2" w15:restartNumberingAfterBreak="0">
@@ -4891,6 +6184,119 @@
     </w:lvl>
   </w:abstractNum>
   <w:abstractNum w:abstractNumId="4" w15:restartNumberingAfterBreak="0">
+    <w:nsid w:val="10FA08B1"/>
+    <w:multiLevelType w:val="hybridMultilevel"/>
+    <w:tmpl w:val="5D54EB5A"/>
+    <w:lvl w:ilvl="0" w:tplc="18090001">
+      <w:start w:val="1"/>
+      <w:numFmt w:val="bullet"/>
+      <w:lvlText w:val=""/>
+      <w:lvlJc w:val="left"/>
+      <w:pPr>
+        <w:ind w:left="720" w:hanging="360"/>
+      </w:pPr>
+      <w:rPr>
+        <w:rFonts w:ascii="Symbol" w:hAnsi="Symbol" w:hint="default"/>
+      </w:rPr>
+    </w:lvl>
+    <w:lvl w:ilvl="1" w:tplc="18090003" w:tentative="1">
+      <w:start w:val="1"/>
+      <w:numFmt w:val="bullet"/>
+      <w:lvlText w:val="o"/>
+      <w:lvlJc w:val="left"/>
+      <w:pPr>
+        <w:ind w:left="1440" w:hanging="360"/>
+      </w:pPr>
+      <w:rPr>
+        <w:rFonts w:ascii="Courier New" w:hAnsi="Courier New" w:cs="Courier New" w:hint="default"/>
+      </w:rPr>
+    </w:lvl>
+    <w:lvl w:ilvl="2" w:tplc="18090005" w:tentative="1">
+      <w:start w:val="1"/>
+      <w:numFmt w:val="bullet"/>
+      <w:lvlText w:val=""/>
+      <w:lvlJc w:val="left"/>
+      <w:pPr>
+        <w:ind w:left="2160" w:hanging="360"/>
+      </w:pPr>
+      <w:rPr>
+        <w:rFonts w:ascii="Wingdings" w:hAnsi="Wingdings" w:hint="default"/>
+      </w:rPr>
+    </w:lvl>
+    <w:lvl w:ilvl="3" w:tplc="18090001" w:tentative="1">
+      <w:start w:val="1"/>
+      <w:numFmt w:val="bullet"/>
+      <w:lvlText w:val=""/>
+      <w:lvlJc w:val="left"/>
+      <w:pPr>
+        <w:ind w:left="2880" w:hanging="360"/>
+      </w:pPr>
+      <w:rPr>
+        <w:rFonts w:ascii="Symbol" w:hAnsi="Symbol" w:hint="default"/>
+      </w:rPr>
+    </w:lvl>
+    <w:lvl w:ilvl="4" w:tplc="18090003" w:tentative="1">
+      <w:start w:val="1"/>
+      <w:numFmt w:val="bullet"/>
+      <w:lvlText w:val="o"/>
+      <w:lvlJc w:val="left"/>
+      <w:pPr>
+        <w:ind w:left="3600" w:hanging="360"/>
+      </w:pPr>
+      <w:rPr>
+        <w:rFonts w:ascii="Courier New" w:hAnsi="Courier New" w:cs="Courier New" w:hint="default"/>
+      </w:rPr>
+    </w:lvl>
+    <w:lvl w:ilvl="5" w:tplc="18090005" w:tentative="1">
+      <w:start w:val="1"/>
+      <w:numFmt w:val="bullet"/>
+      <w:lvlText w:val=""/>
+      <w:lvlJc w:val="left"/>
+      <w:pPr>
+        <w:ind w:left="4320" w:hanging="360"/>
+      </w:pPr>
+      <w:rPr>
+        <w:rFonts w:ascii="Wingdings" w:hAnsi="Wingdings" w:hint="default"/>
+      </w:rPr>
+    </w:lvl>
+    <w:lvl w:ilvl="6" w:tplc="18090001" w:tentative="1">
+      <w:start w:val="1"/>
+      <w:numFmt w:val="bullet"/>
+      <w:lvlText w:val=""/>
+      <w:lvlJc w:val="left"/>
+      <w:pPr>
+        <w:ind w:left="5040" w:hanging="360"/>
+      </w:pPr>
+      <w:rPr>
+        <w:rFonts w:ascii="Symbol" w:hAnsi="Symbol" w:hint="default"/>
+      </w:rPr>
+    </w:lvl>
+    <w:lvl w:ilvl="7" w:tplc="18090003" w:tentative="1">
+      <w:start w:val="1"/>
+      <w:numFmt w:val="bullet"/>
+      <w:lvlText w:val="o"/>
+      <w:lvlJc w:val="left"/>
+      <w:pPr>
+        <w:ind w:left="5760" w:hanging="360"/>
+      </w:pPr>
+      <w:rPr>
+        <w:rFonts w:ascii="Courier New" w:hAnsi="Courier New" w:cs="Courier New" w:hint="default"/>
+      </w:rPr>
+    </w:lvl>
+    <w:lvl w:ilvl="8" w:tplc="18090005" w:tentative="1">
+      <w:start w:val="1"/>
+      <w:numFmt w:val="bullet"/>
+      <w:lvlText w:val=""/>
+      <w:lvlJc w:val="left"/>
+      <w:pPr>
+        <w:ind w:left="6480" w:hanging="360"/>
+      </w:pPr>
+      <w:rPr>
+        <w:rFonts w:ascii="Wingdings" w:hAnsi="Wingdings" w:hint="default"/>
+      </w:rPr>
+    </w:lvl>
+  </w:abstractNum>
+  <w:abstractNum w:abstractNumId="5" w15:restartNumberingAfterBreak="0">
     <w:nsid w:val="12E06139"/>
     <w:multiLevelType w:val="multilevel"/>
     <w:tmpl w:val="23A84958"/>
@@ -5021,7 +6427,7 @@
       </w:rPr>
     </w:lvl>
   </w:abstractNum>
-  <w:abstractNum w:abstractNumId="5" w15:restartNumberingAfterBreak="0">
+  <w:abstractNum w:abstractNumId="6" w15:restartNumberingAfterBreak="0">
     <w:nsid w:val="197600C2"/>
     <w:multiLevelType w:val="hybridMultilevel"/>
     <w:tmpl w:val="1CEE3BE0"/>
@@ -5111,7 +6517,7 @@
       </w:pPr>
     </w:lvl>
   </w:abstractNum>
-  <w:abstractNum w:abstractNumId="6" w15:restartNumberingAfterBreak="0">
+  <w:abstractNum w:abstractNumId="7" w15:restartNumberingAfterBreak="0">
     <w:nsid w:val="19FD3B9C"/>
     <w:multiLevelType w:val="hybridMultilevel"/>
     <w:tmpl w:val="049C1EAA"/>
@@ -5197,7 +6603,7 @@
       </w:pPr>
     </w:lvl>
   </w:abstractNum>
-  <w:abstractNum w:abstractNumId="7" w15:restartNumberingAfterBreak="0">
+  <w:abstractNum w:abstractNumId="8" w15:restartNumberingAfterBreak="0">
     <w:nsid w:val="1D213E45"/>
     <w:multiLevelType w:val="hybridMultilevel"/>
     <w:tmpl w:val="28968AA0"/>
@@ -5310,7 +6716,7 @@
       </w:rPr>
     </w:lvl>
   </w:abstractNum>
-  <w:abstractNum w:abstractNumId="8" w15:restartNumberingAfterBreak="0">
+  <w:abstractNum w:abstractNumId="9" w15:restartNumberingAfterBreak="0">
     <w:nsid w:val="1E780CF3"/>
     <w:multiLevelType w:val="multilevel"/>
     <w:tmpl w:val="E6BA29B0"/>
@@ -5423,7 +6829,7 @@
       </w:rPr>
     </w:lvl>
   </w:abstractNum>
-  <w:abstractNum w:abstractNumId="9" w15:restartNumberingAfterBreak="0">
+  <w:abstractNum w:abstractNumId="10" w15:restartNumberingAfterBreak="0">
     <w:nsid w:val="1F5B2322"/>
     <w:multiLevelType w:val="hybridMultilevel"/>
     <w:tmpl w:val="262814F0"/>
@@ -5536,7 +6942,7 @@
       </w:rPr>
     </w:lvl>
   </w:abstractNum>
-  <w:abstractNum w:abstractNumId="10" w15:restartNumberingAfterBreak="0">
+  <w:abstractNum w:abstractNumId="11" w15:restartNumberingAfterBreak="0">
     <w:nsid w:val="1FD31443"/>
     <w:multiLevelType w:val="hybridMultilevel"/>
     <w:tmpl w:val="06E608BE"/>
@@ -5649,7 +7055,7 @@
       </w:rPr>
     </w:lvl>
   </w:abstractNum>
-  <w:abstractNum w:abstractNumId="11" w15:restartNumberingAfterBreak="0">
+  <w:abstractNum w:abstractNumId="12" w15:restartNumberingAfterBreak="0">
     <w:nsid w:val="2BC85B21"/>
     <w:multiLevelType w:val="hybridMultilevel"/>
     <w:tmpl w:val="EF0E8FEE"/>
@@ -5738,7 +7144,7 @@
       </w:pPr>
     </w:lvl>
   </w:abstractNum>
-  <w:abstractNum w:abstractNumId="12" w15:restartNumberingAfterBreak="0">
+  <w:abstractNum w:abstractNumId="13" w15:restartNumberingAfterBreak="0">
     <w:nsid w:val="2F1C728B"/>
     <w:multiLevelType w:val="hybridMultilevel"/>
     <w:tmpl w:val="2B6AE6A4"/>
@@ -5851,7 +7257,7 @@
       </w:rPr>
     </w:lvl>
   </w:abstractNum>
-  <w:abstractNum w:abstractNumId="13" w15:restartNumberingAfterBreak="0">
+  <w:abstractNum w:abstractNumId="14" w15:restartNumberingAfterBreak="0">
     <w:nsid w:val="31DF7E2A"/>
     <w:multiLevelType w:val="hybridMultilevel"/>
     <w:tmpl w:val="707E1548"/>
@@ -5964,7 +7370,120 @@
       </w:rPr>
     </w:lvl>
   </w:abstractNum>
-  <w:abstractNum w:abstractNumId="14" w15:restartNumberingAfterBreak="0">
+  <w:abstractNum w:abstractNumId="15" w15:restartNumberingAfterBreak="0">
+    <w:nsid w:val="337555B0"/>
+    <w:multiLevelType w:val="hybridMultilevel"/>
+    <w:tmpl w:val="FA24BE6E"/>
+    <w:lvl w:ilvl="0" w:tplc="18090001">
+      <w:start w:val="1"/>
+      <w:numFmt w:val="bullet"/>
+      <w:lvlText w:val=""/>
+      <w:lvlJc w:val="left"/>
+      <w:pPr>
+        <w:ind w:left="720" w:hanging="360"/>
+      </w:pPr>
+      <w:rPr>
+        <w:rFonts w:ascii="Symbol" w:hAnsi="Symbol" w:hint="default"/>
+      </w:rPr>
+    </w:lvl>
+    <w:lvl w:ilvl="1" w:tplc="18090003" w:tentative="1">
+      <w:start w:val="1"/>
+      <w:numFmt w:val="bullet"/>
+      <w:lvlText w:val="o"/>
+      <w:lvlJc w:val="left"/>
+      <w:pPr>
+        <w:ind w:left="1440" w:hanging="360"/>
+      </w:pPr>
+      <w:rPr>
+        <w:rFonts w:ascii="Courier New" w:hAnsi="Courier New" w:cs="Courier New" w:hint="default"/>
+      </w:rPr>
+    </w:lvl>
+    <w:lvl w:ilvl="2" w:tplc="18090005" w:tentative="1">
+      <w:start w:val="1"/>
+      <w:numFmt w:val="bullet"/>
+      <w:lvlText w:val=""/>
+      <w:lvlJc w:val="left"/>
+      <w:pPr>
+        <w:ind w:left="2160" w:hanging="360"/>
+      </w:pPr>
+      <w:rPr>
+        <w:rFonts w:ascii="Wingdings" w:hAnsi="Wingdings" w:hint="default"/>
+      </w:rPr>
+    </w:lvl>
+    <w:lvl w:ilvl="3" w:tplc="18090001" w:tentative="1">
+      <w:start w:val="1"/>
+      <w:numFmt w:val="bullet"/>
+      <w:lvlText w:val=""/>
+      <w:lvlJc w:val="left"/>
+      <w:pPr>
+        <w:ind w:left="2880" w:hanging="360"/>
+      </w:pPr>
+      <w:rPr>
+        <w:rFonts w:ascii="Symbol" w:hAnsi="Symbol" w:hint="default"/>
+      </w:rPr>
+    </w:lvl>
+    <w:lvl w:ilvl="4" w:tplc="18090003" w:tentative="1">
+      <w:start w:val="1"/>
+      <w:numFmt w:val="bullet"/>
+      <w:lvlText w:val="o"/>
+      <w:lvlJc w:val="left"/>
+      <w:pPr>
+        <w:ind w:left="3600" w:hanging="360"/>
+      </w:pPr>
+      <w:rPr>
+        <w:rFonts w:ascii="Courier New" w:hAnsi="Courier New" w:cs="Courier New" w:hint="default"/>
+      </w:rPr>
+    </w:lvl>
+    <w:lvl w:ilvl="5" w:tplc="18090005" w:tentative="1">
+      <w:start w:val="1"/>
+      <w:numFmt w:val="bullet"/>
+      <w:lvlText w:val=""/>
+      <w:lvlJc w:val="left"/>
+      <w:pPr>
+        <w:ind w:left="4320" w:hanging="360"/>
+      </w:pPr>
+      <w:rPr>
+        <w:rFonts w:ascii="Wingdings" w:hAnsi="Wingdings" w:hint="default"/>
+      </w:rPr>
+    </w:lvl>
+    <w:lvl w:ilvl="6" w:tplc="18090001" w:tentative="1">
+      <w:start w:val="1"/>
+      <w:numFmt w:val="bullet"/>
+      <w:lvlText w:val=""/>
+      <w:lvlJc w:val="left"/>
+      <w:pPr>
+        <w:ind w:left="5040" w:hanging="360"/>
+      </w:pPr>
+      <w:rPr>
+        <w:rFonts w:ascii="Symbol" w:hAnsi="Symbol" w:hint="default"/>
+      </w:rPr>
+    </w:lvl>
+    <w:lvl w:ilvl="7" w:tplc="18090003" w:tentative="1">
+      <w:start w:val="1"/>
+      <w:numFmt w:val="bullet"/>
+      <w:lvlText w:val="o"/>
+      <w:lvlJc w:val="left"/>
+      <w:pPr>
+        <w:ind w:left="5760" w:hanging="360"/>
+      </w:pPr>
+      <w:rPr>
+        <w:rFonts w:ascii="Courier New" w:hAnsi="Courier New" w:cs="Courier New" w:hint="default"/>
+      </w:rPr>
+    </w:lvl>
+    <w:lvl w:ilvl="8" w:tplc="18090005" w:tentative="1">
+      <w:start w:val="1"/>
+      <w:numFmt w:val="bullet"/>
+      <w:lvlText w:val=""/>
+      <w:lvlJc w:val="left"/>
+      <w:pPr>
+        <w:ind w:left="6480" w:hanging="360"/>
+      </w:pPr>
+      <w:rPr>
+        <w:rFonts w:ascii="Wingdings" w:hAnsi="Wingdings" w:hint="default"/>
+      </w:rPr>
+    </w:lvl>
+  </w:abstractNum>
+  <w:abstractNum w:abstractNumId="16" w15:restartNumberingAfterBreak="0">
     <w:nsid w:val="3666130E"/>
     <w:multiLevelType w:val="hybridMultilevel"/>
     <w:tmpl w:val="66EC058C"/>
@@ -6077,7 +7596,7 @@
       </w:rPr>
     </w:lvl>
   </w:abstractNum>
-  <w:abstractNum w:abstractNumId="15" w15:restartNumberingAfterBreak="0">
+  <w:abstractNum w:abstractNumId="17" w15:restartNumberingAfterBreak="0">
     <w:nsid w:val="39C32732"/>
     <w:multiLevelType w:val="multilevel"/>
     <w:tmpl w:val="C47ED15A"/>
@@ -6208,7 +7727,7 @@
       </w:rPr>
     </w:lvl>
   </w:abstractNum>
-  <w:abstractNum w:abstractNumId="16" w15:restartNumberingAfterBreak="0">
+  <w:abstractNum w:abstractNumId="18" w15:restartNumberingAfterBreak="0">
     <w:nsid w:val="3A4E7EE2"/>
     <w:multiLevelType w:val="hybridMultilevel"/>
     <w:tmpl w:val="D9426E30"/>
@@ -6321,7 +7840,7 @@
       </w:rPr>
     </w:lvl>
   </w:abstractNum>
-  <w:abstractNum w:abstractNumId="17" w15:restartNumberingAfterBreak="0">
+  <w:abstractNum w:abstractNumId="19" w15:restartNumberingAfterBreak="0">
     <w:nsid w:val="3BAC73B6"/>
     <w:multiLevelType w:val="hybridMultilevel"/>
     <w:tmpl w:val="4252AF1E"/>
@@ -6434,7 +7953,7 @@
       </w:rPr>
     </w:lvl>
   </w:abstractNum>
-  <w:abstractNum w:abstractNumId="18" w15:restartNumberingAfterBreak="0">
+  <w:abstractNum w:abstractNumId="20" w15:restartNumberingAfterBreak="0">
     <w:nsid w:val="449600F8"/>
     <w:multiLevelType w:val="multilevel"/>
     <w:tmpl w:val="E392FA30"/>
@@ -6547,7 +8066,7 @@
       </w:rPr>
     </w:lvl>
   </w:abstractNum>
-  <w:abstractNum w:abstractNumId="19" w15:restartNumberingAfterBreak="0">
+  <w:abstractNum w:abstractNumId="21" w15:restartNumberingAfterBreak="0">
     <w:nsid w:val="46A15949"/>
     <w:multiLevelType w:val="multilevel"/>
     <w:tmpl w:val="E392FA30"/>
@@ -6660,7 +8179,7 @@
       </w:rPr>
     </w:lvl>
   </w:abstractNum>
-  <w:abstractNum w:abstractNumId="20" w15:restartNumberingAfterBreak="0">
+  <w:abstractNum w:abstractNumId="22" w15:restartNumberingAfterBreak="0">
     <w:nsid w:val="4B2759E5"/>
     <w:multiLevelType w:val="hybridMultilevel"/>
     <w:tmpl w:val="D67032EA"/>
@@ -6773,7 +8292,7 @@
       </w:rPr>
     </w:lvl>
   </w:abstractNum>
-  <w:abstractNum w:abstractNumId="21" w15:restartNumberingAfterBreak="0">
+  <w:abstractNum w:abstractNumId="23" w15:restartNumberingAfterBreak="0">
     <w:nsid w:val="513C355A"/>
     <w:multiLevelType w:val="multilevel"/>
     <w:tmpl w:val="DAE4E780"/>
@@ -6904,7 +8423,7 @@
       </w:rPr>
     </w:lvl>
   </w:abstractNum>
-  <w:abstractNum w:abstractNumId="22" w15:restartNumberingAfterBreak="0">
+  <w:abstractNum w:abstractNumId="24" w15:restartNumberingAfterBreak="0">
     <w:nsid w:val="515C75CA"/>
     <w:multiLevelType w:val="hybridMultilevel"/>
     <w:tmpl w:val="4D16D53C"/>
@@ -7017,7 +8536,120 @@
       </w:rPr>
     </w:lvl>
   </w:abstractNum>
-  <w:abstractNum w:abstractNumId="23" w15:restartNumberingAfterBreak="0">
+  <w:abstractNum w:abstractNumId="25" w15:restartNumberingAfterBreak="0">
+    <w:nsid w:val="587A79AE"/>
+    <w:multiLevelType w:val="hybridMultilevel"/>
+    <w:tmpl w:val="8FF66388"/>
+    <w:lvl w:ilvl="0" w:tplc="18090001">
+      <w:start w:val="1"/>
+      <w:numFmt w:val="bullet"/>
+      <w:lvlText w:val=""/>
+      <w:lvlJc w:val="left"/>
+      <w:pPr>
+        <w:ind w:left="720" w:hanging="360"/>
+      </w:pPr>
+      <w:rPr>
+        <w:rFonts w:ascii="Symbol" w:hAnsi="Symbol" w:hint="default"/>
+      </w:rPr>
+    </w:lvl>
+    <w:lvl w:ilvl="1" w:tplc="18090003" w:tentative="1">
+      <w:start w:val="1"/>
+      <w:numFmt w:val="bullet"/>
+      <w:lvlText w:val="o"/>
+      <w:lvlJc w:val="left"/>
+      <w:pPr>
+        <w:ind w:left="1440" w:hanging="360"/>
+      </w:pPr>
+      <w:rPr>
+        <w:rFonts w:ascii="Courier New" w:hAnsi="Courier New" w:cs="Courier New" w:hint="default"/>
+      </w:rPr>
+    </w:lvl>
+    <w:lvl w:ilvl="2" w:tplc="18090005" w:tentative="1">
+      <w:start w:val="1"/>
+      <w:numFmt w:val="bullet"/>
+      <w:lvlText w:val=""/>
+      <w:lvlJc w:val="left"/>
+      <w:pPr>
+        <w:ind w:left="2160" w:hanging="360"/>
+      </w:pPr>
+      <w:rPr>
+        <w:rFonts w:ascii="Wingdings" w:hAnsi="Wingdings" w:hint="default"/>
+      </w:rPr>
+    </w:lvl>
+    <w:lvl w:ilvl="3" w:tplc="18090001" w:tentative="1">
+      <w:start w:val="1"/>
+      <w:numFmt w:val="bullet"/>
+      <w:lvlText w:val=""/>
+      <w:lvlJc w:val="left"/>
+      <w:pPr>
+        <w:ind w:left="2880" w:hanging="360"/>
+      </w:pPr>
+      <w:rPr>
+        <w:rFonts w:ascii="Symbol" w:hAnsi="Symbol" w:hint="default"/>
+      </w:rPr>
+    </w:lvl>
+    <w:lvl w:ilvl="4" w:tplc="18090003" w:tentative="1">
+      <w:start w:val="1"/>
+      <w:numFmt w:val="bullet"/>
+      <w:lvlText w:val="o"/>
+      <w:lvlJc w:val="left"/>
+      <w:pPr>
+        <w:ind w:left="3600" w:hanging="360"/>
+      </w:pPr>
+      <w:rPr>
+        <w:rFonts w:ascii="Courier New" w:hAnsi="Courier New" w:cs="Courier New" w:hint="default"/>
+      </w:rPr>
+    </w:lvl>
+    <w:lvl w:ilvl="5" w:tplc="18090005" w:tentative="1">
+      <w:start w:val="1"/>
+      <w:numFmt w:val="bullet"/>
+      <w:lvlText w:val=""/>
+      <w:lvlJc w:val="left"/>
+      <w:pPr>
+        <w:ind w:left="4320" w:hanging="360"/>
+      </w:pPr>
+      <w:rPr>
+        <w:rFonts w:ascii="Wingdings" w:hAnsi="Wingdings" w:hint="default"/>
+      </w:rPr>
+    </w:lvl>
+    <w:lvl w:ilvl="6" w:tplc="18090001" w:tentative="1">
+      <w:start w:val="1"/>
+      <w:numFmt w:val="bullet"/>
+      <w:lvlText w:val=""/>
+      <w:lvlJc w:val="left"/>
+      <w:pPr>
+        <w:ind w:left="5040" w:hanging="360"/>
+      </w:pPr>
+      <w:rPr>
+        <w:rFonts w:ascii="Symbol" w:hAnsi="Symbol" w:hint="default"/>
+      </w:rPr>
+    </w:lvl>
+    <w:lvl w:ilvl="7" w:tplc="18090003" w:tentative="1">
+      <w:start w:val="1"/>
+      <w:numFmt w:val="bullet"/>
+      <w:lvlText w:val="o"/>
+      <w:lvlJc w:val="left"/>
+      <w:pPr>
+        <w:ind w:left="5760" w:hanging="360"/>
+      </w:pPr>
+      <w:rPr>
+        <w:rFonts w:ascii="Courier New" w:hAnsi="Courier New" w:cs="Courier New" w:hint="default"/>
+      </w:rPr>
+    </w:lvl>
+    <w:lvl w:ilvl="8" w:tplc="18090005" w:tentative="1">
+      <w:start w:val="1"/>
+      <w:numFmt w:val="bullet"/>
+      <w:lvlText w:val=""/>
+      <w:lvlJc w:val="left"/>
+      <w:pPr>
+        <w:ind w:left="6480" w:hanging="360"/>
+      </w:pPr>
+      <w:rPr>
+        <w:rFonts w:ascii="Wingdings" w:hAnsi="Wingdings" w:hint="default"/>
+      </w:rPr>
+    </w:lvl>
+  </w:abstractNum>
+  <w:abstractNum w:abstractNumId="26" w15:restartNumberingAfterBreak="0">
     <w:nsid w:val="5A59583D"/>
     <w:multiLevelType w:val="multilevel"/>
     <w:tmpl w:val="DCE2817C"/>
@@ -7148,7 +8780,7 @@
       </w:rPr>
     </w:lvl>
   </w:abstractNum>
-  <w:abstractNum w:abstractNumId="24" w15:restartNumberingAfterBreak="0">
+  <w:abstractNum w:abstractNumId="27" w15:restartNumberingAfterBreak="0">
     <w:nsid w:val="5B935F28"/>
     <w:multiLevelType w:val="hybridMultilevel"/>
     <w:tmpl w:val="BC5EF250"/>
@@ -7261,7 +8893,7 @@
       </w:rPr>
     </w:lvl>
   </w:abstractNum>
-  <w:abstractNum w:abstractNumId="25" w15:restartNumberingAfterBreak="0">
+  <w:abstractNum w:abstractNumId="28" w15:restartNumberingAfterBreak="0">
     <w:nsid w:val="5BBE5170"/>
     <w:multiLevelType w:val="hybridMultilevel"/>
     <w:tmpl w:val="425E9FAA"/>
@@ -7351,7 +8983,7 @@
       </w:pPr>
     </w:lvl>
   </w:abstractNum>
-  <w:abstractNum w:abstractNumId="26" w15:restartNumberingAfterBreak="0">
+  <w:abstractNum w:abstractNumId="29" w15:restartNumberingAfterBreak="0">
     <w:nsid w:val="5CBF651E"/>
     <w:multiLevelType w:val="hybridMultilevel"/>
     <w:tmpl w:val="F7AC4E86"/>
@@ -7464,7 +9096,7 @@
       </w:rPr>
     </w:lvl>
   </w:abstractNum>
-  <w:abstractNum w:abstractNumId="27" w15:restartNumberingAfterBreak="0">
+  <w:abstractNum w:abstractNumId="30" w15:restartNumberingAfterBreak="0">
     <w:nsid w:val="67877715"/>
     <w:multiLevelType w:val="multilevel"/>
     <w:tmpl w:val="71BA6618"/>
@@ -7595,7 +9227,7 @@
       </w:rPr>
     </w:lvl>
   </w:abstractNum>
-  <w:abstractNum w:abstractNumId="28" w15:restartNumberingAfterBreak="0">
+  <w:abstractNum w:abstractNumId="31" w15:restartNumberingAfterBreak="0">
     <w:nsid w:val="6818393C"/>
     <w:multiLevelType w:val="hybridMultilevel"/>
     <w:tmpl w:val="00C61606"/>
@@ -7735,7 +9367,7 @@
       </w:rPr>
     </w:lvl>
   </w:abstractNum>
-  <w:abstractNum w:abstractNumId="29" w15:restartNumberingAfterBreak="0">
+  <w:abstractNum w:abstractNumId="32" w15:restartNumberingAfterBreak="0">
     <w:nsid w:val="695C3A16"/>
     <w:multiLevelType w:val="hybridMultilevel"/>
     <w:tmpl w:val="117618D4"/>
@@ -7848,7 +9480,7 @@
       </w:rPr>
     </w:lvl>
   </w:abstractNum>
-  <w:abstractNum w:abstractNumId="30" w15:restartNumberingAfterBreak="0">
+  <w:abstractNum w:abstractNumId="33" w15:restartNumberingAfterBreak="0">
     <w:nsid w:val="69EC5BFD"/>
     <w:multiLevelType w:val="hybridMultilevel"/>
     <w:tmpl w:val="C9D2221A"/>
@@ -7961,7 +9593,7 @@
       </w:rPr>
     </w:lvl>
   </w:abstractNum>
-  <w:abstractNum w:abstractNumId="31" w15:restartNumberingAfterBreak="0">
+  <w:abstractNum w:abstractNumId="34" w15:restartNumberingAfterBreak="0">
     <w:nsid w:val="6F5D20D3"/>
     <w:multiLevelType w:val="hybridMultilevel"/>
     <w:tmpl w:val="F982BCEC"/>
@@ -8051,7 +9683,7 @@
       </w:pPr>
     </w:lvl>
   </w:abstractNum>
-  <w:abstractNum w:abstractNumId="32" w15:restartNumberingAfterBreak="0">
+  <w:abstractNum w:abstractNumId="35" w15:restartNumberingAfterBreak="0">
     <w:nsid w:val="7CAC18F5"/>
     <w:multiLevelType w:val="hybridMultilevel"/>
     <w:tmpl w:val="67C680D4"/>
@@ -8142,7 +9774,7 @@
       </w:pPr>
     </w:lvl>
   </w:abstractNum>
-  <w:abstractNum w:abstractNumId="33" w15:restartNumberingAfterBreak="0">
+  <w:abstractNum w:abstractNumId="36" w15:restartNumberingAfterBreak="0">
     <w:nsid w:val="7D58643B"/>
     <w:multiLevelType w:val="multilevel"/>
     <w:tmpl w:val="E3EA34E4"/>
@@ -8256,106 +9888,115 @@
     </w:lvl>
   </w:abstractNum>
   <w:num w:numId="1" w16cid:durableId="204215519">
-    <w:abstractNumId w:val="32"/>
+    <w:abstractNumId w:val="35"/>
   </w:num>
   <w:num w:numId="2" w16cid:durableId="692850048">
     <w:abstractNumId w:val="3"/>
   </w:num>
   <w:num w:numId="3" w16cid:durableId="337389136">
-    <w:abstractNumId w:val="11"/>
+    <w:abstractNumId w:val="12"/>
   </w:num>
   <w:num w:numId="4" w16cid:durableId="440102614">
-    <w:abstractNumId w:val="20"/>
+    <w:abstractNumId w:val="22"/>
   </w:num>
   <w:num w:numId="5" w16cid:durableId="1046687410">
-    <w:abstractNumId w:val="9"/>
+    <w:abstractNumId w:val="10"/>
   </w:num>
   <w:num w:numId="6" w16cid:durableId="1950237735">
-    <w:abstractNumId w:val="17"/>
+    <w:abstractNumId w:val="19"/>
   </w:num>
   <w:num w:numId="7" w16cid:durableId="493379182">
+    <w:abstractNumId w:val="32"/>
+  </w:num>
+  <w:num w:numId="8" w16cid:durableId="1503659313">
     <w:abstractNumId w:val="29"/>
   </w:num>
-  <w:num w:numId="8" w16cid:durableId="1503659313">
-    <w:abstractNumId w:val="26"/>
-  </w:num>
   <w:num w:numId="9" w16cid:durableId="771780679">
-    <w:abstractNumId w:val="7"/>
+    <w:abstractNumId w:val="8"/>
   </w:num>
   <w:num w:numId="10" w16cid:durableId="790982117">
-    <w:abstractNumId w:val="16"/>
+    <w:abstractNumId w:val="18"/>
   </w:num>
   <w:num w:numId="11" w16cid:durableId="1037967830">
-    <w:abstractNumId w:val="31"/>
+    <w:abstractNumId w:val="34"/>
   </w:num>
   <w:num w:numId="12" w16cid:durableId="796025618">
-    <w:abstractNumId w:val="25"/>
+    <w:abstractNumId w:val="28"/>
   </w:num>
   <w:num w:numId="13" w16cid:durableId="1683388974">
-    <w:abstractNumId w:val="5"/>
+    <w:abstractNumId w:val="6"/>
   </w:num>
   <w:num w:numId="14" w16cid:durableId="1213342535">
-    <w:abstractNumId w:val="19"/>
+    <w:abstractNumId w:val="21"/>
   </w:num>
   <w:num w:numId="15" w16cid:durableId="1796437481">
     <w:abstractNumId w:val="2"/>
   </w:num>
   <w:num w:numId="16" w16cid:durableId="1387797449">
-    <w:abstractNumId w:val="8"/>
+    <w:abstractNumId w:val="9"/>
   </w:num>
   <w:num w:numId="17" w16cid:durableId="216598890">
-    <w:abstractNumId w:val="23"/>
+    <w:abstractNumId w:val="26"/>
   </w:num>
   <w:num w:numId="18" w16cid:durableId="179666152">
-    <w:abstractNumId w:val="15"/>
+    <w:abstractNumId w:val="17"/>
   </w:num>
   <w:num w:numId="19" w16cid:durableId="183055513">
-    <w:abstractNumId w:val="4"/>
+    <w:abstractNumId w:val="5"/>
   </w:num>
   <w:num w:numId="20" w16cid:durableId="1656297223">
-    <w:abstractNumId w:val="21"/>
+    <w:abstractNumId w:val="23"/>
   </w:num>
   <w:num w:numId="21" w16cid:durableId="2025738582">
     <w:abstractNumId w:val="0"/>
   </w:num>
   <w:num w:numId="22" w16cid:durableId="902563125">
+    <w:abstractNumId w:val="14"/>
+  </w:num>
+  <w:num w:numId="23" w16cid:durableId="1536884806">
+    <w:abstractNumId w:val="7"/>
+  </w:num>
+  <w:num w:numId="24" w16cid:durableId="1808932509">
+    <w:abstractNumId w:val="11"/>
+  </w:num>
+  <w:num w:numId="25" w16cid:durableId="1684359714">
+    <w:abstractNumId w:val="24"/>
+  </w:num>
+  <w:num w:numId="26" w16cid:durableId="2112780805">
+    <w:abstractNumId w:val="31"/>
+  </w:num>
+  <w:num w:numId="27" w16cid:durableId="559365856">
+    <w:abstractNumId w:val="27"/>
+  </w:num>
+  <w:num w:numId="28" w16cid:durableId="2146435421">
+    <w:abstractNumId w:val="30"/>
+  </w:num>
+  <w:num w:numId="29" w16cid:durableId="1221988165">
+    <w:abstractNumId w:val="33"/>
+  </w:num>
+  <w:num w:numId="30" w16cid:durableId="796334871">
+    <w:abstractNumId w:val="36"/>
+  </w:num>
+  <w:num w:numId="31" w16cid:durableId="493568769">
     <w:abstractNumId w:val="13"/>
   </w:num>
-  <w:num w:numId="23" w16cid:durableId="1536884806">
-    <w:abstractNumId w:val="6"/>
-  </w:num>
-  <w:num w:numId="24" w16cid:durableId="1808932509">
-    <w:abstractNumId w:val="10"/>
-  </w:num>
-  <w:num w:numId="25" w16cid:durableId="1684359714">
-    <w:abstractNumId w:val="22"/>
-  </w:num>
-  <w:num w:numId="26" w16cid:durableId="2112780805">
-    <w:abstractNumId w:val="28"/>
-  </w:num>
-  <w:num w:numId="27" w16cid:durableId="559365856">
-    <w:abstractNumId w:val="24"/>
-  </w:num>
-  <w:num w:numId="28" w16cid:durableId="2146435421">
-    <w:abstractNumId w:val="27"/>
-  </w:num>
-  <w:num w:numId="29" w16cid:durableId="1221988165">
-    <w:abstractNumId w:val="30"/>
-  </w:num>
-  <w:num w:numId="30" w16cid:durableId="796334871">
-    <w:abstractNumId w:val="33"/>
-  </w:num>
-  <w:num w:numId="31" w16cid:durableId="493568769">
-    <w:abstractNumId w:val="12"/>
-  </w:num>
   <w:num w:numId="32" w16cid:durableId="1518999330">
-    <w:abstractNumId w:val="14"/>
+    <w:abstractNumId w:val="16"/>
   </w:num>
   <w:num w:numId="33" w16cid:durableId="1199467728">
-    <w:abstractNumId w:val="18"/>
+    <w:abstractNumId w:val="20"/>
   </w:num>
   <w:num w:numId="34" w16cid:durableId="2014410205">
     <w:abstractNumId w:val="1"/>
+  </w:num>
+  <w:num w:numId="35" w16cid:durableId="1377965806">
+    <w:abstractNumId w:val="25"/>
+  </w:num>
+  <w:num w:numId="36" w16cid:durableId="1912229246">
+    <w:abstractNumId w:val="4"/>
+  </w:num>
+  <w:num w:numId="37" w16cid:durableId="2098480400">
+    <w:abstractNumId w:val="15"/>
   </w:num>
 </w:numbering>
 </file>

--- a/2026348_CA1_ Strategic Thinking.docx
+++ b/2026348_CA1_ Strategic Thinking.docx
@@ -886,6 +886,7 @@
                 </w:rPrChange>
               </w:rPr>
             </w:pPr>
+            <w:proofErr w:type="spellStart"/>
             <w:ins w:id="72" w:author="nohemi fabiola serrano aguilar" w:date="2026-10-17T23:37:00Z">
               <w:r>
                 <w:rPr>
@@ -904,7 +905,27 @@
                     </w:rPr>
                   </w:rPrChange>
                 </w:rPr>
-                <w:t>Taufique Ahmed</w:t>
+                <w:t>Taufique</w:t>
+              </w:r>
+              <w:proofErr w:type="spellEnd"/>
+              <w:r>
+                <w:rPr>
+                  <w:i/>
+                  <w:color w:val="156082"/>
+                  <w:sz w:val="28"/>
+                  <w:szCs w:val="28"/>
+                  <w:rPrChange w:id="74" w:author="nohemi fabiola serrano aguilar" w:date="2026-10-17T23:37:00Z" w16du:dateUtc="2026-10-17T22:37:00Z">
+                    <w:rPr>
+                      <w:b/>
+                      <w:bCs/>
+                      <w:i/>
+                      <w:color w:val="156082"/>
+                      <w:sz w:val="28"/>
+                      <w:szCs w:val="28"/>
+                    </w:rPr>
+                  </w:rPrChange>
+                </w:rPr>
+                <w:t xml:space="preserve"> Ahmed</w:t>
               </w:r>
             </w:ins>
           </w:p>
@@ -923,13 +944,13 @@
             <w:pPr>
               <w:spacing w:line="480" w:lineRule="auto"/>
               <w:rPr>
-                <w:ins w:id="74" w:author="nohemi fabiola serrano aguilar" w:date="2026-10-08T23:27:00Z" w16du:dateUtc="2026-10-08T22:27:00Z"/>
+                <w:ins w:id="75" w:author="nohemi fabiola serrano aguilar" w:date="2026-10-08T23:27:00Z" w16du:dateUtc="2026-10-08T22:27:00Z"/>
                 <w:color w:val="000000"/>
                 <w:sz w:val="28"/>
                 <w:szCs w:val="28"/>
-                <w:rPrChange w:id="75" w:author="nohemi fabiola serrano aguilar" w:date="2026-10-09T00:24:00Z" w16du:dateUtc="2026-10-08T23:24:00Z">
+                <w:rPrChange w:id="76" w:author="nohemi fabiola serrano aguilar" w:date="2026-10-09T00:24:00Z" w16du:dateUtc="2026-10-08T23:24:00Z">
                   <w:rPr>
-                    <w:ins w:id="76" w:author="nohemi fabiola serrano aguilar" w:date="2026-10-08T23:27:00Z" w16du:dateUtc="2026-10-08T22:27:00Z"/>
+                    <w:ins w:id="77" w:author="nohemi fabiola serrano aguilar" w:date="2026-10-08T23:27:00Z" w16du:dateUtc="2026-10-08T22:27:00Z"/>
                     <w:color w:val="000000"/>
                     <w:sz w:val="32"/>
                     <w:szCs w:val="32"/>
@@ -942,7 +963,7 @@
       </w:tr>
       <w:tr>
         <w:trPr>
-          <w:ins w:id="77" w:author="nohemi fabiola serrano aguilar" w:date="2026-10-08T23:27:00Z"/>
+          <w:ins w:id="78" w:author="nohemi fabiola serrano aguilar" w:date="2026-10-08T23:27:00Z"/>
         </w:trPr>
         <w:tc>
           <w:tcPr>
@@ -959,14 +980,14 @@
             <w:pPr>
               <w:spacing w:line="480" w:lineRule="auto"/>
               <w:rPr>
-                <w:ins w:id="78" w:author="nohemi fabiola serrano aguilar" w:date="2026-10-08T23:27:00Z" w16du:dateUtc="2026-10-08T22:27:00Z"/>
+                <w:ins w:id="79" w:author="nohemi fabiola serrano aguilar" w:date="2026-10-08T23:27:00Z" w16du:dateUtc="2026-10-08T22:27:00Z"/>
                 <w:i/>
                 <w:color w:val="156082"/>
                 <w:sz w:val="28"/>
                 <w:szCs w:val="28"/>
-                <w:rPrChange w:id="79" w:author="nohemi fabiola serrano aguilar" w:date="2026-10-09T00:24:00Z" w16du:dateUtc="2026-10-08T23:24:00Z">
+                <w:rPrChange w:id="80" w:author="nohemi fabiola serrano aguilar" w:date="2026-10-09T00:24:00Z" w16du:dateUtc="2026-10-08T23:24:00Z">
                   <w:rPr>
-                    <w:ins w:id="80" w:author="nohemi fabiola serrano aguilar" w:date="2026-10-08T23:27:00Z" w16du:dateUtc="2026-10-08T22:27:00Z"/>
+                    <w:ins w:id="81" w:author="nohemi fabiola serrano aguilar" w:date="2026-10-08T23:27:00Z" w16du:dateUtc="2026-10-08T22:27:00Z"/>
                     <w:i/>
                     <w:color w:val="156082"/>
                     <w:sz w:val="32"/>
@@ -975,14 +996,14 @@
                 </w:rPrChange>
               </w:rPr>
             </w:pPr>
-            <w:ins w:id="81" w:author="nohemi fabiola serrano aguilar" w:date="2026-10-08T23:27:00Z" w16du:dateUtc="2026-10-08T22:27:00Z">
+            <w:ins w:id="82" w:author="nohemi fabiola serrano aguilar" w:date="2026-10-08T23:27:00Z" w16du:dateUtc="2026-10-08T22:27:00Z">
               <w:r>
                 <w:rPr>
                   <w:i/>
                   <w:color w:val="156082"/>
                   <w:sz w:val="28"/>
                   <w:szCs w:val="28"/>
-                  <w:rPrChange w:id="82" w:author="nohemi fabiola serrano aguilar" w:date="2026-10-09T00:24:00Z" w16du:dateUtc="2026-10-08T23:24:00Z">
+                  <w:rPrChange w:id="83" w:author="nohemi fabiola serrano aguilar" w:date="2026-10-09T00:24:00Z" w16du:dateUtc="2026-10-08T23:24:00Z">
                     <w:rPr>
                       <w:i/>
                       <w:color w:val="156082"/>
@@ -999,14 +1020,14 @@
             <w:pPr>
               <w:spacing w:line="480" w:lineRule="auto"/>
               <w:rPr>
-                <w:ins w:id="83" w:author="nohemi fabiola serrano aguilar" w:date="2026-10-08T23:27:00Z" w16du:dateUtc="2026-10-08T22:27:00Z"/>
+                <w:ins w:id="84" w:author="nohemi fabiola serrano aguilar" w:date="2026-10-08T23:27:00Z" w16du:dateUtc="2026-10-08T22:27:00Z"/>
                 <w:i/>
                 <w:color w:val="156082"/>
                 <w:sz w:val="28"/>
                 <w:szCs w:val="28"/>
-                <w:rPrChange w:id="84" w:author="nohemi fabiola serrano aguilar" w:date="2026-10-09T00:24:00Z" w16du:dateUtc="2026-10-08T23:24:00Z">
+                <w:rPrChange w:id="85" w:author="nohemi fabiola serrano aguilar" w:date="2026-10-09T00:24:00Z" w16du:dateUtc="2026-10-08T23:24:00Z">
                   <w:rPr>
-                    <w:ins w:id="85" w:author="nohemi fabiola serrano aguilar" w:date="2026-10-08T23:27:00Z" w16du:dateUtc="2026-10-08T22:27:00Z"/>
+                    <w:ins w:id="86" w:author="nohemi fabiola serrano aguilar" w:date="2026-10-08T23:27:00Z" w16du:dateUtc="2026-10-08T22:27:00Z"/>
                     <w:i/>
                     <w:color w:val="156082"/>
                     <w:sz w:val="32"/>
@@ -1015,7 +1036,7 @@
                 </w:rPrChange>
               </w:rPr>
             </w:pPr>
-            <w:ins w:id="86" w:author="nohemi fabiola serrano aguilar" w:date="2026-10-17T23:37:00Z" w16du:dateUtc="2026-10-17T22:37:00Z">
+            <w:ins w:id="87" w:author="nohemi fabiola serrano aguilar" w:date="2026-10-17T23:37:00Z" w16du:dateUtc="2026-10-17T22:37:00Z">
               <w:r>
                 <w:rPr>
                   <w:i/>
@@ -1026,14 +1047,14 @@
                 <w:t>25</w:t>
               </w:r>
             </w:ins>
-            <w:ins w:id="87" w:author="nohemi fabiola serrano aguilar" w:date="2026-10-08T23:27:00Z" w16du:dateUtc="2026-10-08T22:27:00Z">
+            <w:ins w:id="88" w:author="nohemi fabiola serrano aguilar" w:date="2026-10-08T23:27:00Z" w16du:dateUtc="2026-10-08T22:27:00Z">
               <w:r>
                 <w:rPr>
                   <w:i/>
                   <w:color w:val="156082"/>
                   <w:sz w:val="28"/>
                   <w:szCs w:val="28"/>
-                  <w:rPrChange w:id="88" w:author="nohemi fabiola serrano aguilar" w:date="2026-10-09T00:24:00Z" w16du:dateUtc="2026-10-08T23:24:00Z">
+                  <w:rPrChange w:id="89" w:author="nohemi fabiola serrano aguilar" w:date="2026-10-09T00:24:00Z" w16du:dateUtc="2026-10-08T23:24:00Z">
                     <w:rPr>
                       <w:i/>
                       <w:color w:val="156082"/>
@@ -1045,7 +1066,7 @@
                 <w:t>/</w:t>
               </w:r>
             </w:ins>
-            <w:ins w:id="89" w:author="nohemi fabiola serrano aguilar" w:date="2026-10-17T23:37:00Z" w16du:dateUtc="2026-10-17T22:37:00Z">
+            <w:ins w:id="90" w:author="nohemi fabiola serrano aguilar" w:date="2026-10-17T23:37:00Z" w16du:dateUtc="2026-10-17T22:37:00Z">
               <w:r>
                 <w:rPr>
                   <w:i/>
@@ -1056,14 +1077,14 @@
                 <w:t>10</w:t>
               </w:r>
             </w:ins>
-            <w:ins w:id="90" w:author="nohemi fabiola serrano aguilar" w:date="2026-10-08T23:27:00Z" w16du:dateUtc="2026-10-08T22:27:00Z">
+            <w:ins w:id="91" w:author="nohemi fabiola serrano aguilar" w:date="2026-10-08T23:27:00Z" w16du:dateUtc="2026-10-08T22:27:00Z">
               <w:r>
                 <w:rPr>
                   <w:i/>
                   <w:color w:val="156082"/>
                   <w:sz w:val="28"/>
                   <w:szCs w:val="28"/>
-                  <w:rPrChange w:id="91" w:author="nohemi fabiola serrano aguilar" w:date="2026-10-09T00:24:00Z" w16du:dateUtc="2026-10-08T23:24:00Z">
+                  <w:rPrChange w:id="92" w:author="nohemi fabiola serrano aguilar" w:date="2026-10-09T00:24:00Z" w16du:dateUtc="2026-10-08T23:24:00Z">
                     <w:rPr>
                       <w:i/>
                       <w:color w:val="156082"/>
@@ -1091,13 +1112,13 @@
             <w:pPr>
               <w:spacing w:line="480" w:lineRule="auto"/>
               <w:rPr>
-                <w:ins w:id="92" w:author="nohemi fabiola serrano aguilar" w:date="2026-10-08T23:27:00Z" w16du:dateUtc="2026-10-08T22:27:00Z"/>
+                <w:ins w:id="93" w:author="nohemi fabiola serrano aguilar" w:date="2026-10-08T23:27:00Z" w16du:dateUtc="2026-10-08T22:27:00Z"/>
                 <w:color w:val="000000"/>
                 <w:sz w:val="28"/>
                 <w:szCs w:val="28"/>
-                <w:rPrChange w:id="93" w:author="nohemi fabiola serrano aguilar" w:date="2026-10-09T00:24:00Z" w16du:dateUtc="2026-10-08T23:24:00Z">
+                <w:rPrChange w:id="94" w:author="nohemi fabiola serrano aguilar" w:date="2026-10-09T00:24:00Z" w16du:dateUtc="2026-10-08T23:24:00Z">
                   <w:rPr>
-                    <w:ins w:id="94" w:author="nohemi fabiola serrano aguilar" w:date="2026-10-08T23:27:00Z" w16du:dateUtc="2026-10-08T22:27:00Z"/>
+                    <w:ins w:id="95" w:author="nohemi fabiola serrano aguilar" w:date="2026-10-08T23:27:00Z" w16du:dateUtc="2026-10-08T22:27:00Z"/>
                     <w:color w:val="000000"/>
                     <w:sz w:val="32"/>
                     <w:szCs w:val="32"/>
@@ -1110,7 +1131,7 @@
       </w:tr>
       <w:tr>
         <w:trPr>
-          <w:ins w:id="95" w:author="nohemi fabiola serrano aguilar" w:date="2026-10-08T23:27:00Z"/>
+          <w:ins w:id="96" w:author="nohemi fabiola serrano aguilar" w:date="2026-10-08T23:27:00Z"/>
         </w:trPr>
         <w:tc>
           <w:tcPr>
@@ -1127,14 +1148,14 @@
             <w:pPr>
               <w:spacing w:line="480" w:lineRule="auto"/>
               <w:rPr>
-                <w:ins w:id="96" w:author="nohemi fabiola serrano aguilar" w:date="2026-10-08T23:27:00Z" w16du:dateUtc="2026-10-08T22:27:00Z"/>
+                <w:ins w:id="97" w:author="nohemi fabiola serrano aguilar" w:date="2026-10-08T23:27:00Z" w16du:dateUtc="2026-10-08T22:27:00Z"/>
                 <w:i/>
                 <w:color w:val="156082"/>
                 <w:sz w:val="28"/>
                 <w:szCs w:val="28"/>
-                <w:rPrChange w:id="97" w:author="nohemi fabiola serrano aguilar" w:date="2026-10-09T00:24:00Z" w16du:dateUtc="2026-10-08T23:24:00Z">
+                <w:rPrChange w:id="98" w:author="nohemi fabiola serrano aguilar" w:date="2026-10-09T00:24:00Z" w16du:dateUtc="2026-10-08T23:24:00Z">
                   <w:rPr>
-                    <w:ins w:id="98" w:author="nohemi fabiola serrano aguilar" w:date="2026-10-08T23:27:00Z" w16du:dateUtc="2026-10-08T22:27:00Z"/>
+                    <w:ins w:id="99" w:author="nohemi fabiola serrano aguilar" w:date="2026-10-08T23:27:00Z" w16du:dateUtc="2026-10-08T22:27:00Z"/>
                     <w:i/>
                     <w:color w:val="156082"/>
                     <w:sz w:val="32"/>
@@ -1143,14 +1164,14 @@
                 </w:rPrChange>
               </w:rPr>
             </w:pPr>
-            <w:ins w:id="99" w:author="nohemi fabiola serrano aguilar" w:date="2026-10-08T23:27:00Z" w16du:dateUtc="2026-10-08T22:27:00Z">
+            <w:ins w:id="100" w:author="nohemi fabiola serrano aguilar" w:date="2026-10-08T23:27:00Z" w16du:dateUtc="2026-10-08T22:27:00Z">
               <w:r>
                 <w:rPr>
                   <w:i/>
                   <w:color w:val="156082"/>
                   <w:sz w:val="28"/>
                   <w:szCs w:val="28"/>
-                  <w:rPrChange w:id="100" w:author="nohemi fabiola serrano aguilar" w:date="2026-10-09T00:24:00Z" w16du:dateUtc="2026-10-08T23:24:00Z">
+                  <w:rPrChange w:id="101" w:author="nohemi fabiola serrano aguilar" w:date="2026-10-09T00:24:00Z" w16du:dateUtc="2026-10-08T23:24:00Z">
                     <w:rPr>
                       <w:i/>
                       <w:color w:val="156082"/>
@@ -1167,14 +1188,14 @@
             <w:pPr>
               <w:spacing w:line="480" w:lineRule="auto"/>
               <w:rPr>
-                <w:ins w:id="101" w:author="nohemi fabiola serrano aguilar" w:date="2026-10-08T23:27:00Z" w16du:dateUtc="2026-10-08T22:27:00Z"/>
+                <w:ins w:id="102" w:author="nohemi fabiola serrano aguilar" w:date="2026-10-08T23:27:00Z" w16du:dateUtc="2026-10-08T22:27:00Z"/>
                 <w:i/>
                 <w:color w:val="156082"/>
                 <w:sz w:val="28"/>
                 <w:szCs w:val="28"/>
-                <w:rPrChange w:id="102" w:author="nohemi fabiola serrano aguilar" w:date="2026-10-09T00:24:00Z" w16du:dateUtc="2026-10-08T23:24:00Z">
+                <w:rPrChange w:id="103" w:author="nohemi fabiola serrano aguilar" w:date="2026-10-09T00:24:00Z" w16du:dateUtc="2026-10-08T23:24:00Z">
                   <w:rPr>
-                    <w:ins w:id="103" w:author="nohemi fabiola serrano aguilar" w:date="2026-10-08T23:27:00Z" w16du:dateUtc="2026-10-08T22:27:00Z"/>
+                    <w:ins w:id="104" w:author="nohemi fabiola serrano aguilar" w:date="2026-10-08T23:27:00Z" w16du:dateUtc="2026-10-08T22:27:00Z"/>
                     <w:i/>
                     <w:color w:val="156082"/>
                     <w:sz w:val="32"/>
@@ -1183,7 +1204,7 @@
                 </w:rPrChange>
               </w:rPr>
             </w:pPr>
-            <w:ins w:id="104" w:author="nohemi fabiola serrano aguilar" w:date="2026-10-17T23:37:00Z" w16du:dateUtc="2026-10-17T22:37:00Z">
+            <w:ins w:id="105" w:author="nohemi fabiola serrano aguilar" w:date="2026-10-17T23:37:00Z" w16du:dateUtc="2026-10-17T22:37:00Z">
               <w:r>
                 <w:rPr>
                   <w:i/>
@@ -1194,14 +1215,14 @@
                 <w:t>25</w:t>
               </w:r>
             </w:ins>
-            <w:ins w:id="105" w:author="nohemi fabiola serrano aguilar" w:date="2026-10-08T23:27:00Z" w16du:dateUtc="2026-10-08T22:27:00Z">
+            <w:ins w:id="106" w:author="nohemi fabiola serrano aguilar" w:date="2026-10-08T23:27:00Z" w16du:dateUtc="2026-10-08T22:27:00Z">
               <w:r>
                 <w:rPr>
                   <w:i/>
                   <w:color w:val="156082"/>
                   <w:sz w:val="28"/>
                   <w:szCs w:val="28"/>
-                  <w:rPrChange w:id="106" w:author="nohemi fabiola serrano aguilar" w:date="2026-10-09T00:24:00Z" w16du:dateUtc="2026-10-08T23:24:00Z">
+                  <w:rPrChange w:id="107" w:author="nohemi fabiola serrano aguilar" w:date="2026-10-09T00:24:00Z" w16du:dateUtc="2026-10-08T23:24:00Z">
                     <w:rPr>
                       <w:i/>
                       <w:color w:val="156082"/>
@@ -1213,7 +1234,7 @@
                 <w:t>/</w:t>
               </w:r>
             </w:ins>
-            <w:ins w:id="107" w:author="nohemi fabiola serrano aguilar" w:date="2026-10-17T23:37:00Z" w16du:dateUtc="2026-10-17T22:37:00Z">
+            <w:ins w:id="108" w:author="nohemi fabiola serrano aguilar" w:date="2026-10-17T23:37:00Z" w16du:dateUtc="2026-10-17T22:37:00Z">
               <w:r>
                 <w:rPr>
                   <w:i/>
@@ -1224,14 +1245,14 @@
                 <w:t>10</w:t>
               </w:r>
             </w:ins>
-            <w:ins w:id="108" w:author="nohemi fabiola serrano aguilar" w:date="2026-10-08T23:27:00Z" w16du:dateUtc="2026-10-08T22:27:00Z">
+            <w:ins w:id="109" w:author="nohemi fabiola serrano aguilar" w:date="2026-10-08T23:27:00Z" w16du:dateUtc="2026-10-08T22:27:00Z">
               <w:r>
                 <w:rPr>
                   <w:i/>
                   <w:color w:val="156082"/>
                   <w:sz w:val="28"/>
                   <w:szCs w:val="28"/>
-                  <w:rPrChange w:id="109" w:author="nohemi fabiola serrano aguilar" w:date="2026-10-09T00:24:00Z" w16du:dateUtc="2026-10-08T23:24:00Z">
+                  <w:rPrChange w:id="110" w:author="nohemi fabiola serrano aguilar" w:date="2026-10-09T00:24:00Z" w16du:dateUtc="2026-10-08T23:24:00Z">
                     <w:rPr>
                       <w:i/>
                       <w:color w:val="156082"/>
@@ -1259,13 +1280,13 @@
             <w:pPr>
               <w:spacing w:line="480" w:lineRule="auto"/>
               <w:rPr>
-                <w:ins w:id="110" w:author="nohemi fabiola serrano aguilar" w:date="2026-10-08T23:27:00Z" w16du:dateUtc="2026-10-08T22:27:00Z"/>
+                <w:ins w:id="111" w:author="nohemi fabiola serrano aguilar" w:date="2026-10-08T23:27:00Z" w16du:dateUtc="2026-10-08T22:27:00Z"/>
                 <w:color w:val="000000"/>
                 <w:sz w:val="28"/>
                 <w:szCs w:val="28"/>
-                <w:rPrChange w:id="111" w:author="nohemi fabiola serrano aguilar" w:date="2026-10-09T00:24:00Z" w16du:dateUtc="2026-10-08T23:24:00Z">
+                <w:rPrChange w:id="112" w:author="nohemi fabiola serrano aguilar" w:date="2026-10-09T00:24:00Z" w16du:dateUtc="2026-10-08T23:24:00Z">
                   <w:rPr>
-                    <w:ins w:id="112" w:author="nohemi fabiola serrano aguilar" w:date="2026-10-08T23:27:00Z" w16du:dateUtc="2026-10-08T22:27:00Z"/>
+                    <w:ins w:id="113" w:author="nohemi fabiola serrano aguilar" w:date="2026-10-08T23:27:00Z" w16du:dateUtc="2026-10-08T22:27:00Z"/>
                     <w:color w:val="000000"/>
                     <w:sz w:val="32"/>
                     <w:szCs w:val="32"/>
@@ -1280,14 +1301,14 @@
     <w:p>
       <w:pPr>
         <w:rPr>
-          <w:ins w:id="113" w:author="nohemi fabiola serrano aguilar" w:date="2026-10-09T00:23:00Z" w16du:dateUtc="2026-10-08T23:23:00Z"/>
+          <w:ins w:id="114" w:author="nohemi fabiola serrano aguilar" w:date="2026-10-09T00:23:00Z" w16du:dateUtc="2026-10-08T23:23:00Z"/>
           <w:b/>
           <w:color w:val="156082"/>
           <w:sz w:val="28"/>
           <w:szCs w:val="28"/>
-          <w:rPrChange w:id="114" w:author="nohemi fabiola serrano aguilar" w:date="2026-10-09T00:24:00Z" w16du:dateUtc="2026-10-08T23:24:00Z">
+          <w:rPrChange w:id="115" w:author="nohemi fabiola serrano aguilar" w:date="2026-10-09T00:24:00Z" w16du:dateUtc="2026-10-08T23:24:00Z">
             <w:rPr>
-              <w:ins w:id="115" w:author="nohemi fabiola serrano aguilar" w:date="2026-10-09T00:23:00Z" w16du:dateUtc="2026-10-08T23:23:00Z"/>
+              <w:ins w:id="116" w:author="nohemi fabiola serrano aguilar" w:date="2026-10-09T00:23:00Z" w16du:dateUtc="2026-10-08T23:23:00Z"/>
               <w:b/>
               <w:color w:val="156082"/>
               <w:sz w:val="32"/>
@@ -1296,7 +1317,7 @@
           </w:rPrChange>
         </w:rPr>
       </w:pPr>
-      <w:ins w:id="116" w:author="nohemi fabiola serrano aguilar" w:date="2026-10-22T00:00:00Z" w16du:dateUtc="2026-10-21T23:00:00Z">
+      <w:ins w:id="117" w:author="nohemi fabiola serrano aguilar" w:date="2026-10-22T00:00:00Z" w16du:dateUtc="2026-10-21T23:00:00Z">
         <w:r>
           <w:rPr>
             <w:b/>
@@ -1316,13 +1337,13 @@
           <w:instrText>HYPERLINK "</w:instrText>
         </w:r>
       </w:ins>
-      <w:ins w:id="117" w:author="nohemi fabiola serrano aguilar" w:date="2026-10-09T00:23:00Z" w16du:dateUtc="2026-10-08T23:23:00Z">
+      <w:ins w:id="118" w:author="nohemi fabiola serrano aguilar" w:date="2026-10-09T00:23:00Z" w16du:dateUtc="2026-10-08T23:23:00Z">
         <w:r>
           <w:rPr>
             <w:color w:val="156082"/>
             <w:sz w:val="28"/>
             <w:szCs w:val="28"/>
-            <w:rPrChange w:id="118" w:author="nohemi fabiola serrano aguilar" w:date="2026-10-22T00:00:00Z" w16du:dateUtc="2026-10-21T23:00:00Z">
+            <w:rPrChange w:id="119" w:author="nohemi fabiola serrano aguilar" w:date="2026-10-22T00:00:00Z" w16du:dateUtc="2026-10-21T23:00:00Z">
               <w:rPr>
                 <w:rStyle w:val="Hyperlink"/>
                 <w:b/>
@@ -1334,11 +1355,11 @@
           <w:instrText>https://github.com/FabiolaSerranoAg/Strategic-Thinking-</w:instrText>
         </w:r>
       </w:ins>
-      <w:ins w:id="119" w:author="nohemi fabiola serrano aguilar" w:date="2026-10-22T00:00:00Z" w16du:dateUtc="2026-10-21T23:00:00Z">
+      <w:ins w:id="120" w:author="nohemi fabiola serrano aguilar" w:date="2026-10-22T00:00:00Z" w16du:dateUtc="2026-10-21T23:00:00Z">
         <w:r>
           <w:rPr>
             <w:color w:val="156082"/>
-            <w:rPrChange w:id="120" w:author="nohemi fabiola serrano aguilar" w:date="2026-10-22T00:00:00Z" w16du:dateUtc="2026-10-21T23:00:00Z">
+            <w:rPrChange w:id="121" w:author="nohemi fabiola serrano aguilar" w:date="2026-10-22T00:00:00Z" w16du:dateUtc="2026-10-21T23:00:00Z">
               <w:rPr>
                 <w:rStyle w:val="Hyperlink"/>
                 <w:b/>
@@ -1350,13 +1371,13 @@
           <w:instrText>Septem</w:instrText>
         </w:r>
       </w:ins>
-      <w:ins w:id="121" w:author="nohemi fabiola serrano aguilar" w:date="2026-10-09T00:23:00Z" w16du:dateUtc="2026-10-08T23:23:00Z">
+      <w:ins w:id="122" w:author="nohemi fabiola serrano aguilar" w:date="2026-10-09T00:23:00Z" w16du:dateUtc="2026-10-08T23:23:00Z">
         <w:r>
           <w:rPr>
             <w:color w:val="156082"/>
             <w:sz w:val="28"/>
             <w:szCs w:val="28"/>
-            <w:rPrChange w:id="122" w:author="nohemi fabiola serrano aguilar" w:date="2026-10-22T00:00:00Z" w16du:dateUtc="2026-10-21T23:00:00Z">
+            <w:rPrChange w:id="123" w:author="nohemi fabiola serrano aguilar" w:date="2026-10-22T00:00:00Z" w16du:dateUtc="2026-10-21T23:00:00Z">
               <w:rPr>
                 <w:rStyle w:val="Hyperlink"/>
                 <w:b/>
@@ -1368,7 +1389,7 @@
           <w:instrText>ber26.git</w:instrText>
         </w:r>
       </w:ins>
-      <w:ins w:id="123" w:author="nohemi fabiola serrano aguilar" w:date="2026-10-22T00:00:00Z" w16du:dateUtc="2026-10-21T23:00:00Z">
+      <w:ins w:id="124" w:author="nohemi fabiola serrano aguilar" w:date="2026-10-22T00:00:00Z" w16du:dateUtc="2026-10-21T23:00:00Z">
         <w:r>
           <w:rPr>
             <w:b/>
@@ -1396,14 +1417,14 @@
           <w:fldChar w:fldCharType="separate"/>
         </w:r>
       </w:ins>
-      <w:ins w:id="124" w:author="nohemi fabiola serrano aguilar" w:date="2026-10-09T00:23:00Z" w16du:dateUtc="2026-10-08T23:23:00Z">
+      <w:ins w:id="125" w:author="nohemi fabiola serrano aguilar" w:date="2026-10-09T00:23:00Z" w16du:dateUtc="2026-10-08T23:23:00Z">
         <w:r>
           <w:rPr>
             <w:rStyle w:val="Hyperlink"/>
             <w:b/>
             <w:sz w:val="28"/>
             <w:szCs w:val="28"/>
-            <w:rPrChange w:id="125" w:author="nohemi fabiola serrano aguilar" w:date="2026-10-22T00:00:00Z" w16du:dateUtc="2026-10-21T23:00:00Z">
+            <w:rPrChange w:id="126" w:author="nohemi fabiola serrano aguilar" w:date="2026-10-22T00:00:00Z" w16du:dateUtc="2026-10-21T23:00:00Z">
               <w:rPr>
                 <w:rStyle w:val="Hyperlink"/>
                 <w:b/>
@@ -1415,7 +1436,7 @@
           <w:t>https://github.com/FabiolaSerranoAg/Strategic-Thinking-</w:t>
         </w:r>
       </w:ins>
-      <w:ins w:id="126" w:author="nohemi fabiola serrano aguilar" w:date="2026-10-22T00:00:00Z" w16du:dateUtc="2026-10-21T23:00:00Z">
+      <w:ins w:id="127" w:author="nohemi fabiola serrano aguilar" w:date="2026-10-22T00:00:00Z" w16du:dateUtc="2026-10-21T23:00:00Z">
         <w:r>
           <w:rPr>
             <w:rStyle w:val="Hyperlink"/>
@@ -1426,14 +1447,14 @@
           <w:t>Septem</w:t>
         </w:r>
       </w:ins>
-      <w:ins w:id="127" w:author="nohemi fabiola serrano aguilar" w:date="2026-10-09T00:23:00Z" w16du:dateUtc="2026-10-08T23:23:00Z">
+      <w:ins w:id="128" w:author="nohemi fabiola serrano aguilar" w:date="2026-10-09T00:23:00Z" w16du:dateUtc="2026-10-08T23:23:00Z">
         <w:r>
           <w:rPr>
             <w:rStyle w:val="Hyperlink"/>
             <w:b/>
             <w:sz w:val="28"/>
             <w:szCs w:val="28"/>
-            <w:rPrChange w:id="128" w:author="nohemi fabiola serrano aguilar" w:date="2026-10-22T00:00:00Z" w16du:dateUtc="2026-10-21T23:00:00Z">
+            <w:rPrChange w:id="129" w:author="nohemi fabiola serrano aguilar" w:date="2026-10-22T00:00:00Z" w16du:dateUtc="2026-10-21T23:00:00Z">
               <w:rPr>
                 <w:rStyle w:val="Hyperlink"/>
                 <w:b/>
@@ -1445,7 +1466,7 @@
           <w:t>ber26.git</w:t>
         </w:r>
       </w:ins>
-      <w:ins w:id="129" w:author="nohemi fabiola serrano aguilar" w:date="2026-10-22T00:00:00Z" w16du:dateUtc="2026-10-21T23:00:00Z">
+      <w:ins w:id="130" w:author="nohemi fabiola serrano aguilar" w:date="2026-10-22T00:00:00Z" w16du:dateUtc="2026-10-21T23:00:00Z">
         <w:r>
           <w:rPr>
             <w:b/>
@@ -1460,15 +1481,15 @@
     <w:p>
       <w:pPr>
         <w:rPr>
-          <w:ins w:id="130" w:author="nohemi fabiola serrano aguilar" w:date="2026-10-08T23:54:00Z" w16du:dateUtc="2026-10-08T22:54:00Z"/>
+          <w:ins w:id="131" w:author="nohemi fabiola serrano aguilar" w:date="2026-10-08T23:54:00Z" w16du:dateUtc="2026-10-08T22:54:00Z"/>
           <w:rFonts w:eastAsia="Times New Roman"/>
           <w:b/>
           <w:bCs/>
           <w:sz w:val="35"/>
           <w:szCs w:val="35"/>
-          <w:rPrChange w:id="131" w:author="nohemi fabiola serrano aguilar" w:date="2026-10-09T20:56:00Z" w16du:dateUtc="2026-10-09T19:56:00Z">
+          <w:rPrChange w:id="132" w:author="nohemi fabiola serrano aguilar" w:date="2026-10-09T20:56:00Z" w16du:dateUtc="2026-10-09T19:56:00Z">
             <w:rPr>
-              <w:ins w:id="132" w:author="nohemi fabiola serrano aguilar" w:date="2026-10-08T23:54:00Z" w16du:dateUtc="2026-10-08T22:54:00Z"/>
+              <w:ins w:id="133" w:author="nohemi fabiola serrano aguilar" w:date="2026-10-08T23:54:00Z" w16du:dateUtc="2026-10-08T22:54:00Z"/>
               <w:rFonts w:eastAsia="Times New Roman"/>
               <w:b/>
               <w:bCs/>
@@ -1478,7 +1499,7 @@
           </w:rPrChange>
         </w:rPr>
       </w:pPr>
-      <w:ins w:id="133" w:author="nohemi fabiola serrano aguilar" w:date="2026-10-08T23:53:00Z" w16du:dateUtc="2026-10-08T22:53:00Z">
+      <w:ins w:id="134" w:author="nohemi fabiola serrano aguilar" w:date="2026-10-08T23:53:00Z" w16du:dateUtc="2026-10-08T22:53:00Z">
         <w:r>
           <w:rPr>
             <w:rFonts w:ascii="Calibri" w:eastAsia="Times New Roman" w:hAnsi="Calibri" w:cs="Calibri"/>
@@ -1486,7 +1507,7 @@
             <w:bCs/>
             <w:sz w:val="35"/>
             <w:szCs w:val="35"/>
-            <w:rPrChange w:id="134" w:author="nohemi fabiola serrano aguilar" w:date="2026-10-09T20:56:00Z" w16du:dateUtc="2026-10-09T19:56:00Z">
+            <w:rPrChange w:id="135" w:author="nohemi fabiola serrano aguilar" w:date="2026-10-09T20:56:00Z" w16du:dateUtc="2026-10-09T19:56:00Z">
               <w:rPr>
                 <w:rFonts w:ascii="Roboto" w:eastAsia="Times New Roman" w:hAnsi="Roboto"/>
                 <w:b/>
@@ -1504,15 +1525,15 @@
     <w:p>
       <w:pPr>
         <w:rPr>
-          <w:ins w:id="135" w:author="nohemi fabiola serrano aguilar" w:date="2026-10-08T23:53:00Z" w16du:dateUtc="2026-10-08T22:53:00Z"/>
+          <w:ins w:id="136" w:author="nohemi fabiola serrano aguilar" w:date="2026-10-08T23:53:00Z" w16du:dateUtc="2026-10-08T22:53:00Z"/>
           <w:rFonts w:ascii="Calibri" w:eastAsia="Times New Roman" w:hAnsi="Calibri" w:cs="Calibri"/>
           <w:b/>
           <w:bCs/>
           <w:sz w:val="32"/>
           <w:szCs w:val="32"/>
-          <w:rPrChange w:id="136" w:author="nohemi fabiola serrano aguilar" w:date="2026-10-08T23:53:00Z" w16du:dateUtc="2026-10-08T22:53:00Z">
+          <w:rPrChange w:id="137" w:author="nohemi fabiola serrano aguilar" w:date="2026-10-08T23:53:00Z" w16du:dateUtc="2026-10-08T22:53:00Z">
             <w:rPr>
-              <w:ins w:id="137" w:author="nohemi fabiola serrano aguilar" w:date="2026-10-08T23:53:00Z" w16du:dateUtc="2026-10-08T22:53:00Z"/>
+              <w:ins w:id="138" w:author="nohemi fabiola serrano aguilar" w:date="2026-10-08T23:53:00Z" w16du:dateUtc="2026-10-08T22:53:00Z"/>
               <w:rFonts w:ascii="Roboto" w:eastAsia="Times New Roman" w:hAnsi="Roboto"/>
               <w:b/>
               <w:bCs/>
@@ -1528,30 +1549,30 @@
         <w:spacing w:line="360" w:lineRule="auto"/>
         <w:jc w:val="both"/>
         <w:rPr>
-          <w:ins w:id="138" w:author="nohemi fabiola serrano aguilar" w:date="2026-10-08T23:53:00Z" w16du:dateUtc="2026-10-08T22:53:00Z"/>
+          <w:ins w:id="139" w:author="nohemi fabiola serrano aguilar" w:date="2026-10-08T23:53:00Z" w16du:dateUtc="2026-10-08T22:53:00Z"/>
           <w:rFonts w:ascii="Calibri" w:eastAsia="Times New Roman" w:hAnsi="Calibri" w:cs="Calibri"/>
           <w:sz w:val="24"/>
           <w:szCs w:val="24"/>
-          <w:rPrChange w:id="139" w:author="nohemi fabiola serrano aguilar" w:date="2026-10-08T23:54:00Z" w16du:dateUtc="2026-10-08T22:54:00Z">
+          <w:rPrChange w:id="140" w:author="nohemi fabiola serrano aguilar" w:date="2026-10-08T23:54:00Z" w16du:dateUtc="2026-10-08T22:54:00Z">
             <w:rPr>
-              <w:ins w:id="140" w:author="nohemi fabiola serrano aguilar" w:date="2026-10-08T23:53:00Z" w16du:dateUtc="2026-10-08T22:53:00Z"/>
+              <w:ins w:id="141" w:author="nohemi fabiola serrano aguilar" w:date="2026-10-08T23:53:00Z" w16du:dateUtc="2026-10-08T22:53:00Z"/>
               <w:rFonts w:ascii="Roboto" w:eastAsia="Times New Roman" w:hAnsi="Roboto"/>
             </w:rPr>
           </w:rPrChange>
         </w:rPr>
-        <w:pPrChange w:id="141" w:author="nohemi fabiola serrano aguilar" w:date="2026-10-08T23:54:00Z" w16du:dateUtc="2026-10-08T22:54:00Z">
+        <w:pPrChange w:id="142" w:author="nohemi fabiola serrano aguilar" w:date="2026-10-08T23:54:00Z" w16du:dateUtc="2026-10-08T22:54:00Z">
           <w:pPr>
             <w:jc w:val="both"/>
           </w:pPr>
         </w:pPrChange>
       </w:pPr>
-      <w:ins w:id="142" w:author="nohemi fabiola serrano aguilar" w:date="2026-10-08T23:53:00Z" w16du:dateUtc="2026-10-08T22:53:00Z">
+      <w:ins w:id="143" w:author="nohemi fabiola serrano aguilar" w:date="2026-10-08T23:53:00Z" w16du:dateUtc="2026-10-08T22:53:00Z">
         <w:r>
           <w:rPr>
             <w:rFonts w:ascii="Calibri" w:eastAsia="Times New Roman" w:hAnsi="Calibri" w:cs="Calibri"/>
             <w:sz w:val="24"/>
             <w:szCs w:val="24"/>
-            <w:rPrChange w:id="143" w:author="nohemi fabiola serrano aguilar" w:date="2026-10-08T23:54:00Z" w16du:dateUtc="2026-10-08T22:54:00Z">
+            <w:rPrChange w:id="144" w:author="nohemi fabiola serrano aguilar" w:date="2026-10-08T23:54:00Z" w16du:dateUtc="2026-10-08T22:54:00Z">
               <w:rPr>
                 <w:rFonts w:ascii="Roboto" w:eastAsia="Times New Roman" w:hAnsi="Roboto"/>
               </w:rPr>
@@ -1564,7 +1585,7 @@
     <w:p>
       <w:pPr>
         <w:rPr>
-          <w:ins w:id="144" w:author="nohemi fabiola serrano aguilar" w:date="2026-10-08T23:40:00Z" w16du:dateUtc="2026-10-08T22:40:00Z"/>
+          <w:ins w:id="145" w:author="nohemi fabiola serrano aguilar" w:date="2026-10-08T23:40:00Z" w16du:dateUtc="2026-10-08T22:40:00Z"/>
           <w:rFonts w:ascii="Calibri" w:hAnsi="Calibri" w:cs="Calibri"/>
         </w:rPr>
       </w:pPr>
@@ -1572,22 +1593,22 @@
     <w:p>
       <w:pPr>
         <w:rPr>
-          <w:ins w:id="145" w:author="nohemi fabiola serrano aguilar" w:date="2026-10-08T23:40:00Z" w16du:dateUtc="2026-10-08T22:40:00Z"/>
+          <w:ins w:id="146" w:author="nohemi fabiola serrano aguilar" w:date="2026-10-08T23:40:00Z" w16du:dateUtc="2026-10-08T22:40:00Z"/>
         </w:rPr>
       </w:pPr>
     </w:p>
     <w:p>
       <w:pPr>
         <w:rPr>
-          <w:ins w:id="146" w:author="nohemi fabiola serrano aguilar" w:date="2026-10-08T23:41:00Z" w16du:dateUtc="2026-10-08T22:41:00Z"/>
+          <w:ins w:id="147" w:author="nohemi fabiola serrano aguilar" w:date="2026-10-08T23:41:00Z" w16du:dateUtc="2026-10-08T22:41:00Z"/>
           <w:rFonts w:ascii="Calibri" w:eastAsia="Times New Roman" w:hAnsi="Calibri" w:cs="Calibri"/>
           <w:b/>
           <w:bCs/>
           <w:sz w:val="35"/>
           <w:szCs w:val="35"/>
-          <w:rPrChange w:id="147" w:author="nohemi fabiola serrano aguilar" w:date="2026-10-09T20:56:00Z" w16du:dateUtc="2026-10-09T19:56:00Z">
+          <w:rPrChange w:id="148" w:author="nohemi fabiola serrano aguilar" w:date="2026-10-09T20:56:00Z" w16du:dateUtc="2026-10-09T19:56:00Z">
             <w:rPr>
-              <w:ins w:id="148" w:author="nohemi fabiola serrano aguilar" w:date="2026-10-08T23:41:00Z" w16du:dateUtc="2026-10-08T22:41:00Z"/>
+              <w:ins w:id="149" w:author="nohemi fabiola serrano aguilar" w:date="2026-10-08T23:41:00Z" w16du:dateUtc="2026-10-08T22:41:00Z"/>
               <w:rFonts w:ascii="Roboto" w:eastAsia="Times New Roman" w:hAnsi="Roboto"/>
               <w:b/>
               <w:bCs/>
@@ -1597,7 +1618,7 @@
           </w:rPrChange>
         </w:rPr>
       </w:pPr>
-      <w:ins w:id="149" w:author="nohemi fabiola serrano aguilar" w:date="2026-10-08T23:40:00Z" w16du:dateUtc="2026-10-08T22:40:00Z">
+      <w:ins w:id="150" w:author="nohemi fabiola serrano aguilar" w:date="2026-10-08T23:40:00Z" w16du:dateUtc="2026-10-08T22:40:00Z">
         <w:r>
           <w:rPr>
             <w:rFonts w:ascii="Calibri" w:eastAsia="Times New Roman" w:hAnsi="Calibri" w:cs="Calibri"/>
@@ -1605,7 +1626,7 @@
             <w:bCs/>
             <w:sz w:val="35"/>
             <w:szCs w:val="35"/>
-            <w:rPrChange w:id="150" w:author="nohemi fabiola serrano aguilar" w:date="2026-10-09T20:56:00Z" w16du:dateUtc="2026-10-09T19:56:00Z">
+            <w:rPrChange w:id="151" w:author="nohemi fabiola serrano aguilar" w:date="2026-10-09T20:56:00Z" w16du:dateUtc="2026-10-09T19:56:00Z">
               <w:rPr>
                 <w:rFonts w:ascii="Roboto" w:eastAsia="Times New Roman" w:hAnsi="Roboto"/>
                 <w:b/>
@@ -1622,7 +1643,7 @@
     <w:p>
       <w:pPr>
         <w:rPr>
-          <w:ins w:id="151" w:author="nohemi fabiola serrano aguilar" w:date="2026-10-08T23:40:00Z" w16du:dateUtc="2026-10-08T22:40:00Z"/>
+          <w:ins w:id="152" w:author="nohemi fabiola serrano aguilar" w:date="2026-10-08T23:40:00Z" w16du:dateUtc="2026-10-08T22:40:00Z"/>
           <w:rFonts w:ascii="Roboto" w:eastAsia="Times New Roman" w:hAnsi="Roboto"/>
           <w:b/>
           <w:bCs/>
@@ -1636,164 +1657,229 @@
         <w:spacing w:line="360" w:lineRule="auto"/>
         <w:jc w:val="both"/>
         <w:rPr>
-          <w:ins w:id="152" w:author="nohemi fabiola serrano aguilar" w:date="2026-10-17T12:45:00Z" w16du:dateUtc="2026-10-17T11:45:00Z"/>
+          <w:ins w:id="153" w:author="nohemi fabiola serrano aguilar" w:date="2026-10-23T12:15:00Z" w16du:dateUtc="2026-10-23T11:15:00Z"/>
           <w:rFonts w:eastAsia="Times New Roman"/>
           <w:sz w:val="24"/>
           <w:szCs w:val="24"/>
+          <w:lang w:val="es-MX"/>
         </w:rPr>
       </w:pPr>
-      <w:ins w:id="153" w:author="nohemi fabiola serrano aguilar" w:date="2026-10-09T00:53:00Z" w16du:dateUtc="2026-10-08T23:53:00Z">
+      <w:ins w:id="154" w:author="nohemi fabiola serrano aguilar" w:date="2026-10-23T12:14:00Z" w16du:dateUtc="2026-10-23T11:14:00Z">
         <w:r>
           <w:rPr>
             <w:rFonts w:eastAsia="Times New Roman"/>
             <w:sz w:val="24"/>
             <w:szCs w:val="24"/>
-          </w:rPr>
-          <w:t xml:space="preserve">This Capstone project </w:t>
-        </w:r>
-      </w:ins>
-      <w:ins w:id="154" w:author="nohemi fabiola serrano aguilar" w:date="2026-10-09T01:06:00Z" w16du:dateUtc="2026-10-09T00:06:00Z">
+            <w:lang w:val="es-MX"/>
+            <w:rPrChange w:id="155" w:author="nohemi fabiola serrano aguilar" w:date="2026-10-23T12:14:00Z" w16du:dateUtc="2026-10-23T11:14:00Z">
+              <w:rPr>
+                <w:rFonts w:eastAsia="Times New Roman"/>
+                <w:sz w:val="24"/>
+                <w:szCs w:val="24"/>
+              </w:rPr>
+            </w:rPrChange>
+          </w:rPr>
+          <w:t>Este Proyecto propone el d</w:t>
+        </w:r>
         <w:r>
           <w:rPr>
             <w:rFonts w:eastAsia="Times New Roman"/>
             <w:sz w:val="24"/>
             <w:szCs w:val="24"/>
-          </w:rPr>
-          <w:t>proposal outlines the development of an end</w:t>
-        </w:r>
-      </w:ins>
-      <w:ins w:id="155" w:author="nohemi fabiola serrano aguilar" w:date="2026-10-09T01:07:00Z" w16du:dateUtc="2026-10-09T00:07:00Z">
+            <w:lang w:val="es-MX"/>
+          </w:rPr>
+          <w:t>esarrollo de un ecosistema predictivo de Inteligencia de Negocios (BI) y Geomarket</w:t>
+        </w:r>
+      </w:ins>
+      <w:ins w:id="156" w:author="nohemi fabiola serrano aguilar" w:date="2026-10-23T12:15:00Z" w16du:dateUtc="2026-10-23T11:15:00Z">
         <w:r>
           <w:rPr>
             <w:rFonts w:eastAsia="Times New Roman"/>
             <w:sz w:val="24"/>
             <w:szCs w:val="24"/>
-          </w:rPr>
-          <w:t xml:space="preserve">-to-end Predictive </w:t>
-        </w:r>
-      </w:ins>
-      <w:ins w:id="156" w:author="nohemi fabiola serrano aguilar" w:date="2026-10-09T23:13:00Z" w16du:dateUtc="2026-10-09T22:13:00Z">
+            <w:lang w:val="es-MX"/>
+          </w:rPr>
+          <w:t>ing dise;ado para optimizar la cadena de suministros farmaceutica y la asignacion de medicamentos para la salud materna y obstetrica en Mexico.</w:t>
+        </w:r>
+      </w:ins>
+    </w:p>
+    <w:p>
+      <w:pPr>
+        <w:spacing w:line="360" w:lineRule="auto"/>
+        <w:jc w:val="both"/>
+        <w:rPr>
+          <w:ins w:id="157" w:author="nohemi fabiola serrano aguilar" w:date="2026-10-23T12:17:00Z" w16du:dateUtc="2026-10-23T11:17:00Z"/>
+          <w:rFonts w:eastAsia="Times New Roman"/>
+          <w:sz w:val="24"/>
+          <w:szCs w:val="24"/>
+          <w:lang w:val="es-MX"/>
+        </w:rPr>
+      </w:pPr>
+      <w:ins w:id="158" w:author="nohemi fabiola serrano aguilar" w:date="2026-10-23T12:15:00Z" w16du:dateUtc="2026-10-23T11:15:00Z">
         <w:r>
           <w:rPr>
             <w:rFonts w:eastAsia="Times New Roman"/>
             <w:sz w:val="24"/>
             <w:szCs w:val="24"/>
-          </w:rPr>
-          <w:t>Business</w:t>
-        </w:r>
-      </w:ins>
-      <w:ins w:id="157" w:author="nohemi fabiola serrano aguilar" w:date="2026-10-09T01:07:00Z" w16du:dateUtc="2026-10-09T00:07:00Z">
+            <w:lang w:val="es-MX"/>
+          </w:rPr>
+          <w:t>A partir de un conjunto de microda</w:t>
+        </w:r>
+      </w:ins>
+      <w:ins w:id="159" w:author="nohemi fabiola serrano aguilar" w:date="2026-10-23T12:16:00Z" w16du:dateUtc="2026-10-23T11:16:00Z">
         <w:r>
           <w:rPr>
             <w:rFonts w:eastAsia="Times New Roman"/>
             <w:sz w:val="24"/>
             <w:szCs w:val="24"/>
-          </w:rPr>
-          <w:t xml:space="preserve"> Intelligence (BI) Ecosystem designed to optimize public Healthcare </w:t>
-        </w:r>
-      </w:ins>
-      <w:ins w:id="158" w:author="nohemi fabiola serrano aguilar" w:date="2026-10-09T23:12:00Z" w16du:dateUtc="2026-10-09T22:12:00Z">
+            <w:lang w:val="es-MX"/>
+          </w:rPr>
+          <w:t xml:space="preserve">tos administrativos y epidemiologicos obtenidos de La </w:t>
+        </w:r>
+      </w:ins>
+      <w:ins w:id="160" w:author="nohemi fabiola serrano aguilar" w:date="2026-10-23T12:26:00Z" w16du:dateUtc="2026-10-23T11:26:00Z">
         <w:r>
           <w:rPr>
             <w:rFonts w:eastAsia="Times New Roman"/>
             <w:sz w:val="24"/>
             <w:szCs w:val="24"/>
-          </w:rPr>
-          <w:t>resource</w:t>
-        </w:r>
-      </w:ins>
-      <w:ins w:id="159" w:author="nohemi fabiola serrano aguilar" w:date="2026-10-09T01:07:00Z" w16du:dateUtc="2026-10-09T00:07:00Z">
+            <w:lang w:val="es-MX"/>
+          </w:rPr>
+          <w:t>Plataforma</w:t>
+        </w:r>
+      </w:ins>
+      <w:ins w:id="161" w:author="nohemi fabiola serrano aguilar" w:date="2026-10-23T12:16:00Z" w16du:dateUtc="2026-10-23T11:16:00Z">
         <w:r>
           <w:rPr>
             <w:rFonts w:eastAsia="Times New Roman"/>
             <w:sz w:val="24"/>
             <w:szCs w:val="24"/>
-          </w:rPr>
-          <w:t xml:space="preserve"> allocation across the 32 federal entities of Mexic</w:t>
-        </w:r>
-      </w:ins>
-      <w:ins w:id="160" w:author="nohemi fabiola serrano aguilar" w:date="2026-10-09T01:08:00Z" w16du:dateUtc="2026-10-09T00:08:00Z">
+            <w:lang w:val="es-MX"/>
+          </w:rPr>
+          <w:t xml:space="preserve"> Nacional de Datos Abiertos (datos.gob.mx), el estudio aborda </w:t>
+        </w:r>
+      </w:ins>
+      <w:ins w:id="162" w:author="nohemi fabiola serrano aguilar" w:date="2026-10-23T12:17:00Z" w16du:dateUtc="2026-10-23T11:17:00Z">
         <w:r>
           <w:rPr>
             <w:rFonts w:eastAsia="Times New Roman"/>
             <w:sz w:val="24"/>
             <w:szCs w:val="24"/>
-          </w:rPr>
-          <w:t>o. By leveraging a multi-feature administrative dataset sour</w:t>
-        </w:r>
+            <w:lang w:val="es-MX"/>
+          </w:rPr>
+          <w:t>los problemas de desabasto intermitente en clinicas regionales y las perdidas financieras por el vencimiento de inventarios.</w:t>
+        </w:r>
+      </w:ins>
+    </w:p>
+    <w:p>
+      <w:pPr>
+        <w:spacing w:line="360" w:lineRule="auto"/>
+        <w:jc w:val="both"/>
+        <w:rPr>
+          <w:ins w:id="163" w:author="nohemi fabiola serrano aguilar" w:date="2026-10-23T12:21:00Z" w16du:dateUtc="2026-10-23T11:21:00Z"/>
+          <w:rFonts w:eastAsia="Times New Roman"/>
+          <w:sz w:val="24"/>
+          <w:szCs w:val="24"/>
+          <w:lang w:val="es-MX"/>
+        </w:rPr>
+      </w:pPr>
+      <w:ins w:id="164" w:author="nohemi fabiola serrano aguilar" w:date="2026-10-23T12:18:00Z" w16du:dateUtc="2026-10-23T11:18:00Z">
         <w:r>
           <w:rPr>
             <w:rFonts w:eastAsia="Times New Roman"/>
             <w:sz w:val="24"/>
             <w:szCs w:val="24"/>
-          </w:rPr>
-          <w:t xml:space="preserve">ced from Plataforma Nacional de Datos Abiertos, the study addresses regional and demographic </w:t>
-        </w:r>
-      </w:ins>
-      <w:ins w:id="161" w:author="nohemi fabiola serrano aguilar" w:date="2026-10-09T01:09:00Z" w16du:dateUtc="2026-10-09T00:09:00Z">
+            <w:lang w:val="es-MX"/>
+          </w:rPr>
+          <w:t xml:space="preserve">Metodologicamente, el proyecto implementa un enfoque hibrido que combina algoritmos de Machine Learning </w:t>
+        </w:r>
+      </w:ins>
+      <w:ins w:id="165" w:author="nohemi fabiola serrano aguilar" w:date="2026-10-23T12:19:00Z" w16du:dateUtc="2026-10-23T11:19:00Z">
         <w:r>
           <w:rPr>
             <w:rFonts w:eastAsia="Times New Roman"/>
             <w:sz w:val="24"/>
             <w:szCs w:val="24"/>
-          </w:rPr>
-          <w:t>enrolment volatility. The project implements multivariate regression and ensemble Machine Learning algo</w:t>
-        </w:r>
+            <w:lang w:val="es-MX"/>
+          </w:rPr>
+          <w:t xml:space="preserve">(Clustering </w:t>
+        </w:r>
+      </w:ins>
+      <w:ins w:id="166" w:author="nohemi fabiola serrano aguilar" w:date="2026-10-23T12:20:00Z" w16du:dateUtc="2026-10-23T11:20:00Z">
         <w:r>
           <w:rPr>
             <w:rFonts w:eastAsia="Times New Roman"/>
             <w:sz w:val="24"/>
             <w:szCs w:val="24"/>
-          </w:rPr>
-          <w:t xml:space="preserve">rithms to model and forecast public healthcare demand </w:t>
-        </w:r>
-      </w:ins>
-      <w:ins w:id="162" w:author="nohemi fabiola serrano aguilar" w:date="2026-10-09T01:10:00Z" w16du:dateUtc="2026-10-09T00:10:00Z">
+            <w:lang w:val="es-MX"/>
+          </w:rPr>
+          <w:t>con</w:t>
+        </w:r>
+      </w:ins>
+      <w:ins w:id="167" w:author="nohemi fabiola serrano aguilar" w:date="2026-10-23T12:19:00Z" w16du:dateUtc="2026-10-23T11:19:00Z">
         <w:r>
           <w:rPr>
             <w:rFonts w:eastAsia="Times New Roman"/>
             <w:sz w:val="24"/>
             <w:szCs w:val="24"/>
-          </w:rPr>
-          <w:t>across specific gender classes and eight granular age brackets, shifting public infrastructure management from a rea</w:t>
-        </w:r>
-      </w:ins>
-      <w:ins w:id="163" w:author="nohemi fabiola serrano aguilar" w:date="2026-10-09T23:12:00Z" w16du:dateUtc="2026-10-09T22:12:00Z">
+            <w:lang w:val="es-MX"/>
+          </w:rPr>
+          <w:t xml:space="preserve"> K-Means</w:t>
+        </w:r>
+      </w:ins>
+      <w:ins w:id="168" w:author="nohemi fabiola serrano aguilar" w:date="2026-10-23T12:20:00Z" w16du:dateUtc="2026-10-23T11:20:00Z">
         <w:r>
           <w:rPr>
             <w:rFonts w:eastAsia="Times New Roman"/>
             <w:sz w:val="24"/>
             <w:szCs w:val="24"/>
-          </w:rPr>
-          <w:t>c</w:t>
-        </w:r>
-      </w:ins>
-      <w:ins w:id="164" w:author="nohemi fabiola serrano aguilar" w:date="2026-10-09T01:10:00Z" w16du:dateUtc="2026-10-09T00:10:00Z">
+            <w:lang w:val="es-MX"/>
+          </w:rPr>
+          <w:t xml:space="preserve">) </w:t>
+        </w:r>
+      </w:ins>
+      <w:ins w:id="169" w:author="nohemi fabiola serrano aguilar" w:date="2026-10-23T12:18:00Z" w16du:dateUtc="2026-10-23T11:18:00Z">
         <w:r>
           <w:rPr>
             <w:rFonts w:eastAsia="Times New Roman"/>
             <w:sz w:val="24"/>
             <w:szCs w:val="24"/>
-          </w:rPr>
-          <w:t>t</w:t>
-        </w:r>
+            <w:lang w:val="es-MX"/>
+          </w:rPr>
+          <w:t xml:space="preserve">para segmentar geograficamente mas de </w:t>
+        </w:r>
+      </w:ins>
+      <w:ins w:id="170" w:author="nohemi fabiola serrano aguilar" w:date="2026-10-23T12:19:00Z" w16du:dateUtc="2026-10-23T11:19:00Z">
         <w:r>
           <w:rPr>
             <w:rFonts w:eastAsia="Times New Roman"/>
             <w:sz w:val="24"/>
             <w:szCs w:val="24"/>
-          </w:rPr>
-          <w:t>ive framework into a proactive, data-d</w:t>
-        </w:r>
-      </w:ins>
-      <w:ins w:id="165" w:author="nohemi fabiola serrano aguilar" w:date="2026-10-09T01:11:00Z" w16du:dateUtc="2026-10-09T00:11:00Z">
+            <w:lang w:val="es-MX"/>
+          </w:rPr>
+          <w:t>2400 municipios de riesgo logistocas, junto con Modelos de Series Tempora</w:t>
+        </w:r>
+      </w:ins>
+      <w:ins w:id="171" w:author="nohemi fabiola serrano aguilar" w:date="2026-10-23T12:20:00Z" w16du:dateUtc="2026-10-23T11:20:00Z">
         <w:r>
           <w:rPr>
             <w:rFonts w:eastAsia="Times New Roman"/>
             <w:sz w:val="24"/>
             <w:szCs w:val="24"/>
-          </w:rPr>
-          <w:t>riven strategy.</w:t>
+            <w:lang w:val="es-MX"/>
+          </w:rPr>
+          <w:t>les (Forecasting) para predecir los volumenes d</w:t>
+        </w:r>
+      </w:ins>
+      <w:ins w:id="172" w:author="nohemi fabiola serrano aguilar" w:date="2026-10-23T12:21:00Z" w16du:dateUtc="2026-10-23T11:21:00Z">
+        <w:r>
+          <w:rPr>
+            <w:rFonts w:eastAsia="Times New Roman"/>
+            <w:sz w:val="24"/>
+            <w:szCs w:val="24"/>
+            <w:lang w:val="es-MX"/>
+          </w:rPr>
+          <w:t>e demanda estacional por trimestre.</w:t>
         </w:r>
       </w:ins>
     </w:p>
@@ -1802,60 +1888,86 @@
         <w:spacing w:line="360" w:lineRule="auto"/>
         <w:jc w:val="both"/>
         <w:rPr>
-          <w:ins w:id="166" w:author="nohemi fabiola serrano aguilar" w:date="2026-10-17T12:45:00Z" w16du:dateUtc="2026-10-17T11:45:00Z"/>
+          <w:ins w:id="173" w:author="nohemi fabiola serrano aguilar" w:date="2026-10-23T12:23:00Z" w16du:dateUtc="2026-10-23T11:23:00Z"/>
           <w:rFonts w:eastAsia="Times New Roman"/>
           <w:sz w:val="24"/>
           <w:szCs w:val="24"/>
+          <w:lang w:val="es-MX"/>
         </w:rPr>
       </w:pPr>
+      <w:ins w:id="174" w:author="nohemi fabiola serrano aguilar" w:date="2026-10-23T12:21:00Z" w16du:dateUtc="2026-10-23T11:21:00Z">
+        <w:r>
+          <w:rPr>
+            <w:rFonts w:eastAsia="Times New Roman"/>
+            <w:sz w:val="24"/>
+            <w:szCs w:val="24"/>
+            <w:lang w:val="es-MX"/>
+          </w:rPr>
+          <w:t>Finalmente, las predicciones y alertas automatizadas se despliegan en una interfaz ejecutica interactiva en Power BI, tranformando</w:t>
+        </w:r>
+      </w:ins>
+      <w:ins w:id="175" w:author="nohemi fabiola serrano aguilar" w:date="2026-10-23T12:22:00Z" w16du:dateUtc="2026-10-23T11:22:00Z">
+        <w:r>
+          <w:rPr>
+            <w:rFonts w:eastAsia="Times New Roman"/>
+            <w:sz w:val="24"/>
+            <w:szCs w:val="24"/>
+            <w:lang w:val="es-MX"/>
+          </w:rPr>
+          <w:t xml:space="preserve"> la gestion de inventarios inercial, guiada ahora por una demanda real, capaz de mitigar riesgos comerciales y prevenir defunciones.</w:t>
+        </w:r>
+      </w:ins>
     </w:p>
     <w:p>
       <w:pPr>
         <w:spacing w:line="360" w:lineRule="auto"/>
         <w:jc w:val="both"/>
         <w:rPr>
-          <w:ins w:id="167" w:author="nohemi fabiola serrano aguilar" w:date="2026-10-17T12:45:00Z" w16du:dateUtc="2026-10-17T11:45:00Z"/>
-          <w:rFonts w:eastAsia="Times New Roman"/>
-          <w:sz w:val="24"/>
-          <w:szCs w:val="24"/>
+          <w:ins w:id="176" w:author="nohemi fabiola serrano aguilar" w:date="2026-10-17T12:45:00Z" w16du:dateUtc="2026-10-17T11:45:00Z"/>
+          <w:rFonts w:ascii="Calibri" w:eastAsia="Play" w:hAnsi="Calibri" w:cs="Calibri"/>
+          <w:b/>
+          <w:bCs/>
+          <w:color w:val="0F4761"/>
+          <w:sz w:val="35"/>
+          <w:szCs w:val="35"/>
         </w:rPr>
-      </w:pPr>
-    </w:p>
-    <w:p>
-      <w:pPr>
-        <w:spacing w:line="360" w:lineRule="auto"/>
-        <w:jc w:val="both"/>
-        <w:rPr>
-          <w:ins w:id="168" w:author="nohemi fabiola serrano aguilar" w:date="2026-10-17T12:45:00Z" w16du:dateUtc="2026-10-17T11:45:00Z"/>
-          <w:rFonts w:eastAsia="Times New Roman"/>
-          <w:sz w:val="24"/>
-          <w:szCs w:val="24"/>
-        </w:rPr>
-      </w:pPr>
-    </w:p>
-    <w:p>
-      <w:pPr>
-        <w:spacing w:line="360" w:lineRule="auto"/>
-        <w:jc w:val="both"/>
-        <w:rPr>
-          <w:ins w:id="169" w:author="nohemi fabiola serrano aguilar" w:date="2026-10-17T12:45:00Z" w16du:dateUtc="2026-10-17T11:45:00Z"/>
-          <w:rFonts w:eastAsia="Times New Roman"/>
-          <w:sz w:val="24"/>
-          <w:szCs w:val="24"/>
-        </w:rPr>
-      </w:pPr>
-    </w:p>
-    <w:p>
-      <w:pPr>
-        <w:spacing w:line="360" w:lineRule="auto"/>
-        <w:jc w:val="both"/>
-        <w:rPr>
-          <w:ins w:id="170" w:author="nohemi fabiola serrano aguilar" w:date="2026-10-09T01:11:00Z" w16du:dateUtc="2026-10-09T00:11:00Z"/>
-          <w:rFonts w:eastAsia="Times New Roman"/>
-          <w:sz w:val="24"/>
-          <w:szCs w:val="24"/>
-        </w:rPr>
-      </w:pPr>
+        <w:pPrChange w:id="177" w:author="nohemi fabiola serrano aguilar" w:date="2026-10-23T12:23:00Z" w16du:dateUtc="2026-10-23T11:23:00Z">
+          <w:pPr>
+            <w:keepNext/>
+            <w:keepLines/>
+            <w:pBdr>
+              <w:top w:val="nil"/>
+              <w:left w:val="nil"/>
+              <w:bottom w:val="nil"/>
+              <w:right w:val="nil"/>
+              <w:between w:val="nil"/>
+            </w:pBdr>
+            <w:spacing w:before="240" w:after="0" w:line="240" w:lineRule="auto"/>
+          </w:pPr>
+        </w:pPrChange>
+      </w:pPr>
+      <w:ins w:id="178" w:author="nohemi fabiola serrano aguilar" w:date="2026-10-08T23:56:00Z" w16du:dateUtc="2026-10-08T22:56:00Z">
+        <w:r>
+          <w:rPr>
+            <w:rFonts w:ascii="Calibri" w:eastAsia="Play" w:hAnsi="Calibri" w:cs="Calibri"/>
+            <w:b/>
+            <w:bCs/>
+            <w:color w:val="0F4761"/>
+            <w:sz w:val="35"/>
+            <w:szCs w:val="35"/>
+            <w:rPrChange w:id="179" w:author="nohemi fabiola serrano aguilar" w:date="2026-10-09T20:56:00Z" w16du:dateUtc="2026-10-09T19:56:00Z">
+              <w:rPr>
+                <w:rFonts w:ascii="Play" w:eastAsia="Play" w:hAnsi="Play" w:cs="Play"/>
+                <w:color w:val="0F4761"/>
+                <w:sz w:val="32"/>
+                <w:szCs w:val="32"/>
+              </w:rPr>
+            </w:rPrChange>
+          </w:rPr>
+          <w:lastRenderedPageBreak/>
+          <w:t>Contents</w:t>
+        </w:r>
+      </w:ins>
     </w:p>
     <w:p>
       <w:pPr>
@@ -1870,7 +1982,7 @@
         </w:pBdr>
         <w:spacing w:before="240" w:after="0" w:line="240" w:lineRule="auto"/>
         <w:rPr>
-          <w:ins w:id="171" w:author="nohemi fabiola serrano aguilar" w:date="2026-10-17T12:45:00Z" w16du:dateUtc="2026-10-17T11:45:00Z"/>
+          <w:ins w:id="180" w:author="nohemi fabiola serrano aguilar" w:date="2026-10-09T21:24:00Z" w16du:dateUtc="2026-10-09T20:24:00Z"/>
           <w:rFonts w:ascii="Calibri" w:eastAsia="Play" w:hAnsi="Calibri" w:cs="Calibri"/>
           <w:b/>
           <w:bCs/>
@@ -1879,53 +1991,8 @@
           <w:szCs w:val="35"/>
         </w:rPr>
       </w:pPr>
-      <w:ins w:id="172" w:author="nohemi fabiola serrano aguilar" w:date="2026-10-08T23:56:00Z" w16du:dateUtc="2026-10-08T22:56:00Z">
-        <w:r>
-          <w:rPr>
-            <w:rFonts w:ascii="Calibri" w:eastAsia="Play" w:hAnsi="Calibri" w:cs="Calibri"/>
-            <w:b/>
-            <w:bCs/>
-            <w:color w:val="0F4761"/>
-            <w:sz w:val="35"/>
-            <w:szCs w:val="35"/>
-            <w:rPrChange w:id="173" w:author="nohemi fabiola serrano aguilar" w:date="2026-10-09T20:56:00Z" w16du:dateUtc="2026-10-09T19:56:00Z">
-              <w:rPr>
-                <w:rFonts w:ascii="Play" w:eastAsia="Play" w:hAnsi="Play" w:cs="Play"/>
-                <w:color w:val="0F4761"/>
-                <w:sz w:val="32"/>
-                <w:szCs w:val="32"/>
-              </w:rPr>
-            </w:rPrChange>
-          </w:rPr>
-          <w:lastRenderedPageBreak/>
-          <w:t>Contents</w:t>
-        </w:r>
-      </w:ins>
     </w:p>
-    <w:p>
-      <w:pPr>
-        <w:keepNext/>
-        <w:keepLines/>
-        <w:pBdr>
-          <w:top w:val="nil"/>
-          <w:left w:val="nil"/>
-          <w:bottom w:val="nil"/>
-          <w:right w:val="nil"/>
-          <w:between w:val="nil"/>
-        </w:pBdr>
-        <w:spacing w:before="240" w:after="0" w:line="240" w:lineRule="auto"/>
-        <w:rPr>
-          <w:ins w:id="174" w:author="nohemi fabiola serrano aguilar" w:date="2026-10-09T21:24:00Z" w16du:dateUtc="2026-10-09T20:24:00Z"/>
-          <w:rFonts w:ascii="Calibri" w:eastAsia="Play" w:hAnsi="Calibri" w:cs="Calibri"/>
-          <w:b/>
-          <w:bCs/>
-          <w:color w:val="0F4761"/>
-          <w:sz w:val="35"/>
-          <w:szCs w:val="35"/>
-        </w:rPr>
-      </w:pPr>
-    </w:p>
-    <w:customXmlInsRangeStart w:id="175" w:author="nohemi fabiola serrano aguilar" w:date="2026-10-09T21:29:00Z"/>
+    <w:customXmlInsRangeStart w:id="181" w:author="nohemi fabiola serrano aguilar" w:date="2026-10-09T21:29:00Z"/>
     <w:sdt>
       <w:sdtPr>
         <w:id w:val="-1939593324"/>
@@ -1941,7 +2008,7 @@
         </w:rPr>
       </w:sdtEndPr>
       <w:sdtContent>
-        <w:customXmlInsRangeEnd w:id="175"/>
+        <w:customXmlInsRangeEnd w:id="181"/>
         <w:p>
           <w:pPr>
             <w:pBdr>
@@ -1956,19 +2023,19 @@
             </w:tabs>
             <w:spacing w:after="100"/>
             <w:rPr>
-              <w:ins w:id="176" w:author="nohemi fabiola serrano aguilar" w:date="2026-10-09T21:29:00Z" w16du:dateUtc="2026-10-09T20:29:00Z"/>
+              <w:ins w:id="182" w:author="nohemi fabiola serrano aguilar" w:date="2026-10-09T21:29:00Z" w16du:dateUtc="2026-10-09T20:29:00Z"/>
               <w:rFonts w:ascii="Aptos" w:eastAsia="Aptos" w:hAnsi="Aptos" w:cs="Aptos"/>
               <w:color w:val="000000"/>
               <w:sz w:val="24"/>
               <w:szCs w:val="24"/>
-              <w:rPrChange w:id="177" w:author="nohemi fabiola serrano aguilar" w:date="2026-10-09T20:56:00Z" w16du:dateUtc="2026-10-09T19:56:00Z">
+              <w:rPrChange w:id="183" w:author="nohemi fabiola serrano aguilar" w:date="2026-10-09T20:56:00Z" w16du:dateUtc="2026-10-09T19:56:00Z">
                 <w:rPr>
-                  <w:ins w:id="178" w:author="nohemi fabiola serrano aguilar" w:date="2026-10-09T21:29:00Z" w16du:dateUtc="2026-10-09T20:29:00Z"/>
+                  <w:ins w:id="184" w:author="nohemi fabiola serrano aguilar" w:date="2026-10-09T21:29:00Z" w16du:dateUtc="2026-10-09T20:29:00Z"/>
                 </w:rPr>
               </w:rPrChange>
             </w:rPr>
           </w:pPr>
-          <w:ins w:id="179" w:author="nohemi fabiola serrano aguilar" w:date="2026-10-09T21:29:00Z" w16du:dateUtc="2026-10-09T20:29:00Z">
+          <w:ins w:id="185" w:author="nohemi fabiola serrano aguilar" w:date="2026-10-09T21:29:00Z" w16du:dateUtc="2026-10-09T20:29:00Z">
             <w:r>
               <w:fldChar w:fldCharType="begin"/>
             </w:r>
@@ -1988,12 +2055,12 @@
               <w:fldChar w:fldCharType="separate"/>
             </w:r>
           </w:ins>
-          <w:ins w:id="180" w:author="nohemi fabiola serrano aguilar" w:date="2026-10-09T21:32:00Z" w16du:dateUtc="2026-10-09T20:32:00Z">
+          <w:ins w:id="186" w:author="nohemi fabiola serrano aguilar" w:date="2026-10-09T21:32:00Z" w16du:dateUtc="2026-10-09T20:32:00Z">
             <w:r>
               <w:t>Academic Misconduct Declaration</w:t>
             </w:r>
           </w:ins>
-          <w:ins w:id="181" w:author="nohemi fabiola serrano aguilar" w:date="2026-10-09T21:29:00Z" w16du:dateUtc="2026-10-09T20:29:00Z">
+          <w:ins w:id="187" w:author="nohemi fabiola serrano aguilar" w:date="2026-10-09T21:29:00Z" w16du:dateUtc="2026-10-09T20:29:00Z">
             <w:r>
               <w:rPr>
                 <w:color w:val="000000"/>
@@ -2004,7 +2071,7 @@
               <w:fldChar w:fldCharType="end"/>
             </w:r>
           </w:ins>
-          <w:ins w:id="182" w:author="nohemi fabiola serrano aguilar" w:date="2026-10-17T23:21:00Z" w16du:dateUtc="2026-10-17T22:21:00Z">
+          <w:ins w:id="188" w:author="nohemi fabiola serrano aguilar" w:date="2026-10-17T23:21:00Z" w16du:dateUtc="2026-10-17T22:21:00Z">
             <w:r>
               <w:t>3</w:t>
             </w:r>
@@ -2024,14 +2091,14 @@
             </w:tabs>
             <w:spacing w:after="100"/>
             <w:rPr>
-              <w:ins w:id="183" w:author="nohemi fabiola serrano aguilar" w:date="2026-10-09T21:29:00Z" w16du:dateUtc="2026-10-09T20:29:00Z"/>
+              <w:ins w:id="189" w:author="nohemi fabiola serrano aguilar" w:date="2026-10-09T21:29:00Z" w16du:dateUtc="2026-10-09T20:29:00Z"/>
               <w:rFonts w:ascii="Aptos" w:eastAsia="Aptos" w:hAnsi="Aptos" w:cs="Aptos"/>
               <w:color w:val="000000"/>
               <w:sz w:val="24"/>
               <w:szCs w:val="24"/>
             </w:rPr>
           </w:pPr>
-          <w:ins w:id="184" w:author="nohemi fabiola serrano aguilar" w:date="2026-10-09T21:29:00Z" w16du:dateUtc="2026-10-09T20:29:00Z">
+          <w:ins w:id="190" w:author="nohemi fabiola serrano aguilar" w:date="2026-10-09T21:29:00Z" w16du:dateUtc="2026-10-09T20:29:00Z">
             <w:r>
               <w:fldChar w:fldCharType="begin"/>
             </w:r>
@@ -2042,7 +2109,7 @@
               <w:fldChar w:fldCharType="separate"/>
             </w:r>
           </w:ins>
-          <w:ins w:id="185" w:author="nohemi fabiola serrano aguilar" w:date="2026-10-09T21:42:00Z" w16du:dateUtc="2026-10-09T20:42:00Z">
+          <w:ins w:id="191" w:author="nohemi fabiola serrano aguilar" w:date="2026-10-09T21:42:00Z" w16du:dateUtc="2026-10-09T20:42:00Z">
             <w:r>
               <w:rPr>
                 <w:color w:val="000000"/>
@@ -2050,7 +2117,7 @@
               <w:t>Abstract</w:t>
             </w:r>
           </w:ins>
-          <w:ins w:id="186" w:author="nohemi fabiola serrano aguilar" w:date="2026-10-09T21:29:00Z" w16du:dateUtc="2026-10-09T20:29:00Z">
+          <w:ins w:id="192" w:author="nohemi fabiola serrano aguilar" w:date="2026-10-09T21:29:00Z" w16du:dateUtc="2026-10-09T20:29:00Z">
             <w:r>
               <w:rPr>
                 <w:color w:val="000000"/>
@@ -2061,7 +2128,7 @@
               <w:fldChar w:fldCharType="end"/>
             </w:r>
           </w:ins>
-          <w:ins w:id="187" w:author="nohemi fabiola serrano aguilar" w:date="2026-10-17T23:21:00Z" w16du:dateUtc="2026-10-17T22:21:00Z">
+          <w:ins w:id="193" w:author="nohemi fabiola serrano aguilar" w:date="2026-10-17T23:21:00Z" w16du:dateUtc="2026-10-17T22:21:00Z">
             <w:r>
               <w:t>3</w:t>
             </w:r>
@@ -2086,19 +2153,19 @@
             </w:tabs>
             <w:spacing w:after="100"/>
             <w:rPr>
-              <w:ins w:id="188" w:author="nohemi fabiola serrano aguilar" w:date="2026-10-09T21:43:00Z" w16du:dateUtc="2026-10-09T20:43:00Z"/>
+              <w:ins w:id="194" w:author="nohemi fabiola serrano aguilar" w:date="2026-10-09T21:43:00Z" w16du:dateUtc="2026-10-09T20:43:00Z"/>
               <w:rFonts w:ascii="Aptos" w:eastAsia="Aptos" w:hAnsi="Aptos" w:cs="Aptos"/>
               <w:color w:val="000000"/>
               <w:sz w:val="24"/>
               <w:szCs w:val="24"/>
-              <w:rPrChange w:id="189" w:author="nohemi fabiola serrano aguilar" w:date="2026-10-09T21:43:00Z" w16du:dateUtc="2026-10-09T20:43:00Z">
+              <w:rPrChange w:id="195" w:author="nohemi fabiola serrano aguilar" w:date="2026-10-09T21:43:00Z" w16du:dateUtc="2026-10-09T20:43:00Z">
                 <w:rPr>
-                  <w:ins w:id="190" w:author="nohemi fabiola serrano aguilar" w:date="2026-10-09T21:43:00Z" w16du:dateUtc="2026-10-09T20:43:00Z"/>
+                  <w:ins w:id="196" w:author="nohemi fabiola serrano aguilar" w:date="2026-10-09T21:43:00Z" w16du:dateUtc="2026-10-09T20:43:00Z"/>
                 </w:rPr>
               </w:rPrChange>
             </w:rPr>
           </w:pPr>
-          <w:ins w:id="191" w:author="nohemi fabiola serrano aguilar" w:date="2026-10-09T21:29:00Z" w16du:dateUtc="2026-10-09T20:29:00Z">
+          <w:ins w:id="197" w:author="nohemi fabiola serrano aguilar" w:date="2026-10-09T21:29:00Z" w16du:dateUtc="2026-10-09T20:29:00Z">
             <w:r>
               <w:fldChar w:fldCharType="begin"/>
             </w:r>
@@ -2109,17 +2176,17 @@
               <w:fldChar w:fldCharType="separate"/>
             </w:r>
           </w:ins>
-          <w:ins w:id="192" w:author="nohemi fabiola serrano aguilar" w:date="2026-10-09T21:42:00Z" w16du:dateUtc="2026-10-09T20:42:00Z">
+          <w:ins w:id="198" w:author="nohemi fabiola serrano aguilar" w:date="2026-10-09T21:42:00Z" w16du:dateUtc="2026-10-09T20:42:00Z">
             <w:r>
               <w:t>Projec</w:t>
             </w:r>
           </w:ins>
-          <w:ins w:id="193" w:author="nohemi fabiola serrano aguilar" w:date="2026-10-09T21:43:00Z" w16du:dateUtc="2026-10-09T20:43:00Z">
+          <w:ins w:id="199" w:author="nohemi fabiola serrano aguilar" w:date="2026-10-09T21:43:00Z" w16du:dateUtc="2026-10-09T20:43:00Z">
             <w:r>
               <w:t>t</w:t>
             </w:r>
           </w:ins>
-          <w:ins w:id="194" w:author="nohemi fabiola serrano aguilar" w:date="2026-10-09T21:29:00Z" w16du:dateUtc="2026-10-09T20:29:00Z">
+          <w:ins w:id="200" w:author="nohemi fabiola serrano aguilar" w:date="2026-10-09T21:29:00Z" w16du:dateUtc="2026-10-09T20:29:00Z">
             <w:r>
               <w:rPr>
                 <w:color w:val="000000"/>
@@ -2130,7 +2197,7 @@
               <w:fldChar w:fldCharType="end"/>
             </w:r>
           </w:ins>
-          <w:ins w:id="195" w:author="nohemi fabiola serrano aguilar" w:date="2026-10-17T23:21:00Z" w16du:dateUtc="2026-10-17T22:21:00Z">
+          <w:ins w:id="201" w:author="nohemi fabiola serrano aguilar" w:date="2026-10-17T23:21:00Z" w16du:dateUtc="2026-10-17T22:21:00Z">
             <w:r>
               <w:t>5</w:t>
             </w:r>
@@ -2155,14 +2222,14 @@
             </w:tabs>
             <w:spacing w:after="100"/>
             <w:rPr>
-              <w:ins w:id="196" w:author="nohemi fabiola serrano aguilar" w:date="2026-10-09T21:43:00Z" w16du:dateUtc="2026-10-09T20:43:00Z"/>
+              <w:ins w:id="202" w:author="nohemi fabiola serrano aguilar" w:date="2026-10-09T21:43:00Z" w16du:dateUtc="2026-10-09T20:43:00Z"/>
               <w:rFonts w:ascii="Aptos" w:eastAsia="Aptos" w:hAnsi="Aptos" w:cs="Aptos"/>
               <w:color w:val="000000"/>
               <w:sz w:val="24"/>
               <w:szCs w:val="24"/>
             </w:rPr>
           </w:pPr>
-          <w:ins w:id="197" w:author="nohemi fabiola serrano aguilar" w:date="2026-10-09T21:43:00Z" w16du:dateUtc="2026-10-09T20:43:00Z">
+          <w:ins w:id="203" w:author="nohemi fabiola serrano aguilar" w:date="2026-10-09T21:43:00Z" w16du:dateUtc="2026-10-09T20:43:00Z">
             <w:r>
               <w:t>Introduction</w:t>
             </w:r>
@@ -2185,7 +2252,7 @@
               <w:fldChar w:fldCharType="end"/>
             </w:r>
           </w:ins>
-          <w:ins w:id="198" w:author="nohemi fabiola serrano aguilar" w:date="2026-10-17T23:21:00Z" w16du:dateUtc="2026-10-17T22:21:00Z">
+          <w:ins w:id="204" w:author="nohemi fabiola serrano aguilar" w:date="2026-10-17T23:21:00Z" w16du:dateUtc="2026-10-17T22:21:00Z">
             <w:r>
               <w:t>5</w:t>
             </w:r>
@@ -2210,19 +2277,19 @@
             </w:tabs>
             <w:spacing w:after="100"/>
             <w:rPr>
-              <w:ins w:id="199" w:author="nohemi fabiola serrano aguilar" w:date="2026-10-09T21:43:00Z" w16du:dateUtc="2026-10-09T20:43:00Z"/>
+              <w:ins w:id="205" w:author="nohemi fabiola serrano aguilar" w:date="2026-10-09T21:43:00Z" w16du:dateUtc="2026-10-09T20:43:00Z"/>
               <w:rFonts w:ascii="Aptos" w:eastAsia="Aptos" w:hAnsi="Aptos" w:cs="Aptos"/>
               <w:color w:val="000000"/>
               <w:sz w:val="24"/>
               <w:szCs w:val="24"/>
             </w:rPr>
           </w:pPr>
-          <w:ins w:id="200" w:author="nohemi fabiola serrano aguilar" w:date="2026-10-09T21:43:00Z" w16du:dateUtc="2026-10-09T20:43:00Z">
+          <w:ins w:id="206" w:author="nohemi fabiola serrano aguilar" w:date="2026-10-09T21:43:00Z" w16du:dateUtc="2026-10-09T20:43:00Z">
             <w:r>
               <w:rPr>
                 <w:rFonts w:ascii="Aptos" w:eastAsia="Aptos" w:hAnsi="Aptos" w:cs="Aptos"/>
                 <w:color w:val="000000"/>
-                <w:rPrChange w:id="201" w:author="nohemi fabiola serrano aguilar" w:date="2026-10-09T21:44:00Z" w16du:dateUtc="2026-10-09T20:44:00Z">
+                <w:rPrChange w:id="207" w:author="nohemi fabiola serrano aguilar" w:date="2026-10-09T21:44:00Z" w16du:dateUtc="2026-10-09T20:44:00Z">
                   <w:rPr>
                     <w:rFonts w:ascii="Aptos" w:eastAsia="Aptos" w:hAnsi="Aptos" w:cs="Aptos"/>
                     <w:color w:val="000000"/>
@@ -2252,7 +2319,7 @@
               <w:fldChar w:fldCharType="end"/>
             </w:r>
           </w:ins>
-          <w:ins w:id="202" w:author="nohemi fabiola serrano aguilar" w:date="2026-10-17T23:21:00Z" w16du:dateUtc="2026-10-17T22:21:00Z">
+          <w:ins w:id="208" w:author="nohemi fabiola serrano aguilar" w:date="2026-10-17T23:21:00Z" w16du:dateUtc="2026-10-17T22:21:00Z">
             <w:r>
               <w:t>6</w:t>
             </w:r>
@@ -2283,7 +2350,7 @@
               <w:szCs w:val="24"/>
             </w:rPr>
           </w:pPr>
-          <w:ins w:id="203" w:author="nohemi fabiola serrano aguilar" w:date="2026-10-09T21:44:00Z" w16du:dateUtc="2026-10-09T20:44:00Z">
+          <w:ins w:id="209" w:author="nohemi fabiola serrano aguilar" w:date="2026-10-09T21:44:00Z" w16du:dateUtc="2026-10-09T20:44:00Z">
             <w:r>
               <w:fldChar w:fldCharType="begin"/>
             </w:r>
@@ -2306,7 +2373,7 @@
               <w:fldChar w:fldCharType="end"/>
             </w:r>
           </w:ins>
-          <w:ins w:id="204" w:author="nohemi fabiola serrano aguilar" w:date="2026-10-17T23:22:00Z" w16du:dateUtc="2026-10-17T22:22:00Z">
+          <w:ins w:id="210" w:author="nohemi fabiola serrano aguilar" w:date="2026-10-17T23:22:00Z" w16du:dateUtc="2026-10-17T22:22:00Z">
             <w:r>
               <w:t>7</w:t>
             </w:r>
@@ -2328,14 +2395,14 @@
             <w:spacing w:after="100"/>
             <w:ind w:left="580"/>
             <w:rPr>
-              <w:ins w:id="205" w:author="nohemi fabiola serrano aguilar" w:date="2026-10-09T21:44:00Z" w16du:dateUtc="2026-10-09T20:44:00Z"/>
+              <w:ins w:id="211" w:author="nohemi fabiola serrano aguilar" w:date="2026-10-09T21:44:00Z" w16du:dateUtc="2026-10-09T20:44:00Z"/>
               <w:rFonts w:ascii="Aptos" w:eastAsia="Aptos" w:hAnsi="Aptos" w:cs="Aptos"/>
               <w:color w:val="000000"/>
               <w:sz w:val="24"/>
               <w:szCs w:val="24"/>
             </w:rPr>
           </w:pPr>
-          <w:ins w:id="206" w:author="nohemi fabiola serrano aguilar" w:date="2026-10-09T21:48:00Z" w16du:dateUtc="2026-10-09T20:48:00Z">
+          <w:ins w:id="212" w:author="nohemi fabiola serrano aguilar" w:date="2026-10-09T21:48:00Z" w16du:dateUtc="2026-10-09T20:48:00Z">
             <w:r>
               <w:fldChar w:fldCharType="begin"/>
             </w:r>
@@ -2352,7 +2419,7 @@
             </w:rPr>
             <w:t>4</w:t>
           </w:r>
-          <w:ins w:id="207" w:author="nohemi fabiola serrano aguilar" w:date="2026-10-09T21:48:00Z" w16du:dateUtc="2026-10-09T20:48:00Z">
+          <w:ins w:id="213" w:author="nohemi fabiola serrano aguilar" w:date="2026-10-09T21:48:00Z" w16du:dateUtc="2026-10-09T20:48:00Z">
             <w:r>
               <w:rPr>
                 <w:color w:val="000000"/>
@@ -2366,7 +2433,7 @@
               <w:t xml:space="preserve">. </w:t>
             </w:r>
           </w:ins>
-          <w:ins w:id="208" w:author="nohemi fabiola serrano aguilar" w:date="2026-10-17T23:55:00Z" w16du:dateUtc="2026-10-17T22:55:00Z">
+          <w:ins w:id="214" w:author="nohemi fabiola serrano aguilar" w:date="2026-10-17T23:55:00Z" w16du:dateUtc="2026-10-17T22:55:00Z">
             <w:r>
               <w:rPr>
                 <w:color w:val="000000"/>
@@ -2386,7 +2453,7 @@
               <w:t>esis</w:t>
             </w:r>
           </w:ins>
-          <w:ins w:id="209" w:author="nohemi fabiola serrano aguilar" w:date="2026-10-09T21:48:00Z" w16du:dateUtc="2026-10-09T20:48:00Z">
+          <w:ins w:id="215" w:author="nohemi fabiola serrano aguilar" w:date="2026-10-09T21:48:00Z" w16du:dateUtc="2026-10-09T20:48:00Z">
             <w:r>
               <w:rPr>
                 <w:color w:val="000000"/>
@@ -2397,7 +2464,7 @@
               <w:fldChar w:fldCharType="end"/>
             </w:r>
           </w:ins>
-          <w:ins w:id="210" w:author="nohemi fabiola serrano aguilar" w:date="2026-10-17T23:22:00Z" w16du:dateUtc="2026-10-17T22:22:00Z">
+          <w:ins w:id="216" w:author="nohemi fabiola serrano aguilar" w:date="2026-10-17T23:22:00Z" w16du:dateUtc="2026-10-17T22:22:00Z">
             <w:r>
               <w:t>8</w:t>
             </w:r>
@@ -2422,24 +2489,24 @@
             </w:tabs>
             <w:spacing w:after="100"/>
             <w:rPr>
-              <w:ins w:id="211" w:author="nohemi fabiola serrano aguilar" w:date="2026-10-09T21:48:00Z" w16du:dateUtc="2026-10-09T20:48:00Z"/>
+              <w:ins w:id="217" w:author="nohemi fabiola serrano aguilar" w:date="2026-10-09T21:48:00Z" w16du:dateUtc="2026-10-09T20:48:00Z"/>
               <w:rFonts w:ascii="Aptos" w:eastAsia="Aptos" w:hAnsi="Aptos" w:cs="Aptos"/>
               <w:color w:val="000000"/>
               <w:sz w:val="24"/>
               <w:szCs w:val="24"/>
-              <w:rPrChange w:id="212" w:author="nohemi fabiola serrano aguilar" w:date="2026-10-09T21:48:00Z" w16du:dateUtc="2026-10-09T20:48:00Z">
+              <w:rPrChange w:id="218" w:author="nohemi fabiola serrano aguilar" w:date="2026-10-09T21:48:00Z" w16du:dateUtc="2026-10-09T20:48:00Z">
                 <w:rPr>
-                  <w:ins w:id="213" w:author="nohemi fabiola serrano aguilar" w:date="2026-10-09T21:48:00Z" w16du:dateUtc="2026-10-09T20:48:00Z"/>
+                  <w:ins w:id="219" w:author="nohemi fabiola serrano aguilar" w:date="2026-10-09T21:48:00Z" w16du:dateUtc="2026-10-09T20:48:00Z"/>
                 </w:rPr>
               </w:rPrChange>
             </w:rPr>
           </w:pPr>
-          <w:ins w:id="214" w:author="nohemi fabiola serrano aguilar" w:date="2026-10-09T21:44:00Z" w16du:dateUtc="2026-10-09T20:44:00Z">
+          <w:ins w:id="220" w:author="nohemi fabiola serrano aguilar" w:date="2026-10-09T21:44:00Z" w16du:dateUtc="2026-10-09T20:44:00Z">
             <w:r>
               <w:rPr>
                 <w:rFonts w:ascii="Aptos" w:eastAsia="Aptos" w:hAnsi="Aptos" w:cs="Aptos"/>
                 <w:color w:val="000000"/>
-                <w:rPrChange w:id="215" w:author="nohemi fabiola serrano aguilar" w:date="2026-10-09T21:44:00Z" w16du:dateUtc="2026-10-09T20:44:00Z">
+                <w:rPrChange w:id="221" w:author="nohemi fabiola serrano aguilar" w:date="2026-10-09T21:44:00Z" w16du:dateUtc="2026-10-09T20:44:00Z">
                   <w:rPr>
                     <w:rFonts w:ascii="Aptos" w:eastAsia="Aptos" w:hAnsi="Aptos" w:cs="Aptos"/>
                     <w:color w:val="000000"/>
@@ -2469,7 +2536,7 @@
               <w:fldChar w:fldCharType="end"/>
             </w:r>
           </w:ins>
-          <w:ins w:id="216" w:author="nohemi fabiola serrano aguilar" w:date="2026-10-17T23:22:00Z" w16du:dateUtc="2026-10-17T22:22:00Z">
+          <w:ins w:id="222" w:author="nohemi fabiola serrano aguilar" w:date="2026-10-17T23:22:00Z" w16du:dateUtc="2026-10-17T22:22:00Z">
             <w:r>
               <w:t>9</w:t>
             </w:r>
@@ -2491,11 +2558,11 @@
             <w:spacing w:after="100"/>
             <w:ind w:left="580"/>
             <w:rPr>
-              <w:ins w:id="217" w:author="nohemi fabiola serrano aguilar" w:date="2026-10-09T21:48:00Z" w16du:dateUtc="2026-10-09T20:48:00Z"/>
+              <w:ins w:id="223" w:author="nohemi fabiola serrano aguilar" w:date="2026-10-09T21:48:00Z" w16du:dateUtc="2026-10-09T20:48:00Z"/>
               <w:rFonts w:ascii="Aptos" w:eastAsia="Aptos" w:hAnsi="Aptos" w:cs="Aptos"/>
               <w:color w:val="000000"/>
             </w:rPr>
-            <w:pPrChange w:id="218" w:author="nohemi fabiola serrano aguilar" w:date="2026-10-09T21:48:00Z" w16du:dateUtc="2026-10-09T20:48:00Z">
+            <w:pPrChange w:id="224" w:author="nohemi fabiola serrano aguilar" w:date="2026-10-09T21:48:00Z" w16du:dateUtc="2026-10-09T20:48:00Z">
               <w:pPr>
                 <w:pStyle w:val="ListParagraph"/>
                 <w:numPr>
@@ -2516,7 +2583,7 @@
               </w:pPr>
             </w:pPrChange>
           </w:pPr>
-          <w:ins w:id="219" w:author="nohemi fabiola serrano aguilar" w:date="2026-10-09T21:48:00Z" w16du:dateUtc="2026-10-09T20:48:00Z">
+          <w:ins w:id="225" w:author="nohemi fabiola serrano aguilar" w:date="2026-10-09T21:48:00Z" w16du:dateUtc="2026-10-09T20:48:00Z">
             <w:r>
               <w:fldChar w:fldCharType="begin"/>
             </w:r>
@@ -2560,7 +2627,7 @@
               <w:fldChar w:fldCharType="end"/>
             </w:r>
           </w:ins>
-          <w:ins w:id="220" w:author="nohemi fabiola serrano aguilar" w:date="2026-10-17T23:23:00Z" w16du:dateUtc="2026-10-17T22:23:00Z">
+          <w:ins w:id="226" w:author="nohemi fabiola serrano aguilar" w:date="2026-10-17T23:23:00Z" w16du:dateUtc="2026-10-17T22:23:00Z">
             <w:r>
               <w:t>9</w:t>
             </w:r>
@@ -2582,12 +2649,12 @@
             <w:spacing w:after="100"/>
             <w:ind w:left="580"/>
             <w:rPr>
-              <w:ins w:id="221" w:author="nohemi fabiola serrano aguilar" w:date="2026-10-09T21:48:00Z" w16du:dateUtc="2026-10-09T20:48:00Z"/>
+              <w:ins w:id="227" w:author="nohemi fabiola serrano aguilar" w:date="2026-10-09T21:48:00Z" w16du:dateUtc="2026-10-09T20:48:00Z"/>
               <w:rFonts w:ascii="Aptos" w:eastAsia="Aptos" w:hAnsi="Aptos" w:cs="Aptos"/>
               <w:color w:val="000000"/>
             </w:rPr>
           </w:pPr>
-          <w:ins w:id="222" w:author="nohemi fabiola serrano aguilar" w:date="2026-10-09T21:48:00Z" w16du:dateUtc="2026-10-09T20:48:00Z">
+          <w:ins w:id="228" w:author="nohemi fabiola serrano aguilar" w:date="2026-10-09T21:48:00Z" w16du:dateUtc="2026-10-09T20:48:00Z">
             <w:r>
               <w:fldChar w:fldCharType="begin"/>
             </w:r>
@@ -2631,7 +2698,7 @@
               <w:fldChar w:fldCharType="end"/>
             </w:r>
           </w:ins>
-          <w:ins w:id="223" w:author="nohemi fabiola serrano aguilar" w:date="2026-10-17T23:23:00Z" w16du:dateUtc="2026-10-17T22:23:00Z">
+          <w:ins w:id="229" w:author="nohemi fabiola serrano aguilar" w:date="2026-10-17T23:23:00Z" w16du:dateUtc="2026-10-17T22:23:00Z">
             <w:r>
               <w:t>9</w:t>
             </w:r>
@@ -2656,19 +2723,19 @@
             </w:tabs>
             <w:spacing w:after="100"/>
             <w:rPr>
-              <w:ins w:id="224" w:author="nohemi fabiola serrano aguilar" w:date="2026-10-09T22:27:00Z" w16du:dateUtc="2026-10-09T21:27:00Z"/>
+              <w:ins w:id="230" w:author="nohemi fabiola serrano aguilar" w:date="2026-10-09T22:27:00Z" w16du:dateUtc="2026-10-09T21:27:00Z"/>
               <w:rFonts w:ascii="Aptos" w:eastAsia="Aptos" w:hAnsi="Aptos" w:cs="Aptos"/>
               <w:color w:val="000000"/>
               <w:sz w:val="24"/>
               <w:szCs w:val="24"/>
-              <w:rPrChange w:id="225" w:author="nohemi fabiola serrano aguilar" w:date="2026-10-09T22:27:00Z" w16du:dateUtc="2026-10-09T21:27:00Z">
+              <w:rPrChange w:id="231" w:author="nohemi fabiola serrano aguilar" w:date="2026-10-09T22:27:00Z" w16du:dateUtc="2026-10-09T21:27:00Z">
                 <w:rPr>
-                  <w:ins w:id="226" w:author="nohemi fabiola serrano aguilar" w:date="2026-10-09T22:27:00Z" w16du:dateUtc="2026-10-09T21:27:00Z"/>
+                  <w:ins w:id="232" w:author="nohemi fabiola serrano aguilar" w:date="2026-10-09T22:27:00Z" w16du:dateUtc="2026-10-09T21:27:00Z"/>
                 </w:rPr>
               </w:rPrChange>
             </w:rPr>
           </w:pPr>
-          <w:ins w:id="227" w:author="nohemi fabiola serrano aguilar" w:date="2026-10-09T21:49:00Z" w16du:dateUtc="2026-10-09T20:49:00Z">
+          <w:ins w:id="233" w:author="nohemi fabiola serrano aguilar" w:date="2026-10-09T21:49:00Z" w16du:dateUtc="2026-10-09T20:49:00Z">
             <w:r>
               <w:fldChar w:fldCharType="begin"/>
             </w:r>
@@ -2692,7 +2759,7 @@
               <w:fldChar w:fldCharType="end"/>
             </w:r>
           </w:ins>
-          <w:ins w:id="228" w:author="nohemi fabiola serrano aguilar" w:date="2026-10-17T23:23:00Z" w16du:dateUtc="2026-10-17T22:23:00Z">
+          <w:ins w:id="234" w:author="nohemi fabiola serrano aguilar" w:date="2026-10-17T23:23:00Z" w16du:dateUtc="2026-10-17T22:23:00Z">
             <w:r>
               <w:t>0</w:t>
             </w:r>
@@ -2714,10 +2781,10 @@
             <w:spacing w:after="100"/>
             <w:ind w:left="580"/>
             <w:rPr>
-              <w:ins w:id="229" w:author="nohemi fabiola serrano aguilar" w:date="2026-10-09T22:28:00Z" w16du:dateUtc="2026-10-09T21:28:00Z"/>
+              <w:ins w:id="235" w:author="nohemi fabiola serrano aguilar" w:date="2026-10-09T22:28:00Z" w16du:dateUtc="2026-10-09T21:28:00Z"/>
             </w:rPr>
           </w:pPr>
-          <w:ins w:id="230" w:author="nohemi fabiola serrano aguilar" w:date="2026-10-09T22:27:00Z" w16du:dateUtc="2026-10-09T21:27:00Z">
+          <w:ins w:id="236" w:author="nohemi fabiola serrano aguilar" w:date="2026-10-09T22:27:00Z" w16du:dateUtc="2026-10-09T21:27:00Z">
             <w:r>
               <w:fldChar w:fldCharType="begin"/>
             </w:r>
@@ -2762,7 +2829,7 @@
               <w:fldChar w:fldCharType="end"/>
             </w:r>
           </w:ins>
-          <w:ins w:id="231" w:author="nohemi fabiola serrano aguilar" w:date="2026-10-17T23:25:00Z" w16du:dateUtc="2026-10-17T22:25:00Z">
+          <w:ins w:id="237" w:author="nohemi fabiola serrano aguilar" w:date="2026-10-17T23:25:00Z" w16du:dateUtc="2026-10-17T22:25:00Z">
             <w:r>
               <w:t>0</w:t>
             </w:r>
@@ -2784,7 +2851,7 @@
             <w:spacing w:after="100"/>
             <w:ind w:left="580"/>
           </w:pPr>
-          <w:ins w:id="232" w:author="nohemi fabiola serrano aguilar" w:date="2026-10-09T22:28:00Z" w16du:dateUtc="2026-10-09T21:28:00Z">
+          <w:ins w:id="238" w:author="nohemi fabiola serrano aguilar" w:date="2026-10-09T22:28:00Z" w16du:dateUtc="2026-10-09T21:28:00Z">
             <w:r>
               <w:fldChar w:fldCharType="begin"/>
             </w:r>
@@ -2829,7 +2896,7 @@
               <w:fldChar w:fldCharType="end"/>
             </w:r>
           </w:ins>
-          <w:ins w:id="233" w:author="nohemi fabiola serrano aguilar" w:date="2026-10-17T23:25:00Z" w16du:dateUtc="2026-10-17T22:25:00Z">
+          <w:ins w:id="239" w:author="nohemi fabiola serrano aguilar" w:date="2026-10-17T23:25:00Z" w16du:dateUtc="2026-10-17T22:25:00Z">
             <w:r>
               <w:t>0</w:t>
             </w:r>
@@ -2851,7 +2918,7 @@
             <w:spacing w:after="100"/>
             <w:ind w:left="580"/>
           </w:pPr>
-          <w:ins w:id="234" w:author="nohemi fabiola serrano aguilar" w:date="2026-10-09T22:28:00Z" w16du:dateUtc="2026-10-09T21:28:00Z">
+          <w:ins w:id="240" w:author="nohemi fabiola serrano aguilar" w:date="2026-10-09T22:28:00Z" w16du:dateUtc="2026-10-09T21:28:00Z">
             <w:r>
               <w:fldChar w:fldCharType="begin"/>
             </w:r>
@@ -2874,7 +2941,7 @@
               <w:t>.</w:t>
             </w:r>
           </w:ins>
-          <w:ins w:id="235" w:author="nohemi fabiola serrano aguilar" w:date="2026-10-17T23:24:00Z" w16du:dateUtc="2026-10-17T22:24:00Z">
+          <w:ins w:id="241" w:author="nohemi fabiola serrano aguilar" w:date="2026-10-17T23:24:00Z" w16du:dateUtc="2026-10-17T22:24:00Z">
             <w:r>
               <w:rPr>
                 <w:color w:val="000000"/>
@@ -2882,7 +2949,7 @@
               <w:t>3</w:t>
             </w:r>
           </w:ins>
-          <w:del w:id="236" w:author="nohemi fabiola serrano aguilar" w:date="2026-10-17T23:24:00Z" w16du:dateUtc="2026-10-17T22:24:00Z">
+          <w:del w:id="242" w:author="nohemi fabiola serrano aguilar" w:date="2026-10-17T23:24:00Z" w16du:dateUtc="2026-10-17T22:24:00Z">
             <w:r>
               <w:rPr>
                 <w:color w:val="000000"/>
@@ -2890,7 +2957,7 @@
               <w:delText>4</w:delText>
             </w:r>
           </w:del>
-          <w:ins w:id="237" w:author="nohemi fabiola serrano aguilar" w:date="2026-10-09T22:28:00Z" w16du:dateUtc="2026-10-09T21:28:00Z">
+          <w:ins w:id="243" w:author="nohemi fabiola serrano aguilar" w:date="2026-10-09T22:28:00Z" w16du:dateUtc="2026-10-09T21:28:00Z">
             <w:r>
               <w:rPr>
                 <w:color w:val="000000"/>
@@ -2898,7 +2965,7 @@
               <w:t xml:space="preserve">. </w:t>
             </w:r>
           </w:ins>
-          <w:del w:id="238" w:author="nohemi fabiola serrano aguilar" w:date="2026-10-17T23:24:00Z" w16du:dateUtc="2026-10-17T22:24:00Z">
+          <w:del w:id="244" w:author="nohemi fabiola serrano aguilar" w:date="2026-10-17T23:24:00Z" w16du:dateUtc="2026-10-17T22:24:00Z">
             <w:r>
               <w:rPr>
                 <w:color w:val="000000"/>
@@ -2906,7 +2973,7 @@
               <w:delText>Future Feedback Loop and Model Sustainability</w:delText>
             </w:r>
           </w:del>
-          <w:ins w:id="239" w:author="nohemi fabiola serrano aguilar" w:date="2026-10-09T22:28:00Z" w16du:dateUtc="2026-10-09T21:28:00Z">
+          <w:ins w:id="245" w:author="nohemi fabiola serrano aguilar" w:date="2026-10-09T22:28:00Z" w16du:dateUtc="2026-10-09T21:28:00Z">
             <w:r>
               <w:rPr>
                 <w:color w:val="000000"/>
@@ -2924,7 +2991,7 @@
               <w:fldChar w:fldCharType="end"/>
             </w:r>
           </w:ins>
-          <w:ins w:id="240" w:author="nohemi fabiola serrano aguilar" w:date="2026-10-17T23:25:00Z" w16du:dateUtc="2026-10-17T22:25:00Z">
+          <w:ins w:id="246" w:author="nohemi fabiola serrano aguilar" w:date="2026-10-17T23:25:00Z" w16du:dateUtc="2026-10-17T22:25:00Z">
             <w:r>
               <w:t>0</w:t>
             </w:r>
@@ -2946,10 +3013,10 @@
             <w:spacing w:after="100"/>
             <w:ind w:left="580"/>
             <w:rPr>
-              <w:ins w:id="241" w:author="nohemi fabiola serrano aguilar" w:date="2026-10-17T23:26:00Z" w16du:dateUtc="2026-10-17T22:26:00Z"/>
+              <w:ins w:id="247" w:author="nohemi fabiola serrano aguilar" w:date="2026-10-17T23:26:00Z" w16du:dateUtc="2026-10-17T22:26:00Z"/>
             </w:rPr>
           </w:pPr>
-          <w:ins w:id="242" w:author="nohemi fabiola serrano aguilar" w:date="2026-10-09T22:28:00Z" w16du:dateUtc="2026-10-09T21:28:00Z">
+          <w:ins w:id="248" w:author="nohemi fabiola serrano aguilar" w:date="2026-10-09T22:28:00Z" w16du:dateUtc="2026-10-09T21:28:00Z">
             <w:r>
               <w:fldChar w:fldCharType="begin"/>
             </w:r>
@@ -2978,7 +3045,7 @@
             </w:rPr>
             <w:t>4</w:t>
           </w:r>
-          <w:ins w:id="243" w:author="nohemi fabiola serrano aguilar" w:date="2026-10-09T22:28:00Z" w16du:dateUtc="2026-10-09T21:28:00Z">
+          <w:ins w:id="249" w:author="nohemi fabiola serrano aguilar" w:date="2026-10-09T22:28:00Z" w16du:dateUtc="2026-10-09T21:28:00Z">
             <w:r>
               <w:rPr>
                 <w:color w:val="000000"/>
@@ -2996,7 +3063,7 @@
               <w:fldChar w:fldCharType="end"/>
             </w:r>
           </w:ins>
-          <w:ins w:id="244" w:author="nohemi fabiola serrano aguilar" w:date="2026-10-17T23:26:00Z" w16du:dateUtc="2026-10-17T22:26:00Z">
+          <w:ins w:id="250" w:author="nohemi fabiola serrano aguilar" w:date="2026-10-17T23:26:00Z" w16du:dateUtc="2026-10-17T22:26:00Z">
             <w:r>
               <w:t>1</w:t>
             </w:r>
@@ -3021,14 +3088,14 @@
             </w:tabs>
             <w:spacing w:after="100"/>
             <w:rPr>
-              <w:ins w:id="245" w:author="nohemi fabiola serrano aguilar" w:date="2026-10-09T21:50:00Z" w16du:dateUtc="2026-10-09T20:50:00Z"/>
+              <w:ins w:id="251" w:author="nohemi fabiola serrano aguilar" w:date="2026-10-09T21:50:00Z" w16du:dateUtc="2026-10-09T20:50:00Z"/>
               <w:rFonts w:ascii="Aptos" w:eastAsia="Aptos" w:hAnsi="Aptos" w:cs="Aptos"/>
               <w:color w:val="000000"/>
               <w:sz w:val="24"/>
               <w:szCs w:val="24"/>
             </w:rPr>
           </w:pPr>
-          <w:ins w:id="246" w:author="nohemi fabiola serrano aguilar" w:date="2026-10-09T21:50:00Z" w16du:dateUtc="2026-10-09T20:50:00Z">
+          <w:ins w:id="252" w:author="nohemi fabiola serrano aguilar" w:date="2026-10-09T21:50:00Z" w16du:dateUtc="2026-10-09T20:50:00Z">
             <w:r>
               <w:fldChar w:fldCharType="begin"/>
             </w:r>
@@ -3052,7 +3119,7 @@
               <w:fldChar w:fldCharType="end"/>
             </w:r>
           </w:ins>
-          <w:ins w:id="247" w:author="nohemi fabiola serrano aguilar" w:date="2026-10-17T23:27:00Z" w16du:dateUtc="2026-10-17T22:27:00Z">
+          <w:ins w:id="253" w:author="nohemi fabiola serrano aguilar" w:date="2026-10-17T23:27:00Z" w16du:dateUtc="2026-10-17T22:27:00Z">
             <w:r>
               <w:t>2</w:t>
             </w:r>
@@ -3077,19 +3144,19 @@
             </w:tabs>
             <w:spacing w:after="100"/>
             <w:rPr>
-              <w:ins w:id="248" w:author="nohemi fabiola serrano aguilar" w:date="2026-10-09T21:50:00Z" w16du:dateUtc="2026-10-09T20:50:00Z"/>
+              <w:ins w:id="254" w:author="nohemi fabiola serrano aguilar" w:date="2026-10-09T21:50:00Z" w16du:dateUtc="2026-10-09T20:50:00Z"/>
               <w:rFonts w:ascii="Aptos" w:eastAsia="Aptos" w:hAnsi="Aptos" w:cs="Aptos"/>
               <w:color w:val="000000"/>
               <w:sz w:val="24"/>
               <w:szCs w:val="24"/>
-              <w:rPrChange w:id="249" w:author="nohemi fabiola serrano aguilar" w:date="2026-10-09T21:52:00Z" w16du:dateUtc="2026-10-09T20:52:00Z">
+              <w:rPrChange w:id="255" w:author="nohemi fabiola serrano aguilar" w:date="2026-10-09T21:52:00Z" w16du:dateUtc="2026-10-09T20:52:00Z">
                 <w:rPr>
-                  <w:ins w:id="250" w:author="nohemi fabiola serrano aguilar" w:date="2026-10-09T21:50:00Z" w16du:dateUtc="2026-10-09T20:50:00Z"/>
+                  <w:ins w:id="256" w:author="nohemi fabiola serrano aguilar" w:date="2026-10-09T21:50:00Z" w16du:dateUtc="2026-10-09T20:50:00Z"/>
                 </w:rPr>
               </w:rPrChange>
             </w:rPr>
           </w:pPr>
-          <w:ins w:id="251" w:author="nohemi fabiola serrano aguilar" w:date="2026-10-09T21:51:00Z" w16du:dateUtc="2026-10-09T20:51:00Z">
+          <w:ins w:id="257" w:author="nohemi fabiola serrano aguilar" w:date="2026-10-09T21:51:00Z" w16du:dateUtc="2026-10-09T20:51:00Z">
             <w:r>
               <w:fldChar w:fldCharType="begin"/>
             </w:r>
@@ -3100,7 +3167,7 @@
               <w:fldChar w:fldCharType="separate"/>
             </w:r>
           </w:ins>
-          <w:ins w:id="252" w:author="nohemi fabiola serrano aguilar" w:date="2026-10-09T21:52:00Z" w16du:dateUtc="2026-10-09T20:52:00Z">
+          <w:ins w:id="258" w:author="nohemi fabiola serrano aguilar" w:date="2026-10-09T21:52:00Z" w16du:dateUtc="2026-10-09T20:52:00Z">
             <w:r>
               <w:t>Expecte</w:t>
             </w:r>
@@ -3108,7 +3175,7 @@
               <w:t>d Deliveries</w:t>
             </w:r>
           </w:ins>
-          <w:ins w:id="253" w:author="nohemi fabiola serrano aguilar" w:date="2026-10-09T21:51:00Z" w16du:dateUtc="2026-10-09T20:51:00Z">
+          <w:ins w:id="259" w:author="nohemi fabiola serrano aguilar" w:date="2026-10-09T21:51:00Z" w16du:dateUtc="2026-10-09T20:51:00Z">
             <w:r>
               <w:rPr>
                 <w:color w:val="000000"/>
@@ -3120,7 +3187,7 @@
               <w:fldChar w:fldCharType="end"/>
             </w:r>
           </w:ins>
-          <w:ins w:id="254" w:author="nohemi fabiola serrano aguilar" w:date="2026-10-17T23:27:00Z" w16du:dateUtc="2026-10-17T22:27:00Z">
+          <w:ins w:id="260" w:author="nohemi fabiola serrano aguilar" w:date="2026-10-17T23:27:00Z" w16du:dateUtc="2026-10-17T22:27:00Z">
             <w:r>
               <w:t>2</w:t>
             </w:r>
@@ -3145,19 +3212,19 @@
             </w:tabs>
             <w:spacing w:after="100"/>
             <w:rPr>
-              <w:ins w:id="255" w:author="nohemi fabiola serrano aguilar" w:date="2026-10-09T21:50:00Z" w16du:dateUtc="2026-10-09T20:50:00Z"/>
+              <w:ins w:id="261" w:author="nohemi fabiola serrano aguilar" w:date="2026-10-09T21:50:00Z" w16du:dateUtc="2026-10-09T20:50:00Z"/>
               <w:rFonts w:ascii="Aptos" w:eastAsia="Aptos" w:hAnsi="Aptos" w:cs="Aptos"/>
               <w:color w:val="000000"/>
               <w:sz w:val="24"/>
               <w:szCs w:val="24"/>
-              <w:rPrChange w:id="256" w:author="nohemi fabiola serrano aguilar" w:date="2026-10-09T21:52:00Z" w16du:dateUtc="2026-10-09T20:52:00Z">
+              <w:rPrChange w:id="262" w:author="nohemi fabiola serrano aguilar" w:date="2026-10-09T21:52:00Z" w16du:dateUtc="2026-10-09T20:52:00Z">
                 <w:rPr>
-                  <w:ins w:id="257" w:author="nohemi fabiola serrano aguilar" w:date="2026-10-09T21:50:00Z" w16du:dateUtc="2026-10-09T20:50:00Z"/>
+                  <w:ins w:id="263" w:author="nohemi fabiola serrano aguilar" w:date="2026-10-09T21:50:00Z" w16du:dateUtc="2026-10-09T20:50:00Z"/>
                 </w:rPr>
               </w:rPrChange>
             </w:rPr>
           </w:pPr>
-          <w:ins w:id="258" w:author="nohemi fabiola serrano aguilar" w:date="2026-10-09T21:52:00Z" w16du:dateUtc="2026-10-09T20:52:00Z">
+          <w:ins w:id="264" w:author="nohemi fabiola serrano aguilar" w:date="2026-10-09T21:52:00Z" w16du:dateUtc="2026-10-09T20:52:00Z">
             <w:r>
               <w:fldChar w:fldCharType="begin"/>
             </w:r>
@@ -3181,7 +3248,7 @@
               <w:fldChar w:fldCharType="end"/>
             </w:r>
           </w:ins>
-          <w:ins w:id="259" w:author="nohemi fabiola serrano aguilar" w:date="2026-10-17T23:28:00Z" w16du:dateUtc="2026-10-17T22:28:00Z">
+          <w:ins w:id="265" w:author="nohemi fabiola serrano aguilar" w:date="2026-10-17T23:28:00Z" w16du:dateUtc="2026-10-17T22:28:00Z">
             <w:r>
               <w:t>3</w:t>
             </w:r>
@@ -3206,19 +3273,19 @@
             </w:tabs>
             <w:spacing w:after="100"/>
             <w:rPr>
-              <w:ins w:id="260" w:author="nohemi fabiola serrano aguilar" w:date="2026-10-09T21:53:00Z" w16du:dateUtc="2026-10-09T20:53:00Z"/>
+              <w:ins w:id="266" w:author="nohemi fabiola serrano aguilar" w:date="2026-10-09T21:53:00Z" w16du:dateUtc="2026-10-09T20:53:00Z"/>
               <w:rFonts w:ascii="Aptos" w:eastAsia="Aptos" w:hAnsi="Aptos" w:cs="Aptos"/>
               <w:color w:val="000000"/>
               <w:sz w:val="24"/>
               <w:szCs w:val="24"/>
-              <w:rPrChange w:id="261" w:author="nohemi fabiola serrano aguilar" w:date="2026-10-09T21:53:00Z" w16du:dateUtc="2026-10-09T20:53:00Z">
+              <w:rPrChange w:id="267" w:author="nohemi fabiola serrano aguilar" w:date="2026-10-09T21:53:00Z" w16du:dateUtc="2026-10-09T20:53:00Z">
                 <w:rPr>
-                  <w:ins w:id="262" w:author="nohemi fabiola serrano aguilar" w:date="2026-10-09T21:53:00Z" w16du:dateUtc="2026-10-09T20:53:00Z"/>
+                  <w:ins w:id="268" w:author="nohemi fabiola serrano aguilar" w:date="2026-10-09T21:53:00Z" w16du:dateUtc="2026-10-09T20:53:00Z"/>
                 </w:rPr>
               </w:rPrChange>
             </w:rPr>
           </w:pPr>
-          <w:ins w:id="263" w:author="nohemi fabiola serrano aguilar" w:date="2026-10-09T21:52:00Z" w16du:dateUtc="2026-10-09T20:52:00Z">
+          <w:ins w:id="269" w:author="nohemi fabiola serrano aguilar" w:date="2026-10-09T21:52:00Z" w16du:dateUtc="2026-10-09T20:52:00Z">
             <w:r>
               <w:fldChar w:fldCharType="begin"/>
             </w:r>
@@ -3242,7 +3309,7 @@
               <w:fldChar w:fldCharType="end"/>
             </w:r>
           </w:ins>
-          <w:ins w:id="264" w:author="nohemi fabiola serrano aguilar" w:date="2026-10-17T23:29:00Z" w16du:dateUtc="2026-10-17T22:29:00Z">
+          <w:ins w:id="270" w:author="nohemi fabiola serrano aguilar" w:date="2026-10-17T23:29:00Z" w16du:dateUtc="2026-10-17T22:29:00Z">
             <w:r>
               <w:t>5</w:t>
             </w:r>
@@ -3262,12 +3329,12 @@
             </w:tabs>
             <w:spacing w:after="100"/>
             <w:rPr>
-              <w:ins w:id="265" w:author="nohemi fabiola serrano aguilar" w:date="2026-10-09T21:53:00Z" w16du:dateUtc="2026-10-09T20:53:00Z"/>
+              <w:ins w:id="271" w:author="nohemi fabiola serrano aguilar" w:date="2026-10-09T21:53:00Z" w16du:dateUtc="2026-10-09T20:53:00Z"/>
               <w:rFonts w:ascii="Aptos" w:eastAsia="Aptos" w:hAnsi="Aptos" w:cs="Aptos"/>
               <w:color w:val="000000"/>
-              <w:rPrChange w:id="266" w:author="nohemi fabiola serrano aguilar" w:date="2026-10-09T21:54:00Z" w16du:dateUtc="2026-10-09T20:54:00Z">
+              <w:rPrChange w:id="272" w:author="nohemi fabiola serrano aguilar" w:date="2026-10-09T21:54:00Z" w16du:dateUtc="2026-10-09T20:54:00Z">
                 <w:rPr>
-                  <w:ins w:id="267" w:author="nohemi fabiola serrano aguilar" w:date="2026-10-09T21:53:00Z" w16du:dateUtc="2026-10-09T20:53:00Z"/>
+                  <w:ins w:id="273" w:author="nohemi fabiola serrano aguilar" w:date="2026-10-09T21:53:00Z" w16du:dateUtc="2026-10-09T20:53:00Z"/>
                   <w:rFonts w:ascii="Aptos" w:eastAsia="Aptos" w:hAnsi="Aptos" w:cs="Aptos"/>
                   <w:color w:val="000000"/>
                   <w:sz w:val="24"/>
@@ -3276,12 +3343,12 @@
               </w:rPrChange>
             </w:rPr>
           </w:pPr>
-          <w:ins w:id="268" w:author="nohemi fabiola serrano aguilar" w:date="2026-10-09T21:53:00Z" w16du:dateUtc="2026-10-09T20:53:00Z">
+          <w:ins w:id="274" w:author="nohemi fabiola serrano aguilar" w:date="2026-10-09T21:53:00Z" w16du:dateUtc="2026-10-09T20:53:00Z">
             <w:r>
               <w:rPr>
                 <w:rFonts w:ascii="Aptos" w:eastAsia="Aptos" w:hAnsi="Aptos" w:cs="Aptos"/>
                 <w:color w:val="000000"/>
-                <w:rPrChange w:id="269" w:author="nohemi fabiola serrano aguilar" w:date="2026-10-09T21:54:00Z" w16du:dateUtc="2026-10-09T20:54:00Z">
+                <w:rPrChange w:id="275" w:author="nohemi fabiola serrano aguilar" w:date="2026-10-09T21:54:00Z" w16du:dateUtc="2026-10-09T20:54:00Z">
                   <w:rPr>
                     <w:rFonts w:ascii="Aptos" w:eastAsia="Aptos" w:hAnsi="Aptos" w:cs="Aptos"/>
                     <w:color w:val="000000"/>
@@ -3308,27 +3375,27 @@
             </w:tabs>
             <w:spacing w:after="100"/>
             <w:rPr>
-              <w:ins w:id="270" w:author="nohemi fabiola serrano aguilar" w:date="2026-10-09T01:00:00Z" w16du:dateUtc="2026-10-09T00:00:00Z"/>
+              <w:ins w:id="276" w:author="nohemi fabiola serrano aguilar" w:date="2026-10-09T01:00:00Z" w16du:dateUtc="2026-10-09T00:00:00Z"/>
               <w:rFonts w:ascii="Aptos" w:eastAsia="Aptos" w:hAnsi="Aptos" w:cs="Aptos"/>
               <w:color w:val="000000"/>
-              <w:rPrChange w:id="271" w:author="nohemi fabiola serrano aguilar" w:date="2026-10-09T21:54:00Z" w16du:dateUtc="2026-10-09T20:54:00Z">
+              <w:rPrChange w:id="277" w:author="nohemi fabiola serrano aguilar" w:date="2026-10-09T21:54:00Z" w16du:dateUtc="2026-10-09T20:54:00Z">
                 <w:rPr>
-                  <w:ins w:id="272" w:author="nohemi fabiola serrano aguilar" w:date="2026-10-09T01:00:00Z" w16du:dateUtc="2026-10-09T00:00:00Z"/>
+                  <w:ins w:id="278" w:author="nohemi fabiola serrano aguilar" w:date="2026-10-09T01:00:00Z" w16du:dateUtc="2026-10-09T00:00:00Z"/>
                 </w:rPr>
               </w:rPrChange>
             </w:rPr>
-            <w:pPrChange w:id="273" w:author="nohemi fabiola serrano aguilar" w:date="2026-10-09T21:54:00Z" w16du:dateUtc="2026-10-09T20:54:00Z">
+            <w:pPrChange w:id="279" w:author="nohemi fabiola serrano aguilar" w:date="2026-10-09T21:54:00Z" w16du:dateUtc="2026-10-09T20:54:00Z">
               <w:pPr>
                 <w:jc w:val="both"/>
               </w:pPr>
             </w:pPrChange>
           </w:pPr>
-          <w:ins w:id="274" w:author="nohemi fabiola serrano aguilar" w:date="2026-10-09T21:53:00Z" w16du:dateUtc="2026-10-09T20:53:00Z">
+          <w:ins w:id="280" w:author="nohemi fabiola serrano aguilar" w:date="2026-10-09T21:53:00Z" w16du:dateUtc="2026-10-09T20:53:00Z">
             <w:r>
               <w:rPr>
                 <w:rFonts w:ascii="Aptos" w:eastAsia="Aptos" w:hAnsi="Aptos" w:cs="Aptos"/>
                 <w:color w:val="000000"/>
-                <w:rPrChange w:id="275" w:author="nohemi fabiola serrano aguilar" w:date="2026-10-09T21:54:00Z" w16du:dateUtc="2026-10-09T20:54:00Z">
+                <w:rPrChange w:id="281" w:author="nohemi fabiola serrano aguilar" w:date="2026-10-09T21:54:00Z" w16du:dateUtc="2026-10-09T20:54:00Z">
                   <w:rPr>
                     <w:rFonts w:ascii="Aptos" w:eastAsia="Aptos" w:hAnsi="Aptos" w:cs="Aptos"/>
                     <w:color w:val="000000"/>
@@ -3340,12 +3407,12 @@
               <w:t>Appendix: AI Use Declaration</w:t>
             </w:r>
           </w:ins>
-          <w:ins w:id="276" w:author="nohemi fabiola serrano aguilar" w:date="2026-10-09T21:29:00Z" w16du:dateUtc="2026-10-09T20:29:00Z">
+          <w:ins w:id="282" w:author="nohemi fabiola serrano aguilar" w:date="2026-10-09T21:29:00Z" w16du:dateUtc="2026-10-09T20:29:00Z">
             <w:r>
               <w:rPr>
                 <w:sz w:val="20"/>
                 <w:szCs w:val="20"/>
-                <w:rPrChange w:id="277" w:author="nohemi fabiola serrano aguilar" w:date="2026-10-09T21:54:00Z" w16du:dateUtc="2026-10-09T20:54:00Z">
+                <w:rPrChange w:id="283" w:author="nohemi fabiola serrano aguilar" w:date="2026-10-09T21:54:00Z" w16du:dateUtc="2026-10-09T20:54:00Z">
                   <w:rPr/>
                 </w:rPrChange>
               </w:rPr>
@@ -3353,58 +3420,10 @@
             </w:r>
           </w:ins>
         </w:p>
-        <w:customXmlInsRangeStart w:id="278" w:author="nohemi fabiola serrano aguilar" w:date="2026-10-09T21:29:00Z"/>
+        <w:customXmlInsRangeStart w:id="284" w:author="nohemi fabiola serrano aguilar" w:date="2026-10-09T21:29:00Z"/>
       </w:sdtContent>
     </w:sdt>
-    <w:customXmlInsRangeEnd w:id="278"/>
-    <w:p>
-      <w:pPr>
-        <w:jc w:val="both"/>
-        <w:rPr>
-          <w:ins w:id="279" w:author="nohemi fabiola serrano aguilar" w:date="2026-10-09T01:00:00Z" w16du:dateUtc="2026-10-09T00:00:00Z"/>
-        </w:rPr>
-      </w:pPr>
-    </w:p>
-    <w:p>
-      <w:pPr>
-        <w:jc w:val="both"/>
-        <w:rPr>
-          <w:ins w:id="280" w:author="nohemi fabiola serrano aguilar" w:date="2026-10-09T01:00:00Z" w16du:dateUtc="2026-10-09T00:00:00Z"/>
-        </w:rPr>
-      </w:pPr>
-    </w:p>
-    <w:p>
-      <w:pPr>
-        <w:jc w:val="both"/>
-        <w:rPr>
-          <w:ins w:id="281" w:author="nohemi fabiola serrano aguilar" w:date="2026-10-09T01:00:00Z" w16du:dateUtc="2026-10-09T00:00:00Z"/>
-        </w:rPr>
-      </w:pPr>
-    </w:p>
-    <w:p>
-      <w:pPr>
-        <w:jc w:val="both"/>
-        <w:rPr>
-          <w:ins w:id="282" w:author="nohemi fabiola serrano aguilar" w:date="2026-10-09T01:00:00Z" w16du:dateUtc="2026-10-09T00:00:00Z"/>
-        </w:rPr>
-      </w:pPr>
-    </w:p>
-    <w:p>
-      <w:pPr>
-        <w:jc w:val="both"/>
-        <w:rPr>
-          <w:ins w:id="283" w:author="nohemi fabiola serrano aguilar" w:date="2026-10-09T01:00:00Z" w16du:dateUtc="2026-10-09T00:00:00Z"/>
-        </w:rPr>
-      </w:pPr>
-    </w:p>
-    <w:p>
-      <w:pPr>
-        <w:jc w:val="both"/>
-        <w:rPr>
-          <w:ins w:id="284" w:author="nohemi fabiola serrano aguilar" w:date="2026-10-09T01:00:00Z" w16du:dateUtc="2026-10-09T00:00:00Z"/>
-        </w:rPr>
-      </w:pPr>
-    </w:p>
+    <w:customXmlInsRangeEnd w:id="284"/>
     <w:p>
       <w:pPr>
         <w:jc w:val="both"/>
@@ -3417,7 +3436,7 @@
       <w:pPr>
         <w:jc w:val="both"/>
         <w:rPr>
-          <w:ins w:id="286" w:author="nohemi fabiola serrano aguilar" w:date="2026-10-17T12:46:00Z" w16du:dateUtc="2026-10-17T11:46:00Z"/>
+          <w:ins w:id="286" w:author="nohemi fabiola serrano aguilar" w:date="2026-10-09T01:00:00Z" w16du:dateUtc="2026-10-09T00:00:00Z"/>
         </w:rPr>
       </w:pPr>
     </w:p>
@@ -3441,7 +3460,7 @@
       <w:pPr>
         <w:jc w:val="both"/>
         <w:rPr>
-          <w:ins w:id="289" w:author="nohemi fabiola serrano aguilar" w:date="2026-10-22T00:00:00Z" w16du:dateUtc="2026-10-21T23:00:00Z"/>
+          <w:ins w:id="289" w:author="nohemi fabiola serrano aguilar" w:date="2026-10-09T01:00:00Z" w16du:dateUtc="2026-10-09T00:00:00Z"/>
         </w:rPr>
       </w:pPr>
     </w:p>
@@ -3449,7 +3468,7 @@
       <w:pPr>
         <w:jc w:val="both"/>
         <w:rPr>
-          <w:ins w:id="290" w:author="nohemi fabiola serrano aguilar" w:date="2026-10-22T00:00:00Z" w16du:dateUtc="2026-10-21T23:00:00Z"/>
+          <w:ins w:id="290" w:author="nohemi fabiola serrano aguilar" w:date="2026-10-09T01:00:00Z" w16du:dateUtc="2026-10-09T00:00:00Z"/>
         </w:rPr>
       </w:pPr>
     </w:p>
@@ -3457,7 +3476,7 @@
       <w:pPr>
         <w:jc w:val="both"/>
         <w:rPr>
-          <w:ins w:id="291" w:author="nohemi fabiola serrano aguilar" w:date="2026-10-22T00:00:00Z" w16du:dateUtc="2026-10-21T23:00:00Z"/>
+          <w:ins w:id="291" w:author="nohemi fabiola serrano aguilar" w:date="2026-10-09T01:00:00Z" w16du:dateUtc="2026-10-09T00:00:00Z"/>
         </w:rPr>
       </w:pPr>
     </w:p>
@@ -3465,7 +3484,55 @@
       <w:pPr>
         <w:jc w:val="both"/>
         <w:rPr>
-          <w:ins w:id="292" w:author="nohemi fabiola serrano aguilar" w:date="2026-10-22T00:00:00Z" w16du:dateUtc="2026-10-21T23:00:00Z"/>
+          <w:ins w:id="292" w:author="nohemi fabiola serrano aguilar" w:date="2026-10-17T12:46:00Z" w16du:dateUtc="2026-10-17T11:46:00Z"/>
+        </w:rPr>
+      </w:pPr>
+    </w:p>
+    <w:p>
+      <w:pPr>
+        <w:jc w:val="both"/>
+        <w:rPr>
+          <w:ins w:id="293" w:author="nohemi fabiola serrano aguilar" w:date="2026-10-09T01:00:00Z" w16du:dateUtc="2026-10-09T00:00:00Z"/>
+        </w:rPr>
+      </w:pPr>
+    </w:p>
+    <w:p>
+      <w:pPr>
+        <w:jc w:val="both"/>
+        <w:rPr>
+          <w:ins w:id="294" w:author="nohemi fabiola serrano aguilar" w:date="2026-10-09T01:00:00Z" w16du:dateUtc="2026-10-09T00:00:00Z"/>
+        </w:rPr>
+      </w:pPr>
+    </w:p>
+    <w:p>
+      <w:pPr>
+        <w:jc w:val="both"/>
+        <w:rPr>
+          <w:ins w:id="295" w:author="nohemi fabiola serrano aguilar" w:date="2026-10-22T00:00:00Z" w16du:dateUtc="2026-10-21T23:00:00Z"/>
+        </w:rPr>
+      </w:pPr>
+    </w:p>
+    <w:p>
+      <w:pPr>
+        <w:jc w:val="both"/>
+        <w:rPr>
+          <w:ins w:id="296" w:author="nohemi fabiola serrano aguilar" w:date="2026-10-22T00:00:00Z" w16du:dateUtc="2026-10-21T23:00:00Z"/>
+        </w:rPr>
+      </w:pPr>
+    </w:p>
+    <w:p>
+      <w:pPr>
+        <w:jc w:val="both"/>
+        <w:rPr>
+          <w:ins w:id="297" w:author="nohemi fabiola serrano aguilar" w:date="2026-10-22T00:00:00Z" w16du:dateUtc="2026-10-21T23:00:00Z"/>
+        </w:rPr>
+      </w:pPr>
+    </w:p>
+    <w:p>
+      <w:pPr>
+        <w:jc w:val="both"/>
+        <w:rPr>
+          <w:ins w:id="298" w:author="nohemi fabiola serrano aguilar" w:date="2026-10-22T00:00:00Z" w16du:dateUtc="2026-10-21T23:00:00Z"/>
         </w:rPr>
       </w:pPr>
     </w:p>
@@ -3478,16 +3545,15 @@
         </w:numPr>
         <w:jc w:val="both"/>
         <w:rPr>
-          <w:ins w:id="293" w:author="nohemi fabiola serrano aguilar" w:date="2026-10-22T00:01:00Z" w16du:dateUtc="2026-10-21T23:01:00Z"/>
+          <w:ins w:id="299" w:author="nohemi fabiola serrano aguilar" w:date="2026-10-22T00:01:00Z" w16du:dateUtc="2026-10-21T23:01:00Z"/>
         </w:rPr>
       </w:pPr>
-      <w:ins w:id="294" w:author="nohemi fabiola serrano aguilar" w:date="2026-10-22T00:00:00Z" w16du:dateUtc="2026-10-21T23:00:00Z">
-        <w:r>
-          <w:lastRenderedPageBreak/>
+      <w:ins w:id="300" w:author="nohemi fabiola serrano aguilar" w:date="2026-10-22T00:00:00Z" w16du:dateUtc="2026-10-21T23:00:00Z">
+        <w:r>
           <w:t>Pro</w:t>
         </w:r>
       </w:ins>
-      <w:ins w:id="295" w:author="nohemi fabiola serrano aguilar" w:date="2026-10-22T00:29:00Z" w16du:dateUtc="2026-10-21T23:29:00Z">
+      <w:ins w:id="301" w:author="nohemi fabiola serrano aguilar" w:date="2026-10-22T00:29:00Z" w16du:dateUtc="2026-10-21T23:29:00Z">
         <w:r>
           <w:t>yecto</w:t>
         </w:r>
@@ -3498,7 +3564,7 @@
         <w:ind w:left="360"/>
         <w:jc w:val="both"/>
         <w:rPr>
-          <w:ins w:id="296" w:author="nohemi fabiola serrano aguilar" w:date="2026-10-22T00:01:00Z" w16du:dateUtc="2026-10-21T23:01:00Z"/>
+          <w:ins w:id="302" w:author="nohemi fabiola serrano aguilar" w:date="2026-10-22T00:01:00Z" w16du:dateUtc="2026-10-21T23:01:00Z"/>
         </w:rPr>
       </w:pPr>
     </w:p>
@@ -3506,26 +3572,26 @@
       <w:pPr>
         <w:jc w:val="both"/>
         <w:rPr>
-          <w:ins w:id="297" w:author="nohemi fabiola serrano aguilar" w:date="2026-10-22T00:02:00Z" w16du:dateUtc="2026-10-21T23:02:00Z"/>
+          <w:ins w:id="303" w:author="nohemi fabiola serrano aguilar" w:date="2026-10-22T00:02:00Z" w16du:dateUtc="2026-10-21T23:02:00Z"/>
           <w:lang w:val="es-ES"/>
-          <w:rPrChange w:id="298" w:author="nohemi fabiola serrano aguilar" w:date="2026-10-22T00:06:00Z" w16du:dateUtc="2026-10-21T23:06:00Z">
+          <w:rPrChange w:id="304" w:author="nohemi fabiola serrano aguilar" w:date="2026-10-22T00:06:00Z" w16du:dateUtc="2026-10-21T23:06:00Z">
             <w:rPr>
-              <w:ins w:id="299" w:author="nohemi fabiola serrano aguilar" w:date="2026-10-22T00:02:00Z" w16du:dateUtc="2026-10-21T23:02:00Z"/>
+              <w:ins w:id="305" w:author="nohemi fabiola serrano aguilar" w:date="2026-10-22T00:02:00Z" w16du:dateUtc="2026-10-21T23:02:00Z"/>
             </w:rPr>
           </w:rPrChange>
         </w:rPr>
-        <w:pPrChange w:id="300" w:author="nohemi fabiola serrano aguilar" w:date="2026-10-22T00:06:00Z" w16du:dateUtc="2026-10-21T23:06:00Z">
+        <w:pPrChange w:id="306" w:author="nohemi fabiola serrano aguilar" w:date="2026-10-22T00:06:00Z" w16du:dateUtc="2026-10-21T23:06:00Z">
           <w:pPr>
             <w:ind w:left="360"/>
             <w:jc w:val="both"/>
           </w:pPr>
         </w:pPrChange>
       </w:pPr>
-      <w:ins w:id="301" w:author="nohemi fabiola serrano aguilar" w:date="2026-10-22T00:01:00Z" w16du:dateUtc="2026-10-21T23:01:00Z">
-        <w:r>
-          <w:rPr>
-            <w:lang w:val="es-ES"/>
-            <w:rPrChange w:id="302" w:author="nohemi fabiola serrano aguilar" w:date="2026-10-22T00:06:00Z" w16du:dateUtc="2026-10-21T23:06:00Z">
+      <w:ins w:id="307" w:author="nohemi fabiola serrano aguilar" w:date="2026-10-22T00:01:00Z" w16du:dateUtc="2026-10-21T23:01:00Z">
+        <w:r>
+          <w:rPr>
+            <w:lang w:val="es-ES"/>
+            <w:rPrChange w:id="308" w:author="nohemi fabiola serrano aguilar" w:date="2026-10-22T00:06:00Z" w16du:dateUtc="2026-10-21T23:06:00Z">
               <w:rPr/>
             </w:rPrChange>
           </w:rPr>
@@ -3534,18 +3600,18 @@
         <w:r>
           <w:rPr>
             <w:lang w:val="es-ES"/>
-            <w:rPrChange w:id="303" w:author="nohemi fabiola serrano aguilar" w:date="2026-10-22T00:06:00Z" w16du:dateUtc="2026-10-21T23:06:00Z">
+            <w:rPrChange w:id="309" w:author="nohemi fabiola serrano aguilar" w:date="2026-10-22T00:06:00Z" w16du:dateUtc="2026-10-21T23:06:00Z">
               <w:rPr/>
             </w:rPrChange>
           </w:rPr>
           <w:t xml:space="preserve"> Mexico: Un marco de logistica predictive y Geomarketing para la optimizaci</w:t>
         </w:r>
       </w:ins>
-      <w:ins w:id="304" w:author="nohemi fabiola serrano aguilar" w:date="2026-10-22T00:02:00Z" w16du:dateUtc="2026-10-21T23:02:00Z">
-        <w:r>
-          <w:rPr>
-            <w:lang w:val="es-ES"/>
-            <w:rPrChange w:id="305" w:author="nohemi fabiola serrano aguilar" w:date="2026-10-22T00:06:00Z" w16du:dateUtc="2026-10-21T23:06:00Z">
+      <w:ins w:id="310" w:author="nohemi fabiola serrano aguilar" w:date="2026-10-22T00:02:00Z" w16du:dateUtc="2026-10-21T23:02:00Z">
+        <w:r>
+          <w:rPr>
+            <w:lang w:val="es-ES"/>
+            <w:rPrChange w:id="311" w:author="nohemi fabiola serrano aguilar" w:date="2026-10-22T00:06:00Z" w16du:dateUtc="2026-10-21T23:06:00Z">
               <w:rPr/>
             </w:rPrChange>
           </w:rPr>
@@ -3554,7 +3620,7 @@
         <w:r>
           <w:rPr>
             <w:lang w:val="es-ES"/>
-            <w:rPrChange w:id="306" w:author="nohemi fabiola serrano aguilar" w:date="2026-10-22T00:06:00Z" w16du:dateUtc="2026-10-21T23:06:00Z">
+            <w:rPrChange w:id="312" w:author="nohemi fabiola serrano aguilar" w:date="2026-10-22T00:06:00Z" w16du:dateUtc="2026-10-21T23:06:00Z">
               <w:rPr/>
             </w:rPrChange>
           </w:rPr>
@@ -3567,11 +3633,11 @@
         <w:ind w:left="360"/>
         <w:jc w:val="both"/>
         <w:rPr>
-          <w:ins w:id="307" w:author="nohemi fabiola serrano aguilar" w:date="2026-10-22T00:02:00Z" w16du:dateUtc="2026-10-21T23:02:00Z"/>
+          <w:ins w:id="313" w:author="nohemi fabiola serrano aguilar" w:date="2026-10-22T00:02:00Z" w16du:dateUtc="2026-10-21T23:02:00Z"/>
           <w:lang w:val="es-ES"/>
-          <w:rPrChange w:id="308" w:author="nohemi fabiola serrano aguilar" w:date="2026-10-22T00:06:00Z" w16du:dateUtc="2026-10-21T23:06:00Z">
+          <w:rPrChange w:id="314" w:author="nohemi fabiola serrano aguilar" w:date="2026-10-22T00:06:00Z" w16du:dateUtc="2026-10-21T23:06:00Z">
             <w:rPr>
-              <w:ins w:id="309" w:author="nohemi fabiola serrano aguilar" w:date="2026-10-22T00:02:00Z" w16du:dateUtc="2026-10-21T23:02:00Z"/>
+              <w:ins w:id="315" w:author="nohemi fabiola serrano aguilar" w:date="2026-10-22T00:02:00Z" w16du:dateUtc="2026-10-21T23:02:00Z"/>
             </w:rPr>
           </w:rPrChange>
         </w:rPr>
@@ -3586,35 +3652,37 @@
         </w:numPr>
         <w:jc w:val="both"/>
         <w:rPr>
-          <w:ins w:id="310" w:author="nohemi fabiola serrano aguilar" w:date="2026-10-22T00:06:00Z" w16du:dateUtc="2026-10-21T23:06:00Z"/>
+          <w:ins w:id="316" w:author="nohemi fabiola serrano aguilar" w:date="2026-10-22T00:06:00Z" w16du:dateUtc="2026-10-21T23:06:00Z"/>
         </w:rPr>
       </w:pPr>
-      <w:ins w:id="311" w:author="nohemi fabiola serrano aguilar" w:date="2026-10-22T00:02:00Z" w16du:dateUtc="2026-10-21T23:02:00Z">
+      <w:proofErr w:type="spellStart"/>
+      <w:ins w:id="317" w:author="nohemi fabiola serrano aguilar" w:date="2026-10-22T00:02:00Z" w16du:dateUtc="2026-10-21T23:02:00Z">
         <w:r>
           <w:t>Introduccion</w:t>
         </w:r>
       </w:ins>
+      <w:proofErr w:type="spellEnd"/>
     </w:p>
     <w:p>
       <w:pPr>
         <w:jc w:val="both"/>
         <w:rPr>
-          <w:ins w:id="312" w:author="nohemi fabiola serrano aguilar" w:date="2026-10-22T00:28:00Z" w16du:dateUtc="2026-10-21T23:28:00Z"/>
+          <w:ins w:id="318" w:author="nohemi fabiola serrano aguilar" w:date="2026-10-22T00:28:00Z" w16du:dateUtc="2026-10-21T23:28:00Z"/>
           <w:lang w:val="es-ES"/>
         </w:rPr>
       </w:pPr>
-      <w:ins w:id="313" w:author="nohemi fabiola serrano aguilar" w:date="2026-10-22T00:07:00Z" w16du:dateUtc="2026-10-21T23:07:00Z">
-        <w:r>
-          <w:rPr>
-            <w:lang w:val="es-ES"/>
-            <w:rPrChange w:id="314" w:author="nohemi fabiola serrano aguilar" w:date="2026-10-22T00:07:00Z" w16du:dateUtc="2026-10-21T23:07:00Z">
+      <w:ins w:id="319" w:author="nohemi fabiola serrano aguilar" w:date="2026-10-22T00:07:00Z" w16du:dateUtc="2026-10-21T23:07:00Z">
+        <w:r>
+          <w:rPr>
+            <w:lang w:val="es-ES"/>
+            <w:rPrChange w:id="320" w:author="nohemi fabiola serrano aguilar" w:date="2026-10-22T00:07:00Z" w16du:dateUtc="2026-10-21T23:07:00Z">
               <w:rPr/>
             </w:rPrChange>
           </w:rPr>
           <w:t>Este Proyecto propone una solucion logistica</w:t>
         </w:r>
       </w:ins>
-      <w:ins w:id="315" w:author="nohemi fabiola serrano aguilar" w:date="2026-10-22T00:09:00Z" w16du:dateUtc="2026-10-21T23:09:00Z">
+      <w:ins w:id="321" w:author="nohemi fabiola serrano aguilar" w:date="2026-10-22T00:09:00Z" w16du:dateUtc="2026-10-21T23:09:00Z">
         <w:r>
           <w:rPr>
             <w:lang w:val="es-ES"/>
@@ -3628,7 +3696,7 @@
           <w:t>cion</w:t>
         </w:r>
       </w:ins>
-      <w:ins w:id="316" w:author="nohemi fabiola serrano aguilar" w:date="2026-10-22T00:14:00Z" w16du:dateUtc="2026-10-21T23:14:00Z">
+      <w:ins w:id="322" w:author="nohemi fabiola serrano aguilar" w:date="2026-10-22T00:14:00Z" w16du:dateUtc="2026-10-21T23:14:00Z">
         <w:r>
           <w:rPr>
             <w:lang w:val="es-ES"/>
@@ -3636,7 +3704,7 @@
           <w:t xml:space="preserve"> basa</w:t>
         </w:r>
       </w:ins>
-      <w:ins w:id="317" w:author="nohemi fabiola serrano aguilar" w:date="2026-10-22T00:15:00Z" w16du:dateUtc="2026-10-21T23:15:00Z">
+      <w:ins w:id="323" w:author="nohemi fabiola serrano aguilar" w:date="2026-10-22T00:15:00Z" w16du:dateUtc="2026-10-21T23:15:00Z">
         <w:r>
           <w:rPr>
             <w:lang w:val="es-ES"/>
@@ -3656,7 +3724,7 @@
           <w:t xml:space="preserve">, dirigida a </w:t>
         </w:r>
       </w:ins>
-      <w:ins w:id="318" w:author="nohemi fabiola serrano aguilar" w:date="2026-10-22T00:16:00Z" w16du:dateUtc="2026-10-21T23:16:00Z">
+      <w:ins w:id="324" w:author="nohemi fabiola serrano aguilar" w:date="2026-10-22T00:16:00Z" w16du:dateUtc="2026-10-21T23:16:00Z">
         <w:r>
           <w:rPr>
             <w:lang w:val="es-ES"/>
@@ -3670,7 +3738,7 @@
           <w:t>obstetrica. En los mercados emergentes, la logistica farmaceutica se enfrenta a</w:t>
         </w:r>
       </w:ins>
-      <w:ins w:id="319" w:author="nohemi fabiola serrano aguilar" w:date="2026-10-22T00:17:00Z" w16du:dateUtc="2026-10-21T23:17:00Z">
+      <w:ins w:id="325" w:author="nohemi fabiola serrano aguilar" w:date="2026-10-22T00:17:00Z" w16du:dateUtc="2026-10-21T23:17:00Z">
         <w:r>
           <w:rPr>
             <w:lang w:val="es-ES"/>
@@ -3678,7 +3746,7 @@
           <w:t xml:space="preserve"> dos grandes desafios: </w:t>
         </w:r>
       </w:ins>
-      <w:ins w:id="320" w:author="nohemi fabiola serrano aguilar" w:date="2026-10-22T00:31:00Z" w16du:dateUtc="2026-10-21T23:31:00Z">
+      <w:ins w:id="326" w:author="nohemi fabiola serrano aguilar" w:date="2026-10-22T00:31:00Z" w16du:dateUtc="2026-10-21T23:31:00Z">
         <w:r>
           <w:rPr>
             <w:lang w:val="es-ES"/>
@@ -3686,7 +3754,7 @@
           <w:t>e</w:t>
         </w:r>
       </w:ins>
-      <w:ins w:id="321" w:author="nohemi fabiola serrano aguilar" w:date="2026-10-22T00:17:00Z" w16du:dateUtc="2026-10-21T23:17:00Z">
+      <w:ins w:id="327" w:author="nohemi fabiola serrano aguilar" w:date="2026-10-22T00:17:00Z" w16du:dateUtc="2026-10-21T23:17:00Z">
         <w:r>
           <w:rPr>
             <w:lang w:val="es-ES"/>
@@ -3694,7 +3762,7 @@
           <w:t xml:space="preserve">l </w:t>
         </w:r>
       </w:ins>
-      <w:ins w:id="322" w:author="nohemi fabiola serrano aguilar" w:date="2026-10-22T00:19:00Z" w16du:dateUtc="2026-10-21T23:19:00Z">
+      <w:ins w:id="328" w:author="nohemi fabiola serrano aguilar" w:date="2026-10-22T00:19:00Z" w16du:dateUtc="2026-10-21T23:19:00Z">
         <w:r>
           <w:rPr>
             <w:lang w:val="es-ES"/>
@@ -3702,7 +3770,7 @@
           <w:t xml:space="preserve">impacto </w:t>
         </w:r>
       </w:ins>
-      <w:ins w:id="323" w:author="nohemi fabiola serrano aguilar" w:date="2026-10-22T00:31:00Z" w16du:dateUtc="2026-10-21T23:31:00Z">
+      <w:ins w:id="329" w:author="nohemi fabiola serrano aguilar" w:date="2026-10-22T00:31:00Z" w16du:dateUtc="2026-10-21T23:31:00Z">
         <w:r>
           <w:rPr>
             <w:lang w:val="es-ES"/>
@@ -3716,7 +3784,7 @@
           <w:t>debi</w:t>
         </w:r>
       </w:ins>
-      <w:ins w:id="324" w:author="nohemi fabiola serrano aguilar" w:date="2026-10-22T00:32:00Z" w16du:dateUtc="2026-10-21T23:32:00Z">
+      <w:ins w:id="330" w:author="nohemi fabiola serrano aguilar" w:date="2026-10-22T00:32:00Z" w16du:dateUtc="2026-10-21T23:32:00Z">
         <w:r>
           <w:rPr>
             <w:lang w:val="es-ES"/>
@@ -3724,7 +3792,7 @@
           <w:t>do al desabasto</w:t>
         </w:r>
       </w:ins>
-      <w:ins w:id="325" w:author="nohemi fabiola serrano aguilar" w:date="2026-10-22T00:17:00Z" w16du:dateUtc="2026-10-21T23:17:00Z">
+      <w:ins w:id="331" w:author="nohemi fabiola serrano aguilar" w:date="2026-10-22T00:17:00Z" w16du:dateUtc="2026-10-21T23:17:00Z">
         <w:r>
           <w:rPr>
             <w:lang w:val="es-ES"/>
@@ -3732,7 +3800,7 @@
           <w:t xml:space="preserve"> de medicamentos </w:t>
         </w:r>
       </w:ins>
-      <w:ins w:id="326" w:author="nohemi fabiola serrano aguilar" w:date="2026-10-22T00:18:00Z" w16du:dateUtc="2026-10-21T23:18:00Z">
+      <w:ins w:id="332" w:author="nohemi fabiola serrano aguilar" w:date="2026-10-22T00:18:00Z" w16du:dateUtc="2026-10-21T23:18:00Z">
         <w:r>
           <w:rPr>
             <w:lang w:val="es-ES"/>
@@ -3746,7 +3814,7 @@
           <w:t xml:space="preserve"> y las perdida</w:t>
         </w:r>
       </w:ins>
-      <w:ins w:id="327" w:author="nohemi fabiola serrano aguilar" w:date="2026-10-22T00:31:00Z" w16du:dateUtc="2026-10-21T23:31:00Z">
+      <w:ins w:id="333" w:author="nohemi fabiola serrano aguilar" w:date="2026-10-22T00:31:00Z" w16du:dateUtc="2026-10-21T23:31:00Z">
         <w:r>
           <w:rPr>
             <w:lang w:val="es-ES"/>
@@ -3754,7 +3822,7 @@
           <w:t>s</w:t>
         </w:r>
       </w:ins>
-      <w:ins w:id="328" w:author="nohemi fabiola serrano aguilar" w:date="2026-10-22T00:18:00Z" w16du:dateUtc="2026-10-21T23:18:00Z">
+      <w:ins w:id="334" w:author="nohemi fabiola serrano aguilar" w:date="2026-10-22T00:18:00Z" w16du:dateUtc="2026-10-21T23:18:00Z">
         <w:r>
           <w:rPr>
             <w:lang w:val="es-ES"/>
@@ -3762,7 +3830,7 @@
           <w:t xml:space="preserve"> financieras</w:t>
         </w:r>
       </w:ins>
-      <w:ins w:id="329" w:author="nohemi fabiola serrano aguilar" w:date="2026-10-22T00:21:00Z" w16du:dateUtc="2026-10-21T23:21:00Z">
+      <w:ins w:id="335" w:author="nohemi fabiola serrano aguilar" w:date="2026-10-22T00:21:00Z" w16du:dateUtc="2026-10-21T23:21:00Z">
         <w:r>
           <w:rPr>
             <w:lang w:val="es-ES"/>
@@ -3770,7 +3838,7 @@
           <w:t xml:space="preserve"> </w:t>
         </w:r>
       </w:ins>
-      <w:ins w:id="330" w:author="nohemi fabiola serrano aguilar" w:date="2026-10-22T00:32:00Z" w16du:dateUtc="2026-10-21T23:32:00Z">
+      <w:ins w:id="336" w:author="nohemi fabiola serrano aguilar" w:date="2026-10-22T00:32:00Z" w16du:dateUtc="2026-10-21T23:32:00Z">
         <w:r>
           <w:rPr>
             <w:lang w:val="es-ES"/>
@@ -3778,7 +3846,7 @@
           <w:t>ocasionadas por e</w:t>
         </w:r>
       </w:ins>
-      <w:ins w:id="331" w:author="nohemi fabiola serrano aguilar" w:date="2026-10-22T00:21:00Z" w16du:dateUtc="2026-10-21T23:21:00Z">
+      <w:ins w:id="337" w:author="nohemi fabiola serrano aguilar" w:date="2026-10-22T00:21:00Z" w16du:dateUtc="2026-10-21T23:21:00Z">
         <w:r>
           <w:rPr>
             <w:lang w:val="es-ES"/>
@@ -3786,7 +3854,7 @@
           <w:t xml:space="preserve">l exceso de inventario </w:t>
         </w:r>
       </w:ins>
-      <w:ins w:id="332" w:author="nohemi fabiola serrano aguilar" w:date="2026-10-22T00:22:00Z" w16du:dateUtc="2026-10-21T23:22:00Z">
+      <w:ins w:id="338" w:author="nohemi fabiola serrano aguilar" w:date="2026-10-22T00:22:00Z" w16du:dateUtc="2026-10-21T23:22:00Z">
         <w:r>
           <w:rPr>
             <w:lang w:val="es-ES"/>
@@ -3794,7 +3862,7 @@
           <w:t xml:space="preserve">con estrictas fechas de caducidad. Este proyecto </w:t>
         </w:r>
       </w:ins>
-      <w:ins w:id="333" w:author="nohemi fabiola serrano aguilar" w:date="2026-10-22T00:23:00Z" w16du:dateUtc="2026-10-21T23:23:00Z">
+      <w:ins w:id="339" w:author="nohemi fabiola serrano aguilar" w:date="2026-10-22T00:23:00Z" w16du:dateUtc="2026-10-21T23:23:00Z">
         <w:r>
           <w:rPr>
             <w:lang w:val="es-ES"/>
@@ -3808,7 +3876,7 @@
           <w:t>para anticipar la demanda regional, transformando</w:t>
         </w:r>
       </w:ins>
-      <w:ins w:id="334" w:author="nohemi fabiola serrano aguilar" w:date="2026-10-22T01:11:00Z" w16du:dateUtc="2026-10-22T00:11:00Z">
+      <w:ins w:id="340" w:author="nohemi fabiola serrano aguilar" w:date="2026-10-22T01:11:00Z" w16du:dateUtc="2026-10-22T00:11:00Z">
         <w:r>
           <w:rPr>
             <w:lang w:val="es-ES"/>
@@ -3816,7 +3884,7 @@
           <w:t xml:space="preserve"> estos datos</w:t>
         </w:r>
       </w:ins>
-      <w:ins w:id="335" w:author="nohemi fabiola serrano aguilar" w:date="2026-10-22T00:23:00Z" w16du:dateUtc="2026-10-21T23:23:00Z">
+      <w:ins w:id="341" w:author="nohemi fabiola serrano aguilar" w:date="2026-10-22T00:23:00Z" w16du:dateUtc="2026-10-21T23:23:00Z">
         <w:r>
           <w:rPr>
             <w:lang w:val="es-ES"/>
@@ -3824,7 +3892,7 @@
           <w:t xml:space="preserve"> en un activo </w:t>
         </w:r>
       </w:ins>
-      <w:ins w:id="336" w:author="nohemi fabiola serrano aguilar" w:date="2026-10-22T00:57:00Z" w16du:dateUtc="2026-10-21T23:57:00Z">
+      <w:ins w:id="342" w:author="nohemi fabiola serrano aguilar" w:date="2026-10-22T00:57:00Z" w16du:dateUtc="2026-10-21T23:57:00Z">
         <w:r>
           <w:rPr>
             <w:lang w:val="es-ES"/>
@@ -3832,7 +3900,7 @@
           <w:t>de logistica e</w:t>
         </w:r>
       </w:ins>
-      <w:ins w:id="337" w:author="nohemi fabiola serrano aguilar" w:date="2026-10-22T00:28:00Z" w16du:dateUtc="2026-10-21T23:28:00Z">
+      <w:ins w:id="343" w:author="nohemi fabiola serrano aguilar" w:date="2026-10-22T00:28:00Z" w16du:dateUtc="2026-10-21T23:28:00Z">
         <w:r>
           <w:rPr>
             <w:lang w:val="es-ES"/>
@@ -3840,7 +3908,7 @@
           <w:t xml:space="preserve"> </w:t>
         </w:r>
       </w:ins>
-      <w:ins w:id="338" w:author="nohemi fabiola serrano aguilar" w:date="2026-10-22T00:32:00Z" w16du:dateUtc="2026-10-21T23:32:00Z">
+      <w:ins w:id="344" w:author="nohemi fabiola serrano aguilar" w:date="2026-10-22T00:32:00Z" w16du:dateUtc="2026-10-21T23:32:00Z">
         <w:r>
           <w:rPr>
             <w:lang w:val="es-ES"/>
@@ -3853,7 +3921,7 @@
       <w:pPr>
         <w:jc w:val="both"/>
         <w:rPr>
-          <w:ins w:id="339" w:author="nohemi fabiola serrano aguilar" w:date="2026-10-22T00:28:00Z" w16du:dateUtc="2026-10-21T23:28:00Z"/>
+          <w:ins w:id="345" w:author="nohemi fabiola serrano aguilar" w:date="2026-10-22T00:28:00Z" w16du:dateUtc="2026-10-21T23:28:00Z"/>
           <w:lang w:val="es-ES"/>
         </w:rPr>
       </w:pPr>
@@ -3867,11 +3935,11 @@
         </w:numPr>
         <w:jc w:val="both"/>
         <w:rPr>
-          <w:ins w:id="340" w:author="nohemi fabiola serrano aguilar" w:date="2026-10-22T00:29:00Z" w16du:dateUtc="2026-10-21T23:29:00Z"/>
+          <w:ins w:id="346" w:author="nohemi fabiola serrano aguilar" w:date="2026-10-22T00:29:00Z" w16du:dateUtc="2026-10-21T23:29:00Z"/>
           <w:lang w:val="es-ES"/>
         </w:rPr>
       </w:pPr>
-      <w:ins w:id="341" w:author="nohemi fabiola serrano aguilar" w:date="2026-10-22T00:28:00Z" w16du:dateUtc="2026-10-21T23:28:00Z">
+      <w:ins w:id="347" w:author="nohemi fabiola serrano aguilar" w:date="2026-10-22T00:28:00Z" w16du:dateUtc="2026-10-21T23:28:00Z">
         <w:r>
           <w:rPr>
             <w:lang w:val="es-ES"/>
@@ -3884,7 +3952,7 @@
       <w:pPr>
         <w:jc w:val="both"/>
         <w:rPr>
-          <w:ins w:id="342" w:author="nohemi fabiola serrano aguilar" w:date="2026-10-22T00:25:00Z" w16du:dateUtc="2026-10-21T23:25:00Z"/>
+          <w:ins w:id="348" w:author="nohemi fabiola serrano aguilar" w:date="2026-10-22T00:25:00Z" w16du:dateUtc="2026-10-21T23:25:00Z"/>
           <w:lang w:val="es-ES"/>
         </w:rPr>
       </w:pPr>
@@ -3893,11 +3961,11 @@
       <w:pPr>
         <w:jc w:val="both"/>
         <w:rPr>
-          <w:ins w:id="343" w:author="nohemi fabiola serrano aguilar" w:date="2026-10-22T01:30:00Z" w16du:dateUtc="2026-10-22T00:30:00Z"/>
+          <w:ins w:id="349" w:author="nohemi fabiola serrano aguilar" w:date="2026-10-22T01:30:00Z" w16du:dateUtc="2026-10-22T00:30:00Z"/>
           <w:lang w:val="es-ES"/>
         </w:rPr>
       </w:pPr>
-      <w:ins w:id="344" w:author="nohemi fabiola serrano aguilar" w:date="2026-10-22T00:35:00Z" w16du:dateUtc="2026-10-21T23:35:00Z">
+      <w:ins w:id="350" w:author="nohemi fabiola serrano aguilar" w:date="2026-10-22T00:35:00Z" w16du:dateUtc="2026-10-21T23:35:00Z">
         <w:r>
           <w:rPr>
             <w:lang w:val="es-ES"/>
@@ -3905,7 +3973,7 @@
           <w:t>El principal desafio comercial</w:t>
         </w:r>
       </w:ins>
-      <w:ins w:id="345" w:author="nohemi fabiola serrano aguilar" w:date="2026-10-22T00:48:00Z" w16du:dateUtc="2026-10-21T23:48:00Z">
+      <w:ins w:id="351" w:author="nohemi fabiola serrano aguilar" w:date="2026-10-22T00:48:00Z" w16du:dateUtc="2026-10-21T23:48:00Z">
         <w:r>
           <w:rPr>
             <w:lang w:val="es-ES"/>
@@ -3913,7 +3981,7 @@
           <w:t xml:space="preserve"> en Mexico</w:t>
         </w:r>
       </w:ins>
-      <w:ins w:id="346" w:author="nohemi fabiola serrano aguilar" w:date="2026-10-22T00:35:00Z" w16du:dateUtc="2026-10-21T23:35:00Z">
+      <w:ins w:id="352" w:author="nohemi fabiola serrano aguilar" w:date="2026-10-22T00:35:00Z" w16du:dateUtc="2026-10-21T23:35:00Z">
         <w:r>
           <w:rPr>
             <w:lang w:val="es-ES"/>
@@ -3921,7 +3989,7 @@
           <w:t xml:space="preserve"> para las empres</w:t>
         </w:r>
       </w:ins>
-      <w:ins w:id="347" w:author="nohemi fabiola serrano aguilar" w:date="2026-10-22T00:39:00Z" w16du:dateUtc="2026-10-21T23:39:00Z">
+      <w:ins w:id="353" w:author="nohemi fabiola serrano aguilar" w:date="2026-10-22T00:39:00Z" w16du:dateUtc="2026-10-21T23:39:00Z">
         <w:r>
           <w:rPr>
             <w:lang w:val="es-ES"/>
@@ -3929,7 +3997,7 @@
           <w:t>as</w:t>
         </w:r>
       </w:ins>
-      <w:ins w:id="348" w:author="nohemi fabiola serrano aguilar" w:date="2026-10-22T00:35:00Z" w16du:dateUtc="2026-10-21T23:35:00Z">
+      <w:ins w:id="354" w:author="nohemi fabiola serrano aguilar" w:date="2026-10-22T00:35:00Z" w16du:dateUtc="2026-10-21T23:35:00Z">
         <w:r>
           <w:rPr>
             <w:lang w:val="es-ES"/>
@@ -3937,7 +4005,7 @@
           <w:t xml:space="preserve"> farmaceuticas </w:t>
         </w:r>
       </w:ins>
-      <w:ins w:id="349" w:author="nohemi fabiola serrano aguilar" w:date="2026-10-22T00:39:00Z" w16du:dateUtc="2026-10-21T23:39:00Z">
+      <w:ins w:id="355" w:author="nohemi fabiola serrano aguilar" w:date="2026-10-22T00:39:00Z" w16du:dateUtc="2026-10-21T23:39:00Z">
         <w:r>
           <w:rPr>
             <w:lang w:val="es-ES"/>
@@ -3945,7 +4013,7 @@
           <w:t xml:space="preserve">es la ineficiente asignacion de inventario medico </w:t>
         </w:r>
       </w:ins>
-      <w:ins w:id="350" w:author="nohemi fabiola serrano aguilar" w:date="2026-10-22T00:40:00Z" w16du:dateUtc="2026-10-21T23:40:00Z">
+      <w:ins w:id="356" w:author="nohemi fabiola serrano aguilar" w:date="2026-10-22T00:40:00Z" w16du:dateUtc="2026-10-21T23:40:00Z">
         <w:r>
           <w:rPr>
             <w:lang w:val="es-ES"/>
@@ -3953,7 +4021,7 @@
           <w:t xml:space="preserve">a traves de centros de distribucion </w:t>
         </w:r>
       </w:ins>
-      <w:ins w:id="351" w:author="nohemi fabiola serrano aguilar" w:date="2026-10-22T01:06:00Z" w16du:dateUtc="2026-10-22T00:06:00Z">
+      <w:ins w:id="357" w:author="nohemi fabiola serrano aguilar" w:date="2026-10-22T01:06:00Z" w16du:dateUtc="2026-10-22T00:06:00Z">
         <w:r>
           <w:rPr>
             <w:lang w:val="es-ES"/>
@@ -3961,7 +4029,7 @@
           <w:t>regional</w:t>
         </w:r>
       </w:ins>
-      <w:ins w:id="352" w:author="nohemi fabiola serrano aguilar" w:date="2026-10-22T10:30:00Z" w16du:dateUtc="2026-10-22T09:30:00Z">
+      <w:ins w:id="358" w:author="nohemi fabiola serrano aguilar" w:date="2026-10-22T10:30:00Z" w16du:dateUtc="2026-10-22T09:30:00Z">
         <w:r>
           <w:rPr>
             <w:lang w:val="es-ES"/>
@@ -3969,7 +4037,7 @@
           <w:t>es</w:t>
         </w:r>
       </w:ins>
-      <w:ins w:id="353" w:author="nohemi fabiola serrano aguilar" w:date="2026-10-22T01:06:00Z" w16du:dateUtc="2026-10-22T00:06:00Z">
+      <w:ins w:id="359" w:author="nohemi fabiola serrano aguilar" w:date="2026-10-22T01:06:00Z" w16du:dateUtc="2026-10-22T00:06:00Z">
         <w:r>
           <w:rPr>
             <w:lang w:val="es-ES"/>
@@ -3977,7 +4045,7 @@
           <w:t>,</w:t>
         </w:r>
       </w:ins>
-      <w:ins w:id="354" w:author="nohemi fabiola serrano aguilar" w:date="2026-10-22T00:51:00Z" w16du:dateUtc="2026-10-21T23:51:00Z">
+      <w:ins w:id="360" w:author="nohemi fabiola serrano aguilar" w:date="2026-10-22T00:51:00Z" w16du:dateUtc="2026-10-21T23:51:00Z">
         <w:r>
           <w:rPr>
             <w:lang w:val="es-ES"/>
@@ -3985,7 +4053,7 @@
           <w:t xml:space="preserve"> </w:t>
         </w:r>
       </w:ins>
-      <w:ins w:id="355" w:author="nohemi fabiola serrano aguilar" w:date="2026-10-22T01:01:00Z" w16du:dateUtc="2026-10-22T00:01:00Z">
+      <w:ins w:id="361" w:author="nohemi fabiola serrano aguilar" w:date="2026-10-22T01:01:00Z" w16du:dateUtc="2026-10-22T00:01:00Z">
         <w:r>
           <w:rPr>
             <w:lang w:val="es-ES"/>
@@ -3993,7 +4061,7 @@
           <w:t xml:space="preserve">provocando el </w:t>
         </w:r>
       </w:ins>
-      <w:ins w:id="356" w:author="nohemi fabiola serrano aguilar" w:date="2026-10-22T00:58:00Z" w16du:dateUtc="2026-10-21T23:58:00Z">
+      <w:ins w:id="362" w:author="nohemi fabiola serrano aguilar" w:date="2026-10-22T00:58:00Z" w16du:dateUtc="2026-10-21T23:58:00Z">
         <w:r>
           <w:rPr>
             <w:lang w:val="es-ES"/>
@@ -4001,7 +4069,7 @@
           <w:t>sobreabastecimiento de almacenes centrales</w:t>
         </w:r>
       </w:ins>
-      <w:ins w:id="357" w:author="nohemi fabiola serrano aguilar" w:date="2026-10-22T01:27:00Z" w16du:dateUtc="2026-10-22T00:27:00Z">
+      <w:ins w:id="363" w:author="nohemi fabiola serrano aguilar" w:date="2026-10-22T01:27:00Z" w16du:dateUtc="2026-10-22T00:27:00Z">
         <w:r>
           <w:rPr>
             <w:lang w:val="es-ES"/>
@@ -4009,7 +4077,7 @@
           <w:t>,</w:t>
         </w:r>
       </w:ins>
-      <w:ins w:id="358" w:author="nohemi fabiola serrano aguilar" w:date="2026-10-22T00:58:00Z" w16du:dateUtc="2026-10-21T23:58:00Z">
+      <w:ins w:id="364" w:author="nohemi fabiola serrano aguilar" w:date="2026-10-22T00:58:00Z" w16du:dateUtc="2026-10-21T23:58:00Z">
         <w:r>
           <w:rPr>
             <w:lang w:val="es-ES"/>
@@ -4017,7 +4085,7 @@
           <w:t xml:space="preserve"> y</w:t>
         </w:r>
       </w:ins>
-      <w:ins w:id="359" w:author="nohemi fabiola serrano aguilar" w:date="2026-10-22T01:27:00Z" w16du:dateUtc="2026-10-22T00:27:00Z">
+      <w:ins w:id="365" w:author="nohemi fabiola serrano aguilar" w:date="2026-10-22T01:27:00Z" w16du:dateUtc="2026-10-22T00:27:00Z">
         <w:r>
           <w:rPr>
             <w:lang w:val="es-ES"/>
@@ -4025,7 +4093,7 @@
           <w:t xml:space="preserve"> al mismo tiempo, el</w:t>
         </w:r>
       </w:ins>
-      <w:ins w:id="360" w:author="nohemi fabiola serrano aguilar" w:date="2026-10-22T00:58:00Z" w16du:dateUtc="2026-10-21T23:58:00Z">
+      <w:ins w:id="366" w:author="nohemi fabiola serrano aguilar" w:date="2026-10-22T00:58:00Z" w16du:dateUtc="2026-10-21T23:58:00Z">
         <w:r>
           <w:rPr>
             <w:lang w:val="es-ES"/>
@@ -4033,7 +4101,7 @@
           <w:t xml:space="preserve"> desabasto critico </w:t>
         </w:r>
       </w:ins>
-      <w:ins w:id="361" w:author="nohemi fabiola serrano aguilar" w:date="2026-10-22T01:04:00Z" w16du:dateUtc="2026-10-22T00:04:00Z">
+      <w:ins w:id="367" w:author="nohemi fabiola serrano aguilar" w:date="2026-10-22T01:04:00Z" w16du:dateUtc="2026-10-22T00:04:00Z">
         <w:r>
           <w:rPr>
             <w:lang w:val="es-ES"/>
@@ -4041,7 +4109,7 @@
           <w:t>en clinicas de primer y segundo contacto</w:t>
         </w:r>
       </w:ins>
-      <w:ins w:id="362" w:author="nohemi fabiola serrano aguilar" w:date="2026-10-22T01:11:00Z" w16du:dateUtc="2026-10-22T00:11:00Z">
+      <w:ins w:id="368" w:author="nohemi fabiola serrano aguilar" w:date="2026-10-22T01:11:00Z" w16du:dateUtc="2026-10-22T00:11:00Z">
         <w:r>
           <w:rPr>
             <w:lang w:val="es-ES"/>
@@ -4049,7 +4117,7 @@
           <w:t xml:space="preserve">, sumado a </w:t>
         </w:r>
       </w:ins>
-      <w:ins w:id="363" w:author="nohemi fabiola serrano aguilar" w:date="2026-10-22T01:12:00Z" w16du:dateUtc="2026-10-22T00:12:00Z">
+      <w:ins w:id="369" w:author="nohemi fabiola serrano aguilar" w:date="2026-10-22T01:12:00Z" w16du:dateUtc="2026-10-22T00:12:00Z">
         <w:r>
           <w:rPr>
             <w:lang w:val="es-ES"/>
@@ -4063,7 +4131,7 @@
           <w:t>sus desiciones de inventario en historicos de compras anu</w:t>
         </w:r>
       </w:ins>
-      <w:ins w:id="364" w:author="nohemi fabiola serrano aguilar" w:date="2026-10-22T01:13:00Z" w16du:dateUtc="2026-10-22T00:13:00Z">
+      <w:ins w:id="370" w:author="nohemi fabiola serrano aguilar" w:date="2026-10-22T01:13:00Z" w16du:dateUtc="2026-10-22T00:13:00Z">
         <w:r>
           <w:rPr>
             <w:lang w:val="es-ES"/>
@@ -4071,7 +4139,7 @@
           <w:t>ales en lugar de</w:t>
         </w:r>
       </w:ins>
-      <w:ins w:id="365" w:author="nohemi fabiola serrano aguilar" w:date="2026-10-22T10:32:00Z" w16du:dateUtc="2026-10-22T09:32:00Z">
+      <w:ins w:id="371" w:author="nohemi fabiola serrano aguilar" w:date="2026-10-22T10:32:00Z" w16du:dateUtc="2026-10-22T09:32:00Z">
         <w:r>
           <w:rPr>
             <w:lang w:val="es-ES"/>
@@ -4079,7 +4147,7 @@
           <w:t xml:space="preserve"> </w:t>
         </w:r>
       </w:ins>
-      <w:ins w:id="366" w:author="nohemi fabiola serrano aguilar" w:date="2026-10-22T01:13:00Z" w16du:dateUtc="2026-10-22T00:13:00Z">
+      <w:ins w:id="372" w:author="nohemi fabiola serrano aguilar" w:date="2026-10-22T01:13:00Z" w16du:dateUtc="2026-10-22T00:13:00Z">
         <w:r>
           <w:rPr>
             <w:lang w:val="es-ES"/>
@@ -4087,7 +4155,7 @@
           <w:t xml:space="preserve"> </w:t>
         </w:r>
       </w:ins>
-      <w:ins w:id="367" w:author="nohemi fabiola serrano aguilar" w:date="2026-10-22T01:14:00Z" w16du:dateUtc="2026-10-22T00:14:00Z">
+      <w:ins w:id="373" w:author="nohemi fabiola serrano aguilar" w:date="2026-10-22T01:14:00Z" w16du:dateUtc="2026-10-22T00:14:00Z">
         <w:r>
           <w:rPr>
             <w:lang w:val="es-ES"/>
@@ -4107,7 +4175,7 @@
           <w:t xml:space="preserve">datos que les </w:t>
         </w:r>
       </w:ins>
-      <w:ins w:id="368" w:author="nohemi fabiola serrano aguilar" w:date="2026-10-22T01:30:00Z" w16du:dateUtc="2026-10-22T00:30:00Z">
+      <w:ins w:id="374" w:author="nohemi fabiola serrano aguilar" w:date="2026-10-22T01:30:00Z" w16du:dateUtc="2026-10-22T00:30:00Z">
         <w:r>
           <w:rPr>
             <w:lang w:val="es-ES"/>
@@ -4115,7 +4183,7 @@
           <w:t>permitan</w:t>
         </w:r>
       </w:ins>
-      <w:ins w:id="369" w:author="nohemi fabiola serrano aguilar" w:date="2026-10-22T01:21:00Z" w16du:dateUtc="2026-10-22T00:21:00Z">
+      <w:ins w:id="375" w:author="nohemi fabiola serrano aguilar" w:date="2026-10-22T01:21:00Z" w16du:dateUtc="2026-10-22T00:21:00Z">
         <w:r>
           <w:rPr>
             <w:lang w:val="es-ES"/>
@@ -4123,7 +4191,7 @@
           <w:t xml:space="preserve"> prever picos </w:t>
         </w:r>
       </w:ins>
-      <w:ins w:id="370" w:author="nohemi fabiola serrano aguilar" w:date="2026-10-22T01:22:00Z" w16du:dateUtc="2026-10-22T00:22:00Z">
+      <w:ins w:id="376" w:author="nohemi fabiola serrano aguilar" w:date="2026-10-22T01:22:00Z" w16du:dateUtc="2026-10-22T00:22:00Z">
         <w:r>
           <w:rPr>
             <w:lang w:val="es-ES"/>
@@ -4137,7 +4205,7 @@
           <w:t xml:space="preserve"> en municipios o zonas rurales especificas.</w:t>
         </w:r>
       </w:ins>
-      <w:ins w:id="371" w:author="nohemi fabiola serrano aguilar" w:date="2026-10-22T01:17:00Z" w16du:dateUtc="2026-10-22T00:17:00Z">
+      <w:ins w:id="377" w:author="nohemi fabiola serrano aguilar" w:date="2026-10-22T01:17:00Z" w16du:dateUtc="2026-10-22T00:17:00Z">
         <w:r>
           <w:rPr>
             <w:lang w:val="es-ES"/>
@@ -4150,7 +4218,7 @@
       <w:pPr>
         <w:jc w:val="both"/>
         <w:rPr>
-          <w:ins w:id="372" w:author="nohemi fabiola serrano aguilar" w:date="2026-10-22T01:07:00Z" w16du:dateUtc="2026-10-22T00:07:00Z"/>
+          <w:ins w:id="378" w:author="nohemi fabiola serrano aguilar" w:date="2026-10-22T01:07:00Z" w16du:dateUtc="2026-10-22T00:07:00Z"/>
           <w:lang w:val="es-ES"/>
         </w:rPr>
       </w:pPr>
@@ -4159,11 +4227,11 @@
       <w:pPr>
         <w:jc w:val="both"/>
         <w:rPr>
-          <w:ins w:id="373" w:author="nohemi fabiola serrano aguilar" w:date="2026-10-22T13:20:00Z" w16du:dateUtc="2026-10-22T12:20:00Z"/>
+          <w:ins w:id="379" w:author="nohemi fabiola serrano aguilar" w:date="2026-10-22T13:46:00Z" w16du:dateUtc="2026-10-22T12:46:00Z"/>
           <w:lang w:val="es-ES"/>
         </w:rPr>
       </w:pPr>
-      <w:ins w:id="374" w:author="nohemi fabiola serrano aguilar" w:date="2026-10-22T01:24:00Z" w16du:dateUtc="2026-10-22T00:24:00Z">
+      <w:ins w:id="380" w:author="nohemi fabiola serrano aguilar" w:date="2026-10-22T01:24:00Z" w16du:dateUtc="2026-10-22T00:24:00Z">
         <w:r>
           <w:rPr>
             <w:lang w:val="es-ES"/>
@@ -4177,7 +4245,7 @@
           <w:t xml:space="preserve"> en almacenes donde </w:t>
         </w:r>
       </w:ins>
-      <w:ins w:id="375" w:author="nohemi fabiola serrano aguilar" w:date="2026-10-22T01:25:00Z" w16du:dateUtc="2026-10-22T00:25:00Z">
+      <w:ins w:id="381" w:author="nohemi fabiola serrano aguilar" w:date="2026-10-22T01:25:00Z" w16du:dateUtc="2026-10-22T00:25:00Z">
         <w:r>
           <w:rPr>
             <w:lang w:val="es-ES"/>
@@ -4185,7 +4253,7 @@
           <w:t>no se necesitaban, al mismo tiempo se p</w:t>
         </w:r>
       </w:ins>
-      <w:ins w:id="376" w:author="nohemi fabiola serrano aguilar" w:date="2026-10-22T01:30:00Z" w16du:dateUtc="2026-10-22T00:30:00Z">
+      <w:ins w:id="382" w:author="nohemi fabiola serrano aguilar" w:date="2026-10-22T01:30:00Z" w16du:dateUtc="2026-10-22T00:30:00Z">
         <w:r>
           <w:rPr>
             <w:lang w:val="es-ES"/>
@@ -4193,7 +4261,7 @@
           <w:t>ierd</w:t>
         </w:r>
       </w:ins>
-      <w:ins w:id="377" w:author="nohemi fabiola serrano aguilar" w:date="2026-10-22T01:25:00Z" w16du:dateUtc="2026-10-22T00:25:00Z">
+      <w:ins w:id="383" w:author="nohemi fabiola serrano aguilar" w:date="2026-10-22T01:25:00Z" w16du:dateUtc="2026-10-22T00:25:00Z">
         <w:r>
           <w:rPr>
             <w:lang w:val="es-ES"/>
@@ -4213,7 +4281,7 @@
           <w:t>tasas de mortalidad materna e infa</w:t>
         </w:r>
       </w:ins>
-      <w:ins w:id="378" w:author="nohemi fabiola serrano aguilar" w:date="2026-10-22T01:26:00Z" w16du:dateUtc="2026-10-22T00:26:00Z">
+      <w:ins w:id="384" w:author="nohemi fabiola serrano aguilar" w:date="2026-10-22T01:26:00Z" w16du:dateUtc="2026-10-22T00:26:00Z">
         <w:r>
           <w:rPr>
             <w:lang w:val="es-ES"/>
@@ -4226,116 +4294,7 @@
       <w:pPr>
         <w:jc w:val="both"/>
         <w:rPr>
-          <w:ins w:id="379" w:author="nohemi fabiola serrano aguilar" w:date="2026-10-22T13:20:00Z" w16du:dateUtc="2026-10-22T12:20:00Z"/>
-          <w:lang w:val="es-ES"/>
-        </w:rPr>
-      </w:pPr>
-    </w:p>
-    <w:p>
-      <w:pPr>
-        <w:jc w:val="both"/>
-        <w:rPr>
-          <w:ins w:id="380" w:author="nohemi fabiola serrano aguilar" w:date="2026-10-22T13:29:00Z" w16du:dateUtc="2026-10-22T12:29:00Z"/>
-          <w:lang w:val="es-ES"/>
-        </w:rPr>
-      </w:pPr>
-      <w:ins w:id="381" w:author="nohemi fabiola serrano aguilar" w:date="2026-10-22T13:21:00Z" w16du:dateUtc="2026-10-22T12:21:00Z">
-        <w:r>
-          <w:rPr>
-            <w:lang w:val="es-ES"/>
-          </w:rPr>
-          <w:t>Ademas, los sistemas manuales de despacho de inventarios son altamente vulnerables</w:t>
-        </w:r>
-      </w:ins>
-      <w:ins w:id="382" w:author="nohemi fabiola serrano aguilar" w:date="2026-10-22T13:22:00Z" w16du:dateUtc="2026-10-22T12:22:00Z">
-        <w:r>
-          <w:rPr>
-            <w:lang w:val="es-ES"/>
-          </w:rPr>
-          <w:t xml:space="preserve"> a la opacidad operativa, </w:t>
-        </w:r>
-      </w:ins>
-      <w:ins w:id="383" w:author="nohemi fabiola serrano aguilar" w:date="2026-10-22T13:23:00Z" w16du:dateUtc="2026-10-22T12:23:00Z">
-        <w:r>
-          <w:rPr>
-            <w:lang w:val="es-ES"/>
-          </w:rPr>
-          <w:t xml:space="preserve">haciendolo suceptible al desvio no autorizado </w:t>
-        </w:r>
-      </w:ins>
-      <w:ins w:id="384" w:author="nohemi fabiola serrano aguilar" w:date="2026-10-22T13:24:00Z" w16du:dateUtc="2026-10-22T12:24:00Z">
-        <w:r>
-          <w:rPr>
-            <w:lang w:val="es-ES"/>
-          </w:rPr>
-          <w:t xml:space="preserve">de productos y a las perdidas de existencias disfrazadas. La automatizacion </w:t>
-        </w:r>
-      </w:ins>
-      <w:ins w:id="385" w:author="nohemi fabiola serrano aguilar" w:date="2026-10-22T13:25:00Z" w16du:dateUtc="2026-10-22T12:25:00Z">
-        <w:r>
-          <w:rPr>
-            <w:lang w:val="es-ES"/>
-          </w:rPr>
-          <w:t xml:space="preserve">y el procesamiento de datos establece una linea operativa objetiva y reduce </w:t>
-        </w:r>
-      </w:ins>
-      <w:ins w:id="386" w:author="nohemi fabiola serrano aguilar" w:date="2026-10-22T13:26:00Z" w16du:dateUtc="2026-10-22T12:26:00Z">
-        <w:r>
-          <w:rPr>
-            <w:lang w:val="es-ES"/>
-          </w:rPr>
-          <w:t>la asimetria de la informacion, mitigando las oportunidades de filtracion ilicita</w:t>
-        </w:r>
-      </w:ins>
-      <w:ins w:id="387" w:author="nohemi fabiola serrano aguilar" w:date="2026-10-22T13:38:00Z" w16du:dateUtc="2026-10-22T12:38:00Z">
-        <w:r>
-          <w:rPr>
-            <w:lang w:val="es-ES"/>
-          </w:rPr>
-          <w:t xml:space="preserve"> y respaldando </w:t>
-        </w:r>
-      </w:ins>
-      <w:ins w:id="388" w:author="nohemi fabiola serrano aguilar" w:date="2026-10-22T13:39:00Z" w16du:dateUtc="2026-10-22T12:39:00Z">
-        <w:r>
-          <w:rPr>
-            <w:lang w:val="es-ES"/>
-          </w:rPr>
-          <w:t>la reputacion de las empresas</w:t>
-        </w:r>
-      </w:ins>
-    </w:p>
-    <w:p>
-      <w:pPr>
-        <w:jc w:val="both"/>
-        <w:rPr>
-          <w:ins w:id="389" w:author="nohemi fabiola serrano aguilar" w:date="2026-10-22T13:46:00Z" w16du:dateUtc="2026-10-22T12:46:00Z"/>
-          <w:lang w:val="es-ES"/>
-        </w:rPr>
-      </w:pPr>
-    </w:p>
-    <w:p>
-      <w:pPr>
-        <w:jc w:val="both"/>
-        <w:rPr>
-          <w:ins w:id="390" w:author="nohemi fabiola serrano aguilar" w:date="2026-10-22T13:46:00Z" w16du:dateUtc="2026-10-22T12:46:00Z"/>
-          <w:lang w:val="es-ES"/>
-        </w:rPr>
-      </w:pPr>
-    </w:p>
-    <w:p>
-      <w:pPr>
-        <w:jc w:val="both"/>
-        <w:rPr>
-          <w:ins w:id="391" w:author="nohemi fabiola serrano aguilar" w:date="2026-10-22T13:46:00Z" w16du:dateUtc="2026-10-22T12:46:00Z"/>
-          <w:lang w:val="es-ES"/>
-        </w:rPr>
-      </w:pPr>
-    </w:p>
-    <w:p>
-      <w:pPr>
-        <w:jc w:val="both"/>
-        <w:rPr>
-          <w:ins w:id="392" w:author="nohemi fabiola serrano aguilar" w:date="2026-10-22T09:47:00Z" w16du:dateUtc="2026-10-22T08:47:00Z"/>
+          <w:ins w:id="385" w:author="nohemi fabiola serrano aguilar" w:date="2026-10-22T09:47:00Z" w16du:dateUtc="2026-10-22T08:47:00Z"/>
           <w:lang w:val="es-ES"/>
         </w:rPr>
       </w:pPr>
@@ -4349,16 +4308,15 @@
         </w:numPr>
         <w:jc w:val="both"/>
         <w:rPr>
-          <w:ins w:id="393" w:author="nohemi fabiola serrano aguilar" w:date="2026-10-22T10:02:00Z" w16du:dateUtc="2026-10-22T09:02:00Z"/>
+          <w:ins w:id="386" w:author="nohemi fabiola serrano aguilar" w:date="2026-10-22T10:02:00Z" w16du:dateUtc="2026-10-22T09:02:00Z"/>
           <w:lang w:val="es-ES"/>
         </w:rPr>
       </w:pPr>
-      <w:ins w:id="394" w:author="nohemi fabiola serrano aguilar" w:date="2026-10-22T10:02:00Z" w16du:dateUtc="2026-10-22T09:02:00Z">
-        <w:r>
-          <w:rPr>
-            <w:lang w:val="es-ES"/>
-          </w:rPr>
-          <w:lastRenderedPageBreak/>
+      <w:ins w:id="387" w:author="nohemi fabiola serrano aguilar" w:date="2026-10-22T10:02:00Z" w16du:dateUtc="2026-10-22T09:02:00Z">
+        <w:r>
+          <w:rPr>
+            <w:lang w:val="es-ES"/>
+          </w:rPr>
           <w:t>Meta y Objetivos</w:t>
         </w:r>
       </w:ins>
@@ -4367,7 +4325,7 @@
       <w:pPr>
         <w:jc w:val="both"/>
         <w:rPr>
-          <w:ins w:id="395" w:author="nohemi fabiola serrano aguilar" w:date="2026-10-22T10:02:00Z" w16du:dateUtc="2026-10-22T09:02:00Z"/>
+          <w:ins w:id="388" w:author="nohemi fabiola serrano aguilar" w:date="2026-10-22T10:02:00Z" w16du:dateUtc="2026-10-22T09:02:00Z"/>
           <w:lang w:val="es-ES"/>
         </w:rPr>
       </w:pPr>
@@ -4376,11 +4334,11 @@
       <w:pPr>
         <w:jc w:val="both"/>
         <w:rPr>
-          <w:ins w:id="396" w:author="nohemi fabiola serrano aguilar" w:date="2026-10-22T12:25:00Z" w16du:dateUtc="2026-10-22T11:25:00Z"/>
+          <w:ins w:id="389" w:author="nohemi fabiola serrano aguilar" w:date="2026-10-22T12:25:00Z" w16du:dateUtc="2026-10-22T11:25:00Z"/>
           <w:lang w:val="es-ES"/>
         </w:rPr>
       </w:pPr>
-      <w:ins w:id="397" w:author="nohemi fabiola serrano aguilar" w:date="2026-10-22T10:21:00Z" w16du:dateUtc="2026-10-22T09:21:00Z">
+      <w:ins w:id="390" w:author="nohemi fabiola serrano aguilar" w:date="2026-10-22T10:21:00Z" w16du:dateUtc="2026-10-22T09:21:00Z">
         <w:r>
           <w:rPr>
             <w:lang w:val="es-ES"/>
@@ -4388,7 +4346,7 @@
           <w:t xml:space="preserve">El objetivo principal es desarrollar </w:t>
         </w:r>
       </w:ins>
-      <w:ins w:id="398" w:author="nohemi fabiola serrano aguilar" w:date="2026-10-22T10:33:00Z" w16du:dateUtc="2026-10-22T09:33:00Z">
+      <w:ins w:id="391" w:author="nohemi fabiola serrano aguilar" w:date="2026-10-22T10:33:00Z" w16du:dateUtc="2026-10-22T09:33:00Z">
         <w:r>
           <w:rPr>
             <w:lang w:val="es-ES"/>
@@ -4396,7 +4354,7 @@
           <w:t>e impulsar el uso d</w:t>
         </w:r>
       </w:ins>
-      <w:ins w:id="399" w:author="nohemi fabiola serrano aguilar" w:date="2026-10-22T10:34:00Z" w16du:dateUtc="2026-10-22T09:34:00Z">
+      <w:ins w:id="392" w:author="nohemi fabiola serrano aguilar" w:date="2026-10-22T10:34:00Z" w16du:dateUtc="2026-10-22T09:34:00Z">
         <w:r>
           <w:rPr>
             <w:lang w:val="es-ES"/>
@@ -4404,7 +4362,7 @@
           <w:t>e metologias de rotacion automatizada</w:t>
         </w:r>
       </w:ins>
-      <w:ins w:id="400" w:author="nohemi fabiola serrano aguilar" w:date="2026-10-22T12:44:00Z" w16du:dateUtc="2026-10-22T11:44:00Z">
+      <w:ins w:id="393" w:author="nohemi fabiola serrano aguilar" w:date="2026-10-22T12:44:00Z" w16du:dateUtc="2026-10-22T11:44:00Z">
         <w:r>
           <w:rPr>
             <w:lang w:val="es-ES"/>
@@ -4412,7 +4370,7 @@
           <w:t>s</w:t>
         </w:r>
       </w:ins>
-      <w:ins w:id="401" w:author="nohemi fabiola serrano aguilar" w:date="2026-10-22T11:35:00Z" w16du:dateUtc="2026-10-22T10:35:00Z">
+      <w:ins w:id="394" w:author="nohemi fabiola serrano aguilar" w:date="2026-10-22T11:35:00Z" w16du:dateUtc="2026-10-22T10:35:00Z">
         <w:r>
           <w:rPr>
             <w:lang w:val="es-ES"/>
@@ -4420,7 +4378,7 @@
           <w:t xml:space="preserve">, </w:t>
         </w:r>
       </w:ins>
-      <w:ins w:id="402" w:author="nohemi fabiola serrano aguilar" w:date="2026-10-22T10:38:00Z" w16du:dateUtc="2026-10-22T09:38:00Z">
+      <w:ins w:id="395" w:author="nohemi fabiola serrano aguilar" w:date="2026-10-22T10:38:00Z" w16du:dateUtc="2026-10-22T09:38:00Z">
         <w:r>
           <w:rPr>
             <w:lang w:val="es-ES"/>
@@ -4428,7 +4386,7 @@
           <w:t>que permitan</w:t>
         </w:r>
       </w:ins>
-      <w:ins w:id="403" w:author="nohemi fabiola serrano aguilar" w:date="2026-10-22T10:44:00Z" w16du:dateUtc="2026-10-22T09:44:00Z">
+      <w:ins w:id="396" w:author="nohemi fabiola serrano aguilar" w:date="2026-10-22T10:44:00Z" w16du:dateUtc="2026-10-22T09:44:00Z">
         <w:r>
           <w:rPr>
             <w:lang w:val="es-ES"/>
@@ -4436,7 +4394,7 @@
           <w:t xml:space="preserve"> se</w:t>
         </w:r>
       </w:ins>
-      <w:ins w:id="404" w:author="nohemi fabiola serrano aguilar" w:date="2026-10-22T12:44:00Z" w16du:dateUtc="2026-10-22T11:44:00Z">
+      <w:ins w:id="397" w:author="nohemi fabiola serrano aguilar" w:date="2026-10-22T12:44:00Z" w16du:dateUtc="2026-10-22T11:44:00Z">
         <w:r>
           <w:rPr>
             <w:lang w:val="es-ES"/>
@@ -4444,7 +4402,7 @@
           <w:t>g</w:t>
         </w:r>
       </w:ins>
-      <w:ins w:id="405" w:author="nohemi fabiola serrano aguilar" w:date="2026-10-22T10:44:00Z" w16du:dateUtc="2026-10-22T09:44:00Z">
+      <w:ins w:id="398" w:author="nohemi fabiola serrano aguilar" w:date="2026-10-22T10:44:00Z" w16du:dateUtc="2026-10-22T09:44:00Z">
         <w:r>
           <w:rPr>
             <w:lang w:val="es-ES"/>
@@ -4452,7 +4410,7 @@
           <w:t>ment</w:t>
         </w:r>
       </w:ins>
-      <w:ins w:id="406" w:author="nohemi fabiola serrano aguilar" w:date="2026-10-22T10:45:00Z" w16du:dateUtc="2026-10-22T09:45:00Z">
+      <w:ins w:id="399" w:author="nohemi fabiola serrano aguilar" w:date="2026-10-22T10:45:00Z" w16du:dateUtc="2026-10-22T09:45:00Z">
         <w:r>
           <w:rPr>
             <w:lang w:val="es-ES"/>
@@ -4460,7 +4418,7 @@
           <w:t>ar la demanda regional y la distribucion de</w:t>
         </w:r>
       </w:ins>
-      <w:ins w:id="407" w:author="nohemi fabiola serrano aguilar" w:date="2026-10-22T10:38:00Z" w16du:dateUtc="2026-10-22T09:38:00Z">
+      <w:ins w:id="400" w:author="nohemi fabiola serrano aguilar" w:date="2026-10-22T10:38:00Z" w16du:dateUtc="2026-10-22T09:38:00Z">
         <w:r>
           <w:rPr>
             <w:lang w:val="es-ES"/>
@@ -4468,7 +4426,7 @@
           <w:t xml:space="preserve"> farmacos</w:t>
         </w:r>
       </w:ins>
-      <w:ins w:id="408" w:author="nohemi fabiola serrano aguilar" w:date="2026-10-22T10:42:00Z" w16du:dateUtc="2026-10-22T09:42:00Z">
+      <w:ins w:id="401" w:author="nohemi fabiola serrano aguilar" w:date="2026-10-22T10:42:00Z" w16du:dateUtc="2026-10-22T09:42:00Z">
         <w:r>
           <w:rPr>
             <w:lang w:val="es-ES"/>
@@ -4476,7 +4434,7 @@
           <w:t xml:space="preserve"> para la salud obstetrica,</w:t>
         </w:r>
       </w:ins>
-      <w:ins w:id="409" w:author="nohemi fabiola serrano aguilar" w:date="2026-10-22T10:45:00Z" w16du:dateUtc="2026-10-22T09:45:00Z">
+      <w:ins w:id="402" w:author="nohemi fabiola serrano aguilar" w:date="2026-10-22T10:45:00Z" w16du:dateUtc="2026-10-22T09:45:00Z">
         <w:r>
           <w:rPr>
             <w:lang w:val="es-ES"/>
@@ -4484,7 +4442,7 @@
           <w:t xml:space="preserve"> reduciendo</w:t>
         </w:r>
       </w:ins>
-      <w:ins w:id="410" w:author="nohemi fabiola serrano aguilar" w:date="2026-10-22T12:23:00Z" w16du:dateUtc="2026-10-22T11:23:00Z">
+      <w:ins w:id="403" w:author="nohemi fabiola serrano aguilar" w:date="2026-10-22T12:23:00Z" w16du:dateUtc="2026-10-22T11:23:00Z">
         <w:r>
           <w:rPr>
             <w:lang w:val="es-ES"/>
@@ -4492,7 +4450,7 @@
           <w:t xml:space="preserve"> costos operativos,</w:t>
         </w:r>
       </w:ins>
-      <w:ins w:id="411" w:author="nohemi fabiola serrano aguilar" w:date="2026-10-22T10:36:00Z" w16du:dateUtc="2026-10-22T09:36:00Z">
+      <w:ins w:id="404" w:author="nohemi fabiola serrano aguilar" w:date="2026-10-22T10:36:00Z" w16du:dateUtc="2026-10-22T09:36:00Z">
         <w:r>
           <w:rPr>
             <w:lang w:val="es-ES"/>
@@ -4500,7 +4458,7 @@
           <w:t xml:space="preserve"> </w:t>
         </w:r>
       </w:ins>
-      <w:ins w:id="412" w:author="nohemi fabiola serrano aguilar" w:date="2026-10-22T11:37:00Z" w16du:dateUtc="2026-10-22T10:37:00Z">
+      <w:ins w:id="405" w:author="nohemi fabiola serrano aguilar" w:date="2026-10-22T11:37:00Z" w16du:dateUtc="2026-10-22T10:37:00Z">
         <w:r>
           <w:rPr>
             <w:lang w:val="es-ES"/>
@@ -4508,7 +4466,7 @@
           <w:t>mermas</w:t>
         </w:r>
       </w:ins>
-      <w:ins w:id="413" w:author="nohemi fabiola serrano aguilar" w:date="2026-10-22T10:36:00Z" w16du:dateUtc="2026-10-22T09:36:00Z">
+      <w:ins w:id="406" w:author="nohemi fabiola serrano aguilar" w:date="2026-10-22T10:36:00Z" w16du:dateUtc="2026-10-22T09:36:00Z">
         <w:r>
           <w:rPr>
             <w:lang w:val="es-ES"/>
@@ -4516,7 +4474,7 @@
           <w:t xml:space="preserve"> por caducidad </w:t>
         </w:r>
       </w:ins>
-      <w:ins w:id="414" w:author="nohemi fabiola serrano aguilar" w:date="2026-10-22T10:34:00Z" w16du:dateUtc="2026-10-22T09:34:00Z">
+      <w:ins w:id="407" w:author="nohemi fabiola serrano aguilar" w:date="2026-10-22T10:34:00Z" w16du:dateUtc="2026-10-22T09:34:00Z">
         <w:r>
           <w:rPr>
             <w:lang w:val="es-ES"/>
@@ -4524,7 +4482,7 @@
           <w:t xml:space="preserve">y el </w:t>
         </w:r>
       </w:ins>
-      <w:ins w:id="415" w:author="nohemi fabiola serrano aguilar" w:date="2026-10-22T10:46:00Z" w16du:dateUtc="2026-10-22T09:46:00Z">
+      <w:ins w:id="408" w:author="nohemi fabiola serrano aguilar" w:date="2026-10-22T10:46:00Z" w16du:dateUtc="2026-10-22T09:46:00Z">
         <w:r>
           <w:rPr>
             <w:lang w:val="es-ES"/>
@@ -4532,7 +4490,7 @@
           <w:t>desabasto</w:t>
         </w:r>
       </w:ins>
-      <w:ins w:id="416" w:author="nohemi fabiola serrano aguilar" w:date="2026-10-22T10:34:00Z" w16du:dateUtc="2026-10-22T09:34:00Z">
+      <w:ins w:id="409" w:author="nohemi fabiola serrano aguilar" w:date="2026-10-22T10:34:00Z" w16du:dateUtc="2026-10-22T09:34:00Z">
         <w:r>
           <w:rPr>
             <w:lang w:val="es-ES"/>
@@ -4540,7 +4498,7 @@
           <w:t xml:space="preserve"> regional</w:t>
         </w:r>
       </w:ins>
-      <w:ins w:id="417" w:author="nohemi fabiola serrano aguilar" w:date="2026-10-22T11:38:00Z" w16du:dateUtc="2026-10-22T10:38:00Z">
+      <w:ins w:id="410" w:author="nohemi fabiola serrano aguilar" w:date="2026-10-22T11:38:00Z" w16du:dateUtc="2026-10-22T10:38:00Z">
         <w:r>
           <w:rPr>
             <w:lang w:val="es-ES"/>
@@ -4553,7 +4511,7 @@
       <w:pPr>
         <w:jc w:val="both"/>
         <w:rPr>
-          <w:ins w:id="418" w:author="nohemi fabiola serrano aguilar" w:date="2026-10-22T12:25:00Z" w16du:dateUtc="2026-10-22T11:25:00Z"/>
+          <w:ins w:id="411" w:author="nohemi fabiola serrano aguilar" w:date="2026-10-22T12:25:00Z" w16du:dateUtc="2026-10-22T11:25:00Z"/>
           <w:lang w:val="es-ES"/>
         </w:rPr>
       </w:pPr>
@@ -4562,19 +4520,20 @@
       <w:pPr>
         <w:jc w:val="both"/>
         <w:rPr>
-          <w:ins w:id="419" w:author="nohemi fabiola serrano aguilar" w:date="2026-10-22T12:28:00Z" w16du:dateUtc="2026-10-22T11:28:00Z"/>
+          <w:ins w:id="412" w:author="nohemi fabiola serrano aguilar" w:date="2026-10-22T12:28:00Z" w16du:dateUtc="2026-10-22T11:28:00Z"/>
           <w:lang w:val="es-ES"/>
         </w:rPr>
       </w:pPr>
-      <w:ins w:id="420" w:author="nohemi fabiola serrano aguilar" w:date="2026-10-22T12:25:00Z" w16du:dateUtc="2026-10-22T11:25:00Z">
-        <w:r>
-          <w:rPr>
-            <w:lang w:val="es-ES"/>
-          </w:rPr>
+      <w:ins w:id="413" w:author="nohemi fabiola serrano aguilar" w:date="2026-10-22T12:25:00Z" w16du:dateUtc="2026-10-22T11:25:00Z">
+        <w:r>
+          <w:rPr>
+            <w:lang w:val="es-ES"/>
+          </w:rPr>
+          <w:lastRenderedPageBreak/>
           <w:t>Objetivo 1. Reduccion de mermas por Caducidad</w:t>
         </w:r>
       </w:ins>
-      <w:ins w:id="421" w:author="nohemi fabiola serrano aguilar" w:date="2026-10-22T12:43:00Z" w16du:dateUtc="2026-10-22T11:43:00Z">
+      <w:ins w:id="414" w:author="nohemi fabiola serrano aguilar" w:date="2026-10-22T12:43:00Z" w16du:dateUtc="2026-10-22T11:43:00Z">
         <w:r>
           <w:rPr>
             <w:lang w:val="es-ES"/>
@@ -4582,7 +4541,7 @@
           <w:t xml:space="preserve"> sustituyendo</w:t>
         </w:r>
       </w:ins>
-      <w:ins w:id="422" w:author="nohemi fabiola serrano aguilar" w:date="2026-10-22T12:26:00Z" w16du:dateUtc="2026-10-22T11:26:00Z">
+      <w:ins w:id="415" w:author="nohemi fabiola serrano aguilar" w:date="2026-10-22T12:26:00Z" w16du:dateUtc="2026-10-22T11:26:00Z">
         <w:r>
           <w:rPr>
             <w:lang w:val="es-ES"/>
@@ -4590,7 +4549,7 @@
           <w:t xml:space="preserve"> el reabastecimiento inercial por un modelo de accion basado</w:t>
         </w:r>
       </w:ins>
-      <w:ins w:id="423" w:author="nohemi fabiola serrano aguilar" w:date="2026-10-22T12:27:00Z" w16du:dateUtc="2026-10-22T11:27:00Z">
+      <w:ins w:id="416" w:author="nohemi fabiola serrano aguilar" w:date="2026-10-22T12:27:00Z" w16du:dateUtc="2026-10-22T11:27:00Z">
         <w:r>
           <w:rPr>
             <w:lang w:val="es-ES"/>
@@ -4598,7 +4557,7 @@
           <w:t xml:space="preserve"> en el riesgo epidemiologico </w:t>
         </w:r>
       </w:ins>
-      <w:ins w:id="424" w:author="nohemi fabiola serrano aguilar" w:date="2026-10-22T12:43:00Z" w16du:dateUtc="2026-10-22T11:43:00Z">
+      <w:ins w:id="417" w:author="nohemi fabiola serrano aguilar" w:date="2026-10-22T12:43:00Z" w16du:dateUtc="2026-10-22T11:43:00Z">
         <w:r>
           <w:rPr>
             <w:lang w:val="es-ES"/>
@@ -4611,11 +4570,11 @@
       <w:pPr>
         <w:jc w:val="both"/>
         <w:rPr>
-          <w:ins w:id="425" w:author="nohemi fabiola serrano aguilar" w:date="2026-10-22T12:30:00Z" w16du:dateUtc="2026-10-22T11:30:00Z"/>
+          <w:ins w:id="418" w:author="nohemi fabiola serrano aguilar" w:date="2026-10-22T12:30:00Z" w16du:dateUtc="2026-10-22T11:30:00Z"/>
           <w:lang w:val="es-ES"/>
         </w:rPr>
       </w:pPr>
-      <w:ins w:id="426" w:author="nohemi fabiola serrano aguilar" w:date="2026-10-22T12:28:00Z" w16du:dateUtc="2026-10-22T11:28:00Z">
+      <w:ins w:id="419" w:author="nohemi fabiola serrano aguilar" w:date="2026-10-22T12:28:00Z" w16du:dateUtc="2026-10-22T11:28:00Z">
         <w:r>
           <w:rPr>
             <w:lang w:val="es-ES"/>
@@ -4623,7 +4582,7 @@
           <w:t xml:space="preserve">Objetivo 2. </w:t>
         </w:r>
       </w:ins>
-      <w:ins w:id="427" w:author="nohemi fabiola serrano aguilar" w:date="2026-10-22T12:29:00Z" w16du:dateUtc="2026-10-22T11:29:00Z">
+      <w:ins w:id="420" w:author="nohemi fabiola serrano aguilar" w:date="2026-10-22T12:29:00Z" w16du:dateUtc="2026-10-22T11:29:00Z">
         <w:r>
           <w:rPr>
             <w:lang w:val="es-ES"/>
@@ -4631,7 +4590,7 @@
           <w:t>Optimizacion de costos de servicio</w:t>
         </w:r>
       </w:ins>
-      <w:ins w:id="428" w:author="nohemi fabiola serrano aguilar" w:date="2026-10-22T12:45:00Z" w16du:dateUtc="2026-10-22T11:45:00Z">
+      <w:ins w:id="421" w:author="nohemi fabiola serrano aguilar" w:date="2026-10-22T12:45:00Z" w16du:dateUtc="2026-10-22T11:45:00Z">
         <w:r>
           <w:rPr>
             <w:lang w:val="es-ES"/>
@@ -4639,7 +4598,7 @@
           <w:t xml:space="preserve"> co</w:t>
         </w:r>
       </w:ins>
-      <w:ins w:id="429" w:author="nohemi fabiola serrano aguilar" w:date="2026-10-22T12:46:00Z" w16du:dateUtc="2026-10-22T11:46:00Z">
+      <w:ins w:id="422" w:author="nohemi fabiola serrano aguilar" w:date="2026-10-22T12:46:00Z" w16du:dateUtc="2026-10-22T11:46:00Z">
         <w:r>
           <w:rPr>
             <w:lang w:val="es-ES"/>
@@ -4647,7 +4606,7 @@
           <w:t>n</w:t>
         </w:r>
       </w:ins>
-      <w:ins w:id="430" w:author="nohemi fabiola serrano aguilar" w:date="2026-10-22T12:45:00Z" w16du:dateUtc="2026-10-22T11:45:00Z">
+      <w:ins w:id="423" w:author="nohemi fabiola serrano aguilar" w:date="2026-10-22T12:45:00Z" w16du:dateUtc="2026-10-22T11:45:00Z">
         <w:r>
           <w:rPr>
             <w:lang w:val="es-ES"/>
@@ -4655,7 +4614,7 @@
           <w:t>solidando</w:t>
         </w:r>
       </w:ins>
-      <w:ins w:id="431" w:author="nohemi fabiola serrano aguilar" w:date="2026-10-22T12:29:00Z" w16du:dateUtc="2026-10-22T11:29:00Z">
+      <w:ins w:id="424" w:author="nohemi fabiola serrano aguilar" w:date="2026-10-22T12:29:00Z" w16du:dateUtc="2026-10-22T11:29:00Z">
         <w:r>
           <w:rPr>
             <w:lang w:val="es-ES"/>
@@ -4663,7 +4622,7 @@
           <w:t xml:space="preserve"> </w:t>
         </w:r>
       </w:ins>
-      <w:ins w:id="432" w:author="nohemi fabiola serrano aguilar" w:date="2026-10-22T12:46:00Z" w16du:dateUtc="2026-10-22T11:46:00Z">
+      <w:ins w:id="425" w:author="nohemi fabiola serrano aguilar" w:date="2026-10-22T12:46:00Z" w16du:dateUtc="2026-10-22T11:46:00Z">
         <w:r>
           <w:rPr>
             <w:lang w:val="es-ES"/>
@@ -4671,7 +4630,7 @@
           <w:t>el abasto</w:t>
         </w:r>
       </w:ins>
-      <w:ins w:id="433" w:author="nohemi fabiola serrano aguilar" w:date="2026-10-22T12:29:00Z" w16du:dateUtc="2026-10-22T11:29:00Z">
+      <w:ins w:id="426" w:author="nohemi fabiola serrano aguilar" w:date="2026-10-22T12:29:00Z" w16du:dateUtc="2026-10-22T11:29:00Z">
         <w:r>
           <w:rPr>
             <w:lang w:val="es-ES"/>
@@ -4679,7 +4638,7 @@
           <w:t xml:space="preserve"> en los centros de Distribucion (CEDIS) </w:t>
         </w:r>
       </w:ins>
-      <w:ins w:id="434" w:author="nohemi fabiola serrano aguilar" w:date="2026-10-22T12:30:00Z" w16du:dateUtc="2026-10-22T11:30:00Z">
+      <w:ins w:id="427" w:author="nohemi fabiola serrano aguilar" w:date="2026-10-22T12:30:00Z" w16du:dateUtc="2026-10-22T11:30:00Z">
         <w:r>
           <w:rPr>
             <w:lang w:val="es-ES"/>
@@ -4692,7 +4651,7 @@
       <w:pPr>
         <w:jc w:val="both"/>
         <w:rPr>
-          <w:ins w:id="435" w:author="nohemi fabiola serrano aguilar" w:date="2026-10-22T12:30:00Z" w16du:dateUtc="2026-10-22T11:30:00Z"/>
+          <w:ins w:id="428" w:author="nohemi fabiola serrano aguilar" w:date="2026-10-22T12:30:00Z" w16du:dateUtc="2026-10-22T11:30:00Z"/>
           <w:lang w:val="es-ES"/>
         </w:rPr>
       </w:pPr>
@@ -4701,11 +4660,11 @@
       <w:pPr>
         <w:jc w:val="both"/>
         <w:rPr>
-          <w:ins w:id="436" w:author="nohemi fabiola serrano aguilar" w:date="2026-10-22T12:34:00Z" w16du:dateUtc="2026-10-22T11:34:00Z"/>
+          <w:ins w:id="429" w:author="nohemi fabiola serrano aguilar" w:date="2026-10-22T12:34:00Z" w16du:dateUtc="2026-10-22T11:34:00Z"/>
           <w:lang w:val="es-ES"/>
         </w:rPr>
       </w:pPr>
-      <w:ins w:id="437" w:author="nohemi fabiola serrano aguilar" w:date="2026-10-22T12:30:00Z" w16du:dateUtc="2026-10-22T11:30:00Z">
+      <w:ins w:id="430" w:author="nohemi fabiola serrano aguilar" w:date="2026-10-22T12:30:00Z" w16du:dateUtc="2026-10-22T11:30:00Z">
         <w:r>
           <w:rPr>
             <w:lang w:val="es-ES"/>
@@ -4713,7 +4672,7 @@
           <w:t xml:space="preserve">Objetivo 3. </w:t>
         </w:r>
       </w:ins>
-      <w:ins w:id="438" w:author="nohemi fabiola serrano aguilar" w:date="2026-10-22T12:31:00Z" w16du:dateUtc="2026-10-22T11:31:00Z">
+      <w:ins w:id="431" w:author="nohemi fabiola serrano aguilar" w:date="2026-10-22T12:31:00Z" w16du:dateUtc="2026-10-22T11:31:00Z">
         <w:r>
           <w:rPr>
             <w:lang w:val="es-ES"/>
@@ -4721,7 +4680,7 @@
           <w:t>Incremento en el nivel de Servicio y Cumplimiento de Contratos</w:t>
         </w:r>
       </w:ins>
-      <w:ins w:id="439" w:author="nohemi fabiola serrano aguilar" w:date="2026-10-22T12:47:00Z" w16du:dateUtc="2026-10-22T11:47:00Z">
+      <w:ins w:id="432" w:author="nohemi fabiola serrano aguilar" w:date="2026-10-22T12:47:00Z" w16du:dateUtc="2026-10-22T11:47:00Z">
         <w:r>
           <w:rPr>
             <w:lang w:val="es-ES"/>
@@ -4729,7 +4688,7 @@
           <w:t xml:space="preserve"> asegurando </w:t>
         </w:r>
       </w:ins>
-      <w:ins w:id="440" w:author="nohemi fabiola serrano aguilar" w:date="2026-10-22T12:31:00Z" w16du:dateUtc="2026-10-22T11:31:00Z">
+      <w:ins w:id="433" w:author="nohemi fabiola serrano aguilar" w:date="2026-10-22T12:31:00Z" w16du:dateUtc="2026-10-22T11:31:00Z">
         <w:r>
           <w:rPr>
             <w:lang w:val="es-ES"/>
@@ -4737,7 +4696,7 @@
           <w:t>que el opera</w:t>
         </w:r>
       </w:ins>
-      <w:ins w:id="441" w:author="nohemi fabiola serrano aguilar" w:date="2026-10-22T12:32:00Z" w16du:dateUtc="2026-10-22T11:32:00Z">
+      <w:ins w:id="434" w:author="nohemi fabiola serrano aguilar" w:date="2026-10-22T12:32:00Z" w16du:dateUtc="2026-10-22T11:32:00Z">
         <w:r>
           <w:rPr>
             <w:lang w:val="es-ES"/>
@@ -4745,7 +4704,7 @@
           <w:t xml:space="preserve">dor logistico </w:t>
         </w:r>
       </w:ins>
-      <w:ins w:id="442" w:author="nohemi fabiola serrano aguilar" w:date="2026-10-22T12:47:00Z" w16du:dateUtc="2026-10-22T11:47:00Z">
+      <w:ins w:id="435" w:author="nohemi fabiola serrano aguilar" w:date="2026-10-22T12:47:00Z" w16du:dateUtc="2026-10-22T11:47:00Z">
         <w:r>
           <w:rPr>
             <w:lang w:val="es-ES"/>
@@ -4753,7 +4712,7 @@
           <w:t>c</w:t>
         </w:r>
       </w:ins>
-      <w:ins w:id="443" w:author="nohemi fabiola serrano aguilar" w:date="2026-10-22T12:32:00Z" w16du:dateUtc="2026-10-22T11:32:00Z">
+      <w:ins w:id="436" w:author="nohemi fabiola serrano aguilar" w:date="2026-10-22T12:32:00Z" w16du:dateUtc="2026-10-22T11:32:00Z">
         <w:r>
           <w:rPr>
             <w:lang w:val="es-ES"/>
@@ -4761,7 +4720,7 @@
           <w:t>umpla de forma estricta con las entregas a las instituciones de salud</w:t>
         </w:r>
       </w:ins>
-      <w:ins w:id="444" w:author="nohemi fabiola serrano aguilar" w:date="2026-10-22T12:33:00Z" w16du:dateUtc="2026-10-22T11:33:00Z">
+      <w:ins w:id="437" w:author="nohemi fabiola serrano aguilar" w:date="2026-10-22T12:33:00Z" w16du:dateUtc="2026-10-22T11:33:00Z">
         <w:r>
           <w:rPr>
             <w:lang w:val="es-ES"/>
@@ -4769,7 +4728,7 @@
           <w:t xml:space="preserve"> </w:t>
         </w:r>
       </w:ins>
-      <w:ins w:id="445" w:author="nohemi fabiola serrano aguilar" w:date="2026-10-22T12:34:00Z" w16du:dateUtc="2026-10-22T11:34:00Z">
+      <w:ins w:id="438" w:author="nohemi fabiola serrano aguilar" w:date="2026-10-22T12:34:00Z" w16du:dateUtc="2026-10-22T11:34:00Z">
         <w:r>
           <w:rPr>
             <w:lang w:val="es-ES"/>
@@ -4782,7 +4741,7 @@
       <w:pPr>
         <w:jc w:val="both"/>
         <w:rPr>
-          <w:ins w:id="446" w:author="nohemi fabiola serrano aguilar" w:date="2026-10-22T12:34:00Z" w16du:dateUtc="2026-10-22T11:34:00Z"/>
+          <w:ins w:id="439" w:author="nohemi fabiola serrano aguilar" w:date="2026-10-22T12:34:00Z" w16du:dateUtc="2026-10-22T11:34:00Z"/>
           <w:lang w:val="es-ES"/>
         </w:rPr>
       </w:pPr>
@@ -4791,11 +4750,11 @@
       <w:pPr>
         <w:jc w:val="both"/>
         <w:rPr>
-          <w:ins w:id="447" w:author="nohemi fabiola serrano aguilar" w:date="2026-10-22T12:37:00Z" w16du:dateUtc="2026-10-22T11:37:00Z"/>
+          <w:ins w:id="440" w:author="nohemi fabiola serrano aguilar" w:date="2026-10-22T12:37:00Z" w16du:dateUtc="2026-10-22T11:37:00Z"/>
           <w:lang w:val="es-ES"/>
         </w:rPr>
       </w:pPr>
-      <w:ins w:id="448" w:author="nohemi fabiola serrano aguilar" w:date="2026-10-22T12:34:00Z" w16du:dateUtc="2026-10-22T11:34:00Z">
+      <w:ins w:id="441" w:author="nohemi fabiola serrano aguilar" w:date="2026-10-22T12:34:00Z" w16du:dateUtc="2026-10-22T11:34:00Z">
         <w:r>
           <w:rPr>
             <w:lang w:val="es-ES"/>
@@ -4803,7 +4762,7 @@
           <w:t xml:space="preserve">Objetivo 4. </w:t>
         </w:r>
       </w:ins>
-      <w:ins w:id="449" w:author="nohemi fabiola serrano aguilar" w:date="2026-10-22T12:35:00Z" w16du:dateUtc="2026-10-22T11:35:00Z">
+      <w:ins w:id="442" w:author="nohemi fabiola serrano aguilar" w:date="2026-10-22T12:35:00Z" w16du:dateUtc="2026-10-22T11:35:00Z">
         <w:r>
           <w:rPr>
             <w:lang w:val="es-ES"/>
@@ -4811,7 +4770,7 @@
           <w:t>Maximizacion de la rotacion de Inventario de Alta Especialidad. Mejorar el desplazamiento de inventarios perecederos</w:t>
         </w:r>
       </w:ins>
-      <w:ins w:id="450" w:author="nohemi fabiola serrano aguilar" w:date="2026-10-22T12:36:00Z" w16du:dateUtc="2026-10-22T11:36:00Z">
+      <w:ins w:id="443" w:author="nohemi fabiola serrano aguilar" w:date="2026-10-22T12:36:00Z" w16du:dateUtc="2026-10-22T11:36:00Z">
         <w:r>
           <w:rPr>
             <w:lang w:val="es-ES"/>
@@ -4819,7 +4778,7 @@
           <w:t xml:space="preserve"> reduciendo la permanencia en almacenes, liberando flujos de efectivo y asegurando que el producto llegue al paciente </w:t>
         </w:r>
       </w:ins>
-      <w:ins w:id="451" w:author="nohemi fabiola serrano aguilar" w:date="2026-10-22T12:37:00Z" w16du:dateUtc="2026-10-22T11:37:00Z">
+      <w:ins w:id="444" w:author="nohemi fabiola serrano aguilar" w:date="2026-10-22T12:37:00Z" w16du:dateUtc="2026-10-22T11:37:00Z">
         <w:r>
           <w:rPr>
             <w:lang w:val="es-ES"/>
@@ -4832,7 +4791,7 @@
       <w:pPr>
         <w:jc w:val="both"/>
         <w:rPr>
-          <w:ins w:id="452" w:author="nohemi fabiola serrano aguilar" w:date="2026-10-22T12:37:00Z" w16du:dateUtc="2026-10-22T11:37:00Z"/>
+          <w:ins w:id="445" w:author="nohemi fabiola serrano aguilar" w:date="2026-10-22T12:37:00Z" w16du:dateUtc="2026-10-22T11:37:00Z"/>
           <w:lang w:val="es-ES"/>
         </w:rPr>
       </w:pPr>
@@ -4846,16 +4805,16 @@
         </w:numPr>
         <w:jc w:val="both"/>
         <w:rPr>
-          <w:ins w:id="453" w:author="nohemi fabiola serrano aguilar" w:date="2026-10-22T12:38:00Z" w16du:dateUtc="2026-10-22T11:38:00Z"/>
+          <w:ins w:id="446" w:author="nohemi fabiola serrano aguilar" w:date="2026-10-22T12:38:00Z" w16du:dateUtc="2026-10-22T11:38:00Z"/>
           <w:lang w:val="es-ES"/>
         </w:rPr>
-        <w:pPrChange w:id="454" w:author="nohemi fabiola serrano aguilar" w:date="2026-10-22T12:56:00Z" w16du:dateUtc="2026-10-22T11:56:00Z">
+        <w:pPrChange w:id="447" w:author="nohemi fabiola serrano aguilar" w:date="2026-10-22T12:56:00Z" w16du:dateUtc="2026-10-22T11:56:00Z">
           <w:pPr>
             <w:jc w:val="both"/>
           </w:pPr>
         </w:pPrChange>
       </w:pPr>
-      <w:ins w:id="455" w:author="nohemi fabiola serrano aguilar" w:date="2026-10-22T12:38:00Z" w16du:dateUtc="2026-10-22T11:38:00Z">
+      <w:ins w:id="448" w:author="nohemi fabiola serrano aguilar" w:date="2026-10-22T12:38:00Z" w16du:dateUtc="2026-10-22T11:38:00Z">
         <w:r>
           <w:rPr>
             <w:lang w:val="es-ES"/>
@@ -4868,7 +4827,7 @@
       <w:pPr>
         <w:jc w:val="both"/>
         <w:rPr>
-          <w:ins w:id="456" w:author="nohemi fabiola serrano aguilar" w:date="2026-10-22T12:38:00Z" w16du:dateUtc="2026-10-22T11:38:00Z"/>
+          <w:ins w:id="449" w:author="nohemi fabiola serrano aguilar" w:date="2026-10-22T12:38:00Z" w16du:dateUtc="2026-10-22T11:38:00Z"/>
           <w:lang w:val="es-ES"/>
         </w:rPr>
       </w:pPr>
@@ -4877,93 +4836,84 @@
       <w:pPr>
         <w:jc w:val="both"/>
         <w:rPr>
-          <w:ins w:id="457" w:author="nohemi fabiola serrano aguilar" w:date="2026-10-22T12:25:00Z" w16du:dateUtc="2026-10-22T11:25:00Z"/>
+          <w:ins w:id="450" w:author="nohemi fabiola serrano aguilar" w:date="2026-10-22T12:25:00Z" w16du:dateUtc="2026-10-22T11:25:00Z"/>
           <w:lang w:val="es-MX"/>
-          <w:rPrChange w:id="458" w:author="nohemi fabiola serrano aguilar" w:date="2026-10-22T12:51:00Z" w16du:dateUtc="2026-10-22T11:51:00Z">
+          <w:rPrChange w:id="451" w:author="nohemi fabiola serrano aguilar" w:date="2026-10-22T12:51:00Z" w16du:dateUtc="2026-10-22T11:51:00Z">
             <w:rPr>
-              <w:ins w:id="459" w:author="nohemi fabiola serrano aguilar" w:date="2026-10-22T12:25:00Z" w16du:dateUtc="2026-10-22T11:25:00Z"/>
+              <w:ins w:id="452" w:author="nohemi fabiola serrano aguilar" w:date="2026-10-22T12:25:00Z" w16du:dateUtc="2026-10-22T11:25:00Z"/>
               <w:lang w:val="es-ES"/>
             </w:rPr>
           </w:rPrChange>
         </w:rPr>
       </w:pPr>
-      <w:ins w:id="460" w:author="nohemi fabiola serrano aguilar" w:date="2026-10-22T12:38:00Z" w16du:dateUtc="2026-10-22T11:38:00Z">
+      <w:ins w:id="453" w:author="nohemi fabiola serrano aguilar" w:date="2026-10-22T12:38:00Z" w16du:dateUtc="2026-10-22T11:38:00Z">
         <w:r>
           <w:rPr>
             <w:lang w:val="es-MX"/>
-            <w:rPrChange w:id="461" w:author="nohemi fabiola serrano aguilar" w:date="2026-10-22T12:51:00Z" w16du:dateUtc="2026-10-22T11:51:00Z">
+            <w:rPrChange w:id="454" w:author="nohemi fabiola serrano aguilar" w:date="2026-10-22T12:51:00Z" w16du:dateUtc="2026-10-22T11:51:00Z">
               <w:rPr/>
             </w:rPrChange>
           </w:rPr>
-          <w:t>H₁:</w:t>
-        </w:r>
+          <w:t xml:space="preserve">H₁: </w:t>
+        </w:r>
+      </w:ins>
+      <w:ins w:id="455" w:author="nohemi fabiola serrano aguilar" w:date="2026-10-22T12:59:00Z" w16du:dateUtc="2026-10-22T11:59:00Z">
         <w:r>
           <w:rPr>
             <w:lang w:val="es-MX"/>
-            <w:rPrChange w:id="462" w:author="nohemi fabiola serrano aguilar" w:date="2026-10-22T12:51:00Z" w16du:dateUtc="2026-10-22T11:51:00Z">
-              <w:rPr/>
-            </w:rPrChange>
-          </w:rPr>
-          <w:t xml:space="preserve"> </w:t>
-        </w:r>
-      </w:ins>
-      <w:ins w:id="463" w:author="nohemi fabiola serrano aguilar" w:date="2026-10-22T12:59:00Z" w16du:dateUtc="2026-10-22T11:59:00Z">
+          </w:rPr>
+          <w:t>Los patrones de mortalidad materna actuan como variables predi</w:t>
+        </w:r>
+      </w:ins>
+      <w:ins w:id="456" w:author="nohemi fabiola serrano aguilar" w:date="2026-10-22T13:00:00Z" w16du:dateUtc="2026-10-22T12:00:00Z">
         <w:r>
           <w:rPr>
             <w:lang w:val="es-MX"/>
           </w:rPr>
-          <w:t>Los patrones de mortalidad materna actuan como variables predi</w:t>
-        </w:r>
-      </w:ins>
-      <w:ins w:id="464" w:author="nohemi fabiola serrano aguilar" w:date="2026-10-22T13:00:00Z" w16du:dateUtc="2026-10-22T12:00:00Z">
+          <w:t xml:space="preserve">ctoras para proyectar la demanda de insumos obstetricos </w:t>
+        </w:r>
+      </w:ins>
+      <w:ins w:id="457" w:author="nohemi fabiola serrano aguilar" w:date="2026-10-22T13:04:00Z" w16du:dateUtc="2026-10-22T12:04:00Z">
         <w:r>
           <w:rPr>
             <w:lang w:val="es-MX"/>
           </w:rPr>
-          <w:t xml:space="preserve">ctoras para proyectar la demanda de insumos obstetricos </w:t>
-        </w:r>
-      </w:ins>
-      <w:ins w:id="465" w:author="nohemi fabiola serrano aguilar" w:date="2026-10-22T13:04:00Z" w16du:dateUtc="2026-10-22T12:04:00Z">
+          <w:t>en</w:t>
+        </w:r>
+      </w:ins>
+      <w:ins w:id="458" w:author="nohemi fabiola serrano aguilar" w:date="2026-10-22T13:00:00Z" w16du:dateUtc="2026-10-22T12:00:00Z">
         <w:r>
           <w:rPr>
             <w:lang w:val="es-MX"/>
           </w:rPr>
-          <w:t>en</w:t>
-        </w:r>
-      </w:ins>
-      <w:ins w:id="466" w:author="nohemi fabiola serrano aguilar" w:date="2026-10-22T13:00:00Z" w16du:dateUtc="2026-10-22T12:00:00Z">
+          <w:t xml:space="preserve"> nodo</w:t>
+        </w:r>
+      </w:ins>
+      <w:ins w:id="459" w:author="nohemi fabiola serrano aguilar" w:date="2026-10-22T13:04:00Z" w16du:dateUtc="2026-10-22T12:04:00Z">
         <w:r>
           <w:rPr>
             <w:lang w:val="es-MX"/>
           </w:rPr>
-          <w:t xml:space="preserve"> nodo</w:t>
-        </w:r>
-      </w:ins>
-      <w:ins w:id="467" w:author="nohemi fabiola serrano aguilar" w:date="2026-10-22T13:04:00Z" w16du:dateUtc="2026-10-22T12:04:00Z">
+          <w:t>s</w:t>
+        </w:r>
+      </w:ins>
+      <w:ins w:id="460" w:author="nohemi fabiola serrano aguilar" w:date="2026-10-22T13:00:00Z" w16du:dateUtc="2026-10-22T12:00:00Z">
         <w:r>
           <w:rPr>
             <w:lang w:val="es-MX"/>
           </w:rPr>
-          <w:t>s</w:t>
-        </w:r>
-      </w:ins>
-      <w:ins w:id="468" w:author="nohemi fabiola serrano aguilar" w:date="2026-10-22T13:00:00Z" w16du:dateUtc="2026-10-22T12:00:00Z">
+          <w:t xml:space="preserve"> logistico</w:t>
+        </w:r>
+      </w:ins>
+      <w:ins w:id="461" w:author="nohemi fabiola serrano aguilar" w:date="2026-10-22T13:04:00Z" w16du:dateUtc="2026-10-22T12:04:00Z">
         <w:r>
           <w:rPr>
             <w:lang w:val="es-MX"/>
           </w:rPr>
-          <w:t xml:space="preserve"> logistico</w:t>
-        </w:r>
-      </w:ins>
-      <w:ins w:id="469" w:author="nohemi fabiola serrano aguilar" w:date="2026-10-22T13:04:00Z" w16du:dateUtc="2026-10-22T12:04:00Z">
-        <w:r>
-          <w:rPr>
-            <w:lang w:val="es-MX"/>
-          </w:rPr>
           <w:t>s.</w:t>
         </w:r>
       </w:ins>
-      <w:ins w:id="470" w:author="nohemi fabiola serrano aguilar" w:date="2026-10-22T13:00:00Z" w16du:dateUtc="2026-10-22T12:00:00Z">
+      <w:ins w:id="462" w:author="nohemi fabiola serrano aguilar" w:date="2026-10-22T13:00:00Z" w16du:dateUtc="2026-10-22T12:00:00Z">
         <w:r>
           <w:rPr>
             <w:lang w:val="es-MX"/>
@@ -4976,7 +4926,7 @@
       <w:pPr>
         <w:jc w:val="both"/>
         <w:rPr>
-          <w:ins w:id="471" w:author="nohemi fabiola serrano aguilar" w:date="2026-10-22T12:25:00Z" w16du:dateUtc="2026-10-22T11:25:00Z"/>
+          <w:ins w:id="463" w:author="nohemi fabiola serrano aguilar" w:date="2026-10-22T12:25:00Z" w16du:dateUtc="2026-10-22T11:25:00Z"/>
           <w:lang w:val="es-ES"/>
         </w:rPr>
       </w:pPr>
@@ -4990,11 +4940,11 @@
         </w:numPr>
         <w:jc w:val="both"/>
         <w:rPr>
-          <w:ins w:id="472" w:author="nohemi fabiola serrano aguilar" w:date="2026-10-22T13:05:00Z" w16du:dateUtc="2026-10-22T12:05:00Z"/>
+          <w:ins w:id="464" w:author="nohemi fabiola serrano aguilar" w:date="2026-10-22T13:05:00Z" w16du:dateUtc="2026-10-22T12:05:00Z"/>
           <w:lang w:val="es-ES"/>
         </w:rPr>
       </w:pPr>
-      <w:ins w:id="473" w:author="nohemi fabiola serrano aguilar" w:date="2026-10-22T13:05:00Z" w16du:dateUtc="2026-10-22T12:05:00Z">
+      <w:ins w:id="465" w:author="nohemi fabiola serrano aguilar" w:date="2026-10-22T13:05:00Z" w16du:dateUtc="2026-10-22T12:05:00Z">
         <w:r>
           <w:rPr>
             <w:lang w:val="es-ES"/>
@@ -5007,7 +4957,7 @@
       <w:pPr>
         <w:jc w:val="both"/>
         <w:rPr>
-          <w:ins w:id="474" w:author="nohemi fabiola serrano aguilar" w:date="2026-10-22T13:05:00Z" w16du:dateUtc="2026-10-22T12:05:00Z"/>
+          <w:ins w:id="466" w:author="nohemi fabiola serrano aguilar" w:date="2026-10-22T13:05:00Z" w16du:dateUtc="2026-10-22T12:05:00Z"/>
           <w:lang w:val="es-ES"/>
         </w:rPr>
       </w:pPr>
@@ -5016,11 +4966,11 @@
       <w:pPr>
         <w:jc w:val="both"/>
         <w:rPr>
-          <w:ins w:id="475" w:author="nohemi fabiola serrano aguilar" w:date="2026-10-22T13:05:00Z" w16du:dateUtc="2026-10-22T12:05:00Z"/>
+          <w:ins w:id="467" w:author="nohemi fabiola serrano aguilar" w:date="2026-10-22T13:05:00Z" w16du:dateUtc="2026-10-22T12:05:00Z"/>
           <w:lang w:val="es-ES"/>
         </w:rPr>
       </w:pPr>
-      <w:ins w:id="476" w:author="nohemi fabiola serrano aguilar" w:date="2026-10-22T13:05:00Z" w16du:dateUtc="2026-10-22T12:05:00Z">
+      <w:ins w:id="468" w:author="nohemi fabiola serrano aguilar" w:date="2026-10-22T13:05:00Z" w16du:dateUtc="2026-10-22T12:05:00Z">
         <w:r>
           <w:rPr>
             <w:lang w:val="es-ES"/>
@@ -5033,7 +4983,7 @@
       <w:pPr>
         <w:jc w:val="both"/>
         <w:rPr>
-          <w:ins w:id="477" w:author="nohemi fabiola serrano aguilar" w:date="2026-10-22T13:05:00Z" w16du:dateUtc="2026-10-22T12:05:00Z"/>
+          <w:ins w:id="469" w:author="nohemi fabiola serrano aguilar" w:date="2026-10-22T13:05:00Z" w16du:dateUtc="2026-10-22T12:05:00Z"/>
           <w:lang w:val="es-ES"/>
         </w:rPr>
       </w:pPr>
@@ -5047,11 +4997,11 @@
         </w:numPr>
         <w:jc w:val="both"/>
         <w:rPr>
-          <w:ins w:id="478" w:author="nohemi fabiola serrano aguilar" w:date="2026-10-22T13:06:00Z" w16du:dateUtc="2026-10-22T12:06:00Z"/>
+          <w:ins w:id="470" w:author="nohemi fabiola serrano aguilar" w:date="2026-10-22T13:06:00Z" w16du:dateUtc="2026-10-22T12:06:00Z"/>
           <w:lang w:val="es-ES"/>
         </w:rPr>
       </w:pPr>
-      <w:ins w:id="479" w:author="nohemi fabiola serrano aguilar" w:date="2026-10-22T13:05:00Z" w16du:dateUtc="2026-10-22T12:05:00Z">
+      <w:ins w:id="471" w:author="nohemi fabiola serrano aguilar" w:date="2026-10-22T13:05:00Z" w16du:dateUtc="2026-10-22T12:05:00Z">
         <w:r>
           <w:rPr>
             <w:lang w:val="es-ES"/>
@@ -5069,11 +5019,11 @@
         </w:numPr>
         <w:jc w:val="both"/>
         <w:rPr>
-          <w:ins w:id="480" w:author="nohemi fabiola serrano aguilar" w:date="2026-10-22T13:13:00Z" w16du:dateUtc="2026-10-22T12:13:00Z"/>
+          <w:ins w:id="472" w:author="nohemi fabiola serrano aguilar" w:date="2026-10-22T13:13:00Z" w16du:dateUtc="2026-10-22T12:13:00Z"/>
           <w:lang w:val="es-ES"/>
         </w:rPr>
       </w:pPr>
-      <w:ins w:id="481" w:author="nohemi fabiola serrano aguilar" w:date="2026-10-22T13:06:00Z" w16du:dateUtc="2026-10-22T12:06:00Z">
+      <w:ins w:id="473" w:author="nohemi fabiola serrano aguilar" w:date="2026-10-22T13:06:00Z" w16du:dateUtc="2026-10-22T12:06:00Z">
         <w:r>
           <w:rPr>
             <w:lang w:val="es-ES"/>
@@ -5091,11 +5041,11 @@
         </w:numPr>
         <w:jc w:val="both"/>
         <w:rPr>
-          <w:ins w:id="482" w:author="nohemi fabiola serrano aguilar" w:date="2026-10-22T13:06:00Z" w16du:dateUtc="2026-10-22T12:06:00Z"/>
+          <w:ins w:id="474" w:author="nohemi fabiola serrano aguilar" w:date="2026-10-22T13:06:00Z" w16du:dateUtc="2026-10-22T12:06:00Z"/>
           <w:lang w:val="es-ES"/>
         </w:rPr>
       </w:pPr>
-      <w:ins w:id="483" w:author="nohemi fabiola serrano aguilar" w:date="2026-10-22T13:14:00Z" w16du:dateUtc="2026-10-22T12:14:00Z">
+      <w:ins w:id="475" w:author="nohemi fabiola serrano aguilar" w:date="2026-10-22T13:14:00Z" w16du:dateUtc="2026-10-22T12:14:00Z">
         <w:r>
           <w:rPr>
             <w:lang w:val="es-ES"/>
@@ -5103,7 +5053,7 @@
           <w:t>La c</w:t>
         </w:r>
       </w:ins>
-      <w:ins w:id="484" w:author="nohemi fabiola serrano aguilar" w:date="2026-10-22T13:13:00Z" w16du:dateUtc="2026-10-22T12:13:00Z">
+      <w:ins w:id="476" w:author="nohemi fabiola serrano aguilar" w:date="2026-10-22T13:13:00Z" w16du:dateUtc="2026-10-22T12:13:00Z">
         <w:r>
           <w:rPr>
             <w:lang w:val="es-ES"/>
@@ -5111,7 +5061,7 @@
           <w:t>lasificacion de hospitales en Publicos y Privados</w:t>
         </w:r>
       </w:ins>
-      <w:ins w:id="485" w:author="nohemi fabiola serrano aguilar" w:date="2026-10-22T13:14:00Z" w16du:dateUtc="2026-10-22T12:14:00Z">
+      <w:ins w:id="477" w:author="nohemi fabiola serrano aguilar" w:date="2026-10-22T13:14:00Z" w16du:dateUtc="2026-10-22T12:14:00Z">
         <w:r>
           <w:rPr>
             <w:lang w:val="es-ES"/>
@@ -5129,11 +5079,11 @@
         </w:numPr>
         <w:jc w:val="both"/>
         <w:rPr>
-          <w:ins w:id="486" w:author="nohemi fabiola serrano aguilar" w:date="2026-10-22T13:11:00Z" w16du:dateUtc="2026-10-22T12:11:00Z"/>
+          <w:ins w:id="478" w:author="nohemi fabiola serrano aguilar" w:date="2026-10-22T13:11:00Z" w16du:dateUtc="2026-10-22T12:11:00Z"/>
           <w:lang w:val="es-ES"/>
         </w:rPr>
       </w:pPr>
-      <w:ins w:id="487" w:author="nohemi fabiola serrano aguilar" w:date="2026-10-22T13:06:00Z" w16du:dateUtc="2026-10-22T12:06:00Z">
+      <w:ins w:id="479" w:author="nohemi fabiola serrano aguilar" w:date="2026-10-22T13:06:00Z" w16du:dateUtc="2026-10-22T12:06:00Z">
         <w:r>
           <w:rPr>
             <w:lang w:val="es-ES"/>
@@ -5141,7 +5091,7 @@
           <w:t xml:space="preserve">Desarrollo de modelos de Machine Learning (Clustering) y prevision estacional en </w:t>
         </w:r>
       </w:ins>
-      <w:ins w:id="488" w:author="nohemi fabiola serrano aguilar" w:date="2026-10-22T13:07:00Z" w16du:dateUtc="2026-10-22T12:07:00Z">
+      <w:ins w:id="480" w:author="nohemi fabiola serrano aguilar" w:date="2026-10-22T13:07:00Z" w16du:dateUtc="2026-10-22T12:07:00Z">
         <w:r>
           <w:rPr>
             <w:lang w:val="es-ES"/>
@@ -5154,10 +5104,10 @@
       <w:pPr>
         <w:jc w:val="both"/>
         <w:rPr>
-          <w:ins w:id="489" w:author="nohemi fabiola serrano aguilar" w:date="2026-10-22T13:07:00Z" w16du:dateUtc="2026-10-22T12:07:00Z"/>
+          <w:ins w:id="481" w:author="nohemi fabiola serrano aguilar" w:date="2026-10-22T13:07:00Z" w16du:dateUtc="2026-10-22T12:07:00Z"/>
           <w:lang w:val="es-ES"/>
         </w:rPr>
-        <w:pPrChange w:id="490" w:author="nohemi fabiola serrano aguilar" w:date="2026-10-22T13:12:00Z" w16du:dateUtc="2026-10-22T12:12:00Z">
+        <w:pPrChange w:id="482" w:author="nohemi fabiola serrano aguilar" w:date="2026-10-22T13:12:00Z" w16du:dateUtc="2026-10-22T12:12:00Z">
           <w:pPr>
             <w:pStyle w:val="ListParagraph"/>
             <w:numPr>
@@ -5173,11 +5123,11 @@
       <w:pPr>
         <w:jc w:val="both"/>
         <w:rPr>
-          <w:ins w:id="491" w:author="nohemi fabiola serrano aguilar" w:date="2026-10-22T13:07:00Z" w16du:dateUtc="2026-10-22T12:07:00Z"/>
+          <w:ins w:id="483" w:author="nohemi fabiola serrano aguilar" w:date="2026-10-22T13:07:00Z" w16du:dateUtc="2026-10-22T12:07:00Z"/>
           <w:lang w:val="es-ES"/>
         </w:rPr>
       </w:pPr>
-      <w:ins w:id="492" w:author="nohemi fabiola serrano aguilar" w:date="2026-10-22T13:07:00Z" w16du:dateUtc="2026-10-22T12:07:00Z">
+      <w:ins w:id="484" w:author="nohemi fabiola serrano aguilar" w:date="2026-10-22T13:07:00Z" w16du:dateUtc="2026-10-22T12:07:00Z">
         <w:r>
           <w:rPr>
             <w:lang w:val="es-ES"/>
@@ -5190,7 +5140,7 @@
       <w:pPr>
         <w:jc w:val="both"/>
         <w:rPr>
-          <w:ins w:id="493" w:author="nohemi fabiola serrano aguilar" w:date="2026-10-22T13:07:00Z" w16du:dateUtc="2026-10-22T12:07:00Z"/>
+          <w:ins w:id="485" w:author="nohemi fabiola serrano aguilar" w:date="2026-10-22T13:07:00Z" w16du:dateUtc="2026-10-22T12:07:00Z"/>
           <w:lang w:val="es-ES"/>
         </w:rPr>
       </w:pPr>
@@ -5204,11 +5154,11 @@
         </w:numPr>
         <w:jc w:val="both"/>
         <w:rPr>
-          <w:ins w:id="494" w:author="nohemi fabiola serrano aguilar" w:date="2026-10-22T13:08:00Z" w16du:dateUtc="2026-10-22T12:08:00Z"/>
+          <w:ins w:id="486" w:author="nohemi fabiola serrano aguilar" w:date="2026-10-22T13:08:00Z" w16du:dateUtc="2026-10-22T12:08:00Z"/>
           <w:lang w:val="es-ES"/>
         </w:rPr>
       </w:pPr>
-      <w:ins w:id="495" w:author="nohemi fabiola serrano aguilar" w:date="2026-10-22T13:07:00Z" w16du:dateUtc="2026-10-22T12:07:00Z">
+      <w:ins w:id="487" w:author="nohemi fabiola serrano aguilar" w:date="2026-10-22T13:07:00Z" w16du:dateUtc="2026-10-22T12:07:00Z">
         <w:r>
           <w:rPr>
             <w:lang w:val="es-ES"/>
@@ -5216,7 +5166,7 @@
           <w:t xml:space="preserve">Este proyecto no </w:t>
         </w:r>
       </w:ins>
-      <w:ins w:id="496" w:author="nohemi fabiola serrano aguilar" w:date="2026-10-22T13:15:00Z" w16du:dateUtc="2026-10-22T12:15:00Z">
+      <w:ins w:id="488" w:author="nohemi fabiola serrano aguilar" w:date="2026-10-22T13:15:00Z" w16du:dateUtc="2026-10-22T12:15:00Z">
         <w:r>
           <w:rPr>
             <w:lang w:val="es-ES"/>
@@ -5224,7 +5174,7 @@
           <w:t>es un Softw</w:t>
         </w:r>
       </w:ins>
-      <w:ins w:id="497" w:author="nohemi fabiola serrano aguilar" w:date="2026-10-22T13:45:00Z" w16du:dateUtc="2026-10-22T12:45:00Z">
+      <w:ins w:id="489" w:author="nohemi fabiola serrano aguilar" w:date="2026-10-22T13:45:00Z" w16du:dateUtc="2026-10-22T12:45:00Z">
         <w:r>
           <w:rPr>
             <w:lang w:val="es-ES"/>
@@ -5232,7 +5182,7 @@
           <w:t>are</w:t>
         </w:r>
       </w:ins>
-      <w:ins w:id="498" w:author="nohemi fabiola serrano aguilar" w:date="2026-10-22T13:15:00Z" w16du:dateUtc="2026-10-22T12:15:00Z">
+      <w:ins w:id="490" w:author="nohemi fabiola serrano aguilar" w:date="2026-10-22T13:15:00Z" w16du:dateUtc="2026-10-22T12:15:00Z">
         <w:r>
           <w:rPr>
             <w:lang w:val="es-ES"/>
@@ -5240,7 +5190,7 @@
           <w:t xml:space="preserve"> de rastreo en vivo</w:t>
         </w:r>
       </w:ins>
-      <w:ins w:id="499" w:author="nohemi fabiola serrano aguilar" w:date="2026-10-22T13:16:00Z" w16du:dateUtc="2026-10-22T12:16:00Z">
+      <w:ins w:id="491" w:author="nohemi fabiola serrano aguilar" w:date="2026-10-22T13:16:00Z" w16du:dateUtc="2026-10-22T12:16:00Z">
         <w:r>
           <w:rPr>
             <w:lang w:val="es-ES"/>
@@ -5264,11 +5214,11 @@
         </w:numPr>
         <w:jc w:val="both"/>
         <w:rPr>
-          <w:ins w:id="500" w:author="nohemi fabiola serrano aguilar" w:date="2026-10-22T13:08:00Z" w16du:dateUtc="2026-10-22T12:08:00Z"/>
+          <w:ins w:id="492" w:author="nohemi fabiola serrano aguilar" w:date="2026-10-22T13:08:00Z" w16du:dateUtc="2026-10-22T12:08:00Z"/>
           <w:lang w:val="es-ES"/>
         </w:rPr>
       </w:pPr>
-      <w:ins w:id="501" w:author="nohemi fabiola serrano aguilar" w:date="2026-10-22T13:08:00Z" w16du:dateUtc="2026-10-22T12:08:00Z">
+      <w:ins w:id="493" w:author="nohemi fabiola serrano aguilar" w:date="2026-10-22T13:08:00Z" w16du:dateUtc="2026-10-22T12:08:00Z">
         <w:r>
           <w:rPr>
             <w:lang w:val="es-ES"/>
@@ -5286,77 +5236,44 @@
         </w:numPr>
         <w:jc w:val="both"/>
         <w:rPr>
-          <w:ins w:id="502" w:author="nohemi fabiola serrano aguilar" w:date="2026-10-22T13:41:00Z" w16du:dateUtc="2026-10-22T12:41:00Z"/>
+          <w:ins w:id="494" w:author="nohemi fabiola serrano aguilar" w:date="2026-10-22T13:09:00Z" w16du:dateUtc="2026-10-22T12:09:00Z"/>
           <w:lang w:val="es-ES"/>
         </w:rPr>
       </w:pPr>
-      <w:ins w:id="503" w:author="nohemi fabiola serrano aguilar" w:date="2026-10-22T13:08:00Z" w16du:dateUtc="2026-10-22T12:08:00Z">
-        <w:r>
-          <w:rPr>
-            <w:lang w:val="es-ES"/>
-          </w:rPr>
+      <w:ins w:id="495" w:author="nohemi fabiola serrano aguilar" w:date="2026-10-22T13:08:00Z" w16du:dateUtc="2026-10-22T12:08:00Z">
+        <w:r>
+          <w:rPr>
+            <w:lang w:val="es-ES"/>
+          </w:rPr>
+          <w:lastRenderedPageBreak/>
           <w:t xml:space="preserve">Se excluyen los datos personales de los pacientes o sus expedientes clinicos completos para mantener </w:t>
         </w:r>
       </w:ins>
-      <w:ins w:id="504" w:author="nohemi fabiola serrano aguilar" w:date="2026-10-22T13:09:00Z" w16du:dateUtc="2026-10-22T12:09:00Z">
-        <w:r>
-          <w:rPr>
-            <w:lang w:val="es-ES"/>
-          </w:rPr>
-          <w:t>un estricto cumplimiento de las normativas de privacidad de datos.</w:t>
+      <w:ins w:id="496" w:author="nohemi fabiola serrano aguilar" w:date="2026-10-23T10:43:00Z" w16du:dateUtc="2026-10-23T09:43:00Z">
+        <w:r>
+          <w:rPr>
+            <w:lang w:val="es-ES"/>
+          </w:rPr>
+          <w:t>el cumplimiento estricto</w:t>
+        </w:r>
+      </w:ins>
+      <w:ins w:id="497" w:author="nohemi fabiola serrano aguilar" w:date="2026-10-22T13:09:00Z" w16du:dateUtc="2026-10-22T12:09:00Z">
+        <w:r>
+          <w:rPr>
+            <w:lang w:val="es-ES"/>
+          </w:rPr>
+          <w:t xml:space="preserve"> de las normativas de privacidad de datos.</w:t>
         </w:r>
       </w:ins>
     </w:p>
     <w:p>
       <w:pPr>
-        <w:pStyle w:val="ListParagraph"/>
-        <w:numPr>
-          <w:ilvl w:val="0"/>
-          <w:numId w:val="37"/>
-        </w:numPr>
         <w:jc w:val="both"/>
         <w:rPr>
-          <w:ins w:id="505" w:author="nohemi fabiola serrano aguilar" w:date="2026-10-22T13:41:00Z" w16du:dateUtc="2026-10-22T12:41:00Z"/>
+          <w:ins w:id="498" w:author="nohemi fabiola serrano aguilar" w:date="2026-10-22T13:05:00Z" w16du:dateUtc="2026-10-22T12:05:00Z"/>
           <w:lang w:val="es-ES"/>
         </w:rPr>
-      </w:pPr>
-      <w:ins w:id="506" w:author="nohemi fabiola serrano aguilar" w:date="2026-10-22T13:41:00Z" w16du:dateUtc="2026-10-22T12:41:00Z">
-        <w:r>
-          <w:rPr>
-            <w:lang w:val="es-ES"/>
-          </w:rPr>
-          <w:t>Si bien el marco de automatizacion plantea mejorar la transparencia en la cadena de suministros, no es un sistema de deteccion de fraude financiero.</w:t>
-        </w:r>
-      </w:ins>
-    </w:p>
-    <w:p>
-      <w:pPr>
-        <w:pStyle w:val="ListParagraph"/>
-        <w:jc w:val="both"/>
-        <w:rPr>
-          <w:ins w:id="507" w:author="nohemi fabiola serrano aguilar" w:date="2026-10-22T13:09:00Z" w16du:dateUtc="2026-10-22T12:09:00Z"/>
-          <w:lang w:val="es-ES"/>
-        </w:rPr>
-        <w:pPrChange w:id="508" w:author="nohemi fabiola serrano aguilar" w:date="2026-10-22T13:42:00Z" w16du:dateUtc="2026-10-22T12:42:00Z">
-          <w:pPr>
-            <w:pStyle w:val="ListParagraph"/>
-            <w:numPr>
-              <w:numId w:val="37"/>
-            </w:numPr>
-            <w:ind w:hanging="360"/>
-            <w:jc w:val="both"/>
-          </w:pPr>
-        </w:pPrChange>
-      </w:pPr>
-    </w:p>
-    <w:p>
-      <w:pPr>
-        <w:jc w:val="both"/>
-        <w:rPr>
-          <w:ins w:id="509" w:author="nohemi fabiola serrano aguilar" w:date="2026-10-22T13:05:00Z" w16du:dateUtc="2026-10-22T12:05:00Z"/>
-          <w:lang w:val="es-ES"/>
-        </w:rPr>
-        <w:pPrChange w:id="510" w:author="nohemi fabiola serrano aguilar" w:date="2026-10-22T13:09:00Z" w16du:dateUtc="2026-10-22T12:09:00Z">
+        <w:pPrChange w:id="499" w:author="nohemi fabiola serrano aguilar" w:date="2026-10-22T13:09:00Z" w16du:dateUtc="2026-10-22T12:09:00Z">
           <w:pPr>
             <w:pStyle w:val="ListParagraph"/>
             <w:numPr>
@@ -5377,16 +5294,16 @@
         </w:numPr>
         <w:jc w:val="both"/>
         <w:rPr>
-          <w:ins w:id="511" w:author="nohemi fabiola serrano aguilar" w:date="2026-10-22T11:38:00Z" w16du:dateUtc="2026-10-22T10:38:00Z"/>
+          <w:ins w:id="500" w:author="nohemi fabiola serrano aguilar" w:date="2026-10-22T11:38:00Z" w16du:dateUtc="2026-10-22T10:38:00Z"/>
           <w:lang w:val="es-ES"/>
         </w:rPr>
-        <w:pPrChange w:id="512" w:author="nohemi fabiola serrano aguilar" w:date="2026-10-22T13:05:00Z" w16du:dateUtc="2026-10-22T12:05:00Z">
+        <w:pPrChange w:id="501" w:author="nohemi fabiola serrano aguilar" w:date="2026-10-22T13:05:00Z" w16du:dateUtc="2026-10-22T12:05:00Z">
           <w:pPr>
             <w:jc w:val="both"/>
           </w:pPr>
         </w:pPrChange>
       </w:pPr>
-      <w:ins w:id="513" w:author="nohemi fabiola serrano aguilar" w:date="2026-10-22T12:25:00Z" w16du:dateUtc="2026-10-22T11:25:00Z">
+      <w:ins w:id="502" w:author="nohemi fabiola serrano aguilar" w:date="2026-10-22T12:25:00Z" w16du:dateUtc="2026-10-22T11:25:00Z">
         <w:r>
           <w:rPr>
             <w:lang w:val="es-ES"/>
@@ -5399,7 +5316,734 @@
       <w:pPr>
         <w:jc w:val="both"/>
         <w:rPr>
-          <w:ins w:id="514" w:author="nohemi fabiola serrano aguilar" w:date="2026-10-22T11:38:00Z" w16du:dateUtc="2026-10-22T10:38:00Z"/>
+          <w:ins w:id="503" w:author="nohemi fabiola serrano aguilar" w:date="2026-10-22T11:38:00Z" w16du:dateUtc="2026-10-22T10:38:00Z"/>
+          <w:lang w:val="es-ES"/>
+        </w:rPr>
+      </w:pPr>
+    </w:p>
+    <w:p>
+      <w:pPr>
+        <w:jc w:val="both"/>
+        <w:rPr>
+          <w:ins w:id="504" w:author="nohemi fabiola serrano aguilar" w:date="2026-10-23T11:54:00Z" w16du:dateUtc="2026-10-23T10:54:00Z"/>
+          <w:lang w:val="es-ES"/>
+        </w:rPr>
+        <w:pPrChange w:id="505" w:author="nohemi fabiola serrano aguilar" w:date="2026-10-23T12:27:00Z" w16du:dateUtc="2026-10-23T11:27:00Z">
+          <w:pPr>
+            <w:pStyle w:val="ListParagraph"/>
+            <w:numPr>
+              <w:numId w:val="35"/>
+            </w:numPr>
+            <w:ind w:hanging="360"/>
+            <w:jc w:val="both"/>
+          </w:pPr>
+        </w:pPrChange>
+      </w:pPr>
+      <w:ins w:id="506" w:author="nohemi fabiola serrano aguilar" w:date="2026-10-23T11:03:00Z" w16du:dateUtc="2026-10-23T10:03:00Z">
+        <w:r>
+          <w:rPr>
+            <w:lang w:val="es-ES"/>
+          </w:rPr>
+          <w:t>Estara regida por la motodologia CRISP-DM (Cross-Industry Standard Process for Data Mining)</w:t>
+        </w:r>
+      </w:ins>
+      <w:ins w:id="507" w:author="nohemi fabiola serrano aguilar" w:date="2026-10-23T11:04:00Z" w16du:dateUtc="2026-10-23T10:04:00Z">
+        <w:r>
+          <w:rPr>
+            <w:lang w:val="es-ES"/>
+          </w:rPr>
+          <w:t xml:space="preserve">. </w:t>
+        </w:r>
+      </w:ins>
+      <w:ins w:id="508" w:author="nohemi fabiola serrano aguilar" w:date="2026-10-23T12:44:00Z" w16du:dateUtc="2026-10-23T11:44:00Z">
+        <w:r>
+          <w:rPr>
+            <w:lang w:val="es-ES"/>
+          </w:rPr>
+          <w:t>A traves de seis fases consecutivas.</w:t>
+        </w:r>
+      </w:ins>
+    </w:p>
+    <w:p>
+      <w:pPr>
+        <w:pStyle w:val="ListParagraph"/>
+        <w:jc w:val="both"/>
+        <w:rPr>
+          <w:ins w:id="509" w:author="nohemi fabiola serrano aguilar" w:date="2026-10-23T11:53:00Z" w16du:dateUtc="2026-10-23T10:53:00Z"/>
+          <w:lang w:val="es-ES"/>
+        </w:rPr>
+        <w:pPrChange w:id="510" w:author="nohemi fabiola serrano aguilar" w:date="2026-10-23T11:54:00Z" w16du:dateUtc="2026-10-23T10:54:00Z">
+          <w:pPr>
+            <w:pStyle w:val="ListParagraph"/>
+            <w:numPr>
+              <w:numId w:val="35"/>
+            </w:numPr>
+            <w:ind w:hanging="360"/>
+            <w:jc w:val="both"/>
+          </w:pPr>
+        </w:pPrChange>
+      </w:pPr>
+    </w:p>
+    <w:p>
+      <w:pPr>
+        <w:pStyle w:val="ListParagraph"/>
+        <w:numPr>
+          <w:ilvl w:val="1"/>
+          <w:numId w:val="34"/>
+        </w:numPr>
+        <w:jc w:val="both"/>
+        <w:rPr>
+          <w:ins w:id="511" w:author="nohemi fabiola serrano aguilar" w:date="2026-10-23T12:28:00Z" w16du:dateUtc="2026-10-23T11:28:00Z"/>
+          <w:lang w:val="es-ES"/>
+        </w:rPr>
+      </w:pPr>
+      <w:ins w:id="512" w:author="nohemi fabiola serrano aguilar" w:date="2026-10-23T11:54:00Z" w16du:dateUtc="2026-10-23T10:54:00Z">
+        <w:r>
+          <w:rPr>
+            <w:lang w:val="es-ES"/>
+          </w:rPr>
+          <w:t>Herramientas y tecnologias. Python constituye el lenguaje de desarrollo principal, empleando Pandas y Numpy para la manipulacion de microdatos, Scikilt-Learn para el entrenamiento de modelos, Matplotlib/Seaborn para el analisis de datos, y Power BI como interfaz de negocios.</w:t>
+        </w:r>
+      </w:ins>
+    </w:p>
+    <w:p>
+      <w:pPr>
+        <w:pStyle w:val="ListParagraph"/>
+        <w:jc w:val="both"/>
+        <w:rPr>
+          <w:ins w:id="513" w:author="nohemi fabiola serrano aguilar" w:date="2026-10-23T12:27:00Z" w16du:dateUtc="2026-10-23T11:27:00Z"/>
+          <w:lang w:val="es-ES"/>
+        </w:rPr>
+        <w:pPrChange w:id="514" w:author="nohemi fabiola serrano aguilar" w:date="2026-10-23T12:28:00Z" w16du:dateUtc="2026-10-23T11:28:00Z">
+          <w:pPr>
+            <w:pStyle w:val="ListParagraph"/>
+            <w:numPr>
+              <w:ilvl w:val="1"/>
+              <w:numId w:val="34"/>
+            </w:numPr>
+            <w:ind w:hanging="360"/>
+            <w:jc w:val="both"/>
+          </w:pPr>
+        </w:pPrChange>
+      </w:pPr>
+    </w:p>
+    <w:p>
+      <w:pPr>
+        <w:pStyle w:val="ListParagraph"/>
+        <w:numPr>
+          <w:ilvl w:val="1"/>
+          <w:numId w:val="34"/>
+        </w:numPr>
+        <w:jc w:val="both"/>
+        <w:rPr>
+          <w:ins w:id="515" w:author="nohemi fabiola serrano aguilar" w:date="2026-10-23T12:28:00Z" w16du:dateUtc="2026-10-23T11:28:00Z"/>
+          <w:lang w:val="es-ES"/>
+        </w:rPr>
+      </w:pPr>
+      <w:ins w:id="516" w:author="nohemi fabiola serrano aguilar" w:date="2026-10-23T12:31:00Z" w16du:dateUtc="2026-10-23T11:31:00Z">
+        <w:r>
+          <w:rPr>
+            <w:lang w:val="es-ES"/>
+          </w:rPr>
+          <w:t>Ingesta</w:t>
+        </w:r>
+      </w:ins>
+      <w:ins w:id="517" w:author="nohemi fabiola serrano aguilar" w:date="2026-10-23T11:05:00Z" w16du:dateUtc="2026-10-23T10:05:00Z">
+        <w:r>
+          <w:rPr>
+            <w:lang w:val="es-ES"/>
+          </w:rPr>
+          <w:t xml:space="preserve"> de datos (SQL)</w:t>
+        </w:r>
+      </w:ins>
+      <w:ins w:id="518" w:author="nohemi fabiola serrano aguilar" w:date="2026-10-23T11:06:00Z" w16du:dateUtc="2026-10-23T10:06:00Z">
+        <w:r>
+          <w:rPr>
+            <w:lang w:val="es-ES"/>
+          </w:rPr>
+          <w:t>. SQL proporciona una gestion de</w:t>
+        </w:r>
+      </w:ins>
+      <w:ins w:id="519" w:author="nohemi fabiola serrano aguilar" w:date="2026-10-23T12:31:00Z" w16du:dateUtc="2026-10-23T11:31:00Z">
+        <w:r>
+          <w:rPr>
+            <w:lang w:val="es-ES"/>
+          </w:rPr>
+          <w:t xml:space="preserve"> datos para</w:t>
+        </w:r>
+      </w:ins>
+      <w:ins w:id="520" w:author="nohemi fabiola serrano aguilar" w:date="2026-10-23T11:06:00Z" w16du:dateUtc="2026-10-23T10:06:00Z">
+        <w:r>
+          <w:rPr>
+            <w:lang w:val="es-ES"/>
+          </w:rPr>
+          <w:t xml:space="preserve"> mapear, filtrar y manejar</w:t>
+        </w:r>
+      </w:ins>
+      <w:ins w:id="521" w:author="nohemi fabiola serrano aguilar" w:date="2026-10-23T11:58:00Z" w16du:dateUtc="2026-10-23T10:58:00Z">
+        <w:r>
+          <w:rPr>
+            <w:lang w:val="es-ES"/>
+          </w:rPr>
+          <w:t xml:space="preserve"> </w:t>
+        </w:r>
+      </w:ins>
+      <w:ins w:id="522" w:author="nohemi fabiola serrano aguilar" w:date="2026-10-23T11:06:00Z" w16du:dateUtc="2026-10-23T10:06:00Z">
+        <w:r>
+          <w:rPr>
+            <w:lang w:val="es-ES"/>
+          </w:rPr>
+          <w:t>los valores faltantes explicitos del diccionario</w:t>
+        </w:r>
+      </w:ins>
+      <w:ins w:id="523" w:author="nohemi fabiola serrano aguilar" w:date="2026-10-23T12:32:00Z" w16du:dateUtc="2026-10-23T11:32:00Z">
+        <w:r>
+          <w:rPr>
+            <w:lang w:val="es-ES"/>
+          </w:rPr>
+          <w:t>.</w:t>
+        </w:r>
+      </w:ins>
+    </w:p>
+    <w:p>
+      <w:pPr>
+        <w:pStyle w:val="ListParagraph"/>
+        <w:jc w:val="both"/>
+        <w:rPr>
+          <w:ins w:id="524" w:author="nohemi fabiola serrano aguilar" w:date="2026-10-23T12:27:00Z" w16du:dateUtc="2026-10-23T11:27:00Z"/>
+          <w:lang w:val="es-ES"/>
+        </w:rPr>
+        <w:pPrChange w:id="525" w:author="nohemi fabiola serrano aguilar" w:date="2026-10-23T12:28:00Z" w16du:dateUtc="2026-10-23T11:28:00Z">
+          <w:pPr>
+            <w:pStyle w:val="ListParagraph"/>
+            <w:numPr>
+              <w:ilvl w:val="1"/>
+              <w:numId w:val="34"/>
+            </w:numPr>
+            <w:ind w:hanging="360"/>
+            <w:jc w:val="both"/>
+          </w:pPr>
+        </w:pPrChange>
+      </w:pPr>
+    </w:p>
+    <w:p>
+      <w:pPr>
+        <w:pStyle w:val="ListParagraph"/>
+        <w:numPr>
+          <w:ilvl w:val="1"/>
+          <w:numId w:val="34"/>
+        </w:numPr>
+        <w:jc w:val="both"/>
+        <w:rPr>
+          <w:ins w:id="526" w:author="nohemi fabiola serrano aguilar" w:date="2026-10-23T12:28:00Z" w16du:dateUtc="2026-10-23T11:28:00Z"/>
+          <w:lang w:val="es-ES"/>
+        </w:rPr>
+      </w:pPr>
+      <w:ins w:id="527" w:author="nohemi fabiola serrano aguilar" w:date="2026-10-23T11:07:00Z" w16du:dateUtc="2026-10-23T10:07:00Z">
+        <w:r>
+          <w:rPr>
+            <w:lang w:val="es-ES"/>
+          </w:rPr>
+          <w:t xml:space="preserve">Analisis Exploratorio de Datos e Ingenieria de Caracteristicas (Phyton). </w:t>
+        </w:r>
+      </w:ins>
+      <w:ins w:id="528" w:author="nohemi fabiola serrano aguilar" w:date="2026-10-23T11:08:00Z" w16du:dateUtc="2026-10-23T10:08:00Z">
+        <w:r>
+          <w:rPr>
+            <w:lang w:val="es-ES"/>
+          </w:rPr>
+          <w:t xml:space="preserve">Se </w:t>
+        </w:r>
+      </w:ins>
+      <w:ins w:id="529" w:author="nohemi fabiola serrano aguilar" w:date="2026-10-23T12:03:00Z" w16du:dateUtc="2026-10-23T11:03:00Z">
+        <w:r>
+          <w:rPr>
+            <w:lang w:val="es-ES"/>
+          </w:rPr>
+          <w:t>utili</w:t>
+        </w:r>
+      </w:ins>
+      <w:ins w:id="530" w:author="nohemi fabiola serrano aguilar" w:date="2026-10-23T12:04:00Z" w16du:dateUtc="2026-10-23T11:04:00Z">
+        <w:r>
+          <w:rPr>
+            <w:lang w:val="es-ES"/>
+          </w:rPr>
+          <w:t>zara</w:t>
+        </w:r>
+      </w:ins>
+      <w:ins w:id="531" w:author="nohemi fabiola serrano aguilar" w:date="2026-10-23T11:08:00Z" w16du:dateUtc="2026-10-23T10:08:00Z">
+        <w:r>
+          <w:rPr>
+            <w:lang w:val="es-ES"/>
+          </w:rPr>
+          <w:t xml:space="preserve"> Python para limpiar los datos brutos, tranformandolos en </w:t>
+        </w:r>
+      </w:ins>
+      <w:ins w:id="532" w:author="nohemi fabiola serrano aguilar" w:date="2026-10-23T12:00:00Z" w16du:dateUtc="2026-10-23T11:00:00Z">
+        <w:r>
+          <w:rPr>
+            <w:lang w:val="es-ES"/>
+          </w:rPr>
+          <w:t>indicadores</w:t>
+        </w:r>
+      </w:ins>
+      <w:ins w:id="533" w:author="nohemi fabiola serrano aguilar" w:date="2026-10-23T11:08:00Z" w16du:dateUtc="2026-10-23T10:08:00Z">
+        <w:r>
+          <w:rPr>
+            <w:lang w:val="es-ES"/>
+          </w:rPr>
+          <w:t xml:space="preserve"> de rendimiento co</w:t>
+        </w:r>
+      </w:ins>
+      <w:ins w:id="534" w:author="nohemi fabiola serrano aguilar" w:date="2026-10-23T11:09:00Z" w16du:dateUtc="2026-10-23T10:09:00Z">
+        <w:r>
+          <w:rPr>
+            <w:lang w:val="es-ES"/>
+          </w:rPr>
+          <w:t xml:space="preserve">rporativo </w:t>
+        </w:r>
+      </w:ins>
+      <w:ins w:id="535" w:author="nohemi fabiola serrano aguilar" w:date="2026-10-23T12:04:00Z" w16du:dateUtc="2026-10-23T11:04:00Z">
+        <w:r>
+          <w:rPr>
+            <w:lang w:val="es-ES"/>
+          </w:rPr>
+          <w:t>(KPI) para</w:t>
+        </w:r>
+      </w:ins>
+      <w:ins w:id="536" w:author="nohemi fabiola serrano aguilar" w:date="2026-10-23T11:09:00Z" w16du:dateUtc="2026-10-23T10:09:00Z">
+        <w:r>
+          <w:rPr>
+            <w:lang w:val="es-ES"/>
+          </w:rPr>
+          <w:t xml:space="preserve"> guiar las desiciones comerciales.</w:t>
+        </w:r>
+      </w:ins>
+    </w:p>
+    <w:p>
+      <w:pPr>
+        <w:pStyle w:val="ListParagraph"/>
+        <w:jc w:val="both"/>
+        <w:rPr>
+          <w:ins w:id="537" w:author="nohemi fabiola serrano aguilar" w:date="2026-10-23T12:27:00Z" w16du:dateUtc="2026-10-23T11:27:00Z"/>
+          <w:lang w:val="es-ES"/>
+        </w:rPr>
+        <w:pPrChange w:id="538" w:author="nohemi fabiola serrano aguilar" w:date="2026-10-23T12:28:00Z" w16du:dateUtc="2026-10-23T11:28:00Z">
+          <w:pPr>
+            <w:pStyle w:val="ListParagraph"/>
+            <w:numPr>
+              <w:ilvl w:val="1"/>
+              <w:numId w:val="34"/>
+            </w:numPr>
+            <w:ind w:hanging="360"/>
+            <w:jc w:val="both"/>
+          </w:pPr>
+        </w:pPrChange>
+      </w:pPr>
+    </w:p>
+    <w:p>
+      <w:pPr>
+        <w:pStyle w:val="ListParagraph"/>
+        <w:numPr>
+          <w:ilvl w:val="1"/>
+          <w:numId w:val="34"/>
+        </w:numPr>
+        <w:jc w:val="both"/>
+        <w:rPr>
+          <w:ins w:id="539" w:author="nohemi fabiola serrano aguilar" w:date="2026-10-23T12:50:00Z" w16du:dateUtc="2026-10-23T11:50:00Z"/>
+          <w:lang w:val="es-ES"/>
+        </w:rPr>
+      </w:pPr>
+      <w:ins w:id="540" w:author="nohemi fabiola serrano aguilar" w:date="2026-10-23T12:49:00Z" w16du:dateUtc="2026-10-23T11:49:00Z">
+        <w:r>
+          <w:rPr>
+            <w:lang w:val="es-ES"/>
+          </w:rPr>
+          <w:t xml:space="preserve">Enfoque Predictivo. Clustering Espacial y Modelo Probabilistico de Poisson. </w:t>
+        </w:r>
+      </w:ins>
+    </w:p>
+    <w:p>
+      <w:pPr>
+        <w:pStyle w:val="ListParagraph"/>
+        <w:rPr>
+          <w:ins w:id="541" w:author="nohemi fabiola serrano aguilar" w:date="2026-10-23T12:50:00Z" w16du:dateUtc="2026-10-23T11:50:00Z"/>
+          <w:lang w:val="es-ES"/>
+        </w:rPr>
+        <w:pPrChange w:id="542" w:author="nohemi fabiola serrano aguilar" w:date="2026-10-23T12:50:00Z" w16du:dateUtc="2026-10-23T11:50:00Z">
+          <w:pPr>
+            <w:pStyle w:val="ListParagraph"/>
+            <w:numPr>
+              <w:ilvl w:val="1"/>
+              <w:numId w:val="34"/>
+            </w:numPr>
+            <w:ind w:hanging="360"/>
+            <w:jc w:val="both"/>
+          </w:pPr>
+        </w:pPrChange>
+      </w:pPr>
+    </w:p>
+    <w:p>
+      <w:pPr>
+        <w:pStyle w:val="ListParagraph"/>
+        <w:numPr>
+          <w:ilvl w:val="2"/>
+          <w:numId w:val="34"/>
+        </w:numPr>
+        <w:jc w:val="both"/>
+        <w:rPr>
+          <w:ins w:id="543" w:author="nohemi fabiola serrano aguilar" w:date="2026-10-23T13:20:00Z" w16du:dateUtc="2026-10-23T12:20:00Z"/>
+          <w:lang w:val="es-ES"/>
+        </w:rPr>
+      </w:pPr>
+      <w:ins w:id="544" w:author="nohemi fabiola serrano aguilar" w:date="2026-10-23T12:50:00Z" w16du:dateUtc="2026-10-23T11:50:00Z">
+        <w:r>
+          <w:rPr>
+            <w:lang w:val="es-ES"/>
+          </w:rPr>
+          <w:t>Segmentacion Geografica</w:t>
+        </w:r>
+      </w:ins>
+      <w:ins w:id="545" w:author="nohemi fabiola serrano aguilar" w:date="2026-10-23T12:51:00Z" w16du:dateUtc="2026-10-23T11:51:00Z">
+        <w:r>
+          <w:rPr>
+            <w:lang w:val="es-ES"/>
+          </w:rPr>
+          <w:t xml:space="preserve"> (Clustering con K-Means) para agrupar los municipios segun sus caracteristicas demograficas, infraestructura hospitalaria (</w:t>
+        </w:r>
+      </w:ins>
+      <w:ins w:id="546" w:author="nohemi fabiola serrano aguilar" w:date="2026-10-23T12:52:00Z" w16du:dateUtc="2026-10-23T11:52:00Z">
+        <w:r>
+          <w:rPr>
+            <w:lang w:val="es-ES"/>
+          </w:rPr>
+          <w:t>publica o privada) y densidad historica de incidencias.</w:t>
+        </w:r>
+      </w:ins>
+    </w:p>
+    <w:p>
+      <w:pPr>
+        <w:pStyle w:val="ListParagraph"/>
+        <w:ind w:left="1211"/>
+        <w:jc w:val="both"/>
+        <w:rPr>
+          <w:ins w:id="547" w:author="nohemi fabiola serrano aguilar" w:date="2026-10-23T12:52:00Z" w16du:dateUtc="2026-10-23T11:52:00Z"/>
+          <w:lang w:val="es-ES"/>
+        </w:rPr>
+        <w:pPrChange w:id="548" w:author="nohemi fabiola serrano aguilar" w:date="2026-10-23T13:20:00Z" w16du:dateUtc="2026-10-23T12:20:00Z">
+          <w:pPr>
+            <w:pStyle w:val="ListParagraph"/>
+            <w:numPr>
+              <w:ilvl w:val="2"/>
+              <w:numId w:val="34"/>
+            </w:numPr>
+            <w:ind w:left="1211" w:hanging="360"/>
+            <w:jc w:val="both"/>
+          </w:pPr>
+        </w:pPrChange>
+      </w:pPr>
+    </w:p>
+    <w:p>
+      <w:pPr>
+        <w:pStyle w:val="ListParagraph"/>
+        <w:numPr>
+          <w:ilvl w:val="2"/>
+          <w:numId w:val="34"/>
+        </w:numPr>
+        <w:jc w:val="both"/>
+        <w:rPr>
+          <w:ins w:id="549" w:author="nohemi fabiola serrano aguilar" w:date="2026-10-23T13:13:00Z" w16du:dateUtc="2026-10-23T12:13:00Z"/>
+          <w:lang w:val="es-ES"/>
+        </w:rPr>
+      </w:pPr>
+      <w:ins w:id="550" w:author="nohemi fabiola serrano aguilar" w:date="2026-10-23T12:52:00Z" w16du:dateUtc="2026-10-23T11:52:00Z">
+        <w:r>
+          <w:rPr>
+            <w:lang w:val="es-ES"/>
+          </w:rPr>
+          <w:t xml:space="preserve">Modelado </w:t>
+        </w:r>
+      </w:ins>
+      <w:ins w:id="551" w:author="nohemi fabiola serrano aguilar" w:date="2026-10-23T13:10:00Z" w16du:dateUtc="2026-10-23T12:10:00Z">
+        <w:r>
+          <w:rPr>
+            <w:lang w:val="es-ES"/>
+          </w:rPr>
+          <w:t>y Prediccion de Demanda (Distribucion</w:t>
+        </w:r>
+      </w:ins>
+      <w:ins w:id="552" w:author="nohemi fabiola serrano aguilar" w:date="2026-10-23T13:22:00Z" w16du:dateUtc="2026-10-23T12:22:00Z">
+        <w:r>
+          <w:rPr>
+            <w:lang w:val="es-ES"/>
+          </w:rPr>
+          <w:t xml:space="preserve"> </w:t>
+        </w:r>
+      </w:ins>
+      <w:ins w:id="553" w:author="nohemi fabiola serrano aguilar" w:date="2026-10-23T13:10:00Z" w16du:dateUtc="2026-10-23T12:10:00Z">
+        <w:r>
+          <w:rPr>
+            <w:lang w:val="es-ES"/>
+          </w:rPr>
+          <w:t>de Poisson)</w:t>
+        </w:r>
+      </w:ins>
+      <w:ins w:id="554" w:author="nohemi fabiola serrano aguilar" w:date="2026-10-23T12:52:00Z" w16du:dateUtc="2026-10-23T11:52:00Z">
+        <w:r>
+          <w:rPr>
+            <w:lang w:val="es-ES"/>
+          </w:rPr>
+          <w:t xml:space="preserve">. El algoritmo </w:t>
+        </w:r>
+      </w:ins>
+      <w:ins w:id="555" w:author="nohemi fabiola serrano aguilar" w:date="2026-10-23T12:53:00Z" w16du:dateUtc="2026-10-23T11:53:00Z">
+        <w:r>
+          <w:rPr>
+            <w:lang w:val="es-ES"/>
+          </w:rPr>
+          <w:t xml:space="preserve">calculara </w:t>
+        </w:r>
+      </w:ins>
+      <w:ins w:id="556" w:author="nohemi fabiola serrano aguilar" w:date="2026-10-23T13:12:00Z" w16du:dateUtc="2026-10-23T12:12:00Z">
+        <w:r>
+          <w:rPr>
+            <w:lang w:val="es-ES"/>
+          </w:rPr>
+          <w:t>calculara la tasa media de eventos y predecira la probabilidad de emergencias</w:t>
+        </w:r>
+      </w:ins>
+      <w:ins w:id="557" w:author="nohemi fabiola serrano aguilar" w:date="2026-10-23T13:28:00Z" w16du:dateUtc="2026-10-23T12:28:00Z">
+        <w:r>
+          <w:rPr>
+            <w:lang w:val="es-ES"/>
+          </w:rPr>
+          <w:t>.</w:t>
+        </w:r>
+      </w:ins>
+    </w:p>
+    <w:p>
+      <w:pPr>
+        <w:pStyle w:val="ListParagraph"/>
+        <w:rPr>
+          <w:ins w:id="558" w:author="nohemi fabiola serrano aguilar" w:date="2026-10-23T12:28:00Z" w16du:dateUtc="2026-10-23T11:28:00Z"/>
+          <w:lang w:val="es-ES"/>
+        </w:rPr>
+        <w:pPrChange w:id="559" w:author="nohemi fabiola serrano aguilar" w:date="2026-10-23T12:28:00Z" w16du:dateUtc="2026-10-23T11:28:00Z">
+          <w:pPr>
+            <w:pStyle w:val="ListParagraph"/>
+            <w:numPr>
+              <w:ilvl w:val="1"/>
+              <w:numId w:val="34"/>
+            </w:numPr>
+            <w:ind w:hanging="360"/>
+            <w:jc w:val="both"/>
+          </w:pPr>
+        </w:pPrChange>
+      </w:pPr>
+    </w:p>
+    <w:p>
+      <w:pPr>
+        <w:pStyle w:val="ListParagraph"/>
+        <w:jc w:val="both"/>
+        <w:rPr>
+          <w:ins w:id="560" w:author="nohemi fabiola serrano aguilar" w:date="2026-10-23T12:27:00Z" w16du:dateUtc="2026-10-23T11:27:00Z"/>
+          <w:lang w:val="es-ES"/>
+        </w:rPr>
+        <w:pPrChange w:id="561" w:author="nohemi fabiola serrano aguilar" w:date="2026-10-23T12:28:00Z" w16du:dateUtc="2026-10-23T11:28:00Z">
+          <w:pPr>
+            <w:pStyle w:val="ListParagraph"/>
+            <w:numPr>
+              <w:ilvl w:val="1"/>
+              <w:numId w:val="34"/>
+            </w:numPr>
+            <w:ind w:hanging="360"/>
+            <w:jc w:val="both"/>
+          </w:pPr>
+        </w:pPrChange>
+      </w:pPr>
+    </w:p>
+    <w:p>
+      <w:pPr>
+        <w:pStyle w:val="ListParagraph"/>
+        <w:numPr>
+          <w:ilvl w:val="1"/>
+          <w:numId w:val="34"/>
+        </w:numPr>
+        <w:jc w:val="both"/>
+        <w:rPr>
+          <w:ins w:id="562" w:author="nohemi fabiola serrano aguilar" w:date="2026-10-23T13:29:00Z" w16du:dateUtc="2026-10-23T12:29:00Z"/>
+          <w:lang w:val="es-ES"/>
+        </w:rPr>
+      </w:pPr>
+      <w:ins w:id="563" w:author="nohemi fabiola serrano aguilar" w:date="2026-10-23T13:36:00Z" w16du:dateUtc="2026-10-23T12:36:00Z">
+        <w:r>
+          <w:rPr>
+            <w:lang w:val="es-ES"/>
+          </w:rPr>
+          <w:t>Validacion</w:t>
+        </w:r>
+      </w:ins>
+      <w:ins w:id="564" w:author="nohemi fabiola serrano aguilar" w:date="2026-10-23T13:33:00Z" w16du:dateUtc="2026-10-23T12:33:00Z">
+        <w:r>
+          <w:rPr>
+            <w:lang w:val="es-ES"/>
+          </w:rPr>
+          <w:t xml:space="preserve"> de Modelo</w:t>
+        </w:r>
+      </w:ins>
+      <w:ins w:id="565" w:author="nohemi fabiola serrano aguilar" w:date="2026-10-23T13:29:00Z" w16du:dateUtc="2026-10-23T12:29:00Z">
+        <w:r>
+          <w:rPr>
+            <w:lang w:val="es-ES"/>
+          </w:rPr>
+          <w:t xml:space="preserve">. Se utilizara el coeficiente de Silueta para </w:t>
+        </w:r>
+      </w:ins>
+      <w:ins w:id="566" w:author="nohemi fabiola serrano aguilar" w:date="2026-10-23T13:33:00Z" w16du:dateUtc="2026-10-23T12:33:00Z">
+        <w:r>
+          <w:rPr>
+            <w:lang w:val="es-ES"/>
+          </w:rPr>
+          <w:t>validar</w:t>
+        </w:r>
+      </w:ins>
+      <w:ins w:id="567" w:author="nohemi fabiola serrano aguilar" w:date="2026-10-23T13:34:00Z" w16du:dateUtc="2026-10-23T12:34:00Z">
+        <w:r>
+          <w:rPr>
+            <w:lang w:val="es-ES"/>
+          </w:rPr>
+          <w:t xml:space="preserve"> el Cluster territorial </w:t>
+        </w:r>
+      </w:ins>
+      <w:ins w:id="568" w:author="nohemi fabiola serrano aguilar" w:date="2026-10-23T13:36:00Z" w16du:dateUtc="2026-10-23T12:36:00Z">
+        <w:r>
+          <w:rPr>
+            <w:lang w:val="es-ES"/>
+          </w:rPr>
+          <w:t>y</w:t>
+        </w:r>
+      </w:ins>
+      <w:ins w:id="569" w:author="nohemi fabiola serrano aguilar" w:date="2026-10-23T13:34:00Z" w16du:dateUtc="2026-10-23T12:34:00Z">
+        <w:r>
+          <w:rPr>
+            <w:lang w:val="es-ES"/>
+          </w:rPr>
+          <w:t xml:space="preserve"> garantizar</w:t>
+        </w:r>
+      </w:ins>
+      <w:ins w:id="570" w:author="nohemi fabiola serrano aguilar" w:date="2026-10-23T13:29:00Z" w16du:dateUtc="2026-10-23T12:29:00Z">
+        <w:r>
+          <w:rPr>
+            <w:lang w:val="es-ES"/>
+          </w:rPr>
+          <w:t xml:space="preserve"> que los municipios estan agrupados de manera optima</w:t>
+        </w:r>
+      </w:ins>
+    </w:p>
+    <w:p>
+      <w:pPr>
+        <w:pStyle w:val="ListParagraph"/>
+        <w:jc w:val="both"/>
+        <w:rPr>
+          <w:ins w:id="571" w:author="nohemi fabiola serrano aguilar" w:date="2026-10-23T13:28:00Z" w16du:dateUtc="2026-10-23T12:28:00Z"/>
+          <w:lang w:val="es-ES"/>
+        </w:rPr>
+        <w:pPrChange w:id="572" w:author="nohemi fabiola serrano aguilar" w:date="2026-10-23T13:29:00Z" w16du:dateUtc="2026-10-23T12:29:00Z">
+          <w:pPr>
+            <w:pStyle w:val="ListParagraph"/>
+            <w:numPr>
+              <w:ilvl w:val="1"/>
+              <w:numId w:val="34"/>
+            </w:numPr>
+            <w:ind w:hanging="360"/>
+            <w:jc w:val="both"/>
+          </w:pPr>
+        </w:pPrChange>
+      </w:pPr>
+    </w:p>
+    <w:p>
+      <w:pPr>
+        <w:pStyle w:val="ListParagraph"/>
+        <w:numPr>
+          <w:ilvl w:val="1"/>
+          <w:numId w:val="34"/>
+        </w:numPr>
+        <w:jc w:val="both"/>
+        <w:rPr>
+          <w:ins w:id="573" w:author="nohemi fabiola serrano aguilar" w:date="2026-10-23T13:17:00Z" w16du:dateUtc="2026-10-23T12:17:00Z"/>
+          <w:lang w:val="es-ES"/>
+        </w:rPr>
+      </w:pPr>
+      <w:ins w:id="574" w:author="nohemi fabiola serrano aguilar" w:date="2026-10-23T12:57:00Z" w16du:dateUtc="2026-10-23T11:57:00Z">
+        <w:r>
+          <w:rPr>
+            <w:lang w:val="es-ES"/>
+          </w:rPr>
+          <w:t xml:space="preserve">. </w:t>
+        </w:r>
+      </w:ins>
+      <w:ins w:id="575" w:author="nohemi fabiola serrano aguilar" w:date="2026-10-23T13:33:00Z" w16du:dateUtc="2026-10-23T12:33:00Z">
+        <w:r>
+          <w:rPr>
+            <w:lang w:val="es-ES"/>
+          </w:rPr>
+          <w:t>Evaluacion</w:t>
+        </w:r>
+      </w:ins>
+      <w:ins w:id="576" w:author="nohemi fabiola serrano aguilar" w:date="2026-10-23T13:37:00Z" w16du:dateUtc="2026-10-23T12:37:00Z">
+        <w:r>
+          <w:rPr>
+            <w:lang w:val="es-ES"/>
+          </w:rPr>
+          <w:t xml:space="preserve"> de Rendimiento</w:t>
+        </w:r>
+      </w:ins>
+      <w:ins w:id="577" w:author="nohemi fabiola serrano aguilar" w:date="2026-10-23T13:33:00Z" w16du:dateUtc="2026-10-23T12:33:00Z">
+        <w:r>
+          <w:rPr>
+            <w:lang w:val="es-ES"/>
+          </w:rPr>
+          <w:t xml:space="preserve">. </w:t>
+        </w:r>
+      </w:ins>
+      <w:ins w:id="578" w:author="nohemi fabiola serrano aguilar" w:date="2026-10-23T12:58:00Z" w16du:dateUtc="2026-10-23T11:58:00Z">
+        <w:r>
+          <w:rPr>
+            <w:lang w:val="es-ES"/>
+          </w:rPr>
+          <w:t>Al no ser un modelo de clasificacion tradicional</w:t>
+        </w:r>
+      </w:ins>
+      <w:ins w:id="579" w:author="nohemi fabiola serrano aguilar" w:date="2026-10-23T13:34:00Z" w16du:dateUtc="2026-10-23T12:34:00Z">
+        <w:r>
+          <w:rPr>
+            <w:lang w:val="es-ES"/>
+          </w:rPr>
+          <w:t xml:space="preserve"> </w:t>
+        </w:r>
+      </w:ins>
+      <w:ins w:id="580" w:author="nohemi fabiola serrano aguilar" w:date="2026-10-23T12:58:00Z" w16du:dateUtc="2026-10-23T11:58:00Z">
+        <w:r>
+          <w:rPr>
+            <w:lang w:val="es-ES"/>
+          </w:rPr>
+          <w:t xml:space="preserve">se evaluara </w:t>
+        </w:r>
+      </w:ins>
+      <w:ins w:id="581" w:author="nohemi fabiola serrano aguilar" w:date="2026-10-23T12:59:00Z" w16du:dateUtc="2026-10-23T11:59:00Z">
+        <w:r>
+          <w:rPr>
+            <w:lang w:val="es-ES"/>
+          </w:rPr>
+          <w:t xml:space="preserve">cruzando las predicciones del modelo con los objetivos estrategicos establecidos: </w:t>
+        </w:r>
+      </w:ins>
+    </w:p>
+    <w:p>
+      <w:pPr>
+        <w:jc w:val="both"/>
+        <w:rPr>
+          <w:ins w:id="582" w:author="nohemi fabiola serrano aguilar" w:date="2026-10-23T13:17:00Z" w16du:dateUtc="2026-10-23T12:17:00Z"/>
           <w:lang w:val="es-ES"/>
         </w:rPr>
       </w:pPr>
@@ -5409,50 +6053,20 @@
         <w:pStyle w:val="ListParagraph"/>
         <w:numPr>
           <w:ilvl w:val="0"/>
-          <w:numId w:val="35"/>
+          <w:numId w:val="38"/>
         </w:numPr>
         <w:jc w:val="both"/>
         <w:rPr>
-          <w:ins w:id="515" w:author="nohemi fabiola serrano aguilar" w:date="2026-10-22T13:32:00Z" w16du:dateUtc="2026-10-22T12:32:00Z"/>
+          <w:ins w:id="583" w:author="nohemi fabiola serrano aguilar" w:date="2026-10-23T13:17:00Z" w16du:dateUtc="2026-10-23T12:17:00Z"/>
           <w:lang w:val="es-ES"/>
         </w:rPr>
       </w:pPr>
-      <w:ins w:id="516" w:author="nohemi fabiola serrano aguilar" w:date="2026-10-22T13:48:00Z" w16du:dateUtc="2026-10-22T12:48:00Z">
-        <w:r>
-          <w:rPr>
-            <w:lang w:val="es-ES"/>
-          </w:rPr>
-          <w:t xml:space="preserve">Herramientas y tecnologias. </w:t>
-        </w:r>
-      </w:ins>
-      <w:ins w:id="517" w:author="nohemi fabiola serrano aguilar" w:date="2026-10-22T13:56:00Z" w16du:dateUtc="2026-10-22T12:56:00Z">
-        <w:r>
-          <w:rPr>
-            <w:lang w:val="es-ES"/>
-          </w:rPr>
-          <w:t>Python constituye el lenguaje de desarrollo principal, empleando Pandas y Numpy para la mamnipulacion de microdatos, Scikilt</w:t>
-        </w:r>
-      </w:ins>
-      <w:ins w:id="518" w:author="nohemi fabiola serrano aguilar" w:date="2026-10-22T13:57:00Z" w16du:dateUtc="2026-10-22T12:57:00Z">
-        <w:r>
-          <w:rPr>
-            <w:lang w:val="es-ES"/>
-          </w:rPr>
-          <w:t>-Learn para el entrenamiento de modelos, Matplotlib</w:t>
-        </w:r>
-        <w:r>
-          <w:rPr>
-            <w:lang w:val="es-ES"/>
-          </w:rPr>
-          <w:t>/Seaborn para el analisis de datos, y Power BI como interfaz de negocio</w:t>
-        </w:r>
-      </w:ins>
-      <w:ins w:id="519" w:author="nohemi fabiola serrano aguilar" w:date="2026-10-22T13:58:00Z" w16du:dateUtc="2026-10-22T12:58:00Z">
-        <w:r>
-          <w:rPr>
-            <w:lang w:val="es-ES"/>
-          </w:rPr>
-          <w:t>s.</w:t>
+      <w:ins w:id="584" w:author="nohemi fabiola serrano aguilar" w:date="2026-10-23T13:17:00Z" w16du:dateUtc="2026-10-23T12:17:00Z">
+        <w:r>
+          <w:rPr>
+            <w:lang w:val="es-ES"/>
+          </w:rPr>
+          <w:t>Tasa de Reduccion de mermas por caducidad. Medira el porcentaje de medicamentos obstetricos que logran ser asignados y consumidos sntes de  su vencimiento, comparando el historico inercial de a;os pasados.</w:t>
         </w:r>
       </w:ins>
     </w:p>
@@ -5460,97 +6074,247 @@
       <w:pPr>
         <w:jc w:val="both"/>
         <w:rPr>
-          <w:ins w:id="520" w:author="nohemi fabiola serrano aguilar" w:date="2026-10-22T10:49:00Z" w16du:dateUtc="2026-10-22T09:49:00Z"/>
-          <w:rPrChange w:id="521" w:author="nohemi fabiola serrano aguilar" w:date="2026-10-22T13:59:00Z" w16du:dateUtc="2026-10-22T12:59:00Z">
-            <w:rPr>
-              <w:ins w:id="522" w:author="nohemi fabiola serrano aguilar" w:date="2026-10-22T10:49:00Z" w16du:dateUtc="2026-10-22T09:49:00Z"/>
-              <w:lang w:val="es-ES"/>
-            </w:rPr>
-          </w:rPrChange>
+          <w:ins w:id="585" w:author="nohemi fabiola serrano aguilar" w:date="2026-10-23T13:17:00Z" w16du:dateUtc="2026-10-23T12:17:00Z"/>
+          <w:lang w:val="es-ES"/>
         </w:rPr>
+        <w:pPrChange w:id="586" w:author="nohemi fabiola serrano aguilar" w:date="2026-10-23T13:17:00Z" w16du:dateUtc="2026-10-23T12:17:00Z">
+          <w:pPr>
+            <w:pStyle w:val="ListParagraph"/>
+            <w:numPr>
+              <w:numId w:val="38"/>
+            </w:numPr>
+            <w:ind w:left="1211" w:hanging="360"/>
+            <w:jc w:val="both"/>
+          </w:pPr>
+        </w:pPrChange>
       </w:pPr>
     </w:p>
     <w:p>
       <w:pPr>
+        <w:pStyle w:val="ListParagraph"/>
+        <w:numPr>
+          <w:ilvl w:val="0"/>
+          <w:numId w:val="38"/>
+        </w:numPr>
         <w:jc w:val="both"/>
         <w:rPr>
-          <w:ins w:id="523" w:author="nohemi fabiola serrano aguilar" w:date="2026-10-22T10:46:00Z" w16du:dateUtc="2026-10-22T09:46:00Z"/>
-          <w:rPrChange w:id="524" w:author="nohemi fabiola serrano aguilar" w:date="2026-10-22T13:59:00Z" w16du:dateUtc="2026-10-22T12:59:00Z">
-            <w:rPr>
-              <w:ins w:id="525" w:author="nohemi fabiola serrano aguilar" w:date="2026-10-22T10:46:00Z" w16du:dateUtc="2026-10-22T09:46:00Z"/>
-              <w:lang w:val="es-ES"/>
-            </w:rPr>
-          </w:rPrChange>
+          <w:ins w:id="587" w:author="nohemi fabiola serrano aguilar" w:date="2026-10-23T13:17:00Z" w16du:dateUtc="2026-10-23T12:17:00Z"/>
+          <w:lang w:val="es-ES"/>
         </w:rPr>
       </w:pPr>
+      <w:ins w:id="588" w:author="nohemi fabiola serrano aguilar" w:date="2026-10-23T13:17:00Z" w16du:dateUtc="2026-10-23T12:17:00Z">
+        <w:r>
+          <w:rPr>
+            <w:lang w:val="es-ES"/>
+          </w:rPr>
+          <w:lastRenderedPageBreak/>
+          <w:t>Indice de Nivel de</w:t>
+        </w:r>
+      </w:ins>
+      <w:ins w:id="589" w:author="nohemi fabiola serrano aguilar" w:date="2026-10-23T13:37:00Z" w16du:dateUtc="2026-10-23T12:37:00Z">
+        <w:r>
+          <w:rPr>
+            <w:lang w:val="es-ES"/>
+          </w:rPr>
+          <w:t xml:space="preserve"> S</w:t>
+        </w:r>
+      </w:ins>
+      <w:ins w:id="590" w:author="nohemi fabiola serrano aguilar" w:date="2026-10-23T13:17:00Z" w16du:dateUtc="2026-10-23T12:17:00Z">
+        <w:r>
+          <w:rPr>
+            <w:lang w:val="es-ES"/>
+          </w:rPr>
+          <w:t>ervicio. Evaluara el porcentaje de solicitudes de emergencia en clinicas de primer y segundo contacto que fueron cubiertas de inmediato y de forma estricta con inventario preventivo, apuntanto a eliminar el desabasto critico.</w:t>
+        </w:r>
+      </w:ins>
     </w:p>
     <w:p>
       <w:pPr>
         <w:jc w:val="both"/>
         <w:rPr>
-          <w:ins w:id="526" w:author="nohemi fabiola serrano aguilar" w:date="2026-10-22T10:46:00Z" w16du:dateUtc="2026-10-22T09:46:00Z"/>
-          <w:rPrChange w:id="527" w:author="nohemi fabiola serrano aguilar" w:date="2026-10-22T13:59:00Z" w16du:dateUtc="2026-10-22T12:59:00Z">
-            <w:rPr>
-              <w:ins w:id="528" w:author="nohemi fabiola serrano aguilar" w:date="2026-10-22T10:46:00Z" w16du:dateUtc="2026-10-22T09:46:00Z"/>
-              <w:lang w:val="es-ES"/>
-            </w:rPr>
-          </w:rPrChange>
+          <w:ins w:id="591" w:author="nohemi fabiola serrano aguilar" w:date="2026-10-23T13:16:00Z" w16du:dateUtc="2026-10-23T12:16:00Z"/>
+          <w:lang w:val="es-ES"/>
         </w:rPr>
+        <w:pPrChange w:id="592" w:author="nohemi fabiola serrano aguilar" w:date="2026-10-23T13:17:00Z" w16du:dateUtc="2026-10-23T12:17:00Z">
+          <w:pPr>
+            <w:pStyle w:val="ListParagraph"/>
+            <w:numPr>
+              <w:ilvl w:val="1"/>
+              <w:numId w:val="34"/>
+            </w:numPr>
+            <w:ind w:hanging="360"/>
+            <w:jc w:val="both"/>
+          </w:pPr>
+        </w:pPrChange>
       </w:pPr>
     </w:p>
     <w:p>
       <w:pPr>
+        <w:pStyle w:val="ListParagraph"/>
+        <w:numPr>
+          <w:ilvl w:val="1"/>
+          <w:numId w:val="34"/>
+        </w:numPr>
         <w:jc w:val="both"/>
         <w:rPr>
-          <w:ins w:id="529" w:author="nohemi fabiola serrano aguilar" w:date="2026-10-22T10:43:00Z" w16du:dateUtc="2026-10-22T09:43:00Z"/>
-          <w:rPrChange w:id="530" w:author="nohemi fabiola serrano aguilar" w:date="2026-10-22T13:59:00Z" w16du:dateUtc="2026-10-22T12:59:00Z">
-            <w:rPr>
-              <w:ins w:id="531" w:author="nohemi fabiola serrano aguilar" w:date="2026-10-22T10:43:00Z" w16du:dateUtc="2026-10-22T09:43:00Z"/>
-              <w:lang w:val="es-ES"/>
-            </w:rPr>
-          </w:rPrChange>
+          <w:ins w:id="593" w:author="nohemi fabiola serrano aguilar" w:date="2026-10-23T13:19:00Z" w16du:dateUtc="2026-10-23T12:19:00Z"/>
+          <w:lang w:val="es-ES"/>
         </w:rPr>
       </w:pPr>
+      <w:ins w:id="594" w:author="nohemi fabiola serrano aguilar" w:date="2026-10-23T13:16:00Z" w16du:dateUtc="2026-10-23T12:16:00Z">
+        <w:r>
+          <w:rPr>
+            <w:lang w:val="es-ES"/>
+          </w:rPr>
+          <w:t xml:space="preserve">Inteligencia de Negocios. </w:t>
+        </w:r>
+      </w:ins>
+      <w:ins w:id="595" w:author="nohemi fabiola serrano aguilar" w:date="2026-10-23T13:18:00Z" w16du:dateUtc="2026-10-23T12:18:00Z">
+        <w:r>
+          <w:rPr>
+            <w:lang w:val="es-ES"/>
+          </w:rPr>
+          <w:t xml:space="preserve">El despliegue se consolidara mediante la construccion de un ecosistema </w:t>
+        </w:r>
+      </w:ins>
+      <w:ins w:id="596" w:author="nohemi fabiola serrano aguilar" w:date="2026-10-23T13:19:00Z" w16du:dateUtc="2026-10-23T12:19:00Z">
+        <w:r>
+          <w:rPr>
+            <w:lang w:val="es-ES"/>
+          </w:rPr>
+          <w:t>en Power BI que servira como una interfaz de negocio.</w:t>
+        </w:r>
+      </w:ins>
     </w:p>
     <w:p>
       <w:pPr>
         <w:jc w:val="both"/>
         <w:rPr>
-          <w:ins w:id="532" w:author="nohemi fabiola serrano aguilar" w:date="2026-10-22T10:43:00Z" w16du:dateUtc="2026-10-22T09:43:00Z"/>
-          <w:rPrChange w:id="533" w:author="nohemi fabiola serrano aguilar" w:date="2026-10-22T13:59:00Z" w16du:dateUtc="2026-10-22T12:59:00Z">
-            <w:rPr>
-              <w:ins w:id="534" w:author="nohemi fabiola serrano aguilar" w:date="2026-10-22T10:43:00Z" w16du:dateUtc="2026-10-22T09:43:00Z"/>
-              <w:lang w:val="es-ES"/>
-            </w:rPr>
-          </w:rPrChange>
+          <w:ins w:id="597" w:author="nohemi fabiola serrano aguilar" w:date="2026-10-23T13:19:00Z" w16du:dateUtc="2026-10-23T12:19:00Z"/>
+          <w:lang w:val="es-ES"/>
         </w:rPr>
+        <w:pPrChange w:id="598" w:author="nohemi fabiola serrano aguilar" w:date="2026-10-23T13:19:00Z" w16du:dateUtc="2026-10-23T12:19:00Z">
+          <w:pPr>
+            <w:ind w:left="360"/>
+            <w:jc w:val="both"/>
+          </w:pPr>
+        </w:pPrChange>
       </w:pPr>
     </w:p>
     <w:p>
       <w:pPr>
+        <w:pStyle w:val="ListParagraph"/>
+        <w:numPr>
+          <w:ilvl w:val="1"/>
+          <w:numId w:val="34"/>
+        </w:numPr>
         <w:jc w:val="both"/>
         <w:rPr>
-          <w:rPrChange w:id="535" w:author="nohemi fabiola serrano aguilar" w:date="2026-10-22T13:59:00Z" w16du:dateUtc="2026-10-22T12:59:00Z">
+          <w:ins w:id="599" w:author="nohemi fabiola serrano aguilar" w:date="2026-10-23T13:40:00Z" w16du:dateUtc="2026-10-23T12:40:00Z"/>
+          <w:lang w:val="es-ES"/>
+        </w:rPr>
+      </w:pPr>
+      <w:ins w:id="600" w:author="nohemi fabiola serrano aguilar" w:date="2026-10-23T13:40:00Z" w16du:dateUtc="2026-10-23T12:40:00Z">
+        <w:r>
+          <w:rPr>
+            <w:lang w:val="es-ES"/>
+          </w:rPr>
+          <w:t xml:space="preserve">Propuesta de </w:t>
+        </w:r>
+      </w:ins>
+      <w:ins w:id="601" w:author="nohemi fabiola serrano aguilar" w:date="2026-10-23T12:28:00Z" w16du:dateUtc="2026-10-23T11:28:00Z">
+        <w:r>
+          <w:rPr>
+            <w:lang w:val="es-ES"/>
+          </w:rPr>
+          <w:t>Diagrama de</w:t>
+        </w:r>
+      </w:ins>
+      <w:ins w:id="602" w:author="nohemi fabiola serrano aguilar" w:date="2026-10-23T12:29:00Z" w16du:dateUtc="2026-10-23T11:29:00Z">
+        <w:r>
+          <w:rPr>
+            <w:lang w:val="es-ES"/>
+          </w:rPr>
+          <w:t xml:space="preserve"> Flujo de Trabajo</w:t>
+        </w:r>
+      </w:ins>
+    </w:p>
+    <w:p>
+      <w:pPr>
+        <w:pStyle w:val="ListParagraph"/>
+        <w:rPr>
+          <w:ins w:id="603" w:author="nohemi fabiola serrano aguilar" w:date="2026-10-23T13:40:00Z" w16du:dateUtc="2026-10-23T12:40:00Z"/>
+          <w:lang w:val="es-ES"/>
+        </w:rPr>
+        <w:pPrChange w:id="604" w:author="nohemi fabiola serrano aguilar" w:date="2026-10-23T13:40:00Z" w16du:dateUtc="2026-10-23T12:40:00Z">
+          <w:pPr>
+            <w:pStyle w:val="ListParagraph"/>
+            <w:numPr>
+              <w:ilvl w:val="1"/>
+              <w:numId w:val="34"/>
+            </w:numPr>
+            <w:ind w:hanging="360"/>
+            <w:jc w:val="both"/>
+          </w:pPr>
+        </w:pPrChange>
+      </w:pPr>
+    </w:p>
+    <w:p>
+      <w:pPr>
+        <w:jc w:val="both"/>
+        <w:rPr>
+          <w:ins w:id="605" w:author="nohemi fabiola serrano aguilar" w:date="2026-10-22T10:46:00Z" w16du:dateUtc="2026-10-22T09:46:00Z"/>
+          <w:lang w:val="es-ES"/>
+        </w:rPr>
+      </w:pPr>
+    </w:p>
+    <w:p>
+      <w:pPr>
+        <w:jc w:val="both"/>
+        <w:rPr>
+          <w:lang w:val="es-MX"/>
+          <w:rPrChange w:id="606" w:author="nohemi fabiola serrano aguilar" w:date="2026-10-23T10:42:00Z" w16du:dateUtc="2026-10-23T09:42:00Z">
             <w:rPr>
               <w:rFonts w:eastAsia="Times New Roman"/>
             </w:rPr>
           </w:rPrChange>
         </w:rPr>
-        <w:pPrChange w:id="536" w:author="nohemi fabiola serrano aguilar" w:date="2026-10-22T10:02:00Z" w16du:dateUtc="2026-10-22T09:02:00Z">
+        <w:pPrChange w:id="607" w:author="nohemi fabiola serrano aguilar" w:date="2026-10-22T10:02:00Z" w16du:dateUtc="2026-10-22T09:02:00Z">
           <w:pPr>
             <w:spacing w:line="360" w:lineRule="auto"/>
             <w:jc w:val="both"/>
           </w:pPr>
         </w:pPrChange>
       </w:pPr>
+      <w:ins w:id="608" w:author="nohemi fabiola serrano aguilar" w:date="2026-10-23T12:29:00Z" w16du:dateUtc="2026-10-23T11:29:00Z">
+        <w:r>
+          <w:rPr>
+            <w:noProof/>
+            <w:lang w:val="es-MX"/>
+          </w:rPr>
+          <w:drawing>
+            <wp:inline distT="0" distB="0" distL="0" distR="0" wp14:anchorId="19A5D7C6" wp14:editId="57196D55">
+              <wp:extent cx="5486400" cy="5267325"/>
+              <wp:effectExtent l="0" t="0" r="0" b="9525"/>
+              <wp:docPr id="49166621" name="Diagram 4"/>
+              <wp:cNvGraphicFramePr/>
+              <a:graphic xmlns:a="http://schemas.openxmlformats.org/drawingml/2006/main">
+                <a:graphicData uri="http://schemas.openxmlformats.org/drawingml/2006/diagram">
+                  <dgm:relIds xmlns:dgm="http://schemas.openxmlformats.org/drawingml/2006/diagram" xmlns:r="http://schemas.openxmlformats.org/officeDocument/2006/relationships" r:dm="rId9" r:lo="rId10" r:qs="rId11" r:cs="rId12"/>
+                </a:graphicData>
+              </a:graphic>
+            </wp:inline>
+          </w:drawing>
+        </w:r>
+      </w:ins>
     </w:p>
     <w:sectPr>
-      <w:footerReference w:type="default" r:id="rId9"/>
+      <w:footerReference w:type="default" r:id="rId14"/>
       <w:pgSz w:w="11906" w:h="16838"/>
       <w:pgMar w:top="1440" w:right="1440" w:bottom="1440" w:left="1440" w:header="709" w:footer="709" w:gutter="0"/>
       <w:cols w:space="708"/>
       <w:docGrid w:linePitch="360"/>
-      <w:sectPrChange w:id="541" w:author="nohemi fabiola serrano aguilar" w:date="2026-10-21T23:56:00Z" w16du:dateUtc="2026-10-21T22:56:00Z">
+      <w:sectPrChange w:id="613" w:author="nohemi fabiola serrano aguilar" w:date="2026-10-21T23:56:00Z" w16du:dateUtc="2026-10-21T22:56:00Z">
         <w:sectPr>
           <w:pgMar w:top="1440" w:right="1440" w:bottom="1440" w:left="1440" w:header="708" w:footer="708" w:gutter="0"/>
         </w:sectPr>
@@ -5587,7 +6351,7 @@
 
 <file path=word/footer1.xml><?xml version="1.0" encoding="utf-8"?>
 <w:ftr xmlns:wpc="http://schemas.microsoft.com/office/word/2010/wordprocessingCanvas" xmlns:cx="http://schemas.microsoft.com/office/drawing/2014/chartex" xmlns:cx1="http://schemas.microsoft.com/office/drawing/2015/9/8/chartex" xmlns:cx2="http://schemas.microsoft.com/office/drawing/2015/10/21/chartex" xmlns:cx3="http://schemas.microsoft.com/office/drawing/2016/5/9/chartex" xmlns:cx4="http://schemas.microsoft.com/office/drawing/2016/5/10/chartex" xmlns:cx5="http://schemas.microsoft.com/office/drawing/2016/5/11/chartex" xmlns:cx6="http://schemas.microsoft.com/office/drawing/2016/5/12/chartex" xmlns:cx7="http://schemas.microsoft.com/office/drawing/2016/5/13/chartex" xmlns:cx8="http://schemas.microsoft.com/office/drawing/2016/5/14/chartex" xmlns:mc="http://schemas.openxmlformats.org/markup-compatibility/2006" xmlns:aink="http://schemas.microsoft.com/office/drawing/2016/ink" xmlns:am3d="http://schemas.microsoft.com/office/drawing/2017/model3d" xmlns:o="urn:schemas-microsoft-com:office:office" xmlns:oel="http://schemas.microsoft.com/office/2019/extlst" xmlns:r="http://schemas.openxmlformats.org/officeDocument/2006/relationships" xmlns:m="http://schemas.openxmlformats.org/officeDocument/2006/math" xmlns:v="urn:schemas-microsoft-com:vml" xmlns:wp14="http://schemas.microsoft.com/office/word/2010/wordprocessingDrawing" xmlns:wp="http://schemas.openxmlformats.org/drawingml/2006/wordprocessingDrawing" xmlns:w10="urn:schemas-microsoft-com:office:word" xmlns:w="http://schemas.openxmlformats.org/wordprocessingml/2006/main" xmlns:w14="http://schemas.microsoft.com/office/word/2010/wordml" xmlns:w15="http://schemas.microsoft.com/office/word/2012/wordml" xmlns:w16cex="http://schemas.microsoft.com/office/word/2018/wordml/cex" xmlns:w16cid="http://schemas.microsoft.com/office/word/2016/wordml/cid" xmlns:w16="http://schemas.microsoft.com/office/word/2018/wordml" xmlns:w16du="http://schemas.microsoft.com/office/word/2023/wordml/word16du" xmlns:w16sdtdh="http://schemas.microsoft.com/office/word/2020/wordml/sdtdatahash" xmlns:w16sdtfl="http://schemas.microsoft.com/office/word/2024/wordml/sdtformatlock" xmlns:w16se="http://schemas.microsoft.com/office/word/2015/wordml/symex" xmlns:wpg="http://schemas.microsoft.com/office/word/2010/wordprocessingGroup" xmlns:wpi="http://schemas.microsoft.com/office/word/2010/wordprocessingInk" xmlns:wne="http://schemas.microsoft.com/office/word/2006/wordml" xmlns:wps="http://schemas.microsoft.com/office/word/2010/wordprocessingShape" mc:Ignorable="w14 w15 w16se w16cid w16 w16cex w16sdtdh w16sdtfl w16du wp14">
-  <w:customXmlInsRangeStart w:id="537" w:author="nohemi fabiola serrano aguilar" w:date="2026-10-17T23:20:00Z"/>
+  <w:customXmlInsRangeStart w:id="609" w:author="nohemi fabiola serrano aguilar" w:date="2026-10-17T23:20:00Z"/>
   <w:sdt>
     <w:sdtPr>
       <w:id w:val="-1338764536"/>
@@ -5597,16 +6361,16 @@
       </w:docPartObj>
     </w:sdtPr>
     <w:sdtContent>
-      <w:customXmlInsRangeEnd w:id="537"/>
+      <w:customXmlInsRangeEnd w:id="609"/>
       <w:p>
         <w:pPr>
           <w:pStyle w:val="Footer"/>
           <w:jc w:val="right"/>
           <w:rPr>
-            <w:ins w:id="538" w:author="nohemi fabiola serrano aguilar" w:date="2026-10-17T23:20:00Z" w16du:dateUtc="2026-10-17T22:20:00Z"/>
+            <w:ins w:id="610" w:author="nohemi fabiola serrano aguilar" w:date="2026-10-17T23:20:00Z" w16du:dateUtc="2026-10-17T22:20:00Z"/>
           </w:rPr>
         </w:pPr>
-        <w:ins w:id="539" w:author="nohemi fabiola serrano aguilar" w:date="2026-10-17T23:20:00Z" w16du:dateUtc="2026-10-17T22:20:00Z">
+        <w:ins w:id="611" w:author="nohemi fabiola serrano aguilar" w:date="2026-10-17T23:20:00Z" w16du:dateUtc="2026-10-17T22:20:00Z">
           <w:r>
             <w:fldChar w:fldCharType="begin"/>
           </w:r>
@@ -5627,10 +6391,10 @@
           </w:r>
         </w:ins>
       </w:p>
-      <w:customXmlInsRangeStart w:id="540" w:author="nohemi fabiola serrano aguilar" w:date="2026-10-17T23:20:00Z"/>
+      <w:customXmlInsRangeStart w:id="612" w:author="nohemi fabiola serrano aguilar" w:date="2026-10-17T23:20:00Z"/>
     </w:sdtContent>
   </w:sdt>
-  <w:customXmlInsRangeEnd w:id="540"/>
+  <w:customXmlInsRangeEnd w:id="612"/>
   <w:p>
     <w:pPr>
       <w:pStyle w:val="Footer"/>
@@ -5800,7 +6564,7 @@
   <w:abstractNum w:abstractNumId="1" w15:restartNumberingAfterBreak="0">
     <w:nsid w:val="05511135"/>
     <w:multiLevelType w:val="multilevel"/>
-    <w:tmpl w:val="026405F8"/>
+    <w:tmpl w:val="F79A6E8E"/>
     <w:lvl w:ilvl="0">
       <w:start w:val="1"/>
       <w:numFmt w:val="decimal"/>
@@ -5828,28 +6592,26 @@
     </w:lvl>
     <w:lvl w:ilvl="2">
       <w:start w:val="1"/>
-      <w:numFmt w:val="decimal"/>
-      <w:isLgl/>
-      <w:lvlText w:val="%1.%2.%3"/>
-      <w:lvlJc w:val="left"/>
-      <w:pPr>
-        <w:ind w:left="1080" w:hanging="720"/>
-      </w:pPr>
-      <w:rPr>
-        <w:rFonts w:hint="default"/>
+      <w:numFmt w:val="bullet"/>
+      <w:lvlText w:val="o"/>
+      <w:lvlJc w:val="left"/>
+      <w:pPr>
+        <w:ind w:left="1211" w:hanging="360"/>
+      </w:pPr>
+      <w:rPr>
+        <w:rFonts w:ascii="Courier New" w:hAnsi="Courier New" w:cs="Courier New" w:hint="default"/>
       </w:rPr>
     </w:lvl>
     <w:lvl w:ilvl="3">
       <w:start w:val="1"/>
-      <w:numFmt w:val="decimal"/>
-      <w:isLgl/>
-      <w:lvlText w:val="%1.%2.%3.%4"/>
-      <w:lvlJc w:val="left"/>
-      <w:pPr>
-        <w:ind w:left="1080" w:hanging="720"/>
-      </w:pPr>
-      <w:rPr>
-        <w:rFonts w:hint="default"/>
+      <w:numFmt w:val="bullet"/>
+      <w:lvlText w:val="o"/>
+      <w:lvlJc w:val="left"/>
+      <w:pPr>
+        <w:ind w:left="720" w:hanging="360"/>
+      </w:pPr>
+      <w:rPr>
+        <w:rFonts w:ascii="Courier New" w:hAnsi="Courier New" w:cs="Courier New" w:hint="default"/>
       </w:rPr>
     </w:lvl>
     <w:lvl w:ilvl="4">
@@ -8539,20 +9301,20 @@
   <w:abstractNum w:abstractNumId="25" w15:restartNumberingAfterBreak="0">
     <w:nsid w:val="587A79AE"/>
     <w:multiLevelType w:val="hybridMultilevel"/>
-    <w:tmpl w:val="8FF66388"/>
-    <w:lvl w:ilvl="0" w:tplc="18090001">
-      <w:start w:val="1"/>
-      <w:numFmt w:val="bullet"/>
-      <w:lvlText w:val=""/>
+    <w:tmpl w:val="0E2613A6"/>
+    <w:lvl w:ilvl="0" w:tplc="1809000F">
+      <w:start w:val="1"/>
+      <w:numFmt w:val="decimal"/>
+      <w:lvlText w:val="%1."/>
       <w:lvlJc w:val="left"/>
       <w:pPr>
         <w:ind w:left="720" w:hanging="360"/>
       </w:pPr>
       <w:rPr>
-        <w:rFonts w:ascii="Symbol" w:hAnsi="Symbol" w:hint="default"/>
-      </w:rPr>
-    </w:lvl>
-    <w:lvl w:ilvl="1" w:tplc="18090003" w:tentative="1">
+        <w:rFonts w:hint="default"/>
+      </w:rPr>
+    </w:lvl>
+    <w:lvl w:ilvl="1" w:tplc="18090003">
       <w:start w:val="1"/>
       <w:numFmt w:val="bullet"/>
       <w:lvlText w:val="o"/>
@@ -9368,6 +10130,119 @@
     </w:lvl>
   </w:abstractNum>
   <w:abstractNum w:abstractNumId="32" w15:restartNumberingAfterBreak="0">
+    <w:nsid w:val="695C2EA9"/>
+    <w:multiLevelType w:val="hybridMultilevel"/>
+    <w:tmpl w:val="A6B848F0"/>
+    <w:lvl w:ilvl="0" w:tplc="18090003">
+      <w:start w:val="1"/>
+      <w:numFmt w:val="bullet"/>
+      <w:lvlText w:val="o"/>
+      <w:lvlJc w:val="left"/>
+      <w:pPr>
+        <w:ind w:left="1211" w:hanging="360"/>
+      </w:pPr>
+      <w:rPr>
+        <w:rFonts w:ascii="Courier New" w:hAnsi="Courier New" w:cs="Courier New" w:hint="default"/>
+      </w:rPr>
+    </w:lvl>
+    <w:lvl w:ilvl="1" w:tplc="18090003">
+      <w:start w:val="1"/>
+      <w:numFmt w:val="bullet"/>
+      <w:lvlText w:val="o"/>
+      <w:lvlJc w:val="left"/>
+      <w:pPr>
+        <w:ind w:left="1931" w:hanging="360"/>
+      </w:pPr>
+      <w:rPr>
+        <w:rFonts w:ascii="Courier New" w:hAnsi="Courier New" w:cs="Courier New" w:hint="default"/>
+      </w:rPr>
+    </w:lvl>
+    <w:lvl w:ilvl="2" w:tplc="18090005" w:tentative="1">
+      <w:start w:val="1"/>
+      <w:numFmt w:val="bullet"/>
+      <w:lvlText w:val=""/>
+      <w:lvlJc w:val="left"/>
+      <w:pPr>
+        <w:ind w:left="2651" w:hanging="360"/>
+      </w:pPr>
+      <w:rPr>
+        <w:rFonts w:ascii="Wingdings" w:hAnsi="Wingdings" w:hint="default"/>
+      </w:rPr>
+    </w:lvl>
+    <w:lvl w:ilvl="3" w:tplc="18090001" w:tentative="1">
+      <w:start w:val="1"/>
+      <w:numFmt w:val="bullet"/>
+      <w:lvlText w:val=""/>
+      <w:lvlJc w:val="left"/>
+      <w:pPr>
+        <w:ind w:left="3371" w:hanging="360"/>
+      </w:pPr>
+      <w:rPr>
+        <w:rFonts w:ascii="Symbol" w:hAnsi="Symbol" w:hint="default"/>
+      </w:rPr>
+    </w:lvl>
+    <w:lvl w:ilvl="4" w:tplc="18090003" w:tentative="1">
+      <w:start w:val="1"/>
+      <w:numFmt w:val="bullet"/>
+      <w:lvlText w:val="o"/>
+      <w:lvlJc w:val="left"/>
+      <w:pPr>
+        <w:ind w:left="4091" w:hanging="360"/>
+      </w:pPr>
+      <w:rPr>
+        <w:rFonts w:ascii="Courier New" w:hAnsi="Courier New" w:cs="Courier New" w:hint="default"/>
+      </w:rPr>
+    </w:lvl>
+    <w:lvl w:ilvl="5" w:tplc="18090005" w:tentative="1">
+      <w:start w:val="1"/>
+      <w:numFmt w:val="bullet"/>
+      <w:lvlText w:val=""/>
+      <w:lvlJc w:val="left"/>
+      <w:pPr>
+        <w:ind w:left="4811" w:hanging="360"/>
+      </w:pPr>
+      <w:rPr>
+        <w:rFonts w:ascii="Wingdings" w:hAnsi="Wingdings" w:hint="default"/>
+      </w:rPr>
+    </w:lvl>
+    <w:lvl w:ilvl="6" w:tplc="18090001" w:tentative="1">
+      <w:start w:val="1"/>
+      <w:numFmt w:val="bullet"/>
+      <w:lvlText w:val=""/>
+      <w:lvlJc w:val="left"/>
+      <w:pPr>
+        <w:ind w:left="5531" w:hanging="360"/>
+      </w:pPr>
+      <w:rPr>
+        <w:rFonts w:ascii="Symbol" w:hAnsi="Symbol" w:hint="default"/>
+      </w:rPr>
+    </w:lvl>
+    <w:lvl w:ilvl="7" w:tplc="18090003" w:tentative="1">
+      <w:start w:val="1"/>
+      <w:numFmt w:val="bullet"/>
+      <w:lvlText w:val="o"/>
+      <w:lvlJc w:val="left"/>
+      <w:pPr>
+        <w:ind w:left="6251" w:hanging="360"/>
+      </w:pPr>
+      <w:rPr>
+        <w:rFonts w:ascii="Courier New" w:hAnsi="Courier New" w:cs="Courier New" w:hint="default"/>
+      </w:rPr>
+    </w:lvl>
+    <w:lvl w:ilvl="8" w:tplc="18090005" w:tentative="1">
+      <w:start w:val="1"/>
+      <w:numFmt w:val="bullet"/>
+      <w:lvlText w:val=""/>
+      <w:lvlJc w:val="left"/>
+      <w:pPr>
+        <w:ind w:left="6971" w:hanging="360"/>
+      </w:pPr>
+      <w:rPr>
+        <w:rFonts w:ascii="Wingdings" w:hAnsi="Wingdings" w:hint="default"/>
+      </w:rPr>
+    </w:lvl>
+  </w:abstractNum>
+  <w:abstractNum w:abstractNumId="33" w15:restartNumberingAfterBreak="0">
     <w:nsid w:val="695C3A16"/>
     <w:multiLevelType w:val="hybridMultilevel"/>
     <w:tmpl w:val="117618D4"/>
@@ -9480,7 +10355,7 @@
       </w:rPr>
     </w:lvl>
   </w:abstractNum>
-  <w:abstractNum w:abstractNumId="33" w15:restartNumberingAfterBreak="0">
+  <w:abstractNum w:abstractNumId="34" w15:restartNumberingAfterBreak="0">
     <w:nsid w:val="69EC5BFD"/>
     <w:multiLevelType w:val="hybridMultilevel"/>
     <w:tmpl w:val="C9D2221A"/>
@@ -9593,7 +10468,7 @@
       </w:rPr>
     </w:lvl>
   </w:abstractNum>
-  <w:abstractNum w:abstractNumId="34" w15:restartNumberingAfterBreak="0">
+  <w:abstractNum w:abstractNumId="35" w15:restartNumberingAfterBreak="0">
     <w:nsid w:val="6F5D20D3"/>
     <w:multiLevelType w:val="hybridMultilevel"/>
     <w:tmpl w:val="F982BCEC"/>
@@ -9683,7 +10558,7 @@
       </w:pPr>
     </w:lvl>
   </w:abstractNum>
-  <w:abstractNum w:abstractNumId="35" w15:restartNumberingAfterBreak="0">
+  <w:abstractNum w:abstractNumId="36" w15:restartNumberingAfterBreak="0">
     <w:nsid w:val="7CAC18F5"/>
     <w:multiLevelType w:val="hybridMultilevel"/>
     <w:tmpl w:val="67C680D4"/>
@@ -9774,7 +10649,7 @@
       </w:pPr>
     </w:lvl>
   </w:abstractNum>
-  <w:abstractNum w:abstractNumId="36" w15:restartNumberingAfterBreak="0">
+  <w:abstractNum w:abstractNumId="37" w15:restartNumberingAfterBreak="0">
     <w:nsid w:val="7D58643B"/>
     <w:multiLevelType w:val="multilevel"/>
     <w:tmpl w:val="E3EA34E4"/>
@@ -9888,7 +10763,7 @@
     </w:lvl>
   </w:abstractNum>
   <w:num w:numId="1" w16cid:durableId="204215519">
-    <w:abstractNumId w:val="35"/>
+    <w:abstractNumId w:val="36"/>
   </w:num>
   <w:num w:numId="2" w16cid:durableId="692850048">
     <w:abstractNumId w:val="3"/>
@@ -9906,7 +10781,7 @@
     <w:abstractNumId w:val="19"/>
   </w:num>
   <w:num w:numId="7" w16cid:durableId="493379182">
-    <w:abstractNumId w:val="32"/>
+    <w:abstractNumId w:val="33"/>
   </w:num>
   <w:num w:numId="8" w16cid:durableId="1503659313">
     <w:abstractNumId w:val="29"/>
@@ -9918,7 +10793,7 @@
     <w:abstractNumId w:val="18"/>
   </w:num>
   <w:num w:numId="11" w16cid:durableId="1037967830">
-    <w:abstractNumId w:val="34"/>
+    <w:abstractNumId w:val="35"/>
   </w:num>
   <w:num w:numId="12" w16cid:durableId="796025618">
     <w:abstractNumId w:val="28"/>
@@ -9972,10 +10847,10 @@
     <w:abstractNumId w:val="30"/>
   </w:num>
   <w:num w:numId="29" w16cid:durableId="1221988165">
-    <w:abstractNumId w:val="33"/>
+    <w:abstractNumId w:val="34"/>
   </w:num>
   <w:num w:numId="30" w16cid:durableId="796334871">
-    <w:abstractNumId w:val="36"/>
+    <w:abstractNumId w:val="37"/>
   </w:num>
   <w:num w:numId="31" w16cid:durableId="493568769">
     <w:abstractNumId w:val="13"/>
@@ -9997,6 +10872,9 @@
   </w:num>
   <w:num w:numId="37" w16cid:durableId="2098480400">
     <w:abstractNumId w:val="15"/>
+  </w:num>
+  <w:num w:numId="38" w16cid:durableId="1858999713">
+    <w:abstractNumId w:val="32"/>
   </w:num>
 </w:numbering>
 </file>
@@ -11189,6 +12067,3413 @@
 </w:styles>
 </file>
 
+<file path=word/diagrams/colors1.xml><?xml version="1.0" encoding="utf-8"?>
+<dgm:colorsDef xmlns:dgm="http://schemas.openxmlformats.org/drawingml/2006/diagram" xmlns:a="http://schemas.openxmlformats.org/drawingml/2006/main" uniqueId="urn:microsoft.com/office/officeart/2005/8/colors/accent1_2">
+  <dgm:title val=""/>
+  <dgm:desc val=""/>
+  <dgm:catLst>
+    <dgm:cat type="accent1" pri="11200"/>
+  </dgm:catLst>
+  <dgm:styleLbl name="node0">
+    <dgm:fillClrLst meth="repeat">
+      <a:schemeClr val="accent1"/>
+    </dgm:fillClrLst>
+    <dgm:linClrLst meth="repeat">
+      <a:schemeClr val="lt1"/>
+    </dgm:linClrLst>
+    <dgm:effectClrLst/>
+    <dgm:txLinClrLst/>
+    <dgm:txFillClrLst/>
+    <dgm:txEffectClrLst/>
+  </dgm:styleLbl>
+  <dgm:styleLbl name="alignNode1">
+    <dgm:fillClrLst meth="repeat">
+      <a:schemeClr val="accent1"/>
+    </dgm:fillClrLst>
+    <dgm:linClrLst meth="repeat">
+      <a:schemeClr val="accent1"/>
+    </dgm:linClrLst>
+    <dgm:effectClrLst/>
+    <dgm:txLinClrLst/>
+    <dgm:txFillClrLst/>
+    <dgm:txEffectClrLst/>
+  </dgm:styleLbl>
+  <dgm:styleLbl name="node1">
+    <dgm:fillClrLst meth="repeat">
+      <a:schemeClr val="accent1"/>
+    </dgm:fillClrLst>
+    <dgm:linClrLst meth="repeat">
+      <a:schemeClr val="lt1"/>
+    </dgm:linClrLst>
+    <dgm:effectClrLst/>
+    <dgm:txLinClrLst/>
+    <dgm:txFillClrLst/>
+    <dgm:txEffectClrLst/>
+  </dgm:styleLbl>
+  <dgm:styleLbl name="lnNode1">
+    <dgm:fillClrLst meth="repeat">
+      <a:schemeClr val="accent1"/>
+    </dgm:fillClrLst>
+    <dgm:linClrLst meth="repeat">
+      <a:schemeClr val="lt1"/>
+    </dgm:linClrLst>
+    <dgm:effectClrLst/>
+    <dgm:txLinClrLst/>
+    <dgm:txFillClrLst/>
+    <dgm:txEffectClrLst/>
+  </dgm:styleLbl>
+  <dgm:styleLbl name="vennNode1">
+    <dgm:fillClrLst meth="repeat">
+      <a:schemeClr val="accent1">
+        <a:alpha val="50000"/>
+      </a:schemeClr>
+    </dgm:fillClrLst>
+    <dgm:linClrLst meth="repeat">
+      <a:schemeClr val="lt1"/>
+    </dgm:linClrLst>
+    <dgm:effectClrLst/>
+    <dgm:txLinClrLst/>
+    <dgm:txFillClrLst/>
+    <dgm:txEffectClrLst/>
+  </dgm:styleLbl>
+  <dgm:styleLbl name="node2">
+    <dgm:fillClrLst meth="repeat">
+      <a:schemeClr val="accent1"/>
+    </dgm:fillClrLst>
+    <dgm:linClrLst meth="repeat">
+      <a:schemeClr val="lt1"/>
+    </dgm:linClrLst>
+    <dgm:effectClrLst/>
+    <dgm:txLinClrLst/>
+    <dgm:txFillClrLst/>
+    <dgm:txEffectClrLst/>
+  </dgm:styleLbl>
+  <dgm:styleLbl name="node3">
+    <dgm:fillClrLst meth="repeat">
+      <a:schemeClr val="accent1"/>
+    </dgm:fillClrLst>
+    <dgm:linClrLst meth="repeat">
+      <a:schemeClr val="lt1"/>
+    </dgm:linClrLst>
+    <dgm:effectClrLst/>
+    <dgm:txLinClrLst/>
+    <dgm:txFillClrLst/>
+    <dgm:txEffectClrLst/>
+  </dgm:styleLbl>
+  <dgm:styleLbl name="node4">
+    <dgm:fillClrLst meth="repeat">
+      <a:schemeClr val="accent1"/>
+    </dgm:fillClrLst>
+    <dgm:linClrLst meth="repeat">
+      <a:schemeClr val="lt1"/>
+    </dgm:linClrLst>
+    <dgm:effectClrLst/>
+    <dgm:txLinClrLst/>
+    <dgm:txFillClrLst/>
+    <dgm:txEffectClrLst/>
+  </dgm:styleLbl>
+  <dgm:styleLbl name="fgImgPlace1">
+    <dgm:fillClrLst meth="repeat">
+      <a:schemeClr val="accent1">
+        <a:tint val="50000"/>
+      </a:schemeClr>
+    </dgm:fillClrLst>
+    <dgm:linClrLst meth="repeat">
+      <a:schemeClr val="lt1"/>
+    </dgm:linClrLst>
+    <dgm:effectClrLst/>
+    <dgm:txLinClrLst/>
+    <dgm:txFillClrLst meth="repeat">
+      <a:schemeClr val="lt1"/>
+    </dgm:txFillClrLst>
+    <dgm:txEffectClrLst/>
+  </dgm:styleLbl>
+  <dgm:styleLbl name="alignImgPlace1">
+    <dgm:fillClrLst meth="repeat">
+      <a:schemeClr val="accent1">
+        <a:tint val="50000"/>
+      </a:schemeClr>
+    </dgm:fillClrLst>
+    <dgm:linClrLst meth="repeat">
+      <a:schemeClr val="lt1"/>
+    </dgm:linClrLst>
+    <dgm:effectClrLst/>
+    <dgm:txLinClrLst/>
+    <dgm:txFillClrLst meth="repeat">
+      <a:schemeClr val="lt1"/>
+    </dgm:txFillClrLst>
+    <dgm:txEffectClrLst/>
+  </dgm:styleLbl>
+  <dgm:styleLbl name="bgImgPlace1">
+    <dgm:fillClrLst meth="repeat">
+      <a:schemeClr val="accent1">
+        <a:tint val="50000"/>
+      </a:schemeClr>
+    </dgm:fillClrLst>
+    <dgm:linClrLst meth="repeat">
+      <a:schemeClr val="lt1"/>
+    </dgm:linClrLst>
+    <dgm:effectClrLst/>
+    <dgm:txLinClrLst/>
+    <dgm:txFillClrLst meth="repeat">
+      <a:schemeClr val="lt1"/>
+    </dgm:txFillClrLst>
+    <dgm:txEffectClrLst/>
+  </dgm:styleLbl>
+  <dgm:styleLbl name="sibTrans2D1">
+    <dgm:fillClrLst meth="repeat">
+      <a:schemeClr val="accent1">
+        <a:tint val="60000"/>
+      </a:schemeClr>
+    </dgm:fillClrLst>
+    <dgm:linClrLst meth="repeat">
+      <a:schemeClr val="accent1">
+        <a:tint val="60000"/>
+      </a:schemeClr>
+    </dgm:linClrLst>
+    <dgm:effectClrLst/>
+    <dgm:txLinClrLst/>
+    <dgm:txFillClrLst/>
+    <dgm:txEffectClrLst/>
+  </dgm:styleLbl>
+  <dgm:styleLbl name="fgSibTrans2D1">
+    <dgm:fillClrLst meth="repeat">
+      <a:schemeClr val="accent1">
+        <a:tint val="60000"/>
+      </a:schemeClr>
+    </dgm:fillClrLst>
+    <dgm:linClrLst meth="repeat">
+      <a:schemeClr val="accent1">
+        <a:tint val="60000"/>
+      </a:schemeClr>
+    </dgm:linClrLst>
+    <dgm:effectClrLst/>
+    <dgm:txLinClrLst/>
+    <dgm:txFillClrLst/>
+    <dgm:txEffectClrLst/>
+  </dgm:styleLbl>
+  <dgm:styleLbl name="bgSibTrans2D1">
+    <dgm:fillClrLst meth="repeat">
+      <a:schemeClr val="accent1">
+        <a:tint val="60000"/>
+      </a:schemeClr>
+    </dgm:fillClrLst>
+    <dgm:linClrLst meth="repeat">
+      <a:schemeClr val="accent1">
+        <a:tint val="60000"/>
+      </a:schemeClr>
+    </dgm:linClrLst>
+    <dgm:effectClrLst/>
+    <dgm:txLinClrLst/>
+    <dgm:txFillClrLst/>
+    <dgm:txEffectClrLst/>
+  </dgm:styleLbl>
+  <dgm:styleLbl name="sibTrans1D1">
+    <dgm:fillClrLst meth="repeat">
+      <a:schemeClr val="accent1"/>
+    </dgm:fillClrLst>
+    <dgm:linClrLst meth="repeat">
+      <a:schemeClr val="accent1"/>
+    </dgm:linClrLst>
+    <dgm:effectClrLst/>
+    <dgm:txLinClrLst/>
+    <dgm:txFillClrLst meth="repeat">
+      <a:schemeClr val="tx1"/>
+    </dgm:txFillClrLst>
+    <dgm:txEffectClrLst/>
+  </dgm:styleLbl>
+  <dgm:styleLbl name="callout">
+    <dgm:fillClrLst meth="repeat">
+      <a:schemeClr val="accent1"/>
+    </dgm:fillClrLst>
+    <dgm:linClrLst meth="repeat">
+      <a:schemeClr val="accent1">
+        <a:tint val="50000"/>
+      </a:schemeClr>
+    </dgm:linClrLst>
+    <dgm:effectClrLst/>
+    <dgm:txLinClrLst/>
+    <dgm:txFillClrLst meth="repeat">
+      <a:schemeClr val="tx1"/>
+    </dgm:txFillClrLst>
+    <dgm:txEffectClrLst/>
+  </dgm:styleLbl>
+  <dgm:styleLbl name="asst0">
+    <dgm:fillClrLst meth="repeat">
+      <a:schemeClr val="accent1"/>
+    </dgm:fillClrLst>
+    <dgm:linClrLst meth="repeat">
+      <a:schemeClr val="lt1"/>
+    </dgm:linClrLst>
+    <dgm:effectClrLst/>
+    <dgm:txLinClrLst/>
+    <dgm:txFillClrLst/>
+    <dgm:txEffectClrLst/>
+  </dgm:styleLbl>
+  <dgm:styleLbl name="asst1">
+    <dgm:fillClrLst meth="repeat">
+      <a:schemeClr val="accent1"/>
+    </dgm:fillClrLst>
+    <dgm:linClrLst meth="repeat">
+      <a:schemeClr val="lt1"/>
+    </dgm:linClrLst>
+    <dgm:effectClrLst/>
+    <dgm:txLinClrLst/>
+    <dgm:txFillClrLst/>
+    <dgm:txEffectClrLst/>
+  </dgm:styleLbl>
+  <dgm:styleLbl name="asst2">
+    <dgm:fillClrLst meth="repeat">
+      <a:schemeClr val="accent1"/>
+    </dgm:fillClrLst>
+    <dgm:linClrLst meth="repeat">
+      <a:schemeClr val="lt1"/>
+    </dgm:linClrLst>
+    <dgm:effectClrLst/>
+    <dgm:txLinClrLst/>
+    <dgm:txFillClrLst/>
+    <dgm:txEffectClrLst/>
+  </dgm:styleLbl>
+  <dgm:styleLbl name="asst3">
+    <dgm:fillClrLst meth="repeat">
+      <a:schemeClr val="accent1"/>
+    </dgm:fillClrLst>
+    <dgm:linClrLst meth="repeat">
+      <a:schemeClr val="lt1"/>
+    </dgm:linClrLst>
+    <dgm:effectClrLst/>
+    <dgm:txLinClrLst/>
+    <dgm:txFillClrLst/>
+    <dgm:txEffectClrLst/>
+  </dgm:styleLbl>
+  <dgm:styleLbl name="asst4">
+    <dgm:fillClrLst meth="repeat">
+      <a:schemeClr val="accent1"/>
+    </dgm:fillClrLst>
+    <dgm:linClrLst meth="repeat">
+      <a:schemeClr val="lt1"/>
+    </dgm:linClrLst>
+    <dgm:effectClrLst/>
+    <dgm:txLinClrLst/>
+    <dgm:txFillClrLst/>
+    <dgm:txEffectClrLst/>
+  </dgm:styleLbl>
+  <dgm:styleLbl name="parChTrans2D1">
+    <dgm:fillClrLst meth="repeat">
+      <a:schemeClr val="accent1">
+        <a:tint val="60000"/>
+      </a:schemeClr>
+    </dgm:fillClrLst>
+    <dgm:linClrLst meth="repeat">
+      <a:schemeClr val="accent1">
+        <a:tint val="60000"/>
+      </a:schemeClr>
+    </dgm:linClrLst>
+    <dgm:effectClrLst/>
+    <dgm:txLinClrLst/>
+    <dgm:txFillClrLst meth="repeat">
+      <a:schemeClr val="lt1"/>
+    </dgm:txFillClrLst>
+    <dgm:txEffectClrLst/>
+  </dgm:styleLbl>
+  <dgm:styleLbl name="parChTrans2D2">
+    <dgm:fillClrLst meth="repeat">
+      <a:schemeClr val="accent1"/>
+    </dgm:fillClrLst>
+    <dgm:linClrLst meth="repeat">
+      <a:schemeClr val="accent1"/>
+    </dgm:linClrLst>
+    <dgm:effectClrLst/>
+    <dgm:txLinClrLst/>
+    <dgm:txFillClrLst meth="repeat">
+      <a:schemeClr val="lt1"/>
+    </dgm:txFillClrLst>
+    <dgm:txEffectClrLst/>
+  </dgm:styleLbl>
+  <dgm:styleLbl name="parChTrans2D3">
+    <dgm:fillClrLst meth="repeat">
+      <a:schemeClr val="accent1"/>
+    </dgm:fillClrLst>
+    <dgm:linClrLst meth="repeat">
+      <a:schemeClr val="accent1"/>
+    </dgm:linClrLst>
+    <dgm:effectClrLst/>
+    <dgm:txLinClrLst/>
+    <dgm:txFillClrLst meth="repeat">
+      <a:schemeClr val="lt1"/>
+    </dgm:txFillClrLst>
+    <dgm:txEffectClrLst/>
+  </dgm:styleLbl>
+  <dgm:styleLbl name="parChTrans2D4">
+    <dgm:fillClrLst meth="repeat">
+      <a:schemeClr val="accent1"/>
+    </dgm:fillClrLst>
+    <dgm:linClrLst meth="repeat">
+      <a:schemeClr val="accent1"/>
+    </dgm:linClrLst>
+    <dgm:effectClrLst/>
+    <dgm:txLinClrLst/>
+    <dgm:txFillClrLst meth="repeat">
+      <a:schemeClr val="lt1"/>
+    </dgm:txFillClrLst>
+    <dgm:txEffectClrLst/>
+  </dgm:styleLbl>
+  <dgm:styleLbl name="parChTrans1D1">
+    <dgm:fillClrLst meth="repeat">
+      <a:schemeClr val="accent1"/>
+    </dgm:fillClrLst>
+    <dgm:linClrLst meth="repeat">
+      <a:schemeClr val="accent1">
+        <a:shade val="60000"/>
+      </a:schemeClr>
+    </dgm:linClrLst>
+    <dgm:effectClrLst/>
+    <dgm:txLinClrLst/>
+    <dgm:txFillClrLst meth="repeat">
+      <a:schemeClr val="tx1"/>
+    </dgm:txFillClrLst>
+    <dgm:txEffectClrLst/>
+  </dgm:styleLbl>
+  <dgm:styleLbl name="parChTrans1D2">
+    <dgm:fillClrLst meth="repeat">
+      <a:schemeClr val="accent1"/>
+    </dgm:fillClrLst>
+    <dgm:linClrLst meth="repeat">
+      <a:schemeClr val="accent1">
+        <a:shade val="60000"/>
+      </a:schemeClr>
+    </dgm:linClrLst>
+    <dgm:effectClrLst/>
+    <dgm:txLinClrLst/>
+    <dgm:txFillClrLst meth="repeat">
+      <a:schemeClr val="tx1"/>
+    </dgm:txFillClrLst>
+    <dgm:txEffectClrLst/>
+  </dgm:styleLbl>
+  <dgm:styleLbl name="parChTrans1D3">
+    <dgm:fillClrLst meth="repeat">
+      <a:schemeClr val="accent1"/>
+    </dgm:fillClrLst>
+    <dgm:linClrLst meth="repeat">
+      <a:schemeClr val="accent1">
+        <a:shade val="80000"/>
+      </a:schemeClr>
+    </dgm:linClrLst>
+    <dgm:effectClrLst/>
+    <dgm:txLinClrLst/>
+    <dgm:txFillClrLst meth="repeat">
+      <a:schemeClr val="tx1"/>
+    </dgm:txFillClrLst>
+    <dgm:txEffectClrLst/>
+  </dgm:styleLbl>
+  <dgm:styleLbl name="parChTrans1D4">
+    <dgm:fillClrLst meth="repeat">
+      <a:schemeClr val="accent1"/>
+    </dgm:fillClrLst>
+    <dgm:linClrLst meth="repeat">
+      <a:schemeClr val="accent1">
+        <a:shade val="80000"/>
+      </a:schemeClr>
+    </dgm:linClrLst>
+    <dgm:effectClrLst/>
+    <dgm:txLinClrLst/>
+    <dgm:txFillClrLst meth="repeat">
+      <a:schemeClr val="tx1"/>
+    </dgm:txFillClrLst>
+    <dgm:txEffectClrLst/>
+  </dgm:styleLbl>
+  <dgm:styleLbl name="fgAcc1">
+    <dgm:fillClrLst meth="repeat">
+      <a:schemeClr val="lt1">
+        <a:alpha val="90000"/>
+      </a:schemeClr>
+    </dgm:fillClrLst>
+    <dgm:linClrLst meth="repeat">
+      <a:schemeClr val="accent1"/>
+    </dgm:linClrLst>
+    <dgm:effectClrLst/>
+    <dgm:txLinClrLst/>
+    <dgm:txFillClrLst meth="repeat">
+      <a:schemeClr val="dk1"/>
+    </dgm:txFillClrLst>
+    <dgm:txEffectClrLst/>
+  </dgm:styleLbl>
+  <dgm:styleLbl name="conFgAcc1">
+    <dgm:fillClrLst meth="repeat">
+      <a:schemeClr val="lt1">
+        <a:alpha val="90000"/>
+      </a:schemeClr>
+    </dgm:fillClrLst>
+    <dgm:linClrLst meth="repeat">
+      <a:schemeClr val="accent1"/>
+    </dgm:linClrLst>
+    <dgm:effectClrLst/>
+    <dgm:txLinClrLst/>
+    <dgm:txFillClrLst meth="repeat">
+      <a:schemeClr val="dk1"/>
+    </dgm:txFillClrLst>
+    <dgm:txEffectClrLst/>
+  </dgm:styleLbl>
+  <dgm:styleLbl name="alignAcc1">
+    <dgm:fillClrLst meth="repeat">
+      <a:schemeClr val="lt1">
+        <a:alpha val="90000"/>
+      </a:schemeClr>
+    </dgm:fillClrLst>
+    <dgm:linClrLst meth="repeat">
+      <a:schemeClr val="accent1"/>
+    </dgm:linClrLst>
+    <dgm:effectClrLst/>
+    <dgm:txLinClrLst/>
+    <dgm:txFillClrLst meth="repeat">
+      <a:schemeClr val="dk1"/>
+    </dgm:txFillClrLst>
+    <dgm:txEffectClrLst/>
+  </dgm:styleLbl>
+  <dgm:styleLbl name="trAlignAcc1">
+    <dgm:fillClrLst meth="repeat">
+      <a:schemeClr val="lt1">
+        <a:alpha val="40000"/>
+      </a:schemeClr>
+    </dgm:fillClrLst>
+    <dgm:linClrLst meth="repeat">
+      <a:schemeClr val="accent1"/>
+    </dgm:linClrLst>
+    <dgm:effectClrLst/>
+    <dgm:txLinClrLst/>
+    <dgm:txFillClrLst meth="repeat">
+      <a:schemeClr val="dk1"/>
+    </dgm:txFillClrLst>
+    <dgm:txEffectClrLst/>
+  </dgm:styleLbl>
+  <dgm:styleLbl name="bgAcc1">
+    <dgm:fillClrLst meth="repeat">
+      <a:schemeClr val="lt1">
+        <a:alpha val="90000"/>
+      </a:schemeClr>
+    </dgm:fillClrLst>
+    <dgm:linClrLst meth="repeat">
+      <a:schemeClr val="accent1"/>
+    </dgm:linClrLst>
+    <dgm:effectClrLst/>
+    <dgm:txLinClrLst/>
+    <dgm:txFillClrLst meth="repeat">
+      <a:schemeClr val="dk1"/>
+    </dgm:txFillClrLst>
+    <dgm:txEffectClrLst/>
+  </dgm:styleLbl>
+  <dgm:styleLbl name="solidFgAcc1">
+    <dgm:fillClrLst meth="repeat">
+      <a:schemeClr val="lt1"/>
+    </dgm:fillClrLst>
+    <dgm:linClrLst meth="repeat">
+      <a:schemeClr val="accent1"/>
+    </dgm:linClrLst>
+    <dgm:effectClrLst/>
+    <dgm:txLinClrLst/>
+    <dgm:txFillClrLst meth="repeat">
+      <a:schemeClr val="dk1"/>
+    </dgm:txFillClrLst>
+    <dgm:txEffectClrLst/>
+  </dgm:styleLbl>
+  <dgm:styleLbl name="solidAlignAcc1">
+    <dgm:fillClrLst meth="repeat">
+      <a:schemeClr val="lt1"/>
+    </dgm:fillClrLst>
+    <dgm:linClrLst meth="repeat">
+      <a:schemeClr val="accent1"/>
+    </dgm:linClrLst>
+    <dgm:effectClrLst/>
+    <dgm:txLinClrLst/>
+    <dgm:txFillClrLst meth="repeat">
+      <a:schemeClr val="dk1"/>
+    </dgm:txFillClrLst>
+    <dgm:txEffectClrLst/>
+  </dgm:styleLbl>
+  <dgm:styleLbl name="solidBgAcc1">
+    <dgm:fillClrLst meth="repeat">
+      <a:schemeClr val="lt1"/>
+    </dgm:fillClrLst>
+    <dgm:linClrLst meth="repeat">
+      <a:schemeClr val="accent1"/>
+    </dgm:linClrLst>
+    <dgm:effectClrLst/>
+    <dgm:txLinClrLst/>
+    <dgm:txFillClrLst meth="repeat">
+      <a:schemeClr val="dk1"/>
+    </dgm:txFillClrLst>
+    <dgm:txEffectClrLst/>
+  </dgm:styleLbl>
+  <dgm:styleLbl name="fgAccFollowNode1">
+    <dgm:fillClrLst meth="repeat">
+      <a:schemeClr val="accent1">
+        <a:alpha val="90000"/>
+        <a:tint val="40000"/>
+      </a:schemeClr>
+    </dgm:fillClrLst>
+    <dgm:linClrLst meth="repeat">
+      <a:schemeClr val="accent1">
+        <a:alpha val="90000"/>
+        <a:tint val="40000"/>
+      </a:schemeClr>
+    </dgm:linClrLst>
+    <dgm:effectClrLst/>
+    <dgm:txLinClrLst/>
+    <dgm:txFillClrLst meth="repeat">
+      <a:schemeClr val="dk1"/>
+    </dgm:txFillClrLst>
+    <dgm:txEffectClrLst/>
+  </dgm:styleLbl>
+  <dgm:styleLbl name="alignAccFollowNode1">
+    <dgm:fillClrLst meth="repeat">
+      <a:schemeClr val="accent1">
+        <a:alpha val="90000"/>
+        <a:tint val="40000"/>
+      </a:schemeClr>
+    </dgm:fillClrLst>
+    <dgm:linClrLst meth="repeat">
+      <a:schemeClr val="accent1">
+        <a:alpha val="90000"/>
+        <a:tint val="40000"/>
+      </a:schemeClr>
+    </dgm:linClrLst>
+    <dgm:effectClrLst/>
+    <dgm:txLinClrLst/>
+    <dgm:txFillClrLst meth="repeat">
+      <a:schemeClr val="dk1"/>
+    </dgm:txFillClrLst>
+    <dgm:txEffectClrLst/>
+  </dgm:styleLbl>
+  <dgm:styleLbl name="bgAccFollowNode1">
+    <dgm:fillClrLst meth="repeat">
+      <a:schemeClr val="accent1">
+        <a:alpha val="90000"/>
+        <a:tint val="40000"/>
+      </a:schemeClr>
+    </dgm:fillClrLst>
+    <dgm:linClrLst meth="repeat">
+      <a:schemeClr val="accent1">
+        <a:alpha val="90000"/>
+        <a:tint val="40000"/>
+      </a:schemeClr>
+    </dgm:linClrLst>
+    <dgm:effectClrLst/>
+    <dgm:txLinClrLst/>
+    <dgm:txFillClrLst meth="repeat">
+      <a:schemeClr val="dk1"/>
+    </dgm:txFillClrLst>
+    <dgm:txEffectClrLst/>
+  </dgm:styleLbl>
+  <dgm:styleLbl name="fgAcc0">
+    <dgm:fillClrLst meth="repeat">
+      <a:schemeClr val="lt1">
+        <a:alpha val="90000"/>
+      </a:schemeClr>
+    </dgm:fillClrLst>
+    <dgm:linClrLst meth="repeat">
+      <a:schemeClr val="accent1"/>
+    </dgm:linClrLst>
+    <dgm:effectClrLst/>
+    <dgm:txLinClrLst/>
+    <dgm:txFillClrLst meth="repeat">
+      <a:schemeClr val="dk1"/>
+    </dgm:txFillClrLst>
+    <dgm:txEffectClrLst/>
+  </dgm:styleLbl>
+  <dgm:styleLbl name="fgAcc2">
+    <dgm:fillClrLst meth="repeat">
+      <a:schemeClr val="lt1">
+        <a:alpha val="90000"/>
+      </a:schemeClr>
+    </dgm:fillClrLst>
+    <dgm:linClrLst meth="repeat">
+      <a:schemeClr val="accent1"/>
+    </dgm:linClrLst>
+    <dgm:effectClrLst/>
+    <dgm:txLinClrLst/>
+    <dgm:txFillClrLst meth="repeat">
+      <a:schemeClr val="dk1"/>
+    </dgm:txFillClrLst>
+    <dgm:txEffectClrLst/>
+  </dgm:styleLbl>
+  <dgm:styleLbl name="fgAcc3">
+    <dgm:fillClrLst meth="repeat">
+      <a:schemeClr val="lt1">
+        <a:alpha val="90000"/>
+      </a:schemeClr>
+    </dgm:fillClrLst>
+    <dgm:linClrLst meth="repeat">
+      <a:schemeClr val="accent1"/>
+    </dgm:linClrLst>
+    <dgm:effectClrLst/>
+    <dgm:txLinClrLst/>
+    <dgm:txFillClrLst meth="repeat">
+      <a:schemeClr val="dk1"/>
+    </dgm:txFillClrLst>
+    <dgm:txEffectClrLst/>
+  </dgm:styleLbl>
+  <dgm:styleLbl name="fgAcc4">
+    <dgm:fillClrLst meth="repeat">
+      <a:schemeClr val="lt1">
+        <a:alpha val="90000"/>
+      </a:schemeClr>
+    </dgm:fillClrLst>
+    <dgm:linClrLst meth="repeat">
+      <a:schemeClr val="accent1"/>
+    </dgm:linClrLst>
+    <dgm:effectClrLst/>
+    <dgm:txLinClrLst/>
+    <dgm:txFillClrLst meth="repeat">
+      <a:schemeClr val="dk1"/>
+    </dgm:txFillClrLst>
+    <dgm:txEffectClrLst/>
+  </dgm:styleLbl>
+  <dgm:styleLbl name="bgShp">
+    <dgm:fillClrLst meth="repeat">
+      <a:schemeClr val="accent1">
+        <a:tint val="40000"/>
+      </a:schemeClr>
+    </dgm:fillClrLst>
+    <dgm:linClrLst meth="repeat">
+      <a:schemeClr val="accent1"/>
+    </dgm:linClrLst>
+    <dgm:effectClrLst/>
+    <dgm:txLinClrLst/>
+    <dgm:txFillClrLst meth="repeat">
+      <a:schemeClr val="dk1"/>
+    </dgm:txFillClrLst>
+    <dgm:txEffectClrLst/>
+  </dgm:styleLbl>
+  <dgm:styleLbl name="dkBgShp">
+    <dgm:fillClrLst meth="repeat">
+      <a:schemeClr val="accent1">
+        <a:shade val="80000"/>
+      </a:schemeClr>
+    </dgm:fillClrLst>
+    <dgm:linClrLst meth="repeat">
+      <a:schemeClr val="accent1"/>
+    </dgm:linClrLst>
+    <dgm:effectClrLst/>
+    <dgm:txLinClrLst/>
+    <dgm:txFillClrLst meth="repeat">
+      <a:schemeClr val="lt1"/>
+    </dgm:txFillClrLst>
+    <dgm:txEffectClrLst/>
+  </dgm:styleLbl>
+  <dgm:styleLbl name="trBgShp">
+    <dgm:fillClrLst meth="repeat">
+      <a:schemeClr val="accent1">
+        <a:tint val="50000"/>
+        <a:alpha val="40000"/>
+      </a:schemeClr>
+    </dgm:fillClrLst>
+    <dgm:linClrLst meth="repeat">
+      <a:schemeClr val="accent1"/>
+    </dgm:linClrLst>
+    <dgm:effectClrLst/>
+    <dgm:txLinClrLst/>
+    <dgm:txFillClrLst meth="repeat">
+      <a:schemeClr val="lt1"/>
+    </dgm:txFillClrLst>
+    <dgm:txEffectClrLst/>
+  </dgm:styleLbl>
+  <dgm:styleLbl name="fgShp">
+    <dgm:fillClrLst meth="repeat">
+      <a:schemeClr val="accent1">
+        <a:tint val="60000"/>
+      </a:schemeClr>
+    </dgm:fillClrLst>
+    <dgm:linClrLst meth="repeat">
+      <a:schemeClr val="lt1"/>
+    </dgm:linClrLst>
+    <dgm:effectClrLst/>
+    <dgm:txLinClrLst/>
+    <dgm:txFillClrLst meth="repeat">
+      <a:schemeClr val="dk1"/>
+    </dgm:txFillClrLst>
+    <dgm:txEffectClrLst/>
+  </dgm:styleLbl>
+  <dgm:styleLbl name="revTx">
+    <dgm:fillClrLst meth="repeat">
+      <a:schemeClr val="lt1">
+        <a:alpha val="0"/>
+      </a:schemeClr>
+    </dgm:fillClrLst>
+    <dgm:linClrLst meth="repeat">
+      <a:schemeClr val="dk1">
+        <a:alpha val="0"/>
+      </a:schemeClr>
+    </dgm:linClrLst>
+    <dgm:effectClrLst/>
+    <dgm:txLinClrLst/>
+    <dgm:txFillClrLst meth="repeat">
+      <a:schemeClr val="tx1"/>
+    </dgm:txFillClrLst>
+    <dgm:txEffectClrLst/>
+  </dgm:styleLbl>
+</dgm:colorsDef>
+</file>
+
+<file path=word/diagrams/data1.xml><?xml version="1.0" encoding="utf-8"?>
+<dgm:dataModel xmlns:dgm="http://schemas.openxmlformats.org/drawingml/2006/diagram" xmlns:a="http://schemas.openxmlformats.org/drawingml/2006/main">
+  <dgm:ptLst>
+    <dgm:pt modelId="{AA0C9AB5-BCFC-4A49-8929-72CA46427EC5}" type="doc">
+      <dgm:prSet loTypeId="urn:microsoft.com/office/officeart/2005/8/layout/process5" loCatId="process" qsTypeId="urn:microsoft.com/office/officeart/2005/8/quickstyle/simple1" qsCatId="simple" csTypeId="urn:microsoft.com/office/officeart/2005/8/colors/accent1_2" csCatId="accent1" phldr="1"/>
+      <dgm:spPr/>
+      <dgm:t>
+        <a:bodyPr/>
+        <a:lstStyle/>
+        <a:p>
+          <a:endParaRPr lang="en-IE"/>
+        </a:p>
+      </dgm:t>
+    </dgm:pt>
+    <dgm:pt modelId="{1D45330E-B869-4838-9D94-5CB7D355280E}">
+      <dgm:prSet phldrT="[Text]"/>
+      <dgm:spPr/>
+      <dgm:t>
+        <a:bodyPr/>
+        <a:lstStyle/>
+        <a:p>
+          <a:r>
+            <a:rPr lang="en-IE"/>
+            <a:t>1. Ingesta de Datos</a:t>
+          </a:r>
+        </a:p>
+        <a:p>
+          <a:r>
+            <a:rPr lang="en-IE"/>
+            <a:t>--Extraccion de microdatos CSV (datos.gob.mx)</a:t>
+          </a:r>
+        </a:p>
+        <a:p>
+          <a:endParaRPr lang="en-IE"/>
+        </a:p>
+      </dgm:t>
+    </dgm:pt>
+    <dgm:pt modelId="{944C2979-0AA8-486C-B0C6-5F6047ED9613}" type="parTrans" cxnId="{4635C650-777B-4B75-9BC0-FD2BA89BBEB4}">
+      <dgm:prSet/>
+      <dgm:spPr/>
+      <dgm:t>
+        <a:bodyPr/>
+        <a:lstStyle/>
+        <a:p>
+          <a:endParaRPr lang="en-IE"/>
+        </a:p>
+      </dgm:t>
+    </dgm:pt>
+    <dgm:pt modelId="{88AD249A-7127-40B5-8355-5CC8F399BCFF}" type="sibTrans" cxnId="{4635C650-777B-4B75-9BC0-FD2BA89BBEB4}">
+      <dgm:prSet/>
+      <dgm:spPr/>
+      <dgm:t>
+        <a:bodyPr/>
+        <a:lstStyle/>
+        <a:p>
+          <a:endParaRPr lang="en-IE"/>
+        </a:p>
+      </dgm:t>
+    </dgm:pt>
+    <dgm:pt modelId="{5E7EBDB3-84A4-45B3-9476-7452723AB320}">
+      <dgm:prSet phldrT="[Text]"/>
+      <dgm:spPr/>
+      <dgm:t>
+        <a:bodyPr/>
+        <a:lstStyle/>
+        <a:p>
+          <a:r>
+            <a:rPr lang="en-IE"/>
+            <a:t>2. Preparacion de datos</a:t>
+          </a:r>
+        </a:p>
+        <a:p>
+          <a:r>
+            <a:rPr lang="en-IE"/>
+            <a:t>- Ingenieria de caracteristicas en Python</a:t>
+          </a:r>
+        </a:p>
+      </dgm:t>
+    </dgm:pt>
+    <dgm:pt modelId="{E87CBAE8-949E-4736-901B-40FD753EE1CD}" type="parTrans" cxnId="{55DE64AB-FBAF-4BBF-9E2A-77C17B35DEFA}">
+      <dgm:prSet/>
+      <dgm:spPr/>
+      <dgm:t>
+        <a:bodyPr/>
+        <a:lstStyle/>
+        <a:p>
+          <a:endParaRPr lang="en-IE"/>
+        </a:p>
+      </dgm:t>
+    </dgm:pt>
+    <dgm:pt modelId="{6581E9BE-11F0-404E-817F-51A55D4BE87A}" type="sibTrans" cxnId="{55DE64AB-FBAF-4BBF-9E2A-77C17B35DEFA}">
+      <dgm:prSet/>
+      <dgm:spPr/>
+      <dgm:t>
+        <a:bodyPr/>
+        <a:lstStyle/>
+        <a:p>
+          <a:endParaRPr lang="en-IE"/>
+        </a:p>
+      </dgm:t>
+    </dgm:pt>
+    <dgm:pt modelId="{72F33509-B824-47E8-A46B-531C63FADBFB}">
+      <dgm:prSet phldrT="[Text]"/>
+      <dgm:spPr/>
+      <dgm:t>
+        <a:bodyPr/>
+        <a:lstStyle/>
+        <a:p>
+          <a:r>
+            <a:rPr lang="en-IE"/>
+            <a:t>3. Enfoque Predictivo</a:t>
+          </a:r>
+        </a:p>
+        <a:p>
+          <a:r>
+            <a:rPr lang="en-IE"/>
+            <a:t>-Segmentacion Geografica (Clustering con K-Means)</a:t>
+          </a:r>
+        </a:p>
+        <a:p>
+          <a:r>
+            <a:rPr lang="en-IE"/>
+            <a:t>- Modelado y Prediccion de Demanda (Distribucion nde Poisson)</a:t>
+          </a:r>
+        </a:p>
+      </dgm:t>
+    </dgm:pt>
+    <dgm:pt modelId="{48C0B885-77F1-4892-A346-D474BA5755E4}" type="parTrans" cxnId="{B5F2EF8B-5377-44CE-8FCE-B3C660BB1FB1}">
+      <dgm:prSet/>
+      <dgm:spPr/>
+      <dgm:t>
+        <a:bodyPr/>
+        <a:lstStyle/>
+        <a:p>
+          <a:endParaRPr lang="en-IE"/>
+        </a:p>
+      </dgm:t>
+    </dgm:pt>
+    <dgm:pt modelId="{0541E2D0-F1E9-484C-8A3E-AF1E74CA0B2D}" type="sibTrans" cxnId="{B5F2EF8B-5377-44CE-8FCE-B3C660BB1FB1}">
+      <dgm:prSet/>
+      <dgm:spPr/>
+      <dgm:t>
+        <a:bodyPr/>
+        <a:lstStyle/>
+        <a:p>
+          <a:endParaRPr lang="en-IE"/>
+        </a:p>
+      </dgm:t>
+    </dgm:pt>
+    <dgm:pt modelId="{DED394AA-670D-4902-83DC-F363A55C16DC}">
+      <dgm:prSet phldrT="[Text]"/>
+      <dgm:spPr/>
+      <dgm:t>
+        <a:bodyPr/>
+        <a:lstStyle/>
+        <a:p>
+          <a:r>
+            <a:rPr lang="en-IE"/>
+            <a:t>4. Validacion de Modelo</a:t>
+          </a:r>
+        </a:p>
+        <a:p>
+          <a:r>
+            <a:rPr lang="en-IE"/>
+            <a:t>-Validar el Cluster Territorial (Coeficiente de silueta)</a:t>
+          </a:r>
+        </a:p>
+      </dgm:t>
+    </dgm:pt>
+    <dgm:pt modelId="{E26587F8-DBCD-4D01-9C5D-EF69603BD644}" type="parTrans" cxnId="{FBEDA8FC-4A51-4481-9391-58C38F79AB86}">
+      <dgm:prSet/>
+      <dgm:spPr/>
+      <dgm:t>
+        <a:bodyPr/>
+        <a:lstStyle/>
+        <a:p>
+          <a:endParaRPr lang="en-IE"/>
+        </a:p>
+      </dgm:t>
+    </dgm:pt>
+    <dgm:pt modelId="{8C878F6A-3606-47FF-8474-F59045BA2395}" type="sibTrans" cxnId="{FBEDA8FC-4A51-4481-9391-58C38F79AB86}">
+      <dgm:prSet/>
+      <dgm:spPr/>
+      <dgm:t>
+        <a:bodyPr/>
+        <a:lstStyle/>
+        <a:p>
+          <a:endParaRPr lang="en-IE"/>
+        </a:p>
+      </dgm:t>
+    </dgm:pt>
+    <dgm:pt modelId="{30897BFF-ED6E-4E8C-9735-2B465851A37C}">
+      <dgm:prSet phldrT="[Text]"/>
+      <dgm:spPr/>
+      <dgm:t>
+        <a:bodyPr/>
+        <a:lstStyle/>
+        <a:p>
+          <a:r>
+            <a:rPr lang="en-IE"/>
+            <a:t>5. Evaluacion de Rendimiento</a:t>
+          </a:r>
+        </a:p>
+        <a:p>
+          <a:r>
+            <a:rPr lang="en-IE"/>
+            <a:t>-Tasa de Reduccion de mermas</a:t>
+          </a:r>
+        </a:p>
+        <a:p>
+          <a:r>
+            <a:rPr lang="en-IE"/>
+            <a:t>Indice de Nivel de Servicio</a:t>
+          </a:r>
+        </a:p>
+      </dgm:t>
+    </dgm:pt>
+    <dgm:pt modelId="{83B36EA3-EF84-4A65-86CF-83C1B30A9B2F}" type="parTrans" cxnId="{891781BE-69F3-432F-86CE-3666B5D6DBA4}">
+      <dgm:prSet/>
+      <dgm:spPr/>
+      <dgm:t>
+        <a:bodyPr/>
+        <a:lstStyle/>
+        <a:p>
+          <a:endParaRPr lang="en-IE"/>
+        </a:p>
+      </dgm:t>
+    </dgm:pt>
+    <dgm:pt modelId="{A76BC909-4D4B-4C77-9962-A84A96F5A202}" type="sibTrans" cxnId="{891781BE-69F3-432F-86CE-3666B5D6DBA4}">
+      <dgm:prSet/>
+      <dgm:spPr/>
+      <dgm:t>
+        <a:bodyPr/>
+        <a:lstStyle/>
+        <a:p>
+          <a:endParaRPr lang="en-IE"/>
+        </a:p>
+      </dgm:t>
+    </dgm:pt>
+    <dgm:pt modelId="{BBE8AA42-AC7B-4428-9286-F8EAAE407F90}">
+      <dgm:prSet phldrT="[Text]"/>
+      <dgm:spPr/>
+      <dgm:t>
+        <a:bodyPr/>
+        <a:lstStyle/>
+        <a:p>
+          <a:r>
+            <a:rPr lang="en-IE"/>
+            <a:t>6. Inteligencia de </a:t>
+          </a:r>
+        </a:p>
+        <a:p>
+          <a:r>
+            <a:rPr lang="en-IE"/>
+            <a:t>negocios. </a:t>
+          </a:r>
+        </a:p>
+        <a:p>
+          <a:r>
+            <a:rPr lang="en-IE"/>
+            <a:t>-Construccion de una interfas de negocios en Power BI</a:t>
+          </a:r>
+        </a:p>
+      </dgm:t>
+    </dgm:pt>
+    <dgm:pt modelId="{38588BB0-81F2-48BF-9BC3-8A737357D75A}" type="parTrans" cxnId="{D2DD008B-BCAF-4D23-BF71-2FF2E6368C48}">
+      <dgm:prSet/>
+      <dgm:spPr/>
+      <dgm:t>
+        <a:bodyPr/>
+        <a:lstStyle/>
+        <a:p>
+          <a:endParaRPr lang="en-IE"/>
+        </a:p>
+      </dgm:t>
+    </dgm:pt>
+    <dgm:pt modelId="{183F7CCE-7402-4D5A-8170-CEBD0737D7E9}" type="sibTrans" cxnId="{D2DD008B-BCAF-4D23-BF71-2FF2E6368C48}">
+      <dgm:prSet/>
+      <dgm:spPr/>
+      <dgm:t>
+        <a:bodyPr/>
+        <a:lstStyle/>
+        <a:p>
+          <a:endParaRPr lang="en-IE"/>
+        </a:p>
+      </dgm:t>
+    </dgm:pt>
+    <dgm:pt modelId="{FDA8F3FC-852B-472F-8518-50EDC397DEDB}" type="pres">
+      <dgm:prSet presAssocID="{AA0C9AB5-BCFC-4A49-8929-72CA46427EC5}" presName="diagram" presStyleCnt="0">
+        <dgm:presLayoutVars>
+          <dgm:dir/>
+          <dgm:resizeHandles val="exact"/>
+        </dgm:presLayoutVars>
+      </dgm:prSet>
+      <dgm:spPr/>
+    </dgm:pt>
+    <dgm:pt modelId="{9E77ADB6-EC20-40B3-877B-EDD0D3680609}" type="pres">
+      <dgm:prSet presAssocID="{1D45330E-B869-4838-9D94-5CB7D355280E}" presName="node" presStyleLbl="node1" presStyleIdx="0" presStyleCnt="6">
+        <dgm:presLayoutVars>
+          <dgm:bulletEnabled val="1"/>
+        </dgm:presLayoutVars>
+      </dgm:prSet>
+      <dgm:spPr/>
+    </dgm:pt>
+    <dgm:pt modelId="{F12D06A8-9030-4C89-B124-E449F6009F76}" type="pres">
+      <dgm:prSet presAssocID="{88AD249A-7127-40B5-8355-5CC8F399BCFF}" presName="sibTrans" presStyleLbl="sibTrans2D1" presStyleIdx="0" presStyleCnt="5"/>
+      <dgm:spPr/>
+    </dgm:pt>
+    <dgm:pt modelId="{A196508B-1465-4C15-A231-A0BDE15BC387}" type="pres">
+      <dgm:prSet presAssocID="{88AD249A-7127-40B5-8355-5CC8F399BCFF}" presName="connectorText" presStyleLbl="sibTrans2D1" presStyleIdx="0" presStyleCnt="5"/>
+      <dgm:spPr/>
+    </dgm:pt>
+    <dgm:pt modelId="{4D038BD9-9085-49CA-A9AB-869848137BAF}" type="pres">
+      <dgm:prSet presAssocID="{5E7EBDB3-84A4-45B3-9476-7452723AB320}" presName="node" presStyleLbl="node1" presStyleIdx="1" presStyleCnt="6">
+        <dgm:presLayoutVars>
+          <dgm:bulletEnabled val="1"/>
+        </dgm:presLayoutVars>
+      </dgm:prSet>
+      <dgm:spPr/>
+    </dgm:pt>
+    <dgm:pt modelId="{912E7DE2-6621-42E1-96F6-E513771B3534}" type="pres">
+      <dgm:prSet presAssocID="{6581E9BE-11F0-404E-817F-51A55D4BE87A}" presName="sibTrans" presStyleLbl="sibTrans2D1" presStyleIdx="1" presStyleCnt="5"/>
+      <dgm:spPr/>
+    </dgm:pt>
+    <dgm:pt modelId="{71613824-A72D-41BE-A574-2703268B7A00}" type="pres">
+      <dgm:prSet presAssocID="{6581E9BE-11F0-404E-817F-51A55D4BE87A}" presName="connectorText" presStyleLbl="sibTrans2D1" presStyleIdx="1" presStyleCnt="5"/>
+      <dgm:spPr/>
+    </dgm:pt>
+    <dgm:pt modelId="{728AA8B4-712E-4E09-B1CF-A1A25CE5CE1A}" type="pres">
+      <dgm:prSet presAssocID="{72F33509-B824-47E8-A46B-531C63FADBFB}" presName="node" presStyleLbl="node1" presStyleIdx="2" presStyleCnt="6">
+        <dgm:presLayoutVars>
+          <dgm:bulletEnabled val="1"/>
+        </dgm:presLayoutVars>
+      </dgm:prSet>
+      <dgm:spPr/>
+    </dgm:pt>
+    <dgm:pt modelId="{AE609C9C-EC6E-4C0C-8882-32DE1EEAC1AB}" type="pres">
+      <dgm:prSet presAssocID="{0541E2D0-F1E9-484C-8A3E-AF1E74CA0B2D}" presName="sibTrans" presStyleLbl="sibTrans2D1" presStyleIdx="2" presStyleCnt="5"/>
+      <dgm:spPr/>
+    </dgm:pt>
+    <dgm:pt modelId="{039C41B8-E3D4-4CF7-B29B-841B0955BB42}" type="pres">
+      <dgm:prSet presAssocID="{0541E2D0-F1E9-484C-8A3E-AF1E74CA0B2D}" presName="connectorText" presStyleLbl="sibTrans2D1" presStyleIdx="2" presStyleCnt="5"/>
+      <dgm:spPr/>
+    </dgm:pt>
+    <dgm:pt modelId="{92F6E126-D862-4902-B1D9-4D49D307E90B}" type="pres">
+      <dgm:prSet presAssocID="{DED394AA-670D-4902-83DC-F363A55C16DC}" presName="node" presStyleLbl="node1" presStyleIdx="3" presStyleCnt="6">
+        <dgm:presLayoutVars>
+          <dgm:bulletEnabled val="1"/>
+        </dgm:presLayoutVars>
+      </dgm:prSet>
+      <dgm:spPr/>
+    </dgm:pt>
+    <dgm:pt modelId="{DF0202D8-3F71-48CA-B5E6-7288BF502266}" type="pres">
+      <dgm:prSet presAssocID="{8C878F6A-3606-47FF-8474-F59045BA2395}" presName="sibTrans" presStyleLbl="sibTrans2D1" presStyleIdx="3" presStyleCnt="5"/>
+      <dgm:spPr/>
+    </dgm:pt>
+    <dgm:pt modelId="{61D8C8A4-B3F2-4620-8DB6-0F042EED20C5}" type="pres">
+      <dgm:prSet presAssocID="{8C878F6A-3606-47FF-8474-F59045BA2395}" presName="connectorText" presStyleLbl="sibTrans2D1" presStyleIdx="3" presStyleCnt="5"/>
+      <dgm:spPr/>
+    </dgm:pt>
+    <dgm:pt modelId="{9705B1C5-7B67-48F4-9D19-3BD4B1AE6AFE}" type="pres">
+      <dgm:prSet presAssocID="{30897BFF-ED6E-4E8C-9735-2B465851A37C}" presName="node" presStyleLbl="node1" presStyleIdx="4" presStyleCnt="6">
+        <dgm:presLayoutVars>
+          <dgm:bulletEnabled val="1"/>
+        </dgm:presLayoutVars>
+      </dgm:prSet>
+      <dgm:spPr/>
+    </dgm:pt>
+    <dgm:pt modelId="{BA2581C2-8B4D-4FB4-ABB1-287BA0353481}" type="pres">
+      <dgm:prSet presAssocID="{A76BC909-4D4B-4C77-9962-A84A96F5A202}" presName="sibTrans" presStyleLbl="sibTrans2D1" presStyleIdx="4" presStyleCnt="5"/>
+      <dgm:spPr/>
+    </dgm:pt>
+    <dgm:pt modelId="{317FFCF8-D21A-4878-B136-6BC75B68FC13}" type="pres">
+      <dgm:prSet presAssocID="{A76BC909-4D4B-4C77-9962-A84A96F5A202}" presName="connectorText" presStyleLbl="sibTrans2D1" presStyleIdx="4" presStyleCnt="5"/>
+      <dgm:spPr/>
+    </dgm:pt>
+    <dgm:pt modelId="{91DED3DB-9DC0-4BDE-A0D2-B92596880579}" type="pres">
+      <dgm:prSet presAssocID="{BBE8AA42-AC7B-4428-9286-F8EAAE407F90}" presName="node" presStyleLbl="node1" presStyleIdx="5" presStyleCnt="6">
+        <dgm:presLayoutVars>
+          <dgm:bulletEnabled val="1"/>
+        </dgm:presLayoutVars>
+      </dgm:prSet>
+      <dgm:spPr/>
+    </dgm:pt>
+  </dgm:ptLst>
+  <dgm:cxnLst>
+    <dgm:cxn modelId="{2851890A-477C-46E5-BC70-1B03E12390ED}" type="presOf" srcId="{AA0C9AB5-BCFC-4A49-8929-72CA46427EC5}" destId="{FDA8F3FC-852B-472F-8518-50EDC397DEDB}" srcOrd="0" destOrd="0" presId="urn:microsoft.com/office/officeart/2005/8/layout/process5"/>
+    <dgm:cxn modelId="{66A0FC17-52EE-4CB1-B853-D2D20E2ED640}" type="presOf" srcId="{0541E2D0-F1E9-484C-8A3E-AF1E74CA0B2D}" destId="{AE609C9C-EC6E-4C0C-8882-32DE1EEAC1AB}" srcOrd="0" destOrd="0" presId="urn:microsoft.com/office/officeart/2005/8/layout/process5"/>
+    <dgm:cxn modelId="{0D5A4C1D-50B9-4958-83C1-2833269CFDCF}" type="presOf" srcId="{A76BC909-4D4B-4C77-9962-A84A96F5A202}" destId="{BA2581C2-8B4D-4FB4-ABB1-287BA0353481}" srcOrd="0" destOrd="0" presId="urn:microsoft.com/office/officeart/2005/8/layout/process5"/>
+    <dgm:cxn modelId="{41A7B53C-B20F-4D8B-938F-55DD9CABC872}" type="presOf" srcId="{BBE8AA42-AC7B-4428-9286-F8EAAE407F90}" destId="{91DED3DB-9DC0-4BDE-A0D2-B92596880579}" srcOrd="0" destOrd="0" presId="urn:microsoft.com/office/officeart/2005/8/layout/process5"/>
+    <dgm:cxn modelId="{92FB0F50-485E-4D8A-8DE5-6783810C4684}" type="presOf" srcId="{0541E2D0-F1E9-484C-8A3E-AF1E74CA0B2D}" destId="{039C41B8-E3D4-4CF7-B29B-841B0955BB42}" srcOrd="1" destOrd="0" presId="urn:microsoft.com/office/officeart/2005/8/layout/process5"/>
+    <dgm:cxn modelId="{4635C650-777B-4B75-9BC0-FD2BA89BBEB4}" srcId="{AA0C9AB5-BCFC-4A49-8929-72CA46427EC5}" destId="{1D45330E-B869-4838-9D94-5CB7D355280E}" srcOrd="0" destOrd="0" parTransId="{944C2979-0AA8-486C-B0C6-5F6047ED9613}" sibTransId="{88AD249A-7127-40B5-8355-5CC8F399BCFF}"/>
+    <dgm:cxn modelId="{E0FCF070-A2FA-46F4-B422-9DE02486843A}" type="presOf" srcId="{8C878F6A-3606-47FF-8474-F59045BA2395}" destId="{61D8C8A4-B3F2-4620-8DB6-0F042EED20C5}" srcOrd="1" destOrd="0" presId="urn:microsoft.com/office/officeart/2005/8/layout/process5"/>
+    <dgm:cxn modelId="{4656DF51-E43C-45F7-B219-1358CCE7BD56}" type="presOf" srcId="{88AD249A-7127-40B5-8355-5CC8F399BCFF}" destId="{A196508B-1465-4C15-A231-A0BDE15BC387}" srcOrd="1" destOrd="0" presId="urn:microsoft.com/office/officeart/2005/8/layout/process5"/>
+    <dgm:cxn modelId="{1BBBF756-577C-48F7-A48D-4DE749DEE455}" type="presOf" srcId="{1D45330E-B869-4838-9D94-5CB7D355280E}" destId="{9E77ADB6-EC20-40B3-877B-EDD0D3680609}" srcOrd="0" destOrd="0" presId="urn:microsoft.com/office/officeart/2005/8/layout/process5"/>
+    <dgm:cxn modelId="{5D7DA57D-FC94-4E08-8237-02C2E659E1B8}" type="presOf" srcId="{72F33509-B824-47E8-A46B-531C63FADBFB}" destId="{728AA8B4-712E-4E09-B1CF-A1A25CE5CE1A}" srcOrd="0" destOrd="0" presId="urn:microsoft.com/office/officeart/2005/8/layout/process5"/>
+    <dgm:cxn modelId="{D2DD008B-BCAF-4D23-BF71-2FF2E6368C48}" srcId="{AA0C9AB5-BCFC-4A49-8929-72CA46427EC5}" destId="{BBE8AA42-AC7B-4428-9286-F8EAAE407F90}" srcOrd="5" destOrd="0" parTransId="{38588BB0-81F2-48BF-9BC3-8A737357D75A}" sibTransId="{183F7CCE-7402-4D5A-8170-CEBD0737D7E9}"/>
+    <dgm:cxn modelId="{B5F2EF8B-5377-44CE-8FCE-B3C660BB1FB1}" srcId="{AA0C9AB5-BCFC-4A49-8929-72CA46427EC5}" destId="{72F33509-B824-47E8-A46B-531C63FADBFB}" srcOrd="2" destOrd="0" parTransId="{48C0B885-77F1-4892-A346-D474BA5755E4}" sibTransId="{0541E2D0-F1E9-484C-8A3E-AF1E74CA0B2D}"/>
+    <dgm:cxn modelId="{55DE64AB-FBAF-4BBF-9E2A-77C17B35DEFA}" srcId="{AA0C9AB5-BCFC-4A49-8929-72CA46427EC5}" destId="{5E7EBDB3-84A4-45B3-9476-7452723AB320}" srcOrd="1" destOrd="0" parTransId="{E87CBAE8-949E-4736-901B-40FD753EE1CD}" sibTransId="{6581E9BE-11F0-404E-817F-51A55D4BE87A}"/>
+    <dgm:cxn modelId="{C98A84B8-D607-4A8E-8BF6-1736666F1E29}" type="presOf" srcId="{30897BFF-ED6E-4E8C-9735-2B465851A37C}" destId="{9705B1C5-7B67-48F4-9D19-3BD4B1AE6AFE}" srcOrd="0" destOrd="0" presId="urn:microsoft.com/office/officeart/2005/8/layout/process5"/>
+    <dgm:cxn modelId="{799E07BE-486B-428E-BC24-332F7E927486}" type="presOf" srcId="{8C878F6A-3606-47FF-8474-F59045BA2395}" destId="{DF0202D8-3F71-48CA-B5E6-7288BF502266}" srcOrd="0" destOrd="0" presId="urn:microsoft.com/office/officeart/2005/8/layout/process5"/>
+    <dgm:cxn modelId="{891781BE-69F3-432F-86CE-3666B5D6DBA4}" srcId="{AA0C9AB5-BCFC-4A49-8929-72CA46427EC5}" destId="{30897BFF-ED6E-4E8C-9735-2B465851A37C}" srcOrd="4" destOrd="0" parTransId="{83B36EA3-EF84-4A65-86CF-83C1B30A9B2F}" sibTransId="{A76BC909-4D4B-4C77-9962-A84A96F5A202}"/>
+    <dgm:cxn modelId="{51B4CABF-30BB-44D6-A993-2FCC6FF5A6AF}" type="presOf" srcId="{88AD249A-7127-40B5-8355-5CC8F399BCFF}" destId="{F12D06A8-9030-4C89-B124-E449F6009F76}" srcOrd="0" destOrd="0" presId="urn:microsoft.com/office/officeart/2005/8/layout/process5"/>
+    <dgm:cxn modelId="{6A8FFED4-5633-402F-A241-7C33136EF550}" type="presOf" srcId="{6581E9BE-11F0-404E-817F-51A55D4BE87A}" destId="{912E7DE2-6621-42E1-96F6-E513771B3534}" srcOrd="0" destOrd="0" presId="urn:microsoft.com/office/officeart/2005/8/layout/process5"/>
+    <dgm:cxn modelId="{94893CD7-CC3B-4A0C-87D0-4D2779D9E1CC}" type="presOf" srcId="{5E7EBDB3-84A4-45B3-9476-7452723AB320}" destId="{4D038BD9-9085-49CA-A9AB-869848137BAF}" srcOrd="0" destOrd="0" presId="urn:microsoft.com/office/officeart/2005/8/layout/process5"/>
+    <dgm:cxn modelId="{21E84BD8-B1B9-4D50-B689-CAB43D1CF668}" type="presOf" srcId="{A76BC909-4D4B-4C77-9962-A84A96F5A202}" destId="{317FFCF8-D21A-4878-B136-6BC75B68FC13}" srcOrd="1" destOrd="0" presId="urn:microsoft.com/office/officeart/2005/8/layout/process5"/>
+    <dgm:cxn modelId="{4816DCE7-F922-4987-B1B7-CA3E9311B83C}" type="presOf" srcId="{6581E9BE-11F0-404E-817F-51A55D4BE87A}" destId="{71613824-A72D-41BE-A574-2703268B7A00}" srcOrd="1" destOrd="0" presId="urn:microsoft.com/office/officeart/2005/8/layout/process5"/>
+    <dgm:cxn modelId="{823AAFEC-1EB0-4098-825B-DD898B2319AC}" type="presOf" srcId="{DED394AA-670D-4902-83DC-F363A55C16DC}" destId="{92F6E126-D862-4902-B1D9-4D49D307E90B}" srcOrd="0" destOrd="0" presId="urn:microsoft.com/office/officeart/2005/8/layout/process5"/>
+    <dgm:cxn modelId="{FBEDA8FC-4A51-4481-9391-58C38F79AB86}" srcId="{AA0C9AB5-BCFC-4A49-8929-72CA46427EC5}" destId="{DED394AA-670D-4902-83DC-F363A55C16DC}" srcOrd="3" destOrd="0" parTransId="{E26587F8-DBCD-4D01-9C5D-EF69603BD644}" sibTransId="{8C878F6A-3606-47FF-8474-F59045BA2395}"/>
+    <dgm:cxn modelId="{64C7E3AA-6978-43C7-9012-9FB76CD482E2}" type="presParOf" srcId="{FDA8F3FC-852B-472F-8518-50EDC397DEDB}" destId="{9E77ADB6-EC20-40B3-877B-EDD0D3680609}" srcOrd="0" destOrd="0" presId="urn:microsoft.com/office/officeart/2005/8/layout/process5"/>
+    <dgm:cxn modelId="{010402B0-0186-43C2-8A47-6F42632F8A41}" type="presParOf" srcId="{FDA8F3FC-852B-472F-8518-50EDC397DEDB}" destId="{F12D06A8-9030-4C89-B124-E449F6009F76}" srcOrd="1" destOrd="0" presId="urn:microsoft.com/office/officeart/2005/8/layout/process5"/>
+    <dgm:cxn modelId="{02BAA7A6-A252-45E6-8798-CF0AE5442030}" type="presParOf" srcId="{F12D06A8-9030-4C89-B124-E449F6009F76}" destId="{A196508B-1465-4C15-A231-A0BDE15BC387}" srcOrd="0" destOrd="0" presId="urn:microsoft.com/office/officeart/2005/8/layout/process5"/>
+    <dgm:cxn modelId="{DCF7E593-272B-4884-A31D-0D9C6ECDB693}" type="presParOf" srcId="{FDA8F3FC-852B-472F-8518-50EDC397DEDB}" destId="{4D038BD9-9085-49CA-A9AB-869848137BAF}" srcOrd="2" destOrd="0" presId="urn:microsoft.com/office/officeart/2005/8/layout/process5"/>
+    <dgm:cxn modelId="{72052C2D-F344-4B92-9A07-0DAED2F50678}" type="presParOf" srcId="{FDA8F3FC-852B-472F-8518-50EDC397DEDB}" destId="{912E7DE2-6621-42E1-96F6-E513771B3534}" srcOrd="3" destOrd="0" presId="urn:microsoft.com/office/officeart/2005/8/layout/process5"/>
+    <dgm:cxn modelId="{E78F1619-BEA9-4FF6-89C4-DBCA8895B31E}" type="presParOf" srcId="{912E7DE2-6621-42E1-96F6-E513771B3534}" destId="{71613824-A72D-41BE-A574-2703268B7A00}" srcOrd="0" destOrd="0" presId="urn:microsoft.com/office/officeart/2005/8/layout/process5"/>
+    <dgm:cxn modelId="{7CEFBF7A-CDDD-4B90-830A-A4994C726F16}" type="presParOf" srcId="{FDA8F3FC-852B-472F-8518-50EDC397DEDB}" destId="{728AA8B4-712E-4E09-B1CF-A1A25CE5CE1A}" srcOrd="4" destOrd="0" presId="urn:microsoft.com/office/officeart/2005/8/layout/process5"/>
+    <dgm:cxn modelId="{3AB71724-A380-40C7-B8BB-36A6F7863EC0}" type="presParOf" srcId="{FDA8F3FC-852B-472F-8518-50EDC397DEDB}" destId="{AE609C9C-EC6E-4C0C-8882-32DE1EEAC1AB}" srcOrd="5" destOrd="0" presId="urn:microsoft.com/office/officeart/2005/8/layout/process5"/>
+    <dgm:cxn modelId="{86A83933-191E-40A2-B097-CF255AA6FF8D}" type="presParOf" srcId="{AE609C9C-EC6E-4C0C-8882-32DE1EEAC1AB}" destId="{039C41B8-E3D4-4CF7-B29B-841B0955BB42}" srcOrd="0" destOrd="0" presId="urn:microsoft.com/office/officeart/2005/8/layout/process5"/>
+    <dgm:cxn modelId="{4505052A-DEE3-450B-835A-6F4373D001D7}" type="presParOf" srcId="{FDA8F3FC-852B-472F-8518-50EDC397DEDB}" destId="{92F6E126-D862-4902-B1D9-4D49D307E90B}" srcOrd="6" destOrd="0" presId="urn:microsoft.com/office/officeart/2005/8/layout/process5"/>
+    <dgm:cxn modelId="{CF579666-0EBC-4C4C-BC64-72A7DD32046D}" type="presParOf" srcId="{FDA8F3FC-852B-472F-8518-50EDC397DEDB}" destId="{DF0202D8-3F71-48CA-B5E6-7288BF502266}" srcOrd="7" destOrd="0" presId="urn:microsoft.com/office/officeart/2005/8/layout/process5"/>
+    <dgm:cxn modelId="{682652AA-443D-4338-9025-99112CDEC9C4}" type="presParOf" srcId="{DF0202D8-3F71-48CA-B5E6-7288BF502266}" destId="{61D8C8A4-B3F2-4620-8DB6-0F042EED20C5}" srcOrd="0" destOrd="0" presId="urn:microsoft.com/office/officeart/2005/8/layout/process5"/>
+    <dgm:cxn modelId="{0A49C84E-916D-4126-AFC5-0E112D1572A7}" type="presParOf" srcId="{FDA8F3FC-852B-472F-8518-50EDC397DEDB}" destId="{9705B1C5-7B67-48F4-9D19-3BD4B1AE6AFE}" srcOrd="8" destOrd="0" presId="urn:microsoft.com/office/officeart/2005/8/layout/process5"/>
+    <dgm:cxn modelId="{F1180B44-053C-4A5D-86D6-23ECF7D91AA2}" type="presParOf" srcId="{FDA8F3FC-852B-472F-8518-50EDC397DEDB}" destId="{BA2581C2-8B4D-4FB4-ABB1-287BA0353481}" srcOrd="9" destOrd="0" presId="urn:microsoft.com/office/officeart/2005/8/layout/process5"/>
+    <dgm:cxn modelId="{42EBFEC4-DECA-48C1-8A37-1F0DCF5D6126}" type="presParOf" srcId="{BA2581C2-8B4D-4FB4-ABB1-287BA0353481}" destId="{317FFCF8-D21A-4878-B136-6BC75B68FC13}" srcOrd="0" destOrd="0" presId="urn:microsoft.com/office/officeart/2005/8/layout/process5"/>
+    <dgm:cxn modelId="{DCB5F649-2ECA-45DF-BB90-AA154B8027A6}" type="presParOf" srcId="{FDA8F3FC-852B-472F-8518-50EDC397DEDB}" destId="{91DED3DB-9DC0-4BDE-A0D2-B92596880579}" srcOrd="10" destOrd="0" presId="urn:microsoft.com/office/officeart/2005/8/layout/process5"/>
+  </dgm:cxnLst>
+  <dgm:bg/>
+  <dgm:whole/>
+  <dgm:extLst>
+    <a:ext uri="http://schemas.microsoft.com/office/drawing/2008/diagram">
+      <dsp:dataModelExt xmlns:dsp="http://schemas.microsoft.com/office/drawing/2008/diagram" relId="rId13" minVer="http://schemas.openxmlformats.org/drawingml/2006/diagram"/>
+    </a:ext>
+  </dgm:extLst>
+</dgm:dataModel>
+</file>
+
+<file path=word/diagrams/drawing1.xml><?xml version="1.0" encoding="utf-8"?>
+<dsp:drawing xmlns:dgm="http://schemas.openxmlformats.org/drawingml/2006/diagram" xmlns:dsp="http://schemas.microsoft.com/office/drawing/2008/diagram" xmlns:a="http://schemas.openxmlformats.org/drawingml/2006/main">
+  <dsp:spTree>
+    <dsp:nvGrpSpPr>
+      <dsp:cNvPr id="0" name=""/>
+      <dsp:cNvGrpSpPr/>
+    </dsp:nvGrpSpPr>
+    <dsp:grpSpPr/>
+    <dsp:sp modelId="{9E77ADB6-EC20-40B3-877B-EDD0D3680609}">
+      <dsp:nvSpPr>
+        <dsp:cNvPr id="0" name=""/>
+        <dsp:cNvSpPr/>
+      </dsp:nvSpPr>
+      <dsp:spPr>
+        <a:xfrm>
+          <a:off x="312896" y="833"/>
+          <a:ext cx="2025253" cy="1215151"/>
+        </a:xfrm>
+        <a:prstGeom prst="roundRect">
+          <a:avLst>
+            <a:gd name="adj" fmla="val 10000"/>
+          </a:avLst>
+        </a:prstGeom>
+        <a:solidFill>
+          <a:schemeClr val="accent1">
+            <a:hueOff val="0"/>
+            <a:satOff val="0"/>
+            <a:lumOff val="0"/>
+            <a:alphaOff val="0"/>
+          </a:schemeClr>
+        </a:solidFill>
+        <a:ln w="19050" cap="flat" cmpd="sng" algn="ctr">
+          <a:solidFill>
+            <a:schemeClr val="lt1">
+              <a:hueOff val="0"/>
+              <a:satOff val="0"/>
+              <a:lumOff val="0"/>
+              <a:alphaOff val="0"/>
+            </a:schemeClr>
+          </a:solidFill>
+          <a:prstDash val="solid"/>
+          <a:miter lim="800000"/>
+        </a:ln>
+        <a:effectLst/>
+      </dsp:spPr>
+      <dsp:style>
+        <a:lnRef idx="2">
+          <a:scrgbClr r="0" g="0" b="0"/>
+        </a:lnRef>
+        <a:fillRef idx="1">
+          <a:scrgbClr r="0" g="0" b="0"/>
+        </a:fillRef>
+        <a:effectRef idx="0">
+          <a:scrgbClr r="0" g="0" b="0"/>
+        </a:effectRef>
+        <a:fontRef idx="minor">
+          <a:schemeClr val="lt1"/>
+        </a:fontRef>
+      </dsp:style>
+      <dsp:txBody>
+        <a:bodyPr spcFirstLastPara="0" vert="horz" wrap="square" lIns="41910" tIns="41910" rIns="41910" bIns="41910" numCol="1" spcCol="1270" anchor="ctr" anchorCtr="0">
+          <a:noAutofit/>
+        </a:bodyPr>
+        <a:lstStyle/>
+        <a:p>
+          <a:pPr marL="0" lvl="0" indent="0" algn="ctr" defTabSz="488950">
+            <a:lnSpc>
+              <a:spcPct val="90000"/>
+            </a:lnSpc>
+            <a:spcBef>
+              <a:spcPct val="0"/>
+            </a:spcBef>
+            <a:spcAft>
+              <a:spcPct val="35000"/>
+            </a:spcAft>
+            <a:buNone/>
+          </a:pPr>
+          <a:r>
+            <a:rPr lang="en-IE" sz="1100" kern="1200"/>
+            <a:t>1. Ingesta de Datos</a:t>
+          </a:r>
+        </a:p>
+        <a:p>
+          <a:pPr marL="0" lvl="0" indent="0" algn="ctr" defTabSz="488950">
+            <a:lnSpc>
+              <a:spcPct val="90000"/>
+            </a:lnSpc>
+            <a:spcBef>
+              <a:spcPct val="0"/>
+            </a:spcBef>
+            <a:spcAft>
+              <a:spcPct val="35000"/>
+            </a:spcAft>
+            <a:buNone/>
+          </a:pPr>
+          <a:r>
+            <a:rPr lang="en-IE" sz="1100" kern="1200"/>
+            <a:t>--Extraccion de microdatos CSV (datos.gob.mx)</a:t>
+          </a:r>
+        </a:p>
+        <a:p>
+          <a:pPr marL="0" lvl="0" indent="0" algn="ctr" defTabSz="488950">
+            <a:lnSpc>
+              <a:spcPct val="90000"/>
+            </a:lnSpc>
+            <a:spcBef>
+              <a:spcPct val="0"/>
+            </a:spcBef>
+            <a:spcAft>
+              <a:spcPct val="35000"/>
+            </a:spcAft>
+            <a:buNone/>
+          </a:pPr>
+          <a:endParaRPr lang="en-IE" sz="1100" kern="1200"/>
+        </a:p>
+      </dsp:txBody>
+      <dsp:txXfrm>
+        <a:off x="348487" y="36424"/>
+        <a:ext cx="1954071" cy="1143969"/>
+      </dsp:txXfrm>
+    </dsp:sp>
+    <dsp:sp modelId="{F12D06A8-9030-4C89-B124-E449F6009F76}">
+      <dsp:nvSpPr>
+        <dsp:cNvPr id="0" name=""/>
+        <dsp:cNvSpPr/>
+      </dsp:nvSpPr>
+      <dsp:spPr>
+        <a:xfrm>
+          <a:off x="2516371" y="357277"/>
+          <a:ext cx="429353" cy="502262"/>
+        </a:xfrm>
+        <a:prstGeom prst="rightArrow">
+          <a:avLst>
+            <a:gd name="adj1" fmla="val 60000"/>
+            <a:gd name="adj2" fmla="val 50000"/>
+          </a:avLst>
+        </a:prstGeom>
+        <a:solidFill>
+          <a:schemeClr val="accent1">
+            <a:tint val="60000"/>
+            <a:hueOff val="0"/>
+            <a:satOff val="0"/>
+            <a:lumOff val="0"/>
+            <a:alphaOff val="0"/>
+          </a:schemeClr>
+        </a:solidFill>
+        <a:ln>
+          <a:noFill/>
+        </a:ln>
+        <a:effectLst/>
+      </dsp:spPr>
+      <dsp:style>
+        <a:lnRef idx="0">
+          <a:scrgbClr r="0" g="0" b="0"/>
+        </a:lnRef>
+        <a:fillRef idx="1">
+          <a:scrgbClr r="0" g="0" b="0"/>
+        </a:fillRef>
+        <a:effectRef idx="0">
+          <a:scrgbClr r="0" g="0" b="0"/>
+        </a:effectRef>
+        <a:fontRef idx="minor">
+          <a:schemeClr val="lt1"/>
+        </a:fontRef>
+      </dsp:style>
+      <dsp:txBody>
+        <a:bodyPr spcFirstLastPara="0" vert="horz" wrap="square" lIns="0" tIns="0" rIns="0" bIns="0" numCol="1" spcCol="1270" anchor="ctr" anchorCtr="0">
+          <a:noAutofit/>
+        </a:bodyPr>
+        <a:lstStyle/>
+        <a:p>
+          <a:pPr marL="0" lvl="0" indent="0" algn="ctr" defTabSz="400050">
+            <a:lnSpc>
+              <a:spcPct val="90000"/>
+            </a:lnSpc>
+            <a:spcBef>
+              <a:spcPct val="0"/>
+            </a:spcBef>
+            <a:spcAft>
+              <a:spcPct val="35000"/>
+            </a:spcAft>
+            <a:buNone/>
+          </a:pPr>
+          <a:endParaRPr lang="en-IE" sz="900" kern="1200"/>
+        </a:p>
+      </dsp:txBody>
+      <dsp:txXfrm>
+        <a:off x="2516371" y="457729"/>
+        <a:ext cx="300547" cy="301358"/>
+      </dsp:txXfrm>
+    </dsp:sp>
+    <dsp:sp modelId="{4D038BD9-9085-49CA-A9AB-869848137BAF}">
+      <dsp:nvSpPr>
+        <dsp:cNvPr id="0" name=""/>
+        <dsp:cNvSpPr/>
+      </dsp:nvSpPr>
+      <dsp:spPr>
+        <a:xfrm>
+          <a:off x="3148250" y="833"/>
+          <a:ext cx="2025253" cy="1215151"/>
+        </a:xfrm>
+        <a:prstGeom prst="roundRect">
+          <a:avLst>
+            <a:gd name="adj" fmla="val 10000"/>
+          </a:avLst>
+        </a:prstGeom>
+        <a:solidFill>
+          <a:schemeClr val="accent1">
+            <a:hueOff val="0"/>
+            <a:satOff val="0"/>
+            <a:lumOff val="0"/>
+            <a:alphaOff val="0"/>
+          </a:schemeClr>
+        </a:solidFill>
+        <a:ln w="19050" cap="flat" cmpd="sng" algn="ctr">
+          <a:solidFill>
+            <a:schemeClr val="lt1">
+              <a:hueOff val="0"/>
+              <a:satOff val="0"/>
+              <a:lumOff val="0"/>
+              <a:alphaOff val="0"/>
+            </a:schemeClr>
+          </a:solidFill>
+          <a:prstDash val="solid"/>
+          <a:miter lim="800000"/>
+        </a:ln>
+        <a:effectLst/>
+      </dsp:spPr>
+      <dsp:style>
+        <a:lnRef idx="2">
+          <a:scrgbClr r="0" g="0" b="0"/>
+        </a:lnRef>
+        <a:fillRef idx="1">
+          <a:scrgbClr r="0" g="0" b="0"/>
+        </a:fillRef>
+        <a:effectRef idx="0">
+          <a:scrgbClr r="0" g="0" b="0"/>
+        </a:effectRef>
+        <a:fontRef idx="minor">
+          <a:schemeClr val="lt1"/>
+        </a:fontRef>
+      </dsp:style>
+      <dsp:txBody>
+        <a:bodyPr spcFirstLastPara="0" vert="horz" wrap="square" lIns="41910" tIns="41910" rIns="41910" bIns="41910" numCol="1" spcCol="1270" anchor="ctr" anchorCtr="0">
+          <a:noAutofit/>
+        </a:bodyPr>
+        <a:lstStyle/>
+        <a:p>
+          <a:pPr marL="0" lvl="0" indent="0" algn="ctr" defTabSz="488950">
+            <a:lnSpc>
+              <a:spcPct val="90000"/>
+            </a:lnSpc>
+            <a:spcBef>
+              <a:spcPct val="0"/>
+            </a:spcBef>
+            <a:spcAft>
+              <a:spcPct val="35000"/>
+            </a:spcAft>
+            <a:buNone/>
+          </a:pPr>
+          <a:r>
+            <a:rPr lang="en-IE" sz="1100" kern="1200"/>
+            <a:t>2. Preparacion de datos</a:t>
+          </a:r>
+        </a:p>
+        <a:p>
+          <a:pPr marL="0" lvl="0" indent="0" algn="ctr" defTabSz="488950">
+            <a:lnSpc>
+              <a:spcPct val="90000"/>
+            </a:lnSpc>
+            <a:spcBef>
+              <a:spcPct val="0"/>
+            </a:spcBef>
+            <a:spcAft>
+              <a:spcPct val="35000"/>
+            </a:spcAft>
+            <a:buNone/>
+          </a:pPr>
+          <a:r>
+            <a:rPr lang="en-IE" sz="1100" kern="1200"/>
+            <a:t>- Ingenieria de caracteristicas en Python</a:t>
+          </a:r>
+        </a:p>
+      </dsp:txBody>
+      <dsp:txXfrm>
+        <a:off x="3183841" y="36424"/>
+        <a:ext cx="1954071" cy="1143969"/>
+      </dsp:txXfrm>
+    </dsp:sp>
+    <dsp:sp modelId="{912E7DE2-6621-42E1-96F6-E513771B3534}">
+      <dsp:nvSpPr>
+        <dsp:cNvPr id="0" name=""/>
+        <dsp:cNvSpPr/>
+      </dsp:nvSpPr>
+      <dsp:spPr>
+        <a:xfrm rot="5400000">
+          <a:off x="3946200" y="1357753"/>
+          <a:ext cx="429353" cy="502262"/>
+        </a:xfrm>
+        <a:prstGeom prst="rightArrow">
+          <a:avLst>
+            <a:gd name="adj1" fmla="val 60000"/>
+            <a:gd name="adj2" fmla="val 50000"/>
+          </a:avLst>
+        </a:prstGeom>
+        <a:solidFill>
+          <a:schemeClr val="accent1">
+            <a:tint val="60000"/>
+            <a:hueOff val="0"/>
+            <a:satOff val="0"/>
+            <a:lumOff val="0"/>
+            <a:alphaOff val="0"/>
+          </a:schemeClr>
+        </a:solidFill>
+        <a:ln>
+          <a:noFill/>
+        </a:ln>
+        <a:effectLst/>
+      </dsp:spPr>
+      <dsp:style>
+        <a:lnRef idx="0">
+          <a:scrgbClr r="0" g="0" b="0"/>
+        </a:lnRef>
+        <a:fillRef idx="1">
+          <a:scrgbClr r="0" g="0" b="0"/>
+        </a:fillRef>
+        <a:effectRef idx="0">
+          <a:scrgbClr r="0" g="0" b="0"/>
+        </a:effectRef>
+        <a:fontRef idx="minor">
+          <a:schemeClr val="lt1"/>
+        </a:fontRef>
+      </dsp:style>
+      <dsp:txBody>
+        <a:bodyPr spcFirstLastPara="0" vert="horz" wrap="square" lIns="0" tIns="0" rIns="0" bIns="0" numCol="1" spcCol="1270" anchor="ctr" anchorCtr="0">
+          <a:noAutofit/>
+        </a:bodyPr>
+        <a:lstStyle/>
+        <a:p>
+          <a:pPr marL="0" lvl="0" indent="0" algn="ctr" defTabSz="400050">
+            <a:lnSpc>
+              <a:spcPct val="90000"/>
+            </a:lnSpc>
+            <a:spcBef>
+              <a:spcPct val="0"/>
+            </a:spcBef>
+            <a:spcAft>
+              <a:spcPct val="35000"/>
+            </a:spcAft>
+            <a:buNone/>
+          </a:pPr>
+          <a:endParaRPr lang="en-IE" sz="900" kern="1200"/>
+        </a:p>
+      </dsp:txBody>
+      <dsp:txXfrm rot="-5400000">
+        <a:off x="4010198" y="1394207"/>
+        <a:ext cx="301358" cy="300547"/>
+      </dsp:txXfrm>
+    </dsp:sp>
+    <dsp:sp modelId="{728AA8B4-712E-4E09-B1CF-A1A25CE5CE1A}">
+      <dsp:nvSpPr>
+        <dsp:cNvPr id="0" name=""/>
+        <dsp:cNvSpPr/>
+      </dsp:nvSpPr>
+      <dsp:spPr>
+        <a:xfrm>
+          <a:off x="3148250" y="2026086"/>
+          <a:ext cx="2025253" cy="1215151"/>
+        </a:xfrm>
+        <a:prstGeom prst="roundRect">
+          <a:avLst>
+            <a:gd name="adj" fmla="val 10000"/>
+          </a:avLst>
+        </a:prstGeom>
+        <a:solidFill>
+          <a:schemeClr val="accent1">
+            <a:hueOff val="0"/>
+            <a:satOff val="0"/>
+            <a:lumOff val="0"/>
+            <a:alphaOff val="0"/>
+          </a:schemeClr>
+        </a:solidFill>
+        <a:ln w="19050" cap="flat" cmpd="sng" algn="ctr">
+          <a:solidFill>
+            <a:schemeClr val="lt1">
+              <a:hueOff val="0"/>
+              <a:satOff val="0"/>
+              <a:lumOff val="0"/>
+              <a:alphaOff val="0"/>
+            </a:schemeClr>
+          </a:solidFill>
+          <a:prstDash val="solid"/>
+          <a:miter lim="800000"/>
+        </a:ln>
+        <a:effectLst/>
+      </dsp:spPr>
+      <dsp:style>
+        <a:lnRef idx="2">
+          <a:scrgbClr r="0" g="0" b="0"/>
+        </a:lnRef>
+        <a:fillRef idx="1">
+          <a:scrgbClr r="0" g="0" b="0"/>
+        </a:fillRef>
+        <a:effectRef idx="0">
+          <a:scrgbClr r="0" g="0" b="0"/>
+        </a:effectRef>
+        <a:fontRef idx="minor">
+          <a:schemeClr val="lt1"/>
+        </a:fontRef>
+      </dsp:style>
+      <dsp:txBody>
+        <a:bodyPr spcFirstLastPara="0" vert="horz" wrap="square" lIns="41910" tIns="41910" rIns="41910" bIns="41910" numCol="1" spcCol="1270" anchor="ctr" anchorCtr="0">
+          <a:noAutofit/>
+        </a:bodyPr>
+        <a:lstStyle/>
+        <a:p>
+          <a:pPr marL="0" lvl="0" indent="0" algn="ctr" defTabSz="488950">
+            <a:lnSpc>
+              <a:spcPct val="90000"/>
+            </a:lnSpc>
+            <a:spcBef>
+              <a:spcPct val="0"/>
+            </a:spcBef>
+            <a:spcAft>
+              <a:spcPct val="35000"/>
+            </a:spcAft>
+            <a:buNone/>
+          </a:pPr>
+          <a:r>
+            <a:rPr lang="en-IE" sz="1100" kern="1200"/>
+            <a:t>3. Enfoque Predictivo</a:t>
+          </a:r>
+        </a:p>
+        <a:p>
+          <a:pPr marL="0" lvl="0" indent="0" algn="ctr" defTabSz="488950">
+            <a:lnSpc>
+              <a:spcPct val="90000"/>
+            </a:lnSpc>
+            <a:spcBef>
+              <a:spcPct val="0"/>
+            </a:spcBef>
+            <a:spcAft>
+              <a:spcPct val="35000"/>
+            </a:spcAft>
+            <a:buNone/>
+          </a:pPr>
+          <a:r>
+            <a:rPr lang="en-IE" sz="1100" kern="1200"/>
+            <a:t>-Segmentacion Geografica (Clustering con K-Means)</a:t>
+          </a:r>
+        </a:p>
+        <a:p>
+          <a:pPr marL="0" lvl="0" indent="0" algn="ctr" defTabSz="488950">
+            <a:lnSpc>
+              <a:spcPct val="90000"/>
+            </a:lnSpc>
+            <a:spcBef>
+              <a:spcPct val="0"/>
+            </a:spcBef>
+            <a:spcAft>
+              <a:spcPct val="35000"/>
+            </a:spcAft>
+            <a:buNone/>
+          </a:pPr>
+          <a:r>
+            <a:rPr lang="en-IE" sz="1100" kern="1200"/>
+            <a:t>- Modelado y Prediccion de Demanda (Distribucion nde Poisson)</a:t>
+          </a:r>
+        </a:p>
+      </dsp:txBody>
+      <dsp:txXfrm>
+        <a:off x="3183841" y="2061677"/>
+        <a:ext cx="1954071" cy="1143969"/>
+      </dsp:txXfrm>
+    </dsp:sp>
+    <dsp:sp modelId="{AE609C9C-EC6E-4C0C-8882-32DE1EEAC1AB}">
+      <dsp:nvSpPr>
+        <dsp:cNvPr id="0" name=""/>
+        <dsp:cNvSpPr/>
+      </dsp:nvSpPr>
+      <dsp:spPr>
+        <a:xfrm rot="10800000">
+          <a:off x="2540674" y="2382531"/>
+          <a:ext cx="429353" cy="502262"/>
+        </a:xfrm>
+        <a:prstGeom prst="rightArrow">
+          <a:avLst>
+            <a:gd name="adj1" fmla="val 60000"/>
+            <a:gd name="adj2" fmla="val 50000"/>
+          </a:avLst>
+        </a:prstGeom>
+        <a:solidFill>
+          <a:schemeClr val="accent1">
+            <a:tint val="60000"/>
+            <a:hueOff val="0"/>
+            <a:satOff val="0"/>
+            <a:lumOff val="0"/>
+            <a:alphaOff val="0"/>
+          </a:schemeClr>
+        </a:solidFill>
+        <a:ln>
+          <a:noFill/>
+        </a:ln>
+        <a:effectLst/>
+      </dsp:spPr>
+      <dsp:style>
+        <a:lnRef idx="0">
+          <a:scrgbClr r="0" g="0" b="0"/>
+        </a:lnRef>
+        <a:fillRef idx="1">
+          <a:scrgbClr r="0" g="0" b="0"/>
+        </a:fillRef>
+        <a:effectRef idx="0">
+          <a:scrgbClr r="0" g="0" b="0"/>
+        </a:effectRef>
+        <a:fontRef idx="minor">
+          <a:schemeClr val="lt1"/>
+        </a:fontRef>
+      </dsp:style>
+      <dsp:txBody>
+        <a:bodyPr spcFirstLastPara="0" vert="horz" wrap="square" lIns="0" tIns="0" rIns="0" bIns="0" numCol="1" spcCol="1270" anchor="ctr" anchorCtr="0">
+          <a:noAutofit/>
+        </a:bodyPr>
+        <a:lstStyle/>
+        <a:p>
+          <a:pPr marL="0" lvl="0" indent="0" algn="ctr" defTabSz="400050">
+            <a:lnSpc>
+              <a:spcPct val="90000"/>
+            </a:lnSpc>
+            <a:spcBef>
+              <a:spcPct val="0"/>
+            </a:spcBef>
+            <a:spcAft>
+              <a:spcPct val="35000"/>
+            </a:spcAft>
+            <a:buNone/>
+          </a:pPr>
+          <a:endParaRPr lang="en-IE" sz="900" kern="1200"/>
+        </a:p>
+      </dsp:txBody>
+      <dsp:txXfrm rot="10800000">
+        <a:off x="2669480" y="2482983"/>
+        <a:ext cx="300547" cy="301358"/>
+      </dsp:txXfrm>
+    </dsp:sp>
+    <dsp:sp modelId="{92F6E126-D862-4902-B1D9-4D49D307E90B}">
+      <dsp:nvSpPr>
+        <dsp:cNvPr id="0" name=""/>
+        <dsp:cNvSpPr/>
+      </dsp:nvSpPr>
+      <dsp:spPr>
+        <a:xfrm>
+          <a:off x="312896" y="2026086"/>
+          <a:ext cx="2025253" cy="1215151"/>
+        </a:xfrm>
+        <a:prstGeom prst="roundRect">
+          <a:avLst>
+            <a:gd name="adj" fmla="val 10000"/>
+          </a:avLst>
+        </a:prstGeom>
+        <a:solidFill>
+          <a:schemeClr val="accent1">
+            <a:hueOff val="0"/>
+            <a:satOff val="0"/>
+            <a:lumOff val="0"/>
+            <a:alphaOff val="0"/>
+          </a:schemeClr>
+        </a:solidFill>
+        <a:ln w="19050" cap="flat" cmpd="sng" algn="ctr">
+          <a:solidFill>
+            <a:schemeClr val="lt1">
+              <a:hueOff val="0"/>
+              <a:satOff val="0"/>
+              <a:lumOff val="0"/>
+              <a:alphaOff val="0"/>
+            </a:schemeClr>
+          </a:solidFill>
+          <a:prstDash val="solid"/>
+          <a:miter lim="800000"/>
+        </a:ln>
+        <a:effectLst/>
+      </dsp:spPr>
+      <dsp:style>
+        <a:lnRef idx="2">
+          <a:scrgbClr r="0" g="0" b="0"/>
+        </a:lnRef>
+        <a:fillRef idx="1">
+          <a:scrgbClr r="0" g="0" b="0"/>
+        </a:fillRef>
+        <a:effectRef idx="0">
+          <a:scrgbClr r="0" g="0" b="0"/>
+        </a:effectRef>
+        <a:fontRef idx="minor">
+          <a:schemeClr val="lt1"/>
+        </a:fontRef>
+      </dsp:style>
+      <dsp:txBody>
+        <a:bodyPr spcFirstLastPara="0" vert="horz" wrap="square" lIns="41910" tIns="41910" rIns="41910" bIns="41910" numCol="1" spcCol="1270" anchor="ctr" anchorCtr="0">
+          <a:noAutofit/>
+        </a:bodyPr>
+        <a:lstStyle/>
+        <a:p>
+          <a:pPr marL="0" lvl="0" indent="0" algn="ctr" defTabSz="488950">
+            <a:lnSpc>
+              <a:spcPct val="90000"/>
+            </a:lnSpc>
+            <a:spcBef>
+              <a:spcPct val="0"/>
+            </a:spcBef>
+            <a:spcAft>
+              <a:spcPct val="35000"/>
+            </a:spcAft>
+            <a:buNone/>
+          </a:pPr>
+          <a:r>
+            <a:rPr lang="en-IE" sz="1100" kern="1200"/>
+            <a:t>4. Validacion de Modelo</a:t>
+          </a:r>
+        </a:p>
+        <a:p>
+          <a:pPr marL="0" lvl="0" indent="0" algn="ctr" defTabSz="488950">
+            <a:lnSpc>
+              <a:spcPct val="90000"/>
+            </a:lnSpc>
+            <a:spcBef>
+              <a:spcPct val="0"/>
+            </a:spcBef>
+            <a:spcAft>
+              <a:spcPct val="35000"/>
+            </a:spcAft>
+            <a:buNone/>
+          </a:pPr>
+          <a:r>
+            <a:rPr lang="en-IE" sz="1100" kern="1200"/>
+            <a:t>-Validar el Cluster Territorial (Coeficiente de silueta)</a:t>
+          </a:r>
+        </a:p>
+      </dsp:txBody>
+      <dsp:txXfrm>
+        <a:off x="348487" y="2061677"/>
+        <a:ext cx="1954071" cy="1143969"/>
+      </dsp:txXfrm>
+    </dsp:sp>
+    <dsp:sp modelId="{DF0202D8-3F71-48CA-B5E6-7288BF502266}">
+      <dsp:nvSpPr>
+        <dsp:cNvPr id="0" name=""/>
+        <dsp:cNvSpPr/>
+      </dsp:nvSpPr>
+      <dsp:spPr>
+        <a:xfrm rot="5400000">
+          <a:off x="1110845" y="3383006"/>
+          <a:ext cx="429353" cy="502262"/>
+        </a:xfrm>
+        <a:prstGeom prst="rightArrow">
+          <a:avLst>
+            <a:gd name="adj1" fmla="val 60000"/>
+            <a:gd name="adj2" fmla="val 50000"/>
+          </a:avLst>
+        </a:prstGeom>
+        <a:solidFill>
+          <a:schemeClr val="accent1">
+            <a:tint val="60000"/>
+            <a:hueOff val="0"/>
+            <a:satOff val="0"/>
+            <a:lumOff val="0"/>
+            <a:alphaOff val="0"/>
+          </a:schemeClr>
+        </a:solidFill>
+        <a:ln>
+          <a:noFill/>
+        </a:ln>
+        <a:effectLst/>
+      </dsp:spPr>
+      <dsp:style>
+        <a:lnRef idx="0">
+          <a:scrgbClr r="0" g="0" b="0"/>
+        </a:lnRef>
+        <a:fillRef idx="1">
+          <a:scrgbClr r="0" g="0" b="0"/>
+        </a:fillRef>
+        <a:effectRef idx="0">
+          <a:scrgbClr r="0" g="0" b="0"/>
+        </a:effectRef>
+        <a:fontRef idx="minor">
+          <a:schemeClr val="lt1"/>
+        </a:fontRef>
+      </dsp:style>
+      <dsp:txBody>
+        <a:bodyPr spcFirstLastPara="0" vert="horz" wrap="square" lIns="0" tIns="0" rIns="0" bIns="0" numCol="1" spcCol="1270" anchor="ctr" anchorCtr="0">
+          <a:noAutofit/>
+        </a:bodyPr>
+        <a:lstStyle/>
+        <a:p>
+          <a:pPr marL="0" lvl="0" indent="0" algn="ctr" defTabSz="400050">
+            <a:lnSpc>
+              <a:spcPct val="90000"/>
+            </a:lnSpc>
+            <a:spcBef>
+              <a:spcPct val="0"/>
+            </a:spcBef>
+            <a:spcAft>
+              <a:spcPct val="35000"/>
+            </a:spcAft>
+            <a:buNone/>
+          </a:pPr>
+          <a:endParaRPr lang="en-IE" sz="900" kern="1200"/>
+        </a:p>
+      </dsp:txBody>
+      <dsp:txXfrm rot="-5400000">
+        <a:off x="1174843" y="3419460"/>
+        <a:ext cx="301358" cy="300547"/>
+      </dsp:txXfrm>
+    </dsp:sp>
+    <dsp:sp modelId="{9705B1C5-7B67-48F4-9D19-3BD4B1AE6AFE}">
+      <dsp:nvSpPr>
+        <dsp:cNvPr id="0" name=""/>
+        <dsp:cNvSpPr/>
+      </dsp:nvSpPr>
+      <dsp:spPr>
+        <a:xfrm>
+          <a:off x="312896" y="4051339"/>
+          <a:ext cx="2025253" cy="1215151"/>
+        </a:xfrm>
+        <a:prstGeom prst="roundRect">
+          <a:avLst>
+            <a:gd name="adj" fmla="val 10000"/>
+          </a:avLst>
+        </a:prstGeom>
+        <a:solidFill>
+          <a:schemeClr val="accent1">
+            <a:hueOff val="0"/>
+            <a:satOff val="0"/>
+            <a:lumOff val="0"/>
+            <a:alphaOff val="0"/>
+          </a:schemeClr>
+        </a:solidFill>
+        <a:ln w="19050" cap="flat" cmpd="sng" algn="ctr">
+          <a:solidFill>
+            <a:schemeClr val="lt1">
+              <a:hueOff val="0"/>
+              <a:satOff val="0"/>
+              <a:lumOff val="0"/>
+              <a:alphaOff val="0"/>
+            </a:schemeClr>
+          </a:solidFill>
+          <a:prstDash val="solid"/>
+          <a:miter lim="800000"/>
+        </a:ln>
+        <a:effectLst/>
+      </dsp:spPr>
+      <dsp:style>
+        <a:lnRef idx="2">
+          <a:scrgbClr r="0" g="0" b="0"/>
+        </a:lnRef>
+        <a:fillRef idx="1">
+          <a:scrgbClr r="0" g="0" b="0"/>
+        </a:fillRef>
+        <a:effectRef idx="0">
+          <a:scrgbClr r="0" g="0" b="0"/>
+        </a:effectRef>
+        <a:fontRef idx="minor">
+          <a:schemeClr val="lt1"/>
+        </a:fontRef>
+      </dsp:style>
+      <dsp:txBody>
+        <a:bodyPr spcFirstLastPara="0" vert="horz" wrap="square" lIns="41910" tIns="41910" rIns="41910" bIns="41910" numCol="1" spcCol="1270" anchor="ctr" anchorCtr="0">
+          <a:noAutofit/>
+        </a:bodyPr>
+        <a:lstStyle/>
+        <a:p>
+          <a:pPr marL="0" lvl="0" indent="0" algn="ctr" defTabSz="488950">
+            <a:lnSpc>
+              <a:spcPct val="90000"/>
+            </a:lnSpc>
+            <a:spcBef>
+              <a:spcPct val="0"/>
+            </a:spcBef>
+            <a:spcAft>
+              <a:spcPct val="35000"/>
+            </a:spcAft>
+            <a:buNone/>
+          </a:pPr>
+          <a:r>
+            <a:rPr lang="en-IE" sz="1100" kern="1200"/>
+            <a:t>5. Evaluacion de Rendimiento</a:t>
+          </a:r>
+        </a:p>
+        <a:p>
+          <a:pPr marL="0" lvl="0" indent="0" algn="ctr" defTabSz="488950">
+            <a:lnSpc>
+              <a:spcPct val="90000"/>
+            </a:lnSpc>
+            <a:spcBef>
+              <a:spcPct val="0"/>
+            </a:spcBef>
+            <a:spcAft>
+              <a:spcPct val="35000"/>
+            </a:spcAft>
+            <a:buNone/>
+          </a:pPr>
+          <a:r>
+            <a:rPr lang="en-IE" sz="1100" kern="1200"/>
+            <a:t>-Tasa de Reduccion de mermas</a:t>
+          </a:r>
+        </a:p>
+        <a:p>
+          <a:pPr marL="0" lvl="0" indent="0" algn="ctr" defTabSz="488950">
+            <a:lnSpc>
+              <a:spcPct val="90000"/>
+            </a:lnSpc>
+            <a:spcBef>
+              <a:spcPct val="0"/>
+            </a:spcBef>
+            <a:spcAft>
+              <a:spcPct val="35000"/>
+            </a:spcAft>
+            <a:buNone/>
+          </a:pPr>
+          <a:r>
+            <a:rPr lang="en-IE" sz="1100" kern="1200"/>
+            <a:t>Indice de Nivel de Servicio</a:t>
+          </a:r>
+        </a:p>
+      </dsp:txBody>
+      <dsp:txXfrm>
+        <a:off x="348487" y="4086930"/>
+        <a:ext cx="1954071" cy="1143969"/>
+      </dsp:txXfrm>
+    </dsp:sp>
+    <dsp:sp modelId="{BA2581C2-8B4D-4FB4-ABB1-287BA0353481}">
+      <dsp:nvSpPr>
+        <dsp:cNvPr id="0" name=""/>
+        <dsp:cNvSpPr/>
+      </dsp:nvSpPr>
+      <dsp:spPr>
+        <a:xfrm>
+          <a:off x="2516371" y="4407784"/>
+          <a:ext cx="429353" cy="502262"/>
+        </a:xfrm>
+        <a:prstGeom prst="rightArrow">
+          <a:avLst>
+            <a:gd name="adj1" fmla="val 60000"/>
+            <a:gd name="adj2" fmla="val 50000"/>
+          </a:avLst>
+        </a:prstGeom>
+        <a:solidFill>
+          <a:schemeClr val="accent1">
+            <a:tint val="60000"/>
+            <a:hueOff val="0"/>
+            <a:satOff val="0"/>
+            <a:lumOff val="0"/>
+            <a:alphaOff val="0"/>
+          </a:schemeClr>
+        </a:solidFill>
+        <a:ln>
+          <a:noFill/>
+        </a:ln>
+        <a:effectLst/>
+      </dsp:spPr>
+      <dsp:style>
+        <a:lnRef idx="0">
+          <a:scrgbClr r="0" g="0" b="0"/>
+        </a:lnRef>
+        <a:fillRef idx="1">
+          <a:scrgbClr r="0" g="0" b="0"/>
+        </a:fillRef>
+        <a:effectRef idx="0">
+          <a:scrgbClr r="0" g="0" b="0"/>
+        </a:effectRef>
+        <a:fontRef idx="minor">
+          <a:schemeClr val="lt1"/>
+        </a:fontRef>
+      </dsp:style>
+      <dsp:txBody>
+        <a:bodyPr spcFirstLastPara="0" vert="horz" wrap="square" lIns="0" tIns="0" rIns="0" bIns="0" numCol="1" spcCol="1270" anchor="ctr" anchorCtr="0">
+          <a:noAutofit/>
+        </a:bodyPr>
+        <a:lstStyle/>
+        <a:p>
+          <a:pPr marL="0" lvl="0" indent="0" algn="ctr" defTabSz="400050">
+            <a:lnSpc>
+              <a:spcPct val="90000"/>
+            </a:lnSpc>
+            <a:spcBef>
+              <a:spcPct val="0"/>
+            </a:spcBef>
+            <a:spcAft>
+              <a:spcPct val="35000"/>
+            </a:spcAft>
+            <a:buNone/>
+          </a:pPr>
+          <a:endParaRPr lang="en-IE" sz="900" kern="1200"/>
+        </a:p>
+      </dsp:txBody>
+      <dsp:txXfrm>
+        <a:off x="2516371" y="4508236"/>
+        <a:ext cx="300547" cy="301358"/>
+      </dsp:txXfrm>
+    </dsp:sp>
+    <dsp:sp modelId="{91DED3DB-9DC0-4BDE-A0D2-B92596880579}">
+      <dsp:nvSpPr>
+        <dsp:cNvPr id="0" name=""/>
+        <dsp:cNvSpPr/>
+      </dsp:nvSpPr>
+      <dsp:spPr>
+        <a:xfrm>
+          <a:off x="3148250" y="4051339"/>
+          <a:ext cx="2025253" cy="1215151"/>
+        </a:xfrm>
+        <a:prstGeom prst="roundRect">
+          <a:avLst>
+            <a:gd name="adj" fmla="val 10000"/>
+          </a:avLst>
+        </a:prstGeom>
+        <a:solidFill>
+          <a:schemeClr val="accent1">
+            <a:hueOff val="0"/>
+            <a:satOff val="0"/>
+            <a:lumOff val="0"/>
+            <a:alphaOff val="0"/>
+          </a:schemeClr>
+        </a:solidFill>
+        <a:ln w="19050" cap="flat" cmpd="sng" algn="ctr">
+          <a:solidFill>
+            <a:schemeClr val="lt1">
+              <a:hueOff val="0"/>
+              <a:satOff val="0"/>
+              <a:lumOff val="0"/>
+              <a:alphaOff val="0"/>
+            </a:schemeClr>
+          </a:solidFill>
+          <a:prstDash val="solid"/>
+          <a:miter lim="800000"/>
+        </a:ln>
+        <a:effectLst/>
+      </dsp:spPr>
+      <dsp:style>
+        <a:lnRef idx="2">
+          <a:scrgbClr r="0" g="0" b="0"/>
+        </a:lnRef>
+        <a:fillRef idx="1">
+          <a:scrgbClr r="0" g="0" b="0"/>
+        </a:fillRef>
+        <a:effectRef idx="0">
+          <a:scrgbClr r="0" g="0" b="0"/>
+        </a:effectRef>
+        <a:fontRef idx="minor">
+          <a:schemeClr val="lt1"/>
+        </a:fontRef>
+      </dsp:style>
+      <dsp:txBody>
+        <a:bodyPr spcFirstLastPara="0" vert="horz" wrap="square" lIns="41910" tIns="41910" rIns="41910" bIns="41910" numCol="1" spcCol="1270" anchor="ctr" anchorCtr="0">
+          <a:noAutofit/>
+        </a:bodyPr>
+        <a:lstStyle/>
+        <a:p>
+          <a:pPr marL="0" lvl="0" indent="0" algn="ctr" defTabSz="488950">
+            <a:lnSpc>
+              <a:spcPct val="90000"/>
+            </a:lnSpc>
+            <a:spcBef>
+              <a:spcPct val="0"/>
+            </a:spcBef>
+            <a:spcAft>
+              <a:spcPct val="35000"/>
+            </a:spcAft>
+            <a:buNone/>
+          </a:pPr>
+          <a:r>
+            <a:rPr lang="en-IE" sz="1100" kern="1200"/>
+            <a:t>6. Inteligencia de </a:t>
+          </a:r>
+        </a:p>
+        <a:p>
+          <a:pPr marL="0" lvl="0" indent="0" algn="ctr" defTabSz="488950">
+            <a:lnSpc>
+              <a:spcPct val="90000"/>
+            </a:lnSpc>
+            <a:spcBef>
+              <a:spcPct val="0"/>
+            </a:spcBef>
+            <a:spcAft>
+              <a:spcPct val="35000"/>
+            </a:spcAft>
+            <a:buNone/>
+          </a:pPr>
+          <a:r>
+            <a:rPr lang="en-IE" sz="1100" kern="1200"/>
+            <a:t>negocios. </a:t>
+          </a:r>
+        </a:p>
+        <a:p>
+          <a:pPr marL="0" lvl="0" indent="0" algn="ctr" defTabSz="488950">
+            <a:lnSpc>
+              <a:spcPct val="90000"/>
+            </a:lnSpc>
+            <a:spcBef>
+              <a:spcPct val="0"/>
+            </a:spcBef>
+            <a:spcAft>
+              <a:spcPct val="35000"/>
+            </a:spcAft>
+            <a:buNone/>
+          </a:pPr>
+          <a:r>
+            <a:rPr lang="en-IE" sz="1100" kern="1200"/>
+            <a:t>-Construccion de una interfas de negocios en Power BI</a:t>
+          </a:r>
+        </a:p>
+      </dsp:txBody>
+      <dsp:txXfrm>
+        <a:off x="3183841" y="4086930"/>
+        <a:ext cx="1954071" cy="1143969"/>
+      </dsp:txXfrm>
+    </dsp:sp>
+  </dsp:spTree>
+</dsp:drawing>
+</file>
+
+<file path=word/diagrams/layout1.xml><?xml version="1.0" encoding="utf-8"?>
+<dgm:layoutDef xmlns:dgm="http://schemas.openxmlformats.org/drawingml/2006/diagram" xmlns:a="http://schemas.openxmlformats.org/drawingml/2006/main" uniqueId="urn:microsoft.com/office/officeart/2005/8/layout/process5">
+  <dgm:title val=""/>
+  <dgm:desc val=""/>
+  <dgm:catLst>
+    <dgm:cat type="process" pri="17000"/>
+  </dgm:catLst>
+  <dgm:sampData>
+    <dgm:dataModel>
+      <dgm:ptLst>
+        <dgm:pt modelId="0" type="doc"/>
+        <dgm:pt modelId="1">
+          <dgm:prSet phldr="1"/>
+        </dgm:pt>
+        <dgm:pt modelId="2">
+          <dgm:prSet phldr="1"/>
+        </dgm:pt>
+        <dgm:pt modelId="3">
+          <dgm:prSet phldr="1"/>
+        </dgm:pt>
+        <dgm:pt modelId="4">
+          <dgm:prSet phldr="1"/>
+        </dgm:pt>
+        <dgm:pt modelId="5">
+          <dgm:prSet phldr="1"/>
+        </dgm:pt>
+      </dgm:ptLst>
+      <dgm:cxnLst>
+        <dgm:cxn modelId="7" srcId="0" destId="1" srcOrd="0" destOrd="0"/>
+        <dgm:cxn modelId="8" srcId="0" destId="2" srcOrd="1" destOrd="0"/>
+        <dgm:cxn modelId="9" srcId="0" destId="3" srcOrd="2" destOrd="0"/>
+        <dgm:cxn modelId="10" srcId="0" destId="4" srcOrd="3" destOrd="0"/>
+        <dgm:cxn modelId="11" srcId="0" destId="5" srcOrd="4" destOrd="0"/>
+      </dgm:cxnLst>
+      <dgm:bg/>
+      <dgm:whole/>
+    </dgm:dataModel>
+  </dgm:sampData>
+  <dgm:styleData>
+    <dgm:dataModel>
+      <dgm:ptLst>
+        <dgm:pt modelId="0" type="doc"/>
+        <dgm:pt modelId="1"/>
+        <dgm:pt modelId="2"/>
+      </dgm:ptLst>
+      <dgm:cxnLst>
+        <dgm:cxn modelId="3" srcId="0" destId="1" srcOrd="0" destOrd="0"/>
+        <dgm:cxn modelId="4" srcId="0" destId="2" srcOrd="1" destOrd="0"/>
+      </dgm:cxnLst>
+      <dgm:bg/>
+      <dgm:whole/>
+    </dgm:dataModel>
+  </dgm:styleData>
+  <dgm:clrData>
+    <dgm:dataModel>
+      <dgm:ptLst>
+        <dgm:pt modelId="0" type="doc"/>
+        <dgm:pt modelId="1"/>
+        <dgm:pt modelId="2"/>
+        <dgm:pt modelId="3"/>
+        <dgm:pt modelId="4"/>
+      </dgm:ptLst>
+      <dgm:cxnLst>
+        <dgm:cxn modelId="5" srcId="0" destId="1" srcOrd="0" destOrd="0"/>
+        <dgm:cxn modelId="6" srcId="0" destId="2" srcOrd="1" destOrd="0"/>
+        <dgm:cxn modelId="7" srcId="0" destId="3" srcOrd="2" destOrd="0"/>
+        <dgm:cxn modelId="8" srcId="0" destId="4" srcOrd="3" destOrd="0"/>
+      </dgm:cxnLst>
+      <dgm:bg/>
+      <dgm:whole/>
+    </dgm:dataModel>
+  </dgm:clrData>
+  <dgm:layoutNode name="diagram">
+    <dgm:varLst>
+      <dgm:dir/>
+      <dgm:resizeHandles val="exact"/>
+    </dgm:varLst>
+    <dgm:choose name="Name0">
+      <dgm:if name="Name1" axis="self" func="var" arg="dir" op="equ" val="norm">
+        <dgm:alg type="snake">
+          <dgm:param type="grDir" val="tL"/>
+          <dgm:param type="flowDir" val="row"/>
+          <dgm:param type="contDir" val="revDir"/>
+          <dgm:param type="bkpt" val="endCnv"/>
+        </dgm:alg>
+      </dgm:if>
+      <dgm:else name="Name2">
+        <dgm:alg type="snake">
+          <dgm:param type="grDir" val="tR"/>
+          <dgm:param type="flowDir" val="row"/>
+          <dgm:param type="contDir" val="revDir"/>
+          <dgm:param type="bkpt" val="endCnv"/>
+        </dgm:alg>
+      </dgm:else>
+    </dgm:choose>
+    <dgm:shape xmlns:r="http://schemas.openxmlformats.org/officeDocument/2006/relationships" r:blip="">
+      <dgm:adjLst/>
+    </dgm:shape>
+    <dgm:presOf/>
+    <dgm:constrLst>
+      <dgm:constr type="w" for="ch" ptType="node" refType="w"/>
+      <dgm:constr type="w" for="ch" forName="sibTrans" refType="w" refFor="ch" refPtType="node" op="equ" fact="0.4"/>
+      <dgm:constr type="sp" refType="w" refFor="ch" refForName="sibTrans" op="equ"/>
+      <dgm:constr type="primFontSz" for="ch" ptType="node" op="equ" val="65"/>
+      <dgm:constr type="primFontSz" for="des" forName="connectorText" op="equ" val="55"/>
+      <dgm:constr type="primFontSz" for="des" forName="connectorText" refType="primFontSz" refFor="ch" refPtType="node" op="lte" fact="0.8"/>
+    </dgm:constrLst>
+    <dgm:ruleLst/>
+    <dgm:forEach name="nodesForEach" axis="ch" ptType="node">
+      <dgm:layoutNode name="node">
+        <dgm:varLst>
+          <dgm:bulletEnabled val="1"/>
+        </dgm:varLst>
+        <dgm:alg type="tx"/>
+        <dgm:shape xmlns:r="http://schemas.openxmlformats.org/officeDocument/2006/relationships" type="roundRect" r:blip="">
+          <dgm:adjLst>
+            <dgm:adj idx="1" val="0.1"/>
+          </dgm:adjLst>
+        </dgm:shape>
+        <dgm:presOf axis="desOrSelf" ptType="node"/>
+        <dgm:constrLst>
+          <dgm:constr type="h" refType="w" fact="0.6"/>
+          <dgm:constr type="tMarg" refType="primFontSz" fact="0.3"/>
+          <dgm:constr type="bMarg" refType="primFontSz" fact="0.3"/>
+          <dgm:constr type="lMarg" refType="primFontSz" fact="0.3"/>
+          <dgm:constr type="rMarg" refType="primFontSz" fact="0.3"/>
+        </dgm:constrLst>
+        <dgm:ruleLst>
+          <dgm:rule type="primFontSz" val="5" fact="NaN" max="NaN"/>
+        </dgm:ruleLst>
+      </dgm:layoutNode>
+      <dgm:forEach name="sibTransForEach" axis="followSib" ptType="sibTrans" cnt="1">
+        <dgm:layoutNode name="sibTrans">
+          <dgm:alg type="conn">
+            <dgm:param type="begPts" val="auto"/>
+            <dgm:param type="endPts" val="auto"/>
+          </dgm:alg>
+          <dgm:shape xmlns:r="http://schemas.openxmlformats.org/officeDocument/2006/relationships" type="conn" r:blip="">
+            <dgm:adjLst/>
+          </dgm:shape>
+          <dgm:presOf axis="self"/>
+          <dgm:constrLst>
+            <dgm:constr type="h" refType="w" fact="0.62"/>
+            <dgm:constr type="connDist"/>
+          </dgm:constrLst>
+          <dgm:ruleLst/>
+          <dgm:layoutNode name="connectorText">
+            <dgm:alg type="tx">
+              <dgm:param type="autoTxRot" val="upr"/>
+            </dgm:alg>
+            <dgm:shape xmlns:r="http://schemas.openxmlformats.org/officeDocument/2006/relationships" type="conn" r:blip="" hideGeom="1">
+              <dgm:adjLst/>
+            </dgm:shape>
+            <dgm:presOf axis="self"/>
+            <dgm:constrLst>
+              <dgm:constr type="lMarg"/>
+              <dgm:constr type="rMarg"/>
+              <dgm:constr type="tMarg"/>
+              <dgm:constr type="bMarg"/>
+            </dgm:constrLst>
+            <dgm:ruleLst>
+              <dgm:rule type="primFontSz" val="5" fact="NaN" max="NaN"/>
+            </dgm:ruleLst>
+          </dgm:layoutNode>
+        </dgm:layoutNode>
+      </dgm:forEach>
+    </dgm:forEach>
+  </dgm:layoutNode>
+</dgm:layoutDef>
+</file>
+
+<file path=word/diagrams/quickStyle1.xml><?xml version="1.0" encoding="utf-8"?>
+<dgm:styleDef xmlns:dgm="http://schemas.openxmlformats.org/drawingml/2006/diagram" xmlns:a="http://schemas.openxmlformats.org/drawingml/2006/main" uniqueId="urn:microsoft.com/office/officeart/2005/8/quickstyle/simple1">
+  <dgm:title val=""/>
+  <dgm:desc val=""/>
+  <dgm:catLst>
+    <dgm:cat type="simple" pri="10100"/>
+  </dgm:catLst>
+  <dgm:scene3d>
+    <a:camera prst="orthographicFront"/>
+    <a:lightRig rig="threePt" dir="t"/>
+  </dgm:scene3d>
+  <dgm:styleLbl name="node0">
+    <dgm:scene3d>
+      <a:camera prst="orthographicFront"/>
+      <a:lightRig rig="threePt" dir="t"/>
+    </dgm:scene3d>
+    <dgm:sp3d/>
+    <dgm:txPr/>
+    <dgm:style>
+      <a:lnRef idx="2">
+        <a:scrgbClr r="0" g="0" b="0"/>
+      </a:lnRef>
+      <a:fillRef idx="1">
+        <a:scrgbClr r="0" g="0" b="0"/>
+      </a:fillRef>
+      <a:effectRef idx="0">
+        <a:scrgbClr r="0" g="0" b="0"/>
+      </a:effectRef>
+      <a:fontRef idx="minor">
+        <a:schemeClr val="lt1"/>
+      </a:fontRef>
+    </dgm:style>
+  </dgm:styleLbl>
+  <dgm:styleLbl name="lnNode1">
+    <dgm:scene3d>
+      <a:camera prst="orthographicFront"/>
+      <a:lightRig rig="threePt" dir="t"/>
+    </dgm:scene3d>
+    <dgm:sp3d/>
+    <dgm:txPr/>
+    <dgm:style>
+      <a:lnRef idx="2">
+        <a:scrgbClr r="0" g="0" b="0"/>
+      </a:lnRef>
+      <a:fillRef idx="1">
+        <a:scrgbClr r="0" g="0" b="0"/>
+      </a:fillRef>
+      <a:effectRef idx="0">
+        <a:scrgbClr r="0" g="0" b="0"/>
+      </a:effectRef>
+      <a:fontRef idx="minor">
+        <a:schemeClr val="lt1"/>
+      </a:fontRef>
+    </dgm:style>
+  </dgm:styleLbl>
+  <dgm:styleLbl name="vennNode1">
+    <dgm:scene3d>
+      <a:camera prst="orthographicFront"/>
+      <a:lightRig rig="threePt" dir="t"/>
+    </dgm:scene3d>
+    <dgm:sp3d/>
+    <dgm:txPr/>
+    <dgm:style>
+      <a:lnRef idx="2">
+        <a:scrgbClr r="0" g="0" b="0"/>
+      </a:lnRef>
+      <a:fillRef idx="1">
+        <a:scrgbClr r="0" g="0" b="0"/>
+      </a:fillRef>
+      <a:effectRef idx="0">
+        <a:scrgbClr r="0" g="0" b="0"/>
+      </a:effectRef>
+      <a:fontRef idx="minor">
+        <a:schemeClr val="tx1"/>
+      </a:fontRef>
+    </dgm:style>
+  </dgm:styleLbl>
+  <dgm:styleLbl name="alignNode1">
+    <dgm:scene3d>
+      <a:camera prst="orthographicFront"/>
+      <a:lightRig rig="threePt" dir="t"/>
+    </dgm:scene3d>
+    <dgm:sp3d/>
+    <dgm:txPr/>
+    <dgm:style>
+      <a:lnRef idx="2">
+        <a:scrgbClr r="0" g="0" b="0"/>
+      </a:lnRef>
+      <a:fillRef idx="1">
+        <a:scrgbClr r="0" g="0" b="0"/>
+      </a:fillRef>
+      <a:effectRef idx="0">
+        <a:scrgbClr r="0" g="0" b="0"/>
+      </a:effectRef>
+      <a:fontRef idx="minor">
+        <a:schemeClr val="lt1"/>
+      </a:fontRef>
+    </dgm:style>
+  </dgm:styleLbl>
+  <dgm:styleLbl name="node1">
+    <dgm:scene3d>
+      <a:camera prst="orthographicFront"/>
+      <a:lightRig rig="threePt" dir="t"/>
+    </dgm:scene3d>
+    <dgm:sp3d/>
+    <dgm:txPr/>
+    <dgm:style>
+      <a:lnRef idx="2">
+        <a:scrgbClr r="0" g="0" b="0"/>
+      </a:lnRef>
+      <a:fillRef idx="1">
+        <a:scrgbClr r="0" g="0" b="0"/>
+      </a:fillRef>
+      <a:effectRef idx="0">
+        <a:scrgbClr r="0" g="0" b="0"/>
+      </a:effectRef>
+      <a:fontRef idx="minor">
+        <a:schemeClr val="lt1"/>
+      </a:fontRef>
+    </dgm:style>
+  </dgm:styleLbl>
+  <dgm:styleLbl name="node2">
+    <dgm:scene3d>
+      <a:camera prst="orthographicFront"/>
+      <a:lightRig rig="threePt" dir="t"/>
+    </dgm:scene3d>
+    <dgm:sp3d/>
+    <dgm:txPr/>
+    <dgm:style>
+      <a:lnRef idx="2">
+        <a:scrgbClr r="0" g="0" b="0"/>
+      </a:lnRef>
+      <a:fillRef idx="1">
+        <a:scrgbClr r="0" g="0" b="0"/>
+      </a:fillRef>
+      <a:effectRef idx="0">
+        <a:scrgbClr r="0" g="0" b="0"/>
+      </a:effectRef>
+      <a:fontRef idx="minor">
+        <a:schemeClr val="lt1"/>
+      </a:fontRef>
+    </dgm:style>
+  </dgm:styleLbl>
+  <dgm:styleLbl name="node3">
+    <dgm:scene3d>
+      <a:camera prst="orthographicFront"/>
+      <a:lightRig rig="threePt" dir="t"/>
+    </dgm:scene3d>
+    <dgm:sp3d/>
+    <dgm:txPr/>
+    <dgm:style>
+      <a:lnRef idx="2">
+        <a:scrgbClr r="0" g="0" b="0"/>
+      </a:lnRef>
+      <a:fillRef idx="1">
+        <a:scrgbClr r="0" g="0" b="0"/>
+      </a:fillRef>
+      <a:effectRef idx="0">
+        <a:scrgbClr r="0" g="0" b="0"/>
+      </a:effectRef>
+      <a:fontRef idx="minor">
+        <a:schemeClr val="lt1"/>
+      </a:fontRef>
+    </dgm:style>
+  </dgm:styleLbl>
+  <dgm:styleLbl name="node4">
+    <dgm:scene3d>
+      <a:camera prst="orthographicFront"/>
+      <a:lightRig rig="threePt" dir="t"/>
+    </dgm:scene3d>
+    <dgm:sp3d/>
+    <dgm:txPr/>
+    <dgm:style>
+      <a:lnRef idx="2">
+        <a:scrgbClr r="0" g="0" b="0"/>
+      </a:lnRef>
+      <a:fillRef idx="1">
+        <a:scrgbClr r="0" g="0" b="0"/>
+      </a:fillRef>
+      <a:effectRef idx="0">
+        <a:scrgbClr r="0" g="0" b="0"/>
+      </a:effectRef>
+      <a:fontRef idx="minor">
+        <a:schemeClr val="lt1"/>
+      </a:fontRef>
+    </dgm:style>
+  </dgm:styleLbl>
+  <dgm:styleLbl name="fgImgPlace1">
+    <dgm:scene3d>
+      <a:camera prst="orthographicFront"/>
+      <a:lightRig rig="threePt" dir="t"/>
+    </dgm:scene3d>
+    <dgm:sp3d/>
+    <dgm:txPr/>
+    <dgm:style>
+      <a:lnRef idx="2">
+        <a:scrgbClr r="0" g="0" b="0"/>
+      </a:lnRef>
+      <a:fillRef idx="1">
+        <a:scrgbClr r="0" g="0" b="0"/>
+      </a:fillRef>
+      <a:effectRef idx="0">
+        <a:scrgbClr r="0" g="0" b="0"/>
+      </a:effectRef>
+      <a:fontRef idx="minor"/>
+    </dgm:style>
+  </dgm:styleLbl>
+  <dgm:styleLbl name="alignImgPlace1">
+    <dgm:scene3d>
+      <a:camera prst="orthographicFront"/>
+      <a:lightRig rig="threePt" dir="t"/>
+    </dgm:scene3d>
+    <dgm:sp3d/>
+    <dgm:txPr/>
+    <dgm:style>
+      <a:lnRef idx="2">
+        <a:scrgbClr r="0" g="0" b="0"/>
+      </a:lnRef>
+      <a:fillRef idx="1">
+        <a:scrgbClr r="0" g="0" b="0"/>
+      </a:fillRef>
+      <a:effectRef idx="0">
+        <a:scrgbClr r="0" g="0" b="0"/>
+      </a:effectRef>
+      <a:fontRef idx="minor"/>
+    </dgm:style>
+  </dgm:styleLbl>
+  <dgm:styleLbl name="bgImgPlace1">
+    <dgm:scene3d>
+      <a:camera prst="orthographicFront"/>
+      <a:lightRig rig="threePt" dir="t"/>
+    </dgm:scene3d>
+    <dgm:sp3d/>
+    <dgm:txPr/>
+    <dgm:style>
+      <a:lnRef idx="2">
+        <a:scrgbClr r="0" g="0" b="0"/>
+      </a:lnRef>
+      <a:fillRef idx="1">
+        <a:scrgbClr r="0" g="0" b="0"/>
+      </a:fillRef>
+      <a:effectRef idx="0">
+        <a:scrgbClr r="0" g="0" b="0"/>
+      </a:effectRef>
+      <a:fontRef idx="minor"/>
+    </dgm:style>
+  </dgm:styleLbl>
+  <dgm:styleLbl name="sibTrans2D1">
+    <dgm:scene3d>
+      <a:camera prst="orthographicFront"/>
+      <a:lightRig rig="threePt" dir="t"/>
+    </dgm:scene3d>
+    <dgm:sp3d/>
+    <dgm:txPr/>
+    <dgm:style>
+      <a:lnRef idx="0">
+        <a:scrgbClr r="0" g="0" b="0"/>
+      </a:lnRef>
+      <a:fillRef idx="1">
+        <a:scrgbClr r="0" g="0" b="0"/>
+      </a:fillRef>
+      <a:effectRef idx="0">
+        <a:scrgbClr r="0" g="0" b="0"/>
+      </a:effectRef>
+      <a:fontRef idx="minor">
+        <a:schemeClr val="lt1"/>
+      </a:fontRef>
+    </dgm:style>
+  </dgm:styleLbl>
+  <dgm:styleLbl name="fgSibTrans2D1">
+    <dgm:scene3d>
+      <a:camera prst="orthographicFront"/>
+      <a:lightRig rig="threePt" dir="t"/>
+    </dgm:scene3d>
+    <dgm:sp3d/>
+    <dgm:txPr/>
+    <dgm:style>
+      <a:lnRef idx="0">
+        <a:scrgbClr r="0" g="0" b="0"/>
+      </a:lnRef>
+      <a:fillRef idx="1">
+        <a:scrgbClr r="0" g="0" b="0"/>
+      </a:fillRef>
+      <a:effectRef idx="0">
+        <a:scrgbClr r="0" g="0" b="0"/>
+      </a:effectRef>
+      <a:fontRef idx="minor">
+        <a:schemeClr val="lt1"/>
+      </a:fontRef>
+    </dgm:style>
+  </dgm:styleLbl>
+  <dgm:styleLbl name="bgSibTrans2D1">
+    <dgm:scene3d>
+      <a:camera prst="orthographicFront"/>
+      <a:lightRig rig="threePt" dir="t"/>
+    </dgm:scene3d>
+    <dgm:sp3d/>
+    <dgm:txPr/>
+    <dgm:style>
+      <a:lnRef idx="0">
+        <a:scrgbClr r="0" g="0" b="0"/>
+      </a:lnRef>
+      <a:fillRef idx="1">
+        <a:scrgbClr r="0" g="0" b="0"/>
+      </a:fillRef>
+      <a:effectRef idx="0">
+        <a:scrgbClr r="0" g="0" b="0"/>
+      </a:effectRef>
+      <a:fontRef idx="minor">
+        <a:schemeClr val="lt1"/>
+      </a:fontRef>
+    </dgm:style>
+  </dgm:styleLbl>
+  <dgm:styleLbl name="sibTrans1D1">
+    <dgm:scene3d>
+      <a:camera prst="orthographicFront"/>
+      <a:lightRig rig="threePt" dir="t"/>
+    </dgm:scene3d>
+    <dgm:sp3d/>
+    <dgm:txPr/>
+    <dgm:style>
+      <a:lnRef idx="1">
+        <a:scrgbClr r="0" g="0" b="0"/>
+      </a:lnRef>
+      <a:fillRef idx="0">
+        <a:scrgbClr r="0" g="0" b="0"/>
+      </a:fillRef>
+      <a:effectRef idx="0">
+        <a:scrgbClr r="0" g="0" b="0"/>
+      </a:effectRef>
+      <a:fontRef idx="minor"/>
+    </dgm:style>
+  </dgm:styleLbl>
+  <dgm:styleLbl name="callout">
+    <dgm:scene3d>
+      <a:camera prst="orthographicFront"/>
+      <a:lightRig rig="threePt" dir="t"/>
+    </dgm:scene3d>
+    <dgm:sp3d/>
+    <dgm:txPr/>
+    <dgm:style>
+      <a:lnRef idx="2">
+        <a:scrgbClr r="0" g="0" b="0"/>
+      </a:lnRef>
+      <a:fillRef idx="1">
+        <a:scrgbClr r="0" g="0" b="0"/>
+      </a:fillRef>
+      <a:effectRef idx="0">
+        <a:scrgbClr r="0" g="0" b="0"/>
+      </a:effectRef>
+      <a:fontRef idx="minor"/>
+    </dgm:style>
+  </dgm:styleLbl>
+  <dgm:styleLbl name="asst0">
+    <dgm:scene3d>
+      <a:camera prst="orthographicFront"/>
+      <a:lightRig rig="threePt" dir="t"/>
+    </dgm:scene3d>
+    <dgm:sp3d/>
+    <dgm:txPr/>
+    <dgm:style>
+      <a:lnRef idx="2">
+        <a:scrgbClr r="0" g="0" b="0"/>
+      </a:lnRef>
+      <a:fillRef idx="1">
+        <a:scrgbClr r="0" g="0" b="0"/>
+      </a:fillRef>
+      <a:effectRef idx="0">
+        <a:scrgbClr r="0" g="0" b="0"/>
+      </a:effectRef>
+      <a:fontRef idx="minor">
+        <a:schemeClr val="lt1"/>
+      </a:fontRef>
+    </dgm:style>
+  </dgm:styleLbl>
+  <dgm:styleLbl name="asst1">
+    <dgm:scene3d>
+      <a:camera prst="orthographicFront"/>
+      <a:lightRig rig="threePt" dir="t"/>
+    </dgm:scene3d>
+    <dgm:sp3d/>
+    <dgm:txPr/>
+    <dgm:style>
+      <a:lnRef idx="2">
+        <a:scrgbClr r="0" g="0" b="0"/>
+      </a:lnRef>
+      <a:fillRef idx="1">
+        <a:scrgbClr r="0" g="0" b="0"/>
+      </a:fillRef>
+      <a:effectRef idx="0">
+        <a:scrgbClr r="0" g="0" b="0"/>
+      </a:effectRef>
+      <a:fontRef idx="minor">
+        <a:schemeClr val="lt1"/>
+      </a:fontRef>
+    </dgm:style>
+  </dgm:styleLbl>
+  <dgm:styleLbl name="asst2">
+    <dgm:scene3d>
+      <a:camera prst="orthographicFront"/>
+      <a:lightRig rig="threePt" dir="t"/>
+    </dgm:scene3d>
+    <dgm:sp3d/>
+    <dgm:txPr/>
+    <dgm:style>
+      <a:lnRef idx="2">
+        <a:scrgbClr r="0" g="0" b="0"/>
+      </a:lnRef>
+      <a:fillRef idx="1">
+        <a:scrgbClr r="0" g="0" b="0"/>
+      </a:fillRef>
+      <a:effectRef idx="0">
+        <a:scrgbClr r="0" g="0" b="0"/>
+      </a:effectRef>
+      <a:fontRef idx="minor">
+        <a:schemeClr val="lt1"/>
+      </a:fontRef>
+    </dgm:style>
+  </dgm:styleLbl>
+  <dgm:styleLbl name="asst3">
+    <dgm:scene3d>
+      <a:camera prst="orthographicFront"/>
+      <a:lightRig rig="threePt" dir="t"/>
+    </dgm:scene3d>
+    <dgm:sp3d/>
+    <dgm:txPr/>
+    <dgm:style>
+      <a:lnRef idx="2">
+        <a:scrgbClr r="0" g="0" b="0"/>
+      </a:lnRef>
+      <a:fillRef idx="1">
+        <a:scrgbClr r="0" g="0" b="0"/>
+      </a:fillRef>
+      <a:effectRef idx="0">
+        <a:scrgbClr r="0" g="0" b="0"/>
+      </a:effectRef>
+      <a:fontRef idx="minor">
+        <a:schemeClr val="lt1"/>
+      </a:fontRef>
+    </dgm:style>
+  </dgm:styleLbl>
+  <dgm:styleLbl name="asst4">
+    <dgm:scene3d>
+      <a:camera prst="orthographicFront"/>
+      <a:lightRig rig="threePt" dir="t"/>
+    </dgm:scene3d>
+    <dgm:sp3d/>
+    <dgm:txPr/>
+    <dgm:style>
+      <a:lnRef idx="2">
+        <a:scrgbClr r="0" g="0" b="0"/>
+      </a:lnRef>
+      <a:fillRef idx="1">
+        <a:scrgbClr r="0" g="0" b="0"/>
+      </a:fillRef>
+      <a:effectRef idx="0">
+        <a:scrgbClr r="0" g="0" b="0"/>
+      </a:effectRef>
+      <a:fontRef idx="minor">
+        <a:schemeClr val="lt1"/>
+      </a:fontRef>
+    </dgm:style>
+  </dgm:styleLbl>
+  <dgm:styleLbl name="parChTrans2D1">
+    <dgm:scene3d>
+      <a:camera prst="orthographicFront"/>
+      <a:lightRig rig="threePt" dir="t"/>
+    </dgm:scene3d>
+    <dgm:sp3d/>
+    <dgm:txPr/>
+    <dgm:style>
+      <a:lnRef idx="2">
+        <a:scrgbClr r="0" g="0" b="0"/>
+      </a:lnRef>
+      <a:fillRef idx="1">
+        <a:scrgbClr r="0" g="0" b="0"/>
+      </a:fillRef>
+      <a:effectRef idx="0">
+        <a:scrgbClr r="0" g="0" b="0"/>
+      </a:effectRef>
+      <a:fontRef idx="minor">
+        <a:schemeClr val="lt1"/>
+      </a:fontRef>
+    </dgm:style>
+  </dgm:styleLbl>
+  <dgm:styleLbl name="parChTrans2D2">
+    <dgm:scene3d>
+      <a:camera prst="orthographicFront"/>
+      <a:lightRig rig="threePt" dir="t"/>
+    </dgm:scene3d>
+    <dgm:sp3d/>
+    <dgm:txPr/>
+    <dgm:style>
+      <a:lnRef idx="2">
+        <a:scrgbClr r="0" g="0" b="0"/>
+      </a:lnRef>
+      <a:fillRef idx="1">
+        <a:scrgbClr r="0" g="0" b="0"/>
+      </a:fillRef>
+      <a:effectRef idx="0">
+        <a:scrgbClr r="0" g="0" b="0"/>
+      </a:effectRef>
+      <a:fontRef idx="minor">
+        <a:schemeClr val="lt1"/>
+      </a:fontRef>
+    </dgm:style>
+  </dgm:styleLbl>
+  <dgm:styleLbl name="parChTrans2D3">
+    <dgm:scene3d>
+      <a:camera prst="orthographicFront"/>
+      <a:lightRig rig="threePt" dir="t"/>
+    </dgm:scene3d>
+    <dgm:sp3d/>
+    <dgm:txPr/>
+    <dgm:style>
+      <a:lnRef idx="2">
+        <a:scrgbClr r="0" g="0" b="0"/>
+      </a:lnRef>
+      <a:fillRef idx="1">
+        <a:scrgbClr r="0" g="0" b="0"/>
+      </a:fillRef>
+      <a:effectRef idx="0">
+        <a:scrgbClr r="0" g="0" b="0"/>
+      </a:effectRef>
+      <a:fontRef idx="minor">
+        <a:schemeClr val="lt1"/>
+      </a:fontRef>
+    </dgm:style>
+  </dgm:styleLbl>
+  <dgm:styleLbl name="parChTrans2D4">
+    <dgm:scene3d>
+      <a:camera prst="orthographicFront"/>
+      <a:lightRig rig="threePt" dir="t"/>
+    </dgm:scene3d>
+    <dgm:sp3d/>
+    <dgm:txPr/>
+    <dgm:style>
+      <a:lnRef idx="2">
+        <a:scrgbClr r="0" g="0" b="0"/>
+      </a:lnRef>
+      <a:fillRef idx="1">
+        <a:scrgbClr r="0" g="0" b="0"/>
+      </a:fillRef>
+      <a:effectRef idx="0">
+        <a:scrgbClr r="0" g="0" b="0"/>
+      </a:effectRef>
+      <a:fontRef idx="minor">
+        <a:schemeClr val="lt1"/>
+      </a:fontRef>
+    </dgm:style>
+  </dgm:styleLbl>
+  <dgm:styleLbl name="parChTrans1D1">
+    <dgm:scene3d>
+      <a:camera prst="orthographicFront"/>
+      <a:lightRig rig="threePt" dir="t"/>
+    </dgm:scene3d>
+    <dgm:sp3d/>
+    <dgm:txPr/>
+    <dgm:style>
+      <a:lnRef idx="2">
+        <a:scrgbClr r="0" g="0" b="0"/>
+      </a:lnRef>
+      <a:fillRef idx="0">
+        <a:scrgbClr r="0" g="0" b="0"/>
+      </a:fillRef>
+      <a:effectRef idx="0">
+        <a:scrgbClr r="0" g="0" b="0"/>
+      </a:effectRef>
+      <a:fontRef idx="minor"/>
+    </dgm:style>
+  </dgm:styleLbl>
+  <dgm:styleLbl name="parChTrans1D2">
+    <dgm:scene3d>
+      <a:camera prst="orthographicFront"/>
+      <a:lightRig rig="threePt" dir="t"/>
+    </dgm:scene3d>
+    <dgm:sp3d/>
+    <dgm:txPr/>
+    <dgm:style>
+      <a:lnRef idx="2">
+        <a:scrgbClr r="0" g="0" b="0"/>
+      </a:lnRef>
+      <a:fillRef idx="0">
+        <a:scrgbClr r="0" g="0" b="0"/>
+      </a:fillRef>
+      <a:effectRef idx="0">
+        <a:scrgbClr r="0" g="0" b="0"/>
+      </a:effectRef>
+      <a:fontRef idx="minor"/>
+    </dgm:style>
+  </dgm:styleLbl>
+  <dgm:styleLbl name="parChTrans1D3">
+    <dgm:scene3d>
+      <a:camera prst="orthographicFront"/>
+      <a:lightRig rig="threePt" dir="t"/>
+    </dgm:scene3d>
+    <dgm:sp3d/>
+    <dgm:txPr/>
+    <dgm:style>
+      <a:lnRef idx="2">
+        <a:scrgbClr r="0" g="0" b="0"/>
+      </a:lnRef>
+      <a:fillRef idx="0">
+        <a:scrgbClr r="0" g="0" b="0"/>
+      </a:fillRef>
+      <a:effectRef idx="0">
+        <a:scrgbClr r="0" g="0" b="0"/>
+      </a:effectRef>
+      <a:fontRef idx="minor"/>
+    </dgm:style>
+  </dgm:styleLbl>
+  <dgm:styleLbl name="parChTrans1D4">
+    <dgm:scene3d>
+      <a:camera prst="orthographicFront"/>
+      <a:lightRig rig="threePt" dir="t"/>
+    </dgm:scene3d>
+    <dgm:sp3d/>
+    <dgm:txPr/>
+    <dgm:style>
+      <a:lnRef idx="2">
+        <a:scrgbClr r="0" g="0" b="0"/>
+      </a:lnRef>
+      <a:fillRef idx="0">
+        <a:scrgbClr r="0" g="0" b="0"/>
+      </a:fillRef>
+      <a:effectRef idx="0">
+        <a:scrgbClr r="0" g="0" b="0"/>
+      </a:effectRef>
+      <a:fontRef idx="minor"/>
+    </dgm:style>
+  </dgm:styleLbl>
+  <dgm:styleLbl name="fgAcc1">
+    <dgm:scene3d>
+      <a:camera prst="orthographicFront"/>
+      <a:lightRig rig="threePt" dir="t"/>
+    </dgm:scene3d>
+    <dgm:sp3d/>
+    <dgm:txPr/>
+    <dgm:style>
+      <a:lnRef idx="2">
+        <a:scrgbClr r="0" g="0" b="0"/>
+      </a:lnRef>
+      <a:fillRef idx="1">
+        <a:scrgbClr r="0" g="0" b="0"/>
+      </a:fillRef>
+      <a:effectRef idx="0">
+        <a:scrgbClr r="0" g="0" b="0"/>
+      </a:effectRef>
+      <a:fontRef idx="minor"/>
+    </dgm:style>
+  </dgm:styleLbl>
+  <dgm:styleLbl name="conFgAcc1">
+    <dgm:scene3d>
+      <a:camera prst="orthographicFront"/>
+      <a:lightRig rig="threePt" dir="t"/>
+    </dgm:scene3d>
+    <dgm:sp3d/>
+    <dgm:txPr/>
+    <dgm:style>
+      <a:lnRef idx="2">
+        <a:scrgbClr r="0" g="0" b="0"/>
+      </a:lnRef>
+      <a:fillRef idx="1">
+        <a:scrgbClr r="0" g="0" b="0"/>
+      </a:fillRef>
+      <a:effectRef idx="0">
+        <a:scrgbClr r="0" g="0" b="0"/>
+      </a:effectRef>
+      <a:fontRef idx="minor"/>
+    </dgm:style>
+  </dgm:styleLbl>
+  <dgm:styleLbl name="alignAcc1">
+    <dgm:scene3d>
+      <a:camera prst="orthographicFront"/>
+      <a:lightRig rig="threePt" dir="t"/>
+    </dgm:scene3d>
+    <dgm:sp3d/>
+    <dgm:txPr/>
+    <dgm:style>
+      <a:lnRef idx="2">
+        <a:scrgbClr r="0" g="0" b="0"/>
+      </a:lnRef>
+      <a:fillRef idx="1">
+        <a:scrgbClr r="0" g="0" b="0"/>
+      </a:fillRef>
+      <a:effectRef idx="0">
+        <a:scrgbClr r="0" g="0" b="0"/>
+      </a:effectRef>
+      <a:fontRef idx="minor"/>
+    </dgm:style>
+  </dgm:styleLbl>
+  <dgm:styleLbl name="trAlignAcc1">
+    <dgm:scene3d>
+      <a:camera prst="orthographicFront"/>
+      <a:lightRig rig="threePt" dir="t"/>
+    </dgm:scene3d>
+    <dgm:sp3d/>
+    <dgm:txPr/>
+    <dgm:style>
+      <a:lnRef idx="1">
+        <a:scrgbClr r="0" g="0" b="0"/>
+      </a:lnRef>
+      <a:fillRef idx="1">
+        <a:scrgbClr r="0" g="0" b="0"/>
+      </a:fillRef>
+      <a:effectRef idx="0">
+        <a:scrgbClr r="0" g="0" b="0"/>
+      </a:effectRef>
+      <a:fontRef idx="minor"/>
+    </dgm:style>
+  </dgm:styleLbl>
+  <dgm:styleLbl name="bgAcc1">
+    <dgm:scene3d>
+      <a:camera prst="orthographicFront"/>
+      <a:lightRig rig="threePt" dir="t"/>
+    </dgm:scene3d>
+    <dgm:sp3d/>
+    <dgm:txPr/>
+    <dgm:style>
+      <a:lnRef idx="2">
+        <a:scrgbClr r="0" g="0" b="0"/>
+      </a:lnRef>
+      <a:fillRef idx="1">
+        <a:scrgbClr r="0" g="0" b="0"/>
+      </a:fillRef>
+      <a:effectRef idx="0">
+        <a:scrgbClr r="0" g="0" b="0"/>
+      </a:effectRef>
+      <a:fontRef idx="minor"/>
+    </dgm:style>
+  </dgm:styleLbl>
+  <dgm:styleLbl name="solidFgAcc1">
+    <dgm:scene3d>
+      <a:camera prst="orthographicFront"/>
+      <a:lightRig rig="threePt" dir="t"/>
+    </dgm:scene3d>
+    <dgm:sp3d/>
+    <dgm:txPr/>
+    <dgm:style>
+      <a:lnRef idx="2">
+        <a:scrgbClr r="0" g="0" b="0"/>
+      </a:lnRef>
+      <a:fillRef idx="1">
+        <a:scrgbClr r="0" g="0" b="0"/>
+      </a:fillRef>
+      <a:effectRef idx="0">
+        <a:scrgbClr r="0" g="0" b="0"/>
+      </a:effectRef>
+      <a:fontRef idx="minor"/>
+    </dgm:style>
+  </dgm:styleLbl>
+  <dgm:styleLbl name="solidAlignAcc1">
+    <dgm:scene3d>
+      <a:camera prst="orthographicFront"/>
+      <a:lightRig rig="threePt" dir="t"/>
+    </dgm:scene3d>
+    <dgm:sp3d/>
+    <dgm:txPr/>
+    <dgm:style>
+      <a:lnRef idx="2">
+        <a:scrgbClr r="0" g="0" b="0"/>
+      </a:lnRef>
+      <a:fillRef idx="1">
+        <a:scrgbClr r="0" g="0" b="0"/>
+      </a:fillRef>
+      <a:effectRef idx="0">
+        <a:scrgbClr r="0" g="0" b="0"/>
+      </a:effectRef>
+      <a:fontRef idx="minor"/>
+    </dgm:style>
+  </dgm:styleLbl>
+  <dgm:styleLbl name="solidBgAcc1">
+    <dgm:scene3d>
+      <a:camera prst="orthographicFront"/>
+      <a:lightRig rig="threePt" dir="t"/>
+    </dgm:scene3d>
+    <dgm:sp3d/>
+    <dgm:txPr/>
+    <dgm:style>
+      <a:lnRef idx="2">
+        <a:scrgbClr r="0" g="0" b="0"/>
+      </a:lnRef>
+      <a:fillRef idx="1">
+        <a:scrgbClr r="0" g="0" b="0"/>
+      </a:fillRef>
+      <a:effectRef idx="0">
+        <a:scrgbClr r="0" g="0" b="0"/>
+      </a:effectRef>
+      <a:fontRef idx="minor"/>
+    </dgm:style>
+  </dgm:styleLbl>
+  <dgm:styleLbl name="fgAccFollowNode1">
+    <dgm:scene3d>
+      <a:camera prst="orthographicFront"/>
+      <a:lightRig rig="threePt" dir="t"/>
+    </dgm:scene3d>
+    <dgm:sp3d/>
+    <dgm:txPr/>
+    <dgm:style>
+      <a:lnRef idx="2">
+        <a:scrgbClr r="0" g="0" b="0"/>
+      </a:lnRef>
+      <a:fillRef idx="1">
+        <a:scrgbClr r="0" g="0" b="0"/>
+      </a:fillRef>
+      <a:effectRef idx="0">
+        <a:scrgbClr r="0" g="0" b="0"/>
+      </a:effectRef>
+      <a:fontRef idx="minor"/>
+    </dgm:style>
+  </dgm:styleLbl>
+  <dgm:styleLbl name="alignAccFollowNode1">
+    <dgm:scene3d>
+      <a:camera prst="orthographicFront"/>
+      <a:lightRig rig="threePt" dir="t"/>
+    </dgm:scene3d>
+    <dgm:sp3d/>
+    <dgm:txPr/>
+    <dgm:style>
+      <a:lnRef idx="2">
+        <a:scrgbClr r="0" g="0" b="0"/>
+      </a:lnRef>
+      <a:fillRef idx="1">
+        <a:scrgbClr r="0" g="0" b="0"/>
+      </a:fillRef>
+      <a:effectRef idx="0">
+        <a:scrgbClr r="0" g="0" b="0"/>
+      </a:effectRef>
+      <a:fontRef idx="minor"/>
+    </dgm:style>
+  </dgm:styleLbl>
+  <dgm:styleLbl name="bgAccFollowNode1">
+    <dgm:scene3d>
+      <a:camera prst="orthographicFront"/>
+      <a:lightRig rig="threePt" dir="t"/>
+    </dgm:scene3d>
+    <dgm:sp3d/>
+    <dgm:txPr/>
+    <dgm:style>
+      <a:lnRef idx="2">
+        <a:scrgbClr r="0" g="0" b="0"/>
+      </a:lnRef>
+      <a:fillRef idx="1">
+        <a:scrgbClr r="0" g="0" b="0"/>
+      </a:fillRef>
+      <a:effectRef idx="0">
+        <a:scrgbClr r="0" g="0" b="0"/>
+      </a:effectRef>
+      <a:fontRef idx="minor"/>
+    </dgm:style>
+  </dgm:styleLbl>
+  <dgm:styleLbl name="fgAcc0">
+    <dgm:scene3d>
+      <a:camera prst="orthographicFront"/>
+      <a:lightRig rig="threePt" dir="t"/>
+    </dgm:scene3d>
+    <dgm:sp3d/>
+    <dgm:txPr/>
+    <dgm:style>
+      <a:lnRef idx="2">
+        <a:scrgbClr r="0" g="0" b="0"/>
+      </a:lnRef>
+      <a:fillRef idx="1">
+        <a:scrgbClr r="0" g="0" b="0"/>
+      </a:fillRef>
+      <a:effectRef idx="0">
+        <a:scrgbClr r="0" g="0" b="0"/>
+      </a:effectRef>
+      <a:fontRef idx="minor"/>
+    </dgm:style>
+  </dgm:styleLbl>
+  <dgm:styleLbl name="fgAcc2">
+    <dgm:scene3d>
+      <a:camera prst="orthographicFront"/>
+      <a:lightRig rig="threePt" dir="t"/>
+    </dgm:scene3d>
+    <dgm:sp3d/>
+    <dgm:txPr/>
+    <dgm:style>
+      <a:lnRef idx="2">
+        <a:scrgbClr r="0" g="0" b="0"/>
+      </a:lnRef>
+      <a:fillRef idx="1">
+        <a:scrgbClr r="0" g="0" b="0"/>
+      </a:fillRef>
+      <a:effectRef idx="0">
+        <a:scrgbClr r="0" g="0" b="0"/>
+      </a:effectRef>
+      <a:fontRef idx="minor"/>
+    </dgm:style>
+  </dgm:styleLbl>
+  <dgm:styleLbl name="fgAcc3">
+    <dgm:scene3d>
+      <a:camera prst="orthographicFront"/>
+      <a:lightRig rig="threePt" dir="t"/>
+    </dgm:scene3d>
+    <dgm:sp3d/>
+    <dgm:txPr/>
+    <dgm:style>
+      <a:lnRef idx="2">
+        <a:scrgbClr r="0" g="0" b="0"/>
+      </a:lnRef>
+      <a:fillRef idx="1">
+        <a:scrgbClr r="0" g="0" b="0"/>
+      </a:fillRef>
+      <a:effectRef idx="0">
+        <a:scrgbClr r="0" g="0" b="0"/>
+      </a:effectRef>
+      <a:fontRef idx="minor"/>
+    </dgm:style>
+  </dgm:styleLbl>
+  <dgm:styleLbl name="fgAcc4">
+    <dgm:scene3d>
+      <a:camera prst="orthographicFront"/>
+      <a:lightRig rig="threePt" dir="t"/>
+    </dgm:scene3d>
+    <dgm:sp3d/>
+    <dgm:txPr/>
+    <dgm:style>
+      <a:lnRef idx="2">
+        <a:scrgbClr r="0" g="0" b="0"/>
+      </a:lnRef>
+      <a:fillRef idx="1">
+        <a:scrgbClr r="0" g="0" b="0"/>
+      </a:fillRef>
+      <a:effectRef idx="0">
+        <a:scrgbClr r="0" g="0" b="0"/>
+      </a:effectRef>
+      <a:fontRef idx="minor"/>
+    </dgm:style>
+  </dgm:styleLbl>
+  <dgm:styleLbl name="bgShp">
+    <dgm:scene3d>
+      <a:camera prst="orthographicFront"/>
+      <a:lightRig rig="threePt" dir="t"/>
+    </dgm:scene3d>
+    <dgm:sp3d/>
+    <dgm:txPr/>
+    <dgm:style>
+      <a:lnRef idx="0">
+        <a:scrgbClr r="0" g="0" b="0"/>
+      </a:lnRef>
+      <a:fillRef idx="1">
+        <a:scrgbClr r="0" g="0" b="0"/>
+      </a:fillRef>
+      <a:effectRef idx="0">
+        <a:scrgbClr r="0" g="0" b="0"/>
+      </a:effectRef>
+      <a:fontRef idx="minor"/>
+    </dgm:style>
+  </dgm:styleLbl>
+  <dgm:styleLbl name="dkBgShp">
+    <dgm:scene3d>
+      <a:camera prst="orthographicFront"/>
+      <a:lightRig rig="threePt" dir="t"/>
+    </dgm:scene3d>
+    <dgm:sp3d/>
+    <dgm:txPr/>
+    <dgm:style>
+      <a:lnRef idx="0">
+        <a:scrgbClr r="0" g="0" b="0"/>
+      </a:lnRef>
+      <a:fillRef idx="1">
+        <a:scrgbClr r="0" g="0" b="0"/>
+      </a:fillRef>
+      <a:effectRef idx="0">
+        <a:scrgbClr r="0" g="0" b="0"/>
+      </a:effectRef>
+      <a:fontRef idx="minor"/>
+    </dgm:style>
+  </dgm:styleLbl>
+  <dgm:styleLbl name="trBgShp">
+    <dgm:scene3d>
+      <a:camera prst="orthographicFront"/>
+      <a:lightRig rig="threePt" dir="t"/>
+    </dgm:scene3d>
+    <dgm:sp3d/>
+    <dgm:txPr/>
+    <dgm:style>
+      <a:lnRef idx="0">
+        <a:scrgbClr r="0" g="0" b="0"/>
+      </a:lnRef>
+      <a:fillRef idx="1">
+        <a:scrgbClr r="0" g="0" b="0"/>
+      </a:fillRef>
+      <a:effectRef idx="0">
+        <a:scrgbClr r="0" g="0" b="0"/>
+      </a:effectRef>
+      <a:fontRef idx="minor"/>
+    </dgm:style>
+  </dgm:styleLbl>
+  <dgm:styleLbl name="fgShp">
+    <dgm:scene3d>
+      <a:camera prst="orthographicFront"/>
+      <a:lightRig rig="threePt" dir="t"/>
+    </dgm:scene3d>
+    <dgm:sp3d/>
+    <dgm:txPr/>
+    <dgm:style>
+      <a:lnRef idx="2">
+        <a:scrgbClr r="0" g="0" b="0"/>
+      </a:lnRef>
+      <a:fillRef idx="1">
+        <a:scrgbClr r="0" g="0" b="0"/>
+      </a:fillRef>
+      <a:effectRef idx="0">
+        <a:scrgbClr r="0" g="0" b="0"/>
+      </a:effectRef>
+      <a:fontRef idx="minor"/>
+    </dgm:style>
+  </dgm:styleLbl>
+  <dgm:styleLbl name="revTx">
+    <dgm:scene3d>
+      <a:camera prst="orthographicFront"/>
+      <a:lightRig rig="threePt" dir="t"/>
+    </dgm:scene3d>
+    <dgm:sp3d/>
+    <dgm:txPr/>
+    <dgm:style>
+      <a:lnRef idx="0">
+        <a:scrgbClr r="0" g="0" b="0"/>
+      </a:lnRef>
+      <a:fillRef idx="0">
+        <a:scrgbClr r="0" g="0" b="0"/>
+      </a:fillRef>
+      <a:effectRef idx="0">
+        <a:scrgbClr r="0" g="0" b="0"/>
+      </a:effectRef>
+      <a:fontRef idx="minor"/>
+    </dgm:style>
+  </dgm:styleLbl>
+</dgm:styleDef>
+</file>
+
 <file path=word/theme/theme1.xml><?xml version="1.0" encoding="utf-8"?>
 <a:theme xmlns:a="http://schemas.openxmlformats.org/drawingml/2006/main" name="Office Theme">
   <a:themeElements>

--- a/2026348_CA1_ Strategic Thinking.docx
+++ b/2026348_CA1_ Strategic Thinking.docx
@@ -886,7 +886,6 @@
                 </w:rPrChange>
               </w:rPr>
             </w:pPr>
-            <w:proofErr w:type="spellStart"/>
             <w:ins w:id="72" w:author="nohemi fabiola serrano aguilar" w:date="2026-10-17T23:37:00Z">
               <w:r>
                 <w:rPr>
@@ -905,27 +904,7 @@
                     </w:rPr>
                   </w:rPrChange>
                 </w:rPr>
-                <w:t>Taufique</w:t>
-              </w:r>
-              <w:proofErr w:type="spellEnd"/>
-              <w:r>
-                <w:rPr>
-                  <w:i/>
-                  <w:color w:val="156082"/>
-                  <w:sz w:val="28"/>
-                  <w:szCs w:val="28"/>
-                  <w:rPrChange w:id="74" w:author="nohemi fabiola serrano aguilar" w:date="2026-10-17T23:37:00Z" w16du:dateUtc="2026-10-17T22:37:00Z">
-                    <w:rPr>
-                      <w:b/>
-                      <w:bCs/>
-                      <w:i/>
-                      <w:color w:val="156082"/>
-                      <w:sz w:val="28"/>
-                      <w:szCs w:val="28"/>
-                    </w:rPr>
-                  </w:rPrChange>
-                </w:rPr>
-                <w:t xml:space="preserve"> Ahmed</w:t>
+                <w:t>Taufique Ahmed</w:t>
               </w:r>
             </w:ins>
           </w:p>
@@ -944,13 +923,13 @@
             <w:pPr>
               <w:spacing w:line="480" w:lineRule="auto"/>
               <w:rPr>
-                <w:ins w:id="75" w:author="nohemi fabiola serrano aguilar" w:date="2026-10-08T23:27:00Z" w16du:dateUtc="2026-10-08T22:27:00Z"/>
+                <w:ins w:id="74" w:author="nohemi fabiola serrano aguilar" w:date="2026-10-08T23:27:00Z" w16du:dateUtc="2026-10-08T22:27:00Z"/>
                 <w:color w:val="000000"/>
                 <w:sz w:val="28"/>
                 <w:szCs w:val="28"/>
-                <w:rPrChange w:id="76" w:author="nohemi fabiola serrano aguilar" w:date="2026-10-09T00:24:00Z" w16du:dateUtc="2026-10-08T23:24:00Z">
+                <w:rPrChange w:id="75" w:author="nohemi fabiola serrano aguilar" w:date="2026-10-09T00:24:00Z" w16du:dateUtc="2026-10-08T23:24:00Z">
                   <w:rPr>
-                    <w:ins w:id="77" w:author="nohemi fabiola serrano aguilar" w:date="2026-10-08T23:27:00Z" w16du:dateUtc="2026-10-08T22:27:00Z"/>
+                    <w:ins w:id="76" w:author="nohemi fabiola serrano aguilar" w:date="2026-10-08T23:27:00Z" w16du:dateUtc="2026-10-08T22:27:00Z"/>
                     <w:color w:val="000000"/>
                     <w:sz w:val="32"/>
                     <w:szCs w:val="32"/>
@@ -963,7 +942,7 @@
       </w:tr>
       <w:tr>
         <w:trPr>
-          <w:ins w:id="78" w:author="nohemi fabiola serrano aguilar" w:date="2026-10-08T23:27:00Z"/>
+          <w:ins w:id="77" w:author="nohemi fabiola serrano aguilar" w:date="2026-10-08T23:27:00Z"/>
         </w:trPr>
         <w:tc>
           <w:tcPr>
@@ -980,14 +959,14 @@
             <w:pPr>
               <w:spacing w:line="480" w:lineRule="auto"/>
               <w:rPr>
-                <w:ins w:id="79" w:author="nohemi fabiola serrano aguilar" w:date="2026-10-08T23:27:00Z" w16du:dateUtc="2026-10-08T22:27:00Z"/>
+                <w:ins w:id="78" w:author="nohemi fabiola serrano aguilar" w:date="2026-10-08T23:27:00Z" w16du:dateUtc="2026-10-08T22:27:00Z"/>
                 <w:i/>
                 <w:color w:val="156082"/>
                 <w:sz w:val="28"/>
                 <w:szCs w:val="28"/>
-                <w:rPrChange w:id="80" w:author="nohemi fabiola serrano aguilar" w:date="2026-10-09T00:24:00Z" w16du:dateUtc="2026-10-08T23:24:00Z">
+                <w:rPrChange w:id="79" w:author="nohemi fabiola serrano aguilar" w:date="2026-10-09T00:24:00Z" w16du:dateUtc="2026-10-08T23:24:00Z">
                   <w:rPr>
-                    <w:ins w:id="81" w:author="nohemi fabiola serrano aguilar" w:date="2026-10-08T23:27:00Z" w16du:dateUtc="2026-10-08T22:27:00Z"/>
+                    <w:ins w:id="80" w:author="nohemi fabiola serrano aguilar" w:date="2026-10-08T23:27:00Z" w16du:dateUtc="2026-10-08T22:27:00Z"/>
                     <w:i/>
                     <w:color w:val="156082"/>
                     <w:sz w:val="32"/>
@@ -996,14 +975,14 @@
                 </w:rPrChange>
               </w:rPr>
             </w:pPr>
-            <w:ins w:id="82" w:author="nohemi fabiola serrano aguilar" w:date="2026-10-08T23:27:00Z" w16du:dateUtc="2026-10-08T22:27:00Z">
+            <w:ins w:id="81" w:author="nohemi fabiola serrano aguilar" w:date="2026-10-08T23:27:00Z" w16du:dateUtc="2026-10-08T22:27:00Z">
               <w:r>
                 <w:rPr>
                   <w:i/>
                   <w:color w:val="156082"/>
                   <w:sz w:val="28"/>
                   <w:szCs w:val="28"/>
-                  <w:rPrChange w:id="83" w:author="nohemi fabiola serrano aguilar" w:date="2026-10-09T00:24:00Z" w16du:dateUtc="2026-10-08T23:24:00Z">
+                  <w:rPrChange w:id="82" w:author="nohemi fabiola serrano aguilar" w:date="2026-10-09T00:24:00Z" w16du:dateUtc="2026-10-08T23:24:00Z">
                     <w:rPr>
                       <w:i/>
                       <w:color w:val="156082"/>
@@ -1020,14 +999,14 @@
             <w:pPr>
               <w:spacing w:line="480" w:lineRule="auto"/>
               <w:rPr>
-                <w:ins w:id="84" w:author="nohemi fabiola serrano aguilar" w:date="2026-10-08T23:27:00Z" w16du:dateUtc="2026-10-08T22:27:00Z"/>
+                <w:ins w:id="83" w:author="nohemi fabiola serrano aguilar" w:date="2026-10-08T23:27:00Z" w16du:dateUtc="2026-10-08T22:27:00Z"/>
                 <w:i/>
                 <w:color w:val="156082"/>
                 <w:sz w:val="28"/>
                 <w:szCs w:val="28"/>
-                <w:rPrChange w:id="85" w:author="nohemi fabiola serrano aguilar" w:date="2026-10-09T00:24:00Z" w16du:dateUtc="2026-10-08T23:24:00Z">
+                <w:rPrChange w:id="84" w:author="nohemi fabiola serrano aguilar" w:date="2026-10-09T00:24:00Z" w16du:dateUtc="2026-10-08T23:24:00Z">
                   <w:rPr>
-                    <w:ins w:id="86" w:author="nohemi fabiola serrano aguilar" w:date="2026-10-08T23:27:00Z" w16du:dateUtc="2026-10-08T22:27:00Z"/>
+                    <w:ins w:id="85" w:author="nohemi fabiola serrano aguilar" w:date="2026-10-08T23:27:00Z" w16du:dateUtc="2026-10-08T22:27:00Z"/>
                     <w:i/>
                     <w:color w:val="156082"/>
                     <w:sz w:val="32"/>
@@ -1036,7 +1015,7 @@
                 </w:rPrChange>
               </w:rPr>
             </w:pPr>
-            <w:ins w:id="87" w:author="nohemi fabiola serrano aguilar" w:date="2026-10-17T23:37:00Z" w16du:dateUtc="2026-10-17T22:37:00Z">
+            <w:ins w:id="86" w:author="nohemi fabiola serrano aguilar" w:date="2026-10-17T23:37:00Z" w16du:dateUtc="2026-10-17T22:37:00Z">
               <w:r>
                 <w:rPr>
                   <w:i/>
@@ -1047,14 +1026,14 @@
                 <w:t>25</w:t>
               </w:r>
             </w:ins>
-            <w:ins w:id="88" w:author="nohemi fabiola serrano aguilar" w:date="2026-10-08T23:27:00Z" w16du:dateUtc="2026-10-08T22:27:00Z">
+            <w:ins w:id="87" w:author="nohemi fabiola serrano aguilar" w:date="2026-10-08T23:27:00Z" w16du:dateUtc="2026-10-08T22:27:00Z">
               <w:r>
                 <w:rPr>
                   <w:i/>
                   <w:color w:val="156082"/>
                   <w:sz w:val="28"/>
                   <w:szCs w:val="28"/>
-                  <w:rPrChange w:id="89" w:author="nohemi fabiola serrano aguilar" w:date="2026-10-09T00:24:00Z" w16du:dateUtc="2026-10-08T23:24:00Z">
+                  <w:rPrChange w:id="88" w:author="nohemi fabiola serrano aguilar" w:date="2026-10-09T00:24:00Z" w16du:dateUtc="2026-10-08T23:24:00Z">
                     <w:rPr>
                       <w:i/>
                       <w:color w:val="156082"/>
@@ -1066,7 +1045,7 @@
                 <w:t>/</w:t>
               </w:r>
             </w:ins>
-            <w:ins w:id="90" w:author="nohemi fabiola serrano aguilar" w:date="2026-10-17T23:37:00Z" w16du:dateUtc="2026-10-17T22:37:00Z">
+            <w:ins w:id="89" w:author="nohemi fabiola serrano aguilar" w:date="2026-10-17T23:37:00Z" w16du:dateUtc="2026-10-17T22:37:00Z">
               <w:r>
                 <w:rPr>
                   <w:i/>
@@ -1077,14 +1056,14 @@
                 <w:t>10</w:t>
               </w:r>
             </w:ins>
-            <w:ins w:id="91" w:author="nohemi fabiola serrano aguilar" w:date="2026-10-08T23:27:00Z" w16du:dateUtc="2026-10-08T22:27:00Z">
+            <w:ins w:id="90" w:author="nohemi fabiola serrano aguilar" w:date="2026-10-08T23:27:00Z" w16du:dateUtc="2026-10-08T22:27:00Z">
               <w:r>
                 <w:rPr>
                   <w:i/>
                   <w:color w:val="156082"/>
                   <w:sz w:val="28"/>
                   <w:szCs w:val="28"/>
-                  <w:rPrChange w:id="92" w:author="nohemi fabiola serrano aguilar" w:date="2026-10-09T00:24:00Z" w16du:dateUtc="2026-10-08T23:24:00Z">
+                  <w:rPrChange w:id="91" w:author="nohemi fabiola serrano aguilar" w:date="2026-10-09T00:24:00Z" w16du:dateUtc="2026-10-08T23:24:00Z">
                     <w:rPr>
                       <w:i/>
                       <w:color w:val="156082"/>
@@ -1112,13 +1091,13 @@
             <w:pPr>
               <w:spacing w:line="480" w:lineRule="auto"/>
               <w:rPr>
-                <w:ins w:id="93" w:author="nohemi fabiola serrano aguilar" w:date="2026-10-08T23:27:00Z" w16du:dateUtc="2026-10-08T22:27:00Z"/>
+                <w:ins w:id="92" w:author="nohemi fabiola serrano aguilar" w:date="2026-10-08T23:27:00Z" w16du:dateUtc="2026-10-08T22:27:00Z"/>
                 <w:color w:val="000000"/>
                 <w:sz w:val="28"/>
                 <w:szCs w:val="28"/>
-                <w:rPrChange w:id="94" w:author="nohemi fabiola serrano aguilar" w:date="2026-10-09T00:24:00Z" w16du:dateUtc="2026-10-08T23:24:00Z">
+                <w:rPrChange w:id="93" w:author="nohemi fabiola serrano aguilar" w:date="2026-10-09T00:24:00Z" w16du:dateUtc="2026-10-08T23:24:00Z">
                   <w:rPr>
-                    <w:ins w:id="95" w:author="nohemi fabiola serrano aguilar" w:date="2026-10-08T23:27:00Z" w16du:dateUtc="2026-10-08T22:27:00Z"/>
+                    <w:ins w:id="94" w:author="nohemi fabiola serrano aguilar" w:date="2026-10-08T23:27:00Z" w16du:dateUtc="2026-10-08T22:27:00Z"/>
                     <w:color w:val="000000"/>
                     <w:sz w:val="32"/>
                     <w:szCs w:val="32"/>
@@ -1131,7 +1110,7 @@
       </w:tr>
       <w:tr>
         <w:trPr>
-          <w:ins w:id="96" w:author="nohemi fabiola serrano aguilar" w:date="2026-10-08T23:27:00Z"/>
+          <w:ins w:id="95" w:author="nohemi fabiola serrano aguilar" w:date="2026-10-08T23:27:00Z"/>
         </w:trPr>
         <w:tc>
           <w:tcPr>
@@ -1148,14 +1127,14 @@
             <w:pPr>
               <w:spacing w:line="480" w:lineRule="auto"/>
               <w:rPr>
-                <w:ins w:id="97" w:author="nohemi fabiola serrano aguilar" w:date="2026-10-08T23:27:00Z" w16du:dateUtc="2026-10-08T22:27:00Z"/>
+                <w:ins w:id="96" w:author="nohemi fabiola serrano aguilar" w:date="2026-10-08T23:27:00Z" w16du:dateUtc="2026-10-08T22:27:00Z"/>
                 <w:i/>
                 <w:color w:val="156082"/>
                 <w:sz w:val="28"/>
                 <w:szCs w:val="28"/>
-                <w:rPrChange w:id="98" w:author="nohemi fabiola serrano aguilar" w:date="2026-10-09T00:24:00Z" w16du:dateUtc="2026-10-08T23:24:00Z">
+                <w:rPrChange w:id="97" w:author="nohemi fabiola serrano aguilar" w:date="2026-10-09T00:24:00Z" w16du:dateUtc="2026-10-08T23:24:00Z">
                   <w:rPr>
-                    <w:ins w:id="99" w:author="nohemi fabiola serrano aguilar" w:date="2026-10-08T23:27:00Z" w16du:dateUtc="2026-10-08T22:27:00Z"/>
+                    <w:ins w:id="98" w:author="nohemi fabiola serrano aguilar" w:date="2026-10-08T23:27:00Z" w16du:dateUtc="2026-10-08T22:27:00Z"/>
                     <w:i/>
                     <w:color w:val="156082"/>
                     <w:sz w:val="32"/>
@@ -1164,14 +1143,14 @@
                 </w:rPrChange>
               </w:rPr>
             </w:pPr>
-            <w:ins w:id="100" w:author="nohemi fabiola serrano aguilar" w:date="2026-10-08T23:27:00Z" w16du:dateUtc="2026-10-08T22:27:00Z">
+            <w:ins w:id="99" w:author="nohemi fabiola serrano aguilar" w:date="2026-10-08T23:27:00Z" w16du:dateUtc="2026-10-08T22:27:00Z">
               <w:r>
                 <w:rPr>
                   <w:i/>
                   <w:color w:val="156082"/>
                   <w:sz w:val="28"/>
                   <w:szCs w:val="28"/>
-                  <w:rPrChange w:id="101" w:author="nohemi fabiola serrano aguilar" w:date="2026-10-09T00:24:00Z" w16du:dateUtc="2026-10-08T23:24:00Z">
+                  <w:rPrChange w:id="100" w:author="nohemi fabiola serrano aguilar" w:date="2026-10-09T00:24:00Z" w16du:dateUtc="2026-10-08T23:24:00Z">
                     <w:rPr>
                       <w:i/>
                       <w:color w:val="156082"/>
@@ -1188,14 +1167,14 @@
             <w:pPr>
               <w:spacing w:line="480" w:lineRule="auto"/>
               <w:rPr>
-                <w:ins w:id="102" w:author="nohemi fabiola serrano aguilar" w:date="2026-10-08T23:27:00Z" w16du:dateUtc="2026-10-08T22:27:00Z"/>
+                <w:ins w:id="101" w:author="nohemi fabiola serrano aguilar" w:date="2026-10-08T23:27:00Z" w16du:dateUtc="2026-10-08T22:27:00Z"/>
                 <w:i/>
                 <w:color w:val="156082"/>
                 <w:sz w:val="28"/>
                 <w:szCs w:val="28"/>
-                <w:rPrChange w:id="103" w:author="nohemi fabiola serrano aguilar" w:date="2026-10-09T00:24:00Z" w16du:dateUtc="2026-10-08T23:24:00Z">
+                <w:rPrChange w:id="102" w:author="nohemi fabiola serrano aguilar" w:date="2026-10-09T00:24:00Z" w16du:dateUtc="2026-10-08T23:24:00Z">
                   <w:rPr>
-                    <w:ins w:id="104" w:author="nohemi fabiola serrano aguilar" w:date="2026-10-08T23:27:00Z" w16du:dateUtc="2026-10-08T22:27:00Z"/>
+                    <w:ins w:id="103" w:author="nohemi fabiola serrano aguilar" w:date="2026-10-08T23:27:00Z" w16du:dateUtc="2026-10-08T22:27:00Z"/>
                     <w:i/>
                     <w:color w:val="156082"/>
                     <w:sz w:val="32"/>
@@ -1204,7 +1183,7 @@
                 </w:rPrChange>
               </w:rPr>
             </w:pPr>
-            <w:ins w:id="105" w:author="nohemi fabiola serrano aguilar" w:date="2026-10-17T23:37:00Z" w16du:dateUtc="2026-10-17T22:37:00Z">
+            <w:ins w:id="104" w:author="nohemi fabiola serrano aguilar" w:date="2026-10-17T23:37:00Z" w16du:dateUtc="2026-10-17T22:37:00Z">
               <w:r>
                 <w:rPr>
                   <w:i/>
@@ -1215,14 +1194,14 @@
                 <w:t>25</w:t>
               </w:r>
             </w:ins>
-            <w:ins w:id="106" w:author="nohemi fabiola serrano aguilar" w:date="2026-10-08T23:27:00Z" w16du:dateUtc="2026-10-08T22:27:00Z">
+            <w:ins w:id="105" w:author="nohemi fabiola serrano aguilar" w:date="2026-10-08T23:27:00Z" w16du:dateUtc="2026-10-08T22:27:00Z">
               <w:r>
                 <w:rPr>
                   <w:i/>
                   <w:color w:val="156082"/>
                   <w:sz w:val="28"/>
                   <w:szCs w:val="28"/>
-                  <w:rPrChange w:id="107" w:author="nohemi fabiola serrano aguilar" w:date="2026-10-09T00:24:00Z" w16du:dateUtc="2026-10-08T23:24:00Z">
+                  <w:rPrChange w:id="106" w:author="nohemi fabiola serrano aguilar" w:date="2026-10-09T00:24:00Z" w16du:dateUtc="2026-10-08T23:24:00Z">
                     <w:rPr>
                       <w:i/>
                       <w:color w:val="156082"/>
@@ -1234,7 +1213,7 @@
                 <w:t>/</w:t>
               </w:r>
             </w:ins>
-            <w:ins w:id="108" w:author="nohemi fabiola serrano aguilar" w:date="2026-10-17T23:37:00Z" w16du:dateUtc="2026-10-17T22:37:00Z">
+            <w:ins w:id="107" w:author="nohemi fabiola serrano aguilar" w:date="2026-10-17T23:37:00Z" w16du:dateUtc="2026-10-17T22:37:00Z">
               <w:r>
                 <w:rPr>
                   <w:i/>
@@ -1245,14 +1224,14 @@
                 <w:t>10</w:t>
               </w:r>
             </w:ins>
-            <w:ins w:id="109" w:author="nohemi fabiola serrano aguilar" w:date="2026-10-08T23:27:00Z" w16du:dateUtc="2026-10-08T22:27:00Z">
+            <w:ins w:id="108" w:author="nohemi fabiola serrano aguilar" w:date="2026-10-08T23:27:00Z" w16du:dateUtc="2026-10-08T22:27:00Z">
               <w:r>
                 <w:rPr>
                   <w:i/>
                   <w:color w:val="156082"/>
                   <w:sz w:val="28"/>
                   <w:szCs w:val="28"/>
-                  <w:rPrChange w:id="110" w:author="nohemi fabiola serrano aguilar" w:date="2026-10-09T00:24:00Z" w16du:dateUtc="2026-10-08T23:24:00Z">
+                  <w:rPrChange w:id="109" w:author="nohemi fabiola serrano aguilar" w:date="2026-10-09T00:24:00Z" w16du:dateUtc="2026-10-08T23:24:00Z">
                     <w:rPr>
                       <w:i/>
                       <w:color w:val="156082"/>
@@ -1280,13 +1259,13 @@
             <w:pPr>
               <w:spacing w:line="480" w:lineRule="auto"/>
               <w:rPr>
-                <w:ins w:id="111" w:author="nohemi fabiola serrano aguilar" w:date="2026-10-08T23:27:00Z" w16du:dateUtc="2026-10-08T22:27:00Z"/>
+                <w:ins w:id="110" w:author="nohemi fabiola serrano aguilar" w:date="2026-10-08T23:27:00Z" w16du:dateUtc="2026-10-08T22:27:00Z"/>
                 <w:color w:val="000000"/>
                 <w:sz w:val="28"/>
                 <w:szCs w:val="28"/>
-                <w:rPrChange w:id="112" w:author="nohemi fabiola serrano aguilar" w:date="2026-10-09T00:24:00Z" w16du:dateUtc="2026-10-08T23:24:00Z">
+                <w:rPrChange w:id="111" w:author="nohemi fabiola serrano aguilar" w:date="2026-10-09T00:24:00Z" w16du:dateUtc="2026-10-08T23:24:00Z">
                   <w:rPr>
-                    <w:ins w:id="113" w:author="nohemi fabiola serrano aguilar" w:date="2026-10-08T23:27:00Z" w16du:dateUtc="2026-10-08T22:27:00Z"/>
+                    <w:ins w:id="112" w:author="nohemi fabiola serrano aguilar" w:date="2026-10-08T23:27:00Z" w16du:dateUtc="2026-10-08T22:27:00Z"/>
                     <w:color w:val="000000"/>
                     <w:sz w:val="32"/>
                     <w:szCs w:val="32"/>
@@ -1301,14 +1280,14 @@
     <w:p>
       <w:pPr>
         <w:rPr>
-          <w:ins w:id="114" w:author="nohemi fabiola serrano aguilar" w:date="2026-10-09T00:23:00Z" w16du:dateUtc="2026-10-08T23:23:00Z"/>
+          <w:ins w:id="113" w:author="nohemi fabiola serrano aguilar" w:date="2026-10-09T00:23:00Z" w16du:dateUtc="2026-10-08T23:23:00Z"/>
           <w:b/>
           <w:color w:val="156082"/>
           <w:sz w:val="28"/>
           <w:szCs w:val="28"/>
-          <w:rPrChange w:id="115" w:author="nohemi fabiola serrano aguilar" w:date="2026-10-09T00:24:00Z" w16du:dateUtc="2026-10-08T23:24:00Z">
+          <w:rPrChange w:id="114" w:author="nohemi fabiola serrano aguilar" w:date="2026-10-09T00:24:00Z" w16du:dateUtc="2026-10-08T23:24:00Z">
             <w:rPr>
-              <w:ins w:id="116" w:author="nohemi fabiola serrano aguilar" w:date="2026-10-09T00:23:00Z" w16du:dateUtc="2026-10-08T23:23:00Z"/>
+              <w:ins w:id="115" w:author="nohemi fabiola serrano aguilar" w:date="2026-10-09T00:23:00Z" w16du:dateUtc="2026-10-08T23:23:00Z"/>
               <w:b/>
               <w:color w:val="156082"/>
               <w:sz w:val="32"/>
@@ -1317,7 +1296,7 @@
           </w:rPrChange>
         </w:rPr>
       </w:pPr>
-      <w:ins w:id="117" w:author="nohemi fabiola serrano aguilar" w:date="2026-10-22T00:00:00Z" w16du:dateUtc="2026-10-21T23:00:00Z">
+      <w:ins w:id="116" w:author="nohemi fabiola serrano aguilar" w:date="2026-10-22T00:00:00Z" w16du:dateUtc="2026-10-21T23:00:00Z">
         <w:r>
           <w:rPr>
             <w:b/>
@@ -1337,13 +1316,13 @@
           <w:instrText>HYPERLINK "</w:instrText>
         </w:r>
       </w:ins>
-      <w:ins w:id="118" w:author="nohemi fabiola serrano aguilar" w:date="2026-10-09T00:23:00Z" w16du:dateUtc="2026-10-08T23:23:00Z">
+      <w:ins w:id="117" w:author="nohemi fabiola serrano aguilar" w:date="2026-10-09T00:23:00Z" w16du:dateUtc="2026-10-08T23:23:00Z">
         <w:r>
           <w:rPr>
             <w:color w:val="156082"/>
             <w:sz w:val="28"/>
             <w:szCs w:val="28"/>
-            <w:rPrChange w:id="119" w:author="nohemi fabiola serrano aguilar" w:date="2026-10-22T00:00:00Z" w16du:dateUtc="2026-10-21T23:00:00Z">
+            <w:rPrChange w:id="118" w:author="nohemi fabiola serrano aguilar" w:date="2026-10-22T00:00:00Z" w16du:dateUtc="2026-10-21T23:00:00Z">
               <w:rPr>
                 <w:rStyle w:val="Hyperlink"/>
                 <w:b/>
@@ -1355,11 +1334,11 @@
           <w:instrText>https://github.com/FabiolaSerranoAg/Strategic-Thinking-</w:instrText>
         </w:r>
       </w:ins>
-      <w:ins w:id="120" w:author="nohemi fabiola serrano aguilar" w:date="2026-10-22T00:00:00Z" w16du:dateUtc="2026-10-21T23:00:00Z">
+      <w:ins w:id="119" w:author="nohemi fabiola serrano aguilar" w:date="2026-10-22T00:00:00Z" w16du:dateUtc="2026-10-21T23:00:00Z">
         <w:r>
           <w:rPr>
             <w:color w:val="156082"/>
-            <w:rPrChange w:id="121" w:author="nohemi fabiola serrano aguilar" w:date="2026-10-22T00:00:00Z" w16du:dateUtc="2026-10-21T23:00:00Z">
+            <w:rPrChange w:id="120" w:author="nohemi fabiola serrano aguilar" w:date="2026-10-22T00:00:00Z" w16du:dateUtc="2026-10-21T23:00:00Z">
               <w:rPr>
                 <w:rStyle w:val="Hyperlink"/>
                 <w:b/>
@@ -1371,13 +1350,13 @@
           <w:instrText>Septem</w:instrText>
         </w:r>
       </w:ins>
-      <w:ins w:id="122" w:author="nohemi fabiola serrano aguilar" w:date="2026-10-09T00:23:00Z" w16du:dateUtc="2026-10-08T23:23:00Z">
+      <w:ins w:id="121" w:author="nohemi fabiola serrano aguilar" w:date="2026-10-09T00:23:00Z" w16du:dateUtc="2026-10-08T23:23:00Z">
         <w:r>
           <w:rPr>
             <w:color w:val="156082"/>
             <w:sz w:val="28"/>
             <w:szCs w:val="28"/>
-            <w:rPrChange w:id="123" w:author="nohemi fabiola serrano aguilar" w:date="2026-10-22T00:00:00Z" w16du:dateUtc="2026-10-21T23:00:00Z">
+            <w:rPrChange w:id="122" w:author="nohemi fabiola serrano aguilar" w:date="2026-10-22T00:00:00Z" w16du:dateUtc="2026-10-21T23:00:00Z">
               <w:rPr>
                 <w:rStyle w:val="Hyperlink"/>
                 <w:b/>
@@ -1389,7 +1368,7 @@
           <w:instrText>ber26.git</w:instrText>
         </w:r>
       </w:ins>
-      <w:ins w:id="124" w:author="nohemi fabiola serrano aguilar" w:date="2026-10-22T00:00:00Z" w16du:dateUtc="2026-10-21T23:00:00Z">
+      <w:ins w:id="123" w:author="nohemi fabiola serrano aguilar" w:date="2026-10-22T00:00:00Z" w16du:dateUtc="2026-10-21T23:00:00Z">
         <w:r>
           <w:rPr>
             <w:b/>
@@ -1417,14 +1396,14 @@
           <w:fldChar w:fldCharType="separate"/>
         </w:r>
       </w:ins>
-      <w:ins w:id="125" w:author="nohemi fabiola serrano aguilar" w:date="2026-10-09T00:23:00Z" w16du:dateUtc="2026-10-08T23:23:00Z">
+      <w:ins w:id="124" w:author="nohemi fabiola serrano aguilar" w:date="2026-10-09T00:23:00Z" w16du:dateUtc="2026-10-08T23:23:00Z">
         <w:r>
           <w:rPr>
             <w:rStyle w:val="Hyperlink"/>
             <w:b/>
             <w:sz w:val="28"/>
             <w:szCs w:val="28"/>
-            <w:rPrChange w:id="126" w:author="nohemi fabiola serrano aguilar" w:date="2026-10-22T00:00:00Z" w16du:dateUtc="2026-10-21T23:00:00Z">
+            <w:rPrChange w:id="125" w:author="nohemi fabiola serrano aguilar" w:date="2026-10-22T00:00:00Z" w16du:dateUtc="2026-10-21T23:00:00Z">
               <w:rPr>
                 <w:rStyle w:val="Hyperlink"/>
                 <w:b/>
@@ -1436,7 +1415,7 @@
           <w:t>https://github.com/FabiolaSerranoAg/Strategic-Thinking-</w:t>
         </w:r>
       </w:ins>
-      <w:ins w:id="127" w:author="nohemi fabiola serrano aguilar" w:date="2026-10-22T00:00:00Z" w16du:dateUtc="2026-10-21T23:00:00Z">
+      <w:ins w:id="126" w:author="nohemi fabiola serrano aguilar" w:date="2026-10-22T00:00:00Z" w16du:dateUtc="2026-10-21T23:00:00Z">
         <w:r>
           <w:rPr>
             <w:rStyle w:val="Hyperlink"/>
@@ -1447,14 +1426,14 @@
           <w:t>Septem</w:t>
         </w:r>
       </w:ins>
-      <w:ins w:id="128" w:author="nohemi fabiola serrano aguilar" w:date="2026-10-09T00:23:00Z" w16du:dateUtc="2026-10-08T23:23:00Z">
+      <w:ins w:id="127" w:author="nohemi fabiola serrano aguilar" w:date="2026-10-09T00:23:00Z" w16du:dateUtc="2026-10-08T23:23:00Z">
         <w:r>
           <w:rPr>
             <w:rStyle w:val="Hyperlink"/>
             <w:b/>
             <w:sz w:val="28"/>
             <w:szCs w:val="28"/>
-            <w:rPrChange w:id="129" w:author="nohemi fabiola serrano aguilar" w:date="2026-10-22T00:00:00Z" w16du:dateUtc="2026-10-21T23:00:00Z">
+            <w:rPrChange w:id="128" w:author="nohemi fabiola serrano aguilar" w:date="2026-10-22T00:00:00Z" w16du:dateUtc="2026-10-21T23:00:00Z">
               <w:rPr>
                 <w:rStyle w:val="Hyperlink"/>
                 <w:b/>
@@ -1466,7 +1445,7 @@
           <w:t>ber26.git</w:t>
         </w:r>
       </w:ins>
-      <w:ins w:id="130" w:author="nohemi fabiola serrano aguilar" w:date="2026-10-22T00:00:00Z" w16du:dateUtc="2026-10-21T23:00:00Z">
+      <w:ins w:id="129" w:author="nohemi fabiola serrano aguilar" w:date="2026-10-22T00:00:00Z" w16du:dateUtc="2026-10-21T23:00:00Z">
         <w:r>
           <w:rPr>
             <w:b/>
@@ -1481,15 +1460,15 @@
     <w:p>
       <w:pPr>
         <w:rPr>
-          <w:ins w:id="131" w:author="nohemi fabiola serrano aguilar" w:date="2026-10-08T23:54:00Z" w16du:dateUtc="2026-10-08T22:54:00Z"/>
+          <w:ins w:id="130" w:author="nohemi fabiola serrano aguilar" w:date="2026-10-08T23:54:00Z" w16du:dateUtc="2026-10-08T22:54:00Z"/>
           <w:rFonts w:eastAsia="Times New Roman"/>
           <w:b/>
           <w:bCs/>
           <w:sz w:val="35"/>
           <w:szCs w:val="35"/>
-          <w:rPrChange w:id="132" w:author="nohemi fabiola serrano aguilar" w:date="2026-10-09T20:56:00Z" w16du:dateUtc="2026-10-09T19:56:00Z">
+          <w:rPrChange w:id="131" w:author="nohemi fabiola serrano aguilar" w:date="2026-10-09T20:56:00Z" w16du:dateUtc="2026-10-09T19:56:00Z">
             <w:rPr>
-              <w:ins w:id="133" w:author="nohemi fabiola serrano aguilar" w:date="2026-10-08T23:54:00Z" w16du:dateUtc="2026-10-08T22:54:00Z"/>
+              <w:ins w:id="132" w:author="nohemi fabiola serrano aguilar" w:date="2026-10-08T23:54:00Z" w16du:dateUtc="2026-10-08T22:54:00Z"/>
               <w:rFonts w:eastAsia="Times New Roman"/>
               <w:b/>
               <w:bCs/>
@@ -1499,7 +1478,7 @@
           </w:rPrChange>
         </w:rPr>
       </w:pPr>
-      <w:ins w:id="134" w:author="nohemi fabiola serrano aguilar" w:date="2026-10-08T23:53:00Z" w16du:dateUtc="2026-10-08T22:53:00Z">
+      <w:ins w:id="133" w:author="nohemi fabiola serrano aguilar" w:date="2026-10-08T23:53:00Z" w16du:dateUtc="2026-10-08T22:53:00Z">
         <w:r>
           <w:rPr>
             <w:rFonts w:ascii="Calibri" w:eastAsia="Times New Roman" w:hAnsi="Calibri" w:cs="Calibri"/>
@@ -1507,7 +1486,7 @@
             <w:bCs/>
             <w:sz w:val="35"/>
             <w:szCs w:val="35"/>
-            <w:rPrChange w:id="135" w:author="nohemi fabiola serrano aguilar" w:date="2026-10-09T20:56:00Z" w16du:dateUtc="2026-10-09T19:56:00Z">
+            <w:rPrChange w:id="134" w:author="nohemi fabiola serrano aguilar" w:date="2026-10-09T20:56:00Z" w16du:dateUtc="2026-10-09T19:56:00Z">
               <w:rPr>
                 <w:rFonts w:ascii="Roboto" w:eastAsia="Times New Roman" w:hAnsi="Roboto"/>
                 <w:b/>
@@ -1525,15 +1504,15 @@
     <w:p>
       <w:pPr>
         <w:rPr>
-          <w:ins w:id="136" w:author="nohemi fabiola serrano aguilar" w:date="2026-10-08T23:53:00Z" w16du:dateUtc="2026-10-08T22:53:00Z"/>
+          <w:ins w:id="135" w:author="nohemi fabiola serrano aguilar" w:date="2026-10-08T23:53:00Z" w16du:dateUtc="2026-10-08T22:53:00Z"/>
           <w:rFonts w:ascii="Calibri" w:eastAsia="Times New Roman" w:hAnsi="Calibri" w:cs="Calibri"/>
           <w:b/>
           <w:bCs/>
           <w:sz w:val="32"/>
           <w:szCs w:val="32"/>
-          <w:rPrChange w:id="137" w:author="nohemi fabiola serrano aguilar" w:date="2026-10-08T23:53:00Z" w16du:dateUtc="2026-10-08T22:53:00Z">
+          <w:rPrChange w:id="136" w:author="nohemi fabiola serrano aguilar" w:date="2026-10-08T23:53:00Z" w16du:dateUtc="2026-10-08T22:53:00Z">
             <w:rPr>
-              <w:ins w:id="138" w:author="nohemi fabiola serrano aguilar" w:date="2026-10-08T23:53:00Z" w16du:dateUtc="2026-10-08T22:53:00Z"/>
+              <w:ins w:id="137" w:author="nohemi fabiola serrano aguilar" w:date="2026-10-08T23:53:00Z" w16du:dateUtc="2026-10-08T22:53:00Z"/>
               <w:rFonts w:ascii="Roboto" w:eastAsia="Times New Roman" w:hAnsi="Roboto"/>
               <w:b/>
               <w:bCs/>
@@ -1549,71 +1528,43 @@
         <w:spacing w:line="360" w:lineRule="auto"/>
         <w:jc w:val="both"/>
         <w:rPr>
-          <w:ins w:id="139" w:author="nohemi fabiola serrano aguilar" w:date="2026-10-08T23:53:00Z" w16du:dateUtc="2026-10-08T22:53:00Z"/>
+          <w:ins w:id="138" w:author="nohemi fabiola serrano aguilar" w:date="2026-10-08T23:53:00Z" w16du:dateUtc="2026-10-08T22:53:00Z"/>
           <w:rFonts w:ascii="Calibri" w:eastAsia="Times New Roman" w:hAnsi="Calibri" w:cs="Calibri"/>
           <w:sz w:val="24"/>
           <w:szCs w:val="24"/>
-          <w:rPrChange w:id="140" w:author="nohemi fabiola serrano aguilar" w:date="2026-10-08T23:54:00Z" w16du:dateUtc="2026-10-08T22:54:00Z">
+          <w:rPrChange w:id="139" w:author="nohemi fabiola serrano aguilar" w:date="2026-10-08T23:54:00Z" w16du:dateUtc="2026-10-08T22:54:00Z">
             <w:rPr>
-              <w:ins w:id="141" w:author="nohemi fabiola serrano aguilar" w:date="2026-10-08T23:53:00Z" w16du:dateUtc="2026-10-08T22:53:00Z"/>
+              <w:ins w:id="140" w:author="nohemi fabiola serrano aguilar" w:date="2026-10-08T23:53:00Z" w16du:dateUtc="2026-10-08T22:53:00Z"/>
               <w:rFonts w:ascii="Roboto" w:eastAsia="Times New Roman" w:hAnsi="Roboto"/>
             </w:rPr>
           </w:rPrChange>
         </w:rPr>
-        <w:pPrChange w:id="142" w:author="nohemi fabiola serrano aguilar" w:date="2026-10-08T23:54:00Z" w16du:dateUtc="2026-10-08T22:54:00Z">
+        <w:pPrChange w:id="141" w:author="nohemi fabiola serrano aguilar" w:date="2026-10-08T23:54:00Z" w16du:dateUtc="2026-10-08T22:54:00Z">
           <w:pPr>
             <w:jc w:val="both"/>
           </w:pPr>
         </w:pPrChange>
       </w:pPr>
-      <w:ins w:id="143" w:author="nohemi fabiola serrano aguilar" w:date="2026-10-08T23:53:00Z" w16du:dateUtc="2026-10-08T22:53:00Z">
+      <w:ins w:id="142" w:author="nohemi fabiola serrano aguilar" w:date="2026-10-08T23:53:00Z" w16du:dateUtc="2026-10-08T22:53:00Z">
         <w:r>
           <w:rPr>
             <w:rFonts w:ascii="Calibri" w:eastAsia="Times New Roman" w:hAnsi="Calibri" w:cs="Calibri"/>
             <w:sz w:val="24"/>
             <w:szCs w:val="24"/>
-            <w:rPrChange w:id="144" w:author="nohemi fabiola serrano aguilar" w:date="2026-10-08T23:54:00Z" w16du:dateUtc="2026-10-08T22:54:00Z">
+            <w:rPrChange w:id="143" w:author="nohemi fabiola serrano aguilar" w:date="2026-10-08T23:54:00Z" w16du:dateUtc="2026-10-08T22:54:00Z">
               <w:rPr>
                 <w:rFonts w:ascii="Roboto" w:eastAsia="Times New Roman" w:hAnsi="Roboto"/>
               </w:rPr>
             </w:rPrChange>
           </w:rPr>
-          <w:t xml:space="preserve">By submitting this assessment, I confirm that I have read the CCT policy on academic misconduct and understand the implications of submitting work that is not my own or does not appropriately reference material </w:t>
-        </w:r>
-        <w:proofErr w:type="gramStart"/>
-        <w:r>
-          <w:rPr>
-            <w:rFonts w:ascii="Calibri" w:eastAsia="Times New Roman" w:hAnsi="Calibri" w:cs="Calibri"/>
-            <w:sz w:val="24"/>
-            <w:szCs w:val="24"/>
-            <w:rPrChange w:id="145" w:author="nohemi fabiola serrano aguilar" w:date="2026-10-08T23:54:00Z" w16du:dateUtc="2026-10-08T22:54:00Z">
-              <w:rPr>
-                <w:rFonts w:ascii="Roboto" w:eastAsia="Times New Roman" w:hAnsi="Roboto"/>
-              </w:rPr>
-            </w:rPrChange>
-          </w:rPr>
-          <w:t>taken</w:t>
-        </w:r>
-        <w:proofErr w:type="gramEnd"/>
-        <w:r>
-          <w:rPr>
-            <w:rFonts w:ascii="Calibri" w:eastAsia="Times New Roman" w:hAnsi="Calibri" w:cs="Calibri"/>
-            <w:sz w:val="24"/>
-            <w:szCs w:val="24"/>
-            <w:rPrChange w:id="146" w:author="nohemi fabiola serrano aguilar" w:date="2026-10-08T23:54:00Z" w16du:dateUtc="2026-10-08T22:54:00Z">
-              <w:rPr>
-                <w:rFonts w:ascii="Roboto" w:eastAsia="Times New Roman" w:hAnsi="Roboto"/>
-              </w:rPr>
-            </w:rPrChange>
-          </w:rPr>
-          <w:t xml:space="preserve"> from a third party or other source. I declare it to be my own work and that all material from third parties has been appropriately referenced. I further confirm that this work has not previously been submitted for assessment by myself or someone else in CCT College Dublin or any other higher education institution.</w:t>
+          <w:t>By submitting this assessment, I confirm that I have read the CCT policy on academic misconduct and understand the implications of submitting work that is not my own or does not appropriately reference material taken from a third party or other source. I declare it to be my own work and that all material from third parties has been appropriately referenced. I further confirm that this work has not previously been submitted for assessment by myself or someone else in CCT College Dublin or any other higher education institution.</w:t>
         </w:r>
       </w:ins>
     </w:p>
     <w:p>
       <w:pPr>
         <w:rPr>
-          <w:ins w:id="147" w:author="nohemi fabiola serrano aguilar" w:date="2026-10-08T23:40:00Z" w16du:dateUtc="2026-10-08T22:40:00Z"/>
+          <w:ins w:id="144" w:author="nohemi fabiola serrano aguilar" w:date="2026-10-08T23:40:00Z" w16du:dateUtc="2026-10-08T22:40:00Z"/>
           <w:rFonts w:ascii="Calibri" w:hAnsi="Calibri" w:cs="Calibri"/>
         </w:rPr>
       </w:pPr>
@@ -1621,23 +1572,23 @@
     <w:p>
       <w:pPr>
         <w:rPr>
-          <w:ins w:id="148" w:author="nohemi fabiola serrano aguilar" w:date="2026-10-08T23:40:00Z" w16du:dateUtc="2026-10-08T22:40:00Z"/>
+          <w:ins w:id="145" w:author="nohemi fabiola serrano aguilar" w:date="2026-10-08T23:40:00Z" w16du:dateUtc="2026-10-08T22:40:00Z"/>
         </w:rPr>
       </w:pPr>
     </w:p>
     <w:p>
       <w:pPr>
         <w:rPr>
-          <w:ins w:id="149" w:author="nohemi fabiola serrano aguilar" w:date="2026-10-08T23:41:00Z" w16du:dateUtc="2026-10-08T22:41:00Z"/>
+          <w:ins w:id="146" w:author="nohemi fabiola serrano aguilar" w:date="2026-10-08T23:41:00Z" w16du:dateUtc="2026-10-08T22:41:00Z"/>
           <w:rFonts w:ascii="Calibri" w:eastAsia="Times New Roman" w:hAnsi="Calibri" w:cs="Calibri"/>
           <w:b/>
           <w:bCs/>
           <w:sz w:val="35"/>
           <w:szCs w:val="35"/>
           <w:lang w:val="es-MX"/>
-          <w:rPrChange w:id="150" w:author="nohemi fabiola serrano aguilar" w:date="2026-10-23T22:41:00Z" w16du:dateUtc="2026-10-23T21:41:00Z">
+          <w:rPrChange w:id="147" w:author="nohemi fabiola serrano aguilar" w:date="2026-10-23T22:41:00Z" w16du:dateUtc="2026-10-23T21:41:00Z">
             <w:rPr>
-              <w:ins w:id="151" w:author="nohemi fabiola serrano aguilar" w:date="2026-10-08T23:41:00Z" w16du:dateUtc="2026-10-08T22:41:00Z"/>
+              <w:ins w:id="148" w:author="nohemi fabiola serrano aguilar" w:date="2026-10-08T23:41:00Z" w16du:dateUtc="2026-10-08T22:41:00Z"/>
               <w:rFonts w:ascii="Roboto" w:eastAsia="Times New Roman" w:hAnsi="Roboto"/>
               <w:b/>
               <w:bCs/>
@@ -1647,7 +1598,7 @@
           </w:rPrChange>
         </w:rPr>
       </w:pPr>
-      <w:ins w:id="152" w:author="nohemi fabiola serrano aguilar" w:date="2026-10-08T23:40:00Z" w16du:dateUtc="2026-10-08T22:40:00Z">
+      <w:ins w:id="149" w:author="nohemi fabiola serrano aguilar" w:date="2026-10-08T23:40:00Z" w16du:dateUtc="2026-10-08T22:40:00Z">
         <w:r>
           <w:rPr>
             <w:rFonts w:ascii="Calibri" w:eastAsia="Times New Roman" w:hAnsi="Calibri" w:cs="Calibri"/>
@@ -1656,7 +1607,7 @@
             <w:sz w:val="35"/>
             <w:szCs w:val="35"/>
             <w:lang w:val="es-MX"/>
-            <w:rPrChange w:id="153" w:author="nohemi fabiola serrano aguilar" w:date="2026-10-23T22:41:00Z" w16du:dateUtc="2026-10-23T21:41:00Z">
+            <w:rPrChange w:id="150" w:author="nohemi fabiola serrano aguilar" w:date="2026-10-23T22:41:00Z" w16du:dateUtc="2026-10-23T21:41:00Z">
               <w:rPr>
                 <w:rFonts w:ascii="Roboto" w:eastAsia="Times New Roman" w:hAnsi="Roboto"/>
                 <w:b/>
@@ -1673,16 +1624,16 @@
     <w:p>
       <w:pPr>
         <w:rPr>
-          <w:ins w:id="154" w:author="nohemi fabiola serrano aguilar" w:date="2026-10-08T23:40:00Z" w16du:dateUtc="2026-10-08T22:40:00Z"/>
+          <w:ins w:id="151" w:author="nohemi fabiola serrano aguilar" w:date="2026-10-08T23:40:00Z" w16du:dateUtc="2026-10-08T22:40:00Z"/>
           <w:rFonts w:ascii="Roboto" w:eastAsia="Times New Roman" w:hAnsi="Roboto"/>
           <w:b/>
           <w:bCs/>
           <w:sz w:val="32"/>
           <w:szCs w:val="32"/>
           <w:lang w:val="es-MX"/>
-          <w:rPrChange w:id="155" w:author="nohemi fabiola serrano aguilar" w:date="2026-10-23T22:41:00Z" w16du:dateUtc="2026-10-23T21:41:00Z">
+          <w:rPrChange w:id="152" w:author="nohemi fabiola serrano aguilar" w:date="2026-10-23T22:41:00Z" w16du:dateUtc="2026-10-23T21:41:00Z">
             <w:rPr>
-              <w:ins w:id="156" w:author="nohemi fabiola serrano aguilar" w:date="2026-10-08T23:40:00Z" w16du:dateUtc="2026-10-08T22:40:00Z"/>
+              <w:ins w:id="153" w:author="nohemi fabiola serrano aguilar" w:date="2026-10-08T23:40:00Z" w16du:dateUtc="2026-10-08T22:40:00Z"/>
               <w:rFonts w:ascii="Roboto" w:eastAsia="Times New Roman" w:hAnsi="Roboto"/>
               <w:b/>
               <w:bCs/>
@@ -1698,27 +1649,27 @@
         <w:spacing w:line="276" w:lineRule="auto"/>
         <w:jc w:val="both"/>
         <w:rPr>
-          <w:ins w:id="157" w:author="nohemi fabiola serrano aguilar" w:date="2026-10-23T12:15:00Z" w16du:dateUtc="2026-10-23T11:15:00Z"/>
+          <w:ins w:id="154" w:author="nohemi fabiola serrano aguilar" w:date="2026-10-23T12:15:00Z" w16du:dateUtc="2026-10-23T11:15:00Z"/>
           <w:rFonts w:eastAsia="Times New Roman"/>
           <w:sz w:val="24"/>
           <w:szCs w:val="24"/>
           <w:lang w:val="es-MX"/>
         </w:rPr>
-        <w:pPrChange w:id="158" w:author="nohemi fabiola serrano aguilar" w:date="2026-10-24T01:45:00Z" w16du:dateUtc="2026-10-24T00:45:00Z">
+        <w:pPrChange w:id="155" w:author="nohemi fabiola serrano aguilar" w:date="2026-10-24T01:45:00Z" w16du:dateUtc="2026-10-24T00:45:00Z">
           <w:pPr>
             <w:spacing w:line="360" w:lineRule="auto"/>
             <w:jc w:val="both"/>
           </w:pPr>
         </w:pPrChange>
       </w:pPr>
-      <w:ins w:id="159" w:author="nohemi fabiola serrano aguilar" w:date="2026-10-23T12:14:00Z" w16du:dateUtc="2026-10-23T11:14:00Z">
+      <w:ins w:id="156" w:author="nohemi fabiola serrano aguilar" w:date="2026-10-23T12:14:00Z" w16du:dateUtc="2026-10-23T11:14:00Z">
         <w:r>
           <w:rPr>
             <w:rFonts w:eastAsia="Times New Roman"/>
             <w:sz w:val="24"/>
             <w:szCs w:val="24"/>
             <w:lang w:val="es-MX"/>
-            <w:rPrChange w:id="160" w:author="nohemi fabiola serrano aguilar" w:date="2026-10-23T12:14:00Z" w16du:dateUtc="2026-10-23T11:14:00Z">
+            <w:rPrChange w:id="157" w:author="nohemi fabiola serrano aguilar" w:date="2026-10-23T12:14:00Z" w16du:dateUtc="2026-10-23T11:14:00Z">
               <w:rPr>
                 <w:rFonts w:eastAsia="Times New Roman"/>
                 <w:sz w:val="24"/>
@@ -1738,7 +1689,7 @@
           <w:t>esarrollo de un ecosistema predictivo de Inteligencia de Negocios (BI) y Geomarket</w:t>
         </w:r>
       </w:ins>
-      <w:ins w:id="161" w:author="nohemi fabiola serrano aguilar" w:date="2026-10-23T12:15:00Z" w16du:dateUtc="2026-10-23T11:15:00Z">
+      <w:ins w:id="158" w:author="nohemi fabiola serrano aguilar" w:date="2026-10-23T12:15:00Z" w16du:dateUtc="2026-10-23T11:15:00Z">
         <w:r>
           <w:rPr>
             <w:rFonts w:eastAsia="Times New Roman"/>
@@ -1755,20 +1706,20 @@
         <w:spacing w:line="276" w:lineRule="auto"/>
         <w:jc w:val="both"/>
         <w:rPr>
-          <w:ins w:id="162" w:author="nohemi fabiola serrano aguilar" w:date="2026-10-23T12:17:00Z" w16du:dateUtc="2026-10-23T11:17:00Z"/>
+          <w:ins w:id="159" w:author="nohemi fabiola serrano aguilar" w:date="2026-10-23T12:17:00Z" w16du:dateUtc="2026-10-23T11:17:00Z"/>
           <w:rFonts w:eastAsia="Times New Roman"/>
           <w:sz w:val="24"/>
           <w:szCs w:val="24"/>
           <w:lang w:val="es-MX"/>
         </w:rPr>
-        <w:pPrChange w:id="163" w:author="nohemi fabiola serrano aguilar" w:date="2026-10-24T01:45:00Z" w16du:dateUtc="2026-10-24T00:45:00Z">
+        <w:pPrChange w:id="160" w:author="nohemi fabiola serrano aguilar" w:date="2026-10-24T01:45:00Z" w16du:dateUtc="2026-10-24T00:45:00Z">
           <w:pPr>
             <w:spacing w:line="360" w:lineRule="auto"/>
             <w:jc w:val="both"/>
           </w:pPr>
         </w:pPrChange>
       </w:pPr>
-      <w:ins w:id="164" w:author="nohemi fabiola serrano aguilar" w:date="2026-10-23T12:15:00Z" w16du:dateUtc="2026-10-23T11:15:00Z">
+      <w:ins w:id="161" w:author="nohemi fabiola serrano aguilar" w:date="2026-10-23T12:15:00Z" w16du:dateUtc="2026-10-23T11:15:00Z">
         <w:r>
           <w:rPr>
             <w:rFonts w:eastAsia="Times New Roman"/>
@@ -1779,7 +1730,7 @@
           <w:t>A partir de un conjunto de microda</w:t>
         </w:r>
       </w:ins>
-      <w:ins w:id="165" w:author="nohemi fabiola serrano aguilar" w:date="2026-10-23T12:16:00Z" w16du:dateUtc="2026-10-23T11:16:00Z">
+      <w:ins w:id="162" w:author="nohemi fabiola serrano aguilar" w:date="2026-10-23T12:16:00Z" w16du:dateUtc="2026-10-23T11:16:00Z">
         <w:r>
           <w:rPr>
             <w:rFonts w:eastAsia="Times New Roman"/>
@@ -1790,7 +1741,7 @@
           <w:t xml:space="preserve">tos administrativos y epidemiologicos obtenidos de La </w:t>
         </w:r>
       </w:ins>
-      <w:ins w:id="166" w:author="nohemi fabiola serrano aguilar" w:date="2026-10-23T12:26:00Z" w16du:dateUtc="2026-10-23T11:26:00Z">
+      <w:ins w:id="163" w:author="nohemi fabiola serrano aguilar" w:date="2026-10-23T12:26:00Z" w16du:dateUtc="2026-10-23T11:26:00Z">
         <w:r>
           <w:rPr>
             <w:rFonts w:eastAsia="Times New Roman"/>
@@ -1801,7 +1752,7 @@
           <w:t>Plataforma</w:t>
         </w:r>
       </w:ins>
-      <w:ins w:id="167" w:author="nohemi fabiola serrano aguilar" w:date="2026-10-23T12:16:00Z" w16du:dateUtc="2026-10-23T11:16:00Z">
+      <w:ins w:id="164" w:author="nohemi fabiola serrano aguilar" w:date="2026-10-23T12:16:00Z" w16du:dateUtc="2026-10-23T11:16:00Z">
         <w:r>
           <w:rPr>
             <w:rFonts w:eastAsia="Times New Roman"/>
@@ -1812,7 +1763,7 @@
           <w:t xml:space="preserve"> Nacional de Datos Abiertos (datos.gob.mx), el estudio aborda </w:t>
         </w:r>
       </w:ins>
-      <w:ins w:id="168" w:author="nohemi fabiola serrano aguilar" w:date="2026-10-23T12:17:00Z" w16du:dateUtc="2026-10-23T11:17:00Z">
+      <w:ins w:id="165" w:author="nohemi fabiola serrano aguilar" w:date="2026-10-23T12:17:00Z" w16du:dateUtc="2026-10-23T11:17:00Z">
         <w:r>
           <w:rPr>
             <w:rFonts w:eastAsia="Times New Roman"/>
@@ -1829,20 +1780,20 @@
         <w:spacing w:line="276" w:lineRule="auto"/>
         <w:jc w:val="both"/>
         <w:rPr>
-          <w:ins w:id="169" w:author="nohemi fabiola serrano aguilar" w:date="2026-10-23T12:21:00Z" w16du:dateUtc="2026-10-23T11:21:00Z"/>
+          <w:ins w:id="166" w:author="nohemi fabiola serrano aguilar" w:date="2026-10-23T12:21:00Z" w16du:dateUtc="2026-10-23T11:21:00Z"/>
           <w:rFonts w:eastAsia="Times New Roman"/>
           <w:sz w:val="24"/>
           <w:szCs w:val="24"/>
           <w:lang w:val="es-MX"/>
         </w:rPr>
-        <w:pPrChange w:id="170" w:author="nohemi fabiola serrano aguilar" w:date="2026-10-24T01:45:00Z" w16du:dateUtc="2026-10-24T00:45:00Z">
+        <w:pPrChange w:id="167" w:author="nohemi fabiola serrano aguilar" w:date="2026-10-24T01:45:00Z" w16du:dateUtc="2026-10-24T00:45:00Z">
           <w:pPr>
             <w:spacing w:line="360" w:lineRule="auto"/>
             <w:jc w:val="both"/>
           </w:pPr>
         </w:pPrChange>
       </w:pPr>
-      <w:ins w:id="171" w:author="nohemi fabiola serrano aguilar" w:date="2026-10-23T12:18:00Z" w16du:dateUtc="2026-10-23T11:18:00Z">
+      <w:ins w:id="168" w:author="nohemi fabiola serrano aguilar" w:date="2026-10-23T12:18:00Z" w16du:dateUtc="2026-10-23T11:18:00Z">
         <w:r>
           <w:rPr>
             <w:rFonts w:eastAsia="Times New Roman"/>
@@ -1853,7 +1804,7 @@
           <w:t xml:space="preserve">Metodologicamente, el proyecto implementa un enfoque hibrido que combina algoritmos de Machine Learning </w:t>
         </w:r>
       </w:ins>
-      <w:ins w:id="172" w:author="nohemi fabiola serrano aguilar" w:date="2026-10-23T12:19:00Z" w16du:dateUtc="2026-10-23T11:19:00Z">
+      <w:ins w:id="169" w:author="nohemi fabiola serrano aguilar" w:date="2026-10-23T12:19:00Z" w16du:dateUtc="2026-10-23T11:19:00Z">
         <w:r>
           <w:rPr>
             <w:rFonts w:eastAsia="Times New Roman"/>
@@ -1864,7 +1815,7 @@
           <w:t xml:space="preserve">(Clustering </w:t>
         </w:r>
       </w:ins>
-      <w:ins w:id="173" w:author="nohemi fabiola serrano aguilar" w:date="2026-10-23T12:20:00Z" w16du:dateUtc="2026-10-23T11:20:00Z">
+      <w:ins w:id="170" w:author="nohemi fabiola serrano aguilar" w:date="2026-10-23T12:20:00Z" w16du:dateUtc="2026-10-23T11:20:00Z">
         <w:r>
           <w:rPr>
             <w:rFonts w:eastAsia="Times New Roman"/>
@@ -1875,7 +1826,7 @@
           <w:t>con</w:t>
         </w:r>
       </w:ins>
-      <w:ins w:id="174" w:author="nohemi fabiola serrano aguilar" w:date="2026-10-23T12:19:00Z" w16du:dateUtc="2026-10-23T11:19:00Z">
+      <w:ins w:id="171" w:author="nohemi fabiola serrano aguilar" w:date="2026-10-23T12:19:00Z" w16du:dateUtc="2026-10-23T11:19:00Z">
         <w:r>
           <w:rPr>
             <w:rFonts w:eastAsia="Times New Roman"/>
@@ -1886,7 +1837,7 @@
           <w:t xml:space="preserve"> K-Means</w:t>
         </w:r>
       </w:ins>
-      <w:ins w:id="175" w:author="nohemi fabiola serrano aguilar" w:date="2026-10-23T12:20:00Z" w16du:dateUtc="2026-10-23T11:20:00Z">
+      <w:ins w:id="172" w:author="nohemi fabiola serrano aguilar" w:date="2026-10-23T12:20:00Z" w16du:dateUtc="2026-10-23T11:20:00Z">
         <w:r>
           <w:rPr>
             <w:rFonts w:eastAsia="Times New Roman"/>
@@ -1897,7 +1848,7 @@
           <w:t xml:space="preserve">) </w:t>
         </w:r>
       </w:ins>
-      <w:ins w:id="176" w:author="nohemi fabiola serrano aguilar" w:date="2026-10-23T12:18:00Z" w16du:dateUtc="2026-10-23T11:18:00Z">
+      <w:ins w:id="173" w:author="nohemi fabiola serrano aguilar" w:date="2026-10-23T12:18:00Z" w16du:dateUtc="2026-10-23T11:18:00Z">
         <w:r>
           <w:rPr>
             <w:rFonts w:eastAsia="Times New Roman"/>
@@ -1908,7 +1859,7 @@
           <w:t xml:space="preserve">para segmentar geograficamente mas de </w:t>
         </w:r>
       </w:ins>
-      <w:ins w:id="177" w:author="nohemi fabiola serrano aguilar" w:date="2026-10-23T12:19:00Z" w16du:dateUtc="2026-10-23T11:19:00Z">
+      <w:ins w:id="174" w:author="nohemi fabiola serrano aguilar" w:date="2026-10-23T12:19:00Z" w16du:dateUtc="2026-10-23T11:19:00Z">
         <w:r>
           <w:rPr>
             <w:rFonts w:eastAsia="Times New Roman"/>
@@ -1919,7 +1870,7 @@
           <w:t xml:space="preserve">2400 municipios de riesgo logistocas, junto con </w:t>
         </w:r>
       </w:ins>
-      <w:ins w:id="178" w:author="nohemi fabiola serrano aguilar" w:date="2026-10-24T00:15:00Z" w16du:dateUtc="2026-10-23T23:15:00Z">
+      <w:ins w:id="175" w:author="nohemi fabiola serrano aguilar" w:date="2026-10-24T00:15:00Z" w16du:dateUtc="2026-10-23T23:15:00Z">
         <w:r>
           <w:rPr>
             <w:rFonts w:eastAsia="Times New Roman"/>
@@ -1930,7 +1881,7 @@
           <w:t xml:space="preserve">modelos de Pronosticos de </w:t>
         </w:r>
       </w:ins>
-      <w:ins w:id="179" w:author="nohemi fabiola serrano aguilar" w:date="2026-10-23T12:19:00Z" w16du:dateUtc="2026-10-23T11:19:00Z">
+      <w:ins w:id="176" w:author="nohemi fabiola serrano aguilar" w:date="2026-10-23T12:19:00Z" w16du:dateUtc="2026-10-23T11:19:00Z">
         <w:r>
           <w:rPr>
             <w:rFonts w:eastAsia="Times New Roman"/>
@@ -1941,7 +1892,7 @@
           <w:t>Series Tempora</w:t>
         </w:r>
       </w:ins>
-      <w:ins w:id="180" w:author="nohemi fabiola serrano aguilar" w:date="2026-10-23T12:20:00Z" w16du:dateUtc="2026-10-23T11:20:00Z">
+      <w:ins w:id="177" w:author="nohemi fabiola serrano aguilar" w:date="2026-10-23T12:20:00Z" w16du:dateUtc="2026-10-23T11:20:00Z">
         <w:r>
           <w:rPr>
             <w:rFonts w:eastAsia="Times New Roman"/>
@@ -1952,7 +1903,7 @@
           <w:t>les (Forecasting) para predecir los volumenes d</w:t>
         </w:r>
       </w:ins>
-      <w:ins w:id="181" w:author="nohemi fabiola serrano aguilar" w:date="2026-10-23T12:21:00Z" w16du:dateUtc="2026-10-23T11:21:00Z">
+      <w:ins w:id="178" w:author="nohemi fabiola serrano aguilar" w:date="2026-10-23T12:21:00Z" w16du:dateUtc="2026-10-23T11:21:00Z">
         <w:r>
           <w:rPr>
             <w:rFonts w:eastAsia="Times New Roman"/>
@@ -1961,6 +1912,41 @@
             <w:lang w:val="es-MX"/>
           </w:rPr>
           <w:t>e demanda estacional por trimestre.</w:t>
+        </w:r>
+      </w:ins>
+    </w:p>
+    <w:p>
+      <w:pPr>
+        <w:spacing w:line="276" w:lineRule="auto"/>
+        <w:jc w:val="both"/>
+        <w:rPr>
+          <w:ins w:id="179" w:author="nohemi fabiola serrano aguilar" w:date="2026-10-24T01:45:00Z" w16du:dateUtc="2026-10-24T00:45:00Z"/>
+          <w:rFonts w:eastAsia="Times New Roman"/>
+          <w:sz w:val="24"/>
+          <w:szCs w:val="24"/>
+          <w:lang w:val="es-MX"/>
+        </w:rPr>
+      </w:pPr>
+      <w:ins w:id="180" w:author="nohemi fabiola serrano aguilar" w:date="2026-10-23T12:21:00Z" w16du:dateUtc="2026-10-23T11:21:00Z">
+        <w:r>
+          <w:rPr>
+            <w:rFonts w:eastAsia="Times New Roman"/>
+            <w:sz w:val="24"/>
+            <w:szCs w:val="24"/>
+            <w:lang w:val="es-MX"/>
+          </w:rPr>
+          <w:t>Finalmente, las predicciones y alertas automatizadas se despliegan en una interfaz ejecutica interactiva en Power BI, tranformando</w:t>
+        </w:r>
+      </w:ins>
+      <w:ins w:id="181" w:author="nohemi fabiola serrano aguilar" w:date="2026-10-23T12:22:00Z" w16du:dateUtc="2026-10-23T11:22:00Z">
+        <w:r>
+          <w:rPr>
+            <w:rFonts w:eastAsia="Times New Roman"/>
+            <w:sz w:val="24"/>
+            <w:szCs w:val="24"/>
+            <w:lang w:val="es-MX"/>
+          </w:rPr>
+          <w:t xml:space="preserve"> la gestion de inventarios inercial, guiada ahora por una demanda real, capaz de mitigar riesgos comerciales y prevenir defunciones.</w:t>
         </w:r>
       </w:ins>
     </w:p>
@@ -1976,35 +1962,13 @@
           <w:lang w:val="es-MX"/>
         </w:rPr>
       </w:pPr>
-      <w:ins w:id="183" w:author="nohemi fabiola serrano aguilar" w:date="2026-10-23T12:21:00Z" w16du:dateUtc="2026-10-23T11:21:00Z">
-        <w:r>
-          <w:rPr>
-            <w:rFonts w:eastAsia="Times New Roman"/>
-            <w:sz w:val="24"/>
-            <w:szCs w:val="24"/>
-            <w:lang w:val="es-MX"/>
-          </w:rPr>
-          <w:t>Finalmente, las predicciones y alertas automatizadas se despliegan en una interfaz ejecutica interactiva en Power BI, tranformando</w:t>
-        </w:r>
-      </w:ins>
-      <w:ins w:id="184" w:author="nohemi fabiola serrano aguilar" w:date="2026-10-23T12:22:00Z" w16du:dateUtc="2026-10-23T11:22:00Z">
-        <w:r>
-          <w:rPr>
-            <w:rFonts w:eastAsia="Times New Roman"/>
-            <w:sz w:val="24"/>
-            <w:szCs w:val="24"/>
-            <w:lang w:val="es-MX"/>
-          </w:rPr>
-          <w:t xml:space="preserve"> la gestion de inventarios inercial, guiada ahora por una demanda real, capaz de mitigar riesgos comerciales y prevenir defunciones.</w:t>
-        </w:r>
-      </w:ins>
     </w:p>
     <w:p>
       <w:pPr>
         <w:spacing w:line="276" w:lineRule="auto"/>
         <w:jc w:val="both"/>
         <w:rPr>
-          <w:ins w:id="185" w:author="nohemi fabiola serrano aguilar" w:date="2026-10-24T01:45:00Z" w16du:dateUtc="2026-10-24T00:45:00Z"/>
+          <w:ins w:id="183" w:author="nohemi fabiola serrano aguilar" w:date="2026-10-24T01:45:00Z" w16du:dateUtc="2026-10-24T00:45:00Z"/>
           <w:rFonts w:eastAsia="Times New Roman"/>
           <w:sz w:val="24"/>
           <w:szCs w:val="24"/>
@@ -2017,26 +1981,13 @@
         <w:spacing w:line="276" w:lineRule="auto"/>
         <w:jc w:val="both"/>
         <w:rPr>
-          <w:ins w:id="186" w:author="nohemi fabiola serrano aguilar" w:date="2026-10-24T01:45:00Z" w16du:dateUtc="2026-10-24T00:45:00Z"/>
+          <w:ins w:id="184" w:author="nohemi fabiola serrano aguilar" w:date="2026-10-23T12:23:00Z" w16du:dateUtc="2026-10-23T11:23:00Z"/>
           <w:rFonts w:eastAsia="Times New Roman"/>
           <w:sz w:val="24"/>
           <w:szCs w:val="24"/>
           <w:lang w:val="es-MX"/>
         </w:rPr>
-      </w:pPr>
-    </w:p>
-    <w:p>
-      <w:pPr>
-        <w:spacing w:line="276" w:lineRule="auto"/>
-        <w:jc w:val="both"/>
-        <w:rPr>
-          <w:ins w:id="187" w:author="nohemi fabiola serrano aguilar" w:date="2026-10-23T12:23:00Z" w16du:dateUtc="2026-10-23T11:23:00Z"/>
-          <w:rFonts w:eastAsia="Times New Roman"/>
-          <w:sz w:val="24"/>
-          <w:szCs w:val="24"/>
-          <w:lang w:val="es-MX"/>
-        </w:rPr>
-        <w:pPrChange w:id="188" w:author="nohemi fabiola serrano aguilar" w:date="2026-10-24T01:45:00Z" w16du:dateUtc="2026-10-24T00:45:00Z">
+        <w:pPrChange w:id="185" w:author="nohemi fabiola serrano aguilar" w:date="2026-10-24T01:45:00Z" w16du:dateUtc="2026-10-24T00:45:00Z">
           <w:pPr>
             <w:spacing w:line="360" w:lineRule="auto"/>
             <w:jc w:val="both"/>
@@ -2049,7 +2000,7 @@
         <w:spacing w:line="360" w:lineRule="auto"/>
         <w:jc w:val="both"/>
         <w:rPr>
-          <w:ins w:id="189" w:author="nohemi fabiola serrano aguilar" w:date="2026-10-17T12:45:00Z" w16du:dateUtc="2026-10-17T11:45:00Z"/>
+          <w:ins w:id="186" w:author="nohemi fabiola serrano aguilar" w:date="2026-10-17T12:45:00Z" w16du:dateUtc="2026-10-17T11:45:00Z"/>
           <w:rFonts w:ascii="Calibri" w:eastAsia="Play" w:hAnsi="Calibri" w:cs="Calibri"/>
           <w:b/>
           <w:bCs/>
@@ -2057,7 +2008,7 @@
           <w:sz w:val="35"/>
           <w:szCs w:val="35"/>
         </w:rPr>
-        <w:pPrChange w:id="190" w:author="nohemi fabiola serrano aguilar" w:date="2026-10-23T12:23:00Z" w16du:dateUtc="2026-10-23T11:23:00Z">
+        <w:pPrChange w:id="187" w:author="nohemi fabiola serrano aguilar" w:date="2026-10-23T12:23:00Z" w16du:dateUtc="2026-10-23T11:23:00Z">
           <w:pPr>
             <w:keepNext/>
             <w:keepLines/>
@@ -2072,7 +2023,7 @@
           </w:pPr>
         </w:pPrChange>
       </w:pPr>
-      <w:ins w:id="191" w:author="nohemi fabiola serrano aguilar" w:date="2026-10-08T23:56:00Z" w16du:dateUtc="2026-10-08T22:56:00Z">
+      <w:ins w:id="188" w:author="nohemi fabiola serrano aguilar" w:date="2026-10-08T23:56:00Z" w16du:dateUtc="2026-10-08T22:56:00Z">
         <w:r>
           <w:rPr>
             <w:rFonts w:ascii="Calibri" w:eastAsia="Play" w:hAnsi="Calibri" w:cs="Calibri"/>
@@ -2081,7 +2032,7 @@
             <w:color w:val="0F4761"/>
             <w:sz w:val="35"/>
             <w:szCs w:val="35"/>
-            <w:rPrChange w:id="192" w:author="nohemi fabiola serrano aguilar" w:date="2026-10-09T20:56:00Z" w16du:dateUtc="2026-10-09T19:56:00Z">
+            <w:rPrChange w:id="189" w:author="nohemi fabiola serrano aguilar" w:date="2026-10-09T20:56:00Z" w16du:dateUtc="2026-10-09T19:56:00Z">
               <w:rPr>
                 <w:rFonts w:ascii="Play" w:eastAsia="Play" w:hAnsi="Play" w:cs="Play"/>
                 <w:color w:val="0F4761"/>
@@ -2108,7 +2059,7 @@
         </w:pBdr>
         <w:spacing w:before="240" w:after="0" w:line="240" w:lineRule="auto"/>
         <w:rPr>
-          <w:ins w:id="193" w:author="nohemi fabiola serrano aguilar" w:date="2026-10-09T21:24:00Z" w16du:dateUtc="2026-10-09T20:24:00Z"/>
+          <w:ins w:id="190" w:author="nohemi fabiola serrano aguilar" w:date="2026-10-09T21:24:00Z" w16du:dateUtc="2026-10-09T20:24:00Z"/>
           <w:rFonts w:ascii="Calibri" w:eastAsia="Play" w:hAnsi="Calibri" w:cs="Calibri"/>
           <w:b/>
           <w:bCs/>
@@ -2118,7 +2069,7 @@
         </w:rPr>
       </w:pPr>
     </w:p>
-    <w:customXmlInsRangeStart w:id="194" w:author="nohemi fabiola serrano aguilar" w:date="2026-10-09T21:29:00Z"/>
+    <w:customXmlInsRangeStart w:id="191" w:author="nohemi fabiola serrano aguilar" w:date="2026-10-09T21:29:00Z"/>
     <w:sdt>
       <w:sdtPr>
         <w:id w:val="-1939593324"/>
@@ -2134,7 +2085,7 @@
         </w:rPr>
       </w:sdtEndPr>
       <w:sdtContent>
-        <w:customXmlInsRangeEnd w:id="194"/>
+        <w:customXmlInsRangeEnd w:id="191"/>
         <w:p>
           <w:pPr>
             <w:pBdr>
@@ -2149,19 +2100,19 @@
             </w:tabs>
             <w:spacing w:after="100"/>
             <w:rPr>
-              <w:ins w:id="195" w:author="nohemi fabiola serrano aguilar" w:date="2026-10-09T21:29:00Z" w16du:dateUtc="2026-10-09T20:29:00Z"/>
+              <w:ins w:id="192" w:author="nohemi fabiola serrano aguilar" w:date="2026-10-09T21:29:00Z" w16du:dateUtc="2026-10-09T20:29:00Z"/>
               <w:rFonts w:ascii="Aptos" w:eastAsia="Aptos" w:hAnsi="Aptos" w:cs="Aptos"/>
               <w:color w:val="000000"/>
               <w:sz w:val="24"/>
               <w:szCs w:val="24"/>
-              <w:rPrChange w:id="196" w:author="nohemi fabiola serrano aguilar" w:date="2026-10-09T20:56:00Z" w16du:dateUtc="2026-10-09T19:56:00Z">
+              <w:rPrChange w:id="193" w:author="nohemi fabiola serrano aguilar" w:date="2026-10-09T20:56:00Z" w16du:dateUtc="2026-10-09T19:56:00Z">
                 <w:rPr>
-                  <w:ins w:id="197" w:author="nohemi fabiola serrano aguilar" w:date="2026-10-09T21:29:00Z" w16du:dateUtc="2026-10-09T20:29:00Z"/>
+                  <w:ins w:id="194" w:author="nohemi fabiola serrano aguilar" w:date="2026-10-09T21:29:00Z" w16du:dateUtc="2026-10-09T20:29:00Z"/>
                 </w:rPr>
               </w:rPrChange>
             </w:rPr>
           </w:pPr>
-          <w:ins w:id="198" w:author="nohemi fabiola serrano aguilar" w:date="2026-10-09T21:29:00Z" w16du:dateUtc="2026-10-09T20:29:00Z">
+          <w:ins w:id="195" w:author="nohemi fabiola serrano aguilar" w:date="2026-10-09T21:29:00Z" w16du:dateUtc="2026-10-09T20:29:00Z">
             <w:r>
               <w:fldChar w:fldCharType="begin"/>
             </w:r>
@@ -2181,12 +2132,12 @@
               <w:fldChar w:fldCharType="separate"/>
             </w:r>
           </w:ins>
-          <w:ins w:id="199" w:author="nohemi fabiola serrano aguilar" w:date="2026-10-09T21:32:00Z" w16du:dateUtc="2026-10-09T20:32:00Z">
+          <w:ins w:id="196" w:author="nohemi fabiola serrano aguilar" w:date="2026-10-09T21:32:00Z" w16du:dateUtc="2026-10-09T20:32:00Z">
             <w:r>
               <w:t>Academic Misconduct Declaration</w:t>
             </w:r>
           </w:ins>
-          <w:ins w:id="200" w:author="nohemi fabiola serrano aguilar" w:date="2026-10-09T21:29:00Z" w16du:dateUtc="2026-10-09T20:29:00Z">
+          <w:ins w:id="197" w:author="nohemi fabiola serrano aguilar" w:date="2026-10-09T21:29:00Z" w16du:dateUtc="2026-10-09T20:29:00Z">
             <w:r>
               <w:rPr>
                 <w:color w:val="000000"/>
@@ -2197,7 +2148,7 @@
               <w:fldChar w:fldCharType="end"/>
             </w:r>
           </w:ins>
-          <w:ins w:id="201" w:author="nohemi fabiola serrano aguilar" w:date="2026-10-17T23:21:00Z" w16du:dateUtc="2026-10-17T22:21:00Z">
+          <w:ins w:id="198" w:author="nohemi fabiola serrano aguilar" w:date="2026-10-17T23:21:00Z" w16du:dateUtc="2026-10-17T22:21:00Z">
             <w:r>
               <w:t>3</w:t>
             </w:r>
@@ -2217,14 +2168,14 @@
             </w:tabs>
             <w:spacing w:after="100"/>
             <w:rPr>
-              <w:ins w:id="202" w:author="nohemi fabiola serrano aguilar" w:date="2026-10-09T21:29:00Z" w16du:dateUtc="2026-10-09T20:29:00Z"/>
+              <w:ins w:id="199" w:author="nohemi fabiola serrano aguilar" w:date="2026-10-09T21:29:00Z" w16du:dateUtc="2026-10-09T20:29:00Z"/>
               <w:rFonts w:ascii="Aptos" w:eastAsia="Aptos" w:hAnsi="Aptos" w:cs="Aptos"/>
               <w:color w:val="000000"/>
               <w:sz w:val="24"/>
               <w:szCs w:val="24"/>
             </w:rPr>
           </w:pPr>
-          <w:ins w:id="203" w:author="nohemi fabiola serrano aguilar" w:date="2026-10-09T21:29:00Z" w16du:dateUtc="2026-10-09T20:29:00Z">
+          <w:ins w:id="200" w:author="nohemi fabiola serrano aguilar" w:date="2026-10-09T21:29:00Z" w16du:dateUtc="2026-10-09T20:29:00Z">
             <w:r>
               <w:fldChar w:fldCharType="begin"/>
             </w:r>
@@ -2235,7 +2186,7 @@
               <w:fldChar w:fldCharType="separate"/>
             </w:r>
           </w:ins>
-          <w:ins w:id="204" w:author="nohemi fabiola serrano aguilar" w:date="2026-10-09T21:42:00Z" w16du:dateUtc="2026-10-09T20:42:00Z">
+          <w:ins w:id="201" w:author="nohemi fabiola serrano aguilar" w:date="2026-10-09T21:42:00Z" w16du:dateUtc="2026-10-09T20:42:00Z">
             <w:r>
               <w:rPr>
                 <w:color w:val="000000"/>
@@ -2243,7 +2194,7 @@
               <w:t>Abstract</w:t>
             </w:r>
           </w:ins>
-          <w:ins w:id="205" w:author="nohemi fabiola serrano aguilar" w:date="2026-10-09T21:29:00Z" w16du:dateUtc="2026-10-09T20:29:00Z">
+          <w:ins w:id="202" w:author="nohemi fabiola serrano aguilar" w:date="2026-10-09T21:29:00Z" w16du:dateUtc="2026-10-09T20:29:00Z">
             <w:r>
               <w:rPr>
                 <w:color w:val="000000"/>
@@ -2254,7 +2205,7 @@
               <w:fldChar w:fldCharType="end"/>
             </w:r>
           </w:ins>
-          <w:ins w:id="206" w:author="nohemi fabiola serrano aguilar" w:date="2026-10-17T23:21:00Z" w16du:dateUtc="2026-10-17T22:21:00Z">
+          <w:ins w:id="203" w:author="nohemi fabiola serrano aguilar" w:date="2026-10-17T23:21:00Z" w16du:dateUtc="2026-10-17T22:21:00Z">
             <w:r>
               <w:t>3</w:t>
             </w:r>
@@ -2279,19 +2230,19 @@
             </w:tabs>
             <w:spacing w:after="100"/>
             <w:rPr>
-              <w:ins w:id="207" w:author="nohemi fabiola serrano aguilar" w:date="2026-10-09T21:43:00Z" w16du:dateUtc="2026-10-09T20:43:00Z"/>
+              <w:ins w:id="204" w:author="nohemi fabiola serrano aguilar" w:date="2026-10-09T21:43:00Z" w16du:dateUtc="2026-10-09T20:43:00Z"/>
               <w:rFonts w:ascii="Aptos" w:eastAsia="Aptos" w:hAnsi="Aptos" w:cs="Aptos"/>
               <w:color w:val="000000"/>
               <w:sz w:val="24"/>
               <w:szCs w:val="24"/>
-              <w:rPrChange w:id="208" w:author="nohemi fabiola serrano aguilar" w:date="2026-10-09T21:43:00Z" w16du:dateUtc="2026-10-09T20:43:00Z">
+              <w:rPrChange w:id="205" w:author="nohemi fabiola serrano aguilar" w:date="2026-10-09T21:43:00Z" w16du:dateUtc="2026-10-09T20:43:00Z">
                 <w:rPr>
-                  <w:ins w:id="209" w:author="nohemi fabiola serrano aguilar" w:date="2026-10-09T21:43:00Z" w16du:dateUtc="2026-10-09T20:43:00Z"/>
+                  <w:ins w:id="206" w:author="nohemi fabiola serrano aguilar" w:date="2026-10-09T21:43:00Z" w16du:dateUtc="2026-10-09T20:43:00Z"/>
                 </w:rPr>
               </w:rPrChange>
             </w:rPr>
           </w:pPr>
-          <w:ins w:id="210" w:author="nohemi fabiola serrano aguilar" w:date="2026-10-09T21:29:00Z" w16du:dateUtc="2026-10-09T20:29:00Z">
+          <w:ins w:id="207" w:author="nohemi fabiola serrano aguilar" w:date="2026-10-09T21:29:00Z" w16du:dateUtc="2026-10-09T20:29:00Z">
             <w:r>
               <w:fldChar w:fldCharType="begin"/>
             </w:r>
@@ -2302,17 +2253,72 @@
               <w:fldChar w:fldCharType="separate"/>
             </w:r>
           </w:ins>
-          <w:ins w:id="211" w:author="nohemi fabiola serrano aguilar" w:date="2026-10-09T21:42:00Z" w16du:dateUtc="2026-10-09T20:42:00Z">
+          <w:ins w:id="208" w:author="nohemi fabiola serrano aguilar" w:date="2026-10-09T21:42:00Z" w16du:dateUtc="2026-10-09T20:42:00Z">
             <w:r>
               <w:t>Projec</w:t>
             </w:r>
           </w:ins>
-          <w:ins w:id="212" w:author="nohemi fabiola serrano aguilar" w:date="2026-10-09T21:43:00Z" w16du:dateUtc="2026-10-09T20:43:00Z">
+          <w:ins w:id="209" w:author="nohemi fabiola serrano aguilar" w:date="2026-10-09T21:43:00Z" w16du:dateUtc="2026-10-09T20:43:00Z">
             <w:r>
               <w:t>t</w:t>
             </w:r>
           </w:ins>
-          <w:ins w:id="213" w:author="nohemi fabiola serrano aguilar" w:date="2026-10-09T21:29:00Z" w16du:dateUtc="2026-10-09T20:29:00Z">
+          <w:ins w:id="210" w:author="nohemi fabiola serrano aguilar" w:date="2026-10-09T21:29:00Z" w16du:dateUtc="2026-10-09T20:29:00Z">
+            <w:r>
+              <w:rPr>
+                <w:color w:val="000000"/>
+              </w:rPr>
+              <w:tab/>
+            </w:r>
+            <w:r>
+              <w:fldChar w:fldCharType="end"/>
+            </w:r>
+          </w:ins>
+          <w:ins w:id="211" w:author="nohemi fabiola serrano aguilar" w:date="2026-10-17T23:21:00Z" w16du:dateUtc="2026-10-17T22:21:00Z">
+            <w:r>
+              <w:t>5</w:t>
+            </w:r>
+          </w:ins>
+        </w:p>
+        <w:p>
+          <w:pPr>
+            <w:pStyle w:val="ListParagraph"/>
+            <w:numPr>
+              <w:ilvl w:val="0"/>
+              <w:numId w:val="13"/>
+            </w:numPr>
+            <w:pBdr>
+              <w:top w:val="nil"/>
+              <w:left w:val="nil"/>
+              <w:bottom w:val="nil"/>
+              <w:right w:val="nil"/>
+              <w:between w:val="nil"/>
+            </w:pBdr>
+            <w:tabs>
+              <w:tab w:val="right" w:leader="dot" w:pos="9016"/>
+            </w:tabs>
+            <w:spacing w:after="100"/>
+            <w:rPr>
+              <w:ins w:id="212" w:author="nohemi fabiola serrano aguilar" w:date="2026-10-09T21:43:00Z" w16du:dateUtc="2026-10-09T20:43:00Z"/>
+              <w:rFonts w:ascii="Aptos" w:eastAsia="Aptos" w:hAnsi="Aptos" w:cs="Aptos"/>
+              <w:color w:val="000000"/>
+              <w:sz w:val="24"/>
+              <w:szCs w:val="24"/>
+            </w:rPr>
+          </w:pPr>
+          <w:ins w:id="213" w:author="nohemi fabiola serrano aguilar" w:date="2026-10-09T21:43:00Z" w16du:dateUtc="2026-10-09T20:43:00Z">
+            <w:r>
+              <w:t>Introduction</w:t>
+            </w:r>
+            <w:r>
+              <w:fldChar w:fldCharType="begin"/>
+            </w:r>
+            <w:r>
+              <w:instrText>HYPERLINK \l "_heading=h.1fob9te" \h</w:instrText>
+            </w:r>
+            <w:r>
+              <w:fldChar w:fldCharType="separate"/>
+            </w:r>
             <w:r>
               <w:rPr>
                 <w:color w:val="000000"/>
@@ -2357,65 +2363,10 @@
           </w:pPr>
           <w:ins w:id="216" w:author="nohemi fabiola serrano aguilar" w:date="2026-10-09T21:43:00Z" w16du:dateUtc="2026-10-09T20:43:00Z">
             <w:r>
-              <w:t>Introduction</w:t>
-            </w:r>
-            <w:r>
-              <w:fldChar w:fldCharType="begin"/>
-            </w:r>
-            <w:r>
-              <w:instrText>HYPERLINK \l "_heading=h.1fob9te" \h</w:instrText>
-            </w:r>
-            <w:r>
-              <w:fldChar w:fldCharType="separate"/>
-            </w:r>
-            <w:r>
-              <w:rPr>
-                <w:color w:val="000000"/>
-              </w:rPr>
-              <w:tab/>
-            </w:r>
-            <w:r>
-              <w:fldChar w:fldCharType="end"/>
-            </w:r>
-          </w:ins>
-          <w:ins w:id="217" w:author="nohemi fabiola serrano aguilar" w:date="2026-10-17T23:21:00Z" w16du:dateUtc="2026-10-17T22:21:00Z">
-            <w:r>
-              <w:t>5</w:t>
-            </w:r>
-          </w:ins>
-        </w:p>
-        <w:p>
-          <w:pPr>
-            <w:pStyle w:val="ListParagraph"/>
-            <w:numPr>
-              <w:ilvl w:val="0"/>
-              <w:numId w:val="13"/>
-            </w:numPr>
-            <w:pBdr>
-              <w:top w:val="nil"/>
-              <w:left w:val="nil"/>
-              <w:bottom w:val="nil"/>
-              <w:right w:val="nil"/>
-              <w:between w:val="nil"/>
-            </w:pBdr>
-            <w:tabs>
-              <w:tab w:val="right" w:leader="dot" w:pos="9016"/>
-            </w:tabs>
-            <w:spacing w:after="100"/>
-            <w:rPr>
-              <w:ins w:id="218" w:author="nohemi fabiola serrano aguilar" w:date="2026-10-09T21:43:00Z" w16du:dateUtc="2026-10-09T20:43:00Z"/>
-              <w:rFonts w:ascii="Aptos" w:eastAsia="Aptos" w:hAnsi="Aptos" w:cs="Aptos"/>
-              <w:color w:val="000000"/>
-              <w:sz w:val="24"/>
-              <w:szCs w:val="24"/>
-            </w:rPr>
-          </w:pPr>
-          <w:ins w:id="219" w:author="nohemi fabiola serrano aguilar" w:date="2026-10-09T21:43:00Z" w16du:dateUtc="2026-10-09T20:43:00Z">
-            <w:r>
               <w:rPr>
                 <w:rFonts w:ascii="Aptos" w:eastAsia="Aptos" w:hAnsi="Aptos" w:cs="Aptos"/>
                 <w:color w:val="000000"/>
-                <w:rPrChange w:id="220" w:author="nohemi fabiola serrano aguilar" w:date="2026-10-09T21:44:00Z" w16du:dateUtc="2026-10-09T20:44:00Z">
+                <w:rPrChange w:id="217" w:author="nohemi fabiola serrano aguilar" w:date="2026-10-09T21:44:00Z" w16du:dateUtc="2026-10-09T20:44:00Z">
                   <w:rPr>
                     <w:rFonts w:ascii="Aptos" w:eastAsia="Aptos" w:hAnsi="Aptos" w:cs="Aptos"/>
                     <w:color w:val="000000"/>
@@ -2445,7 +2396,7 @@
               <w:fldChar w:fldCharType="end"/>
             </w:r>
           </w:ins>
-          <w:ins w:id="221" w:author="nohemi fabiola serrano aguilar" w:date="2026-10-17T23:21:00Z" w16du:dateUtc="2026-10-17T22:21:00Z">
+          <w:ins w:id="218" w:author="nohemi fabiola serrano aguilar" w:date="2026-10-17T23:21:00Z" w16du:dateUtc="2026-10-17T22:21:00Z">
             <w:r>
               <w:t>6</w:t>
             </w:r>
@@ -2476,7 +2427,7 @@
               <w:szCs w:val="24"/>
             </w:rPr>
           </w:pPr>
-          <w:ins w:id="222" w:author="nohemi fabiola serrano aguilar" w:date="2026-10-09T21:44:00Z" w16du:dateUtc="2026-10-09T20:44:00Z">
+          <w:ins w:id="219" w:author="nohemi fabiola serrano aguilar" w:date="2026-10-09T21:44:00Z" w16du:dateUtc="2026-10-09T20:44:00Z">
             <w:r>
               <w:fldChar w:fldCharType="begin"/>
             </w:r>
@@ -2499,7 +2450,7 @@
               <w:fldChar w:fldCharType="end"/>
             </w:r>
           </w:ins>
-          <w:ins w:id="223" w:author="nohemi fabiola serrano aguilar" w:date="2026-10-17T23:22:00Z" w16du:dateUtc="2026-10-17T22:22:00Z">
+          <w:ins w:id="220" w:author="nohemi fabiola serrano aguilar" w:date="2026-10-17T23:22:00Z" w16du:dateUtc="2026-10-17T22:22:00Z">
             <w:r>
               <w:t>7</w:t>
             </w:r>
@@ -2521,14 +2472,14 @@
             <w:spacing w:after="100"/>
             <w:ind w:left="580"/>
             <w:rPr>
-              <w:ins w:id="224" w:author="nohemi fabiola serrano aguilar" w:date="2026-10-09T21:44:00Z" w16du:dateUtc="2026-10-09T20:44:00Z"/>
+              <w:ins w:id="221" w:author="nohemi fabiola serrano aguilar" w:date="2026-10-09T21:44:00Z" w16du:dateUtc="2026-10-09T20:44:00Z"/>
               <w:rFonts w:ascii="Aptos" w:eastAsia="Aptos" w:hAnsi="Aptos" w:cs="Aptos"/>
               <w:color w:val="000000"/>
               <w:sz w:val="24"/>
               <w:szCs w:val="24"/>
             </w:rPr>
           </w:pPr>
-          <w:ins w:id="225" w:author="nohemi fabiola serrano aguilar" w:date="2026-10-09T21:48:00Z" w16du:dateUtc="2026-10-09T20:48:00Z">
+          <w:ins w:id="222" w:author="nohemi fabiola serrano aguilar" w:date="2026-10-09T21:48:00Z" w16du:dateUtc="2026-10-09T20:48:00Z">
             <w:r>
               <w:fldChar w:fldCharType="begin"/>
             </w:r>
@@ -2545,7 +2496,7 @@
             </w:rPr>
             <w:t>4</w:t>
           </w:r>
-          <w:ins w:id="226" w:author="nohemi fabiola serrano aguilar" w:date="2026-10-09T21:48:00Z" w16du:dateUtc="2026-10-09T20:48:00Z">
+          <w:ins w:id="223" w:author="nohemi fabiola serrano aguilar" w:date="2026-10-09T21:48:00Z" w16du:dateUtc="2026-10-09T20:48:00Z">
             <w:r>
               <w:rPr>
                 <w:color w:val="000000"/>
@@ -2559,7 +2510,7 @@
               <w:t xml:space="preserve">. </w:t>
             </w:r>
           </w:ins>
-          <w:ins w:id="227" w:author="nohemi fabiola serrano aguilar" w:date="2026-10-17T23:55:00Z" w16du:dateUtc="2026-10-17T22:55:00Z">
+          <w:ins w:id="224" w:author="nohemi fabiola serrano aguilar" w:date="2026-10-17T23:55:00Z" w16du:dateUtc="2026-10-17T22:55:00Z">
             <w:r>
               <w:rPr>
                 <w:color w:val="000000"/>
@@ -2579,7 +2530,7 @@
               <w:t>esis</w:t>
             </w:r>
           </w:ins>
-          <w:ins w:id="228" w:author="nohemi fabiola serrano aguilar" w:date="2026-10-09T21:48:00Z" w16du:dateUtc="2026-10-09T20:48:00Z">
+          <w:ins w:id="225" w:author="nohemi fabiola serrano aguilar" w:date="2026-10-09T21:48:00Z" w16du:dateUtc="2026-10-09T20:48:00Z">
             <w:r>
               <w:rPr>
                 <w:color w:val="000000"/>
@@ -2590,7 +2541,7 @@
               <w:fldChar w:fldCharType="end"/>
             </w:r>
           </w:ins>
-          <w:ins w:id="229" w:author="nohemi fabiola serrano aguilar" w:date="2026-10-17T23:22:00Z" w16du:dateUtc="2026-10-17T22:22:00Z">
+          <w:ins w:id="226" w:author="nohemi fabiola serrano aguilar" w:date="2026-10-17T23:22:00Z" w16du:dateUtc="2026-10-17T22:22:00Z">
             <w:r>
               <w:t>8</w:t>
             </w:r>
@@ -2615,24 +2566,24 @@
             </w:tabs>
             <w:spacing w:after="100"/>
             <w:rPr>
-              <w:ins w:id="230" w:author="nohemi fabiola serrano aguilar" w:date="2026-10-09T21:48:00Z" w16du:dateUtc="2026-10-09T20:48:00Z"/>
+              <w:ins w:id="227" w:author="nohemi fabiola serrano aguilar" w:date="2026-10-09T21:48:00Z" w16du:dateUtc="2026-10-09T20:48:00Z"/>
               <w:rFonts w:ascii="Aptos" w:eastAsia="Aptos" w:hAnsi="Aptos" w:cs="Aptos"/>
               <w:color w:val="000000"/>
               <w:sz w:val="24"/>
               <w:szCs w:val="24"/>
-              <w:rPrChange w:id="231" w:author="nohemi fabiola serrano aguilar" w:date="2026-10-09T21:48:00Z" w16du:dateUtc="2026-10-09T20:48:00Z">
+              <w:rPrChange w:id="228" w:author="nohemi fabiola serrano aguilar" w:date="2026-10-09T21:48:00Z" w16du:dateUtc="2026-10-09T20:48:00Z">
                 <w:rPr>
-                  <w:ins w:id="232" w:author="nohemi fabiola serrano aguilar" w:date="2026-10-09T21:48:00Z" w16du:dateUtc="2026-10-09T20:48:00Z"/>
+                  <w:ins w:id="229" w:author="nohemi fabiola serrano aguilar" w:date="2026-10-09T21:48:00Z" w16du:dateUtc="2026-10-09T20:48:00Z"/>
                 </w:rPr>
               </w:rPrChange>
             </w:rPr>
           </w:pPr>
-          <w:ins w:id="233" w:author="nohemi fabiola serrano aguilar" w:date="2026-10-09T21:44:00Z" w16du:dateUtc="2026-10-09T20:44:00Z">
+          <w:ins w:id="230" w:author="nohemi fabiola serrano aguilar" w:date="2026-10-09T21:44:00Z" w16du:dateUtc="2026-10-09T20:44:00Z">
             <w:r>
               <w:rPr>
                 <w:rFonts w:ascii="Aptos" w:eastAsia="Aptos" w:hAnsi="Aptos" w:cs="Aptos"/>
                 <w:color w:val="000000"/>
-                <w:rPrChange w:id="234" w:author="nohemi fabiola serrano aguilar" w:date="2026-10-09T21:44:00Z" w16du:dateUtc="2026-10-09T20:44:00Z">
+                <w:rPrChange w:id="231" w:author="nohemi fabiola serrano aguilar" w:date="2026-10-09T21:44:00Z" w16du:dateUtc="2026-10-09T20:44:00Z">
                   <w:rPr>
                     <w:rFonts w:ascii="Aptos" w:eastAsia="Aptos" w:hAnsi="Aptos" w:cs="Aptos"/>
                     <w:color w:val="000000"/>
@@ -2662,7 +2613,7 @@
               <w:fldChar w:fldCharType="end"/>
             </w:r>
           </w:ins>
-          <w:ins w:id="235" w:author="nohemi fabiola serrano aguilar" w:date="2026-10-17T23:22:00Z" w16du:dateUtc="2026-10-17T22:22:00Z">
+          <w:ins w:id="232" w:author="nohemi fabiola serrano aguilar" w:date="2026-10-17T23:22:00Z" w16du:dateUtc="2026-10-17T22:22:00Z">
             <w:r>
               <w:t>9</w:t>
             </w:r>
@@ -2684,11 +2635,11 @@
             <w:spacing w:after="100"/>
             <w:ind w:left="580"/>
             <w:rPr>
-              <w:ins w:id="236" w:author="nohemi fabiola serrano aguilar" w:date="2026-10-09T21:48:00Z" w16du:dateUtc="2026-10-09T20:48:00Z"/>
+              <w:ins w:id="233" w:author="nohemi fabiola serrano aguilar" w:date="2026-10-09T21:48:00Z" w16du:dateUtc="2026-10-09T20:48:00Z"/>
               <w:rFonts w:ascii="Aptos" w:eastAsia="Aptos" w:hAnsi="Aptos" w:cs="Aptos"/>
               <w:color w:val="000000"/>
             </w:rPr>
-            <w:pPrChange w:id="237" w:author="nohemi fabiola serrano aguilar" w:date="2026-10-09T21:48:00Z" w16du:dateUtc="2026-10-09T20:48:00Z">
+            <w:pPrChange w:id="234" w:author="nohemi fabiola serrano aguilar" w:date="2026-10-09T21:48:00Z" w16du:dateUtc="2026-10-09T20:48:00Z">
               <w:pPr>
                 <w:pStyle w:val="ListParagraph"/>
                 <w:numPr>
@@ -2709,7 +2660,7 @@
               </w:pPr>
             </w:pPrChange>
           </w:pPr>
-          <w:ins w:id="238" w:author="nohemi fabiola serrano aguilar" w:date="2026-10-09T21:48:00Z" w16du:dateUtc="2026-10-09T20:48:00Z">
+          <w:ins w:id="235" w:author="nohemi fabiola serrano aguilar" w:date="2026-10-09T21:48:00Z" w16du:dateUtc="2026-10-09T20:48:00Z">
             <w:r>
               <w:fldChar w:fldCharType="begin"/>
             </w:r>
@@ -2753,7 +2704,7 @@
               <w:fldChar w:fldCharType="end"/>
             </w:r>
           </w:ins>
-          <w:ins w:id="239" w:author="nohemi fabiola serrano aguilar" w:date="2026-10-17T23:23:00Z" w16du:dateUtc="2026-10-17T22:23:00Z">
+          <w:ins w:id="236" w:author="nohemi fabiola serrano aguilar" w:date="2026-10-17T23:23:00Z" w16du:dateUtc="2026-10-17T22:23:00Z">
             <w:r>
               <w:t>9</w:t>
             </w:r>
@@ -2775,12 +2726,12 @@
             <w:spacing w:after="100"/>
             <w:ind w:left="580"/>
             <w:rPr>
-              <w:ins w:id="240" w:author="nohemi fabiola serrano aguilar" w:date="2026-10-09T21:48:00Z" w16du:dateUtc="2026-10-09T20:48:00Z"/>
+              <w:ins w:id="237" w:author="nohemi fabiola serrano aguilar" w:date="2026-10-09T21:48:00Z" w16du:dateUtc="2026-10-09T20:48:00Z"/>
               <w:rFonts w:ascii="Aptos" w:eastAsia="Aptos" w:hAnsi="Aptos" w:cs="Aptos"/>
               <w:color w:val="000000"/>
             </w:rPr>
           </w:pPr>
-          <w:ins w:id="241" w:author="nohemi fabiola serrano aguilar" w:date="2026-10-09T21:48:00Z" w16du:dateUtc="2026-10-09T20:48:00Z">
+          <w:ins w:id="238" w:author="nohemi fabiola serrano aguilar" w:date="2026-10-09T21:48:00Z" w16du:dateUtc="2026-10-09T20:48:00Z">
             <w:r>
               <w:fldChar w:fldCharType="begin"/>
             </w:r>
@@ -2824,7 +2775,7 @@
               <w:fldChar w:fldCharType="end"/>
             </w:r>
           </w:ins>
-          <w:ins w:id="242" w:author="nohemi fabiola serrano aguilar" w:date="2026-10-17T23:23:00Z" w16du:dateUtc="2026-10-17T22:23:00Z">
+          <w:ins w:id="239" w:author="nohemi fabiola serrano aguilar" w:date="2026-10-17T23:23:00Z" w16du:dateUtc="2026-10-17T22:23:00Z">
             <w:r>
               <w:t>9</w:t>
             </w:r>
@@ -2849,19 +2800,19 @@
             </w:tabs>
             <w:spacing w:after="100"/>
             <w:rPr>
-              <w:ins w:id="243" w:author="nohemi fabiola serrano aguilar" w:date="2026-10-09T22:27:00Z" w16du:dateUtc="2026-10-09T21:27:00Z"/>
+              <w:ins w:id="240" w:author="nohemi fabiola serrano aguilar" w:date="2026-10-09T22:27:00Z" w16du:dateUtc="2026-10-09T21:27:00Z"/>
               <w:rFonts w:ascii="Aptos" w:eastAsia="Aptos" w:hAnsi="Aptos" w:cs="Aptos"/>
               <w:color w:val="000000"/>
               <w:sz w:val="24"/>
               <w:szCs w:val="24"/>
-              <w:rPrChange w:id="244" w:author="nohemi fabiola serrano aguilar" w:date="2026-10-09T22:27:00Z" w16du:dateUtc="2026-10-09T21:27:00Z">
+              <w:rPrChange w:id="241" w:author="nohemi fabiola serrano aguilar" w:date="2026-10-09T22:27:00Z" w16du:dateUtc="2026-10-09T21:27:00Z">
                 <w:rPr>
-                  <w:ins w:id="245" w:author="nohemi fabiola serrano aguilar" w:date="2026-10-09T22:27:00Z" w16du:dateUtc="2026-10-09T21:27:00Z"/>
+                  <w:ins w:id="242" w:author="nohemi fabiola serrano aguilar" w:date="2026-10-09T22:27:00Z" w16du:dateUtc="2026-10-09T21:27:00Z"/>
                 </w:rPr>
               </w:rPrChange>
             </w:rPr>
           </w:pPr>
-          <w:ins w:id="246" w:author="nohemi fabiola serrano aguilar" w:date="2026-10-09T21:49:00Z" w16du:dateUtc="2026-10-09T20:49:00Z">
+          <w:ins w:id="243" w:author="nohemi fabiola serrano aguilar" w:date="2026-10-09T21:49:00Z" w16du:dateUtc="2026-10-09T20:49:00Z">
             <w:r>
               <w:fldChar w:fldCharType="begin"/>
             </w:r>
@@ -2885,7 +2836,7 @@
               <w:fldChar w:fldCharType="end"/>
             </w:r>
           </w:ins>
-          <w:ins w:id="247" w:author="nohemi fabiola serrano aguilar" w:date="2026-10-17T23:23:00Z" w16du:dateUtc="2026-10-17T22:23:00Z">
+          <w:ins w:id="244" w:author="nohemi fabiola serrano aguilar" w:date="2026-10-17T23:23:00Z" w16du:dateUtc="2026-10-17T22:23:00Z">
             <w:r>
               <w:t>0</w:t>
             </w:r>
@@ -2907,10 +2858,10 @@
             <w:spacing w:after="100"/>
             <w:ind w:left="580"/>
             <w:rPr>
-              <w:ins w:id="248" w:author="nohemi fabiola serrano aguilar" w:date="2026-10-09T22:28:00Z" w16du:dateUtc="2026-10-09T21:28:00Z"/>
+              <w:ins w:id="245" w:author="nohemi fabiola serrano aguilar" w:date="2026-10-09T22:28:00Z" w16du:dateUtc="2026-10-09T21:28:00Z"/>
             </w:rPr>
           </w:pPr>
-          <w:ins w:id="249" w:author="nohemi fabiola serrano aguilar" w:date="2026-10-09T22:27:00Z" w16du:dateUtc="2026-10-09T21:27:00Z">
+          <w:ins w:id="246" w:author="nohemi fabiola serrano aguilar" w:date="2026-10-09T22:27:00Z" w16du:dateUtc="2026-10-09T21:27:00Z">
             <w:r>
               <w:fldChar w:fldCharType="begin"/>
             </w:r>
@@ -2955,7 +2906,7 @@
               <w:fldChar w:fldCharType="end"/>
             </w:r>
           </w:ins>
-          <w:ins w:id="250" w:author="nohemi fabiola serrano aguilar" w:date="2026-10-17T23:25:00Z" w16du:dateUtc="2026-10-17T22:25:00Z">
+          <w:ins w:id="247" w:author="nohemi fabiola serrano aguilar" w:date="2026-10-17T23:25:00Z" w16du:dateUtc="2026-10-17T22:25:00Z">
             <w:r>
               <w:t>0</w:t>
             </w:r>
@@ -2977,7 +2928,7 @@
             <w:spacing w:after="100"/>
             <w:ind w:left="580"/>
           </w:pPr>
-          <w:ins w:id="251" w:author="nohemi fabiola serrano aguilar" w:date="2026-10-09T22:28:00Z" w16du:dateUtc="2026-10-09T21:28:00Z">
+          <w:ins w:id="248" w:author="nohemi fabiola serrano aguilar" w:date="2026-10-09T22:28:00Z" w16du:dateUtc="2026-10-09T21:28:00Z">
             <w:r>
               <w:fldChar w:fldCharType="begin"/>
             </w:r>
@@ -3022,7 +2973,7 @@
               <w:fldChar w:fldCharType="end"/>
             </w:r>
           </w:ins>
-          <w:ins w:id="252" w:author="nohemi fabiola serrano aguilar" w:date="2026-10-17T23:25:00Z" w16du:dateUtc="2026-10-17T22:25:00Z">
+          <w:ins w:id="249" w:author="nohemi fabiola serrano aguilar" w:date="2026-10-17T23:25:00Z" w16du:dateUtc="2026-10-17T22:25:00Z">
             <w:r>
               <w:t>0</w:t>
             </w:r>
@@ -3044,7 +2995,7 @@
             <w:spacing w:after="100"/>
             <w:ind w:left="580"/>
           </w:pPr>
-          <w:ins w:id="253" w:author="nohemi fabiola serrano aguilar" w:date="2026-10-09T22:28:00Z" w16du:dateUtc="2026-10-09T21:28:00Z">
+          <w:ins w:id="250" w:author="nohemi fabiola serrano aguilar" w:date="2026-10-09T22:28:00Z" w16du:dateUtc="2026-10-09T21:28:00Z">
             <w:r>
               <w:fldChar w:fldCharType="begin"/>
             </w:r>
@@ -3067,7 +3018,7 @@
               <w:t>.</w:t>
             </w:r>
           </w:ins>
-          <w:ins w:id="254" w:author="nohemi fabiola serrano aguilar" w:date="2026-10-17T23:24:00Z" w16du:dateUtc="2026-10-17T22:24:00Z">
+          <w:ins w:id="251" w:author="nohemi fabiola serrano aguilar" w:date="2026-10-17T23:24:00Z" w16du:dateUtc="2026-10-17T22:24:00Z">
             <w:r>
               <w:rPr>
                 <w:color w:val="000000"/>
@@ -3075,7 +3026,7 @@
               <w:t>3</w:t>
             </w:r>
           </w:ins>
-          <w:del w:id="255" w:author="nohemi fabiola serrano aguilar" w:date="2026-10-17T23:24:00Z" w16du:dateUtc="2026-10-17T22:24:00Z">
+          <w:del w:id="252" w:author="nohemi fabiola serrano aguilar" w:date="2026-10-17T23:24:00Z" w16du:dateUtc="2026-10-17T22:24:00Z">
             <w:r>
               <w:rPr>
                 <w:color w:val="000000"/>
@@ -3083,7 +3034,7 @@
               <w:delText>4</w:delText>
             </w:r>
           </w:del>
-          <w:ins w:id="256" w:author="nohemi fabiola serrano aguilar" w:date="2026-10-09T22:28:00Z" w16du:dateUtc="2026-10-09T21:28:00Z">
+          <w:ins w:id="253" w:author="nohemi fabiola serrano aguilar" w:date="2026-10-09T22:28:00Z" w16du:dateUtc="2026-10-09T21:28:00Z">
             <w:r>
               <w:rPr>
                 <w:color w:val="000000"/>
@@ -3091,7 +3042,7 @@
               <w:t xml:space="preserve">. </w:t>
             </w:r>
           </w:ins>
-          <w:del w:id="257" w:author="nohemi fabiola serrano aguilar" w:date="2026-10-17T23:24:00Z" w16du:dateUtc="2026-10-17T22:24:00Z">
+          <w:del w:id="254" w:author="nohemi fabiola serrano aguilar" w:date="2026-10-17T23:24:00Z" w16du:dateUtc="2026-10-17T22:24:00Z">
             <w:r>
               <w:rPr>
                 <w:color w:val="000000"/>
@@ -3099,7 +3050,7 @@
               <w:delText>Future Feedback Loop and Model Sustainability</w:delText>
             </w:r>
           </w:del>
-          <w:ins w:id="258" w:author="nohemi fabiola serrano aguilar" w:date="2026-10-09T22:28:00Z" w16du:dateUtc="2026-10-09T21:28:00Z">
+          <w:ins w:id="255" w:author="nohemi fabiola serrano aguilar" w:date="2026-10-09T22:28:00Z" w16du:dateUtc="2026-10-09T21:28:00Z">
             <w:r>
               <w:rPr>
                 <w:color w:val="000000"/>
@@ -3117,7 +3068,7 @@
               <w:fldChar w:fldCharType="end"/>
             </w:r>
           </w:ins>
-          <w:ins w:id="259" w:author="nohemi fabiola serrano aguilar" w:date="2026-10-17T23:25:00Z" w16du:dateUtc="2026-10-17T22:25:00Z">
+          <w:ins w:id="256" w:author="nohemi fabiola serrano aguilar" w:date="2026-10-17T23:25:00Z" w16du:dateUtc="2026-10-17T22:25:00Z">
             <w:r>
               <w:t>0</w:t>
             </w:r>
@@ -3139,10 +3090,10 @@
             <w:spacing w:after="100"/>
             <w:ind w:left="580"/>
             <w:rPr>
-              <w:ins w:id="260" w:author="nohemi fabiola serrano aguilar" w:date="2026-10-17T23:26:00Z" w16du:dateUtc="2026-10-17T22:26:00Z"/>
+              <w:ins w:id="257" w:author="nohemi fabiola serrano aguilar" w:date="2026-10-17T23:26:00Z" w16du:dateUtc="2026-10-17T22:26:00Z"/>
             </w:rPr>
           </w:pPr>
-          <w:ins w:id="261" w:author="nohemi fabiola serrano aguilar" w:date="2026-10-09T22:28:00Z" w16du:dateUtc="2026-10-09T21:28:00Z">
+          <w:ins w:id="258" w:author="nohemi fabiola serrano aguilar" w:date="2026-10-09T22:28:00Z" w16du:dateUtc="2026-10-09T21:28:00Z">
             <w:r>
               <w:fldChar w:fldCharType="begin"/>
             </w:r>
@@ -3171,7 +3122,7 @@
             </w:rPr>
             <w:t>4</w:t>
           </w:r>
-          <w:ins w:id="262" w:author="nohemi fabiola serrano aguilar" w:date="2026-10-09T22:28:00Z" w16du:dateUtc="2026-10-09T21:28:00Z">
+          <w:ins w:id="259" w:author="nohemi fabiola serrano aguilar" w:date="2026-10-09T22:28:00Z" w16du:dateUtc="2026-10-09T21:28:00Z">
             <w:r>
               <w:rPr>
                 <w:color w:val="000000"/>
@@ -3189,9 +3140,65 @@
               <w:fldChar w:fldCharType="end"/>
             </w:r>
           </w:ins>
-          <w:ins w:id="263" w:author="nohemi fabiola serrano aguilar" w:date="2026-10-17T23:26:00Z" w16du:dateUtc="2026-10-17T22:26:00Z">
+          <w:ins w:id="260" w:author="nohemi fabiola serrano aguilar" w:date="2026-10-17T23:26:00Z" w16du:dateUtc="2026-10-17T22:26:00Z">
             <w:r>
               <w:t>1</w:t>
+            </w:r>
+          </w:ins>
+        </w:p>
+        <w:p>
+          <w:pPr>
+            <w:pStyle w:val="ListParagraph"/>
+            <w:numPr>
+              <w:ilvl w:val="0"/>
+              <w:numId w:val="13"/>
+            </w:numPr>
+            <w:pBdr>
+              <w:top w:val="nil"/>
+              <w:left w:val="nil"/>
+              <w:bottom w:val="nil"/>
+              <w:right w:val="nil"/>
+              <w:between w:val="nil"/>
+            </w:pBdr>
+            <w:tabs>
+              <w:tab w:val="right" w:leader="dot" w:pos="9016"/>
+            </w:tabs>
+            <w:spacing w:after="100"/>
+            <w:rPr>
+              <w:ins w:id="261" w:author="nohemi fabiola serrano aguilar" w:date="2026-10-09T21:50:00Z" w16du:dateUtc="2026-10-09T20:50:00Z"/>
+              <w:rFonts w:ascii="Aptos" w:eastAsia="Aptos" w:hAnsi="Aptos" w:cs="Aptos"/>
+              <w:color w:val="000000"/>
+              <w:sz w:val="24"/>
+              <w:szCs w:val="24"/>
+            </w:rPr>
+          </w:pPr>
+          <w:ins w:id="262" w:author="nohemi fabiola serrano aguilar" w:date="2026-10-09T21:50:00Z" w16du:dateUtc="2026-10-09T20:50:00Z">
+            <w:r>
+              <w:fldChar w:fldCharType="begin"/>
+            </w:r>
+            <w:r>
+              <w:instrText>HYPERLINK \l "_heading=h.1fob9te" \h</w:instrText>
+            </w:r>
+            <w:r>
+              <w:fldChar w:fldCharType="separate"/>
+            </w:r>
+            <w:r>
+              <w:t>Data Sources</w:t>
+            </w:r>
+            <w:r>
+              <w:rPr>
+                <w:color w:val="000000"/>
+              </w:rPr>
+              <w:tab/>
+              <w:t>1</w:t>
+            </w:r>
+            <w:r>
+              <w:fldChar w:fldCharType="end"/>
+            </w:r>
+          </w:ins>
+          <w:ins w:id="263" w:author="nohemi fabiola serrano aguilar" w:date="2026-10-17T23:27:00Z" w16du:dateUtc="2026-10-17T22:27:00Z">
+            <w:r>
+              <w:t>2</w:t>
             </w:r>
           </w:ins>
         </w:p>
@@ -3219,9 +3226,14 @@
               <w:color w:val="000000"/>
               <w:sz w:val="24"/>
               <w:szCs w:val="24"/>
+              <w:rPrChange w:id="265" w:author="nohemi fabiola serrano aguilar" w:date="2026-10-09T21:52:00Z" w16du:dateUtc="2026-10-09T20:52:00Z">
+                <w:rPr>
+                  <w:ins w:id="266" w:author="nohemi fabiola serrano aguilar" w:date="2026-10-09T21:50:00Z" w16du:dateUtc="2026-10-09T20:50:00Z"/>
+                </w:rPr>
+              </w:rPrChange>
             </w:rPr>
           </w:pPr>
-          <w:ins w:id="265" w:author="nohemi fabiola serrano aguilar" w:date="2026-10-09T21:50:00Z" w16du:dateUtc="2026-10-09T20:50:00Z">
+          <w:ins w:id="267" w:author="nohemi fabiola serrano aguilar" w:date="2026-10-09T21:51:00Z" w16du:dateUtc="2026-10-09T20:51:00Z">
             <w:r>
               <w:fldChar w:fldCharType="begin"/>
             </w:r>
@@ -3231,9 +3243,16 @@
             <w:r>
               <w:fldChar w:fldCharType="separate"/>
             </w:r>
+          </w:ins>
+          <w:ins w:id="268" w:author="nohemi fabiola serrano aguilar" w:date="2026-10-09T21:52:00Z" w16du:dateUtc="2026-10-09T20:52:00Z">
             <w:r>
-              <w:t>Data Sources</w:t>
+              <w:t>Expecte</w:t>
             </w:r>
+            <w:r>
+              <w:t>d Deliveries</w:t>
+            </w:r>
+          </w:ins>
+          <w:ins w:id="269" w:author="nohemi fabiola serrano aguilar" w:date="2026-10-09T21:51:00Z" w16du:dateUtc="2026-10-09T20:51:00Z">
             <w:r>
               <w:rPr>
                 <w:color w:val="000000"/>
@@ -3245,7 +3264,7 @@
               <w:fldChar w:fldCharType="end"/>
             </w:r>
           </w:ins>
-          <w:ins w:id="266" w:author="nohemi fabiola serrano aguilar" w:date="2026-10-17T23:27:00Z" w16du:dateUtc="2026-10-17T22:27:00Z">
+          <w:ins w:id="270" w:author="nohemi fabiola serrano aguilar" w:date="2026-10-17T23:27:00Z" w16du:dateUtc="2026-10-17T22:27:00Z">
             <w:r>
               <w:t>2</w:t>
             </w:r>
@@ -3270,87 +3289,19 @@
             </w:tabs>
             <w:spacing w:after="100"/>
             <w:rPr>
-              <w:ins w:id="267" w:author="nohemi fabiola serrano aguilar" w:date="2026-10-09T21:50:00Z" w16du:dateUtc="2026-10-09T20:50:00Z"/>
+              <w:ins w:id="271" w:author="nohemi fabiola serrano aguilar" w:date="2026-10-09T21:50:00Z" w16du:dateUtc="2026-10-09T20:50:00Z"/>
               <w:rFonts w:ascii="Aptos" w:eastAsia="Aptos" w:hAnsi="Aptos" w:cs="Aptos"/>
               <w:color w:val="000000"/>
               <w:sz w:val="24"/>
               <w:szCs w:val="24"/>
-              <w:rPrChange w:id="268" w:author="nohemi fabiola serrano aguilar" w:date="2026-10-09T21:52:00Z" w16du:dateUtc="2026-10-09T20:52:00Z">
+              <w:rPrChange w:id="272" w:author="nohemi fabiola serrano aguilar" w:date="2026-10-09T21:52:00Z" w16du:dateUtc="2026-10-09T20:52:00Z">
                 <w:rPr>
-                  <w:ins w:id="269" w:author="nohemi fabiola serrano aguilar" w:date="2026-10-09T21:50:00Z" w16du:dateUtc="2026-10-09T20:50:00Z"/>
+                  <w:ins w:id="273" w:author="nohemi fabiola serrano aguilar" w:date="2026-10-09T21:50:00Z" w16du:dateUtc="2026-10-09T20:50:00Z"/>
                 </w:rPr>
               </w:rPrChange>
             </w:rPr>
           </w:pPr>
-          <w:ins w:id="270" w:author="nohemi fabiola serrano aguilar" w:date="2026-10-09T21:51:00Z" w16du:dateUtc="2026-10-09T20:51:00Z">
-            <w:r>
-              <w:fldChar w:fldCharType="begin"/>
-            </w:r>
-            <w:r>
-              <w:instrText>HYPERLINK \l "_heading=h.1fob9te" \h</w:instrText>
-            </w:r>
-            <w:r>
-              <w:fldChar w:fldCharType="separate"/>
-            </w:r>
-          </w:ins>
-          <w:ins w:id="271" w:author="nohemi fabiola serrano aguilar" w:date="2026-10-09T21:52:00Z" w16du:dateUtc="2026-10-09T20:52:00Z">
-            <w:r>
-              <w:t>Expecte</w:t>
-            </w:r>
-            <w:r>
-              <w:t>d Deliveries</w:t>
-            </w:r>
-          </w:ins>
-          <w:ins w:id="272" w:author="nohemi fabiola serrano aguilar" w:date="2026-10-09T21:51:00Z" w16du:dateUtc="2026-10-09T20:51:00Z">
-            <w:r>
-              <w:rPr>
-                <w:color w:val="000000"/>
-              </w:rPr>
-              <w:tab/>
-              <w:t>1</w:t>
-            </w:r>
-            <w:r>
-              <w:fldChar w:fldCharType="end"/>
-            </w:r>
-          </w:ins>
-          <w:ins w:id="273" w:author="nohemi fabiola serrano aguilar" w:date="2026-10-17T23:27:00Z" w16du:dateUtc="2026-10-17T22:27:00Z">
-            <w:r>
-              <w:t>2</w:t>
-            </w:r>
-          </w:ins>
-        </w:p>
-        <w:p>
-          <w:pPr>
-            <w:pStyle w:val="ListParagraph"/>
-            <w:numPr>
-              <w:ilvl w:val="0"/>
-              <w:numId w:val="13"/>
-            </w:numPr>
-            <w:pBdr>
-              <w:top w:val="nil"/>
-              <w:left w:val="nil"/>
-              <w:bottom w:val="nil"/>
-              <w:right w:val="nil"/>
-              <w:between w:val="nil"/>
-            </w:pBdr>
-            <w:tabs>
-              <w:tab w:val="right" w:leader="dot" w:pos="9016"/>
-            </w:tabs>
-            <w:spacing w:after="100"/>
-            <w:rPr>
-              <w:ins w:id="274" w:author="nohemi fabiola serrano aguilar" w:date="2026-10-09T21:50:00Z" w16du:dateUtc="2026-10-09T20:50:00Z"/>
-              <w:rFonts w:ascii="Aptos" w:eastAsia="Aptos" w:hAnsi="Aptos" w:cs="Aptos"/>
-              <w:color w:val="000000"/>
-              <w:sz w:val="24"/>
-              <w:szCs w:val="24"/>
-              <w:rPrChange w:id="275" w:author="nohemi fabiola serrano aguilar" w:date="2026-10-09T21:52:00Z" w16du:dateUtc="2026-10-09T20:52:00Z">
-                <w:rPr>
-                  <w:ins w:id="276" w:author="nohemi fabiola serrano aguilar" w:date="2026-10-09T21:50:00Z" w16du:dateUtc="2026-10-09T20:50:00Z"/>
-                </w:rPr>
-              </w:rPrChange>
-            </w:rPr>
-          </w:pPr>
-          <w:ins w:id="277" w:author="nohemi fabiola serrano aguilar" w:date="2026-10-09T21:52:00Z" w16du:dateUtc="2026-10-09T20:52:00Z">
+          <w:ins w:id="274" w:author="nohemi fabiola serrano aguilar" w:date="2026-10-09T21:52:00Z" w16du:dateUtc="2026-10-09T20:52:00Z">
             <w:r>
               <w:fldChar w:fldCharType="begin"/>
             </w:r>
@@ -3374,7 +3325,7 @@
               <w:fldChar w:fldCharType="end"/>
             </w:r>
           </w:ins>
-          <w:ins w:id="278" w:author="nohemi fabiola serrano aguilar" w:date="2026-10-17T23:28:00Z" w16du:dateUtc="2026-10-17T22:28:00Z">
+          <w:ins w:id="275" w:author="nohemi fabiola serrano aguilar" w:date="2026-10-17T23:28:00Z" w16du:dateUtc="2026-10-17T22:28:00Z">
             <w:r>
               <w:t>3</w:t>
             </w:r>
@@ -3399,19 +3350,19 @@
             </w:tabs>
             <w:spacing w:after="100"/>
             <w:rPr>
-              <w:ins w:id="279" w:author="nohemi fabiola serrano aguilar" w:date="2026-10-09T21:53:00Z" w16du:dateUtc="2026-10-09T20:53:00Z"/>
+              <w:ins w:id="276" w:author="nohemi fabiola serrano aguilar" w:date="2026-10-09T21:53:00Z" w16du:dateUtc="2026-10-09T20:53:00Z"/>
               <w:rFonts w:ascii="Aptos" w:eastAsia="Aptos" w:hAnsi="Aptos" w:cs="Aptos"/>
               <w:color w:val="000000"/>
               <w:sz w:val="24"/>
               <w:szCs w:val="24"/>
-              <w:rPrChange w:id="280" w:author="nohemi fabiola serrano aguilar" w:date="2026-10-09T21:53:00Z" w16du:dateUtc="2026-10-09T20:53:00Z">
+              <w:rPrChange w:id="277" w:author="nohemi fabiola serrano aguilar" w:date="2026-10-09T21:53:00Z" w16du:dateUtc="2026-10-09T20:53:00Z">
                 <w:rPr>
-                  <w:ins w:id="281" w:author="nohemi fabiola serrano aguilar" w:date="2026-10-09T21:53:00Z" w16du:dateUtc="2026-10-09T20:53:00Z"/>
+                  <w:ins w:id="278" w:author="nohemi fabiola serrano aguilar" w:date="2026-10-09T21:53:00Z" w16du:dateUtc="2026-10-09T20:53:00Z"/>
                 </w:rPr>
               </w:rPrChange>
             </w:rPr>
           </w:pPr>
-          <w:ins w:id="282" w:author="nohemi fabiola serrano aguilar" w:date="2026-10-09T21:52:00Z" w16du:dateUtc="2026-10-09T20:52:00Z">
+          <w:ins w:id="279" w:author="nohemi fabiola serrano aguilar" w:date="2026-10-09T21:52:00Z" w16du:dateUtc="2026-10-09T20:52:00Z">
             <w:r>
               <w:fldChar w:fldCharType="begin"/>
             </w:r>
@@ -3435,7 +3386,7 @@
               <w:fldChar w:fldCharType="end"/>
             </w:r>
           </w:ins>
-          <w:ins w:id="283" w:author="nohemi fabiola serrano aguilar" w:date="2026-10-17T23:29:00Z" w16du:dateUtc="2026-10-17T22:29:00Z">
+          <w:ins w:id="280" w:author="nohemi fabiola serrano aguilar" w:date="2026-10-17T23:29:00Z" w16du:dateUtc="2026-10-17T22:29:00Z">
             <w:r>
               <w:t>5</w:t>
             </w:r>
@@ -3455,12 +3406,12 @@
             </w:tabs>
             <w:spacing w:after="100"/>
             <w:rPr>
-              <w:ins w:id="284" w:author="nohemi fabiola serrano aguilar" w:date="2026-10-09T21:53:00Z" w16du:dateUtc="2026-10-09T20:53:00Z"/>
+              <w:ins w:id="281" w:author="nohemi fabiola serrano aguilar" w:date="2026-10-09T21:53:00Z" w16du:dateUtc="2026-10-09T20:53:00Z"/>
               <w:rFonts w:ascii="Aptos" w:eastAsia="Aptos" w:hAnsi="Aptos" w:cs="Aptos"/>
               <w:color w:val="000000"/>
-              <w:rPrChange w:id="285" w:author="nohemi fabiola serrano aguilar" w:date="2026-10-09T21:54:00Z" w16du:dateUtc="2026-10-09T20:54:00Z">
+              <w:rPrChange w:id="282" w:author="nohemi fabiola serrano aguilar" w:date="2026-10-09T21:54:00Z" w16du:dateUtc="2026-10-09T20:54:00Z">
                 <w:rPr>
-                  <w:ins w:id="286" w:author="nohemi fabiola serrano aguilar" w:date="2026-10-09T21:53:00Z" w16du:dateUtc="2026-10-09T20:53:00Z"/>
+                  <w:ins w:id="283" w:author="nohemi fabiola serrano aguilar" w:date="2026-10-09T21:53:00Z" w16du:dateUtc="2026-10-09T20:53:00Z"/>
                   <w:rFonts w:ascii="Aptos" w:eastAsia="Aptos" w:hAnsi="Aptos" w:cs="Aptos"/>
                   <w:color w:val="000000"/>
                   <w:sz w:val="24"/>
@@ -3469,12 +3420,12 @@
               </w:rPrChange>
             </w:rPr>
           </w:pPr>
-          <w:ins w:id="287" w:author="nohemi fabiola serrano aguilar" w:date="2026-10-09T21:53:00Z" w16du:dateUtc="2026-10-09T20:53:00Z">
+          <w:ins w:id="284" w:author="nohemi fabiola serrano aguilar" w:date="2026-10-09T21:53:00Z" w16du:dateUtc="2026-10-09T20:53:00Z">
             <w:r>
               <w:rPr>
                 <w:rFonts w:ascii="Aptos" w:eastAsia="Aptos" w:hAnsi="Aptos" w:cs="Aptos"/>
                 <w:color w:val="000000"/>
-                <w:rPrChange w:id="288" w:author="nohemi fabiola serrano aguilar" w:date="2026-10-09T21:54:00Z" w16du:dateUtc="2026-10-09T20:54:00Z">
+                <w:rPrChange w:id="285" w:author="nohemi fabiola serrano aguilar" w:date="2026-10-09T21:54:00Z" w16du:dateUtc="2026-10-09T20:54:00Z">
                   <w:rPr>
                     <w:rFonts w:ascii="Aptos" w:eastAsia="Aptos" w:hAnsi="Aptos" w:cs="Aptos"/>
                     <w:color w:val="000000"/>
@@ -3501,27 +3452,27 @@
             </w:tabs>
             <w:spacing w:after="100"/>
             <w:rPr>
-              <w:ins w:id="289" w:author="nohemi fabiola serrano aguilar" w:date="2026-10-09T01:00:00Z" w16du:dateUtc="2026-10-09T00:00:00Z"/>
+              <w:ins w:id="286" w:author="nohemi fabiola serrano aguilar" w:date="2026-10-09T01:00:00Z" w16du:dateUtc="2026-10-09T00:00:00Z"/>
               <w:rFonts w:ascii="Aptos" w:eastAsia="Aptos" w:hAnsi="Aptos" w:cs="Aptos"/>
               <w:color w:val="000000"/>
-              <w:rPrChange w:id="290" w:author="nohemi fabiola serrano aguilar" w:date="2026-10-09T21:54:00Z" w16du:dateUtc="2026-10-09T20:54:00Z">
+              <w:rPrChange w:id="287" w:author="nohemi fabiola serrano aguilar" w:date="2026-10-09T21:54:00Z" w16du:dateUtc="2026-10-09T20:54:00Z">
                 <w:rPr>
-                  <w:ins w:id="291" w:author="nohemi fabiola serrano aguilar" w:date="2026-10-09T01:00:00Z" w16du:dateUtc="2026-10-09T00:00:00Z"/>
+                  <w:ins w:id="288" w:author="nohemi fabiola serrano aguilar" w:date="2026-10-09T01:00:00Z" w16du:dateUtc="2026-10-09T00:00:00Z"/>
                 </w:rPr>
               </w:rPrChange>
             </w:rPr>
-            <w:pPrChange w:id="292" w:author="nohemi fabiola serrano aguilar" w:date="2026-10-09T21:54:00Z" w16du:dateUtc="2026-10-09T20:54:00Z">
+            <w:pPrChange w:id="289" w:author="nohemi fabiola serrano aguilar" w:date="2026-10-09T21:54:00Z" w16du:dateUtc="2026-10-09T20:54:00Z">
               <w:pPr>
                 <w:jc w:val="both"/>
               </w:pPr>
             </w:pPrChange>
           </w:pPr>
-          <w:ins w:id="293" w:author="nohemi fabiola serrano aguilar" w:date="2026-10-09T21:53:00Z" w16du:dateUtc="2026-10-09T20:53:00Z">
+          <w:ins w:id="290" w:author="nohemi fabiola serrano aguilar" w:date="2026-10-09T21:53:00Z" w16du:dateUtc="2026-10-09T20:53:00Z">
             <w:r>
               <w:rPr>
                 <w:rFonts w:ascii="Aptos" w:eastAsia="Aptos" w:hAnsi="Aptos" w:cs="Aptos"/>
                 <w:color w:val="000000"/>
-                <w:rPrChange w:id="294" w:author="nohemi fabiola serrano aguilar" w:date="2026-10-09T21:54:00Z" w16du:dateUtc="2026-10-09T20:54:00Z">
+                <w:rPrChange w:id="291" w:author="nohemi fabiola serrano aguilar" w:date="2026-10-09T21:54:00Z" w16du:dateUtc="2026-10-09T20:54:00Z">
                   <w:rPr>
                     <w:rFonts w:ascii="Aptos" w:eastAsia="Aptos" w:hAnsi="Aptos" w:cs="Aptos"/>
                     <w:color w:val="000000"/>
@@ -3533,12 +3484,12 @@
               <w:t>Appendix: AI Use Declaration</w:t>
             </w:r>
           </w:ins>
-          <w:ins w:id="295" w:author="nohemi fabiola serrano aguilar" w:date="2026-10-09T21:29:00Z" w16du:dateUtc="2026-10-09T20:29:00Z">
+          <w:ins w:id="292" w:author="nohemi fabiola serrano aguilar" w:date="2026-10-09T21:29:00Z" w16du:dateUtc="2026-10-09T20:29:00Z">
             <w:r>
               <w:rPr>
                 <w:sz w:val="20"/>
                 <w:szCs w:val="20"/>
-                <w:rPrChange w:id="296" w:author="nohemi fabiola serrano aguilar" w:date="2026-10-09T21:54:00Z" w16du:dateUtc="2026-10-09T20:54:00Z">
+                <w:rPrChange w:id="293" w:author="nohemi fabiola serrano aguilar" w:date="2026-10-09T21:54:00Z" w16du:dateUtc="2026-10-09T20:54:00Z">
                   <w:rPr/>
                 </w:rPrChange>
               </w:rPr>
@@ -3546,10 +3497,34 @@
             </w:r>
           </w:ins>
         </w:p>
-        <w:customXmlInsRangeStart w:id="297" w:author="nohemi fabiola serrano aguilar" w:date="2026-10-09T21:29:00Z"/>
+        <w:customXmlInsRangeStart w:id="294" w:author="nohemi fabiola serrano aguilar" w:date="2026-10-09T21:29:00Z"/>
       </w:sdtContent>
     </w:sdt>
-    <w:customXmlInsRangeEnd w:id="297"/>
+    <w:customXmlInsRangeEnd w:id="294"/>
+    <w:p>
+      <w:pPr>
+        <w:jc w:val="both"/>
+        <w:rPr>
+          <w:ins w:id="295" w:author="nohemi fabiola serrano aguilar" w:date="2026-10-09T01:00:00Z" w16du:dateUtc="2026-10-09T00:00:00Z"/>
+        </w:rPr>
+      </w:pPr>
+    </w:p>
+    <w:p>
+      <w:pPr>
+        <w:jc w:val="both"/>
+        <w:rPr>
+          <w:ins w:id="296" w:author="nohemi fabiola serrano aguilar" w:date="2026-10-09T01:00:00Z" w16du:dateUtc="2026-10-09T00:00:00Z"/>
+        </w:rPr>
+      </w:pPr>
+    </w:p>
+    <w:p>
+      <w:pPr>
+        <w:jc w:val="both"/>
+        <w:rPr>
+          <w:ins w:id="297" w:author="nohemi fabiola serrano aguilar" w:date="2026-10-09T01:00:00Z" w16du:dateUtc="2026-10-09T00:00:00Z"/>
+        </w:rPr>
+      </w:pPr>
+    </w:p>
     <w:p>
       <w:pPr>
         <w:jc w:val="both"/>
@@ -3586,7 +3561,7 @@
       <w:pPr>
         <w:jc w:val="both"/>
         <w:rPr>
-          <w:ins w:id="302" w:author="nohemi fabiola serrano aguilar" w:date="2026-10-09T01:00:00Z" w16du:dateUtc="2026-10-09T00:00:00Z"/>
+          <w:ins w:id="302" w:author="nohemi fabiola serrano aguilar" w:date="2026-10-17T12:46:00Z" w16du:dateUtc="2026-10-17T11:46:00Z"/>
         </w:rPr>
       </w:pPr>
     </w:p>
@@ -3610,7 +3585,7 @@
       <w:pPr>
         <w:jc w:val="both"/>
         <w:rPr>
-          <w:ins w:id="305" w:author="nohemi fabiola serrano aguilar" w:date="2026-10-17T12:46:00Z" w16du:dateUtc="2026-10-17T11:46:00Z"/>
+          <w:ins w:id="305" w:author="nohemi fabiola serrano aguilar" w:date="2026-10-22T00:00:00Z" w16du:dateUtc="2026-10-21T23:00:00Z"/>
         </w:rPr>
       </w:pPr>
     </w:p>
@@ -3618,7 +3593,7 @@
       <w:pPr>
         <w:jc w:val="both"/>
         <w:rPr>
-          <w:ins w:id="306" w:author="nohemi fabiola serrano aguilar" w:date="2026-10-09T01:00:00Z" w16du:dateUtc="2026-10-09T00:00:00Z"/>
+          <w:ins w:id="306" w:author="nohemi fabiola serrano aguilar" w:date="2026-10-22T00:00:00Z" w16du:dateUtc="2026-10-21T23:00:00Z"/>
         </w:rPr>
       </w:pPr>
     </w:p>
@@ -3626,7 +3601,7 @@
       <w:pPr>
         <w:jc w:val="both"/>
         <w:rPr>
-          <w:ins w:id="307" w:author="nohemi fabiola serrano aguilar" w:date="2026-10-09T01:00:00Z" w16du:dateUtc="2026-10-09T00:00:00Z"/>
+          <w:ins w:id="307" w:author="nohemi fabiola serrano aguilar" w:date="2026-10-22T00:00:00Z" w16du:dateUtc="2026-10-21T23:00:00Z"/>
         </w:rPr>
       </w:pPr>
     </w:p>
@@ -3635,30 +3610,6 @@
         <w:jc w:val="both"/>
         <w:rPr>
           <w:ins w:id="308" w:author="nohemi fabiola serrano aguilar" w:date="2026-10-22T00:00:00Z" w16du:dateUtc="2026-10-21T23:00:00Z"/>
-        </w:rPr>
-      </w:pPr>
-    </w:p>
-    <w:p>
-      <w:pPr>
-        <w:jc w:val="both"/>
-        <w:rPr>
-          <w:ins w:id="309" w:author="nohemi fabiola serrano aguilar" w:date="2026-10-22T00:00:00Z" w16du:dateUtc="2026-10-21T23:00:00Z"/>
-        </w:rPr>
-      </w:pPr>
-    </w:p>
-    <w:p>
-      <w:pPr>
-        <w:jc w:val="both"/>
-        <w:rPr>
-          <w:ins w:id="310" w:author="nohemi fabiola serrano aguilar" w:date="2026-10-22T00:00:00Z" w16du:dateUtc="2026-10-21T23:00:00Z"/>
-        </w:rPr>
-      </w:pPr>
-    </w:p>
-    <w:p>
-      <w:pPr>
-        <w:jc w:val="both"/>
-        <w:rPr>
-          <w:ins w:id="311" w:author="nohemi fabiola serrano aguilar" w:date="2026-10-22T00:00:00Z" w16du:dateUtc="2026-10-21T23:00:00Z"/>
         </w:rPr>
       </w:pPr>
     </w:p>
@@ -3671,15 +3622,15 @@
         </w:numPr>
         <w:jc w:val="both"/>
         <w:rPr>
-          <w:ins w:id="312" w:author="nohemi fabiola serrano aguilar" w:date="2026-10-22T00:01:00Z" w16du:dateUtc="2026-10-21T23:01:00Z"/>
+          <w:ins w:id="309" w:author="nohemi fabiola serrano aguilar" w:date="2026-10-22T00:01:00Z" w16du:dateUtc="2026-10-21T23:01:00Z"/>
         </w:rPr>
       </w:pPr>
-      <w:ins w:id="313" w:author="nohemi fabiola serrano aguilar" w:date="2026-10-22T00:00:00Z" w16du:dateUtc="2026-10-21T23:00:00Z">
+      <w:ins w:id="310" w:author="nohemi fabiola serrano aguilar" w:date="2026-10-22T00:00:00Z" w16du:dateUtc="2026-10-21T23:00:00Z">
         <w:r>
           <w:t>Pro</w:t>
         </w:r>
       </w:ins>
-      <w:ins w:id="314" w:author="nohemi fabiola serrano aguilar" w:date="2026-10-22T00:29:00Z" w16du:dateUtc="2026-10-21T23:29:00Z">
+      <w:ins w:id="311" w:author="nohemi fabiola serrano aguilar" w:date="2026-10-22T00:29:00Z" w16du:dateUtc="2026-10-21T23:29:00Z">
         <w:r>
           <w:t>yecto</w:t>
         </w:r>
@@ -3690,7 +3641,7 @@
         <w:ind w:left="360"/>
         <w:jc w:val="both"/>
         <w:rPr>
-          <w:ins w:id="315" w:author="nohemi fabiola serrano aguilar" w:date="2026-10-22T00:01:00Z" w16du:dateUtc="2026-10-21T23:01:00Z"/>
+          <w:ins w:id="312" w:author="nohemi fabiola serrano aguilar" w:date="2026-10-22T00:01:00Z" w16du:dateUtc="2026-10-21T23:01:00Z"/>
         </w:rPr>
       </w:pPr>
     </w:p>
@@ -3698,31 +3649,50 @@
       <w:pPr>
         <w:jc w:val="both"/>
         <w:rPr>
-          <w:ins w:id="316" w:author="nohemi fabiola serrano aguilar" w:date="2026-10-22T00:02:00Z" w16du:dateUtc="2026-10-21T23:02:00Z"/>
+          <w:ins w:id="313" w:author="nohemi fabiola serrano aguilar" w:date="2026-10-22T00:02:00Z" w16du:dateUtc="2026-10-21T23:02:00Z"/>
           <w:lang w:val="es-ES"/>
-          <w:rPrChange w:id="317" w:author="nohemi fabiola serrano aguilar" w:date="2026-10-22T00:06:00Z" w16du:dateUtc="2026-10-21T23:06:00Z">
+          <w:rPrChange w:id="314" w:author="nohemi fabiola serrano aguilar" w:date="2026-10-22T00:06:00Z" w16du:dateUtc="2026-10-21T23:06:00Z">
             <w:rPr>
-              <w:ins w:id="318" w:author="nohemi fabiola serrano aguilar" w:date="2026-10-22T00:02:00Z" w16du:dateUtc="2026-10-21T23:02:00Z"/>
+              <w:ins w:id="315" w:author="nohemi fabiola serrano aguilar" w:date="2026-10-22T00:02:00Z" w16du:dateUtc="2026-10-21T23:02:00Z"/>
             </w:rPr>
           </w:rPrChange>
         </w:rPr>
-        <w:pPrChange w:id="319" w:author="nohemi fabiola serrano aguilar" w:date="2026-10-22T00:06:00Z" w16du:dateUtc="2026-10-21T23:06:00Z">
+        <w:pPrChange w:id="316" w:author="nohemi fabiola serrano aguilar" w:date="2026-10-22T00:06:00Z" w16du:dateUtc="2026-10-21T23:06:00Z">
           <w:pPr>
             <w:ind w:left="360"/>
             <w:jc w:val="both"/>
           </w:pPr>
         </w:pPrChange>
       </w:pPr>
-      <w:ins w:id="320" w:author="nohemi fabiola serrano aguilar" w:date="2026-10-22T00:01:00Z" w16du:dateUtc="2026-10-21T23:01:00Z">
-        <w:r>
-          <w:rPr>
-            <w:lang w:val="es-ES"/>
-            <w:rPrChange w:id="321" w:author="nohemi fabiola serrano aguilar" w:date="2026-10-22T00:06:00Z" w16du:dateUtc="2026-10-21T23:06:00Z">
+      <w:ins w:id="317" w:author="nohemi fabiola serrano aguilar" w:date="2026-10-22T00:01:00Z" w16du:dateUtc="2026-10-21T23:01:00Z">
+        <w:r>
+          <w:rPr>
+            <w:lang w:val="es-ES"/>
+            <w:rPrChange w:id="318" w:author="nohemi fabiola serrano aguilar" w:date="2026-10-22T00:06:00Z" w16du:dateUtc="2026-10-21T23:06:00Z">
               <w:rPr/>
             </w:rPrChange>
           </w:rPr>
           <w:t>PharmaRoute</w:t>
         </w:r>
+        <w:r>
+          <w:rPr>
+            <w:lang w:val="es-ES"/>
+            <w:rPrChange w:id="319" w:author="nohemi fabiola serrano aguilar" w:date="2026-10-22T00:06:00Z" w16du:dateUtc="2026-10-21T23:06:00Z">
+              <w:rPr/>
+            </w:rPrChange>
+          </w:rPr>
+          <w:t xml:space="preserve"> Mexico: Un marco de logistica predictive y Geomarketing para la </w:t>
+        </w:r>
+      </w:ins>
+      <w:ins w:id="320" w:author="nohemi fabiola serrano aguilar" w:date="2026-10-24T00:12:00Z" w16du:dateUtc="2026-10-23T23:12:00Z">
+        <w:r>
+          <w:rPr>
+            <w:lang w:val="es-ES"/>
+          </w:rPr>
+          <w:t>O</w:t>
+        </w:r>
+      </w:ins>
+      <w:ins w:id="321" w:author="nohemi fabiola serrano aguilar" w:date="2026-10-22T00:01:00Z" w16du:dateUtc="2026-10-21T23:01:00Z">
         <w:r>
           <w:rPr>
             <w:lang w:val="es-ES"/>
@@ -3730,18 +3700,19 @@
               <w:rPr/>
             </w:rPrChange>
           </w:rPr>
-          <w:t xml:space="preserve"> Mexico: Un marco de logistica predictive y Geomarketing para la </w:t>
-        </w:r>
-      </w:ins>
-      <w:ins w:id="323" w:author="nohemi fabiola serrano aguilar" w:date="2026-10-24T00:12:00Z" w16du:dateUtc="2026-10-23T23:12:00Z">
-        <w:r>
-          <w:rPr>
-            <w:lang w:val="es-ES"/>
-          </w:rPr>
-          <w:t>O</w:t>
-        </w:r>
-      </w:ins>
-      <w:ins w:id="324" w:author="nohemi fabiola serrano aguilar" w:date="2026-10-22T00:01:00Z" w16du:dateUtc="2026-10-21T23:01:00Z">
+          <w:t>ptimizaci</w:t>
+        </w:r>
+      </w:ins>
+      <w:ins w:id="323" w:author="nohemi fabiola serrano aguilar" w:date="2026-10-22T00:02:00Z" w16du:dateUtc="2026-10-21T23:02:00Z">
+        <w:r>
+          <w:rPr>
+            <w:lang w:val="es-ES"/>
+            <w:rPrChange w:id="324" w:author="nohemi fabiola serrano aguilar" w:date="2026-10-22T00:06:00Z" w16du:dateUtc="2026-10-21T23:06:00Z">
+              <w:rPr/>
+            </w:rPrChange>
+          </w:rPr>
+          <w:t xml:space="preserve">on </w:t>
+        </w:r>
         <w:r>
           <w:rPr>
             <w:lang w:val="es-ES"/>
@@ -3749,19 +3720,18 @@
               <w:rPr/>
             </w:rPrChange>
           </w:rPr>
-          <w:t>ptimizaci</w:t>
-        </w:r>
-      </w:ins>
-      <w:ins w:id="326" w:author="nohemi fabiola serrano aguilar" w:date="2026-10-22T00:02:00Z" w16du:dateUtc="2026-10-21T23:02:00Z">
-        <w:r>
-          <w:rPr>
-            <w:lang w:val="es-ES"/>
-            <w:rPrChange w:id="327" w:author="nohemi fabiola serrano aguilar" w:date="2026-10-22T00:06:00Z" w16du:dateUtc="2026-10-21T23:06:00Z">
-              <w:rPr/>
-            </w:rPrChange>
-          </w:rPr>
-          <w:t xml:space="preserve">on </w:t>
-        </w:r>
+          <w:t xml:space="preserve">de </w:t>
+        </w:r>
+      </w:ins>
+      <w:ins w:id="326" w:author="nohemi fabiola serrano aguilar" w:date="2026-10-24T00:12:00Z" w16du:dateUtc="2026-10-23T23:12:00Z">
+        <w:r>
+          <w:rPr>
+            <w:lang w:val="es-ES"/>
+          </w:rPr>
+          <w:t>S</w:t>
+        </w:r>
+      </w:ins>
+      <w:ins w:id="327" w:author="nohemi fabiola serrano aguilar" w:date="2026-10-22T00:02:00Z" w16du:dateUtc="2026-10-21T23:02:00Z">
         <w:r>
           <w:rPr>
             <w:lang w:val="es-ES"/>
@@ -3769,25 +3739,6 @@
               <w:rPr/>
             </w:rPrChange>
           </w:rPr>
-          <w:t xml:space="preserve">de </w:t>
-        </w:r>
-      </w:ins>
-      <w:ins w:id="329" w:author="nohemi fabiola serrano aguilar" w:date="2026-10-24T00:12:00Z" w16du:dateUtc="2026-10-23T23:12:00Z">
-        <w:r>
-          <w:rPr>
-            <w:lang w:val="es-ES"/>
-          </w:rPr>
-          <w:t>S</w:t>
-        </w:r>
-      </w:ins>
-      <w:ins w:id="330" w:author="nohemi fabiola serrano aguilar" w:date="2026-10-22T00:02:00Z" w16du:dateUtc="2026-10-21T23:02:00Z">
-        <w:r>
-          <w:rPr>
-            <w:lang w:val="es-ES"/>
-            <w:rPrChange w:id="331" w:author="nohemi fabiola serrano aguilar" w:date="2026-10-22T00:06:00Z" w16du:dateUtc="2026-10-21T23:06:00Z">
-              <w:rPr/>
-            </w:rPrChange>
-          </w:rPr>
           <w:t>uministros para la salud materna.</w:t>
         </w:r>
       </w:ins>
@@ -3797,11 +3748,11 @@
         <w:ind w:left="360"/>
         <w:jc w:val="both"/>
         <w:rPr>
-          <w:ins w:id="332" w:author="nohemi fabiola serrano aguilar" w:date="2026-10-22T00:02:00Z" w16du:dateUtc="2026-10-21T23:02:00Z"/>
+          <w:ins w:id="329" w:author="nohemi fabiola serrano aguilar" w:date="2026-10-22T00:02:00Z" w16du:dateUtc="2026-10-21T23:02:00Z"/>
           <w:lang w:val="es-ES"/>
-          <w:rPrChange w:id="333" w:author="nohemi fabiola serrano aguilar" w:date="2026-10-22T00:06:00Z" w16du:dateUtc="2026-10-21T23:06:00Z">
+          <w:rPrChange w:id="330" w:author="nohemi fabiola serrano aguilar" w:date="2026-10-22T00:06:00Z" w16du:dateUtc="2026-10-21T23:06:00Z">
             <w:rPr>
-              <w:ins w:id="334" w:author="nohemi fabiola serrano aguilar" w:date="2026-10-22T00:02:00Z" w16du:dateUtc="2026-10-21T23:02:00Z"/>
+              <w:ins w:id="331" w:author="nohemi fabiola serrano aguilar" w:date="2026-10-22T00:02:00Z" w16du:dateUtc="2026-10-21T23:02:00Z"/>
             </w:rPr>
           </w:rPrChange>
         </w:rPr>
@@ -3816,37 +3767,35 @@
         </w:numPr>
         <w:jc w:val="both"/>
         <w:rPr>
-          <w:ins w:id="335" w:author="nohemi fabiola serrano aguilar" w:date="2026-10-22T00:06:00Z" w16du:dateUtc="2026-10-21T23:06:00Z"/>
+          <w:ins w:id="332" w:author="nohemi fabiola serrano aguilar" w:date="2026-10-22T00:06:00Z" w16du:dateUtc="2026-10-21T23:06:00Z"/>
         </w:rPr>
       </w:pPr>
-      <w:proofErr w:type="spellStart"/>
-      <w:ins w:id="336" w:author="nohemi fabiola serrano aguilar" w:date="2026-10-22T00:02:00Z" w16du:dateUtc="2026-10-21T23:02:00Z">
+      <w:ins w:id="333" w:author="nohemi fabiola serrano aguilar" w:date="2026-10-22T00:02:00Z" w16du:dateUtc="2026-10-21T23:02:00Z">
         <w:r>
           <w:t>Introduccion</w:t>
         </w:r>
       </w:ins>
-      <w:proofErr w:type="spellEnd"/>
     </w:p>
     <w:p>
       <w:pPr>
         <w:jc w:val="both"/>
         <w:rPr>
-          <w:ins w:id="337" w:author="nohemi fabiola serrano aguilar" w:date="2026-10-22T00:28:00Z" w16du:dateUtc="2026-10-21T23:28:00Z"/>
+          <w:ins w:id="334" w:author="nohemi fabiola serrano aguilar" w:date="2026-10-22T00:28:00Z" w16du:dateUtc="2026-10-21T23:28:00Z"/>
           <w:lang w:val="es-ES"/>
         </w:rPr>
       </w:pPr>
-      <w:ins w:id="338" w:author="nohemi fabiola serrano aguilar" w:date="2026-10-22T00:07:00Z" w16du:dateUtc="2026-10-21T23:07:00Z">
-        <w:r>
-          <w:rPr>
-            <w:lang w:val="es-ES"/>
-            <w:rPrChange w:id="339" w:author="nohemi fabiola serrano aguilar" w:date="2026-10-22T00:07:00Z" w16du:dateUtc="2026-10-21T23:07:00Z">
+      <w:ins w:id="335" w:author="nohemi fabiola serrano aguilar" w:date="2026-10-22T00:07:00Z" w16du:dateUtc="2026-10-21T23:07:00Z">
+        <w:r>
+          <w:rPr>
+            <w:lang w:val="es-ES"/>
+            <w:rPrChange w:id="336" w:author="nohemi fabiola serrano aguilar" w:date="2026-10-22T00:07:00Z" w16du:dateUtc="2026-10-21T23:07:00Z">
               <w:rPr/>
             </w:rPrChange>
           </w:rPr>
           <w:t>Este Proyecto propone una solucion logistica</w:t>
         </w:r>
       </w:ins>
-      <w:ins w:id="340" w:author="nohemi fabiola serrano aguilar" w:date="2026-10-22T00:09:00Z" w16du:dateUtc="2026-10-21T23:09:00Z">
+      <w:ins w:id="337" w:author="nohemi fabiola serrano aguilar" w:date="2026-10-22T00:09:00Z" w16du:dateUtc="2026-10-21T23:09:00Z">
         <w:r>
           <w:rPr>
             <w:lang w:val="es-ES"/>
@@ -3860,7 +3809,7 @@
           <w:t>cion</w:t>
         </w:r>
       </w:ins>
-      <w:ins w:id="341" w:author="nohemi fabiola serrano aguilar" w:date="2026-10-22T00:14:00Z" w16du:dateUtc="2026-10-21T23:14:00Z">
+      <w:ins w:id="338" w:author="nohemi fabiola serrano aguilar" w:date="2026-10-22T00:14:00Z" w16du:dateUtc="2026-10-21T23:14:00Z">
         <w:r>
           <w:rPr>
             <w:lang w:val="es-ES"/>
@@ -3868,7 +3817,7 @@
           <w:t xml:space="preserve"> basa</w:t>
         </w:r>
       </w:ins>
-      <w:ins w:id="342" w:author="nohemi fabiola serrano aguilar" w:date="2026-10-22T00:15:00Z" w16du:dateUtc="2026-10-21T23:15:00Z">
+      <w:ins w:id="339" w:author="nohemi fabiola serrano aguilar" w:date="2026-10-22T00:15:00Z" w16du:dateUtc="2026-10-21T23:15:00Z">
         <w:r>
           <w:rPr>
             <w:lang w:val="es-ES"/>
@@ -3888,20 +3837,44 @@
           <w:t>, dirigida</w:t>
         </w:r>
       </w:ins>
+      <w:ins w:id="340" w:author="nohemi fabiola serrano aguilar" w:date="2026-10-24T00:16:00Z" w16du:dateUtc="2026-10-23T23:16:00Z">
+        <w:r>
+          <w:rPr>
+            <w:lang w:val="es-ES"/>
+          </w:rPr>
+          <w:t xml:space="preserve"> especificamente</w:t>
+        </w:r>
+      </w:ins>
+      <w:ins w:id="341" w:author="nohemi fabiola serrano aguilar" w:date="2026-10-22T00:15:00Z" w16du:dateUtc="2026-10-21T23:15:00Z">
+        <w:r>
+          <w:rPr>
+            <w:lang w:val="es-ES"/>
+          </w:rPr>
+          <w:t xml:space="preserve"> a </w:t>
+        </w:r>
+      </w:ins>
+      <w:ins w:id="342" w:author="nohemi fabiola serrano aguilar" w:date="2026-10-22T00:16:00Z" w16du:dateUtc="2026-10-21T23:16:00Z">
+        <w:r>
+          <w:rPr>
+            <w:lang w:val="es-ES"/>
+          </w:rPr>
+          <w:t>la distribucion de medicamentos</w:t>
+        </w:r>
+      </w:ins>
       <w:ins w:id="343" w:author="nohemi fabiola serrano aguilar" w:date="2026-10-24T00:16:00Z" w16du:dateUtc="2026-10-23T23:16:00Z">
         <w:r>
           <w:rPr>
             <w:lang w:val="es-ES"/>
           </w:rPr>
-          <w:t xml:space="preserve"> especificamente</w:t>
-        </w:r>
-      </w:ins>
-      <w:ins w:id="344" w:author="nohemi fabiola serrano aguilar" w:date="2026-10-22T00:15:00Z" w16du:dateUtc="2026-10-21T23:15:00Z">
-        <w:r>
-          <w:rPr>
-            <w:lang w:val="es-ES"/>
-          </w:rPr>
-          <w:t xml:space="preserve"> a </w:t>
+          <w:t xml:space="preserve"> </w:t>
+        </w:r>
+      </w:ins>
+      <w:ins w:id="344" w:author="nohemi fabiola serrano aguilar" w:date="2026-10-24T00:17:00Z" w16du:dateUtc="2026-10-23T23:17:00Z">
+        <w:r>
+          <w:rPr>
+            <w:lang w:val="es-ES"/>
+          </w:rPr>
+          <w:t>obstetricos.</w:t>
         </w:r>
       </w:ins>
       <w:ins w:id="345" w:author="nohemi fabiola serrano aguilar" w:date="2026-10-22T00:16:00Z" w16du:dateUtc="2026-10-21T23:16:00Z">
@@ -3909,10 +3882,118 @@
           <w:rPr>
             <w:lang w:val="es-ES"/>
           </w:rPr>
-          <w:t>la distribucion de medicamentos</w:t>
-        </w:r>
-      </w:ins>
-      <w:ins w:id="346" w:author="nohemi fabiola serrano aguilar" w:date="2026-10-24T00:16:00Z" w16du:dateUtc="2026-10-23T23:16:00Z">
+          <w:t xml:space="preserve"> En los mercados emergentes, la </w:t>
+        </w:r>
+      </w:ins>
+      <w:ins w:id="346" w:author="nohemi fabiola serrano aguilar" w:date="2026-10-24T00:17:00Z" w16du:dateUtc="2026-10-23T23:17:00Z">
+        <w:r>
+          <w:rPr>
+            <w:lang w:val="es-ES"/>
+          </w:rPr>
+          <w:t>cadena de suministros</w:t>
+        </w:r>
+      </w:ins>
+      <w:ins w:id="347" w:author="nohemi fabiola serrano aguilar" w:date="2026-10-22T00:16:00Z" w16du:dateUtc="2026-10-21T23:16:00Z">
+        <w:r>
+          <w:rPr>
+            <w:lang w:val="es-ES"/>
+          </w:rPr>
+          <w:t xml:space="preserve"> farmaceutica se enfrenta a</w:t>
+        </w:r>
+      </w:ins>
+      <w:ins w:id="348" w:author="nohemi fabiola serrano aguilar" w:date="2026-10-22T00:17:00Z" w16du:dateUtc="2026-10-21T23:17:00Z">
+        <w:r>
+          <w:rPr>
+            <w:lang w:val="es-ES"/>
+          </w:rPr>
+          <w:t xml:space="preserve"> dos grandes desafios: </w:t>
+        </w:r>
+      </w:ins>
+      <w:ins w:id="349" w:author="nohemi fabiola serrano aguilar" w:date="2026-10-22T00:31:00Z" w16du:dateUtc="2026-10-21T23:31:00Z">
+        <w:r>
+          <w:rPr>
+            <w:lang w:val="es-ES"/>
+          </w:rPr>
+          <w:t>e</w:t>
+        </w:r>
+      </w:ins>
+      <w:ins w:id="350" w:author="nohemi fabiola serrano aguilar" w:date="2026-10-22T00:17:00Z" w16du:dateUtc="2026-10-21T23:17:00Z">
+        <w:r>
+          <w:rPr>
+            <w:lang w:val="es-ES"/>
+          </w:rPr>
+          <w:t xml:space="preserve">l </w:t>
+        </w:r>
+      </w:ins>
+      <w:ins w:id="351" w:author="nohemi fabiola serrano aguilar" w:date="2026-10-22T00:19:00Z" w16du:dateUtc="2026-10-21T23:19:00Z">
+        <w:r>
+          <w:rPr>
+            <w:lang w:val="es-ES"/>
+          </w:rPr>
+          <w:t xml:space="preserve">impacto </w:t>
+        </w:r>
+      </w:ins>
+      <w:ins w:id="352" w:author="nohemi fabiola serrano aguilar" w:date="2026-10-22T00:31:00Z" w16du:dateUtc="2026-10-21T23:31:00Z">
+        <w:r>
+          <w:rPr>
+            <w:lang w:val="es-ES"/>
+          </w:rPr>
+          <w:t xml:space="preserve">humano </w:t>
+        </w:r>
+        <w:r>
+          <w:rPr>
+            <w:lang w:val="es-ES"/>
+          </w:rPr>
+          <w:t>debi</w:t>
+        </w:r>
+      </w:ins>
+      <w:ins w:id="353" w:author="nohemi fabiola serrano aguilar" w:date="2026-10-22T00:32:00Z" w16du:dateUtc="2026-10-21T23:32:00Z">
+        <w:r>
+          <w:rPr>
+            <w:lang w:val="es-ES"/>
+          </w:rPr>
+          <w:t>do al desabasto</w:t>
+        </w:r>
+      </w:ins>
+      <w:ins w:id="354" w:author="nohemi fabiola serrano aguilar" w:date="2026-10-22T00:17:00Z" w16du:dateUtc="2026-10-21T23:17:00Z">
+        <w:r>
+          <w:rPr>
+            <w:lang w:val="es-ES"/>
+          </w:rPr>
+          <w:t xml:space="preserve"> de medicamentos </w:t>
+        </w:r>
+      </w:ins>
+      <w:ins w:id="355" w:author="nohemi fabiola serrano aguilar" w:date="2026-10-22T00:18:00Z" w16du:dateUtc="2026-10-21T23:18:00Z">
+        <w:r>
+          <w:rPr>
+            <w:lang w:val="es-ES"/>
+          </w:rPr>
+          <w:t>especializados</w:t>
+        </w:r>
+        <w:r>
+          <w:rPr>
+            <w:lang w:val="es-ES"/>
+          </w:rPr>
+          <w:t xml:space="preserve"> y las perdida</w:t>
+        </w:r>
+      </w:ins>
+      <w:ins w:id="356" w:author="nohemi fabiola serrano aguilar" w:date="2026-10-22T00:31:00Z" w16du:dateUtc="2026-10-21T23:31:00Z">
+        <w:r>
+          <w:rPr>
+            <w:lang w:val="es-ES"/>
+          </w:rPr>
+          <w:t>s</w:t>
+        </w:r>
+      </w:ins>
+      <w:ins w:id="357" w:author="nohemi fabiola serrano aguilar" w:date="2026-10-22T00:18:00Z" w16du:dateUtc="2026-10-21T23:18:00Z">
+        <w:r>
+          <w:rPr>
+            <w:lang w:val="es-ES"/>
+          </w:rPr>
+          <w:t xml:space="preserve"> financieras</w:t>
+        </w:r>
+      </w:ins>
+      <w:ins w:id="358" w:author="nohemi fabiola serrano aguilar" w:date="2026-10-22T00:21:00Z" w16du:dateUtc="2026-10-21T23:21:00Z">
         <w:r>
           <w:rPr>
             <w:lang w:val="es-ES"/>
@@ -3920,139 +4001,7 @@
           <w:t xml:space="preserve"> </w:t>
         </w:r>
       </w:ins>
-      <w:ins w:id="347" w:author="nohemi fabiola serrano aguilar" w:date="2026-10-24T00:17:00Z" w16du:dateUtc="2026-10-23T23:17:00Z">
-        <w:r>
-          <w:rPr>
-            <w:lang w:val="es-ES"/>
-          </w:rPr>
-          <w:t>obstetricos.</w:t>
-        </w:r>
-      </w:ins>
-      <w:ins w:id="348" w:author="nohemi fabiola serrano aguilar" w:date="2026-10-22T00:16:00Z" w16du:dateUtc="2026-10-21T23:16:00Z">
-        <w:r>
-          <w:rPr>
-            <w:lang w:val="es-ES"/>
-          </w:rPr>
-          <w:t xml:space="preserve"> En los mercados emergentes, la </w:t>
-        </w:r>
-      </w:ins>
-      <w:ins w:id="349" w:author="nohemi fabiola serrano aguilar" w:date="2026-10-24T00:17:00Z" w16du:dateUtc="2026-10-23T23:17:00Z">
-        <w:r>
-          <w:rPr>
-            <w:lang w:val="es-ES"/>
-          </w:rPr>
-          <w:t>cadena de suministros</w:t>
-        </w:r>
-      </w:ins>
-      <w:ins w:id="350" w:author="nohemi fabiola serrano aguilar" w:date="2026-10-22T00:16:00Z" w16du:dateUtc="2026-10-21T23:16:00Z">
-        <w:r>
-          <w:rPr>
-            <w:lang w:val="es-ES"/>
-          </w:rPr>
-          <w:t xml:space="preserve"> farmaceutica se enfrenta a</w:t>
-        </w:r>
-      </w:ins>
-      <w:ins w:id="351" w:author="nohemi fabiola serrano aguilar" w:date="2026-10-22T00:17:00Z" w16du:dateUtc="2026-10-21T23:17:00Z">
-        <w:r>
-          <w:rPr>
-            <w:lang w:val="es-ES"/>
-          </w:rPr>
-          <w:t xml:space="preserve"> dos grandes desafios: </w:t>
-        </w:r>
-      </w:ins>
-      <w:ins w:id="352" w:author="nohemi fabiola serrano aguilar" w:date="2026-10-22T00:31:00Z" w16du:dateUtc="2026-10-21T23:31:00Z">
-        <w:r>
-          <w:rPr>
-            <w:lang w:val="es-ES"/>
-          </w:rPr>
-          <w:t>e</w:t>
-        </w:r>
-      </w:ins>
-      <w:ins w:id="353" w:author="nohemi fabiola serrano aguilar" w:date="2026-10-22T00:17:00Z" w16du:dateUtc="2026-10-21T23:17:00Z">
-        <w:r>
-          <w:rPr>
-            <w:lang w:val="es-ES"/>
-          </w:rPr>
-          <w:t xml:space="preserve">l </w:t>
-        </w:r>
-      </w:ins>
-      <w:ins w:id="354" w:author="nohemi fabiola serrano aguilar" w:date="2026-10-22T00:19:00Z" w16du:dateUtc="2026-10-21T23:19:00Z">
-        <w:r>
-          <w:rPr>
-            <w:lang w:val="es-ES"/>
-          </w:rPr>
-          <w:t xml:space="preserve">impacto </w:t>
-        </w:r>
-      </w:ins>
-      <w:ins w:id="355" w:author="nohemi fabiola serrano aguilar" w:date="2026-10-22T00:31:00Z" w16du:dateUtc="2026-10-21T23:31:00Z">
-        <w:r>
-          <w:rPr>
-            <w:lang w:val="es-ES"/>
-          </w:rPr>
-          <w:t xml:space="preserve">humano </w:t>
-        </w:r>
-        <w:r>
-          <w:rPr>
-            <w:lang w:val="es-ES"/>
-          </w:rPr>
-          <w:t>debi</w:t>
-        </w:r>
-      </w:ins>
-      <w:ins w:id="356" w:author="nohemi fabiola serrano aguilar" w:date="2026-10-22T00:32:00Z" w16du:dateUtc="2026-10-21T23:32:00Z">
-        <w:r>
-          <w:rPr>
-            <w:lang w:val="es-ES"/>
-          </w:rPr>
-          <w:t>do al desabasto</w:t>
-        </w:r>
-      </w:ins>
-      <w:ins w:id="357" w:author="nohemi fabiola serrano aguilar" w:date="2026-10-22T00:17:00Z" w16du:dateUtc="2026-10-21T23:17:00Z">
-        <w:r>
-          <w:rPr>
-            <w:lang w:val="es-ES"/>
-          </w:rPr>
-          <w:t xml:space="preserve"> de medicamentos </w:t>
-        </w:r>
-      </w:ins>
-      <w:ins w:id="358" w:author="nohemi fabiola serrano aguilar" w:date="2026-10-22T00:18:00Z" w16du:dateUtc="2026-10-21T23:18:00Z">
-        <w:r>
-          <w:rPr>
-            <w:lang w:val="es-ES"/>
-          </w:rPr>
-          <w:t>especializados</w:t>
-        </w:r>
-        <w:r>
-          <w:rPr>
-            <w:lang w:val="es-ES"/>
-          </w:rPr>
-          <w:t xml:space="preserve"> y las perdida</w:t>
-        </w:r>
-      </w:ins>
-      <w:ins w:id="359" w:author="nohemi fabiola serrano aguilar" w:date="2026-10-22T00:31:00Z" w16du:dateUtc="2026-10-21T23:31:00Z">
-        <w:r>
-          <w:rPr>
-            <w:lang w:val="es-ES"/>
-          </w:rPr>
-          <w:t>s</w:t>
-        </w:r>
-      </w:ins>
-      <w:ins w:id="360" w:author="nohemi fabiola serrano aguilar" w:date="2026-10-22T00:18:00Z" w16du:dateUtc="2026-10-21T23:18:00Z">
-        <w:r>
-          <w:rPr>
-            <w:lang w:val="es-ES"/>
-          </w:rPr>
-          <w:t xml:space="preserve"> financieras</w:t>
-        </w:r>
-      </w:ins>
-      <w:ins w:id="361" w:author="nohemi fabiola serrano aguilar" w:date="2026-10-22T00:21:00Z" w16du:dateUtc="2026-10-21T23:21:00Z">
-        <w:r>
-          <w:rPr>
-            <w:lang w:val="es-ES"/>
-          </w:rPr>
-          <w:t xml:space="preserve"> </w:t>
-        </w:r>
-      </w:ins>
-      <w:ins w:id="362" w:author="nohemi fabiola serrano aguilar" w:date="2026-10-22T00:32:00Z" w16du:dateUtc="2026-10-21T23:32:00Z">
+      <w:ins w:id="359" w:author="nohemi fabiola serrano aguilar" w:date="2026-10-22T00:32:00Z" w16du:dateUtc="2026-10-21T23:32:00Z">
         <w:r>
           <w:rPr>
             <w:lang w:val="es-ES"/>
@@ -4060,7 +4009,7 @@
           <w:t>ocasionadas por e</w:t>
         </w:r>
       </w:ins>
-      <w:ins w:id="363" w:author="nohemi fabiola serrano aguilar" w:date="2026-10-22T00:21:00Z" w16du:dateUtc="2026-10-21T23:21:00Z">
+      <w:ins w:id="360" w:author="nohemi fabiola serrano aguilar" w:date="2026-10-22T00:21:00Z" w16du:dateUtc="2026-10-21T23:21:00Z">
         <w:r>
           <w:rPr>
             <w:lang w:val="es-ES"/>
@@ -4068,7 +4017,7 @@
           <w:t xml:space="preserve">l exceso de inventario </w:t>
         </w:r>
       </w:ins>
-      <w:ins w:id="364" w:author="nohemi fabiola serrano aguilar" w:date="2026-10-22T00:22:00Z" w16du:dateUtc="2026-10-21T23:22:00Z">
+      <w:ins w:id="361" w:author="nohemi fabiola serrano aguilar" w:date="2026-10-22T00:22:00Z" w16du:dateUtc="2026-10-21T23:22:00Z">
         <w:r>
           <w:rPr>
             <w:lang w:val="es-ES"/>
@@ -4076,7 +4025,7 @@
           <w:t xml:space="preserve">con estrictas fechas de caducidad. Este proyecto </w:t>
         </w:r>
       </w:ins>
-      <w:ins w:id="365" w:author="nohemi fabiola serrano aguilar" w:date="2026-10-22T00:23:00Z" w16du:dateUtc="2026-10-21T23:23:00Z">
+      <w:ins w:id="362" w:author="nohemi fabiola serrano aguilar" w:date="2026-10-22T00:23:00Z" w16du:dateUtc="2026-10-21T23:23:00Z">
         <w:r>
           <w:rPr>
             <w:lang w:val="es-ES"/>
@@ -4090,7 +4039,7 @@
           <w:t>para anticipar la demanda regional, transformando</w:t>
         </w:r>
       </w:ins>
-      <w:ins w:id="366" w:author="nohemi fabiola serrano aguilar" w:date="2026-10-22T01:11:00Z" w16du:dateUtc="2026-10-22T00:11:00Z">
+      <w:ins w:id="363" w:author="nohemi fabiola serrano aguilar" w:date="2026-10-22T01:11:00Z" w16du:dateUtc="2026-10-22T00:11:00Z">
         <w:r>
           <w:rPr>
             <w:lang w:val="es-ES"/>
@@ -4098,7 +4047,7 @@
           <w:t xml:space="preserve"> estos datos</w:t>
         </w:r>
       </w:ins>
-      <w:ins w:id="367" w:author="nohemi fabiola serrano aguilar" w:date="2026-10-22T00:23:00Z" w16du:dateUtc="2026-10-21T23:23:00Z">
+      <w:ins w:id="364" w:author="nohemi fabiola serrano aguilar" w:date="2026-10-22T00:23:00Z" w16du:dateUtc="2026-10-21T23:23:00Z">
         <w:r>
           <w:rPr>
             <w:lang w:val="es-ES"/>
@@ -4106,7 +4055,7 @@
           <w:t xml:space="preserve"> en un activo </w:t>
         </w:r>
       </w:ins>
-      <w:ins w:id="368" w:author="nohemi fabiola serrano aguilar" w:date="2026-10-22T00:57:00Z" w16du:dateUtc="2026-10-21T23:57:00Z">
+      <w:ins w:id="365" w:author="nohemi fabiola serrano aguilar" w:date="2026-10-22T00:57:00Z" w16du:dateUtc="2026-10-21T23:57:00Z">
         <w:r>
           <w:rPr>
             <w:lang w:val="es-ES"/>
@@ -4114,7 +4063,7 @@
           <w:t xml:space="preserve">de </w:t>
         </w:r>
       </w:ins>
-      <w:ins w:id="369" w:author="nohemi fabiola serrano aguilar" w:date="2026-10-22T00:32:00Z" w16du:dateUtc="2026-10-21T23:32:00Z">
+      <w:ins w:id="366" w:author="nohemi fabiola serrano aguilar" w:date="2026-10-22T00:32:00Z" w16du:dateUtc="2026-10-21T23:32:00Z">
         <w:r>
           <w:rPr>
             <w:lang w:val="es-ES"/>
@@ -4122,7 +4071,7 @@
           <w:t>inteligencia de negocios</w:t>
         </w:r>
       </w:ins>
-      <w:ins w:id="370" w:author="nohemi fabiola serrano aguilar" w:date="2026-10-24T00:20:00Z" w16du:dateUtc="2026-10-23T23:20:00Z">
+      <w:ins w:id="367" w:author="nohemi fabiola serrano aguilar" w:date="2026-10-24T00:20:00Z" w16du:dateUtc="2026-10-23T23:20:00Z">
         <w:r>
           <w:rPr>
             <w:lang w:val="es-ES"/>
@@ -4135,7 +4084,7 @@
       <w:pPr>
         <w:jc w:val="both"/>
         <w:rPr>
-          <w:ins w:id="371" w:author="nohemi fabiola serrano aguilar" w:date="2026-10-22T00:28:00Z" w16du:dateUtc="2026-10-21T23:28:00Z"/>
+          <w:ins w:id="368" w:author="nohemi fabiola serrano aguilar" w:date="2026-10-22T00:28:00Z" w16du:dateUtc="2026-10-21T23:28:00Z"/>
           <w:lang w:val="es-ES"/>
         </w:rPr>
       </w:pPr>
@@ -4149,11 +4098,11 @@
         </w:numPr>
         <w:jc w:val="both"/>
         <w:rPr>
-          <w:ins w:id="372" w:author="nohemi fabiola serrano aguilar" w:date="2026-10-22T00:29:00Z" w16du:dateUtc="2026-10-21T23:29:00Z"/>
+          <w:ins w:id="369" w:author="nohemi fabiola serrano aguilar" w:date="2026-10-22T00:29:00Z" w16du:dateUtc="2026-10-21T23:29:00Z"/>
           <w:lang w:val="es-ES"/>
         </w:rPr>
       </w:pPr>
-      <w:ins w:id="373" w:author="nohemi fabiola serrano aguilar" w:date="2026-10-22T00:28:00Z" w16du:dateUtc="2026-10-21T23:28:00Z">
+      <w:ins w:id="370" w:author="nohemi fabiola serrano aguilar" w:date="2026-10-22T00:28:00Z" w16du:dateUtc="2026-10-21T23:28:00Z">
         <w:r>
           <w:rPr>
             <w:lang w:val="es-ES"/>
@@ -4166,7 +4115,7 @@
       <w:pPr>
         <w:jc w:val="both"/>
         <w:rPr>
-          <w:ins w:id="374" w:author="nohemi fabiola serrano aguilar" w:date="2026-10-22T00:25:00Z" w16du:dateUtc="2026-10-21T23:25:00Z"/>
+          <w:ins w:id="371" w:author="nohemi fabiola serrano aguilar" w:date="2026-10-22T00:25:00Z" w16du:dateUtc="2026-10-21T23:25:00Z"/>
           <w:lang w:val="es-ES"/>
         </w:rPr>
       </w:pPr>
@@ -4175,11 +4124,11 @@
       <w:pPr>
         <w:jc w:val="both"/>
         <w:rPr>
-          <w:ins w:id="375" w:author="nohemi fabiola serrano aguilar" w:date="2026-10-22T01:07:00Z" w16du:dateUtc="2026-10-22T00:07:00Z"/>
+          <w:ins w:id="372" w:author="nohemi fabiola serrano aguilar" w:date="2026-10-22T01:07:00Z" w16du:dateUtc="2026-10-22T00:07:00Z"/>
           <w:lang w:val="es-ES"/>
         </w:rPr>
       </w:pPr>
-      <w:ins w:id="376" w:author="nohemi fabiola serrano aguilar" w:date="2026-10-22T00:35:00Z" w16du:dateUtc="2026-10-21T23:35:00Z">
+      <w:ins w:id="373" w:author="nohemi fabiola serrano aguilar" w:date="2026-10-22T00:35:00Z" w16du:dateUtc="2026-10-21T23:35:00Z">
         <w:r>
           <w:rPr>
             <w:lang w:val="es-ES"/>
@@ -4187,7 +4136,7 @@
           <w:t>El principal desafio comercial</w:t>
         </w:r>
       </w:ins>
-      <w:ins w:id="377" w:author="nohemi fabiola serrano aguilar" w:date="2026-10-22T00:48:00Z" w16du:dateUtc="2026-10-21T23:48:00Z">
+      <w:ins w:id="374" w:author="nohemi fabiola serrano aguilar" w:date="2026-10-22T00:48:00Z" w16du:dateUtc="2026-10-21T23:48:00Z">
         <w:r>
           <w:rPr>
             <w:lang w:val="es-ES"/>
@@ -4195,7 +4144,7 @@
           <w:t xml:space="preserve"> en Mexico</w:t>
         </w:r>
       </w:ins>
-      <w:ins w:id="378" w:author="nohemi fabiola serrano aguilar" w:date="2026-10-22T00:35:00Z" w16du:dateUtc="2026-10-21T23:35:00Z">
+      <w:ins w:id="375" w:author="nohemi fabiola serrano aguilar" w:date="2026-10-22T00:35:00Z" w16du:dateUtc="2026-10-21T23:35:00Z">
         <w:r>
           <w:rPr>
             <w:lang w:val="es-ES"/>
@@ -4203,7 +4152,7 @@
           <w:t xml:space="preserve"> para las empres</w:t>
         </w:r>
       </w:ins>
-      <w:ins w:id="379" w:author="nohemi fabiola serrano aguilar" w:date="2026-10-22T00:39:00Z" w16du:dateUtc="2026-10-21T23:39:00Z">
+      <w:ins w:id="376" w:author="nohemi fabiola serrano aguilar" w:date="2026-10-22T00:39:00Z" w16du:dateUtc="2026-10-21T23:39:00Z">
         <w:r>
           <w:rPr>
             <w:lang w:val="es-ES"/>
@@ -4211,7 +4160,7 @@
           <w:t>as</w:t>
         </w:r>
       </w:ins>
-      <w:ins w:id="380" w:author="nohemi fabiola serrano aguilar" w:date="2026-10-22T00:35:00Z" w16du:dateUtc="2026-10-21T23:35:00Z">
+      <w:ins w:id="377" w:author="nohemi fabiola serrano aguilar" w:date="2026-10-22T00:35:00Z" w16du:dateUtc="2026-10-21T23:35:00Z">
         <w:r>
           <w:rPr>
             <w:lang w:val="es-ES"/>
@@ -4219,7 +4168,7 @@
           <w:t xml:space="preserve"> farmaceuticas </w:t>
         </w:r>
       </w:ins>
-      <w:ins w:id="381" w:author="nohemi fabiola serrano aguilar" w:date="2026-10-22T00:39:00Z" w16du:dateUtc="2026-10-21T23:39:00Z">
+      <w:ins w:id="378" w:author="nohemi fabiola serrano aguilar" w:date="2026-10-22T00:39:00Z" w16du:dateUtc="2026-10-21T23:39:00Z">
         <w:r>
           <w:rPr>
             <w:lang w:val="es-ES"/>
@@ -4227,7 +4176,7 @@
           <w:t xml:space="preserve">es la ineficiente asignacion de inventario medico </w:t>
         </w:r>
       </w:ins>
-      <w:ins w:id="382" w:author="nohemi fabiola serrano aguilar" w:date="2026-10-22T00:40:00Z" w16du:dateUtc="2026-10-21T23:40:00Z">
+      <w:ins w:id="379" w:author="nohemi fabiola serrano aguilar" w:date="2026-10-22T00:40:00Z" w16du:dateUtc="2026-10-21T23:40:00Z">
         <w:r>
           <w:rPr>
             <w:lang w:val="es-ES"/>
@@ -4235,7 +4184,7 @@
           <w:t xml:space="preserve">a traves de centros de distribucion </w:t>
         </w:r>
       </w:ins>
-      <w:ins w:id="383" w:author="nohemi fabiola serrano aguilar" w:date="2026-10-22T01:06:00Z" w16du:dateUtc="2026-10-22T00:06:00Z">
+      <w:ins w:id="380" w:author="nohemi fabiola serrano aguilar" w:date="2026-10-22T01:06:00Z" w16du:dateUtc="2026-10-22T00:06:00Z">
         <w:r>
           <w:rPr>
             <w:lang w:val="es-ES"/>
@@ -4243,7 +4192,7 @@
           <w:t>regional</w:t>
         </w:r>
       </w:ins>
-      <w:ins w:id="384" w:author="nohemi fabiola serrano aguilar" w:date="2026-10-22T10:30:00Z" w16du:dateUtc="2026-10-22T09:30:00Z">
+      <w:ins w:id="381" w:author="nohemi fabiola serrano aguilar" w:date="2026-10-22T10:30:00Z" w16du:dateUtc="2026-10-22T09:30:00Z">
         <w:r>
           <w:rPr>
             <w:lang w:val="es-ES"/>
@@ -4251,7 +4200,7 @@
           <w:t>es</w:t>
         </w:r>
       </w:ins>
-      <w:ins w:id="385" w:author="nohemi fabiola serrano aguilar" w:date="2026-10-22T01:06:00Z" w16du:dateUtc="2026-10-22T00:06:00Z">
+      <w:ins w:id="382" w:author="nohemi fabiola serrano aguilar" w:date="2026-10-22T01:06:00Z" w16du:dateUtc="2026-10-22T00:06:00Z">
         <w:r>
           <w:rPr>
             <w:lang w:val="es-ES"/>
@@ -4259,7 +4208,7 @@
           <w:t>,</w:t>
         </w:r>
       </w:ins>
-      <w:ins w:id="386" w:author="nohemi fabiola serrano aguilar" w:date="2026-10-22T00:51:00Z" w16du:dateUtc="2026-10-21T23:51:00Z">
+      <w:ins w:id="383" w:author="nohemi fabiola serrano aguilar" w:date="2026-10-22T00:51:00Z" w16du:dateUtc="2026-10-21T23:51:00Z">
         <w:r>
           <w:rPr>
             <w:lang w:val="es-ES"/>
@@ -4267,7 +4216,7 @@
           <w:t xml:space="preserve"> </w:t>
         </w:r>
       </w:ins>
-      <w:ins w:id="387" w:author="nohemi fabiola serrano aguilar" w:date="2026-10-22T01:01:00Z" w16du:dateUtc="2026-10-22T00:01:00Z">
+      <w:ins w:id="384" w:author="nohemi fabiola serrano aguilar" w:date="2026-10-22T01:01:00Z" w16du:dateUtc="2026-10-22T00:01:00Z">
         <w:r>
           <w:rPr>
             <w:lang w:val="es-ES"/>
@@ -4275,7 +4224,7 @@
           <w:t xml:space="preserve">provocando el </w:t>
         </w:r>
       </w:ins>
-      <w:ins w:id="388" w:author="nohemi fabiola serrano aguilar" w:date="2026-10-22T00:58:00Z" w16du:dateUtc="2026-10-21T23:58:00Z">
+      <w:ins w:id="385" w:author="nohemi fabiola serrano aguilar" w:date="2026-10-22T00:58:00Z" w16du:dateUtc="2026-10-21T23:58:00Z">
         <w:r>
           <w:rPr>
             <w:lang w:val="es-ES"/>
@@ -4283,7 +4232,7 @@
           <w:t>sobreabastecimiento de almacenes centrales</w:t>
         </w:r>
       </w:ins>
-      <w:ins w:id="389" w:author="nohemi fabiola serrano aguilar" w:date="2026-10-22T01:27:00Z" w16du:dateUtc="2026-10-22T00:27:00Z">
+      <w:ins w:id="386" w:author="nohemi fabiola serrano aguilar" w:date="2026-10-22T01:27:00Z" w16du:dateUtc="2026-10-22T00:27:00Z">
         <w:r>
           <w:rPr>
             <w:lang w:val="es-ES"/>
@@ -4291,7 +4240,7 @@
           <w:t>,</w:t>
         </w:r>
       </w:ins>
-      <w:ins w:id="390" w:author="nohemi fabiola serrano aguilar" w:date="2026-10-22T00:58:00Z" w16du:dateUtc="2026-10-21T23:58:00Z">
+      <w:ins w:id="387" w:author="nohemi fabiola serrano aguilar" w:date="2026-10-22T00:58:00Z" w16du:dateUtc="2026-10-21T23:58:00Z">
         <w:r>
           <w:rPr>
             <w:lang w:val="es-ES"/>
@@ -4299,7 +4248,7 @@
           <w:t xml:space="preserve"> y</w:t>
         </w:r>
       </w:ins>
-      <w:ins w:id="391" w:author="nohemi fabiola serrano aguilar" w:date="2026-10-22T01:27:00Z" w16du:dateUtc="2026-10-22T00:27:00Z">
+      <w:ins w:id="388" w:author="nohemi fabiola serrano aguilar" w:date="2026-10-22T01:27:00Z" w16du:dateUtc="2026-10-22T00:27:00Z">
         <w:r>
           <w:rPr>
             <w:lang w:val="es-ES"/>
@@ -4307,7 +4256,7 @@
           <w:t xml:space="preserve"> al mismo tiempo, el</w:t>
         </w:r>
       </w:ins>
-      <w:ins w:id="392" w:author="nohemi fabiola serrano aguilar" w:date="2026-10-22T00:58:00Z" w16du:dateUtc="2026-10-21T23:58:00Z">
+      <w:ins w:id="389" w:author="nohemi fabiola serrano aguilar" w:date="2026-10-22T00:58:00Z" w16du:dateUtc="2026-10-21T23:58:00Z">
         <w:r>
           <w:rPr>
             <w:lang w:val="es-ES"/>
@@ -4315,7 +4264,7 @@
           <w:t xml:space="preserve"> desabasto critico </w:t>
         </w:r>
       </w:ins>
-      <w:ins w:id="393" w:author="nohemi fabiola serrano aguilar" w:date="2026-10-22T01:04:00Z" w16du:dateUtc="2026-10-22T00:04:00Z">
+      <w:ins w:id="390" w:author="nohemi fabiola serrano aguilar" w:date="2026-10-22T01:04:00Z" w16du:dateUtc="2026-10-22T00:04:00Z">
         <w:r>
           <w:rPr>
             <w:lang w:val="es-ES"/>
@@ -4323,7 +4272,7 @@
           <w:t>en clinicas de primer y segundo contacto</w:t>
         </w:r>
       </w:ins>
-      <w:ins w:id="394" w:author="nohemi fabiola serrano aguilar" w:date="2026-10-22T01:11:00Z" w16du:dateUtc="2026-10-22T00:11:00Z">
+      <w:ins w:id="391" w:author="nohemi fabiola serrano aguilar" w:date="2026-10-22T01:11:00Z" w16du:dateUtc="2026-10-22T00:11:00Z">
         <w:r>
           <w:rPr>
             <w:lang w:val="es-ES"/>
@@ -4331,7 +4280,7 @@
           <w:t xml:space="preserve">, sumado a </w:t>
         </w:r>
       </w:ins>
-      <w:ins w:id="395" w:author="nohemi fabiola serrano aguilar" w:date="2026-10-22T01:12:00Z" w16du:dateUtc="2026-10-22T00:12:00Z">
+      <w:ins w:id="392" w:author="nohemi fabiola serrano aguilar" w:date="2026-10-22T01:12:00Z" w16du:dateUtc="2026-10-22T00:12:00Z">
         <w:r>
           <w:rPr>
             <w:lang w:val="es-ES"/>
@@ -4345,7 +4294,7 @@
           <w:t>sus desiciones de inventario en historicos de compras anu</w:t>
         </w:r>
       </w:ins>
-      <w:ins w:id="396" w:author="nohemi fabiola serrano aguilar" w:date="2026-10-22T01:13:00Z" w16du:dateUtc="2026-10-22T00:13:00Z">
+      <w:ins w:id="393" w:author="nohemi fabiola serrano aguilar" w:date="2026-10-22T01:13:00Z" w16du:dateUtc="2026-10-22T00:13:00Z">
         <w:r>
           <w:rPr>
             <w:lang w:val="es-ES"/>
@@ -4353,7 +4302,7 @@
           <w:t>ales en lugar de</w:t>
         </w:r>
       </w:ins>
-      <w:ins w:id="397" w:author="nohemi fabiola serrano aguilar" w:date="2026-10-22T10:32:00Z" w16du:dateUtc="2026-10-22T09:32:00Z">
+      <w:ins w:id="394" w:author="nohemi fabiola serrano aguilar" w:date="2026-10-22T10:32:00Z" w16du:dateUtc="2026-10-22T09:32:00Z">
         <w:r>
           <w:rPr>
             <w:lang w:val="es-ES"/>
@@ -4361,7 +4310,7 @@
           <w:t xml:space="preserve"> </w:t>
         </w:r>
       </w:ins>
-      <w:ins w:id="398" w:author="nohemi fabiola serrano aguilar" w:date="2026-10-22T01:13:00Z" w16du:dateUtc="2026-10-22T00:13:00Z">
+      <w:ins w:id="395" w:author="nohemi fabiola serrano aguilar" w:date="2026-10-22T01:13:00Z" w16du:dateUtc="2026-10-22T00:13:00Z">
         <w:r>
           <w:rPr>
             <w:lang w:val="es-ES"/>
@@ -4369,7 +4318,7 @@
           <w:t xml:space="preserve"> </w:t>
         </w:r>
       </w:ins>
-      <w:ins w:id="399" w:author="nohemi fabiola serrano aguilar" w:date="2026-10-22T01:14:00Z" w16du:dateUtc="2026-10-22T00:14:00Z">
+      <w:ins w:id="396" w:author="nohemi fabiola serrano aguilar" w:date="2026-10-22T01:14:00Z" w16du:dateUtc="2026-10-22T00:14:00Z">
         <w:r>
           <w:rPr>
             <w:lang w:val="es-ES"/>
@@ -4389,7 +4338,7 @@
           <w:t xml:space="preserve">datos que les </w:t>
         </w:r>
       </w:ins>
-      <w:ins w:id="400" w:author="nohemi fabiola serrano aguilar" w:date="2026-10-22T01:30:00Z" w16du:dateUtc="2026-10-22T00:30:00Z">
+      <w:ins w:id="397" w:author="nohemi fabiola serrano aguilar" w:date="2026-10-22T01:30:00Z" w16du:dateUtc="2026-10-22T00:30:00Z">
         <w:r>
           <w:rPr>
             <w:lang w:val="es-ES"/>
@@ -4397,7 +4346,7 @@
           <w:t>permitan</w:t>
         </w:r>
       </w:ins>
-      <w:ins w:id="401" w:author="nohemi fabiola serrano aguilar" w:date="2026-10-22T01:21:00Z" w16du:dateUtc="2026-10-22T00:21:00Z">
+      <w:ins w:id="398" w:author="nohemi fabiola serrano aguilar" w:date="2026-10-22T01:21:00Z" w16du:dateUtc="2026-10-22T00:21:00Z">
         <w:r>
           <w:rPr>
             <w:lang w:val="es-ES"/>
@@ -4405,7 +4354,7 @@
           <w:t xml:space="preserve"> prever picos </w:t>
         </w:r>
       </w:ins>
-      <w:ins w:id="402" w:author="nohemi fabiola serrano aguilar" w:date="2026-10-22T01:22:00Z" w16du:dateUtc="2026-10-22T00:22:00Z">
+      <w:ins w:id="399" w:author="nohemi fabiola serrano aguilar" w:date="2026-10-22T01:22:00Z" w16du:dateUtc="2026-10-22T00:22:00Z">
         <w:r>
           <w:rPr>
             <w:lang w:val="es-ES"/>
@@ -4419,7 +4368,7 @@
           <w:t xml:space="preserve"> en municipios o zonas rurales especificas.</w:t>
         </w:r>
       </w:ins>
-      <w:ins w:id="403" w:author="nohemi fabiola serrano aguilar" w:date="2026-10-22T01:17:00Z" w16du:dateUtc="2026-10-22T00:17:00Z">
+      <w:ins w:id="400" w:author="nohemi fabiola serrano aguilar" w:date="2026-10-22T01:17:00Z" w16du:dateUtc="2026-10-22T00:17:00Z">
         <w:r>
           <w:rPr>
             <w:lang w:val="es-ES"/>
@@ -4432,11 +4381,11 @@
       <w:pPr>
         <w:jc w:val="both"/>
         <w:rPr>
-          <w:ins w:id="404" w:author="nohemi fabiola serrano aguilar" w:date="2026-10-22T13:46:00Z" w16du:dateUtc="2026-10-22T12:46:00Z"/>
+          <w:ins w:id="401" w:author="nohemi fabiola serrano aguilar" w:date="2026-10-22T13:46:00Z" w16du:dateUtc="2026-10-22T12:46:00Z"/>
           <w:lang w:val="es-ES"/>
         </w:rPr>
       </w:pPr>
-      <w:ins w:id="405" w:author="nohemi fabiola serrano aguilar" w:date="2026-10-22T01:24:00Z" w16du:dateUtc="2026-10-22T00:24:00Z">
+      <w:ins w:id="402" w:author="nohemi fabiola serrano aguilar" w:date="2026-10-22T01:24:00Z" w16du:dateUtc="2026-10-22T00:24:00Z">
         <w:r>
           <w:rPr>
             <w:lang w:val="es-ES"/>
@@ -4450,7 +4399,7 @@
           <w:t xml:space="preserve"> en almacenes donde </w:t>
         </w:r>
       </w:ins>
-      <w:ins w:id="406" w:author="nohemi fabiola serrano aguilar" w:date="2026-10-22T01:25:00Z" w16du:dateUtc="2026-10-22T00:25:00Z">
+      <w:ins w:id="403" w:author="nohemi fabiola serrano aguilar" w:date="2026-10-22T01:25:00Z" w16du:dateUtc="2026-10-22T00:25:00Z">
         <w:r>
           <w:rPr>
             <w:lang w:val="es-ES"/>
@@ -4458,7 +4407,7 @@
           <w:t>no se necesitaban, al mismo tiempo se p</w:t>
         </w:r>
       </w:ins>
-      <w:ins w:id="407" w:author="nohemi fabiola serrano aguilar" w:date="2026-10-22T01:30:00Z" w16du:dateUtc="2026-10-22T00:30:00Z">
+      <w:ins w:id="404" w:author="nohemi fabiola serrano aguilar" w:date="2026-10-22T01:30:00Z" w16du:dateUtc="2026-10-22T00:30:00Z">
         <w:r>
           <w:rPr>
             <w:lang w:val="es-ES"/>
@@ -4466,7 +4415,7 @@
           <w:t>ierd</w:t>
         </w:r>
       </w:ins>
-      <w:ins w:id="408" w:author="nohemi fabiola serrano aguilar" w:date="2026-10-22T01:25:00Z" w16du:dateUtc="2026-10-22T00:25:00Z">
+      <w:ins w:id="405" w:author="nohemi fabiola serrano aguilar" w:date="2026-10-22T01:25:00Z" w16du:dateUtc="2026-10-22T00:25:00Z">
         <w:r>
           <w:rPr>
             <w:lang w:val="es-ES"/>
@@ -4480,7 +4429,7 @@
           <w:t xml:space="preserve">ventas por desabasto en zonas </w:t>
         </w:r>
       </w:ins>
-      <w:ins w:id="409" w:author="nohemi fabiola serrano aguilar" w:date="2026-10-24T01:31:00Z" w16du:dateUtc="2026-10-24T00:31:00Z">
+      <w:ins w:id="406" w:author="nohemi fabiola serrano aguilar" w:date="2026-10-24T01:31:00Z" w16du:dateUtc="2026-10-24T00:31:00Z">
         <w:r>
           <w:rPr>
             <w:lang w:val="es-ES"/>
@@ -4488,7 +4437,7 @@
           <w:t>de alta incidencia</w:t>
         </w:r>
       </w:ins>
-      <w:ins w:id="410" w:author="nohemi fabiola serrano aguilar" w:date="2026-10-22T01:25:00Z" w16du:dateUtc="2026-10-22T00:25:00Z">
+      <w:ins w:id="407" w:author="nohemi fabiola serrano aguilar" w:date="2026-10-22T01:25:00Z" w16du:dateUtc="2026-10-22T00:25:00Z">
         <w:r>
           <w:rPr>
             <w:lang w:val="es-ES"/>
@@ -4502,7 +4451,7 @@
           <w:t>tasas de mortalidad materna e infa</w:t>
         </w:r>
       </w:ins>
-      <w:ins w:id="411" w:author="nohemi fabiola serrano aguilar" w:date="2026-10-22T01:26:00Z" w16du:dateUtc="2026-10-22T00:26:00Z">
+      <w:ins w:id="408" w:author="nohemi fabiola serrano aguilar" w:date="2026-10-22T01:26:00Z" w16du:dateUtc="2026-10-22T00:26:00Z">
         <w:r>
           <w:rPr>
             <w:lang w:val="es-ES"/>
@@ -4515,7 +4464,7 @@
       <w:pPr>
         <w:jc w:val="both"/>
         <w:rPr>
-          <w:ins w:id="412" w:author="nohemi fabiola serrano aguilar" w:date="2026-10-22T09:47:00Z" w16du:dateUtc="2026-10-22T08:47:00Z"/>
+          <w:ins w:id="409" w:author="nohemi fabiola serrano aguilar" w:date="2026-10-22T09:47:00Z" w16du:dateUtc="2026-10-22T08:47:00Z"/>
           <w:lang w:val="es-ES"/>
         </w:rPr>
       </w:pPr>
@@ -4529,11 +4478,11 @@
         </w:numPr>
         <w:jc w:val="both"/>
         <w:rPr>
-          <w:ins w:id="413" w:author="nohemi fabiola serrano aguilar" w:date="2026-10-22T10:02:00Z" w16du:dateUtc="2026-10-22T09:02:00Z"/>
+          <w:ins w:id="410" w:author="nohemi fabiola serrano aguilar" w:date="2026-10-22T10:02:00Z" w16du:dateUtc="2026-10-22T09:02:00Z"/>
           <w:lang w:val="es-ES"/>
         </w:rPr>
       </w:pPr>
-      <w:ins w:id="414" w:author="nohemi fabiola serrano aguilar" w:date="2026-10-22T10:02:00Z" w16du:dateUtc="2026-10-22T09:02:00Z">
+      <w:ins w:id="411" w:author="nohemi fabiola serrano aguilar" w:date="2026-10-22T10:02:00Z" w16du:dateUtc="2026-10-22T09:02:00Z">
         <w:r>
           <w:rPr>
             <w:lang w:val="es-ES"/>
@@ -4546,7 +4495,7 @@
       <w:pPr>
         <w:jc w:val="both"/>
         <w:rPr>
-          <w:ins w:id="415" w:author="nohemi fabiola serrano aguilar" w:date="2026-10-22T10:02:00Z" w16du:dateUtc="2026-10-22T09:02:00Z"/>
+          <w:ins w:id="412" w:author="nohemi fabiola serrano aguilar" w:date="2026-10-22T10:02:00Z" w16du:dateUtc="2026-10-22T09:02:00Z"/>
           <w:lang w:val="es-ES"/>
         </w:rPr>
       </w:pPr>
@@ -4555,11 +4504,11 @@
       <w:pPr>
         <w:jc w:val="both"/>
         <w:rPr>
-          <w:ins w:id="416" w:author="nohemi fabiola serrano aguilar" w:date="2026-10-22T12:25:00Z" w16du:dateUtc="2026-10-22T11:25:00Z"/>
+          <w:ins w:id="413" w:author="nohemi fabiola serrano aguilar" w:date="2026-10-22T12:25:00Z" w16du:dateUtc="2026-10-22T11:25:00Z"/>
           <w:lang w:val="es-ES"/>
         </w:rPr>
       </w:pPr>
-      <w:ins w:id="417" w:author="nohemi fabiola serrano aguilar" w:date="2026-10-22T10:21:00Z" w16du:dateUtc="2026-10-22T09:21:00Z">
+      <w:ins w:id="414" w:author="nohemi fabiola serrano aguilar" w:date="2026-10-22T10:21:00Z" w16du:dateUtc="2026-10-22T09:21:00Z">
         <w:r>
           <w:rPr>
             <w:lang w:val="es-ES"/>
@@ -4567,7 +4516,7 @@
           <w:t xml:space="preserve">El objetivo principal es desarrollar </w:t>
         </w:r>
       </w:ins>
-      <w:ins w:id="418" w:author="nohemi fabiola serrano aguilar" w:date="2026-10-22T10:33:00Z" w16du:dateUtc="2026-10-22T09:33:00Z">
+      <w:ins w:id="415" w:author="nohemi fabiola serrano aguilar" w:date="2026-10-22T10:33:00Z" w16du:dateUtc="2026-10-22T09:33:00Z">
         <w:r>
           <w:rPr>
             <w:lang w:val="es-ES"/>
@@ -4575,7 +4524,7 @@
           <w:t>e impulsar el uso d</w:t>
         </w:r>
       </w:ins>
-      <w:ins w:id="419" w:author="nohemi fabiola serrano aguilar" w:date="2026-10-22T10:34:00Z" w16du:dateUtc="2026-10-22T09:34:00Z">
+      <w:ins w:id="416" w:author="nohemi fabiola serrano aguilar" w:date="2026-10-22T10:34:00Z" w16du:dateUtc="2026-10-22T09:34:00Z">
         <w:r>
           <w:rPr>
             <w:lang w:val="es-ES"/>
@@ -4583,7 +4532,7 @@
           <w:t>e metologias de rotacion automatizada</w:t>
         </w:r>
       </w:ins>
-      <w:ins w:id="420" w:author="nohemi fabiola serrano aguilar" w:date="2026-10-22T12:44:00Z" w16du:dateUtc="2026-10-22T11:44:00Z">
+      <w:ins w:id="417" w:author="nohemi fabiola serrano aguilar" w:date="2026-10-22T12:44:00Z" w16du:dateUtc="2026-10-22T11:44:00Z">
         <w:r>
           <w:rPr>
             <w:lang w:val="es-ES"/>
@@ -4591,7 +4540,7 @@
           <w:t>s</w:t>
         </w:r>
       </w:ins>
-      <w:ins w:id="421" w:author="nohemi fabiola serrano aguilar" w:date="2026-10-22T11:35:00Z" w16du:dateUtc="2026-10-22T10:35:00Z">
+      <w:ins w:id="418" w:author="nohemi fabiola serrano aguilar" w:date="2026-10-22T11:35:00Z" w16du:dateUtc="2026-10-22T10:35:00Z">
         <w:r>
           <w:rPr>
             <w:lang w:val="es-ES"/>
@@ -4599,7 +4548,7 @@
           <w:t xml:space="preserve">, </w:t>
         </w:r>
       </w:ins>
-      <w:ins w:id="422" w:author="nohemi fabiola serrano aguilar" w:date="2026-10-22T10:38:00Z" w16du:dateUtc="2026-10-22T09:38:00Z">
+      <w:ins w:id="419" w:author="nohemi fabiola serrano aguilar" w:date="2026-10-22T10:38:00Z" w16du:dateUtc="2026-10-22T09:38:00Z">
         <w:r>
           <w:rPr>
             <w:lang w:val="es-ES"/>
@@ -4607,7 +4556,7 @@
           <w:t xml:space="preserve">que </w:t>
         </w:r>
       </w:ins>
-      <w:ins w:id="423" w:author="nohemi fabiola serrano aguilar" w:date="2026-10-24T00:23:00Z" w16du:dateUtc="2026-10-23T23:23:00Z">
+      <w:ins w:id="420" w:author="nohemi fabiola serrano aguilar" w:date="2026-10-24T00:23:00Z" w16du:dateUtc="2026-10-23T23:23:00Z">
         <w:r>
           <w:rPr>
             <w:lang w:val="es-ES"/>
@@ -4615,7 +4564,7 @@
           <w:t>modelen las tendencias de</w:t>
         </w:r>
       </w:ins>
-      <w:ins w:id="424" w:author="nohemi fabiola serrano aguilar" w:date="2026-10-22T10:45:00Z" w16du:dateUtc="2026-10-22T09:45:00Z">
+      <w:ins w:id="421" w:author="nohemi fabiola serrano aguilar" w:date="2026-10-22T10:45:00Z" w16du:dateUtc="2026-10-22T09:45:00Z">
         <w:r>
           <w:rPr>
             <w:lang w:val="es-ES"/>
@@ -4623,7 +4572,7 @@
           <w:t xml:space="preserve"> demanda</w:t>
         </w:r>
       </w:ins>
-      <w:ins w:id="425" w:author="nohemi fabiola serrano aguilar" w:date="2026-10-24T00:23:00Z" w16du:dateUtc="2026-10-23T23:23:00Z">
+      <w:ins w:id="422" w:author="nohemi fabiola serrano aguilar" w:date="2026-10-24T00:23:00Z" w16du:dateUtc="2026-10-23T23:23:00Z">
         <w:r>
           <w:rPr>
             <w:lang w:val="es-ES"/>
@@ -4631,7 +4580,7 @@
           <w:t xml:space="preserve"> obstetrica</w:t>
         </w:r>
       </w:ins>
-      <w:ins w:id="426" w:author="nohemi fabiola serrano aguilar" w:date="2026-10-22T10:45:00Z" w16du:dateUtc="2026-10-22T09:45:00Z">
+      <w:ins w:id="423" w:author="nohemi fabiola serrano aguilar" w:date="2026-10-22T10:45:00Z" w16du:dateUtc="2026-10-22T09:45:00Z">
         <w:r>
           <w:rPr>
             <w:lang w:val="es-ES"/>
@@ -4639,7 +4588,7 @@
           <w:t xml:space="preserve"> regional </w:t>
         </w:r>
       </w:ins>
-      <w:ins w:id="427" w:author="nohemi fabiola serrano aguilar" w:date="2026-10-24T00:23:00Z" w16du:dateUtc="2026-10-23T23:23:00Z">
+      <w:ins w:id="424" w:author="nohemi fabiola serrano aguilar" w:date="2026-10-24T00:23:00Z" w16du:dateUtc="2026-10-23T23:23:00Z">
         <w:r>
           <w:rPr>
             <w:lang w:val="es-ES"/>
@@ -4647,7 +4596,7 @@
           <w:t xml:space="preserve">a traves de las entidades federativas Mexicanas </w:t>
         </w:r>
       </w:ins>
-      <w:ins w:id="428" w:author="nohemi fabiola serrano aguilar" w:date="2026-10-24T00:24:00Z" w16du:dateUtc="2026-10-23T23:24:00Z">
+      <w:ins w:id="425" w:author="nohemi fabiola serrano aguilar" w:date="2026-10-24T00:24:00Z" w16du:dateUtc="2026-10-23T23:24:00Z">
         <w:r>
           <w:rPr>
             <w:lang w:val="es-ES"/>
@@ -4660,7 +4609,7 @@
       <w:pPr>
         <w:jc w:val="both"/>
         <w:rPr>
-          <w:ins w:id="429" w:author="nohemi fabiola serrano aguilar" w:date="2026-10-22T12:25:00Z" w16du:dateUtc="2026-10-22T11:25:00Z"/>
+          <w:ins w:id="426" w:author="nohemi fabiola serrano aguilar" w:date="2026-10-22T12:25:00Z" w16du:dateUtc="2026-10-22T11:25:00Z"/>
           <w:lang w:val="es-ES"/>
         </w:rPr>
       </w:pPr>
@@ -4669,11 +4618,11 @@
       <w:pPr>
         <w:jc w:val="both"/>
         <w:rPr>
-          <w:ins w:id="430" w:author="nohemi fabiola serrano aguilar" w:date="2026-10-22T12:28:00Z" w16du:dateUtc="2026-10-22T11:28:00Z"/>
+          <w:ins w:id="427" w:author="nohemi fabiola serrano aguilar" w:date="2026-10-22T12:28:00Z" w16du:dateUtc="2026-10-22T11:28:00Z"/>
           <w:lang w:val="es-ES"/>
         </w:rPr>
       </w:pPr>
-      <w:ins w:id="431" w:author="nohemi fabiola serrano aguilar" w:date="2026-10-22T12:25:00Z" w16du:dateUtc="2026-10-22T11:25:00Z">
+      <w:ins w:id="428" w:author="nohemi fabiola serrano aguilar" w:date="2026-10-22T12:25:00Z" w16du:dateUtc="2026-10-22T11:25:00Z">
         <w:r>
           <w:rPr>
             <w:lang w:val="es-ES"/>
@@ -4682,31 +4631,31 @@
           <w:t>Objetivo 1. Reduccion de mermas por Caducidad</w:t>
         </w:r>
       </w:ins>
+      <w:ins w:id="429" w:author="nohemi fabiola serrano aguilar" w:date="2026-10-22T12:43:00Z" w16du:dateUtc="2026-10-22T11:43:00Z">
+        <w:r>
+          <w:rPr>
+            <w:lang w:val="es-ES"/>
+          </w:rPr>
+          <w:t xml:space="preserve"> sustituyendo</w:t>
+        </w:r>
+      </w:ins>
+      <w:ins w:id="430" w:author="nohemi fabiola serrano aguilar" w:date="2026-10-22T12:26:00Z" w16du:dateUtc="2026-10-22T11:26:00Z">
+        <w:r>
+          <w:rPr>
+            <w:lang w:val="es-ES"/>
+          </w:rPr>
+          <w:t xml:space="preserve"> el reabastecimiento inercial por un modelo de accion basado</w:t>
+        </w:r>
+      </w:ins>
+      <w:ins w:id="431" w:author="nohemi fabiola serrano aguilar" w:date="2026-10-22T12:27:00Z" w16du:dateUtc="2026-10-22T11:27:00Z">
+        <w:r>
+          <w:rPr>
+            <w:lang w:val="es-ES"/>
+          </w:rPr>
+          <w:t xml:space="preserve"> en el riesgo epidemiologico </w:t>
+        </w:r>
+      </w:ins>
       <w:ins w:id="432" w:author="nohemi fabiola serrano aguilar" w:date="2026-10-22T12:43:00Z" w16du:dateUtc="2026-10-22T11:43:00Z">
-        <w:r>
-          <w:rPr>
-            <w:lang w:val="es-ES"/>
-          </w:rPr>
-          <w:t xml:space="preserve"> sustituyendo</w:t>
-        </w:r>
-      </w:ins>
-      <w:ins w:id="433" w:author="nohemi fabiola serrano aguilar" w:date="2026-10-22T12:26:00Z" w16du:dateUtc="2026-10-22T11:26:00Z">
-        <w:r>
-          <w:rPr>
-            <w:lang w:val="es-ES"/>
-          </w:rPr>
-          <w:t xml:space="preserve"> el reabastecimiento inercial por un modelo de accion basado</w:t>
-        </w:r>
-      </w:ins>
-      <w:ins w:id="434" w:author="nohemi fabiola serrano aguilar" w:date="2026-10-22T12:27:00Z" w16du:dateUtc="2026-10-22T11:27:00Z">
-        <w:r>
-          <w:rPr>
-            <w:lang w:val="es-ES"/>
-          </w:rPr>
-          <w:t xml:space="preserve"> en el riesgo epidemiologico </w:t>
-        </w:r>
-      </w:ins>
-      <w:ins w:id="435" w:author="nohemi fabiola serrano aguilar" w:date="2026-10-22T12:43:00Z" w16du:dateUtc="2026-10-22T11:43:00Z">
         <w:r>
           <w:rPr>
             <w:lang w:val="es-ES"/>
@@ -4719,11 +4668,11 @@
       <w:pPr>
         <w:jc w:val="both"/>
         <w:rPr>
-          <w:ins w:id="436" w:author="nohemi fabiola serrano aguilar" w:date="2026-10-22T12:30:00Z" w16du:dateUtc="2026-10-22T11:30:00Z"/>
+          <w:ins w:id="433" w:author="nohemi fabiola serrano aguilar" w:date="2026-10-22T12:30:00Z" w16du:dateUtc="2026-10-22T11:30:00Z"/>
           <w:lang w:val="es-ES"/>
         </w:rPr>
       </w:pPr>
-      <w:ins w:id="437" w:author="nohemi fabiola serrano aguilar" w:date="2026-10-22T12:28:00Z" w16du:dateUtc="2026-10-22T11:28:00Z">
+      <w:ins w:id="434" w:author="nohemi fabiola serrano aguilar" w:date="2026-10-22T12:28:00Z" w16du:dateUtc="2026-10-22T11:28:00Z">
         <w:r>
           <w:rPr>
             <w:lang w:val="es-ES"/>
@@ -4731,7 +4680,7 @@
           <w:t xml:space="preserve">Objetivo 2. </w:t>
         </w:r>
       </w:ins>
-      <w:ins w:id="438" w:author="nohemi fabiola serrano aguilar" w:date="2026-10-22T12:29:00Z" w16du:dateUtc="2026-10-22T11:29:00Z">
+      <w:ins w:id="435" w:author="nohemi fabiola serrano aguilar" w:date="2026-10-22T12:29:00Z" w16du:dateUtc="2026-10-22T11:29:00Z">
         <w:r>
           <w:rPr>
             <w:lang w:val="es-ES"/>
@@ -4739,7 +4688,7 @@
           <w:t>Optimizacion de costos de servicio</w:t>
         </w:r>
       </w:ins>
-      <w:ins w:id="439" w:author="nohemi fabiola serrano aguilar" w:date="2026-10-22T12:45:00Z" w16du:dateUtc="2026-10-22T11:45:00Z">
+      <w:ins w:id="436" w:author="nohemi fabiola serrano aguilar" w:date="2026-10-22T12:45:00Z" w16du:dateUtc="2026-10-22T11:45:00Z">
         <w:r>
           <w:rPr>
             <w:lang w:val="es-ES"/>
@@ -4747,39 +4696,39 @@
           <w:t xml:space="preserve"> co</w:t>
         </w:r>
       </w:ins>
+      <w:ins w:id="437" w:author="nohemi fabiola serrano aguilar" w:date="2026-10-22T12:46:00Z" w16du:dateUtc="2026-10-22T11:46:00Z">
+        <w:r>
+          <w:rPr>
+            <w:lang w:val="es-ES"/>
+          </w:rPr>
+          <w:t>n</w:t>
+        </w:r>
+      </w:ins>
+      <w:ins w:id="438" w:author="nohemi fabiola serrano aguilar" w:date="2026-10-22T12:45:00Z" w16du:dateUtc="2026-10-22T11:45:00Z">
+        <w:r>
+          <w:rPr>
+            <w:lang w:val="es-ES"/>
+          </w:rPr>
+          <w:t>solidando</w:t>
+        </w:r>
+      </w:ins>
+      <w:ins w:id="439" w:author="nohemi fabiola serrano aguilar" w:date="2026-10-22T12:29:00Z" w16du:dateUtc="2026-10-22T11:29:00Z">
+        <w:r>
+          <w:rPr>
+            <w:lang w:val="es-ES"/>
+          </w:rPr>
+          <w:t xml:space="preserve"> </w:t>
+        </w:r>
+      </w:ins>
       <w:ins w:id="440" w:author="nohemi fabiola serrano aguilar" w:date="2026-10-22T12:46:00Z" w16du:dateUtc="2026-10-22T11:46:00Z">
         <w:r>
           <w:rPr>
             <w:lang w:val="es-ES"/>
           </w:rPr>
-          <w:t>n</w:t>
-        </w:r>
-      </w:ins>
-      <w:ins w:id="441" w:author="nohemi fabiola serrano aguilar" w:date="2026-10-22T12:45:00Z" w16du:dateUtc="2026-10-22T11:45:00Z">
-        <w:r>
-          <w:rPr>
-            <w:lang w:val="es-ES"/>
-          </w:rPr>
-          <w:t>solidando</w:t>
-        </w:r>
-      </w:ins>
-      <w:ins w:id="442" w:author="nohemi fabiola serrano aguilar" w:date="2026-10-22T12:29:00Z" w16du:dateUtc="2026-10-22T11:29:00Z">
-        <w:r>
-          <w:rPr>
-            <w:lang w:val="es-ES"/>
-          </w:rPr>
-          <w:t xml:space="preserve"> </w:t>
-        </w:r>
-      </w:ins>
-      <w:ins w:id="443" w:author="nohemi fabiola serrano aguilar" w:date="2026-10-22T12:46:00Z" w16du:dateUtc="2026-10-22T11:46:00Z">
-        <w:r>
-          <w:rPr>
-            <w:lang w:val="es-ES"/>
-          </w:rPr>
           <w:t>el abasto</w:t>
         </w:r>
       </w:ins>
-      <w:ins w:id="444" w:author="nohemi fabiola serrano aguilar" w:date="2026-10-22T12:29:00Z" w16du:dateUtc="2026-10-22T11:29:00Z">
+      <w:ins w:id="441" w:author="nohemi fabiola serrano aguilar" w:date="2026-10-22T12:29:00Z" w16du:dateUtc="2026-10-22T11:29:00Z">
         <w:r>
           <w:rPr>
             <w:lang w:val="es-ES"/>
@@ -4787,7 +4736,7 @@
           <w:t xml:space="preserve"> en los centros de Distribucion (CEDIS) </w:t>
         </w:r>
       </w:ins>
-      <w:ins w:id="445" w:author="nohemi fabiola serrano aguilar" w:date="2026-10-22T12:30:00Z" w16du:dateUtc="2026-10-22T11:30:00Z">
+      <w:ins w:id="442" w:author="nohemi fabiola serrano aguilar" w:date="2026-10-22T12:30:00Z" w16du:dateUtc="2026-10-22T11:30:00Z">
         <w:r>
           <w:rPr>
             <w:lang w:val="es-ES"/>
@@ -4800,7 +4749,7 @@
       <w:pPr>
         <w:jc w:val="both"/>
         <w:rPr>
-          <w:ins w:id="446" w:author="nohemi fabiola serrano aguilar" w:date="2026-10-22T12:30:00Z" w16du:dateUtc="2026-10-22T11:30:00Z"/>
+          <w:ins w:id="443" w:author="nohemi fabiola serrano aguilar" w:date="2026-10-22T12:30:00Z" w16du:dateUtc="2026-10-22T11:30:00Z"/>
           <w:lang w:val="es-ES"/>
         </w:rPr>
       </w:pPr>
@@ -4809,11 +4758,11 @@
       <w:pPr>
         <w:jc w:val="both"/>
         <w:rPr>
-          <w:ins w:id="447" w:author="nohemi fabiola serrano aguilar" w:date="2026-10-22T12:34:00Z" w16du:dateUtc="2026-10-22T11:34:00Z"/>
+          <w:ins w:id="444" w:author="nohemi fabiola serrano aguilar" w:date="2026-10-22T12:34:00Z" w16du:dateUtc="2026-10-22T11:34:00Z"/>
           <w:lang w:val="es-ES"/>
         </w:rPr>
       </w:pPr>
-      <w:ins w:id="448" w:author="nohemi fabiola serrano aguilar" w:date="2026-10-22T12:30:00Z" w16du:dateUtc="2026-10-22T11:30:00Z">
+      <w:ins w:id="445" w:author="nohemi fabiola serrano aguilar" w:date="2026-10-22T12:30:00Z" w16du:dateUtc="2026-10-22T11:30:00Z">
         <w:r>
           <w:rPr>
             <w:lang w:val="es-ES"/>
@@ -4821,7 +4770,7 @@
           <w:t xml:space="preserve">Objetivo 3. </w:t>
         </w:r>
       </w:ins>
-      <w:ins w:id="449" w:author="nohemi fabiola serrano aguilar" w:date="2026-10-22T12:31:00Z" w16du:dateUtc="2026-10-22T11:31:00Z">
+      <w:ins w:id="446" w:author="nohemi fabiola serrano aguilar" w:date="2026-10-22T12:31:00Z" w16du:dateUtc="2026-10-22T11:31:00Z">
         <w:r>
           <w:rPr>
             <w:lang w:val="es-ES"/>
@@ -4829,39 +4778,39 @@
           <w:t>Incremento en el nivel de Servicio y Cumplimiento de Contratos</w:t>
         </w:r>
       </w:ins>
+      <w:ins w:id="447" w:author="nohemi fabiola serrano aguilar" w:date="2026-10-22T12:47:00Z" w16du:dateUtc="2026-10-22T11:47:00Z">
+        <w:r>
+          <w:rPr>
+            <w:lang w:val="es-ES"/>
+          </w:rPr>
+          <w:t xml:space="preserve"> asegurando </w:t>
+        </w:r>
+      </w:ins>
+      <w:ins w:id="448" w:author="nohemi fabiola serrano aguilar" w:date="2026-10-22T12:31:00Z" w16du:dateUtc="2026-10-22T11:31:00Z">
+        <w:r>
+          <w:rPr>
+            <w:lang w:val="es-ES"/>
+          </w:rPr>
+          <w:t>que el opera</w:t>
+        </w:r>
+      </w:ins>
+      <w:ins w:id="449" w:author="nohemi fabiola serrano aguilar" w:date="2026-10-22T12:32:00Z" w16du:dateUtc="2026-10-22T11:32:00Z">
+        <w:r>
+          <w:rPr>
+            <w:lang w:val="es-ES"/>
+          </w:rPr>
+          <w:t xml:space="preserve">dor logistico </w:t>
+        </w:r>
+      </w:ins>
       <w:ins w:id="450" w:author="nohemi fabiola serrano aguilar" w:date="2026-10-22T12:47:00Z" w16du:dateUtc="2026-10-22T11:47:00Z">
         <w:r>
           <w:rPr>
             <w:lang w:val="es-ES"/>
           </w:rPr>
-          <w:t xml:space="preserve"> asegurando </w:t>
-        </w:r>
-      </w:ins>
-      <w:ins w:id="451" w:author="nohemi fabiola serrano aguilar" w:date="2026-10-22T12:31:00Z" w16du:dateUtc="2026-10-22T11:31:00Z">
-        <w:r>
-          <w:rPr>
-            <w:lang w:val="es-ES"/>
-          </w:rPr>
-          <w:t>que el opera</w:t>
-        </w:r>
-      </w:ins>
-      <w:ins w:id="452" w:author="nohemi fabiola serrano aguilar" w:date="2026-10-22T12:32:00Z" w16du:dateUtc="2026-10-22T11:32:00Z">
-        <w:r>
-          <w:rPr>
-            <w:lang w:val="es-ES"/>
-          </w:rPr>
-          <w:t xml:space="preserve">dor logistico </w:t>
-        </w:r>
-      </w:ins>
-      <w:ins w:id="453" w:author="nohemi fabiola serrano aguilar" w:date="2026-10-22T12:47:00Z" w16du:dateUtc="2026-10-22T11:47:00Z">
-        <w:r>
-          <w:rPr>
-            <w:lang w:val="es-ES"/>
-          </w:rPr>
           <w:t>c</w:t>
         </w:r>
       </w:ins>
-      <w:ins w:id="454" w:author="nohemi fabiola serrano aguilar" w:date="2026-10-22T12:32:00Z" w16du:dateUtc="2026-10-22T11:32:00Z">
+      <w:ins w:id="451" w:author="nohemi fabiola serrano aguilar" w:date="2026-10-22T12:32:00Z" w16du:dateUtc="2026-10-22T11:32:00Z">
         <w:r>
           <w:rPr>
             <w:lang w:val="es-ES"/>
@@ -4869,7 +4818,7 @@
           <w:t>umpla de forma estricta con las entregas a las instituciones de salud</w:t>
         </w:r>
       </w:ins>
-      <w:ins w:id="455" w:author="nohemi fabiola serrano aguilar" w:date="2026-10-22T12:33:00Z" w16du:dateUtc="2026-10-22T11:33:00Z">
+      <w:ins w:id="452" w:author="nohemi fabiola serrano aguilar" w:date="2026-10-22T12:33:00Z" w16du:dateUtc="2026-10-22T11:33:00Z">
         <w:r>
           <w:rPr>
             <w:lang w:val="es-ES"/>
@@ -4877,7 +4826,7 @@
           <w:t xml:space="preserve"> </w:t>
         </w:r>
       </w:ins>
-      <w:ins w:id="456" w:author="nohemi fabiola serrano aguilar" w:date="2026-10-22T12:34:00Z" w16du:dateUtc="2026-10-22T11:34:00Z">
+      <w:ins w:id="453" w:author="nohemi fabiola serrano aguilar" w:date="2026-10-22T12:34:00Z" w16du:dateUtc="2026-10-22T11:34:00Z">
         <w:r>
           <w:rPr>
             <w:lang w:val="es-ES"/>
@@ -4890,7 +4839,7 @@
       <w:pPr>
         <w:jc w:val="both"/>
         <w:rPr>
-          <w:ins w:id="457" w:author="nohemi fabiola serrano aguilar" w:date="2026-10-22T12:34:00Z" w16du:dateUtc="2026-10-22T11:34:00Z"/>
+          <w:ins w:id="454" w:author="nohemi fabiola serrano aguilar" w:date="2026-10-22T12:34:00Z" w16du:dateUtc="2026-10-22T11:34:00Z"/>
           <w:lang w:val="es-ES"/>
         </w:rPr>
       </w:pPr>
@@ -4899,11 +4848,11 @@
       <w:pPr>
         <w:jc w:val="both"/>
         <w:rPr>
-          <w:ins w:id="458" w:author="nohemi fabiola serrano aguilar" w:date="2026-10-22T12:37:00Z" w16du:dateUtc="2026-10-22T11:37:00Z"/>
+          <w:ins w:id="455" w:author="nohemi fabiola serrano aguilar" w:date="2026-10-22T12:37:00Z" w16du:dateUtc="2026-10-22T11:37:00Z"/>
           <w:lang w:val="es-ES"/>
         </w:rPr>
       </w:pPr>
-      <w:ins w:id="459" w:author="nohemi fabiola serrano aguilar" w:date="2026-10-22T12:34:00Z" w16du:dateUtc="2026-10-22T11:34:00Z">
+      <w:ins w:id="456" w:author="nohemi fabiola serrano aguilar" w:date="2026-10-22T12:34:00Z" w16du:dateUtc="2026-10-22T11:34:00Z">
         <w:r>
           <w:rPr>
             <w:lang w:val="es-ES"/>
@@ -4911,7 +4860,7 @@
           <w:t xml:space="preserve">Objetivo 4. </w:t>
         </w:r>
       </w:ins>
-      <w:ins w:id="460" w:author="nohemi fabiola serrano aguilar" w:date="2026-10-22T12:35:00Z" w16du:dateUtc="2026-10-22T11:35:00Z">
+      <w:ins w:id="457" w:author="nohemi fabiola serrano aguilar" w:date="2026-10-22T12:35:00Z" w16du:dateUtc="2026-10-22T11:35:00Z">
         <w:r>
           <w:rPr>
             <w:lang w:val="es-ES"/>
@@ -4919,7 +4868,7 @@
           <w:t>Maximizacion de la rotacion de Inventario de Alta Especialidad. Mejorar el desplazamiento de inventarios perecederos</w:t>
         </w:r>
       </w:ins>
-      <w:ins w:id="461" w:author="nohemi fabiola serrano aguilar" w:date="2026-10-22T12:36:00Z" w16du:dateUtc="2026-10-22T11:36:00Z">
+      <w:ins w:id="458" w:author="nohemi fabiola serrano aguilar" w:date="2026-10-22T12:36:00Z" w16du:dateUtc="2026-10-22T11:36:00Z">
         <w:r>
           <w:rPr>
             <w:lang w:val="es-ES"/>
@@ -4927,7 +4876,7 @@
           <w:t xml:space="preserve"> reduciendo la permanencia en almacenes, liberando flujos de efectivo y asegurando que el producto llegue al paciente </w:t>
         </w:r>
       </w:ins>
-      <w:ins w:id="462" w:author="nohemi fabiola serrano aguilar" w:date="2026-10-22T12:37:00Z" w16du:dateUtc="2026-10-22T11:37:00Z">
+      <w:ins w:id="459" w:author="nohemi fabiola serrano aguilar" w:date="2026-10-22T12:37:00Z" w16du:dateUtc="2026-10-22T11:37:00Z">
         <w:r>
           <w:rPr>
             <w:lang w:val="es-ES"/>
@@ -4940,7 +4889,7 @@
       <w:pPr>
         <w:jc w:val="both"/>
         <w:rPr>
-          <w:ins w:id="463" w:author="nohemi fabiola serrano aguilar" w:date="2026-10-22T12:37:00Z" w16du:dateUtc="2026-10-22T11:37:00Z"/>
+          <w:ins w:id="460" w:author="nohemi fabiola serrano aguilar" w:date="2026-10-22T12:37:00Z" w16du:dateUtc="2026-10-22T11:37:00Z"/>
           <w:lang w:val="es-ES"/>
         </w:rPr>
       </w:pPr>
@@ -4954,16 +4903,16 @@
         </w:numPr>
         <w:jc w:val="both"/>
         <w:rPr>
-          <w:ins w:id="464" w:author="nohemi fabiola serrano aguilar" w:date="2026-10-22T12:38:00Z" w16du:dateUtc="2026-10-22T11:38:00Z"/>
+          <w:ins w:id="461" w:author="nohemi fabiola serrano aguilar" w:date="2026-10-22T12:38:00Z" w16du:dateUtc="2026-10-22T11:38:00Z"/>
           <w:lang w:val="es-ES"/>
         </w:rPr>
-        <w:pPrChange w:id="465" w:author="nohemi fabiola serrano aguilar" w:date="2026-10-22T12:56:00Z" w16du:dateUtc="2026-10-22T11:56:00Z">
+        <w:pPrChange w:id="462" w:author="nohemi fabiola serrano aguilar" w:date="2026-10-22T12:56:00Z" w16du:dateUtc="2026-10-22T11:56:00Z">
           <w:pPr>
             <w:jc w:val="both"/>
           </w:pPr>
         </w:pPrChange>
       </w:pPr>
-      <w:ins w:id="466" w:author="nohemi fabiola serrano aguilar" w:date="2026-10-22T12:38:00Z" w16du:dateUtc="2026-10-22T11:38:00Z">
+      <w:ins w:id="463" w:author="nohemi fabiola serrano aguilar" w:date="2026-10-22T12:38:00Z" w16du:dateUtc="2026-10-22T11:38:00Z">
         <w:r>
           <w:rPr>
             <w:lang w:val="es-ES"/>
@@ -4976,7 +4925,7 @@
       <w:pPr>
         <w:jc w:val="both"/>
         <w:rPr>
-          <w:ins w:id="467" w:author="nohemi fabiola serrano aguilar" w:date="2026-10-22T12:38:00Z" w16du:dateUtc="2026-10-22T11:38:00Z"/>
+          <w:ins w:id="464" w:author="nohemi fabiola serrano aguilar" w:date="2026-10-22T12:38:00Z" w16du:dateUtc="2026-10-22T11:38:00Z"/>
           <w:lang w:val="es-ES"/>
         </w:rPr>
       </w:pPr>
@@ -4985,28 +4934,28 @@
       <w:pPr>
         <w:jc w:val="both"/>
         <w:rPr>
-          <w:ins w:id="468" w:author="nohemi fabiola serrano aguilar" w:date="2026-10-22T12:25:00Z" w16du:dateUtc="2026-10-22T11:25:00Z"/>
+          <w:ins w:id="465" w:author="nohemi fabiola serrano aguilar" w:date="2026-10-22T12:25:00Z" w16du:dateUtc="2026-10-22T11:25:00Z"/>
           <w:lang w:val="es-MX"/>
-          <w:rPrChange w:id="469" w:author="nohemi fabiola serrano aguilar" w:date="2026-10-22T12:51:00Z" w16du:dateUtc="2026-10-22T11:51:00Z">
+          <w:rPrChange w:id="466" w:author="nohemi fabiola serrano aguilar" w:date="2026-10-22T12:51:00Z" w16du:dateUtc="2026-10-22T11:51:00Z">
             <w:rPr>
-              <w:ins w:id="470" w:author="nohemi fabiola serrano aguilar" w:date="2026-10-22T12:25:00Z" w16du:dateUtc="2026-10-22T11:25:00Z"/>
+              <w:ins w:id="467" w:author="nohemi fabiola serrano aguilar" w:date="2026-10-22T12:25:00Z" w16du:dateUtc="2026-10-22T11:25:00Z"/>
               <w:lang w:val="es-ES"/>
             </w:rPr>
           </w:rPrChange>
         </w:rPr>
       </w:pPr>
-      <w:ins w:id="471" w:author="nohemi fabiola serrano aguilar" w:date="2026-10-22T12:38:00Z" w16du:dateUtc="2026-10-22T11:38:00Z">
+      <w:ins w:id="468" w:author="nohemi fabiola serrano aguilar" w:date="2026-10-22T12:38:00Z" w16du:dateUtc="2026-10-22T11:38:00Z">
         <w:r>
           <w:rPr>
             <w:lang w:val="es-MX"/>
-            <w:rPrChange w:id="472" w:author="nohemi fabiola serrano aguilar" w:date="2026-10-22T12:51:00Z" w16du:dateUtc="2026-10-22T11:51:00Z">
+            <w:rPrChange w:id="469" w:author="nohemi fabiola serrano aguilar" w:date="2026-10-22T12:51:00Z" w16du:dateUtc="2026-10-22T11:51:00Z">
               <w:rPr/>
             </w:rPrChange>
           </w:rPr>
           <w:t xml:space="preserve">H₁: </w:t>
         </w:r>
       </w:ins>
-      <w:ins w:id="473" w:author="nohemi fabiola serrano aguilar" w:date="2026-10-22T12:59:00Z" w16du:dateUtc="2026-10-22T11:59:00Z">
+      <w:ins w:id="470" w:author="nohemi fabiola serrano aguilar" w:date="2026-10-22T12:59:00Z" w16du:dateUtc="2026-10-22T11:59:00Z">
         <w:r>
           <w:rPr>
             <w:lang w:val="es-MX"/>
@@ -5014,7 +4963,7 @@
           <w:t>L</w:t>
         </w:r>
       </w:ins>
-      <w:ins w:id="474" w:author="nohemi fabiola serrano aguilar" w:date="2026-10-24T00:27:00Z" w16du:dateUtc="2026-10-23T23:27:00Z">
+      <w:ins w:id="471" w:author="nohemi fabiola serrano aguilar" w:date="2026-10-24T00:27:00Z" w16du:dateUtc="2026-10-23T23:27:00Z">
         <w:r>
           <w:rPr>
             <w:lang w:val="es-MX"/>
@@ -5022,7 +4971,7 @@
           <w:t xml:space="preserve">as caracteristicas socio-demograficas locales y las tendencias cronologicas estacionales </w:t>
         </w:r>
       </w:ins>
-      <w:ins w:id="475" w:author="nohemi fabiola serrano aguilar" w:date="2026-10-22T12:59:00Z" w16du:dateUtc="2026-10-22T11:59:00Z">
+      <w:ins w:id="472" w:author="nohemi fabiola serrano aguilar" w:date="2026-10-22T12:59:00Z" w16du:dateUtc="2026-10-22T11:59:00Z">
         <w:r>
           <w:rPr>
             <w:lang w:val="es-MX"/>
@@ -5030,7 +4979,7 @@
           <w:t>actuan como variables predi</w:t>
         </w:r>
       </w:ins>
-      <w:ins w:id="476" w:author="nohemi fabiola serrano aguilar" w:date="2026-10-22T13:00:00Z" w16du:dateUtc="2026-10-22T12:00:00Z">
+      <w:ins w:id="473" w:author="nohemi fabiola serrano aguilar" w:date="2026-10-22T13:00:00Z" w16du:dateUtc="2026-10-22T12:00:00Z">
         <w:r>
           <w:rPr>
             <w:lang w:val="es-MX"/>
@@ -5038,7 +4987,7 @@
           <w:t xml:space="preserve">ctoras para proyectar la demanda de insumos obstetricos </w:t>
         </w:r>
       </w:ins>
-      <w:ins w:id="477" w:author="nohemi fabiola serrano aguilar" w:date="2026-10-22T13:04:00Z" w16du:dateUtc="2026-10-22T12:04:00Z">
+      <w:ins w:id="474" w:author="nohemi fabiola serrano aguilar" w:date="2026-10-22T13:04:00Z" w16du:dateUtc="2026-10-22T12:04:00Z">
         <w:r>
           <w:rPr>
             <w:lang w:val="es-MX"/>
@@ -5046,7 +4995,7 @@
           <w:t>en</w:t>
         </w:r>
       </w:ins>
-      <w:ins w:id="478" w:author="nohemi fabiola serrano aguilar" w:date="2026-10-22T13:00:00Z" w16du:dateUtc="2026-10-22T12:00:00Z">
+      <w:ins w:id="475" w:author="nohemi fabiola serrano aguilar" w:date="2026-10-22T13:00:00Z" w16du:dateUtc="2026-10-22T12:00:00Z">
         <w:r>
           <w:rPr>
             <w:lang w:val="es-MX"/>
@@ -5054,7 +5003,7 @@
           <w:t xml:space="preserve"> nodo</w:t>
         </w:r>
       </w:ins>
-      <w:ins w:id="479" w:author="nohemi fabiola serrano aguilar" w:date="2026-10-22T13:04:00Z" w16du:dateUtc="2026-10-22T12:04:00Z">
+      <w:ins w:id="476" w:author="nohemi fabiola serrano aguilar" w:date="2026-10-22T13:04:00Z" w16du:dateUtc="2026-10-22T12:04:00Z">
         <w:r>
           <w:rPr>
             <w:lang w:val="es-MX"/>
@@ -5062,7 +5011,7 @@
           <w:t>s</w:t>
         </w:r>
       </w:ins>
-      <w:ins w:id="480" w:author="nohemi fabiola serrano aguilar" w:date="2026-10-22T13:00:00Z" w16du:dateUtc="2026-10-22T12:00:00Z">
+      <w:ins w:id="477" w:author="nohemi fabiola serrano aguilar" w:date="2026-10-22T13:00:00Z" w16du:dateUtc="2026-10-22T12:00:00Z">
         <w:r>
           <w:rPr>
             <w:lang w:val="es-MX"/>
@@ -5070,7 +5019,7 @@
           <w:t xml:space="preserve"> logistico</w:t>
         </w:r>
       </w:ins>
-      <w:ins w:id="481" w:author="nohemi fabiola serrano aguilar" w:date="2026-10-22T13:04:00Z" w16du:dateUtc="2026-10-22T12:04:00Z">
+      <w:ins w:id="478" w:author="nohemi fabiola serrano aguilar" w:date="2026-10-22T13:04:00Z" w16du:dateUtc="2026-10-22T12:04:00Z">
         <w:r>
           <w:rPr>
             <w:lang w:val="es-MX"/>
@@ -5078,7 +5027,7 @@
           <w:t>s.</w:t>
         </w:r>
       </w:ins>
-      <w:ins w:id="482" w:author="nohemi fabiola serrano aguilar" w:date="2026-10-22T13:00:00Z" w16du:dateUtc="2026-10-22T12:00:00Z">
+      <w:ins w:id="479" w:author="nohemi fabiola serrano aguilar" w:date="2026-10-22T13:00:00Z" w16du:dateUtc="2026-10-22T12:00:00Z">
         <w:r>
           <w:rPr>
             <w:lang w:val="es-MX"/>
@@ -5091,7 +5040,7 @@
       <w:pPr>
         <w:jc w:val="both"/>
         <w:rPr>
-          <w:ins w:id="483" w:author="nohemi fabiola serrano aguilar" w:date="2026-10-22T12:25:00Z" w16du:dateUtc="2026-10-22T11:25:00Z"/>
+          <w:ins w:id="480" w:author="nohemi fabiola serrano aguilar" w:date="2026-10-22T12:25:00Z" w16du:dateUtc="2026-10-22T11:25:00Z"/>
           <w:lang w:val="es-ES"/>
         </w:rPr>
       </w:pPr>
@@ -5105,6 +5054,32 @@
         </w:numPr>
         <w:jc w:val="both"/>
         <w:rPr>
+          <w:ins w:id="481" w:author="nohemi fabiola serrano aguilar" w:date="2026-10-22T13:05:00Z" w16du:dateUtc="2026-10-22T12:05:00Z"/>
+          <w:lang w:val="es-ES"/>
+        </w:rPr>
+      </w:pPr>
+      <w:ins w:id="482" w:author="nohemi fabiola serrano aguilar" w:date="2026-10-22T13:05:00Z" w16du:dateUtc="2026-10-22T12:05:00Z">
+        <w:r>
+          <w:rPr>
+            <w:lang w:val="es-ES"/>
+          </w:rPr>
+          <w:t>Alcance</w:t>
+        </w:r>
+      </w:ins>
+    </w:p>
+    <w:p>
+      <w:pPr>
+        <w:jc w:val="both"/>
+        <w:rPr>
+          <w:ins w:id="483" w:author="nohemi fabiola serrano aguilar" w:date="2026-10-22T13:05:00Z" w16du:dateUtc="2026-10-22T12:05:00Z"/>
+          <w:lang w:val="es-ES"/>
+        </w:rPr>
+      </w:pPr>
+    </w:p>
+    <w:p>
+      <w:pPr>
+        <w:jc w:val="both"/>
+        <w:rPr>
           <w:ins w:id="484" w:author="nohemi fabiola serrano aguilar" w:date="2026-10-22T13:05:00Z" w16du:dateUtc="2026-10-22T12:05:00Z"/>
           <w:lang w:val="es-ES"/>
         </w:rPr>
@@ -5114,7 +5089,7 @@
           <w:rPr>
             <w:lang w:val="es-ES"/>
           </w:rPr>
-          <w:t>Alcance</w:t>
+          <w:t>Inclusiones.</w:t>
         </w:r>
       </w:ins>
     </w:p>
@@ -5123,32 +5098,6 @@
         <w:jc w:val="both"/>
         <w:rPr>
           <w:ins w:id="486" w:author="nohemi fabiola serrano aguilar" w:date="2026-10-22T13:05:00Z" w16du:dateUtc="2026-10-22T12:05:00Z"/>
-          <w:lang w:val="es-ES"/>
-        </w:rPr>
-      </w:pPr>
-    </w:p>
-    <w:p>
-      <w:pPr>
-        <w:jc w:val="both"/>
-        <w:rPr>
-          <w:ins w:id="487" w:author="nohemi fabiola serrano aguilar" w:date="2026-10-22T13:05:00Z" w16du:dateUtc="2026-10-22T12:05:00Z"/>
-          <w:lang w:val="es-ES"/>
-        </w:rPr>
-      </w:pPr>
-      <w:ins w:id="488" w:author="nohemi fabiola serrano aguilar" w:date="2026-10-22T13:05:00Z" w16du:dateUtc="2026-10-22T12:05:00Z">
-        <w:r>
-          <w:rPr>
-            <w:lang w:val="es-ES"/>
-          </w:rPr>
-          <w:t>Inclusiones.</w:t>
-        </w:r>
-      </w:ins>
-    </w:p>
-    <w:p>
-      <w:pPr>
-        <w:jc w:val="both"/>
-        <w:rPr>
-          <w:ins w:id="489" w:author="nohemi fabiola serrano aguilar" w:date="2026-10-22T13:05:00Z" w16du:dateUtc="2026-10-22T12:05:00Z"/>
           <w:lang w:val="es-ES"/>
         </w:rPr>
       </w:pPr>
@@ -5162,11 +5111,11 @@
         </w:numPr>
         <w:jc w:val="both"/>
         <w:rPr>
-          <w:ins w:id="490" w:author="nohemi fabiola serrano aguilar" w:date="2026-10-22T13:06:00Z" w16du:dateUtc="2026-10-22T12:06:00Z"/>
+          <w:ins w:id="487" w:author="nohemi fabiola serrano aguilar" w:date="2026-10-22T13:06:00Z" w16du:dateUtc="2026-10-22T12:06:00Z"/>
           <w:lang w:val="es-ES"/>
         </w:rPr>
       </w:pPr>
-      <w:ins w:id="491" w:author="nohemi fabiola serrano aguilar" w:date="2026-10-22T13:05:00Z" w16du:dateUtc="2026-10-22T12:05:00Z">
+      <w:ins w:id="488" w:author="nohemi fabiola serrano aguilar" w:date="2026-10-22T13:05:00Z" w16du:dateUtc="2026-10-22T12:05:00Z">
         <w:r>
           <w:rPr>
             <w:lang w:val="es-ES"/>
@@ -5174,7 +5123,7 @@
           <w:t xml:space="preserve">Analisis de los registros de microdatos de salud materna </w:t>
         </w:r>
       </w:ins>
-      <w:ins w:id="492" w:author="nohemi fabiola serrano aguilar" w:date="2026-10-24T00:28:00Z" w16du:dateUtc="2026-10-23T23:28:00Z">
+      <w:ins w:id="489" w:author="nohemi fabiola serrano aguilar" w:date="2026-10-24T00:28:00Z" w16du:dateUtc="2026-10-23T23:28:00Z">
         <w:r>
           <w:rPr>
             <w:lang w:val="es-ES"/>
@@ -5192,11 +5141,11 @@
         </w:numPr>
         <w:jc w:val="both"/>
         <w:rPr>
-          <w:ins w:id="493" w:author="nohemi fabiola serrano aguilar" w:date="2026-10-22T13:13:00Z" w16du:dateUtc="2026-10-22T12:13:00Z"/>
+          <w:ins w:id="490" w:author="nohemi fabiola serrano aguilar" w:date="2026-10-22T13:13:00Z" w16du:dateUtc="2026-10-22T12:13:00Z"/>
           <w:lang w:val="es-ES"/>
         </w:rPr>
       </w:pPr>
-      <w:ins w:id="494" w:author="nohemi fabiola serrano aguilar" w:date="2026-10-22T13:06:00Z" w16du:dateUtc="2026-10-22T12:06:00Z">
+      <w:ins w:id="491" w:author="nohemi fabiola serrano aguilar" w:date="2026-10-22T13:06:00Z" w16du:dateUtc="2026-10-22T12:06:00Z">
         <w:r>
           <w:rPr>
             <w:lang w:val="es-ES"/>
@@ -5214,11 +5163,11 @@
         </w:numPr>
         <w:jc w:val="both"/>
         <w:rPr>
-          <w:ins w:id="495" w:author="nohemi fabiola serrano aguilar" w:date="2026-10-22T13:06:00Z" w16du:dateUtc="2026-10-22T12:06:00Z"/>
+          <w:ins w:id="492" w:author="nohemi fabiola serrano aguilar" w:date="2026-10-22T13:06:00Z" w16du:dateUtc="2026-10-22T12:06:00Z"/>
           <w:lang w:val="es-ES"/>
         </w:rPr>
       </w:pPr>
-      <w:ins w:id="496" w:author="nohemi fabiola serrano aguilar" w:date="2026-10-24T00:28:00Z" w16du:dateUtc="2026-10-23T23:28:00Z">
+      <w:ins w:id="493" w:author="nohemi fabiola serrano aguilar" w:date="2026-10-24T00:28:00Z" w16du:dateUtc="2026-10-23T23:28:00Z">
         <w:r>
           <w:rPr>
             <w:lang w:val="es-ES"/>
@@ -5226,7 +5175,7 @@
           <w:t xml:space="preserve">Clasificacion </w:t>
         </w:r>
       </w:ins>
-      <w:ins w:id="497" w:author="nohemi fabiola serrano aguilar" w:date="2026-10-24T00:29:00Z" w16du:dateUtc="2026-10-23T23:29:00Z">
+      <w:ins w:id="494" w:author="nohemi fabiola serrano aguilar" w:date="2026-10-24T00:29:00Z" w16du:dateUtc="2026-10-23T23:29:00Z">
         <w:r>
           <w:rPr>
             <w:lang w:val="es-ES"/>
@@ -5244,11 +5193,11 @@
         </w:numPr>
         <w:jc w:val="both"/>
         <w:rPr>
-          <w:ins w:id="498" w:author="nohemi fabiola serrano aguilar" w:date="2026-10-22T13:11:00Z" w16du:dateUtc="2026-10-22T12:11:00Z"/>
+          <w:ins w:id="495" w:author="nohemi fabiola serrano aguilar" w:date="2026-10-22T13:11:00Z" w16du:dateUtc="2026-10-22T12:11:00Z"/>
           <w:lang w:val="es-ES"/>
         </w:rPr>
       </w:pPr>
-      <w:ins w:id="499" w:author="nohemi fabiola serrano aguilar" w:date="2026-10-22T13:06:00Z" w16du:dateUtc="2026-10-22T12:06:00Z">
+      <w:ins w:id="496" w:author="nohemi fabiola serrano aguilar" w:date="2026-10-22T13:06:00Z" w16du:dateUtc="2026-10-22T12:06:00Z">
         <w:r>
           <w:rPr>
             <w:lang w:val="es-ES"/>
@@ -5256,7 +5205,7 @@
           <w:t xml:space="preserve">Desarrollo de modelos de Machine Learning (Clustering) y </w:t>
         </w:r>
       </w:ins>
-      <w:ins w:id="500" w:author="nohemi fabiola serrano aguilar" w:date="2026-10-24T00:30:00Z" w16du:dateUtc="2026-10-23T23:30:00Z">
+      <w:ins w:id="497" w:author="nohemi fabiola serrano aguilar" w:date="2026-10-24T00:30:00Z" w16du:dateUtc="2026-10-23T23:30:00Z">
         <w:r>
           <w:rPr>
             <w:lang w:val="es-ES"/>
@@ -5269,10 +5218,10 @@
       <w:pPr>
         <w:jc w:val="both"/>
         <w:rPr>
-          <w:ins w:id="501" w:author="nohemi fabiola serrano aguilar" w:date="2026-10-22T13:07:00Z" w16du:dateUtc="2026-10-22T12:07:00Z"/>
+          <w:ins w:id="498" w:author="nohemi fabiola serrano aguilar" w:date="2026-10-22T13:07:00Z" w16du:dateUtc="2026-10-22T12:07:00Z"/>
           <w:lang w:val="es-ES"/>
         </w:rPr>
-        <w:pPrChange w:id="502" w:author="nohemi fabiola serrano aguilar" w:date="2026-10-22T13:12:00Z" w16du:dateUtc="2026-10-22T12:12:00Z">
+        <w:pPrChange w:id="499" w:author="nohemi fabiola serrano aguilar" w:date="2026-10-22T13:12:00Z" w16du:dateUtc="2026-10-22T12:12:00Z">
           <w:pPr>
             <w:pStyle w:val="ListParagraph"/>
             <w:numPr>
@@ -5288,11 +5237,11 @@
       <w:pPr>
         <w:jc w:val="both"/>
         <w:rPr>
-          <w:ins w:id="503" w:author="nohemi fabiola serrano aguilar" w:date="2026-10-22T13:07:00Z" w16du:dateUtc="2026-10-22T12:07:00Z"/>
+          <w:ins w:id="500" w:author="nohemi fabiola serrano aguilar" w:date="2026-10-22T13:07:00Z" w16du:dateUtc="2026-10-22T12:07:00Z"/>
           <w:lang w:val="es-ES"/>
         </w:rPr>
       </w:pPr>
-      <w:ins w:id="504" w:author="nohemi fabiola serrano aguilar" w:date="2026-10-22T13:07:00Z" w16du:dateUtc="2026-10-22T12:07:00Z">
+      <w:ins w:id="501" w:author="nohemi fabiola serrano aguilar" w:date="2026-10-22T13:07:00Z" w16du:dateUtc="2026-10-22T12:07:00Z">
         <w:r>
           <w:rPr>
             <w:lang w:val="es-ES"/>
@@ -5305,7 +5254,7 @@
       <w:pPr>
         <w:jc w:val="both"/>
         <w:rPr>
-          <w:ins w:id="505" w:author="nohemi fabiola serrano aguilar" w:date="2026-10-22T13:07:00Z" w16du:dateUtc="2026-10-22T12:07:00Z"/>
+          <w:ins w:id="502" w:author="nohemi fabiola serrano aguilar" w:date="2026-10-22T13:07:00Z" w16du:dateUtc="2026-10-22T12:07:00Z"/>
           <w:lang w:val="es-ES"/>
         </w:rPr>
       </w:pPr>
@@ -5319,11 +5268,11 @@
         </w:numPr>
         <w:jc w:val="both"/>
         <w:rPr>
-          <w:ins w:id="506" w:author="nohemi fabiola serrano aguilar" w:date="2026-10-22T13:08:00Z" w16du:dateUtc="2026-10-22T12:08:00Z"/>
+          <w:ins w:id="503" w:author="nohemi fabiola serrano aguilar" w:date="2026-10-22T13:08:00Z" w16du:dateUtc="2026-10-22T12:08:00Z"/>
           <w:lang w:val="es-ES"/>
         </w:rPr>
       </w:pPr>
-      <w:ins w:id="507" w:author="nohemi fabiola serrano aguilar" w:date="2026-10-22T13:07:00Z" w16du:dateUtc="2026-10-22T12:07:00Z">
+      <w:ins w:id="504" w:author="nohemi fabiola serrano aguilar" w:date="2026-10-22T13:07:00Z" w16du:dateUtc="2026-10-22T12:07:00Z">
         <w:r>
           <w:rPr>
             <w:lang w:val="es-ES"/>
@@ -5331,7 +5280,7 @@
           <w:t xml:space="preserve">Este proyecto no </w:t>
         </w:r>
       </w:ins>
-      <w:ins w:id="508" w:author="nohemi fabiola serrano aguilar" w:date="2026-10-22T13:15:00Z" w16du:dateUtc="2026-10-22T12:15:00Z">
+      <w:ins w:id="505" w:author="nohemi fabiola serrano aguilar" w:date="2026-10-22T13:15:00Z" w16du:dateUtc="2026-10-22T12:15:00Z">
         <w:r>
           <w:rPr>
             <w:lang w:val="es-ES"/>
@@ -5339,7 +5288,7 @@
           <w:t>es un Softw</w:t>
         </w:r>
       </w:ins>
-      <w:ins w:id="509" w:author="nohemi fabiola serrano aguilar" w:date="2026-10-22T13:45:00Z" w16du:dateUtc="2026-10-22T12:45:00Z">
+      <w:ins w:id="506" w:author="nohemi fabiola serrano aguilar" w:date="2026-10-22T13:45:00Z" w16du:dateUtc="2026-10-22T12:45:00Z">
         <w:r>
           <w:rPr>
             <w:lang w:val="es-ES"/>
@@ -5347,7 +5296,7 @@
           <w:t>are</w:t>
         </w:r>
       </w:ins>
-      <w:ins w:id="510" w:author="nohemi fabiola serrano aguilar" w:date="2026-10-22T13:15:00Z" w16du:dateUtc="2026-10-22T12:15:00Z">
+      <w:ins w:id="507" w:author="nohemi fabiola serrano aguilar" w:date="2026-10-22T13:15:00Z" w16du:dateUtc="2026-10-22T12:15:00Z">
         <w:r>
           <w:rPr>
             <w:lang w:val="es-ES"/>
@@ -5355,7 +5304,7 @@
           <w:t xml:space="preserve"> de rastreo en vivo</w:t>
         </w:r>
       </w:ins>
-      <w:ins w:id="511" w:author="nohemi fabiola serrano aguilar" w:date="2026-10-22T13:16:00Z" w16du:dateUtc="2026-10-22T12:16:00Z">
+      <w:ins w:id="508" w:author="nohemi fabiola serrano aguilar" w:date="2026-10-22T13:16:00Z" w16du:dateUtc="2026-10-22T12:16:00Z">
         <w:r>
           <w:rPr>
             <w:lang w:val="es-ES"/>
@@ -5379,11 +5328,11 @@
         </w:numPr>
         <w:jc w:val="both"/>
         <w:rPr>
-          <w:ins w:id="512" w:author="nohemi fabiola serrano aguilar" w:date="2026-10-22T13:08:00Z" w16du:dateUtc="2026-10-22T12:08:00Z"/>
+          <w:ins w:id="509" w:author="nohemi fabiola serrano aguilar" w:date="2026-10-22T13:08:00Z" w16du:dateUtc="2026-10-22T12:08:00Z"/>
           <w:lang w:val="es-ES"/>
         </w:rPr>
       </w:pPr>
-      <w:ins w:id="513" w:author="nohemi fabiola serrano aguilar" w:date="2026-10-22T13:08:00Z" w16du:dateUtc="2026-10-22T12:08:00Z">
+      <w:ins w:id="510" w:author="nohemi fabiola serrano aguilar" w:date="2026-10-22T13:08:00Z" w16du:dateUtc="2026-10-22T12:08:00Z">
         <w:r>
           <w:rPr>
             <w:lang w:val="es-ES"/>
@@ -5401,11 +5350,11 @@
         </w:numPr>
         <w:jc w:val="both"/>
         <w:rPr>
-          <w:ins w:id="514" w:author="nohemi fabiola serrano aguilar" w:date="2026-10-22T13:09:00Z" w16du:dateUtc="2026-10-22T12:09:00Z"/>
+          <w:ins w:id="511" w:author="nohemi fabiola serrano aguilar" w:date="2026-10-22T13:09:00Z" w16du:dateUtc="2026-10-22T12:09:00Z"/>
           <w:lang w:val="es-ES"/>
         </w:rPr>
       </w:pPr>
-      <w:ins w:id="515" w:author="nohemi fabiola serrano aguilar" w:date="2026-10-22T13:08:00Z" w16du:dateUtc="2026-10-22T12:08:00Z">
+      <w:ins w:id="512" w:author="nohemi fabiola serrano aguilar" w:date="2026-10-22T13:08:00Z" w16du:dateUtc="2026-10-22T12:08:00Z">
         <w:r>
           <w:rPr>
             <w:lang w:val="es-ES"/>
@@ -5414,7 +5363,7 @@
           <w:t xml:space="preserve">Se excluyen los datos personales de los pacientes o sus expedientes clinicos completos para mantener </w:t>
         </w:r>
       </w:ins>
-      <w:ins w:id="516" w:author="nohemi fabiola serrano aguilar" w:date="2026-10-23T10:43:00Z" w16du:dateUtc="2026-10-23T09:43:00Z">
+      <w:ins w:id="513" w:author="nohemi fabiola serrano aguilar" w:date="2026-10-23T10:43:00Z" w16du:dateUtc="2026-10-23T09:43:00Z">
         <w:r>
           <w:rPr>
             <w:lang w:val="es-ES"/>
@@ -5422,7 +5371,7 @@
           <w:t>el cumplimiento estricto</w:t>
         </w:r>
       </w:ins>
-      <w:ins w:id="517" w:author="nohemi fabiola serrano aguilar" w:date="2026-10-22T13:09:00Z" w16du:dateUtc="2026-10-22T12:09:00Z">
+      <w:ins w:id="514" w:author="nohemi fabiola serrano aguilar" w:date="2026-10-22T13:09:00Z" w16du:dateUtc="2026-10-22T12:09:00Z">
         <w:r>
           <w:rPr>
             <w:lang w:val="es-ES"/>
@@ -5435,10 +5384,10 @@
       <w:pPr>
         <w:jc w:val="both"/>
         <w:rPr>
-          <w:ins w:id="518" w:author="nohemi fabiola serrano aguilar" w:date="2026-10-22T13:05:00Z" w16du:dateUtc="2026-10-22T12:05:00Z"/>
+          <w:ins w:id="515" w:author="nohemi fabiola serrano aguilar" w:date="2026-10-22T13:05:00Z" w16du:dateUtc="2026-10-22T12:05:00Z"/>
           <w:lang w:val="es-ES"/>
         </w:rPr>
-        <w:pPrChange w:id="519" w:author="nohemi fabiola serrano aguilar" w:date="2026-10-22T13:09:00Z" w16du:dateUtc="2026-10-22T12:09:00Z">
+        <w:pPrChange w:id="516" w:author="nohemi fabiola serrano aguilar" w:date="2026-10-22T13:09:00Z" w16du:dateUtc="2026-10-22T12:09:00Z">
           <w:pPr>
             <w:pStyle w:val="ListParagraph"/>
             <w:numPr>
@@ -5459,16 +5408,16 @@
         </w:numPr>
         <w:jc w:val="both"/>
         <w:rPr>
-          <w:ins w:id="520" w:author="nohemi fabiola serrano aguilar" w:date="2026-10-22T11:38:00Z" w16du:dateUtc="2026-10-22T10:38:00Z"/>
+          <w:ins w:id="517" w:author="nohemi fabiola serrano aguilar" w:date="2026-10-22T11:38:00Z" w16du:dateUtc="2026-10-22T10:38:00Z"/>
           <w:lang w:val="es-ES"/>
         </w:rPr>
-        <w:pPrChange w:id="521" w:author="nohemi fabiola serrano aguilar" w:date="2026-10-22T13:05:00Z" w16du:dateUtc="2026-10-22T12:05:00Z">
+        <w:pPrChange w:id="518" w:author="nohemi fabiola serrano aguilar" w:date="2026-10-22T13:05:00Z" w16du:dateUtc="2026-10-22T12:05:00Z">
           <w:pPr>
             <w:jc w:val="both"/>
           </w:pPr>
         </w:pPrChange>
       </w:pPr>
-      <w:ins w:id="522" w:author="nohemi fabiola serrano aguilar" w:date="2026-10-22T12:25:00Z" w16du:dateUtc="2026-10-22T11:25:00Z">
+      <w:ins w:id="519" w:author="nohemi fabiola serrano aguilar" w:date="2026-10-22T12:25:00Z" w16du:dateUtc="2026-10-22T11:25:00Z">
         <w:r>
           <w:rPr>
             <w:lang w:val="es-ES"/>
@@ -5481,7 +5430,7 @@
       <w:pPr>
         <w:jc w:val="both"/>
         <w:rPr>
-          <w:ins w:id="523" w:author="nohemi fabiola serrano aguilar" w:date="2026-10-22T11:38:00Z" w16du:dateUtc="2026-10-22T10:38:00Z"/>
+          <w:ins w:id="520" w:author="nohemi fabiola serrano aguilar" w:date="2026-10-22T11:38:00Z" w16du:dateUtc="2026-10-22T10:38:00Z"/>
           <w:lang w:val="es-ES"/>
         </w:rPr>
       </w:pPr>
@@ -5490,10 +5439,10 @@
       <w:pPr>
         <w:jc w:val="both"/>
         <w:rPr>
-          <w:ins w:id="524" w:author="nohemi fabiola serrano aguilar" w:date="2026-10-23T11:54:00Z" w16du:dateUtc="2026-10-23T10:54:00Z"/>
+          <w:ins w:id="521" w:author="nohemi fabiola serrano aguilar" w:date="2026-10-23T11:54:00Z" w16du:dateUtc="2026-10-23T10:54:00Z"/>
           <w:lang w:val="es-ES"/>
         </w:rPr>
-        <w:pPrChange w:id="525" w:author="nohemi fabiola serrano aguilar" w:date="2026-10-23T12:27:00Z" w16du:dateUtc="2026-10-23T11:27:00Z">
+        <w:pPrChange w:id="522" w:author="nohemi fabiola serrano aguilar" w:date="2026-10-23T12:27:00Z" w16du:dateUtc="2026-10-23T11:27:00Z">
           <w:pPr>
             <w:pStyle w:val="ListParagraph"/>
             <w:numPr>
@@ -5504,7 +5453,35 @@
           </w:pPr>
         </w:pPrChange>
       </w:pPr>
-      <w:ins w:id="526" w:author="nohemi fabiola serrano aguilar" w:date="2026-10-23T22:49:00Z" w16du:dateUtc="2026-10-23T21:49:00Z">
+      <w:ins w:id="523" w:author="nohemi fabiola serrano aguilar" w:date="2026-10-23T22:49:00Z" w16du:dateUtc="2026-10-23T21:49:00Z">
+        <w:r>
+          <w:rPr>
+            <w:lang w:val="es-MX"/>
+            <w:rPrChange w:id="524" w:author="nohemi fabiola serrano aguilar" w:date="2026-10-23T22:49:00Z" w16du:dateUtc="2026-10-23T21:49:00Z">
+              <w:rPr>
+                <w:lang w:val="es-ES"/>
+              </w:rPr>
+            </w:rPrChange>
+          </w:rPr>
+          <w:t>E</w:t>
+        </w:r>
+        <w:r>
+          <w:rPr>
+            <w:lang w:val="es-MX"/>
+            <w:rPrChange w:id="525" w:author="nohemi fabiola serrano aguilar" w:date="2026-10-23T22:49:00Z" w16du:dateUtc="2026-10-23T21:49:00Z">
+              <w:rPr/>
+            </w:rPrChange>
+          </w:rPr>
+          <w:t>l marco del Proyecto e</w:t>
+        </w:r>
+        <w:r>
+          <w:rPr>
+            <w:lang w:val="es-MX"/>
+          </w:rPr>
+          <w:t>stara regido</w:t>
+        </w:r>
+      </w:ins>
+      <w:ins w:id="526" w:author="nohemi fabiola serrano aguilar" w:date="2026-10-23T11:03:00Z" w16du:dateUtc="2026-10-23T10:03:00Z">
         <w:r>
           <w:rPr>
             <w:lang w:val="es-MX"/>
@@ -5514,51 +5491,23 @@
               </w:rPr>
             </w:rPrChange>
           </w:rPr>
-          <w:t>E</w:t>
-        </w:r>
+          <w:t xml:space="preserve"> por la motodologia CRISP-DM (Cross-Industry Standard Process for Data Mining)</w:t>
+        </w:r>
+      </w:ins>
+      <w:ins w:id="528" w:author="nohemi fabiola serrano aguilar" w:date="2026-10-23T11:04:00Z" w16du:dateUtc="2026-10-23T10:04:00Z">
         <w:r>
           <w:rPr>
             <w:lang w:val="es-MX"/>
-            <w:rPrChange w:id="528" w:author="nohemi fabiola serrano aguilar" w:date="2026-10-23T22:49:00Z" w16du:dateUtc="2026-10-23T21:49:00Z">
-              <w:rPr/>
-            </w:rPrChange>
-          </w:rPr>
-          <w:t>l marco del Proyecto e</w:t>
-        </w:r>
-        <w:r>
-          <w:rPr>
-            <w:lang w:val="es-MX"/>
-          </w:rPr>
-          <w:t>stara regido</w:t>
-        </w:r>
-      </w:ins>
-      <w:ins w:id="529" w:author="nohemi fabiola serrano aguilar" w:date="2026-10-23T11:03:00Z" w16du:dateUtc="2026-10-23T10:03:00Z">
-        <w:r>
-          <w:rPr>
-            <w:lang w:val="es-MX"/>
-            <w:rPrChange w:id="530" w:author="nohemi fabiola serrano aguilar" w:date="2026-10-23T22:49:00Z" w16du:dateUtc="2026-10-23T21:49:00Z">
+            <w:rPrChange w:id="529" w:author="nohemi fabiola serrano aguilar" w:date="2026-10-23T22:49:00Z" w16du:dateUtc="2026-10-23T21:49:00Z">
               <w:rPr>
                 <w:lang w:val="es-ES"/>
               </w:rPr>
             </w:rPrChange>
           </w:rPr>
-          <w:t xml:space="preserve"> por la motodologia CRISP-DM (Cross-Industry Standard Process for Data Mining)</w:t>
-        </w:r>
-      </w:ins>
-      <w:ins w:id="531" w:author="nohemi fabiola serrano aguilar" w:date="2026-10-23T11:04:00Z" w16du:dateUtc="2026-10-23T10:04:00Z">
-        <w:r>
-          <w:rPr>
-            <w:lang w:val="es-MX"/>
-            <w:rPrChange w:id="532" w:author="nohemi fabiola serrano aguilar" w:date="2026-10-23T22:49:00Z" w16du:dateUtc="2026-10-23T21:49:00Z">
-              <w:rPr>
-                <w:lang w:val="es-ES"/>
-              </w:rPr>
-            </w:rPrChange>
-          </w:rPr>
           <w:t xml:space="preserve">. </w:t>
         </w:r>
       </w:ins>
-      <w:ins w:id="533" w:author="nohemi fabiola serrano aguilar" w:date="2026-10-23T12:44:00Z" w16du:dateUtc="2026-10-23T11:44:00Z">
+      <w:ins w:id="530" w:author="nohemi fabiola serrano aguilar" w:date="2026-10-23T12:44:00Z" w16du:dateUtc="2026-10-23T11:44:00Z">
         <w:r>
           <w:rPr>
             <w:lang w:val="es-ES"/>
@@ -5572,10 +5521,10 @@
         <w:pStyle w:val="ListParagraph"/>
         <w:jc w:val="both"/>
         <w:rPr>
-          <w:ins w:id="534" w:author="nohemi fabiola serrano aguilar" w:date="2026-10-23T11:53:00Z" w16du:dateUtc="2026-10-23T10:53:00Z"/>
+          <w:ins w:id="531" w:author="nohemi fabiola serrano aguilar" w:date="2026-10-23T11:53:00Z" w16du:dateUtc="2026-10-23T10:53:00Z"/>
           <w:lang w:val="es-ES"/>
         </w:rPr>
-        <w:pPrChange w:id="535" w:author="nohemi fabiola serrano aguilar" w:date="2026-10-23T11:54:00Z" w16du:dateUtc="2026-10-23T10:54:00Z">
+        <w:pPrChange w:id="532" w:author="nohemi fabiola serrano aguilar" w:date="2026-10-23T11:54:00Z" w16du:dateUtc="2026-10-23T10:54:00Z">
           <w:pPr>
             <w:pStyle w:val="ListParagraph"/>
             <w:numPr>
@@ -5596,11 +5545,11 @@
         </w:numPr>
         <w:jc w:val="both"/>
         <w:rPr>
-          <w:ins w:id="536" w:author="nohemi fabiola serrano aguilar" w:date="2026-10-23T12:28:00Z" w16du:dateUtc="2026-10-23T11:28:00Z"/>
+          <w:ins w:id="533" w:author="nohemi fabiola serrano aguilar" w:date="2026-10-23T12:28:00Z" w16du:dateUtc="2026-10-23T11:28:00Z"/>
           <w:lang w:val="es-ES"/>
         </w:rPr>
       </w:pPr>
-      <w:ins w:id="537" w:author="nohemi fabiola serrano aguilar" w:date="2026-10-23T11:54:00Z" w16du:dateUtc="2026-10-23T10:54:00Z">
+      <w:ins w:id="534" w:author="nohemi fabiola serrano aguilar" w:date="2026-10-23T11:54:00Z" w16du:dateUtc="2026-10-23T10:54:00Z">
         <w:r>
           <w:rPr>
             <w:lang w:val="es-ES"/>
@@ -5614,10 +5563,10 @@
         <w:pStyle w:val="ListParagraph"/>
         <w:jc w:val="both"/>
         <w:rPr>
-          <w:ins w:id="538" w:author="nohemi fabiola serrano aguilar" w:date="2026-10-23T12:27:00Z" w16du:dateUtc="2026-10-23T11:27:00Z"/>
+          <w:ins w:id="535" w:author="nohemi fabiola serrano aguilar" w:date="2026-10-23T12:27:00Z" w16du:dateUtc="2026-10-23T11:27:00Z"/>
           <w:lang w:val="es-ES"/>
         </w:rPr>
-        <w:pPrChange w:id="539" w:author="nohemi fabiola serrano aguilar" w:date="2026-10-23T12:28:00Z" w16du:dateUtc="2026-10-23T11:28:00Z">
+        <w:pPrChange w:id="536" w:author="nohemi fabiola serrano aguilar" w:date="2026-10-23T12:28:00Z" w16du:dateUtc="2026-10-23T11:28:00Z">
           <w:pPr>
             <w:pStyle w:val="ListParagraph"/>
             <w:numPr>
@@ -5639,11 +5588,11 @@
         </w:numPr>
         <w:jc w:val="both"/>
         <w:rPr>
-          <w:ins w:id="540" w:author="nohemi fabiola serrano aguilar" w:date="2026-10-23T12:28:00Z" w16du:dateUtc="2026-10-23T11:28:00Z"/>
+          <w:ins w:id="537" w:author="nohemi fabiola serrano aguilar" w:date="2026-10-23T12:28:00Z" w16du:dateUtc="2026-10-23T11:28:00Z"/>
           <w:lang w:val="es-ES"/>
         </w:rPr>
       </w:pPr>
-      <w:ins w:id="541" w:author="nohemi fabiola serrano aguilar" w:date="2026-10-23T22:47:00Z" w16du:dateUtc="2026-10-23T21:47:00Z">
+      <w:ins w:id="538" w:author="nohemi fabiola serrano aguilar" w:date="2026-10-23T22:47:00Z" w16du:dateUtc="2026-10-23T21:47:00Z">
         <w:r>
           <w:rPr>
             <w:lang w:val="es-ES"/>
@@ -5651,7 +5600,7 @@
           <w:t>Integracion de SQL para gestionar datos</w:t>
         </w:r>
       </w:ins>
-      <w:ins w:id="542" w:author="nohemi fabiola serrano aguilar" w:date="2026-10-23T22:48:00Z" w16du:dateUtc="2026-10-23T21:48:00Z">
+      <w:ins w:id="539" w:author="nohemi fabiola serrano aguilar" w:date="2026-10-23T22:48:00Z" w16du:dateUtc="2026-10-23T21:48:00Z">
         <w:r>
           <w:rPr>
             <w:lang w:val="es-ES"/>
@@ -5659,7 +5608,7 @@
           <w:t>,</w:t>
         </w:r>
       </w:ins>
-      <w:ins w:id="543" w:author="nohemi fabiola serrano aguilar" w:date="2026-10-23T22:47:00Z" w16du:dateUtc="2026-10-23T21:47:00Z">
+      <w:ins w:id="540" w:author="nohemi fabiola serrano aguilar" w:date="2026-10-23T22:47:00Z" w16du:dateUtc="2026-10-23T21:47:00Z">
         <w:r>
           <w:rPr>
             <w:lang w:val="es-ES"/>
@@ -5667,7 +5616,7 @@
           <w:t xml:space="preserve"> </w:t>
         </w:r>
       </w:ins>
-      <w:ins w:id="544" w:author="nohemi fabiola serrano aguilar" w:date="2026-10-23T11:06:00Z" w16du:dateUtc="2026-10-23T10:06:00Z">
+      <w:ins w:id="541" w:author="nohemi fabiola serrano aguilar" w:date="2026-10-23T11:06:00Z" w16du:dateUtc="2026-10-23T10:06:00Z">
         <w:r>
           <w:rPr>
             <w:lang w:val="es-ES"/>
@@ -5675,7 +5624,7 @@
           <w:t>mapear, filtrar y manejar</w:t>
         </w:r>
       </w:ins>
-      <w:ins w:id="545" w:author="nohemi fabiola serrano aguilar" w:date="2026-10-23T11:58:00Z" w16du:dateUtc="2026-10-23T10:58:00Z">
+      <w:ins w:id="542" w:author="nohemi fabiola serrano aguilar" w:date="2026-10-23T11:58:00Z" w16du:dateUtc="2026-10-23T10:58:00Z">
         <w:r>
           <w:rPr>
             <w:lang w:val="es-ES"/>
@@ -5683,7 +5632,7 @@
           <w:t xml:space="preserve"> </w:t>
         </w:r>
       </w:ins>
-      <w:ins w:id="546" w:author="nohemi fabiola serrano aguilar" w:date="2026-10-23T11:06:00Z" w16du:dateUtc="2026-10-23T10:06:00Z">
+      <w:ins w:id="543" w:author="nohemi fabiola serrano aguilar" w:date="2026-10-23T11:06:00Z" w16du:dateUtc="2026-10-23T10:06:00Z">
         <w:r>
           <w:rPr>
             <w:lang w:val="es-ES"/>
@@ -5691,7 +5640,7 @@
           <w:t>los valores del diccionario</w:t>
         </w:r>
       </w:ins>
-      <w:ins w:id="547" w:author="nohemi fabiola serrano aguilar" w:date="2026-10-23T12:32:00Z" w16du:dateUtc="2026-10-23T11:32:00Z">
+      <w:ins w:id="544" w:author="nohemi fabiola serrano aguilar" w:date="2026-10-23T12:32:00Z" w16du:dateUtc="2026-10-23T11:32:00Z">
         <w:r>
           <w:rPr>
             <w:lang w:val="es-ES"/>
@@ -5705,10 +5654,10 @@
         <w:pStyle w:val="ListParagraph"/>
         <w:jc w:val="both"/>
         <w:rPr>
-          <w:ins w:id="548" w:author="nohemi fabiola serrano aguilar" w:date="2026-10-23T12:27:00Z" w16du:dateUtc="2026-10-23T11:27:00Z"/>
+          <w:ins w:id="545" w:author="nohemi fabiola serrano aguilar" w:date="2026-10-23T12:27:00Z" w16du:dateUtc="2026-10-23T11:27:00Z"/>
           <w:lang w:val="es-ES"/>
         </w:rPr>
-        <w:pPrChange w:id="549" w:author="nohemi fabiola serrano aguilar" w:date="2026-10-23T12:28:00Z" w16du:dateUtc="2026-10-23T11:28:00Z">
+        <w:pPrChange w:id="546" w:author="nohemi fabiola serrano aguilar" w:date="2026-10-23T12:28:00Z" w16du:dateUtc="2026-10-23T11:28:00Z">
           <w:pPr>
             <w:pStyle w:val="ListParagraph"/>
             <w:numPr>
@@ -5730,11 +5679,11 @@
         </w:numPr>
         <w:jc w:val="both"/>
         <w:rPr>
-          <w:ins w:id="550" w:author="nohemi fabiola serrano aguilar" w:date="2026-10-23T12:28:00Z" w16du:dateUtc="2026-10-23T11:28:00Z"/>
+          <w:ins w:id="547" w:author="nohemi fabiola serrano aguilar" w:date="2026-10-23T12:28:00Z" w16du:dateUtc="2026-10-23T11:28:00Z"/>
           <w:lang w:val="es-ES"/>
         </w:rPr>
       </w:pPr>
-      <w:ins w:id="551" w:author="nohemi fabiola serrano aguilar" w:date="2026-10-23T11:07:00Z" w16du:dateUtc="2026-10-23T10:07:00Z">
+      <w:ins w:id="548" w:author="nohemi fabiola serrano aguilar" w:date="2026-10-23T11:07:00Z" w16du:dateUtc="2026-10-23T10:07:00Z">
         <w:r>
           <w:rPr>
             <w:lang w:val="es-ES"/>
@@ -5742,39 +5691,39 @@
           <w:t xml:space="preserve">Analisis de Datos e Ingenieria de Caracteristicas (Phyton). </w:t>
         </w:r>
       </w:ins>
+      <w:ins w:id="549" w:author="nohemi fabiola serrano aguilar" w:date="2026-10-23T11:08:00Z" w16du:dateUtc="2026-10-23T10:08:00Z">
+        <w:r>
+          <w:rPr>
+            <w:lang w:val="es-ES"/>
+          </w:rPr>
+          <w:t xml:space="preserve">Se </w:t>
+        </w:r>
+      </w:ins>
+      <w:ins w:id="550" w:author="nohemi fabiola serrano aguilar" w:date="2026-10-23T12:03:00Z" w16du:dateUtc="2026-10-23T11:03:00Z">
+        <w:r>
+          <w:rPr>
+            <w:lang w:val="es-ES"/>
+          </w:rPr>
+          <w:t>utili</w:t>
+        </w:r>
+      </w:ins>
+      <w:ins w:id="551" w:author="nohemi fabiola serrano aguilar" w:date="2026-10-23T12:04:00Z" w16du:dateUtc="2026-10-23T11:04:00Z">
+        <w:r>
+          <w:rPr>
+            <w:lang w:val="es-ES"/>
+          </w:rPr>
+          <w:t>zara</w:t>
+        </w:r>
+      </w:ins>
       <w:ins w:id="552" w:author="nohemi fabiola serrano aguilar" w:date="2026-10-23T11:08:00Z" w16du:dateUtc="2026-10-23T10:08:00Z">
         <w:r>
           <w:rPr>
             <w:lang w:val="es-ES"/>
           </w:rPr>
-          <w:t xml:space="preserve">Se </w:t>
-        </w:r>
-      </w:ins>
-      <w:ins w:id="553" w:author="nohemi fabiola serrano aguilar" w:date="2026-10-23T12:03:00Z" w16du:dateUtc="2026-10-23T11:03:00Z">
-        <w:r>
-          <w:rPr>
-            <w:lang w:val="es-ES"/>
-          </w:rPr>
-          <w:t>utili</w:t>
-        </w:r>
-      </w:ins>
-      <w:ins w:id="554" w:author="nohemi fabiola serrano aguilar" w:date="2026-10-23T12:04:00Z" w16du:dateUtc="2026-10-23T11:04:00Z">
-        <w:r>
-          <w:rPr>
-            <w:lang w:val="es-ES"/>
-          </w:rPr>
-          <w:t>zara</w:t>
-        </w:r>
-      </w:ins>
-      <w:ins w:id="555" w:author="nohemi fabiola serrano aguilar" w:date="2026-10-23T11:08:00Z" w16du:dateUtc="2026-10-23T10:08:00Z">
-        <w:r>
-          <w:rPr>
-            <w:lang w:val="es-ES"/>
-          </w:rPr>
           <w:t xml:space="preserve"> Python para limpiar los datos brutos, tranformandolos en </w:t>
         </w:r>
       </w:ins>
-      <w:ins w:id="556" w:author="nohemi fabiola serrano aguilar" w:date="2026-10-23T12:00:00Z" w16du:dateUtc="2026-10-23T11:00:00Z">
+      <w:ins w:id="553" w:author="nohemi fabiola serrano aguilar" w:date="2026-10-23T12:00:00Z" w16du:dateUtc="2026-10-23T11:00:00Z">
         <w:r>
           <w:rPr>
             <w:lang w:val="es-ES"/>
@@ -5782,7 +5731,7 @@
           <w:t>indicadores</w:t>
         </w:r>
       </w:ins>
-      <w:ins w:id="557" w:author="nohemi fabiola serrano aguilar" w:date="2026-10-23T11:08:00Z" w16du:dateUtc="2026-10-23T10:08:00Z">
+      <w:ins w:id="554" w:author="nohemi fabiola serrano aguilar" w:date="2026-10-23T11:08:00Z" w16du:dateUtc="2026-10-23T10:08:00Z">
         <w:r>
           <w:rPr>
             <w:lang w:val="es-ES"/>
@@ -5790,7 +5739,7 @@
           <w:t xml:space="preserve"> de rendimiento co</w:t>
         </w:r>
       </w:ins>
-      <w:ins w:id="558" w:author="nohemi fabiola serrano aguilar" w:date="2026-10-23T11:09:00Z" w16du:dateUtc="2026-10-23T10:09:00Z">
+      <w:ins w:id="555" w:author="nohemi fabiola serrano aguilar" w:date="2026-10-23T11:09:00Z" w16du:dateUtc="2026-10-23T10:09:00Z">
         <w:r>
           <w:rPr>
             <w:lang w:val="es-ES"/>
@@ -5798,7 +5747,7 @@
           <w:t xml:space="preserve">rporativo </w:t>
         </w:r>
       </w:ins>
-      <w:ins w:id="559" w:author="nohemi fabiola serrano aguilar" w:date="2026-10-23T12:04:00Z" w16du:dateUtc="2026-10-23T11:04:00Z">
+      <w:ins w:id="556" w:author="nohemi fabiola serrano aguilar" w:date="2026-10-23T12:04:00Z" w16du:dateUtc="2026-10-23T11:04:00Z">
         <w:r>
           <w:rPr>
             <w:lang w:val="es-ES"/>
@@ -5806,7 +5755,7 @@
           <w:t>(KPI) para</w:t>
         </w:r>
       </w:ins>
-      <w:ins w:id="560" w:author="nohemi fabiola serrano aguilar" w:date="2026-10-23T11:09:00Z" w16du:dateUtc="2026-10-23T10:09:00Z">
+      <w:ins w:id="557" w:author="nohemi fabiola serrano aguilar" w:date="2026-10-23T11:09:00Z" w16du:dateUtc="2026-10-23T10:09:00Z">
         <w:r>
           <w:rPr>
             <w:lang w:val="es-ES"/>
@@ -5820,10 +5769,10 @@
         <w:pStyle w:val="ListParagraph"/>
         <w:jc w:val="both"/>
         <w:rPr>
-          <w:ins w:id="561" w:author="nohemi fabiola serrano aguilar" w:date="2026-10-23T12:27:00Z" w16du:dateUtc="2026-10-23T11:27:00Z"/>
+          <w:ins w:id="558" w:author="nohemi fabiola serrano aguilar" w:date="2026-10-23T12:27:00Z" w16du:dateUtc="2026-10-23T11:27:00Z"/>
           <w:lang w:val="es-ES"/>
         </w:rPr>
-        <w:pPrChange w:id="562" w:author="nohemi fabiola serrano aguilar" w:date="2026-10-23T12:28:00Z" w16du:dateUtc="2026-10-23T11:28:00Z">
+        <w:pPrChange w:id="559" w:author="nohemi fabiola serrano aguilar" w:date="2026-10-23T12:28:00Z" w16du:dateUtc="2026-10-23T11:28:00Z">
           <w:pPr>
             <w:pStyle w:val="ListParagraph"/>
             <w:numPr>
@@ -5845,11 +5794,11 @@
         </w:numPr>
         <w:jc w:val="both"/>
         <w:rPr>
-          <w:ins w:id="563" w:author="nohemi fabiola serrano aguilar" w:date="2026-10-23T12:50:00Z" w16du:dateUtc="2026-10-23T11:50:00Z"/>
+          <w:ins w:id="560" w:author="nohemi fabiola serrano aguilar" w:date="2026-10-23T12:50:00Z" w16du:dateUtc="2026-10-23T11:50:00Z"/>
           <w:lang w:val="es-ES"/>
         </w:rPr>
       </w:pPr>
-      <w:ins w:id="564" w:author="nohemi fabiola serrano aguilar" w:date="2026-10-23T12:49:00Z" w16du:dateUtc="2026-10-23T11:49:00Z">
+      <w:ins w:id="561" w:author="nohemi fabiola serrano aguilar" w:date="2026-10-23T12:49:00Z" w16du:dateUtc="2026-10-23T11:49:00Z">
         <w:r>
           <w:rPr>
             <w:lang w:val="es-ES"/>
@@ -5857,7 +5806,7 @@
           <w:t xml:space="preserve">Enfoque Predictivo. Clustering Espacial </w:t>
         </w:r>
       </w:ins>
-      <w:ins w:id="565" w:author="nohemi fabiola serrano aguilar" w:date="2026-10-24T00:39:00Z" w16du:dateUtc="2026-10-23T23:39:00Z">
+      <w:ins w:id="562" w:author="nohemi fabiola serrano aguilar" w:date="2026-10-24T00:39:00Z" w16du:dateUtc="2026-10-23T23:39:00Z">
         <w:r>
           <w:rPr>
             <w:lang w:val="es-ES"/>
@@ -5865,7 +5814,7 @@
           <w:t>(K-Means) y</w:t>
         </w:r>
       </w:ins>
-      <w:ins w:id="566" w:author="nohemi fabiola serrano aguilar" w:date="2026-10-23T12:49:00Z" w16du:dateUtc="2026-10-23T11:49:00Z">
+      <w:ins w:id="563" w:author="nohemi fabiola serrano aguilar" w:date="2026-10-23T12:49:00Z" w16du:dateUtc="2026-10-23T11:49:00Z">
         <w:r>
           <w:rPr>
             <w:lang w:val="es-ES"/>
@@ -5873,7 +5822,7 @@
           <w:t xml:space="preserve"> </w:t>
         </w:r>
       </w:ins>
-      <w:ins w:id="567" w:author="nohemi fabiola serrano aguilar" w:date="2026-10-24T00:34:00Z" w16du:dateUtc="2026-10-23T23:34:00Z">
+      <w:ins w:id="564" w:author="nohemi fabiola serrano aguilar" w:date="2026-10-24T00:34:00Z" w16du:dateUtc="2026-10-23T23:34:00Z">
         <w:r>
           <w:rPr>
             <w:lang w:val="es-ES"/>
@@ -5881,7 +5830,7 @@
           <w:t>Pronostico de Series Temprales</w:t>
         </w:r>
       </w:ins>
-      <w:ins w:id="568" w:author="nohemi fabiola serrano aguilar" w:date="2026-10-23T12:49:00Z" w16du:dateUtc="2026-10-23T11:49:00Z">
+      <w:ins w:id="565" w:author="nohemi fabiola serrano aguilar" w:date="2026-10-23T12:49:00Z" w16du:dateUtc="2026-10-23T11:49:00Z">
         <w:r>
           <w:rPr>
             <w:lang w:val="es-ES"/>
@@ -5889,7 +5838,7 @@
           <w:t xml:space="preserve"> </w:t>
         </w:r>
       </w:ins>
-      <w:ins w:id="569" w:author="nohemi fabiola serrano aguilar" w:date="2026-10-24T00:39:00Z" w16du:dateUtc="2026-10-23T23:39:00Z">
+      <w:ins w:id="566" w:author="nohemi fabiola serrano aguilar" w:date="2026-10-24T00:39:00Z" w16du:dateUtc="2026-10-23T23:39:00Z">
         <w:r>
           <w:rPr>
             <w:lang w:val="es-ES"/>
@@ -5897,7 +5846,7 @@
           <w:t>(Time- Ser</w:t>
         </w:r>
       </w:ins>
-      <w:ins w:id="570" w:author="nohemi fabiola serrano aguilar" w:date="2026-10-24T00:40:00Z" w16du:dateUtc="2026-10-23T23:40:00Z">
+      <w:ins w:id="567" w:author="nohemi fabiola serrano aguilar" w:date="2026-10-24T00:40:00Z" w16du:dateUtc="2026-10-23T23:40:00Z">
         <w:r>
           <w:rPr>
             <w:lang w:val="es-ES"/>
@@ -5905,7 +5854,7 @@
           <w:t xml:space="preserve">ies </w:t>
         </w:r>
       </w:ins>
-      <w:ins w:id="571" w:author="nohemi fabiola serrano aguilar" w:date="2026-10-24T00:39:00Z" w16du:dateUtc="2026-10-23T23:39:00Z">
+      <w:ins w:id="568" w:author="nohemi fabiola serrano aguilar" w:date="2026-10-24T00:39:00Z" w16du:dateUtc="2026-10-23T23:39:00Z">
         <w:r>
           <w:rPr>
             <w:lang w:val="es-ES"/>
@@ -5918,10 +5867,10 @@
       <w:pPr>
         <w:pStyle w:val="ListParagraph"/>
         <w:rPr>
-          <w:ins w:id="572" w:author="nohemi fabiola serrano aguilar" w:date="2026-10-23T12:50:00Z" w16du:dateUtc="2026-10-23T11:50:00Z"/>
+          <w:ins w:id="569" w:author="nohemi fabiola serrano aguilar" w:date="2026-10-23T12:50:00Z" w16du:dateUtc="2026-10-23T11:50:00Z"/>
           <w:lang w:val="es-ES"/>
         </w:rPr>
-        <w:pPrChange w:id="573" w:author="nohemi fabiola serrano aguilar" w:date="2026-10-23T12:50:00Z" w16du:dateUtc="2026-10-23T11:50:00Z">
+        <w:pPrChange w:id="570" w:author="nohemi fabiola serrano aguilar" w:date="2026-10-23T12:50:00Z" w16du:dateUtc="2026-10-23T11:50:00Z">
           <w:pPr>
             <w:pStyle w:val="ListParagraph"/>
             <w:numPr>
@@ -5943,11 +5892,11 @@
         </w:numPr>
         <w:jc w:val="both"/>
         <w:rPr>
-          <w:ins w:id="574" w:author="nohemi fabiola serrano aguilar" w:date="2026-10-23T13:20:00Z" w16du:dateUtc="2026-10-23T12:20:00Z"/>
+          <w:ins w:id="571" w:author="nohemi fabiola serrano aguilar" w:date="2026-10-23T13:20:00Z" w16du:dateUtc="2026-10-23T12:20:00Z"/>
           <w:lang w:val="es-ES"/>
         </w:rPr>
       </w:pPr>
-      <w:ins w:id="575" w:author="nohemi fabiola serrano aguilar" w:date="2026-10-23T12:50:00Z" w16du:dateUtc="2026-10-23T11:50:00Z">
+      <w:ins w:id="572" w:author="nohemi fabiola serrano aguilar" w:date="2026-10-23T12:50:00Z" w16du:dateUtc="2026-10-23T11:50:00Z">
         <w:r>
           <w:rPr>
             <w:lang w:val="es-ES"/>
@@ -5955,7 +5904,7 @@
           <w:t>Segmentacion Geografica</w:t>
         </w:r>
       </w:ins>
-      <w:ins w:id="576" w:author="nohemi fabiola serrano aguilar" w:date="2026-10-23T12:51:00Z" w16du:dateUtc="2026-10-23T11:51:00Z">
+      <w:ins w:id="573" w:author="nohemi fabiola serrano aguilar" w:date="2026-10-23T12:51:00Z" w16du:dateUtc="2026-10-23T11:51:00Z">
         <w:r>
           <w:rPr>
             <w:lang w:val="es-ES"/>
@@ -5963,7 +5912,7 @@
           <w:t xml:space="preserve"> (Clustering con K-Means) para agrupar los municipios segun sus caracteristicas demograficas, infraestructura hospitalaria (</w:t>
         </w:r>
       </w:ins>
-      <w:ins w:id="577" w:author="nohemi fabiola serrano aguilar" w:date="2026-10-23T12:52:00Z" w16du:dateUtc="2026-10-23T11:52:00Z">
+      <w:ins w:id="574" w:author="nohemi fabiola serrano aguilar" w:date="2026-10-23T12:52:00Z" w16du:dateUtc="2026-10-23T11:52:00Z">
         <w:r>
           <w:rPr>
             <w:lang w:val="es-ES"/>
@@ -5978,10 +5927,10 @@
         <w:ind w:left="1211"/>
         <w:jc w:val="both"/>
         <w:rPr>
-          <w:ins w:id="578" w:author="nohemi fabiola serrano aguilar" w:date="2026-10-23T12:52:00Z" w16du:dateUtc="2026-10-23T11:52:00Z"/>
+          <w:ins w:id="575" w:author="nohemi fabiola serrano aguilar" w:date="2026-10-23T12:52:00Z" w16du:dateUtc="2026-10-23T11:52:00Z"/>
           <w:lang w:val="es-ES"/>
         </w:rPr>
-        <w:pPrChange w:id="579" w:author="nohemi fabiola serrano aguilar" w:date="2026-10-23T13:20:00Z" w16du:dateUtc="2026-10-23T12:20:00Z">
+        <w:pPrChange w:id="576" w:author="nohemi fabiola serrano aguilar" w:date="2026-10-23T13:20:00Z" w16du:dateUtc="2026-10-23T12:20:00Z">
           <w:pPr>
             <w:pStyle w:val="ListParagraph"/>
             <w:numPr>
@@ -6003,11 +5952,11 @@
         </w:numPr>
         <w:jc w:val="both"/>
         <w:rPr>
-          <w:ins w:id="580" w:author="nohemi fabiola serrano aguilar" w:date="2026-10-23T13:13:00Z" w16du:dateUtc="2026-10-23T12:13:00Z"/>
+          <w:ins w:id="577" w:author="nohemi fabiola serrano aguilar" w:date="2026-10-23T13:13:00Z" w16du:dateUtc="2026-10-23T12:13:00Z"/>
           <w:lang w:val="es-ES"/>
         </w:rPr>
       </w:pPr>
-      <w:ins w:id="581" w:author="nohemi fabiola serrano aguilar" w:date="2026-10-23T13:10:00Z" w16du:dateUtc="2026-10-23T12:10:00Z">
+      <w:ins w:id="578" w:author="nohemi fabiola serrano aguilar" w:date="2026-10-23T13:10:00Z" w16du:dateUtc="2026-10-23T12:10:00Z">
         <w:r>
           <w:rPr>
             <w:lang w:val="es-ES"/>
@@ -6015,7 +5964,7 @@
           <w:t>Prediccion de Demanda (</w:t>
         </w:r>
       </w:ins>
-      <w:ins w:id="582" w:author="nohemi fabiola serrano aguilar" w:date="2026-10-24T00:35:00Z" w16du:dateUtc="2026-10-23T23:35:00Z">
+      <w:ins w:id="579" w:author="nohemi fabiola serrano aguilar" w:date="2026-10-24T00:35:00Z" w16du:dateUtc="2026-10-23T23:35:00Z">
         <w:r>
           <w:rPr>
             <w:lang w:val="es-ES"/>
@@ -6023,7 +5972,7 @@
           <w:t>Pronostico de Series Temporales</w:t>
         </w:r>
       </w:ins>
-      <w:ins w:id="583" w:author="nohemi fabiola serrano aguilar" w:date="2026-10-23T13:10:00Z" w16du:dateUtc="2026-10-23T12:10:00Z">
+      <w:ins w:id="580" w:author="nohemi fabiola serrano aguilar" w:date="2026-10-23T13:10:00Z" w16du:dateUtc="2026-10-23T12:10:00Z">
         <w:r>
           <w:rPr>
             <w:lang w:val="es-ES"/>
@@ -6031,7 +5980,7 @@
           <w:t>)</w:t>
         </w:r>
       </w:ins>
-      <w:ins w:id="584" w:author="nohemi fabiola serrano aguilar" w:date="2026-10-23T12:52:00Z" w16du:dateUtc="2026-10-23T11:52:00Z">
+      <w:ins w:id="581" w:author="nohemi fabiola serrano aguilar" w:date="2026-10-23T12:52:00Z" w16du:dateUtc="2026-10-23T11:52:00Z">
         <w:r>
           <w:rPr>
             <w:lang w:val="es-ES"/>
@@ -6039,7 +5988,7 @@
           <w:t xml:space="preserve">. </w:t>
         </w:r>
       </w:ins>
-      <w:ins w:id="585" w:author="nohemi fabiola serrano aguilar" w:date="2026-10-24T00:51:00Z" w16du:dateUtc="2026-10-23T23:51:00Z">
+      <w:ins w:id="582" w:author="nohemi fabiola serrano aguilar" w:date="2026-10-24T00:51:00Z" w16du:dateUtc="2026-10-23T23:51:00Z">
         <w:r>
           <w:rPr>
             <w:lang w:val="es-ES"/>
@@ -6047,7 +5996,7 @@
           <w:t xml:space="preserve">Este modelo utlizara algoritmos como Random Forest Regressor o Ridge Regressor </w:t>
         </w:r>
       </w:ins>
-      <w:ins w:id="586" w:author="nohemi fabiola serrano aguilar" w:date="2026-10-24T00:52:00Z" w16du:dateUtc="2026-10-23T23:52:00Z">
+      <w:ins w:id="583" w:author="nohemi fabiola serrano aguilar" w:date="2026-10-24T00:52:00Z" w16du:dateUtc="2026-10-23T23:52:00Z">
         <w:r>
           <w:rPr>
             <w:lang w:val="es-ES"/>
@@ -6061,7 +6010,7 @@
           <w:t xml:space="preserve"> predecir</w:t>
         </w:r>
       </w:ins>
-      <w:ins w:id="587" w:author="nohemi fabiola serrano aguilar" w:date="2026-10-24T00:39:00Z" w16du:dateUtc="2026-10-23T23:39:00Z">
+      <w:ins w:id="584" w:author="nohemi fabiola serrano aguilar" w:date="2026-10-24T00:39:00Z" w16du:dateUtc="2026-10-23T23:39:00Z">
         <w:r>
           <w:rPr>
             <w:lang w:val="es-ES"/>
@@ -6074,10 +6023,10 @@
       <w:pPr>
         <w:pStyle w:val="ListParagraph"/>
         <w:rPr>
-          <w:ins w:id="588" w:author="nohemi fabiola serrano aguilar" w:date="2026-10-23T12:28:00Z" w16du:dateUtc="2026-10-23T11:28:00Z"/>
+          <w:ins w:id="585" w:author="nohemi fabiola serrano aguilar" w:date="2026-10-23T12:28:00Z" w16du:dateUtc="2026-10-23T11:28:00Z"/>
           <w:lang w:val="es-ES"/>
         </w:rPr>
-        <w:pPrChange w:id="589" w:author="nohemi fabiola serrano aguilar" w:date="2026-10-23T12:28:00Z" w16du:dateUtc="2026-10-23T11:28:00Z">
+        <w:pPrChange w:id="586" w:author="nohemi fabiola serrano aguilar" w:date="2026-10-23T12:28:00Z" w16du:dateUtc="2026-10-23T11:28:00Z">
           <w:pPr>
             <w:pStyle w:val="ListParagraph"/>
             <w:numPr>
@@ -6095,10 +6044,10 @@
         <w:pStyle w:val="ListParagraph"/>
         <w:jc w:val="both"/>
         <w:rPr>
-          <w:ins w:id="590" w:author="nohemi fabiola serrano aguilar" w:date="2026-10-23T12:27:00Z" w16du:dateUtc="2026-10-23T11:27:00Z"/>
+          <w:ins w:id="587" w:author="nohemi fabiola serrano aguilar" w:date="2026-10-23T12:27:00Z" w16du:dateUtc="2026-10-23T11:27:00Z"/>
           <w:lang w:val="es-ES"/>
         </w:rPr>
-        <w:pPrChange w:id="591" w:author="nohemi fabiola serrano aguilar" w:date="2026-10-23T12:28:00Z" w16du:dateUtc="2026-10-23T11:28:00Z">
+        <w:pPrChange w:id="588" w:author="nohemi fabiola serrano aguilar" w:date="2026-10-23T12:28:00Z" w16du:dateUtc="2026-10-23T11:28:00Z">
           <w:pPr>
             <w:pStyle w:val="ListParagraph"/>
             <w:numPr>
@@ -6120,11 +6069,11 @@
         </w:numPr>
         <w:jc w:val="both"/>
         <w:rPr>
-          <w:ins w:id="592" w:author="nohemi fabiola serrano aguilar" w:date="2026-10-23T13:29:00Z" w16du:dateUtc="2026-10-23T12:29:00Z"/>
+          <w:ins w:id="589" w:author="nohemi fabiola serrano aguilar" w:date="2026-10-23T13:29:00Z" w16du:dateUtc="2026-10-23T12:29:00Z"/>
           <w:lang w:val="es-ES"/>
         </w:rPr>
       </w:pPr>
-      <w:ins w:id="593" w:author="nohemi fabiola serrano aguilar" w:date="2026-10-23T13:36:00Z" w16du:dateUtc="2026-10-23T12:36:00Z">
+      <w:ins w:id="590" w:author="nohemi fabiola serrano aguilar" w:date="2026-10-23T13:36:00Z" w16du:dateUtc="2026-10-23T12:36:00Z">
         <w:r>
           <w:rPr>
             <w:lang w:val="es-ES"/>
@@ -6132,7 +6081,7 @@
           <w:t>Validacion</w:t>
         </w:r>
       </w:ins>
-      <w:ins w:id="594" w:author="nohemi fabiola serrano aguilar" w:date="2026-10-23T13:33:00Z" w16du:dateUtc="2026-10-23T12:33:00Z">
+      <w:ins w:id="591" w:author="nohemi fabiola serrano aguilar" w:date="2026-10-23T13:33:00Z" w16du:dateUtc="2026-10-23T12:33:00Z">
         <w:r>
           <w:rPr>
             <w:lang w:val="es-ES"/>
@@ -6140,7 +6089,7 @@
           <w:t xml:space="preserve"> de Modelo</w:t>
         </w:r>
       </w:ins>
-      <w:ins w:id="595" w:author="nohemi fabiola serrano aguilar" w:date="2026-10-23T13:29:00Z" w16du:dateUtc="2026-10-23T12:29:00Z">
+      <w:ins w:id="592" w:author="nohemi fabiola serrano aguilar" w:date="2026-10-23T13:29:00Z" w16du:dateUtc="2026-10-23T12:29:00Z">
         <w:r>
           <w:rPr>
             <w:lang w:val="es-ES"/>
@@ -6148,7 +6097,7 @@
           <w:t xml:space="preserve">. Se utilizara el coeficiente de Silueta para </w:t>
         </w:r>
       </w:ins>
-      <w:ins w:id="596" w:author="nohemi fabiola serrano aguilar" w:date="2026-10-23T13:33:00Z" w16du:dateUtc="2026-10-23T12:33:00Z">
+      <w:ins w:id="593" w:author="nohemi fabiola serrano aguilar" w:date="2026-10-23T13:33:00Z" w16du:dateUtc="2026-10-23T12:33:00Z">
         <w:r>
           <w:rPr>
             <w:lang w:val="es-ES"/>
@@ -6156,7 +6105,7 @@
           <w:t>validar</w:t>
         </w:r>
       </w:ins>
-      <w:ins w:id="597" w:author="nohemi fabiola serrano aguilar" w:date="2026-10-23T13:34:00Z" w16du:dateUtc="2026-10-23T12:34:00Z">
+      <w:ins w:id="594" w:author="nohemi fabiola serrano aguilar" w:date="2026-10-23T13:34:00Z" w16du:dateUtc="2026-10-23T12:34:00Z">
         <w:r>
           <w:rPr>
             <w:lang w:val="es-ES"/>
@@ -6164,7 +6113,7 @@
           <w:t xml:space="preserve"> el Cluster territorial </w:t>
         </w:r>
       </w:ins>
-      <w:ins w:id="598" w:author="nohemi fabiola serrano aguilar" w:date="2026-10-23T13:36:00Z" w16du:dateUtc="2026-10-23T12:36:00Z">
+      <w:ins w:id="595" w:author="nohemi fabiola serrano aguilar" w:date="2026-10-23T13:36:00Z" w16du:dateUtc="2026-10-23T12:36:00Z">
         <w:r>
           <w:rPr>
             <w:lang w:val="es-ES"/>
@@ -6172,7 +6121,7 @@
           <w:t>y</w:t>
         </w:r>
       </w:ins>
-      <w:ins w:id="599" w:author="nohemi fabiola serrano aguilar" w:date="2026-10-23T13:34:00Z" w16du:dateUtc="2026-10-23T12:34:00Z">
+      <w:ins w:id="596" w:author="nohemi fabiola serrano aguilar" w:date="2026-10-23T13:34:00Z" w16du:dateUtc="2026-10-23T12:34:00Z">
         <w:r>
           <w:rPr>
             <w:lang w:val="es-ES"/>
@@ -6180,7 +6129,7 @@
           <w:t xml:space="preserve"> garantizar</w:t>
         </w:r>
       </w:ins>
-      <w:ins w:id="600" w:author="nohemi fabiola serrano aguilar" w:date="2026-10-23T13:29:00Z" w16du:dateUtc="2026-10-23T12:29:00Z">
+      <w:ins w:id="597" w:author="nohemi fabiola serrano aguilar" w:date="2026-10-23T13:29:00Z" w16du:dateUtc="2026-10-23T12:29:00Z">
         <w:r>
           <w:rPr>
             <w:lang w:val="es-ES"/>
@@ -6194,10 +6143,10 @@
         <w:pStyle w:val="ListParagraph"/>
         <w:jc w:val="both"/>
         <w:rPr>
-          <w:ins w:id="601" w:author="nohemi fabiola serrano aguilar" w:date="2026-10-23T13:28:00Z" w16du:dateUtc="2026-10-23T12:28:00Z"/>
+          <w:ins w:id="598" w:author="nohemi fabiola serrano aguilar" w:date="2026-10-23T13:28:00Z" w16du:dateUtc="2026-10-23T12:28:00Z"/>
           <w:lang w:val="es-ES"/>
         </w:rPr>
-        <w:pPrChange w:id="602" w:author="nohemi fabiola serrano aguilar" w:date="2026-10-23T13:29:00Z" w16du:dateUtc="2026-10-23T12:29:00Z">
+        <w:pPrChange w:id="599" w:author="nohemi fabiola serrano aguilar" w:date="2026-10-23T13:29:00Z" w16du:dateUtc="2026-10-23T12:29:00Z">
           <w:pPr>
             <w:pStyle w:val="ListParagraph"/>
             <w:numPr>
@@ -6219,17 +6168,17 @@
         </w:numPr>
         <w:jc w:val="both"/>
         <w:rPr>
-          <w:ins w:id="603" w:author="nohemi fabiola serrano aguilar" w:date="2026-10-24T00:44:00Z" w16du:dateUtc="2026-10-23T23:44:00Z"/>
+          <w:ins w:id="600" w:author="nohemi fabiola serrano aguilar" w:date="2026-10-24T00:44:00Z" w16du:dateUtc="2026-10-23T23:44:00Z"/>
           <w:lang w:val="es-ES"/>
-          <w:rPrChange w:id="604" w:author="nohemi fabiola serrano aguilar" w:date="2026-10-24T00:44:00Z" w16du:dateUtc="2026-10-23T23:44:00Z">
+          <w:rPrChange w:id="601" w:author="nohemi fabiola serrano aguilar" w:date="2026-10-24T00:44:00Z" w16du:dateUtc="2026-10-23T23:44:00Z">
             <w:rPr>
-              <w:ins w:id="605" w:author="nohemi fabiola serrano aguilar" w:date="2026-10-24T00:44:00Z" w16du:dateUtc="2026-10-23T23:44:00Z"/>
+              <w:ins w:id="602" w:author="nohemi fabiola serrano aguilar" w:date="2026-10-24T00:44:00Z" w16du:dateUtc="2026-10-23T23:44:00Z"/>
               <w:lang w:val="es-MX"/>
             </w:rPr>
           </w:rPrChange>
         </w:rPr>
       </w:pPr>
-      <w:ins w:id="606" w:author="nohemi fabiola serrano aguilar" w:date="2026-10-23T12:57:00Z" w16du:dateUtc="2026-10-23T11:57:00Z">
+      <w:ins w:id="603" w:author="nohemi fabiola serrano aguilar" w:date="2026-10-23T12:57:00Z" w16du:dateUtc="2026-10-23T11:57:00Z">
         <w:r>
           <w:rPr>
             <w:lang w:val="es-ES"/>
@@ -6237,7 +6186,7 @@
           <w:t xml:space="preserve"> </w:t>
         </w:r>
       </w:ins>
-      <w:ins w:id="607" w:author="nohemi fabiola serrano aguilar" w:date="2026-10-23T13:33:00Z" w16du:dateUtc="2026-10-23T12:33:00Z">
+      <w:ins w:id="604" w:author="nohemi fabiola serrano aguilar" w:date="2026-10-23T13:33:00Z" w16du:dateUtc="2026-10-23T12:33:00Z">
         <w:r>
           <w:rPr>
             <w:lang w:val="es-ES"/>
@@ -6245,7 +6194,7 @@
           <w:t>Evaluacion</w:t>
         </w:r>
       </w:ins>
-      <w:ins w:id="608" w:author="nohemi fabiola serrano aguilar" w:date="2026-10-23T13:37:00Z" w16du:dateUtc="2026-10-23T12:37:00Z">
+      <w:ins w:id="605" w:author="nohemi fabiola serrano aguilar" w:date="2026-10-23T13:37:00Z" w16du:dateUtc="2026-10-23T12:37:00Z">
         <w:r>
           <w:rPr>
             <w:lang w:val="es-ES"/>
@@ -6253,7 +6202,7 @@
           <w:t xml:space="preserve"> de Rendimiento</w:t>
         </w:r>
       </w:ins>
-      <w:ins w:id="609" w:author="nohemi fabiola serrano aguilar" w:date="2026-10-23T23:27:00Z" w16du:dateUtc="2026-10-23T22:27:00Z">
+      <w:ins w:id="606" w:author="nohemi fabiola serrano aguilar" w:date="2026-10-23T23:27:00Z" w16du:dateUtc="2026-10-23T22:27:00Z">
         <w:r>
           <w:rPr>
             <w:lang w:val="es-ES"/>
@@ -6261,7 +6210,7 @@
           <w:t>. Para evaluar el Rendimiento del modelo dentro de un marco conceptual no implementado</w:t>
         </w:r>
       </w:ins>
-      <w:ins w:id="610" w:author="nohemi fabiola serrano aguilar" w:date="2026-10-23T23:28:00Z" w16du:dateUtc="2026-10-23T22:28:00Z">
+      <w:ins w:id="607" w:author="nohemi fabiola serrano aguilar" w:date="2026-10-23T23:28:00Z" w16du:dateUtc="2026-10-23T22:28:00Z">
         <w:r>
           <w:rPr>
             <w:lang w:val="es-ES"/>
@@ -6269,7 +6218,7 @@
           <w:t xml:space="preserve">, la investigacion utilizara un enfoque de simulacion historica (Backtesting) mediante la configuracion de division de datos de entrenamiento y prueba (Train/Test Split). Las arquitecturas </w:t>
         </w:r>
       </w:ins>
-      <w:ins w:id="611" w:author="nohemi fabiola serrano aguilar" w:date="2026-10-23T23:29:00Z" w16du:dateUtc="2026-10-23T22:29:00Z">
+      <w:ins w:id="608" w:author="nohemi fabiola serrano aguilar" w:date="2026-10-23T23:29:00Z" w16du:dateUtc="2026-10-23T22:29:00Z">
         <w:r>
           <w:rPr>
             <w:lang w:val="es-ES"/>
@@ -6277,7 +6226,7 @@
           <w:t xml:space="preserve">de aprendizaje Automaticose entrenaran con registros de 2023-2024, dejando los datos de 2025 como una matriz de prueba . La evaluacion del modelo se realizara </w:t>
         </w:r>
       </w:ins>
-      <w:ins w:id="612" w:author="nohemi fabiola serrano aguilar" w:date="2026-10-23T23:30:00Z" w16du:dateUtc="2026-10-23T22:30:00Z">
+      <w:ins w:id="609" w:author="nohemi fabiola serrano aguilar" w:date="2026-10-23T23:30:00Z" w16du:dateUtc="2026-10-23T22:30:00Z">
         <w:r>
           <w:rPr>
             <w:lang w:val="es-ES"/>
@@ -6285,7 +6234,7 @@
           <w:t xml:space="preserve">mediante la prediccion de bloques hisoticos cuyos resultados ya se conocen, comparando las matrices predictivas con los datos publicos reales para calcular el Erro Cuadratico Medio </w:t>
         </w:r>
       </w:ins>
-      <w:ins w:id="613" w:author="nohemi fabiola serrano aguilar" w:date="2026-10-23T23:31:00Z" w16du:dateUtc="2026-10-23T22:31:00Z">
+      <w:ins w:id="610" w:author="nohemi fabiola serrano aguilar" w:date="2026-10-23T23:31:00Z" w16du:dateUtc="2026-10-23T22:31:00Z">
         <w:r>
           <w:rPr>
             <w:lang w:val="es-ES"/>
@@ -6295,7 +6244,7 @@
         <w:r>
           <w:rPr>
             <w:lang w:val="es-MX"/>
-            <w:rPrChange w:id="614" w:author="nohemi fabiola serrano aguilar" w:date="2026-10-23T23:31:00Z" w16du:dateUtc="2026-10-23T22:31:00Z">
+            <w:rPrChange w:id="611" w:author="nohemi fabiola serrano aguilar" w:date="2026-10-23T23:31:00Z" w16du:dateUtc="2026-10-23T22:31:00Z">
               <w:rPr/>
             </w:rPrChange>
           </w:rPr>
@@ -6313,10 +6262,10 @@
       <w:pPr>
         <w:pStyle w:val="ListParagraph"/>
         <w:rPr>
-          <w:ins w:id="615" w:author="nohemi fabiola serrano aguilar" w:date="2026-10-24T00:44:00Z" w16du:dateUtc="2026-10-23T23:44:00Z"/>
+          <w:ins w:id="612" w:author="nohemi fabiola serrano aguilar" w:date="2026-10-24T00:44:00Z" w16du:dateUtc="2026-10-23T23:44:00Z"/>
           <w:lang w:val="es-ES"/>
         </w:rPr>
-        <w:pPrChange w:id="616" w:author="nohemi fabiola serrano aguilar" w:date="2026-10-24T00:44:00Z" w16du:dateUtc="2026-10-23T23:44:00Z">
+        <w:pPrChange w:id="613" w:author="nohemi fabiola serrano aguilar" w:date="2026-10-24T00:44:00Z" w16du:dateUtc="2026-10-23T23:44:00Z">
           <w:pPr>
             <w:pStyle w:val="ListParagraph"/>
             <w:numPr>
@@ -6334,10 +6283,10 @@
         <w:pStyle w:val="ListParagraph"/>
         <w:jc w:val="both"/>
         <w:rPr>
-          <w:ins w:id="617" w:author="nohemi fabiola serrano aguilar" w:date="2026-10-23T13:16:00Z" w16du:dateUtc="2026-10-23T12:16:00Z"/>
+          <w:ins w:id="614" w:author="nohemi fabiola serrano aguilar" w:date="2026-10-23T13:16:00Z" w16du:dateUtc="2026-10-23T12:16:00Z"/>
           <w:lang w:val="es-ES"/>
         </w:rPr>
-        <w:pPrChange w:id="618" w:author="nohemi fabiola serrano aguilar" w:date="2026-10-24T00:44:00Z" w16du:dateUtc="2026-10-23T23:44:00Z">
+        <w:pPrChange w:id="615" w:author="nohemi fabiola serrano aguilar" w:date="2026-10-24T00:44:00Z" w16du:dateUtc="2026-10-23T23:44:00Z">
           <w:pPr>
             <w:pStyle w:val="ListParagraph"/>
             <w:numPr>
@@ -6359,11 +6308,11 @@
         </w:numPr>
         <w:jc w:val="both"/>
         <w:rPr>
-          <w:ins w:id="619" w:author="nohemi fabiola serrano aguilar" w:date="2026-10-23T13:19:00Z" w16du:dateUtc="2026-10-23T12:19:00Z"/>
+          <w:ins w:id="616" w:author="nohemi fabiola serrano aguilar" w:date="2026-10-23T13:19:00Z" w16du:dateUtc="2026-10-23T12:19:00Z"/>
           <w:lang w:val="es-ES"/>
         </w:rPr>
       </w:pPr>
-      <w:ins w:id="620" w:author="nohemi fabiola serrano aguilar" w:date="2026-10-23T13:16:00Z" w16du:dateUtc="2026-10-23T12:16:00Z">
+      <w:ins w:id="617" w:author="nohemi fabiola serrano aguilar" w:date="2026-10-23T13:16:00Z" w16du:dateUtc="2026-10-23T12:16:00Z">
         <w:r>
           <w:rPr>
             <w:lang w:val="es-ES"/>
@@ -6371,7 +6320,7 @@
           <w:t xml:space="preserve">Inteligencia de Negocios. </w:t>
         </w:r>
       </w:ins>
-      <w:ins w:id="621" w:author="nohemi fabiola serrano aguilar" w:date="2026-10-23T13:18:00Z" w16du:dateUtc="2026-10-23T12:18:00Z">
+      <w:ins w:id="618" w:author="nohemi fabiola serrano aguilar" w:date="2026-10-23T13:18:00Z" w16du:dateUtc="2026-10-23T12:18:00Z">
         <w:r>
           <w:rPr>
             <w:lang w:val="es-ES"/>
@@ -6379,7 +6328,7 @@
           <w:t xml:space="preserve">El despliegue se consolidara mediante la construccion de un ecosistema </w:t>
         </w:r>
       </w:ins>
-      <w:ins w:id="622" w:author="nohemi fabiola serrano aguilar" w:date="2026-10-23T13:19:00Z" w16du:dateUtc="2026-10-23T12:19:00Z">
+      <w:ins w:id="619" w:author="nohemi fabiola serrano aguilar" w:date="2026-10-23T13:19:00Z" w16du:dateUtc="2026-10-23T12:19:00Z">
         <w:r>
           <w:rPr>
             <w:lang w:val="es-ES"/>
@@ -6392,10 +6341,10 @@
       <w:pPr>
         <w:jc w:val="both"/>
         <w:rPr>
-          <w:ins w:id="623" w:author="nohemi fabiola serrano aguilar" w:date="2026-10-23T13:19:00Z" w16du:dateUtc="2026-10-23T12:19:00Z"/>
+          <w:ins w:id="620" w:author="nohemi fabiola serrano aguilar" w:date="2026-10-23T13:19:00Z" w16du:dateUtc="2026-10-23T12:19:00Z"/>
           <w:lang w:val="es-ES"/>
         </w:rPr>
-        <w:pPrChange w:id="624" w:author="nohemi fabiola serrano aguilar" w:date="2026-10-23T13:19:00Z" w16du:dateUtc="2026-10-23T12:19:00Z">
+        <w:pPrChange w:id="621" w:author="nohemi fabiola serrano aguilar" w:date="2026-10-23T13:19:00Z" w16du:dateUtc="2026-10-23T12:19:00Z">
           <w:pPr>
             <w:ind w:left="360"/>
             <w:jc w:val="both"/>
@@ -6412,11 +6361,11 @@
         </w:numPr>
         <w:jc w:val="both"/>
         <w:rPr>
-          <w:ins w:id="625" w:author="nohemi fabiola serrano aguilar" w:date="2026-10-23T22:51:00Z" w16du:dateUtc="2026-10-23T21:51:00Z"/>
+          <w:ins w:id="622" w:author="nohemi fabiola serrano aguilar" w:date="2026-10-23T22:51:00Z" w16du:dateUtc="2026-10-23T21:51:00Z"/>
           <w:lang w:val="es-ES"/>
         </w:rPr>
       </w:pPr>
-      <w:ins w:id="626" w:author="nohemi fabiola serrano aguilar" w:date="2026-10-23T13:40:00Z" w16du:dateUtc="2026-10-23T12:40:00Z">
+      <w:ins w:id="623" w:author="nohemi fabiola serrano aguilar" w:date="2026-10-23T13:40:00Z" w16du:dateUtc="2026-10-23T12:40:00Z">
         <w:r>
           <w:rPr>
             <w:lang w:val="es-ES"/>
@@ -6424,7 +6373,7 @@
           <w:t xml:space="preserve">Propuesta de </w:t>
         </w:r>
       </w:ins>
-      <w:ins w:id="627" w:author="nohemi fabiola serrano aguilar" w:date="2026-10-23T12:28:00Z" w16du:dateUtc="2026-10-23T11:28:00Z">
+      <w:ins w:id="624" w:author="nohemi fabiola serrano aguilar" w:date="2026-10-23T12:28:00Z" w16du:dateUtc="2026-10-23T11:28:00Z">
         <w:r>
           <w:rPr>
             <w:lang w:val="es-ES"/>
@@ -6432,7 +6381,7 @@
           <w:t>Diagrama de</w:t>
         </w:r>
       </w:ins>
-      <w:ins w:id="628" w:author="nohemi fabiola serrano aguilar" w:date="2026-10-23T12:29:00Z" w16du:dateUtc="2026-10-23T11:29:00Z">
+      <w:ins w:id="625" w:author="nohemi fabiola serrano aguilar" w:date="2026-10-23T12:29:00Z" w16du:dateUtc="2026-10-23T11:29:00Z">
         <w:r>
           <w:rPr>
             <w:lang w:val="es-ES"/>
@@ -6445,7 +6394,7 @@
       <w:pPr>
         <w:pStyle w:val="ListParagraph"/>
         <w:rPr>
-          <w:ins w:id="629" w:author="nohemi fabiola serrano aguilar" w:date="2026-10-23T22:56:00Z" w16du:dateUtc="2026-10-23T21:56:00Z"/>
+          <w:ins w:id="626" w:author="nohemi fabiola serrano aguilar" w:date="2026-10-23T22:56:00Z" w16du:dateUtc="2026-10-23T21:56:00Z"/>
           <w:lang w:val="es-ES"/>
         </w:rPr>
       </w:pPr>
@@ -6454,7 +6403,7 @@
       <w:pPr>
         <w:pStyle w:val="ListParagraph"/>
         <w:rPr>
-          <w:ins w:id="630" w:author="nohemi fabiola serrano aguilar" w:date="2026-10-23T22:56:00Z" w16du:dateUtc="2026-10-23T21:56:00Z"/>
+          <w:ins w:id="627" w:author="nohemi fabiola serrano aguilar" w:date="2026-10-23T22:56:00Z" w16du:dateUtc="2026-10-23T21:56:00Z"/>
           <w:lang w:val="es-ES"/>
         </w:rPr>
       </w:pPr>
@@ -6463,10 +6412,10 @@
       <w:pPr>
         <w:pStyle w:val="ListParagraph"/>
         <w:rPr>
-          <w:ins w:id="631" w:author="nohemi fabiola serrano aguilar" w:date="2026-10-23T22:51:00Z" w16du:dateUtc="2026-10-23T21:51:00Z"/>
+          <w:ins w:id="628" w:author="nohemi fabiola serrano aguilar" w:date="2026-10-23T22:51:00Z" w16du:dateUtc="2026-10-23T21:51:00Z"/>
           <w:lang w:val="es-ES"/>
         </w:rPr>
-        <w:pPrChange w:id="632" w:author="nohemi fabiola serrano aguilar" w:date="2026-10-23T22:51:00Z" w16du:dateUtc="2026-10-23T21:51:00Z">
+        <w:pPrChange w:id="629" w:author="nohemi fabiola serrano aguilar" w:date="2026-10-23T22:51:00Z" w16du:dateUtc="2026-10-23T21:51:00Z">
           <w:pPr>
             <w:pStyle w:val="ListParagraph"/>
             <w:numPr>
@@ -6483,6 +6432,47 @@
       <w:pPr>
         <w:pStyle w:val="ListParagraph"/>
         <w:jc w:val="both"/>
+        <w:rPr>
+          <w:ins w:id="630" w:author="nohemi fabiola serrano aguilar" w:date="2026-10-23T22:51:00Z" w16du:dateUtc="2026-10-23T21:51:00Z"/>
+          <w:lang w:val="es-ES"/>
+        </w:rPr>
+        <w:pPrChange w:id="631" w:author="nohemi fabiola serrano aguilar" w:date="2026-10-23T22:51:00Z" w16du:dateUtc="2026-10-23T21:51:00Z">
+          <w:pPr>
+            <w:pStyle w:val="ListParagraph"/>
+            <w:numPr>
+              <w:ilvl w:val="1"/>
+              <w:numId w:val="34"/>
+            </w:numPr>
+            <w:ind w:hanging="360"/>
+            <w:jc w:val="both"/>
+          </w:pPr>
+        </w:pPrChange>
+      </w:pPr>
+      <w:ins w:id="632" w:author="nohemi fabiola serrano aguilar" w:date="2026-10-23T22:56:00Z" w16du:dateUtc="2026-10-23T21:56:00Z">
+        <w:r>
+          <w:rPr>
+            <w:noProof/>
+            <w:lang w:val="es-MX"/>
+          </w:rPr>
+          <w:drawing>
+            <wp:inline distT="0" distB="0" distL="0" distR="0" wp14:anchorId="2F28EA50" wp14:editId="5C30CAF4">
+              <wp:extent cx="4592782" cy="5222875"/>
+              <wp:effectExtent l="19050" t="0" r="17780" b="0"/>
+              <wp:docPr id="49166621" name="Diagram 4"/>
+              <wp:cNvGraphicFramePr/>
+              <a:graphic xmlns:a="http://schemas.openxmlformats.org/drawingml/2006/main">
+                <a:graphicData uri="http://schemas.openxmlformats.org/drawingml/2006/diagram">
+                  <dgm:relIds xmlns:dgm="http://schemas.openxmlformats.org/drawingml/2006/diagram" xmlns:r="http://schemas.openxmlformats.org/officeDocument/2006/relationships" r:dm="rId9" r:lo="rId10" r:qs="rId11" r:cs="rId12"/>
+                </a:graphicData>
+              </a:graphic>
+            </wp:inline>
+          </w:drawing>
+        </w:r>
+      </w:ins>
+    </w:p>
+    <w:p>
+      <w:pPr>
+        <w:pStyle w:val="ListParagraph"/>
         <w:rPr>
           <w:ins w:id="633" w:author="nohemi fabiola serrano aguilar" w:date="2026-10-23T22:51:00Z" w16du:dateUtc="2026-10-23T21:51:00Z"/>
           <w:lang w:val="es-ES"/>
@@ -6499,95 +6489,54 @@
           </w:pPr>
         </w:pPrChange>
       </w:pPr>
-      <w:ins w:id="635" w:author="nohemi fabiola serrano aguilar" w:date="2026-10-23T22:56:00Z" w16du:dateUtc="2026-10-23T21:56:00Z">
-        <w:r>
-          <w:rPr>
-            <w:noProof/>
-            <w:lang w:val="es-MX"/>
-          </w:rPr>
-          <w:drawing>
-            <wp:inline distT="0" distB="0" distL="0" distR="0" wp14:anchorId="2F28EA50" wp14:editId="5C30CAF4">
-              <wp:extent cx="4592782" cy="5222875"/>
-              <wp:effectExtent l="19050" t="0" r="17780" b="0"/>
-              <wp:docPr id="49166621" name="Diagram 4"/>
-              <wp:cNvGraphicFramePr/>
-              <a:graphic xmlns:a="http://schemas.openxmlformats.org/drawingml/2006/main">
-                <a:graphicData uri="http://schemas.openxmlformats.org/drawingml/2006/diagram">
-                  <dgm:relIds xmlns:dgm="http://schemas.openxmlformats.org/drawingml/2006/diagram" xmlns:r="http://schemas.openxmlformats.org/officeDocument/2006/relationships" r:dm="rId9" r:lo="rId10" r:qs="rId11" r:cs="rId12"/>
-                </a:graphicData>
-              </a:graphic>
-            </wp:inline>
-          </w:drawing>
-        </w:r>
-      </w:ins>
     </w:p>
     <w:p>
       <w:pPr>
-        <w:pStyle w:val="ListParagraph"/>
+        <w:jc w:val="both"/>
         <w:rPr>
-          <w:ins w:id="636" w:author="nohemi fabiola serrano aguilar" w:date="2026-10-23T22:51:00Z" w16du:dateUtc="2026-10-23T21:51:00Z"/>
+          <w:ins w:id="635" w:author="nohemi fabiola serrano aguilar" w:date="2026-10-23T22:53:00Z" w16du:dateUtc="2026-10-23T21:53:00Z"/>
           <w:lang w:val="es-ES"/>
         </w:rPr>
-        <w:pPrChange w:id="637" w:author="nohemi fabiola serrano aguilar" w:date="2026-10-23T22:51:00Z" w16du:dateUtc="2026-10-23T21:51:00Z">
-          <w:pPr>
-            <w:pStyle w:val="ListParagraph"/>
-            <w:numPr>
-              <w:ilvl w:val="1"/>
-              <w:numId w:val="34"/>
-            </w:numPr>
-            <w:ind w:hanging="360"/>
-            <w:jc w:val="both"/>
-          </w:pPr>
-        </w:pPrChange>
       </w:pPr>
     </w:p>
     <w:p>
       <w:pPr>
         <w:jc w:val="both"/>
         <w:rPr>
-          <w:ins w:id="638" w:author="nohemi fabiola serrano aguilar" w:date="2026-10-23T22:53:00Z" w16du:dateUtc="2026-10-23T21:53:00Z"/>
+          <w:ins w:id="636" w:author="nohemi fabiola serrano aguilar" w:date="2026-10-24T01:16:00Z" w16du:dateUtc="2026-10-24T00:16:00Z"/>
           <w:lang w:val="es-ES"/>
         </w:rPr>
       </w:pPr>
+      <w:ins w:id="637" w:author="nohemi fabiola serrano aguilar" w:date="2026-10-23T22:53:00Z" w16du:dateUtc="2026-10-23T21:53:00Z">
+        <w:r>
+          <w:rPr>
+            <w:lang w:val="es-ES"/>
+          </w:rPr>
+          <w:t xml:space="preserve">Figura 1. </w:t>
+        </w:r>
+      </w:ins>
+      <w:ins w:id="638" w:author="nohemi fabiola serrano aguilar" w:date="2026-10-23T22:54:00Z" w16du:dateUtc="2026-10-23T21:54:00Z">
+        <w:r>
+          <w:rPr>
+            <w:lang w:val="es-ES"/>
+          </w:rPr>
+          <w:t>Ecosistema de BI predi</w:t>
+        </w:r>
+      </w:ins>
+      <w:ins w:id="639" w:author="nohemi fabiola serrano aguilar" w:date="2026-10-23T22:55:00Z" w16du:dateUtc="2026-10-23T21:55:00Z">
+        <w:r>
+          <w:rPr>
+            <w:lang w:val="es-ES"/>
+          </w:rPr>
+          <w:t>ctivo de extremo a extremo y arquitectura de aprendizaje automatico</w:t>
+        </w:r>
+      </w:ins>
     </w:p>
     <w:p>
       <w:pPr>
         <w:jc w:val="both"/>
         <w:rPr>
-          <w:ins w:id="639" w:author="nohemi fabiola serrano aguilar" w:date="2026-10-24T01:16:00Z" w16du:dateUtc="2026-10-24T00:16:00Z"/>
-          <w:lang w:val="es-ES"/>
-        </w:rPr>
-      </w:pPr>
-      <w:ins w:id="640" w:author="nohemi fabiola serrano aguilar" w:date="2026-10-23T22:53:00Z" w16du:dateUtc="2026-10-23T21:53:00Z">
-        <w:r>
-          <w:rPr>
-            <w:lang w:val="es-ES"/>
-          </w:rPr>
-          <w:t xml:space="preserve">Figura 1. </w:t>
-        </w:r>
-      </w:ins>
-      <w:ins w:id="641" w:author="nohemi fabiola serrano aguilar" w:date="2026-10-23T22:54:00Z" w16du:dateUtc="2026-10-23T21:54:00Z">
-        <w:r>
-          <w:rPr>
-            <w:lang w:val="es-ES"/>
-          </w:rPr>
-          <w:t>Ecosistema de BI predi</w:t>
-        </w:r>
-      </w:ins>
-      <w:ins w:id="642" w:author="nohemi fabiola serrano aguilar" w:date="2026-10-23T22:55:00Z" w16du:dateUtc="2026-10-23T21:55:00Z">
-        <w:r>
-          <w:rPr>
-            <w:lang w:val="es-ES"/>
-          </w:rPr>
-          <w:t>ctivo de extremo a extremo y arquitectura de aprendizaje automatico</w:t>
-        </w:r>
-      </w:ins>
-    </w:p>
-    <w:p>
-      <w:pPr>
-        <w:jc w:val="both"/>
-        <w:rPr>
-          <w:ins w:id="643" w:author="nohemi fabiola serrano aguilar" w:date="2026-10-23T22:51:00Z" w16du:dateUtc="2026-10-23T21:51:00Z"/>
+          <w:ins w:id="640" w:author="nohemi fabiola serrano aguilar" w:date="2026-10-23T22:51:00Z" w16du:dateUtc="2026-10-23T21:51:00Z"/>
           <w:lang w:val="es-ES"/>
         </w:rPr>
       </w:pPr>
@@ -6601,11 +6550,11 @@
         </w:numPr>
         <w:jc w:val="both"/>
         <w:rPr>
-          <w:ins w:id="644" w:author="nohemi fabiola serrano aguilar" w:date="2026-10-23T22:59:00Z" w16du:dateUtc="2026-10-23T21:59:00Z"/>
+          <w:ins w:id="641" w:author="nohemi fabiola serrano aguilar" w:date="2026-10-23T22:59:00Z" w16du:dateUtc="2026-10-23T21:59:00Z"/>
           <w:lang w:val="es-ES"/>
         </w:rPr>
       </w:pPr>
-      <w:ins w:id="645" w:author="nohemi fabiola serrano aguilar" w:date="2026-10-23T22:51:00Z" w16du:dateUtc="2026-10-23T21:51:00Z">
+      <w:ins w:id="642" w:author="nohemi fabiola serrano aguilar" w:date="2026-10-23T22:51:00Z" w16du:dateUtc="2026-10-23T21:51:00Z">
         <w:r>
           <w:rPr>
             <w:lang w:val="es-ES"/>
@@ -6618,7 +6567,7 @@
       <w:pPr>
         <w:jc w:val="both"/>
         <w:rPr>
-          <w:ins w:id="646" w:author="nohemi fabiola serrano aguilar" w:date="2026-10-23T22:59:00Z" w16du:dateUtc="2026-10-23T21:59:00Z"/>
+          <w:ins w:id="643" w:author="nohemi fabiola serrano aguilar" w:date="2026-10-23T22:59:00Z" w16du:dateUtc="2026-10-23T21:59:00Z"/>
           <w:lang w:val="es-ES"/>
         </w:rPr>
       </w:pPr>
@@ -6627,11 +6576,11 @@
       <w:pPr>
         <w:jc w:val="both"/>
         <w:rPr>
-          <w:ins w:id="647" w:author="nohemi fabiola serrano aguilar" w:date="2026-10-23T23:04:00Z" w16du:dateUtc="2026-10-23T22:04:00Z"/>
+          <w:ins w:id="644" w:author="nohemi fabiola serrano aguilar" w:date="2026-10-23T23:04:00Z" w16du:dateUtc="2026-10-23T22:04:00Z"/>
           <w:lang w:val="es-ES"/>
         </w:rPr>
       </w:pPr>
-      <w:ins w:id="648" w:author="nohemi fabiola serrano aguilar" w:date="2026-10-23T22:59:00Z" w16du:dateUtc="2026-10-23T21:59:00Z">
+      <w:ins w:id="645" w:author="nohemi fabiola serrano aguilar" w:date="2026-10-23T22:59:00Z" w16du:dateUtc="2026-10-23T21:59:00Z">
         <w:r>
           <w:rPr>
             <w:lang w:val="es-ES"/>
@@ -6640,7 +6589,7 @@
           <w:t>L</w:t>
         </w:r>
       </w:ins>
-      <w:ins w:id="649" w:author="nohemi fabiola serrano aguilar" w:date="2026-10-23T23:00:00Z" w16du:dateUtc="2026-10-23T22:00:00Z">
+      <w:ins w:id="646" w:author="nohemi fabiola serrano aguilar" w:date="2026-10-23T23:00:00Z" w16du:dateUtc="2026-10-23T22:00:00Z">
         <w:r>
           <w:rPr>
             <w:lang w:val="es-ES"/>
@@ -6648,7 +6597,7 @@
           <w:t>a fuente de datos principal es un conjunto de datos administrativos oficial, obtenida de la Plataforma de Datos abiertos (datos.gob.mx), que recopila registros historicos que abarcan el periodo d</w:t>
         </w:r>
       </w:ins>
-      <w:ins w:id="650" w:author="nohemi fabiola serrano aguilar" w:date="2026-10-23T23:01:00Z" w16du:dateUtc="2026-10-23T22:01:00Z">
+      <w:ins w:id="647" w:author="nohemi fabiola serrano aguilar" w:date="2026-10-23T23:01:00Z" w16du:dateUtc="2026-10-23T22:01:00Z">
         <w:r>
           <w:rPr>
             <w:lang w:val="es-ES"/>
@@ -6662,7 +6611,7 @@
           <w:t xml:space="preserve">acota formalmente a 2025 debido a los tiempos de validacion y liberacion oficial de microdatos institucionales del </w:t>
         </w:r>
       </w:ins>
-      <w:ins w:id="651" w:author="nohemi fabiola serrano aguilar" w:date="2026-10-23T23:02:00Z" w16du:dateUtc="2026-10-23T22:02:00Z">
+      <w:ins w:id="648" w:author="nohemi fabiola serrano aguilar" w:date="2026-10-23T23:02:00Z" w16du:dateUtc="2026-10-23T22:02:00Z">
         <w:r>
           <w:rPr>
             <w:lang w:val="es-ES"/>
@@ -6670,7 +6619,7 @@
           <w:t>gobierno a nivel municipal</w:t>
         </w:r>
       </w:ins>
-      <w:ins w:id="652" w:author="nohemi fabiola serrano aguilar" w:date="2026-10-23T23:03:00Z" w16du:dateUtc="2026-10-23T22:03:00Z">
+      <w:ins w:id="649" w:author="nohemi fabiola serrano aguilar" w:date="2026-10-23T23:03:00Z" w16du:dateUtc="2026-10-23T22:03:00Z">
         <w:r>
           <w:rPr>
             <w:lang w:val="es-ES"/>
@@ -6678,7 +6627,7 @@
           <w:t>. El conjunto de datos no contiene informacion de identificacion personal (PII, por s</w:t>
         </w:r>
       </w:ins>
-      <w:ins w:id="653" w:author="nohemi fabiola serrano aguilar" w:date="2026-10-23T23:04:00Z" w16du:dateUtc="2026-10-23T22:04:00Z">
+      <w:ins w:id="650" w:author="nohemi fabiola serrano aguilar" w:date="2026-10-23T23:04:00Z" w16du:dateUtc="2026-10-23T22:04:00Z">
         <w:r>
           <w:rPr>
             <w:lang w:val="es-ES"/>
@@ -6691,11 +6640,11 @@
       <w:pPr>
         <w:jc w:val="both"/>
         <w:rPr>
-          <w:ins w:id="654" w:author="nohemi fabiola serrano aguilar" w:date="2026-10-23T23:07:00Z" w16du:dateUtc="2026-10-23T22:07:00Z"/>
+          <w:ins w:id="651" w:author="nohemi fabiola serrano aguilar" w:date="2026-10-23T23:07:00Z" w16du:dateUtc="2026-10-23T22:07:00Z"/>
           <w:lang w:val="es-ES"/>
         </w:rPr>
       </w:pPr>
-      <w:ins w:id="655" w:author="nohemi fabiola serrano aguilar" w:date="2026-10-23T23:04:00Z" w16du:dateUtc="2026-10-23T22:04:00Z">
+      <w:ins w:id="652" w:author="nohemi fabiola serrano aguilar" w:date="2026-10-23T23:04:00Z" w16du:dateUtc="2026-10-23T22:04:00Z">
         <w:r>
           <w:rPr>
             <w:lang w:val="es-ES"/>
@@ -6703,7 +6652,7 @@
           <w:t>El acceso y uso de los da</w:t>
         </w:r>
       </w:ins>
-      <w:ins w:id="656" w:author="nohemi fabiola serrano aguilar" w:date="2026-10-23T23:05:00Z" w16du:dateUtc="2026-10-23T22:05:00Z">
+      <w:ins w:id="653" w:author="nohemi fabiola serrano aguilar" w:date="2026-10-23T23:05:00Z" w16du:dateUtc="2026-10-23T22:05:00Z">
         <w:r>
           <w:rPr>
             <w:lang w:val="es-ES"/>
@@ -6711,7 +6660,7 @@
           <w:t xml:space="preserve">tos es completamente legitimo bajo los lineamientos de la Licencia de Uso de Datos Abiertos del Gobierno de Mexico, la cual </w:t>
         </w:r>
       </w:ins>
-      <w:ins w:id="657" w:author="nohemi fabiola serrano aguilar" w:date="2026-10-23T23:06:00Z" w16du:dateUtc="2026-10-23T22:06:00Z">
+      <w:ins w:id="654" w:author="nohemi fabiola serrano aguilar" w:date="2026-10-23T23:06:00Z" w16du:dateUtc="2026-10-23T22:06:00Z">
         <w:r>
           <w:rPr>
             <w:lang w:val="es-ES"/>
@@ -6719,7 +6668,7 @@
           <w:t xml:space="preserve">permite el analisis y transfromacion para fines academicos, </w:t>
         </w:r>
       </w:ins>
-      <w:ins w:id="658" w:author="nohemi fabiola serrano aguilar" w:date="2026-10-23T23:07:00Z" w16du:dateUtc="2026-10-23T22:07:00Z">
+      <w:ins w:id="655" w:author="nohemi fabiola serrano aguilar" w:date="2026-10-23T23:07:00Z" w16du:dateUtc="2026-10-23T22:07:00Z">
         <w:r>
           <w:rPr>
             <w:lang w:val="es-ES"/>
@@ -6732,7 +6681,7 @@
       <w:pPr>
         <w:jc w:val="both"/>
         <w:rPr>
-          <w:ins w:id="659" w:author="nohemi fabiola serrano aguilar" w:date="2026-10-23T23:07:00Z" w16du:dateUtc="2026-10-23T22:07:00Z"/>
+          <w:ins w:id="656" w:author="nohemi fabiola serrano aguilar" w:date="2026-10-23T23:07:00Z" w16du:dateUtc="2026-10-23T22:07:00Z"/>
           <w:lang w:val="es-ES"/>
         </w:rPr>
       </w:pPr>
@@ -6746,11 +6695,11 @@
         </w:numPr>
         <w:jc w:val="both"/>
         <w:rPr>
-          <w:ins w:id="660" w:author="nohemi fabiola serrano aguilar" w:date="2026-10-23T23:08:00Z" w16du:dateUtc="2026-10-23T22:08:00Z"/>
+          <w:ins w:id="657" w:author="nohemi fabiola serrano aguilar" w:date="2026-10-23T23:08:00Z" w16du:dateUtc="2026-10-23T22:08:00Z"/>
           <w:lang w:val="es-ES"/>
         </w:rPr>
       </w:pPr>
-      <w:ins w:id="661" w:author="nohemi fabiola serrano aguilar" w:date="2026-10-23T23:07:00Z" w16du:dateUtc="2026-10-23T22:07:00Z">
+      <w:ins w:id="658" w:author="nohemi fabiola serrano aguilar" w:date="2026-10-23T23:07:00Z" w16du:dateUtc="2026-10-23T22:07:00Z">
         <w:r>
           <w:rPr>
             <w:lang w:val="es-ES"/>
@@ -6763,7 +6712,7 @@
       <w:pPr>
         <w:jc w:val="both"/>
         <w:rPr>
-          <w:ins w:id="662" w:author="nohemi fabiola serrano aguilar" w:date="2026-10-23T23:13:00Z" w16du:dateUtc="2026-10-23T22:13:00Z"/>
+          <w:ins w:id="659" w:author="nohemi fabiola serrano aguilar" w:date="2026-10-23T23:13:00Z" w16du:dateUtc="2026-10-23T22:13:00Z"/>
           <w:lang w:val="es-ES"/>
         </w:rPr>
       </w:pPr>
@@ -6777,11 +6726,11 @@
         </w:numPr>
         <w:jc w:val="both"/>
         <w:rPr>
-          <w:ins w:id="663" w:author="nohemi fabiola serrano aguilar" w:date="2026-10-24T00:08:00Z" w16du:dateUtc="2026-10-23T23:08:00Z"/>
+          <w:ins w:id="660" w:author="nohemi fabiola serrano aguilar" w:date="2026-10-24T00:08:00Z" w16du:dateUtc="2026-10-23T23:08:00Z"/>
           <w:lang w:val="es-ES"/>
         </w:rPr>
       </w:pPr>
-      <w:ins w:id="664" w:author="nohemi fabiola serrano aguilar" w:date="2026-10-23T23:13:00Z" w16du:dateUtc="2026-10-23T22:13:00Z">
+      <w:ins w:id="661" w:author="nohemi fabiola serrano aguilar" w:date="2026-10-23T23:13:00Z" w16du:dateUtc="2026-10-23T22:13:00Z">
         <w:r>
           <w:rPr>
             <w:lang w:val="es-ES"/>
@@ -6789,7 +6738,7 @@
           <w:t xml:space="preserve">Pipeline de Datos en Python. Repositorio de codigo documentado que </w:t>
         </w:r>
       </w:ins>
-      <w:ins w:id="665" w:author="nohemi fabiola serrano aguilar" w:date="2026-10-23T23:43:00Z" w16du:dateUtc="2026-10-23T22:43:00Z">
+      <w:ins w:id="662" w:author="nohemi fabiola serrano aguilar" w:date="2026-10-23T23:43:00Z" w16du:dateUtc="2026-10-23T22:43:00Z">
         <w:r>
           <w:rPr>
             <w:lang w:val="es-ES"/>
@@ -6797,7 +6746,7 @@
           <w:t xml:space="preserve">incluya </w:t>
         </w:r>
       </w:ins>
-      <w:ins w:id="666" w:author="nohemi fabiola serrano aguilar" w:date="2026-10-23T23:44:00Z" w16du:dateUtc="2026-10-23T22:44:00Z">
+      <w:ins w:id="663" w:author="nohemi fabiola serrano aguilar" w:date="2026-10-23T23:44:00Z" w16du:dateUtc="2026-10-23T22:44:00Z">
         <w:r>
           <w:rPr>
             <w:lang w:val="es-ES"/>
@@ -6805,7 +6754,7 @@
           <w:t xml:space="preserve">el mapeo categorico, limpieza de datos y un mecanismo automatizado de </w:t>
         </w:r>
       </w:ins>
-      <w:ins w:id="667" w:author="nohemi fabiola serrano aguilar" w:date="2026-10-23T23:46:00Z" w16du:dateUtc="2026-10-23T22:46:00Z">
+      <w:ins w:id="664" w:author="nohemi fabiola serrano aguilar" w:date="2026-10-23T23:46:00Z" w16du:dateUtc="2026-10-23T22:46:00Z">
         <w:r>
           <w:rPr>
             <w:lang w:val="es-ES"/>
@@ -6813,7 +6762,7 @@
           <w:t>Entre</w:t>
         </w:r>
       </w:ins>
-      <w:ins w:id="668" w:author="nohemi fabiola serrano aguilar" w:date="2026-10-23T23:44:00Z" w16du:dateUtc="2026-10-23T22:44:00Z">
+      <w:ins w:id="665" w:author="nohemi fabiola serrano aguilar" w:date="2026-10-23T23:44:00Z" w16du:dateUtc="2026-10-23T22:44:00Z">
         <w:r>
           <w:rPr>
             <w:lang w:val="es-ES"/>
@@ -6827,10 +6776,10 @@
         <w:pStyle w:val="ListParagraph"/>
         <w:jc w:val="both"/>
         <w:rPr>
-          <w:ins w:id="669" w:author="nohemi fabiola serrano aguilar" w:date="2026-10-23T23:44:00Z" w16du:dateUtc="2026-10-23T22:44:00Z"/>
+          <w:ins w:id="666" w:author="nohemi fabiola serrano aguilar" w:date="2026-10-23T23:44:00Z" w16du:dateUtc="2026-10-23T22:44:00Z"/>
           <w:lang w:val="es-ES"/>
         </w:rPr>
-        <w:pPrChange w:id="670" w:author="nohemi fabiola serrano aguilar" w:date="2026-10-24T00:08:00Z" w16du:dateUtc="2026-10-23T23:08:00Z">
+        <w:pPrChange w:id="667" w:author="nohemi fabiola serrano aguilar" w:date="2026-10-24T00:08:00Z" w16du:dateUtc="2026-10-23T23:08:00Z">
           <w:pPr>
             <w:pStyle w:val="ListParagraph"/>
             <w:numPr>
@@ -6851,15 +6800,15 @@
         </w:numPr>
         <w:jc w:val="both"/>
         <w:rPr>
-          <w:ins w:id="671" w:author="nohemi fabiola serrano aguilar" w:date="2026-10-24T00:08:00Z" w16du:dateUtc="2026-10-23T23:08:00Z"/>
+          <w:ins w:id="668" w:author="nohemi fabiola serrano aguilar" w:date="2026-10-24T00:08:00Z" w16du:dateUtc="2026-10-23T23:08:00Z"/>
           <w:lang w:val="es-MX"/>
         </w:rPr>
       </w:pPr>
-      <w:ins w:id="672" w:author="nohemi fabiola serrano aguilar" w:date="2026-10-23T23:45:00Z" w16du:dateUtc="2026-10-23T22:45:00Z">
+      <w:ins w:id="669" w:author="nohemi fabiola serrano aguilar" w:date="2026-10-23T23:45:00Z" w16du:dateUtc="2026-10-23T22:45:00Z">
         <w:r>
           <w:rPr>
             <w:lang w:val="es-MX"/>
-            <w:rPrChange w:id="673" w:author="nohemi fabiola serrano aguilar" w:date="2026-10-23T23:49:00Z" w16du:dateUtc="2026-10-23T22:49:00Z">
+            <w:rPrChange w:id="670" w:author="nohemi fabiola serrano aguilar" w:date="2026-10-23T23:49:00Z" w16du:dateUtc="2026-10-23T22:49:00Z">
               <w:rPr>
                 <w:lang w:val="es-ES"/>
               </w:rPr>
@@ -6868,7 +6817,29 @@
           <w:t>Mo</w:t>
         </w:r>
       </w:ins>
-      <w:ins w:id="674" w:author="nohemi fabiola serrano aguilar" w:date="2026-10-23T23:46:00Z" w16du:dateUtc="2026-10-23T22:46:00Z">
+      <w:ins w:id="671" w:author="nohemi fabiola serrano aguilar" w:date="2026-10-23T23:46:00Z" w16du:dateUtc="2026-10-23T22:46:00Z">
+        <w:r>
+          <w:rPr>
+            <w:lang w:val="es-MX"/>
+            <w:rPrChange w:id="672" w:author="nohemi fabiola serrano aguilar" w:date="2026-10-23T23:49:00Z" w16du:dateUtc="2026-10-23T22:49:00Z">
+              <w:rPr/>
+            </w:rPrChange>
+          </w:rPr>
+          <w:t>tor</w:t>
+        </w:r>
+      </w:ins>
+      <w:ins w:id="673" w:author="nohemi fabiola serrano aguilar" w:date="2026-10-23T23:45:00Z" w16du:dateUtc="2026-10-23T22:45:00Z">
+        <w:r>
+          <w:rPr>
+            <w:lang w:val="es-MX"/>
+            <w:rPrChange w:id="674" w:author="nohemi fabiola serrano aguilar" w:date="2026-10-23T23:49:00Z" w16du:dateUtc="2026-10-23T22:49:00Z">
+              <w:rPr>
+                <w:lang w:val="es-ES"/>
+              </w:rPr>
+            </w:rPrChange>
+          </w:rPr>
+          <w:t xml:space="preserve"> de Machine Learning v</w:t>
+        </w:r>
         <w:r>
           <w:rPr>
             <w:lang w:val="es-MX"/>
@@ -6876,76 +6847,54 @@
               <w:rPr/>
             </w:rPrChange>
           </w:rPr>
-          <w:t>tor</w:t>
-        </w:r>
-      </w:ins>
-      <w:ins w:id="676" w:author="nohemi fabiola serrano aguilar" w:date="2026-10-23T23:45:00Z" w16du:dateUtc="2026-10-23T22:45:00Z">
+          <w:t xml:space="preserve">alidado. </w:t>
+        </w:r>
+      </w:ins>
+      <w:ins w:id="676" w:author="nohemi fabiola serrano aguilar" w:date="2026-10-23T23:49:00Z" w16du:dateUtc="2026-10-23T22:49:00Z">
         <w:r>
           <w:rPr>
             <w:lang w:val="es-MX"/>
             <w:rPrChange w:id="677" w:author="nohemi fabiola serrano aguilar" w:date="2026-10-23T23:49:00Z" w16du:dateUtc="2026-10-23T22:49:00Z">
-              <w:rPr>
-                <w:lang w:val="es-ES"/>
-              </w:rPr>
-            </w:rPrChange>
-          </w:rPr>
-          <w:t xml:space="preserve"> de Machine Learning v</w:t>
-        </w:r>
-        <w:r>
-          <w:rPr>
-            <w:lang w:val="es-MX"/>
-            <w:rPrChange w:id="678" w:author="nohemi fabiola serrano aguilar" w:date="2026-10-23T23:49:00Z" w16du:dateUtc="2026-10-23T22:49:00Z">
               <w:rPr/>
             </w:rPrChange>
           </w:rPr>
-          <w:t xml:space="preserve">alidado. </w:t>
-        </w:r>
-      </w:ins>
-      <w:ins w:id="679" w:author="nohemi fabiola serrano aguilar" w:date="2026-10-23T23:49:00Z" w16du:dateUtc="2026-10-23T22:49:00Z">
+          <w:t>El</w:t>
+        </w:r>
         <w:r>
           <w:rPr>
             <w:lang w:val="es-MX"/>
-            <w:rPrChange w:id="680" w:author="nohemi fabiola serrano aguilar" w:date="2026-10-23T23:49:00Z" w16du:dateUtc="2026-10-23T22:49:00Z">
+          </w:rPr>
+          <w:t xml:space="preserve"> despliege de un modelo predictivo entrenado (agrupamiento espacial K-Means</w:t>
+        </w:r>
+      </w:ins>
+      <w:ins w:id="678" w:author="nohemi fabiola serrano aguilar" w:date="2026-10-24T00:09:00Z" w16du:dateUtc="2026-10-23T23:09:00Z">
+        <w:r>
+          <w:rPr>
+            <w:lang w:val="es-MX"/>
+          </w:rPr>
+          <w:t xml:space="preserve"> </w:t>
+        </w:r>
+      </w:ins>
+      <w:ins w:id="679" w:author="nohemi fabiola serrano aguilar" w:date="2026-10-23T23:50:00Z" w16du:dateUtc="2026-10-23T22:50:00Z">
+        <w:r>
+          <w:rPr>
+            <w:lang w:val="es-MX"/>
+          </w:rPr>
+          <w:t xml:space="preserve">combinado con pronostico de series temporales) con indicadores de rendimiento de referencia verificados, que rastrea la presicion mediante el RMSE y los coeficients </w:t>
+        </w:r>
+      </w:ins>
+      <w:ins w:id="680" w:author="nohemi fabiola serrano aguilar" w:date="2026-10-23T23:51:00Z">
+        <w:r>
+          <w:rPr>
+            <w:lang w:val="es-MX"/>
+            <w:rPrChange w:id="681" w:author="nohemi fabiola serrano aguilar" w:date="2026-10-23T23:51:00Z" w16du:dateUtc="2026-10-23T22:51:00Z">
               <w:rPr/>
             </w:rPrChange>
           </w:rPr>
-          <w:t>El</w:t>
-        </w:r>
-        <w:r>
-          <w:rPr>
-            <w:lang w:val="es-MX"/>
-          </w:rPr>
-          <w:t xml:space="preserve"> despliege de un modelo predictivo entrenado (agrupamiento espacial K-Means</w:t>
-        </w:r>
-      </w:ins>
-      <w:ins w:id="681" w:author="nohemi fabiola serrano aguilar" w:date="2026-10-24T00:09:00Z" w16du:dateUtc="2026-10-23T23:09:00Z">
-        <w:r>
-          <w:rPr>
-            <w:lang w:val="es-MX"/>
-          </w:rPr>
-          <w:t xml:space="preserve"> </w:t>
-        </w:r>
-      </w:ins>
-      <w:ins w:id="682" w:author="nohemi fabiola serrano aguilar" w:date="2026-10-23T23:50:00Z" w16du:dateUtc="2026-10-23T22:50:00Z">
-        <w:r>
-          <w:rPr>
-            <w:lang w:val="es-MX"/>
-          </w:rPr>
-          <w:t xml:space="preserve">combinado con pronostico de series temporales) con indicadores de rendimiento de referencia verificados, que rastrea la presicion mediante el RMSE y los coeficients </w:t>
-        </w:r>
-      </w:ins>
-      <w:ins w:id="683" w:author="nohemi fabiola serrano aguilar" w:date="2026-10-23T23:51:00Z">
-        <w:r>
-          <w:rPr>
-            <w:lang w:val="es-MX"/>
-            <w:rPrChange w:id="684" w:author="nohemi fabiola serrano aguilar" w:date="2026-10-23T23:51:00Z" w16du:dateUtc="2026-10-23T22:51:00Z">
-              <w:rPr/>
-            </w:rPrChange>
-          </w:rPr>
           <w:t>R²</w:t>
         </w:r>
       </w:ins>
-      <w:ins w:id="685" w:author="nohemi fabiola serrano aguilar" w:date="2026-10-23T23:51:00Z" w16du:dateUtc="2026-10-23T22:51:00Z">
+      <w:ins w:id="682" w:author="nohemi fabiola serrano aguilar" w:date="2026-10-23T23:51:00Z" w16du:dateUtc="2026-10-23T22:51:00Z">
         <w:r>
           <w:rPr>
             <w:lang w:val="es-MX"/>
@@ -6958,10 +6907,10 @@
       <w:pPr>
         <w:pStyle w:val="ListParagraph"/>
         <w:rPr>
-          <w:ins w:id="686" w:author="nohemi fabiola serrano aguilar" w:date="2026-10-24T00:08:00Z" w16du:dateUtc="2026-10-23T23:08:00Z"/>
+          <w:ins w:id="683" w:author="nohemi fabiola serrano aguilar" w:date="2026-10-24T00:08:00Z" w16du:dateUtc="2026-10-23T23:08:00Z"/>
           <w:lang w:val="es-MX"/>
         </w:rPr>
-        <w:pPrChange w:id="687" w:author="nohemi fabiola serrano aguilar" w:date="2026-10-24T00:08:00Z" w16du:dateUtc="2026-10-23T23:08:00Z">
+        <w:pPrChange w:id="684" w:author="nohemi fabiola serrano aguilar" w:date="2026-10-24T00:08:00Z" w16du:dateUtc="2026-10-23T23:08:00Z">
           <w:pPr>
             <w:pStyle w:val="ListParagraph"/>
             <w:numPr>
@@ -6978,15 +6927,15 @@
         <w:pStyle w:val="ListParagraph"/>
         <w:jc w:val="both"/>
         <w:rPr>
-          <w:ins w:id="688" w:author="nohemi fabiola serrano aguilar" w:date="2026-10-23T23:51:00Z"/>
+          <w:ins w:id="685" w:author="nohemi fabiola serrano aguilar" w:date="2026-10-23T23:51:00Z"/>
           <w:lang w:val="es-MX"/>
-          <w:rPrChange w:id="689" w:author="nohemi fabiola serrano aguilar" w:date="2026-10-23T23:51:00Z" w16du:dateUtc="2026-10-23T22:51:00Z">
+          <w:rPrChange w:id="686" w:author="nohemi fabiola serrano aguilar" w:date="2026-10-23T23:51:00Z" w16du:dateUtc="2026-10-23T22:51:00Z">
             <w:rPr>
-              <w:ins w:id="690" w:author="nohemi fabiola serrano aguilar" w:date="2026-10-23T23:51:00Z"/>
+              <w:ins w:id="687" w:author="nohemi fabiola serrano aguilar" w:date="2026-10-23T23:51:00Z"/>
             </w:rPr>
           </w:rPrChange>
         </w:rPr>
-        <w:pPrChange w:id="691" w:author="nohemi fabiola serrano aguilar" w:date="2026-10-24T00:08:00Z" w16du:dateUtc="2026-10-23T23:08:00Z">
+        <w:pPrChange w:id="688" w:author="nohemi fabiola serrano aguilar" w:date="2026-10-24T00:08:00Z" w16du:dateUtc="2026-10-23T23:08:00Z">
           <w:pPr>
             <w:pStyle w:val="ListParagraph"/>
             <w:numPr>
@@ -7007,11 +6956,11 @@
         </w:numPr>
         <w:jc w:val="both"/>
         <w:rPr>
-          <w:ins w:id="692" w:author="nohemi fabiola serrano aguilar" w:date="2026-10-24T00:55:00Z" w16du:dateUtc="2026-10-23T23:55:00Z"/>
+          <w:ins w:id="689" w:author="nohemi fabiola serrano aguilar" w:date="2026-10-24T00:55:00Z" w16du:dateUtc="2026-10-23T23:55:00Z"/>
           <w:lang w:val="es-MX"/>
         </w:rPr>
       </w:pPr>
-      <w:ins w:id="693" w:author="nohemi fabiola serrano aguilar" w:date="2026-10-23T23:51:00Z" w16du:dateUtc="2026-10-23T22:51:00Z">
+      <w:ins w:id="690" w:author="nohemi fabiola serrano aguilar" w:date="2026-10-23T23:51:00Z" w16du:dateUtc="2026-10-23T22:51:00Z">
         <w:r>
           <w:rPr>
             <w:lang w:val="es-MX"/>
@@ -7019,7 +6968,7 @@
           <w:t>Panel Simulado de Escenarios Dinamicos. Un  pa</w:t>
         </w:r>
       </w:ins>
-      <w:ins w:id="694" w:author="nohemi fabiola serrano aguilar" w:date="2026-10-23T23:52:00Z" w16du:dateUtc="2026-10-23T22:52:00Z">
+      <w:ins w:id="691" w:author="nohemi fabiola serrano aguilar" w:date="2026-10-23T23:52:00Z" w16du:dateUtc="2026-10-23T22:52:00Z">
         <w:r>
           <w:rPr>
             <w:lang w:val="es-MX"/>
@@ -7027,7 +6976,7 @@
           <w:t>nel interacti</w:t>
         </w:r>
       </w:ins>
-      <w:ins w:id="695" w:author="nohemi fabiola serrano aguilar" w:date="2026-10-23T23:59:00Z" w16du:dateUtc="2026-10-23T22:59:00Z">
+      <w:ins w:id="692" w:author="nohemi fabiola serrano aguilar" w:date="2026-10-23T23:59:00Z" w16du:dateUtc="2026-10-23T22:59:00Z">
         <w:r>
           <w:rPr>
             <w:lang w:val="es-MX"/>
@@ -7035,7 +6984,7 @@
           <w:t>v</w:t>
         </w:r>
       </w:ins>
-      <w:ins w:id="696" w:author="nohemi fabiola serrano aguilar" w:date="2026-10-23T23:52:00Z" w16du:dateUtc="2026-10-23T22:52:00Z">
+      <w:ins w:id="693" w:author="nohemi fabiola serrano aguilar" w:date="2026-10-23T23:52:00Z" w16du:dateUtc="2026-10-23T22:52:00Z">
         <w:r>
           <w:rPr>
             <w:lang w:val="es-MX"/>
@@ -7043,7 +6992,7 @@
           <w:t>o de Power Bi que m</w:t>
         </w:r>
       </w:ins>
-      <w:ins w:id="697" w:author="nohemi fabiola serrano aguilar" w:date="2026-10-24T00:01:00Z" w16du:dateUtc="2026-10-23T23:01:00Z">
+      <w:ins w:id="694" w:author="nohemi fabiola serrano aguilar" w:date="2026-10-24T00:01:00Z" w16du:dateUtc="2026-10-23T23:01:00Z">
         <w:r>
           <w:rPr>
             <w:lang w:val="es-MX"/>
@@ -7057,7 +7006,7 @@
           <w:t>las predicciones seg</w:t>
         </w:r>
       </w:ins>
-      <w:ins w:id="698" w:author="nohemi fabiola serrano aguilar" w:date="2026-10-24T00:02:00Z" w16du:dateUtc="2026-10-23T23:02:00Z">
+      <w:ins w:id="695" w:author="nohemi fabiola serrano aguilar" w:date="2026-10-24T00:02:00Z" w16du:dateUtc="2026-10-23T23:02:00Z">
         <w:r>
           <w:rPr>
             <w:lang w:val="es-MX"/>
@@ -7065,7 +7014,7 @@
           <w:t>un la zona geografica</w:t>
         </w:r>
       </w:ins>
-      <w:ins w:id="699" w:author="nohemi fabiola serrano aguilar" w:date="2026-10-24T00:05:00Z" w16du:dateUtc="2026-10-23T23:05:00Z">
+      <w:ins w:id="696" w:author="nohemi fabiola serrano aguilar" w:date="2026-10-24T00:05:00Z" w16du:dateUtc="2026-10-23T23:05:00Z">
         <w:r>
           <w:rPr>
             <w:lang w:val="es-MX"/>
@@ -7073,7 +7022,7 @@
           <w:t xml:space="preserve"> combinando diferentes variables</w:t>
         </w:r>
       </w:ins>
-      <w:ins w:id="700" w:author="nohemi fabiola serrano aguilar" w:date="2026-10-24T00:02:00Z" w16du:dateUtc="2026-10-23T23:02:00Z">
+      <w:ins w:id="697" w:author="nohemi fabiola serrano aguilar" w:date="2026-10-24T00:02:00Z" w16du:dateUtc="2026-10-23T23:02:00Z">
         <w:r>
           <w:rPr>
             <w:lang w:val="es-MX"/>
@@ -7081,7 +7030,7 @@
           <w:t>. En lugar de hacer un seguimiento en tiempo real o de costes financieros</w:t>
         </w:r>
       </w:ins>
-      <w:ins w:id="701" w:author="nohemi fabiola serrano aguilar" w:date="2026-10-24T00:03:00Z" w16du:dateUtc="2026-10-23T23:03:00Z">
+      <w:ins w:id="698" w:author="nohemi fabiola serrano aguilar" w:date="2026-10-24T00:03:00Z" w16du:dateUtc="2026-10-23T23:03:00Z">
         <w:r>
           <w:rPr>
             <w:lang w:val="es-MX"/>
@@ -7089,7 +7038,7 @@
           <w:t>, esta interfaz ofrecera un escenario comparativo</w:t>
         </w:r>
       </w:ins>
-      <w:ins w:id="702" w:author="nohemi fabiola serrano aguilar" w:date="2026-10-24T00:06:00Z" w16du:dateUtc="2026-10-23T23:06:00Z">
+      <w:ins w:id="699" w:author="nohemi fabiola serrano aguilar" w:date="2026-10-24T00:06:00Z" w16du:dateUtc="2026-10-23T23:06:00Z">
         <w:r>
           <w:rPr>
             <w:lang w:val="es-MX"/>
@@ -7097,7 +7046,7 @@
           <w:t xml:space="preserve"> de la asignacion</w:t>
         </w:r>
       </w:ins>
-      <w:ins w:id="703" w:author="nohemi fabiola serrano aguilar" w:date="2026-10-24T00:07:00Z" w16du:dateUtc="2026-10-23T23:07:00Z">
+      <w:ins w:id="700" w:author="nohemi fabiola serrano aguilar" w:date="2026-10-24T00:07:00Z" w16du:dateUtc="2026-10-23T23:07:00Z">
         <w:r>
           <w:rPr>
             <w:lang w:val="es-MX"/>
@@ -7105,7 +7054,7 @@
           <w:t xml:space="preserve"> tradicional</w:t>
         </w:r>
       </w:ins>
-      <w:ins w:id="704" w:author="nohemi fabiola serrano aguilar" w:date="2026-10-24T00:06:00Z" w16du:dateUtc="2026-10-23T23:06:00Z">
+      <w:ins w:id="701" w:author="nohemi fabiola serrano aguilar" w:date="2026-10-24T00:06:00Z" w16du:dateUtc="2026-10-23T23:06:00Z">
         <w:r>
           <w:rPr>
             <w:lang w:val="es-MX"/>
@@ -7113,7 +7062,7 @@
           <w:t xml:space="preserve"> de inventar</w:t>
         </w:r>
       </w:ins>
-      <w:ins w:id="705" w:author="nohemi fabiola serrano aguilar" w:date="2026-10-24T00:07:00Z" w16du:dateUtc="2026-10-23T23:07:00Z">
+      <w:ins w:id="702" w:author="nohemi fabiola serrano aguilar" w:date="2026-10-24T00:07:00Z" w16du:dateUtc="2026-10-23T23:07:00Z">
         <w:r>
           <w:rPr>
             <w:lang w:val="es-MX"/>
@@ -7126,7 +7075,7 @@
       <w:pPr>
         <w:jc w:val="both"/>
         <w:rPr>
-          <w:ins w:id="706" w:author="nohemi fabiola serrano aguilar" w:date="2026-10-24T00:55:00Z" w16du:dateUtc="2026-10-23T23:55:00Z"/>
+          <w:ins w:id="703" w:author="nohemi fabiola serrano aguilar" w:date="2026-10-24T00:55:00Z" w16du:dateUtc="2026-10-23T23:55:00Z"/>
           <w:lang w:val="es-MX"/>
         </w:rPr>
       </w:pPr>
@@ -7140,11 +7089,11 @@
         </w:numPr>
         <w:jc w:val="both"/>
         <w:rPr>
-          <w:ins w:id="707" w:author="nohemi fabiola serrano aguilar" w:date="2026-10-24T00:55:00Z" w16du:dateUtc="2026-10-23T23:55:00Z"/>
+          <w:ins w:id="704" w:author="nohemi fabiola serrano aguilar" w:date="2026-10-24T00:55:00Z" w16du:dateUtc="2026-10-23T23:55:00Z"/>
           <w:lang w:val="es-MX"/>
         </w:rPr>
       </w:pPr>
-      <w:ins w:id="708" w:author="nohemi fabiola serrano aguilar" w:date="2026-10-24T00:55:00Z" w16du:dateUtc="2026-10-23T23:55:00Z">
+      <w:ins w:id="705" w:author="nohemi fabiola serrano aguilar" w:date="2026-10-24T00:55:00Z" w16du:dateUtc="2026-10-23T23:55:00Z">
         <w:r>
           <w:rPr>
             <w:lang w:val="es-MX"/>
@@ -7157,41 +7106,41 @@
       <w:pPr>
         <w:jc w:val="both"/>
         <w:rPr>
-          <w:ins w:id="709" w:author="nohemi fabiola serrano aguilar" w:date="2026-10-24T00:55:00Z" w16du:dateUtc="2026-10-23T23:55:00Z"/>
+          <w:ins w:id="706" w:author="nohemi fabiola serrano aguilar" w:date="2026-10-24T00:55:00Z" w16du:dateUtc="2026-10-23T23:55:00Z"/>
           <w:lang w:val="es-MX"/>
         </w:rPr>
       </w:pPr>
+    </w:p>
+    <w:p>
+      <w:pPr>
+        <w:jc w:val="both"/>
+        <w:rPr>
+          <w:ins w:id="707" w:author="nohemi fabiola serrano aguilar" w:date="2026-10-24T00:56:00Z" w16du:dateUtc="2026-10-23T23:56:00Z"/>
+          <w:lang w:val="es-MX"/>
+        </w:rPr>
+      </w:pPr>
+      <w:ins w:id="708" w:author="nohemi fabiola serrano aguilar" w:date="2026-10-24T00:55:00Z" w16du:dateUtc="2026-10-23T23:55:00Z">
+        <w:r>
+          <w:rPr>
+            <w:lang w:val="es-MX"/>
+          </w:rPr>
+          <w:t xml:space="preserve">El proyecto </w:t>
+        </w:r>
+      </w:ins>
+      <w:ins w:id="709" w:author="nohemi fabiola serrano aguilar" w:date="2026-10-24T00:56:00Z" w16du:dateUtc="2026-10-23T23:56:00Z">
+        <w:r>
+          <w:rPr>
+            <w:lang w:val="es-MX"/>
+          </w:rPr>
+          <w:t>sera ejecutado secuencialmente a traves de dos semestres para asegurar su desarrollo:</w:t>
+        </w:r>
+      </w:ins>
     </w:p>
     <w:p>
       <w:pPr>
         <w:jc w:val="both"/>
         <w:rPr>
           <w:ins w:id="710" w:author="nohemi fabiola serrano aguilar" w:date="2026-10-24T00:56:00Z" w16du:dateUtc="2026-10-23T23:56:00Z"/>
-          <w:lang w:val="es-MX"/>
-        </w:rPr>
-      </w:pPr>
-      <w:ins w:id="711" w:author="nohemi fabiola serrano aguilar" w:date="2026-10-24T00:55:00Z" w16du:dateUtc="2026-10-23T23:55:00Z">
-        <w:r>
-          <w:rPr>
-            <w:lang w:val="es-MX"/>
-          </w:rPr>
-          <w:t xml:space="preserve">El proyecto </w:t>
-        </w:r>
-      </w:ins>
-      <w:ins w:id="712" w:author="nohemi fabiola serrano aguilar" w:date="2026-10-24T00:56:00Z" w16du:dateUtc="2026-10-23T23:56:00Z">
-        <w:r>
-          <w:rPr>
-            <w:lang w:val="es-MX"/>
-          </w:rPr>
-          <w:t>sera ejecutado secuencialmente a traves de dos semestres para asegurar su desarrollo:</w:t>
-        </w:r>
-      </w:ins>
-    </w:p>
-    <w:p>
-      <w:pPr>
-        <w:jc w:val="both"/>
-        <w:rPr>
-          <w:ins w:id="713" w:author="nohemi fabiola serrano aguilar" w:date="2026-10-24T00:56:00Z" w16du:dateUtc="2026-10-23T23:56:00Z"/>
           <w:lang w:val="es-MX"/>
         </w:rPr>
       </w:pPr>
@@ -7205,11 +7154,11 @@
         </w:numPr>
         <w:jc w:val="both"/>
         <w:rPr>
-          <w:ins w:id="714" w:author="nohemi fabiola serrano aguilar" w:date="2026-10-24T01:04:00Z" w16du:dateUtc="2026-10-24T00:04:00Z"/>
+          <w:ins w:id="711" w:author="nohemi fabiola serrano aguilar" w:date="2026-10-24T01:04:00Z" w16du:dateUtc="2026-10-24T00:04:00Z"/>
           <w:lang w:val="es-MX"/>
         </w:rPr>
       </w:pPr>
-      <w:ins w:id="715" w:author="nohemi fabiola serrano aguilar" w:date="2026-10-24T00:56:00Z" w16du:dateUtc="2026-10-23T23:56:00Z">
+      <w:ins w:id="712" w:author="nohemi fabiola serrano aguilar" w:date="2026-10-24T00:56:00Z" w16du:dateUtc="2026-10-23T23:56:00Z">
         <w:r>
           <w:rPr>
             <w:lang w:val="es-MX"/>
@@ -7217,7 +7166,7 @@
           <w:t xml:space="preserve">Fase 1. </w:t>
         </w:r>
       </w:ins>
-      <w:ins w:id="716" w:author="nohemi fabiola serrano aguilar" w:date="2026-10-24T00:57:00Z" w16du:dateUtc="2026-10-23T23:57:00Z">
+      <w:ins w:id="713" w:author="nohemi fabiola serrano aguilar" w:date="2026-10-24T00:57:00Z" w16du:dateUtc="2026-10-23T23:57:00Z">
         <w:r>
           <w:rPr>
             <w:lang w:val="es-MX"/>
@@ -7231,10 +7180,10 @@
         <w:pStyle w:val="ListParagraph"/>
         <w:jc w:val="both"/>
         <w:rPr>
-          <w:ins w:id="717" w:author="nohemi fabiola serrano aguilar" w:date="2026-10-24T00:57:00Z" w16du:dateUtc="2026-10-23T23:57:00Z"/>
+          <w:ins w:id="714" w:author="nohemi fabiola serrano aguilar" w:date="2026-10-24T00:57:00Z" w16du:dateUtc="2026-10-23T23:57:00Z"/>
           <w:lang w:val="es-MX"/>
         </w:rPr>
-        <w:pPrChange w:id="718" w:author="nohemi fabiola serrano aguilar" w:date="2026-10-24T01:04:00Z" w16du:dateUtc="2026-10-24T00:04:00Z">
+        <w:pPrChange w:id="715" w:author="nohemi fabiola serrano aguilar" w:date="2026-10-24T01:04:00Z" w16du:dateUtc="2026-10-24T00:04:00Z">
           <w:pPr>
             <w:pStyle w:val="ListParagraph"/>
             <w:numPr>
@@ -7255,11 +7204,11 @@
         </w:numPr>
         <w:jc w:val="both"/>
         <w:rPr>
-          <w:ins w:id="719" w:author="nohemi fabiola serrano aguilar" w:date="2026-10-24T01:04:00Z" w16du:dateUtc="2026-10-24T00:04:00Z"/>
+          <w:ins w:id="716" w:author="nohemi fabiola serrano aguilar" w:date="2026-10-24T01:04:00Z" w16du:dateUtc="2026-10-24T00:04:00Z"/>
           <w:lang w:val="es-MX"/>
         </w:rPr>
       </w:pPr>
-      <w:ins w:id="720" w:author="nohemi fabiola serrano aguilar" w:date="2026-10-24T00:57:00Z" w16du:dateUtc="2026-10-23T23:57:00Z">
+      <w:ins w:id="717" w:author="nohemi fabiola serrano aguilar" w:date="2026-10-24T00:57:00Z" w16du:dateUtc="2026-10-23T23:57:00Z">
         <w:r>
           <w:rPr>
             <w:lang w:val="es-MX"/>
@@ -7267,7 +7216,7 @@
           <w:t>Fase 2. Canalizacion de datos</w:t>
         </w:r>
       </w:ins>
-      <w:ins w:id="721" w:author="nohemi fabiola serrano aguilar" w:date="2026-10-24T00:58:00Z" w16du:dateUtc="2026-10-23T23:58:00Z">
+      <w:ins w:id="718" w:author="nohemi fabiola serrano aguilar" w:date="2026-10-24T00:58:00Z" w16du:dateUtc="2026-10-23T23:58:00Z">
         <w:r>
           <w:rPr>
             <w:lang w:val="es-MX"/>
@@ -7275,7 +7224,7 @@
           <w:t xml:space="preserve">. Ingenieria de la ingestion de datos </w:t>
         </w:r>
       </w:ins>
-      <w:ins w:id="722" w:author="nohemi fabiola serrano aguilar" w:date="2026-10-24T00:59:00Z" w16du:dateUtc="2026-10-23T23:59:00Z">
+      <w:ins w:id="719" w:author="nohemi fabiola serrano aguilar" w:date="2026-10-24T00:59:00Z" w16du:dateUtc="2026-10-23T23:59:00Z">
         <w:r>
           <w:rPr>
             <w:lang w:val="es-MX"/>
@@ -7283,7 +7232,7 @@
           <w:t>usando Pandas y</w:t>
         </w:r>
       </w:ins>
-      <w:ins w:id="723" w:author="nohemi fabiola serrano aguilar" w:date="2026-10-24T01:00:00Z" w16du:dateUtc="2026-10-24T00:00:00Z">
+      <w:ins w:id="720" w:author="nohemi fabiola serrano aguilar" w:date="2026-10-24T01:00:00Z" w16du:dateUtc="2026-10-24T00:00:00Z">
         <w:r>
           <w:rPr>
             <w:lang w:val="es-MX"/>
@@ -7296,10 +7245,10 @@
       <w:pPr>
         <w:pStyle w:val="ListParagraph"/>
         <w:rPr>
-          <w:ins w:id="724" w:author="nohemi fabiola serrano aguilar" w:date="2026-10-24T01:04:00Z" w16du:dateUtc="2026-10-24T00:04:00Z"/>
+          <w:ins w:id="721" w:author="nohemi fabiola serrano aguilar" w:date="2026-10-24T01:04:00Z" w16du:dateUtc="2026-10-24T00:04:00Z"/>
           <w:lang w:val="es-MX"/>
         </w:rPr>
-        <w:pPrChange w:id="725" w:author="nohemi fabiola serrano aguilar" w:date="2026-10-24T01:04:00Z" w16du:dateUtc="2026-10-24T00:04:00Z">
+        <w:pPrChange w:id="722" w:author="nohemi fabiola serrano aguilar" w:date="2026-10-24T01:04:00Z" w16du:dateUtc="2026-10-24T00:04:00Z">
           <w:pPr>
             <w:pStyle w:val="ListParagraph"/>
             <w:numPr>
@@ -7316,10 +7265,10 @@
         <w:pStyle w:val="ListParagraph"/>
         <w:jc w:val="both"/>
         <w:rPr>
-          <w:ins w:id="726" w:author="nohemi fabiola serrano aguilar" w:date="2026-10-24T01:00:00Z" w16du:dateUtc="2026-10-24T00:00:00Z"/>
+          <w:ins w:id="723" w:author="nohemi fabiola serrano aguilar" w:date="2026-10-24T01:00:00Z" w16du:dateUtc="2026-10-24T00:00:00Z"/>
           <w:lang w:val="es-MX"/>
         </w:rPr>
-        <w:pPrChange w:id="727" w:author="nohemi fabiola serrano aguilar" w:date="2026-10-24T01:04:00Z" w16du:dateUtc="2026-10-24T00:04:00Z">
+        <w:pPrChange w:id="724" w:author="nohemi fabiola serrano aguilar" w:date="2026-10-24T01:04:00Z" w16du:dateUtc="2026-10-24T00:04:00Z">
           <w:pPr>
             <w:pStyle w:val="ListParagraph"/>
             <w:numPr>
@@ -7340,11 +7289,11 @@
         </w:numPr>
         <w:jc w:val="both"/>
         <w:rPr>
-          <w:ins w:id="728" w:author="nohemi fabiola serrano aguilar" w:date="2026-10-24T01:04:00Z" w16du:dateUtc="2026-10-24T00:04:00Z"/>
+          <w:ins w:id="725" w:author="nohemi fabiola serrano aguilar" w:date="2026-10-24T01:04:00Z" w16du:dateUtc="2026-10-24T00:04:00Z"/>
           <w:lang w:val="es-MX"/>
         </w:rPr>
       </w:pPr>
-      <w:ins w:id="729" w:author="nohemi fabiola serrano aguilar" w:date="2026-10-24T01:00:00Z" w16du:dateUtc="2026-10-24T00:00:00Z">
+      <w:ins w:id="726" w:author="nohemi fabiola serrano aguilar" w:date="2026-10-24T01:00:00Z" w16du:dateUtc="2026-10-24T00:00:00Z">
         <w:r>
           <w:rPr>
             <w:lang w:val="es-MX"/>
@@ -7358,10 +7307,10 @@
         <w:pStyle w:val="ListParagraph"/>
         <w:jc w:val="both"/>
         <w:rPr>
-          <w:ins w:id="730" w:author="nohemi fabiola serrano aguilar" w:date="2026-10-24T01:00:00Z" w16du:dateUtc="2026-10-24T00:00:00Z"/>
+          <w:ins w:id="727" w:author="nohemi fabiola serrano aguilar" w:date="2026-10-24T01:00:00Z" w16du:dateUtc="2026-10-24T00:00:00Z"/>
           <w:lang w:val="es-MX"/>
         </w:rPr>
-        <w:pPrChange w:id="731" w:author="nohemi fabiola serrano aguilar" w:date="2026-10-24T01:04:00Z" w16du:dateUtc="2026-10-24T00:04:00Z">
+        <w:pPrChange w:id="728" w:author="nohemi fabiola serrano aguilar" w:date="2026-10-24T01:04:00Z" w16du:dateUtc="2026-10-24T00:04:00Z">
           <w:pPr>
             <w:pStyle w:val="ListParagraph"/>
             <w:numPr>
@@ -7382,35 +7331,35 @@
         </w:numPr>
         <w:jc w:val="both"/>
         <w:rPr>
+          <w:ins w:id="729" w:author="nohemi fabiola serrano aguilar" w:date="2026-10-24T01:04:00Z" w16du:dateUtc="2026-10-24T00:04:00Z"/>
+          <w:lang w:val="es-MX"/>
+        </w:rPr>
+      </w:pPr>
+      <w:ins w:id="730" w:author="nohemi fabiola serrano aguilar" w:date="2026-10-24T01:01:00Z" w16du:dateUtc="2026-10-24T00:01:00Z">
+        <w:r>
+          <w:rPr>
+            <w:lang w:val="es-MX"/>
+          </w:rPr>
+          <w:t xml:space="preserve">Fase 4. Evaluacion y Ajuste de Modelos. Esta fase se centra en calcular los margeenes de error y seleccionar el modelo </w:t>
+        </w:r>
+      </w:ins>
+      <w:ins w:id="731" w:author="nohemi fabiola serrano aguilar" w:date="2026-10-24T01:02:00Z" w16du:dateUtc="2026-10-24T00:02:00Z">
+        <w:r>
+          <w:rPr>
+            <w:lang w:val="es-MX"/>
+          </w:rPr>
+          <w:t>final segun el rendimiento.</w:t>
+        </w:r>
+      </w:ins>
+    </w:p>
+    <w:p>
+      <w:pPr>
+        <w:pStyle w:val="ListParagraph"/>
+        <w:rPr>
           <w:ins w:id="732" w:author="nohemi fabiola serrano aguilar" w:date="2026-10-24T01:04:00Z" w16du:dateUtc="2026-10-24T00:04:00Z"/>
           <w:lang w:val="es-MX"/>
         </w:rPr>
-      </w:pPr>
-      <w:ins w:id="733" w:author="nohemi fabiola serrano aguilar" w:date="2026-10-24T01:01:00Z" w16du:dateUtc="2026-10-24T00:01:00Z">
-        <w:r>
-          <w:rPr>
-            <w:lang w:val="es-MX"/>
-          </w:rPr>
-          <w:t xml:space="preserve">Fase 4. Evaluacion y Ajuste de Modelos. Esta fase se centra en calcular los margeenes de error y seleccionar el modelo </w:t>
-        </w:r>
-      </w:ins>
-      <w:ins w:id="734" w:author="nohemi fabiola serrano aguilar" w:date="2026-10-24T01:02:00Z" w16du:dateUtc="2026-10-24T00:02:00Z">
-        <w:r>
-          <w:rPr>
-            <w:lang w:val="es-MX"/>
-          </w:rPr>
-          <w:t>final segun el rendimiento.</w:t>
-        </w:r>
-      </w:ins>
-    </w:p>
-    <w:p>
-      <w:pPr>
-        <w:pStyle w:val="ListParagraph"/>
-        <w:rPr>
-          <w:ins w:id="735" w:author="nohemi fabiola serrano aguilar" w:date="2026-10-24T01:04:00Z" w16du:dateUtc="2026-10-24T00:04:00Z"/>
-          <w:lang w:val="es-MX"/>
-        </w:rPr>
-        <w:pPrChange w:id="736" w:author="nohemi fabiola serrano aguilar" w:date="2026-10-24T01:04:00Z" w16du:dateUtc="2026-10-24T00:04:00Z">
+        <w:pPrChange w:id="733" w:author="nohemi fabiola serrano aguilar" w:date="2026-10-24T01:04:00Z" w16du:dateUtc="2026-10-24T00:04:00Z">
           <w:pPr>
             <w:pStyle w:val="ListParagraph"/>
             <w:numPr>
@@ -7427,10 +7376,10 @@
         <w:pStyle w:val="ListParagraph"/>
         <w:jc w:val="both"/>
         <w:rPr>
-          <w:ins w:id="737" w:author="nohemi fabiola serrano aguilar" w:date="2026-10-24T01:02:00Z" w16du:dateUtc="2026-10-24T00:02:00Z"/>
+          <w:ins w:id="734" w:author="nohemi fabiola serrano aguilar" w:date="2026-10-24T01:02:00Z" w16du:dateUtc="2026-10-24T00:02:00Z"/>
           <w:lang w:val="es-MX"/>
         </w:rPr>
-        <w:pPrChange w:id="738" w:author="nohemi fabiola serrano aguilar" w:date="2026-10-24T01:04:00Z" w16du:dateUtc="2026-10-24T00:04:00Z">
+        <w:pPrChange w:id="735" w:author="nohemi fabiola serrano aguilar" w:date="2026-10-24T01:04:00Z" w16du:dateUtc="2026-10-24T00:04:00Z">
           <w:pPr>
             <w:pStyle w:val="ListParagraph"/>
             <w:numPr>
@@ -7451,11 +7400,11 @@
         </w:numPr>
         <w:jc w:val="both"/>
         <w:rPr>
-          <w:ins w:id="739" w:author="nohemi fabiola serrano aguilar" w:date="2026-10-24T01:03:00Z" w16du:dateUtc="2026-10-24T00:03:00Z"/>
+          <w:ins w:id="736" w:author="nohemi fabiola serrano aguilar" w:date="2026-10-24T01:03:00Z" w16du:dateUtc="2026-10-24T00:03:00Z"/>
           <w:lang w:val="es-MX"/>
         </w:rPr>
       </w:pPr>
-      <w:ins w:id="740" w:author="nohemi fabiola serrano aguilar" w:date="2026-10-24T01:02:00Z" w16du:dateUtc="2026-10-24T00:02:00Z">
+      <w:ins w:id="737" w:author="nohemi fabiola serrano aguilar" w:date="2026-10-24T01:02:00Z" w16du:dateUtc="2026-10-24T00:02:00Z">
         <w:r>
           <w:rPr>
             <w:lang w:val="es-MX"/>
@@ -7469,7 +7418,7 @@
           <w:t xml:space="preserve">Implementacion de Panel BI. Los resultados del modelo predictivo se integran en la interfaz de </w:t>
         </w:r>
       </w:ins>
-      <w:ins w:id="741" w:author="nohemi fabiola serrano aguilar" w:date="2026-10-24T01:03:00Z" w16du:dateUtc="2026-10-24T00:03:00Z">
+      <w:ins w:id="738" w:author="nohemi fabiola serrano aguilar" w:date="2026-10-24T01:03:00Z" w16du:dateUtc="2026-10-24T00:03:00Z">
         <w:r>
           <w:rPr>
             <w:lang w:val="es-MX"/>
@@ -7487,11 +7436,11 @@
         </w:numPr>
         <w:jc w:val="both"/>
         <w:rPr>
-          <w:ins w:id="742" w:author="nohemi fabiola serrano aguilar" w:date="2026-10-24T01:16:00Z" w16du:dateUtc="2026-10-24T00:16:00Z"/>
+          <w:ins w:id="739" w:author="nohemi fabiola serrano aguilar" w:date="2026-10-24T01:16:00Z" w16du:dateUtc="2026-10-24T00:16:00Z"/>
           <w:lang w:val="es-MX"/>
         </w:rPr>
       </w:pPr>
-      <w:ins w:id="743" w:author="nohemi fabiola serrano aguilar" w:date="2026-10-24T01:03:00Z" w16du:dateUtc="2026-10-24T00:03:00Z">
+      <w:ins w:id="740" w:author="nohemi fabiola serrano aguilar" w:date="2026-10-24T01:03:00Z" w16du:dateUtc="2026-10-24T00:03:00Z">
         <w:r>
           <w:rPr>
             <w:lang w:val="es-MX"/>
@@ -7499,7 +7448,7 @@
           <w:t xml:space="preserve">Fase 6. Informe Final y Defensa. Comilacion de la metodologia de ingenieria, validacion de repoitorio de codigo de Github y preparacion </w:t>
         </w:r>
       </w:ins>
-      <w:ins w:id="744" w:author="nohemi fabiola serrano aguilar" w:date="2026-10-24T01:04:00Z" w16du:dateUtc="2026-10-24T00:04:00Z">
+      <w:ins w:id="741" w:author="nohemi fabiola serrano aguilar" w:date="2026-10-24T01:04:00Z" w16du:dateUtc="2026-10-24T00:04:00Z">
         <w:r>
           <w:rPr>
             <w:lang w:val="es-MX"/>
@@ -7512,10 +7461,10 @@
       <w:pPr>
         <w:jc w:val="both"/>
         <w:rPr>
-          <w:ins w:id="745" w:author="nohemi fabiola serrano aguilar" w:date="2026-10-24T00:07:00Z" w16du:dateUtc="2026-10-23T23:07:00Z"/>
+          <w:ins w:id="742" w:author="nohemi fabiola serrano aguilar" w:date="2026-10-24T00:07:00Z" w16du:dateUtc="2026-10-23T23:07:00Z"/>
           <w:lang w:val="es-MX"/>
         </w:rPr>
-        <w:pPrChange w:id="746" w:author="nohemi fabiola serrano aguilar" w:date="2026-10-24T01:16:00Z" w16du:dateUtc="2026-10-24T00:16:00Z">
+        <w:pPrChange w:id="743" w:author="nohemi fabiola serrano aguilar" w:date="2026-10-24T01:16:00Z" w16du:dateUtc="2026-10-24T00:16:00Z">
           <w:pPr>
             <w:pStyle w:val="ListParagraph"/>
             <w:numPr>
@@ -7532,7 +7481,7 @@
         <w:tblStyle w:val="TableGrid"/>
         <w:tblW w:w="0" w:type="auto"/>
         <w:tblLook w:val="04A0" w:firstRow="1" w:lastRow="0" w:firstColumn="1" w:lastColumn="0" w:noHBand="0" w:noVBand="1"/>
-        <w:tblPrChange w:id="747" w:author="nohemi fabiola serrano aguilar" w:date="2026-10-24T01:06:00Z" w16du:dateUtc="2026-10-24T00:06:00Z">
+        <w:tblPrChange w:id="744" w:author="nohemi fabiola serrano aguilar" w:date="2026-10-24T01:06:00Z" w16du:dateUtc="2026-10-24T00:06:00Z">
           <w:tblPr>
             <w:tblStyle w:val="TableGrid"/>
             <w:tblW w:w="0" w:type="auto"/>
@@ -7552,7 +7501,7 @@
         <w:gridCol w:w="689"/>
         <w:gridCol w:w="689"/>
         <w:gridCol w:w="1367"/>
-        <w:tblGridChange w:id="748">
+        <w:tblGridChange w:id="745">
           <w:tblGrid>
             <w:gridCol w:w="940"/>
             <w:gridCol w:w="507"/>
@@ -7580,12 +7529,12 @@
       </w:tblGrid>
       <w:tr>
         <w:trPr>
-          <w:ins w:id="749" w:author="nohemi fabiola serrano aguilar" w:date="2026-10-24T01:05:00Z"/>
+          <w:ins w:id="746" w:author="nohemi fabiola serrano aguilar" w:date="2026-10-24T01:05:00Z"/>
         </w:trPr>
         <w:tc>
           <w:tcPr>
             <w:tcW w:w="819" w:type="dxa"/>
-            <w:tcPrChange w:id="750" w:author="nohemi fabiola serrano aguilar" w:date="2026-10-24T01:06:00Z" w16du:dateUtc="2026-10-24T00:06:00Z">
+            <w:tcPrChange w:id="747" w:author="nohemi fabiola serrano aguilar" w:date="2026-10-24T01:06:00Z" w16du:dateUtc="2026-10-24T00:06:00Z">
               <w:tcPr>
                 <w:tcW w:w="819" w:type="dxa"/>
               </w:tcPr>
@@ -7595,26 +7544,26 @@
             <w:pPr>
               <w:jc w:val="center"/>
               <w:rPr>
-                <w:ins w:id="751" w:author="nohemi fabiola serrano aguilar" w:date="2026-10-24T01:05:00Z" w16du:dateUtc="2026-10-24T00:05:00Z"/>
+                <w:ins w:id="748" w:author="nohemi fabiola serrano aguilar" w:date="2026-10-24T01:05:00Z" w16du:dateUtc="2026-10-24T00:05:00Z"/>
                 <w:b/>
                 <w:bCs/>
                 <w:sz w:val="20"/>
                 <w:szCs w:val="20"/>
                 <w:lang w:val="es-MX"/>
-                <w:rPrChange w:id="752" w:author="nohemi fabiola serrano aguilar" w:date="2026-10-24T01:15:00Z" w16du:dateUtc="2026-10-24T00:15:00Z">
+                <w:rPrChange w:id="749" w:author="nohemi fabiola serrano aguilar" w:date="2026-10-24T01:15:00Z" w16du:dateUtc="2026-10-24T00:15:00Z">
                   <w:rPr>
-                    <w:ins w:id="753" w:author="nohemi fabiola serrano aguilar" w:date="2026-10-24T01:05:00Z" w16du:dateUtc="2026-10-24T00:05:00Z"/>
+                    <w:ins w:id="750" w:author="nohemi fabiola serrano aguilar" w:date="2026-10-24T01:05:00Z" w16du:dateUtc="2026-10-24T00:05:00Z"/>
                     <w:lang w:val="es-MX"/>
                   </w:rPr>
                 </w:rPrChange>
               </w:rPr>
-              <w:pPrChange w:id="754" w:author="nohemi fabiola serrano aguilar" w:date="2026-10-24T01:06:00Z" w16du:dateUtc="2026-10-24T00:06:00Z">
+              <w:pPrChange w:id="751" w:author="nohemi fabiola serrano aguilar" w:date="2026-10-24T01:06:00Z" w16du:dateUtc="2026-10-24T00:06:00Z">
                 <w:pPr>
                   <w:jc w:val="both"/>
                 </w:pPr>
               </w:pPrChange>
             </w:pPr>
-            <w:ins w:id="755" w:author="nohemi fabiola serrano aguilar" w:date="2026-10-24T01:06:00Z" w16du:dateUtc="2026-10-24T00:06:00Z">
+            <w:ins w:id="752" w:author="nohemi fabiola serrano aguilar" w:date="2026-10-24T01:06:00Z" w16du:dateUtc="2026-10-24T00:06:00Z">
               <w:r>
                 <w:rPr>
                   <w:b/>
@@ -7622,7 +7571,7 @@
                   <w:sz w:val="20"/>
                   <w:szCs w:val="20"/>
                   <w:lang w:val="es-MX"/>
-                  <w:rPrChange w:id="756" w:author="nohemi fabiola serrano aguilar" w:date="2026-10-24T01:15:00Z" w16du:dateUtc="2026-10-24T00:15:00Z">
+                  <w:rPrChange w:id="753" w:author="nohemi fabiola serrano aguilar" w:date="2026-10-24T01:15:00Z" w16du:dateUtc="2026-10-24T00:15:00Z">
                     <w:rPr>
                       <w:lang w:val="es-MX"/>
                     </w:rPr>
@@ -7636,7 +7585,7 @@
         <w:tc>
           <w:tcPr>
             <w:tcW w:w="819" w:type="dxa"/>
-            <w:tcPrChange w:id="757" w:author="nohemi fabiola serrano aguilar" w:date="2026-10-24T01:06:00Z" w16du:dateUtc="2026-10-24T00:06:00Z">
+            <w:tcPrChange w:id="754" w:author="nohemi fabiola serrano aguilar" w:date="2026-10-24T01:06:00Z" w16du:dateUtc="2026-10-24T00:06:00Z">
               <w:tcPr>
                 <w:tcW w:w="819" w:type="dxa"/>
                 <w:gridSpan w:val="2"/>
@@ -7647,26 +7596,26 @@
             <w:pPr>
               <w:jc w:val="center"/>
               <w:rPr>
-                <w:ins w:id="758" w:author="nohemi fabiola serrano aguilar" w:date="2026-10-24T01:05:00Z" w16du:dateUtc="2026-10-24T00:05:00Z"/>
+                <w:ins w:id="755" w:author="nohemi fabiola serrano aguilar" w:date="2026-10-24T01:05:00Z" w16du:dateUtc="2026-10-24T00:05:00Z"/>
                 <w:b/>
                 <w:bCs/>
                 <w:sz w:val="20"/>
                 <w:szCs w:val="20"/>
                 <w:lang w:val="es-MX"/>
-                <w:rPrChange w:id="759" w:author="nohemi fabiola serrano aguilar" w:date="2026-10-24T01:15:00Z" w16du:dateUtc="2026-10-24T00:15:00Z">
+                <w:rPrChange w:id="756" w:author="nohemi fabiola serrano aguilar" w:date="2026-10-24T01:15:00Z" w16du:dateUtc="2026-10-24T00:15:00Z">
                   <w:rPr>
-                    <w:ins w:id="760" w:author="nohemi fabiola serrano aguilar" w:date="2026-10-24T01:05:00Z" w16du:dateUtc="2026-10-24T00:05:00Z"/>
+                    <w:ins w:id="757" w:author="nohemi fabiola serrano aguilar" w:date="2026-10-24T01:05:00Z" w16du:dateUtc="2026-10-24T00:05:00Z"/>
                     <w:lang w:val="es-MX"/>
                   </w:rPr>
                 </w:rPrChange>
               </w:rPr>
-              <w:pPrChange w:id="761" w:author="nohemi fabiola serrano aguilar" w:date="2026-10-24T01:06:00Z" w16du:dateUtc="2026-10-24T00:06:00Z">
+              <w:pPrChange w:id="758" w:author="nohemi fabiola serrano aguilar" w:date="2026-10-24T01:06:00Z" w16du:dateUtc="2026-10-24T00:06:00Z">
                 <w:pPr>
                   <w:jc w:val="both"/>
                 </w:pPr>
               </w:pPrChange>
             </w:pPr>
-            <w:ins w:id="762" w:author="nohemi fabiola serrano aguilar" w:date="2026-10-24T01:07:00Z" w16du:dateUtc="2026-10-24T00:07:00Z">
+            <w:ins w:id="759" w:author="nohemi fabiola serrano aguilar" w:date="2026-10-24T01:07:00Z" w16du:dateUtc="2026-10-24T00:07:00Z">
               <w:r>
                 <w:rPr>
                   <w:b/>
@@ -7674,7 +7623,7 @@
                   <w:sz w:val="20"/>
                   <w:szCs w:val="20"/>
                   <w:lang w:val="es-MX"/>
-                  <w:rPrChange w:id="763" w:author="nohemi fabiola serrano aguilar" w:date="2026-10-24T01:15:00Z" w16du:dateUtc="2026-10-24T00:15:00Z">
+                  <w:rPrChange w:id="760" w:author="nohemi fabiola serrano aguilar" w:date="2026-10-24T01:15:00Z" w16du:dateUtc="2026-10-24T00:15:00Z">
                     <w:rPr>
                       <w:lang w:val="es-MX"/>
                     </w:rPr>
@@ -7688,7 +7637,7 @@
         <w:tc>
           <w:tcPr>
             <w:tcW w:w="819" w:type="dxa"/>
-            <w:tcPrChange w:id="764" w:author="nohemi fabiola serrano aguilar" w:date="2026-10-24T01:06:00Z" w16du:dateUtc="2026-10-24T00:06:00Z">
+            <w:tcPrChange w:id="761" w:author="nohemi fabiola serrano aguilar" w:date="2026-10-24T01:06:00Z" w16du:dateUtc="2026-10-24T00:06:00Z">
               <w:tcPr>
                 <w:tcW w:w="819" w:type="dxa"/>
                 <w:gridSpan w:val="2"/>
@@ -7699,26 +7648,26 @@
             <w:pPr>
               <w:jc w:val="center"/>
               <w:rPr>
-                <w:ins w:id="765" w:author="nohemi fabiola serrano aguilar" w:date="2026-10-24T01:05:00Z" w16du:dateUtc="2026-10-24T00:05:00Z"/>
+                <w:ins w:id="762" w:author="nohemi fabiola serrano aguilar" w:date="2026-10-24T01:05:00Z" w16du:dateUtc="2026-10-24T00:05:00Z"/>
                 <w:b/>
                 <w:bCs/>
                 <w:sz w:val="20"/>
                 <w:szCs w:val="20"/>
                 <w:lang w:val="es-MX"/>
-                <w:rPrChange w:id="766" w:author="nohemi fabiola serrano aguilar" w:date="2026-10-24T01:15:00Z" w16du:dateUtc="2026-10-24T00:15:00Z">
+                <w:rPrChange w:id="763" w:author="nohemi fabiola serrano aguilar" w:date="2026-10-24T01:15:00Z" w16du:dateUtc="2026-10-24T00:15:00Z">
                   <w:rPr>
-                    <w:ins w:id="767" w:author="nohemi fabiola serrano aguilar" w:date="2026-10-24T01:05:00Z" w16du:dateUtc="2026-10-24T00:05:00Z"/>
+                    <w:ins w:id="764" w:author="nohemi fabiola serrano aguilar" w:date="2026-10-24T01:05:00Z" w16du:dateUtc="2026-10-24T00:05:00Z"/>
                     <w:lang w:val="es-MX"/>
                   </w:rPr>
                 </w:rPrChange>
               </w:rPr>
-              <w:pPrChange w:id="768" w:author="nohemi fabiola serrano aguilar" w:date="2026-10-24T01:06:00Z" w16du:dateUtc="2026-10-24T00:06:00Z">
+              <w:pPrChange w:id="765" w:author="nohemi fabiola serrano aguilar" w:date="2026-10-24T01:06:00Z" w16du:dateUtc="2026-10-24T00:06:00Z">
                 <w:pPr>
                   <w:jc w:val="both"/>
                 </w:pPr>
               </w:pPrChange>
             </w:pPr>
-            <w:ins w:id="769" w:author="nohemi fabiola serrano aguilar" w:date="2026-10-24T01:07:00Z" w16du:dateUtc="2026-10-24T00:07:00Z">
+            <w:ins w:id="766" w:author="nohemi fabiola serrano aguilar" w:date="2026-10-24T01:07:00Z" w16du:dateUtc="2026-10-24T00:07:00Z">
               <w:r>
                 <w:rPr>
                   <w:b/>
@@ -7726,7 +7675,7 @@
                   <w:sz w:val="20"/>
                   <w:szCs w:val="20"/>
                   <w:lang w:val="es-MX"/>
-                  <w:rPrChange w:id="770" w:author="nohemi fabiola serrano aguilar" w:date="2026-10-24T01:15:00Z" w16du:dateUtc="2026-10-24T00:15:00Z">
+                  <w:rPrChange w:id="767" w:author="nohemi fabiola serrano aguilar" w:date="2026-10-24T01:15:00Z" w16du:dateUtc="2026-10-24T00:15:00Z">
                     <w:rPr>
                       <w:lang w:val="es-MX"/>
                     </w:rPr>
@@ -7740,7 +7689,7 @@
         <w:tc>
           <w:tcPr>
             <w:tcW w:w="819" w:type="dxa"/>
-            <w:tcPrChange w:id="771" w:author="nohemi fabiola serrano aguilar" w:date="2026-10-24T01:06:00Z" w16du:dateUtc="2026-10-24T00:06:00Z">
+            <w:tcPrChange w:id="768" w:author="nohemi fabiola serrano aguilar" w:date="2026-10-24T01:06:00Z" w16du:dateUtc="2026-10-24T00:06:00Z">
               <w:tcPr>
                 <w:tcW w:w="819" w:type="dxa"/>
                 <w:gridSpan w:val="2"/>
@@ -7751,26 +7700,26 @@
             <w:pPr>
               <w:jc w:val="center"/>
               <w:rPr>
-                <w:ins w:id="772" w:author="nohemi fabiola serrano aguilar" w:date="2026-10-24T01:05:00Z" w16du:dateUtc="2026-10-24T00:05:00Z"/>
+                <w:ins w:id="769" w:author="nohemi fabiola serrano aguilar" w:date="2026-10-24T01:05:00Z" w16du:dateUtc="2026-10-24T00:05:00Z"/>
                 <w:b/>
                 <w:bCs/>
                 <w:sz w:val="20"/>
                 <w:szCs w:val="20"/>
                 <w:lang w:val="es-MX"/>
-                <w:rPrChange w:id="773" w:author="nohemi fabiola serrano aguilar" w:date="2026-10-24T01:15:00Z" w16du:dateUtc="2026-10-24T00:15:00Z">
+                <w:rPrChange w:id="770" w:author="nohemi fabiola serrano aguilar" w:date="2026-10-24T01:15:00Z" w16du:dateUtc="2026-10-24T00:15:00Z">
                   <w:rPr>
-                    <w:ins w:id="774" w:author="nohemi fabiola serrano aguilar" w:date="2026-10-24T01:05:00Z" w16du:dateUtc="2026-10-24T00:05:00Z"/>
+                    <w:ins w:id="771" w:author="nohemi fabiola serrano aguilar" w:date="2026-10-24T01:05:00Z" w16du:dateUtc="2026-10-24T00:05:00Z"/>
                     <w:lang w:val="es-MX"/>
                   </w:rPr>
                 </w:rPrChange>
               </w:rPr>
-              <w:pPrChange w:id="775" w:author="nohemi fabiola serrano aguilar" w:date="2026-10-24T01:06:00Z" w16du:dateUtc="2026-10-24T00:06:00Z">
+              <w:pPrChange w:id="772" w:author="nohemi fabiola serrano aguilar" w:date="2026-10-24T01:06:00Z" w16du:dateUtc="2026-10-24T00:06:00Z">
                 <w:pPr>
                   <w:jc w:val="both"/>
                 </w:pPr>
               </w:pPrChange>
             </w:pPr>
-            <w:ins w:id="776" w:author="nohemi fabiola serrano aguilar" w:date="2026-10-24T01:07:00Z" w16du:dateUtc="2026-10-24T00:07:00Z">
+            <w:ins w:id="773" w:author="nohemi fabiola serrano aguilar" w:date="2026-10-24T01:07:00Z" w16du:dateUtc="2026-10-24T00:07:00Z">
               <w:r>
                 <w:rPr>
                   <w:b/>
@@ -7778,7 +7727,7 @@
                   <w:sz w:val="20"/>
                   <w:szCs w:val="20"/>
                   <w:lang w:val="es-MX"/>
-                  <w:rPrChange w:id="777" w:author="nohemi fabiola serrano aguilar" w:date="2026-10-24T01:15:00Z" w16du:dateUtc="2026-10-24T00:15:00Z">
+                  <w:rPrChange w:id="774" w:author="nohemi fabiola serrano aguilar" w:date="2026-10-24T01:15:00Z" w16du:dateUtc="2026-10-24T00:15:00Z">
                     <w:rPr>
                       <w:lang w:val="es-MX"/>
                     </w:rPr>
@@ -7792,7 +7741,7 @@
         <w:tc>
           <w:tcPr>
             <w:tcW w:w="820" w:type="dxa"/>
-            <w:tcPrChange w:id="778" w:author="nohemi fabiola serrano aguilar" w:date="2026-10-24T01:06:00Z" w16du:dateUtc="2026-10-24T00:06:00Z">
+            <w:tcPrChange w:id="775" w:author="nohemi fabiola serrano aguilar" w:date="2026-10-24T01:06:00Z" w16du:dateUtc="2026-10-24T00:06:00Z">
               <w:tcPr>
                 <w:tcW w:w="820" w:type="dxa"/>
                 <w:gridSpan w:val="2"/>
@@ -7803,26 +7752,26 @@
             <w:pPr>
               <w:jc w:val="center"/>
               <w:rPr>
-                <w:ins w:id="779" w:author="nohemi fabiola serrano aguilar" w:date="2026-10-24T01:05:00Z" w16du:dateUtc="2026-10-24T00:05:00Z"/>
+                <w:ins w:id="776" w:author="nohemi fabiola serrano aguilar" w:date="2026-10-24T01:05:00Z" w16du:dateUtc="2026-10-24T00:05:00Z"/>
                 <w:b/>
                 <w:bCs/>
                 <w:sz w:val="20"/>
                 <w:szCs w:val="20"/>
                 <w:lang w:val="es-MX"/>
-                <w:rPrChange w:id="780" w:author="nohemi fabiola serrano aguilar" w:date="2026-10-24T01:15:00Z" w16du:dateUtc="2026-10-24T00:15:00Z">
+                <w:rPrChange w:id="777" w:author="nohemi fabiola serrano aguilar" w:date="2026-10-24T01:15:00Z" w16du:dateUtc="2026-10-24T00:15:00Z">
                   <w:rPr>
-                    <w:ins w:id="781" w:author="nohemi fabiola serrano aguilar" w:date="2026-10-24T01:05:00Z" w16du:dateUtc="2026-10-24T00:05:00Z"/>
+                    <w:ins w:id="778" w:author="nohemi fabiola serrano aguilar" w:date="2026-10-24T01:05:00Z" w16du:dateUtc="2026-10-24T00:05:00Z"/>
                     <w:lang w:val="es-MX"/>
                   </w:rPr>
                 </w:rPrChange>
               </w:rPr>
-              <w:pPrChange w:id="782" w:author="nohemi fabiola serrano aguilar" w:date="2026-10-24T01:06:00Z" w16du:dateUtc="2026-10-24T00:06:00Z">
+              <w:pPrChange w:id="779" w:author="nohemi fabiola serrano aguilar" w:date="2026-10-24T01:06:00Z" w16du:dateUtc="2026-10-24T00:06:00Z">
                 <w:pPr>
                   <w:jc w:val="both"/>
                 </w:pPr>
               </w:pPrChange>
             </w:pPr>
-            <w:ins w:id="783" w:author="nohemi fabiola serrano aguilar" w:date="2026-10-24T01:07:00Z" w16du:dateUtc="2026-10-24T00:07:00Z">
+            <w:ins w:id="780" w:author="nohemi fabiola serrano aguilar" w:date="2026-10-24T01:07:00Z" w16du:dateUtc="2026-10-24T00:07:00Z">
               <w:r>
                 <w:rPr>
                   <w:b/>
@@ -7830,7 +7779,7 @@
                   <w:sz w:val="20"/>
                   <w:szCs w:val="20"/>
                   <w:lang w:val="es-MX"/>
-                  <w:rPrChange w:id="784" w:author="nohemi fabiola serrano aguilar" w:date="2026-10-24T01:15:00Z" w16du:dateUtc="2026-10-24T00:15:00Z">
+                  <w:rPrChange w:id="781" w:author="nohemi fabiola serrano aguilar" w:date="2026-10-24T01:15:00Z" w16du:dateUtc="2026-10-24T00:15:00Z">
                     <w:rPr>
                       <w:lang w:val="es-MX"/>
                     </w:rPr>
@@ -7844,7 +7793,7 @@
         <w:tc>
           <w:tcPr>
             <w:tcW w:w="820" w:type="dxa"/>
-            <w:tcPrChange w:id="785" w:author="nohemi fabiola serrano aguilar" w:date="2026-10-24T01:06:00Z" w16du:dateUtc="2026-10-24T00:06:00Z">
+            <w:tcPrChange w:id="782" w:author="nohemi fabiola serrano aguilar" w:date="2026-10-24T01:06:00Z" w16du:dateUtc="2026-10-24T00:06:00Z">
               <w:tcPr>
                 <w:tcW w:w="820" w:type="dxa"/>
                 <w:gridSpan w:val="3"/>
@@ -7855,26 +7804,26 @@
             <w:pPr>
               <w:jc w:val="center"/>
               <w:rPr>
-                <w:ins w:id="786" w:author="nohemi fabiola serrano aguilar" w:date="2026-10-24T01:05:00Z" w16du:dateUtc="2026-10-24T00:05:00Z"/>
+                <w:ins w:id="783" w:author="nohemi fabiola serrano aguilar" w:date="2026-10-24T01:05:00Z" w16du:dateUtc="2026-10-24T00:05:00Z"/>
                 <w:b/>
                 <w:bCs/>
                 <w:sz w:val="20"/>
                 <w:szCs w:val="20"/>
                 <w:lang w:val="es-MX"/>
-                <w:rPrChange w:id="787" w:author="nohemi fabiola serrano aguilar" w:date="2026-10-24T01:15:00Z" w16du:dateUtc="2026-10-24T00:15:00Z">
+                <w:rPrChange w:id="784" w:author="nohemi fabiola serrano aguilar" w:date="2026-10-24T01:15:00Z" w16du:dateUtc="2026-10-24T00:15:00Z">
                   <w:rPr>
-                    <w:ins w:id="788" w:author="nohemi fabiola serrano aguilar" w:date="2026-10-24T01:05:00Z" w16du:dateUtc="2026-10-24T00:05:00Z"/>
+                    <w:ins w:id="785" w:author="nohemi fabiola serrano aguilar" w:date="2026-10-24T01:05:00Z" w16du:dateUtc="2026-10-24T00:05:00Z"/>
                     <w:lang w:val="es-MX"/>
                   </w:rPr>
                 </w:rPrChange>
               </w:rPr>
-              <w:pPrChange w:id="789" w:author="nohemi fabiola serrano aguilar" w:date="2026-10-24T01:06:00Z" w16du:dateUtc="2026-10-24T00:06:00Z">
+              <w:pPrChange w:id="786" w:author="nohemi fabiola serrano aguilar" w:date="2026-10-24T01:06:00Z" w16du:dateUtc="2026-10-24T00:06:00Z">
                 <w:pPr>
                   <w:jc w:val="both"/>
                 </w:pPr>
               </w:pPrChange>
             </w:pPr>
-            <w:ins w:id="790" w:author="nohemi fabiola serrano aguilar" w:date="2026-10-24T01:07:00Z" w16du:dateUtc="2026-10-24T00:07:00Z">
+            <w:ins w:id="787" w:author="nohemi fabiola serrano aguilar" w:date="2026-10-24T01:07:00Z" w16du:dateUtc="2026-10-24T00:07:00Z">
               <w:r>
                 <w:rPr>
                   <w:b/>
@@ -7882,7 +7831,7 @@
                   <w:sz w:val="20"/>
                   <w:szCs w:val="20"/>
                   <w:lang w:val="es-MX"/>
-                  <w:rPrChange w:id="791" w:author="nohemi fabiola serrano aguilar" w:date="2026-10-24T01:15:00Z" w16du:dateUtc="2026-10-24T00:15:00Z">
+                  <w:rPrChange w:id="788" w:author="nohemi fabiola serrano aguilar" w:date="2026-10-24T01:15:00Z" w16du:dateUtc="2026-10-24T00:15:00Z">
                     <w:rPr>
                       <w:lang w:val="es-MX"/>
                     </w:rPr>
@@ -7896,7 +7845,7 @@
         <w:tc>
           <w:tcPr>
             <w:tcW w:w="820" w:type="dxa"/>
-            <w:tcPrChange w:id="792" w:author="nohemi fabiola serrano aguilar" w:date="2026-10-24T01:06:00Z" w16du:dateUtc="2026-10-24T00:06:00Z">
+            <w:tcPrChange w:id="789" w:author="nohemi fabiola serrano aguilar" w:date="2026-10-24T01:06:00Z" w16du:dateUtc="2026-10-24T00:06:00Z">
               <w:tcPr>
                 <w:tcW w:w="820" w:type="dxa"/>
                 <w:gridSpan w:val="2"/>
@@ -7907,26 +7856,26 @@
             <w:pPr>
               <w:jc w:val="center"/>
               <w:rPr>
-                <w:ins w:id="793" w:author="nohemi fabiola serrano aguilar" w:date="2026-10-24T01:05:00Z" w16du:dateUtc="2026-10-24T00:05:00Z"/>
+                <w:ins w:id="790" w:author="nohemi fabiola serrano aguilar" w:date="2026-10-24T01:05:00Z" w16du:dateUtc="2026-10-24T00:05:00Z"/>
                 <w:b/>
                 <w:bCs/>
                 <w:sz w:val="20"/>
                 <w:szCs w:val="20"/>
                 <w:lang w:val="es-MX"/>
-                <w:rPrChange w:id="794" w:author="nohemi fabiola serrano aguilar" w:date="2026-10-24T01:15:00Z" w16du:dateUtc="2026-10-24T00:15:00Z">
+                <w:rPrChange w:id="791" w:author="nohemi fabiola serrano aguilar" w:date="2026-10-24T01:15:00Z" w16du:dateUtc="2026-10-24T00:15:00Z">
                   <w:rPr>
-                    <w:ins w:id="795" w:author="nohemi fabiola serrano aguilar" w:date="2026-10-24T01:05:00Z" w16du:dateUtc="2026-10-24T00:05:00Z"/>
+                    <w:ins w:id="792" w:author="nohemi fabiola serrano aguilar" w:date="2026-10-24T01:05:00Z" w16du:dateUtc="2026-10-24T00:05:00Z"/>
                     <w:lang w:val="es-MX"/>
                   </w:rPr>
                 </w:rPrChange>
               </w:rPr>
-              <w:pPrChange w:id="796" w:author="nohemi fabiola serrano aguilar" w:date="2026-10-24T01:06:00Z" w16du:dateUtc="2026-10-24T00:06:00Z">
+              <w:pPrChange w:id="793" w:author="nohemi fabiola serrano aguilar" w:date="2026-10-24T01:06:00Z" w16du:dateUtc="2026-10-24T00:06:00Z">
                 <w:pPr>
                   <w:jc w:val="both"/>
                 </w:pPr>
               </w:pPrChange>
             </w:pPr>
-            <w:ins w:id="797" w:author="nohemi fabiola serrano aguilar" w:date="2026-10-24T01:07:00Z" w16du:dateUtc="2026-10-24T00:07:00Z">
+            <w:ins w:id="794" w:author="nohemi fabiola serrano aguilar" w:date="2026-10-24T01:07:00Z" w16du:dateUtc="2026-10-24T00:07:00Z">
               <w:r>
                 <w:rPr>
                   <w:b/>
@@ -7934,7 +7883,7 @@
                   <w:sz w:val="20"/>
                   <w:szCs w:val="20"/>
                   <w:lang w:val="es-MX"/>
-                  <w:rPrChange w:id="798" w:author="nohemi fabiola serrano aguilar" w:date="2026-10-24T01:15:00Z" w16du:dateUtc="2026-10-24T00:15:00Z">
+                  <w:rPrChange w:id="795" w:author="nohemi fabiola serrano aguilar" w:date="2026-10-24T01:15:00Z" w16du:dateUtc="2026-10-24T00:15:00Z">
                     <w:rPr>
                       <w:lang w:val="es-MX"/>
                     </w:rPr>
@@ -7948,7 +7897,7 @@
         <w:tc>
           <w:tcPr>
             <w:tcW w:w="820" w:type="dxa"/>
-            <w:tcPrChange w:id="799" w:author="nohemi fabiola serrano aguilar" w:date="2026-10-24T01:06:00Z" w16du:dateUtc="2026-10-24T00:06:00Z">
+            <w:tcPrChange w:id="796" w:author="nohemi fabiola serrano aguilar" w:date="2026-10-24T01:06:00Z" w16du:dateUtc="2026-10-24T00:06:00Z">
               <w:tcPr>
                 <w:tcW w:w="820" w:type="dxa"/>
                 <w:gridSpan w:val="2"/>
@@ -7959,26 +7908,26 @@
             <w:pPr>
               <w:jc w:val="center"/>
               <w:rPr>
-                <w:ins w:id="800" w:author="nohemi fabiola serrano aguilar" w:date="2026-10-24T01:05:00Z" w16du:dateUtc="2026-10-24T00:05:00Z"/>
+                <w:ins w:id="797" w:author="nohemi fabiola serrano aguilar" w:date="2026-10-24T01:05:00Z" w16du:dateUtc="2026-10-24T00:05:00Z"/>
                 <w:b/>
                 <w:bCs/>
                 <w:sz w:val="20"/>
                 <w:szCs w:val="20"/>
                 <w:lang w:val="es-MX"/>
-                <w:rPrChange w:id="801" w:author="nohemi fabiola serrano aguilar" w:date="2026-10-24T01:15:00Z" w16du:dateUtc="2026-10-24T00:15:00Z">
+                <w:rPrChange w:id="798" w:author="nohemi fabiola serrano aguilar" w:date="2026-10-24T01:15:00Z" w16du:dateUtc="2026-10-24T00:15:00Z">
                   <w:rPr>
-                    <w:ins w:id="802" w:author="nohemi fabiola serrano aguilar" w:date="2026-10-24T01:05:00Z" w16du:dateUtc="2026-10-24T00:05:00Z"/>
+                    <w:ins w:id="799" w:author="nohemi fabiola serrano aguilar" w:date="2026-10-24T01:05:00Z" w16du:dateUtc="2026-10-24T00:05:00Z"/>
                     <w:lang w:val="es-MX"/>
                   </w:rPr>
                 </w:rPrChange>
               </w:rPr>
-              <w:pPrChange w:id="803" w:author="nohemi fabiola serrano aguilar" w:date="2026-10-24T01:06:00Z" w16du:dateUtc="2026-10-24T00:06:00Z">
+              <w:pPrChange w:id="800" w:author="nohemi fabiola serrano aguilar" w:date="2026-10-24T01:06:00Z" w16du:dateUtc="2026-10-24T00:06:00Z">
                 <w:pPr>
                   <w:jc w:val="both"/>
                 </w:pPr>
               </w:pPrChange>
             </w:pPr>
-            <w:ins w:id="804" w:author="nohemi fabiola serrano aguilar" w:date="2026-10-24T01:07:00Z" w16du:dateUtc="2026-10-24T00:07:00Z">
+            <w:ins w:id="801" w:author="nohemi fabiola serrano aguilar" w:date="2026-10-24T01:07:00Z" w16du:dateUtc="2026-10-24T00:07:00Z">
               <w:r>
                 <w:rPr>
                   <w:b/>
@@ -7986,7 +7935,7 @@
                   <w:sz w:val="20"/>
                   <w:szCs w:val="20"/>
                   <w:lang w:val="es-MX"/>
-                  <w:rPrChange w:id="805" w:author="nohemi fabiola serrano aguilar" w:date="2026-10-24T01:15:00Z" w16du:dateUtc="2026-10-24T00:15:00Z">
+                  <w:rPrChange w:id="802" w:author="nohemi fabiola serrano aguilar" w:date="2026-10-24T01:15:00Z" w16du:dateUtc="2026-10-24T00:15:00Z">
                     <w:rPr>
                       <w:lang w:val="es-MX"/>
                     </w:rPr>
@@ -8000,7 +7949,7 @@
         <w:tc>
           <w:tcPr>
             <w:tcW w:w="820" w:type="dxa"/>
-            <w:tcPrChange w:id="806" w:author="nohemi fabiola serrano aguilar" w:date="2026-10-24T01:06:00Z" w16du:dateUtc="2026-10-24T00:06:00Z">
+            <w:tcPrChange w:id="803" w:author="nohemi fabiola serrano aguilar" w:date="2026-10-24T01:06:00Z" w16du:dateUtc="2026-10-24T00:06:00Z">
               <w:tcPr>
                 <w:tcW w:w="820" w:type="dxa"/>
                 <w:gridSpan w:val="2"/>
@@ -8011,26 +7960,26 @@
             <w:pPr>
               <w:jc w:val="center"/>
               <w:rPr>
-                <w:ins w:id="807" w:author="nohemi fabiola serrano aguilar" w:date="2026-10-24T01:05:00Z" w16du:dateUtc="2026-10-24T00:05:00Z"/>
+                <w:ins w:id="804" w:author="nohemi fabiola serrano aguilar" w:date="2026-10-24T01:05:00Z" w16du:dateUtc="2026-10-24T00:05:00Z"/>
                 <w:b/>
                 <w:bCs/>
                 <w:sz w:val="20"/>
                 <w:szCs w:val="20"/>
                 <w:lang w:val="es-MX"/>
-                <w:rPrChange w:id="808" w:author="nohemi fabiola serrano aguilar" w:date="2026-10-24T01:15:00Z" w16du:dateUtc="2026-10-24T00:15:00Z">
+                <w:rPrChange w:id="805" w:author="nohemi fabiola serrano aguilar" w:date="2026-10-24T01:15:00Z" w16du:dateUtc="2026-10-24T00:15:00Z">
                   <w:rPr>
-                    <w:ins w:id="809" w:author="nohemi fabiola serrano aguilar" w:date="2026-10-24T01:05:00Z" w16du:dateUtc="2026-10-24T00:05:00Z"/>
+                    <w:ins w:id="806" w:author="nohemi fabiola serrano aguilar" w:date="2026-10-24T01:05:00Z" w16du:dateUtc="2026-10-24T00:05:00Z"/>
                     <w:lang w:val="es-MX"/>
                   </w:rPr>
                 </w:rPrChange>
               </w:rPr>
-              <w:pPrChange w:id="810" w:author="nohemi fabiola serrano aguilar" w:date="2026-10-24T01:06:00Z" w16du:dateUtc="2026-10-24T00:06:00Z">
+              <w:pPrChange w:id="807" w:author="nohemi fabiola serrano aguilar" w:date="2026-10-24T01:06:00Z" w16du:dateUtc="2026-10-24T00:06:00Z">
                 <w:pPr>
                   <w:jc w:val="both"/>
                 </w:pPr>
               </w:pPrChange>
             </w:pPr>
-            <w:ins w:id="811" w:author="nohemi fabiola serrano aguilar" w:date="2026-10-24T01:07:00Z" w16du:dateUtc="2026-10-24T00:07:00Z">
+            <w:ins w:id="808" w:author="nohemi fabiola serrano aguilar" w:date="2026-10-24T01:07:00Z" w16du:dateUtc="2026-10-24T00:07:00Z">
               <w:r>
                 <w:rPr>
                   <w:b/>
@@ -8038,7 +7987,7 @@
                   <w:sz w:val="20"/>
                   <w:szCs w:val="20"/>
                   <w:lang w:val="es-MX"/>
-                  <w:rPrChange w:id="812" w:author="nohemi fabiola serrano aguilar" w:date="2026-10-24T01:15:00Z" w16du:dateUtc="2026-10-24T00:15:00Z">
+                  <w:rPrChange w:id="809" w:author="nohemi fabiola serrano aguilar" w:date="2026-10-24T01:15:00Z" w16du:dateUtc="2026-10-24T00:15:00Z">
                     <w:rPr>
                       <w:lang w:val="es-MX"/>
                     </w:rPr>
@@ -8052,7 +8001,7 @@
         <w:tc>
           <w:tcPr>
             <w:tcW w:w="820" w:type="dxa"/>
-            <w:tcPrChange w:id="813" w:author="nohemi fabiola serrano aguilar" w:date="2026-10-24T01:06:00Z" w16du:dateUtc="2026-10-24T00:06:00Z">
+            <w:tcPrChange w:id="810" w:author="nohemi fabiola serrano aguilar" w:date="2026-10-24T01:06:00Z" w16du:dateUtc="2026-10-24T00:06:00Z">
               <w:tcPr>
                 <w:tcW w:w="820" w:type="dxa"/>
                 <w:gridSpan w:val="2"/>
@@ -8063,26 +8012,26 @@
             <w:pPr>
               <w:jc w:val="center"/>
               <w:rPr>
-                <w:ins w:id="814" w:author="nohemi fabiola serrano aguilar" w:date="2026-10-24T01:05:00Z" w16du:dateUtc="2026-10-24T00:05:00Z"/>
+                <w:ins w:id="811" w:author="nohemi fabiola serrano aguilar" w:date="2026-10-24T01:05:00Z" w16du:dateUtc="2026-10-24T00:05:00Z"/>
                 <w:b/>
                 <w:bCs/>
                 <w:sz w:val="20"/>
                 <w:szCs w:val="20"/>
                 <w:lang w:val="es-MX"/>
-                <w:rPrChange w:id="815" w:author="nohemi fabiola serrano aguilar" w:date="2026-10-24T01:15:00Z" w16du:dateUtc="2026-10-24T00:15:00Z">
+                <w:rPrChange w:id="812" w:author="nohemi fabiola serrano aguilar" w:date="2026-10-24T01:15:00Z" w16du:dateUtc="2026-10-24T00:15:00Z">
                   <w:rPr>
-                    <w:ins w:id="816" w:author="nohemi fabiola serrano aguilar" w:date="2026-10-24T01:05:00Z" w16du:dateUtc="2026-10-24T00:05:00Z"/>
+                    <w:ins w:id="813" w:author="nohemi fabiola serrano aguilar" w:date="2026-10-24T01:05:00Z" w16du:dateUtc="2026-10-24T00:05:00Z"/>
                     <w:lang w:val="es-MX"/>
                   </w:rPr>
                 </w:rPrChange>
               </w:rPr>
-              <w:pPrChange w:id="817" w:author="nohemi fabiola serrano aguilar" w:date="2026-10-24T01:06:00Z" w16du:dateUtc="2026-10-24T00:06:00Z">
+              <w:pPrChange w:id="814" w:author="nohemi fabiola serrano aguilar" w:date="2026-10-24T01:06:00Z" w16du:dateUtc="2026-10-24T00:06:00Z">
                 <w:pPr>
                   <w:jc w:val="both"/>
                 </w:pPr>
               </w:pPrChange>
             </w:pPr>
-            <w:ins w:id="818" w:author="nohemi fabiola serrano aguilar" w:date="2026-10-24T01:07:00Z" w16du:dateUtc="2026-10-24T00:07:00Z">
+            <w:ins w:id="815" w:author="nohemi fabiola serrano aguilar" w:date="2026-10-24T01:07:00Z" w16du:dateUtc="2026-10-24T00:07:00Z">
               <w:r>
                 <w:rPr>
                   <w:b/>
@@ -8090,7 +8039,7 @@
                   <w:sz w:val="20"/>
                   <w:szCs w:val="20"/>
                   <w:lang w:val="es-MX"/>
-                  <w:rPrChange w:id="819" w:author="nohemi fabiola serrano aguilar" w:date="2026-10-24T01:15:00Z" w16du:dateUtc="2026-10-24T00:15:00Z">
+                  <w:rPrChange w:id="816" w:author="nohemi fabiola serrano aguilar" w:date="2026-10-24T01:15:00Z" w16du:dateUtc="2026-10-24T00:15:00Z">
                     <w:rPr>
                       <w:lang w:val="es-MX"/>
                     </w:rPr>
@@ -8104,7 +8053,7 @@
         <w:tc>
           <w:tcPr>
             <w:tcW w:w="820" w:type="dxa"/>
-            <w:tcPrChange w:id="820" w:author="nohemi fabiola serrano aguilar" w:date="2026-10-24T01:06:00Z" w16du:dateUtc="2026-10-24T00:06:00Z">
+            <w:tcPrChange w:id="817" w:author="nohemi fabiola serrano aguilar" w:date="2026-10-24T01:06:00Z" w16du:dateUtc="2026-10-24T00:06:00Z">
               <w:tcPr>
                 <w:tcW w:w="820" w:type="dxa"/>
               </w:tcPr>
@@ -8114,26 +8063,26 @@
             <w:pPr>
               <w:jc w:val="center"/>
               <w:rPr>
-                <w:ins w:id="821" w:author="nohemi fabiola serrano aguilar" w:date="2026-10-24T01:05:00Z" w16du:dateUtc="2026-10-24T00:05:00Z"/>
+                <w:ins w:id="818" w:author="nohemi fabiola serrano aguilar" w:date="2026-10-24T01:05:00Z" w16du:dateUtc="2026-10-24T00:05:00Z"/>
                 <w:b/>
                 <w:bCs/>
                 <w:sz w:val="20"/>
                 <w:szCs w:val="20"/>
                 <w:lang w:val="es-MX"/>
-                <w:rPrChange w:id="822" w:author="nohemi fabiola serrano aguilar" w:date="2026-10-24T01:15:00Z" w16du:dateUtc="2026-10-24T00:15:00Z">
+                <w:rPrChange w:id="819" w:author="nohemi fabiola serrano aguilar" w:date="2026-10-24T01:15:00Z" w16du:dateUtc="2026-10-24T00:15:00Z">
                   <w:rPr>
-                    <w:ins w:id="823" w:author="nohemi fabiola serrano aguilar" w:date="2026-10-24T01:05:00Z" w16du:dateUtc="2026-10-24T00:05:00Z"/>
+                    <w:ins w:id="820" w:author="nohemi fabiola serrano aguilar" w:date="2026-10-24T01:05:00Z" w16du:dateUtc="2026-10-24T00:05:00Z"/>
                     <w:lang w:val="es-MX"/>
                   </w:rPr>
                 </w:rPrChange>
               </w:rPr>
-              <w:pPrChange w:id="824" w:author="nohemi fabiola serrano aguilar" w:date="2026-10-24T01:10:00Z" w16du:dateUtc="2026-10-24T00:10:00Z">
+              <w:pPrChange w:id="821" w:author="nohemi fabiola serrano aguilar" w:date="2026-10-24T01:10:00Z" w16du:dateUtc="2026-10-24T00:10:00Z">
                 <w:pPr>
                   <w:jc w:val="both"/>
                 </w:pPr>
               </w:pPrChange>
             </w:pPr>
-            <w:ins w:id="825" w:author="nohemi fabiola serrano aguilar" w:date="2026-10-24T01:07:00Z" w16du:dateUtc="2026-10-24T00:07:00Z">
+            <w:ins w:id="822" w:author="nohemi fabiola serrano aguilar" w:date="2026-10-24T01:07:00Z" w16du:dateUtc="2026-10-24T00:07:00Z">
               <w:r>
                 <w:rPr>
                   <w:b/>
@@ -8141,7 +8090,7 @@
                   <w:sz w:val="20"/>
                   <w:szCs w:val="20"/>
                   <w:lang w:val="es-MX"/>
-                  <w:rPrChange w:id="826" w:author="nohemi fabiola serrano aguilar" w:date="2026-10-24T01:15:00Z" w16du:dateUtc="2026-10-24T00:15:00Z">
+                  <w:rPrChange w:id="823" w:author="nohemi fabiola serrano aguilar" w:date="2026-10-24T01:15:00Z" w16du:dateUtc="2026-10-24T00:15:00Z">
                     <w:rPr>
                       <w:lang w:val="es-MX"/>
                     </w:rPr>
@@ -8150,7 +8099,7 @@
                 <w:t>Miles</w:t>
               </w:r>
             </w:ins>
-            <w:ins w:id="827" w:author="nohemi fabiola serrano aguilar" w:date="2026-10-24T01:08:00Z" w16du:dateUtc="2026-10-24T00:08:00Z">
+            <w:ins w:id="824" w:author="nohemi fabiola serrano aguilar" w:date="2026-10-24T01:08:00Z" w16du:dateUtc="2026-10-24T00:08:00Z">
               <w:r>
                 <w:rPr>
                   <w:b/>
@@ -8158,7 +8107,7 @@
                   <w:sz w:val="20"/>
                   <w:szCs w:val="20"/>
                   <w:lang w:val="es-MX"/>
-                  <w:rPrChange w:id="828" w:author="nohemi fabiola serrano aguilar" w:date="2026-10-24T01:15:00Z" w16du:dateUtc="2026-10-24T00:15:00Z">
+                  <w:rPrChange w:id="825" w:author="nohemi fabiola serrano aguilar" w:date="2026-10-24T01:15:00Z" w16du:dateUtc="2026-10-24T00:15:00Z">
                     <w:rPr>
                       <w:lang w:val="es-MX"/>
                     </w:rPr>
@@ -8172,12 +8121,12 @@
       </w:tr>
       <w:tr>
         <w:trPr>
-          <w:ins w:id="829" w:author="nohemi fabiola serrano aguilar" w:date="2026-10-24T01:05:00Z"/>
+          <w:ins w:id="826" w:author="nohemi fabiola serrano aguilar" w:date="2026-10-24T01:05:00Z"/>
         </w:trPr>
         <w:tc>
           <w:tcPr>
             <w:tcW w:w="819" w:type="dxa"/>
-            <w:tcPrChange w:id="830" w:author="nohemi fabiola serrano aguilar" w:date="2026-10-24T01:06:00Z" w16du:dateUtc="2026-10-24T00:06:00Z">
+            <w:tcPrChange w:id="827" w:author="nohemi fabiola serrano aguilar" w:date="2026-10-24T01:06:00Z" w16du:dateUtc="2026-10-24T00:06:00Z">
               <w:tcPr>
                 <w:tcW w:w="819" w:type="dxa"/>
               </w:tcPr>
@@ -8187,26 +8136,26 @@
             <w:pPr>
               <w:jc w:val="center"/>
               <w:rPr>
-                <w:ins w:id="831" w:author="nohemi fabiola serrano aguilar" w:date="2026-10-24T01:05:00Z" w16du:dateUtc="2026-10-24T00:05:00Z"/>
+                <w:ins w:id="828" w:author="nohemi fabiola serrano aguilar" w:date="2026-10-24T01:05:00Z" w16du:dateUtc="2026-10-24T00:05:00Z"/>
                 <w:b/>
                 <w:bCs/>
                 <w:sz w:val="20"/>
                 <w:szCs w:val="20"/>
                 <w:lang w:val="es-MX"/>
-                <w:rPrChange w:id="832" w:author="nohemi fabiola serrano aguilar" w:date="2026-10-24T01:15:00Z" w16du:dateUtc="2026-10-24T00:15:00Z">
+                <w:rPrChange w:id="829" w:author="nohemi fabiola serrano aguilar" w:date="2026-10-24T01:15:00Z" w16du:dateUtc="2026-10-24T00:15:00Z">
                   <w:rPr>
-                    <w:ins w:id="833" w:author="nohemi fabiola serrano aguilar" w:date="2026-10-24T01:05:00Z" w16du:dateUtc="2026-10-24T00:05:00Z"/>
+                    <w:ins w:id="830" w:author="nohemi fabiola serrano aguilar" w:date="2026-10-24T01:05:00Z" w16du:dateUtc="2026-10-24T00:05:00Z"/>
                     <w:lang w:val="es-MX"/>
                   </w:rPr>
                 </w:rPrChange>
               </w:rPr>
-              <w:pPrChange w:id="834" w:author="nohemi fabiola serrano aguilar" w:date="2026-10-24T01:06:00Z" w16du:dateUtc="2026-10-24T00:06:00Z">
+              <w:pPrChange w:id="831" w:author="nohemi fabiola serrano aguilar" w:date="2026-10-24T01:06:00Z" w16du:dateUtc="2026-10-24T00:06:00Z">
                 <w:pPr>
                   <w:jc w:val="both"/>
                 </w:pPr>
               </w:pPrChange>
             </w:pPr>
-            <w:ins w:id="835" w:author="nohemi fabiola serrano aguilar" w:date="2026-10-24T01:08:00Z" w16du:dateUtc="2026-10-24T00:08:00Z">
+            <w:ins w:id="832" w:author="nohemi fabiola serrano aguilar" w:date="2026-10-24T01:08:00Z" w16du:dateUtc="2026-10-24T00:08:00Z">
               <w:r>
                 <w:rPr>
                   <w:b/>
@@ -8214,7 +8163,7 @@
                   <w:sz w:val="20"/>
                   <w:szCs w:val="20"/>
                   <w:lang w:val="es-MX"/>
-                  <w:rPrChange w:id="836" w:author="nohemi fabiola serrano aguilar" w:date="2026-10-24T01:15:00Z" w16du:dateUtc="2026-10-24T00:15:00Z">
+                  <w:rPrChange w:id="833" w:author="nohemi fabiola serrano aguilar" w:date="2026-10-24T01:15:00Z" w16du:dateUtc="2026-10-24T00:15:00Z">
                     <w:rPr>
                       <w:lang w:val="es-MX"/>
                     </w:rPr>
@@ -8228,7 +8177,7 @@
         <w:tc>
           <w:tcPr>
             <w:tcW w:w="819" w:type="dxa"/>
-            <w:tcPrChange w:id="837" w:author="nohemi fabiola serrano aguilar" w:date="2026-10-24T01:06:00Z" w16du:dateUtc="2026-10-24T00:06:00Z">
+            <w:tcPrChange w:id="834" w:author="nohemi fabiola serrano aguilar" w:date="2026-10-24T01:06:00Z" w16du:dateUtc="2026-10-24T00:06:00Z">
               <w:tcPr>
                 <w:tcW w:w="819" w:type="dxa"/>
                 <w:gridSpan w:val="2"/>
@@ -8239,7 +8188,7 @@
             <w:pPr>
               <w:jc w:val="center"/>
               <w:rPr>
-                <w:ins w:id="838" w:author="nohemi fabiola serrano aguilar" w:date="2026-10-24T01:15:00Z" w16du:dateUtc="2026-10-24T00:15:00Z"/>
+                <w:ins w:id="835" w:author="nohemi fabiola serrano aguilar" w:date="2026-10-24T01:15:00Z" w16du:dateUtc="2026-10-24T00:15:00Z"/>
                 <w:b/>
                 <w:bCs/>
                 <w:sz w:val="20"/>
@@ -8252,26 +8201,26 @@
             <w:pPr>
               <w:jc w:val="center"/>
               <w:rPr>
-                <w:ins w:id="839" w:author="nohemi fabiola serrano aguilar" w:date="2026-10-24T01:05:00Z" w16du:dateUtc="2026-10-24T00:05:00Z"/>
+                <w:ins w:id="836" w:author="nohemi fabiola serrano aguilar" w:date="2026-10-24T01:05:00Z" w16du:dateUtc="2026-10-24T00:05:00Z"/>
                 <w:b/>
                 <w:bCs/>
                 <w:sz w:val="20"/>
                 <w:szCs w:val="20"/>
                 <w:lang w:val="es-MX"/>
-                <w:rPrChange w:id="840" w:author="nohemi fabiola serrano aguilar" w:date="2026-10-24T01:15:00Z" w16du:dateUtc="2026-10-24T00:15:00Z">
+                <w:rPrChange w:id="837" w:author="nohemi fabiola serrano aguilar" w:date="2026-10-24T01:15:00Z" w16du:dateUtc="2026-10-24T00:15:00Z">
                   <w:rPr>
-                    <w:ins w:id="841" w:author="nohemi fabiola serrano aguilar" w:date="2026-10-24T01:05:00Z" w16du:dateUtc="2026-10-24T00:05:00Z"/>
+                    <w:ins w:id="838" w:author="nohemi fabiola serrano aguilar" w:date="2026-10-24T01:05:00Z" w16du:dateUtc="2026-10-24T00:05:00Z"/>
                     <w:lang w:val="es-MX"/>
                   </w:rPr>
                 </w:rPrChange>
               </w:rPr>
-              <w:pPrChange w:id="842" w:author="nohemi fabiola serrano aguilar" w:date="2026-10-24T01:15:00Z" w16du:dateUtc="2026-10-24T00:15:00Z">
+              <w:pPrChange w:id="839" w:author="nohemi fabiola serrano aguilar" w:date="2026-10-24T01:15:00Z" w16du:dateUtc="2026-10-24T00:15:00Z">
                 <w:pPr>
                   <w:jc w:val="both"/>
                 </w:pPr>
               </w:pPrChange>
             </w:pPr>
-            <w:ins w:id="843" w:author="nohemi fabiola serrano aguilar" w:date="2026-10-24T01:14:00Z" w16du:dateUtc="2026-10-24T00:14:00Z">
+            <w:ins w:id="840" w:author="nohemi fabiola serrano aguilar" w:date="2026-10-24T01:14:00Z" w16du:dateUtc="2026-10-24T00:14:00Z">
               <w:r>
                 <w:rPr>
                   <w:b/>
@@ -8279,7 +8228,7 @@
                   <w:sz w:val="20"/>
                   <w:szCs w:val="20"/>
                   <w:lang w:val="es-MX"/>
-                  <w:rPrChange w:id="844" w:author="nohemi fabiola serrano aguilar" w:date="2026-10-24T01:15:00Z" w16du:dateUtc="2026-10-24T00:15:00Z">
+                  <w:rPrChange w:id="841" w:author="nohemi fabiola serrano aguilar" w:date="2026-10-24T01:15:00Z" w16du:dateUtc="2026-10-24T00:15:00Z">
                     <w:rPr>
                       <w:sz w:val="20"/>
                       <w:szCs w:val="20"/>
@@ -8295,7 +8244,7 @@
         <w:tc>
           <w:tcPr>
             <w:tcW w:w="819" w:type="dxa"/>
-            <w:tcPrChange w:id="845" w:author="nohemi fabiola serrano aguilar" w:date="2026-10-24T01:06:00Z" w16du:dateUtc="2026-10-24T00:06:00Z">
+            <w:tcPrChange w:id="842" w:author="nohemi fabiola serrano aguilar" w:date="2026-10-24T01:06:00Z" w16du:dateUtc="2026-10-24T00:06:00Z">
               <w:tcPr>
                 <w:tcW w:w="819" w:type="dxa"/>
                 <w:gridSpan w:val="2"/>
@@ -8306,7 +8255,7 @@
             <w:pPr>
               <w:jc w:val="center"/>
               <w:rPr>
-                <w:ins w:id="846" w:author="nohemi fabiola serrano aguilar" w:date="2026-10-24T01:15:00Z" w16du:dateUtc="2026-10-24T00:15:00Z"/>
+                <w:ins w:id="843" w:author="nohemi fabiola serrano aguilar" w:date="2026-10-24T01:15:00Z" w16du:dateUtc="2026-10-24T00:15:00Z"/>
                 <w:b/>
                 <w:bCs/>
                 <w:sz w:val="20"/>
@@ -8319,26 +8268,26 @@
             <w:pPr>
               <w:jc w:val="center"/>
               <w:rPr>
-                <w:ins w:id="847" w:author="nohemi fabiola serrano aguilar" w:date="2026-10-24T01:05:00Z" w16du:dateUtc="2026-10-24T00:05:00Z"/>
+                <w:ins w:id="844" w:author="nohemi fabiola serrano aguilar" w:date="2026-10-24T01:05:00Z" w16du:dateUtc="2026-10-24T00:05:00Z"/>
                 <w:b/>
                 <w:bCs/>
                 <w:sz w:val="20"/>
                 <w:szCs w:val="20"/>
                 <w:lang w:val="es-MX"/>
-                <w:rPrChange w:id="848" w:author="nohemi fabiola serrano aguilar" w:date="2026-10-24T01:15:00Z" w16du:dateUtc="2026-10-24T00:15:00Z">
+                <w:rPrChange w:id="845" w:author="nohemi fabiola serrano aguilar" w:date="2026-10-24T01:15:00Z" w16du:dateUtc="2026-10-24T00:15:00Z">
                   <w:rPr>
-                    <w:ins w:id="849" w:author="nohemi fabiola serrano aguilar" w:date="2026-10-24T01:05:00Z" w16du:dateUtc="2026-10-24T00:05:00Z"/>
+                    <w:ins w:id="846" w:author="nohemi fabiola serrano aguilar" w:date="2026-10-24T01:05:00Z" w16du:dateUtc="2026-10-24T00:05:00Z"/>
                     <w:lang w:val="es-MX"/>
                   </w:rPr>
                 </w:rPrChange>
               </w:rPr>
-              <w:pPrChange w:id="850" w:author="nohemi fabiola serrano aguilar" w:date="2026-10-24T01:15:00Z" w16du:dateUtc="2026-10-24T00:15:00Z">
+              <w:pPrChange w:id="847" w:author="nohemi fabiola serrano aguilar" w:date="2026-10-24T01:15:00Z" w16du:dateUtc="2026-10-24T00:15:00Z">
                 <w:pPr>
                   <w:jc w:val="both"/>
                 </w:pPr>
               </w:pPrChange>
             </w:pPr>
-            <w:ins w:id="851" w:author="nohemi fabiola serrano aguilar" w:date="2026-10-24T01:14:00Z" w16du:dateUtc="2026-10-24T00:14:00Z">
+            <w:ins w:id="848" w:author="nohemi fabiola serrano aguilar" w:date="2026-10-24T01:14:00Z" w16du:dateUtc="2026-10-24T00:14:00Z">
               <w:r>
                 <w:rPr>
                   <w:b/>
@@ -8346,7 +8295,7 @@
                   <w:sz w:val="20"/>
                   <w:szCs w:val="20"/>
                   <w:lang w:val="es-MX"/>
-                  <w:rPrChange w:id="852" w:author="nohemi fabiola serrano aguilar" w:date="2026-10-24T01:15:00Z" w16du:dateUtc="2026-10-24T00:15:00Z">
+                  <w:rPrChange w:id="849" w:author="nohemi fabiola serrano aguilar" w:date="2026-10-24T01:15:00Z" w16du:dateUtc="2026-10-24T00:15:00Z">
                     <w:rPr>
                       <w:sz w:val="20"/>
                       <w:szCs w:val="20"/>
@@ -8362,7 +8311,7 @@
         <w:tc>
           <w:tcPr>
             <w:tcW w:w="819" w:type="dxa"/>
-            <w:tcPrChange w:id="853" w:author="nohemi fabiola serrano aguilar" w:date="2026-10-24T01:06:00Z" w16du:dateUtc="2026-10-24T00:06:00Z">
+            <w:tcPrChange w:id="850" w:author="nohemi fabiola serrano aguilar" w:date="2026-10-24T01:06:00Z" w16du:dateUtc="2026-10-24T00:06:00Z">
               <w:tcPr>
                 <w:tcW w:w="819" w:type="dxa"/>
                 <w:gridSpan w:val="2"/>
@@ -8373,20 +8322,20 @@
             <w:pPr>
               <w:jc w:val="center"/>
               <w:rPr>
-                <w:ins w:id="854" w:author="nohemi fabiola serrano aguilar" w:date="2026-10-24T01:05:00Z" w16du:dateUtc="2026-10-24T00:05:00Z"/>
+                <w:ins w:id="851" w:author="nohemi fabiola serrano aguilar" w:date="2026-10-24T01:05:00Z" w16du:dateUtc="2026-10-24T00:05:00Z"/>
                 <w:b/>
                 <w:bCs/>
                 <w:sz w:val="20"/>
                 <w:szCs w:val="20"/>
                 <w:lang w:val="es-MX"/>
-                <w:rPrChange w:id="855" w:author="nohemi fabiola serrano aguilar" w:date="2026-10-24T01:15:00Z" w16du:dateUtc="2026-10-24T00:15:00Z">
+                <w:rPrChange w:id="852" w:author="nohemi fabiola serrano aguilar" w:date="2026-10-24T01:15:00Z" w16du:dateUtc="2026-10-24T00:15:00Z">
                   <w:rPr>
-                    <w:ins w:id="856" w:author="nohemi fabiola serrano aguilar" w:date="2026-10-24T01:05:00Z" w16du:dateUtc="2026-10-24T00:05:00Z"/>
+                    <w:ins w:id="853" w:author="nohemi fabiola serrano aguilar" w:date="2026-10-24T01:05:00Z" w16du:dateUtc="2026-10-24T00:05:00Z"/>
                     <w:lang w:val="es-MX"/>
                   </w:rPr>
                 </w:rPrChange>
               </w:rPr>
-              <w:pPrChange w:id="857" w:author="nohemi fabiola serrano aguilar" w:date="2026-10-24T01:15:00Z" w16du:dateUtc="2026-10-24T00:15:00Z">
+              <w:pPrChange w:id="854" w:author="nohemi fabiola serrano aguilar" w:date="2026-10-24T01:15:00Z" w16du:dateUtc="2026-10-24T00:15:00Z">
                 <w:pPr>
                   <w:jc w:val="both"/>
                 </w:pPr>
@@ -8397,7 +8346,7 @@
         <w:tc>
           <w:tcPr>
             <w:tcW w:w="820" w:type="dxa"/>
-            <w:tcPrChange w:id="858" w:author="nohemi fabiola serrano aguilar" w:date="2026-10-24T01:06:00Z" w16du:dateUtc="2026-10-24T00:06:00Z">
+            <w:tcPrChange w:id="855" w:author="nohemi fabiola serrano aguilar" w:date="2026-10-24T01:06:00Z" w16du:dateUtc="2026-10-24T00:06:00Z">
               <w:tcPr>
                 <w:tcW w:w="820" w:type="dxa"/>
                 <w:gridSpan w:val="2"/>
@@ -8408,20 +8357,20 @@
             <w:pPr>
               <w:jc w:val="center"/>
               <w:rPr>
-                <w:ins w:id="859" w:author="nohemi fabiola serrano aguilar" w:date="2026-10-24T01:05:00Z" w16du:dateUtc="2026-10-24T00:05:00Z"/>
+                <w:ins w:id="856" w:author="nohemi fabiola serrano aguilar" w:date="2026-10-24T01:05:00Z" w16du:dateUtc="2026-10-24T00:05:00Z"/>
                 <w:b/>
                 <w:bCs/>
                 <w:sz w:val="20"/>
                 <w:szCs w:val="20"/>
                 <w:lang w:val="es-MX"/>
-                <w:rPrChange w:id="860" w:author="nohemi fabiola serrano aguilar" w:date="2026-10-24T01:15:00Z" w16du:dateUtc="2026-10-24T00:15:00Z">
+                <w:rPrChange w:id="857" w:author="nohemi fabiola serrano aguilar" w:date="2026-10-24T01:15:00Z" w16du:dateUtc="2026-10-24T00:15:00Z">
                   <w:rPr>
-                    <w:ins w:id="861" w:author="nohemi fabiola serrano aguilar" w:date="2026-10-24T01:05:00Z" w16du:dateUtc="2026-10-24T00:05:00Z"/>
+                    <w:ins w:id="858" w:author="nohemi fabiola serrano aguilar" w:date="2026-10-24T01:05:00Z" w16du:dateUtc="2026-10-24T00:05:00Z"/>
                     <w:lang w:val="es-MX"/>
                   </w:rPr>
                 </w:rPrChange>
               </w:rPr>
-              <w:pPrChange w:id="862" w:author="nohemi fabiola serrano aguilar" w:date="2026-10-24T01:15:00Z" w16du:dateUtc="2026-10-24T00:15:00Z">
+              <w:pPrChange w:id="859" w:author="nohemi fabiola serrano aguilar" w:date="2026-10-24T01:15:00Z" w16du:dateUtc="2026-10-24T00:15:00Z">
                 <w:pPr>
                   <w:jc w:val="both"/>
                 </w:pPr>
@@ -8432,7 +8381,7 @@
         <w:tc>
           <w:tcPr>
             <w:tcW w:w="820" w:type="dxa"/>
-            <w:tcPrChange w:id="863" w:author="nohemi fabiola serrano aguilar" w:date="2026-10-24T01:06:00Z" w16du:dateUtc="2026-10-24T00:06:00Z">
+            <w:tcPrChange w:id="860" w:author="nohemi fabiola serrano aguilar" w:date="2026-10-24T01:06:00Z" w16du:dateUtc="2026-10-24T00:06:00Z">
               <w:tcPr>
                 <w:tcW w:w="820" w:type="dxa"/>
                 <w:gridSpan w:val="3"/>
@@ -8443,20 +8392,20 @@
             <w:pPr>
               <w:jc w:val="center"/>
               <w:rPr>
-                <w:ins w:id="864" w:author="nohemi fabiola serrano aguilar" w:date="2026-10-24T01:05:00Z" w16du:dateUtc="2026-10-24T00:05:00Z"/>
+                <w:ins w:id="861" w:author="nohemi fabiola serrano aguilar" w:date="2026-10-24T01:05:00Z" w16du:dateUtc="2026-10-24T00:05:00Z"/>
                 <w:b/>
                 <w:bCs/>
                 <w:sz w:val="20"/>
                 <w:szCs w:val="20"/>
                 <w:lang w:val="es-MX"/>
-                <w:rPrChange w:id="865" w:author="nohemi fabiola serrano aguilar" w:date="2026-10-24T01:15:00Z" w16du:dateUtc="2026-10-24T00:15:00Z">
+                <w:rPrChange w:id="862" w:author="nohemi fabiola serrano aguilar" w:date="2026-10-24T01:15:00Z" w16du:dateUtc="2026-10-24T00:15:00Z">
                   <w:rPr>
-                    <w:ins w:id="866" w:author="nohemi fabiola serrano aguilar" w:date="2026-10-24T01:05:00Z" w16du:dateUtc="2026-10-24T00:05:00Z"/>
+                    <w:ins w:id="863" w:author="nohemi fabiola serrano aguilar" w:date="2026-10-24T01:05:00Z" w16du:dateUtc="2026-10-24T00:05:00Z"/>
                     <w:lang w:val="es-MX"/>
                   </w:rPr>
                 </w:rPrChange>
               </w:rPr>
-              <w:pPrChange w:id="867" w:author="nohemi fabiola serrano aguilar" w:date="2026-10-24T01:15:00Z" w16du:dateUtc="2026-10-24T00:15:00Z">
+              <w:pPrChange w:id="864" w:author="nohemi fabiola serrano aguilar" w:date="2026-10-24T01:15:00Z" w16du:dateUtc="2026-10-24T00:15:00Z">
                 <w:pPr>
                   <w:jc w:val="both"/>
                 </w:pPr>
@@ -8467,7 +8416,7 @@
         <w:tc>
           <w:tcPr>
             <w:tcW w:w="820" w:type="dxa"/>
-            <w:tcPrChange w:id="868" w:author="nohemi fabiola serrano aguilar" w:date="2026-10-24T01:06:00Z" w16du:dateUtc="2026-10-24T00:06:00Z">
+            <w:tcPrChange w:id="865" w:author="nohemi fabiola serrano aguilar" w:date="2026-10-24T01:06:00Z" w16du:dateUtc="2026-10-24T00:06:00Z">
               <w:tcPr>
                 <w:tcW w:w="820" w:type="dxa"/>
                 <w:gridSpan w:val="2"/>
@@ -8478,20 +8427,20 @@
             <w:pPr>
               <w:jc w:val="center"/>
               <w:rPr>
-                <w:ins w:id="869" w:author="nohemi fabiola serrano aguilar" w:date="2026-10-24T01:05:00Z" w16du:dateUtc="2026-10-24T00:05:00Z"/>
+                <w:ins w:id="866" w:author="nohemi fabiola serrano aguilar" w:date="2026-10-24T01:05:00Z" w16du:dateUtc="2026-10-24T00:05:00Z"/>
                 <w:b/>
                 <w:bCs/>
                 <w:sz w:val="20"/>
                 <w:szCs w:val="20"/>
                 <w:lang w:val="es-MX"/>
-                <w:rPrChange w:id="870" w:author="nohemi fabiola serrano aguilar" w:date="2026-10-24T01:15:00Z" w16du:dateUtc="2026-10-24T00:15:00Z">
+                <w:rPrChange w:id="867" w:author="nohemi fabiola serrano aguilar" w:date="2026-10-24T01:15:00Z" w16du:dateUtc="2026-10-24T00:15:00Z">
                   <w:rPr>
-                    <w:ins w:id="871" w:author="nohemi fabiola serrano aguilar" w:date="2026-10-24T01:05:00Z" w16du:dateUtc="2026-10-24T00:05:00Z"/>
+                    <w:ins w:id="868" w:author="nohemi fabiola serrano aguilar" w:date="2026-10-24T01:05:00Z" w16du:dateUtc="2026-10-24T00:05:00Z"/>
                     <w:lang w:val="es-MX"/>
                   </w:rPr>
                 </w:rPrChange>
               </w:rPr>
-              <w:pPrChange w:id="872" w:author="nohemi fabiola serrano aguilar" w:date="2026-10-24T01:15:00Z" w16du:dateUtc="2026-10-24T00:15:00Z">
+              <w:pPrChange w:id="869" w:author="nohemi fabiola serrano aguilar" w:date="2026-10-24T01:15:00Z" w16du:dateUtc="2026-10-24T00:15:00Z">
                 <w:pPr>
                   <w:jc w:val="both"/>
                 </w:pPr>
@@ -8502,7 +8451,7 @@
         <w:tc>
           <w:tcPr>
             <w:tcW w:w="820" w:type="dxa"/>
-            <w:tcPrChange w:id="873" w:author="nohemi fabiola serrano aguilar" w:date="2026-10-24T01:06:00Z" w16du:dateUtc="2026-10-24T00:06:00Z">
+            <w:tcPrChange w:id="870" w:author="nohemi fabiola serrano aguilar" w:date="2026-10-24T01:06:00Z" w16du:dateUtc="2026-10-24T00:06:00Z">
               <w:tcPr>
                 <w:tcW w:w="820" w:type="dxa"/>
                 <w:gridSpan w:val="2"/>
@@ -8513,20 +8462,20 @@
             <w:pPr>
               <w:jc w:val="center"/>
               <w:rPr>
-                <w:ins w:id="874" w:author="nohemi fabiola serrano aguilar" w:date="2026-10-24T01:05:00Z" w16du:dateUtc="2026-10-24T00:05:00Z"/>
+                <w:ins w:id="871" w:author="nohemi fabiola serrano aguilar" w:date="2026-10-24T01:05:00Z" w16du:dateUtc="2026-10-24T00:05:00Z"/>
                 <w:b/>
                 <w:bCs/>
                 <w:sz w:val="20"/>
                 <w:szCs w:val="20"/>
                 <w:lang w:val="es-MX"/>
-                <w:rPrChange w:id="875" w:author="nohemi fabiola serrano aguilar" w:date="2026-10-24T01:15:00Z" w16du:dateUtc="2026-10-24T00:15:00Z">
+                <w:rPrChange w:id="872" w:author="nohemi fabiola serrano aguilar" w:date="2026-10-24T01:15:00Z" w16du:dateUtc="2026-10-24T00:15:00Z">
                   <w:rPr>
-                    <w:ins w:id="876" w:author="nohemi fabiola serrano aguilar" w:date="2026-10-24T01:05:00Z" w16du:dateUtc="2026-10-24T00:05:00Z"/>
+                    <w:ins w:id="873" w:author="nohemi fabiola serrano aguilar" w:date="2026-10-24T01:05:00Z" w16du:dateUtc="2026-10-24T00:05:00Z"/>
                     <w:lang w:val="es-MX"/>
                   </w:rPr>
                 </w:rPrChange>
               </w:rPr>
-              <w:pPrChange w:id="877" w:author="nohemi fabiola serrano aguilar" w:date="2026-10-24T01:15:00Z" w16du:dateUtc="2026-10-24T00:15:00Z">
+              <w:pPrChange w:id="874" w:author="nohemi fabiola serrano aguilar" w:date="2026-10-24T01:15:00Z" w16du:dateUtc="2026-10-24T00:15:00Z">
                 <w:pPr>
                   <w:jc w:val="both"/>
                 </w:pPr>
@@ -8537,7 +8486,7 @@
         <w:tc>
           <w:tcPr>
             <w:tcW w:w="820" w:type="dxa"/>
-            <w:tcPrChange w:id="878" w:author="nohemi fabiola serrano aguilar" w:date="2026-10-24T01:06:00Z" w16du:dateUtc="2026-10-24T00:06:00Z">
+            <w:tcPrChange w:id="875" w:author="nohemi fabiola serrano aguilar" w:date="2026-10-24T01:06:00Z" w16du:dateUtc="2026-10-24T00:06:00Z">
               <w:tcPr>
                 <w:tcW w:w="820" w:type="dxa"/>
                 <w:gridSpan w:val="2"/>
@@ -8548,20 +8497,20 @@
             <w:pPr>
               <w:jc w:val="center"/>
               <w:rPr>
-                <w:ins w:id="879" w:author="nohemi fabiola serrano aguilar" w:date="2026-10-24T01:05:00Z" w16du:dateUtc="2026-10-24T00:05:00Z"/>
+                <w:ins w:id="876" w:author="nohemi fabiola serrano aguilar" w:date="2026-10-24T01:05:00Z" w16du:dateUtc="2026-10-24T00:05:00Z"/>
                 <w:b/>
                 <w:bCs/>
                 <w:sz w:val="20"/>
                 <w:szCs w:val="20"/>
                 <w:lang w:val="es-MX"/>
-                <w:rPrChange w:id="880" w:author="nohemi fabiola serrano aguilar" w:date="2026-10-24T01:15:00Z" w16du:dateUtc="2026-10-24T00:15:00Z">
+                <w:rPrChange w:id="877" w:author="nohemi fabiola serrano aguilar" w:date="2026-10-24T01:15:00Z" w16du:dateUtc="2026-10-24T00:15:00Z">
                   <w:rPr>
-                    <w:ins w:id="881" w:author="nohemi fabiola serrano aguilar" w:date="2026-10-24T01:05:00Z" w16du:dateUtc="2026-10-24T00:05:00Z"/>
+                    <w:ins w:id="878" w:author="nohemi fabiola serrano aguilar" w:date="2026-10-24T01:05:00Z" w16du:dateUtc="2026-10-24T00:05:00Z"/>
                     <w:lang w:val="es-MX"/>
                   </w:rPr>
                 </w:rPrChange>
               </w:rPr>
-              <w:pPrChange w:id="882" w:author="nohemi fabiola serrano aguilar" w:date="2026-10-24T01:15:00Z" w16du:dateUtc="2026-10-24T00:15:00Z">
+              <w:pPrChange w:id="879" w:author="nohemi fabiola serrano aguilar" w:date="2026-10-24T01:15:00Z" w16du:dateUtc="2026-10-24T00:15:00Z">
                 <w:pPr>
                   <w:jc w:val="both"/>
                 </w:pPr>
@@ -8572,7 +8521,7 @@
         <w:tc>
           <w:tcPr>
             <w:tcW w:w="820" w:type="dxa"/>
-            <w:tcPrChange w:id="883" w:author="nohemi fabiola serrano aguilar" w:date="2026-10-24T01:06:00Z" w16du:dateUtc="2026-10-24T00:06:00Z">
+            <w:tcPrChange w:id="880" w:author="nohemi fabiola serrano aguilar" w:date="2026-10-24T01:06:00Z" w16du:dateUtc="2026-10-24T00:06:00Z">
               <w:tcPr>
                 <w:tcW w:w="820" w:type="dxa"/>
                 <w:gridSpan w:val="2"/>
@@ -8583,20 +8532,20 @@
             <w:pPr>
               <w:jc w:val="center"/>
               <w:rPr>
-                <w:ins w:id="884" w:author="nohemi fabiola serrano aguilar" w:date="2026-10-24T01:05:00Z" w16du:dateUtc="2026-10-24T00:05:00Z"/>
+                <w:ins w:id="881" w:author="nohemi fabiola serrano aguilar" w:date="2026-10-24T01:05:00Z" w16du:dateUtc="2026-10-24T00:05:00Z"/>
                 <w:b/>
                 <w:bCs/>
                 <w:sz w:val="20"/>
                 <w:szCs w:val="20"/>
                 <w:lang w:val="es-MX"/>
-                <w:rPrChange w:id="885" w:author="nohemi fabiola serrano aguilar" w:date="2026-10-24T01:15:00Z" w16du:dateUtc="2026-10-24T00:15:00Z">
+                <w:rPrChange w:id="882" w:author="nohemi fabiola serrano aguilar" w:date="2026-10-24T01:15:00Z" w16du:dateUtc="2026-10-24T00:15:00Z">
                   <w:rPr>
-                    <w:ins w:id="886" w:author="nohemi fabiola serrano aguilar" w:date="2026-10-24T01:05:00Z" w16du:dateUtc="2026-10-24T00:05:00Z"/>
+                    <w:ins w:id="883" w:author="nohemi fabiola serrano aguilar" w:date="2026-10-24T01:05:00Z" w16du:dateUtc="2026-10-24T00:05:00Z"/>
                     <w:lang w:val="es-MX"/>
                   </w:rPr>
                 </w:rPrChange>
               </w:rPr>
-              <w:pPrChange w:id="887" w:author="nohemi fabiola serrano aguilar" w:date="2026-10-24T01:15:00Z" w16du:dateUtc="2026-10-24T00:15:00Z">
+              <w:pPrChange w:id="884" w:author="nohemi fabiola serrano aguilar" w:date="2026-10-24T01:15:00Z" w16du:dateUtc="2026-10-24T00:15:00Z">
                 <w:pPr>
                   <w:jc w:val="both"/>
                 </w:pPr>
@@ -8607,7 +8556,7 @@
         <w:tc>
           <w:tcPr>
             <w:tcW w:w="820" w:type="dxa"/>
-            <w:tcPrChange w:id="888" w:author="nohemi fabiola serrano aguilar" w:date="2026-10-24T01:06:00Z" w16du:dateUtc="2026-10-24T00:06:00Z">
+            <w:tcPrChange w:id="885" w:author="nohemi fabiola serrano aguilar" w:date="2026-10-24T01:06:00Z" w16du:dateUtc="2026-10-24T00:06:00Z">
               <w:tcPr>
                 <w:tcW w:w="820" w:type="dxa"/>
               </w:tcPr>
@@ -8617,26 +8566,26 @@
             <w:pPr>
               <w:jc w:val="center"/>
               <w:rPr>
-                <w:ins w:id="889" w:author="nohemi fabiola serrano aguilar" w:date="2026-10-24T01:05:00Z" w16du:dateUtc="2026-10-24T00:05:00Z"/>
+                <w:ins w:id="886" w:author="nohemi fabiola serrano aguilar" w:date="2026-10-24T01:05:00Z" w16du:dateUtc="2026-10-24T00:05:00Z"/>
                 <w:b/>
                 <w:bCs/>
                 <w:sz w:val="20"/>
                 <w:szCs w:val="20"/>
                 <w:lang w:val="es-MX"/>
-                <w:rPrChange w:id="890" w:author="nohemi fabiola serrano aguilar" w:date="2026-10-24T01:15:00Z" w16du:dateUtc="2026-10-24T00:15:00Z">
+                <w:rPrChange w:id="887" w:author="nohemi fabiola serrano aguilar" w:date="2026-10-24T01:15:00Z" w16du:dateUtc="2026-10-24T00:15:00Z">
                   <w:rPr>
-                    <w:ins w:id="891" w:author="nohemi fabiola serrano aguilar" w:date="2026-10-24T01:05:00Z" w16du:dateUtc="2026-10-24T00:05:00Z"/>
+                    <w:ins w:id="888" w:author="nohemi fabiola serrano aguilar" w:date="2026-10-24T01:05:00Z" w16du:dateUtc="2026-10-24T00:05:00Z"/>
                     <w:lang w:val="es-MX"/>
                   </w:rPr>
                 </w:rPrChange>
               </w:rPr>
-              <w:pPrChange w:id="892" w:author="nohemi fabiola serrano aguilar" w:date="2026-10-24T01:10:00Z" w16du:dateUtc="2026-10-24T00:10:00Z">
+              <w:pPrChange w:id="889" w:author="nohemi fabiola serrano aguilar" w:date="2026-10-24T01:10:00Z" w16du:dateUtc="2026-10-24T00:10:00Z">
                 <w:pPr>
                   <w:jc w:val="both"/>
                 </w:pPr>
               </w:pPrChange>
             </w:pPr>
-            <w:ins w:id="893" w:author="nohemi fabiola serrano aguilar" w:date="2026-10-24T01:10:00Z" w16du:dateUtc="2026-10-24T00:10:00Z">
+            <w:ins w:id="890" w:author="nohemi fabiola serrano aguilar" w:date="2026-10-24T01:10:00Z" w16du:dateUtc="2026-10-24T00:10:00Z">
               <w:r>
                 <w:rPr>
                   <w:b/>
@@ -8644,7 +8593,7 @@
                   <w:sz w:val="20"/>
                   <w:szCs w:val="20"/>
                   <w:lang w:val="es-MX"/>
-                  <w:rPrChange w:id="894" w:author="nohemi fabiola serrano aguilar" w:date="2026-10-24T01:15:00Z" w16du:dateUtc="2026-10-24T00:15:00Z">
+                  <w:rPrChange w:id="891" w:author="nohemi fabiola serrano aguilar" w:date="2026-10-24T01:15:00Z" w16du:dateUtc="2026-10-24T00:15:00Z">
                     <w:rPr>
                       <w:sz w:val="20"/>
                       <w:szCs w:val="20"/>
@@ -8660,12 +8609,12 @@
       </w:tr>
       <w:tr>
         <w:trPr>
-          <w:ins w:id="895" w:author="nohemi fabiola serrano aguilar" w:date="2026-10-24T01:05:00Z"/>
+          <w:ins w:id="892" w:author="nohemi fabiola serrano aguilar" w:date="2026-10-24T01:05:00Z"/>
         </w:trPr>
         <w:tc>
           <w:tcPr>
             <w:tcW w:w="819" w:type="dxa"/>
-            <w:tcPrChange w:id="896" w:author="nohemi fabiola serrano aguilar" w:date="2026-10-24T01:06:00Z" w16du:dateUtc="2026-10-24T00:06:00Z">
+            <w:tcPrChange w:id="893" w:author="nohemi fabiola serrano aguilar" w:date="2026-10-24T01:06:00Z" w16du:dateUtc="2026-10-24T00:06:00Z">
               <w:tcPr>
                 <w:tcW w:w="819" w:type="dxa"/>
               </w:tcPr>
@@ -8675,32 +8624,32 @@
             <w:pPr>
               <w:jc w:val="center"/>
               <w:rPr>
-                <w:ins w:id="897" w:author="nohemi fabiola serrano aguilar" w:date="2026-10-24T01:05:00Z" w16du:dateUtc="2026-10-24T00:05:00Z"/>
+                <w:ins w:id="894" w:author="nohemi fabiola serrano aguilar" w:date="2026-10-24T01:05:00Z" w16du:dateUtc="2026-10-24T00:05:00Z"/>
                 <w:b/>
                 <w:bCs/>
                 <w:sz w:val="20"/>
                 <w:szCs w:val="20"/>
-                <w:rPrChange w:id="898" w:author="nohemi fabiola serrano aguilar" w:date="2026-10-24T01:15:00Z" w16du:dateUtc="2026-10-24T00:15:00Z">
+                <w:rPrChange w:id="895" w:author="nohemi fabiola serrano aguilar" w:date="2026-10-24T01:15:00Z" w16du:dateUtc="2026-10-24T00:15:00Z">
                   <w:rPr>
-                    <w:ins w:id="899" w:author="nohemi fabiola serrano aguilar" w:date="2026-10-24T01:05:00Z" w16du:dateUtc="2026-10-24T00:05:00Z"/>
+                    <w:ins w:id="896" w:author="nohemi fabiola serrano aguilar" w:date="2026-10-24T01:05:00Z" w16du:dateUtc="2026-10-24T00:05:00Z"/>
                     <w:lang w:val="es-MX"/>
                   </w:rPr>
                 </w:rPrChange>
               </w:rPr>
-              <w:pPrChange w:id="900" w:author="nohemi fabiola serrano aguilar" w:date="2026-10-24T01:06:00Z" w16du:dateUtc="2026-10-24T00:06:00Z">
+              <w:pPrChange w:id="897" w:author="nohemi fabiola serrano aguilar" w:date="2026-10-24T01:06:00Z" w16du:dateUtc="2026-10-24T00:06:00Z">
                 <w:pPr>
                   <w:jc w:val="both"/>
                 </w:pPr>
               </w:pPrChange>
             </w:pPr>
-            <w:ins w:id="901" w:author="nohemi fabiola serrano aguilar" w:date="2026-10-24T01:08:00Z" w16du:dateUtc="2026-10-24T00:08:00Z">
+            <w:ins w:id="898" w:author="nohemi fabiola serrano aguilar" w:date="2026-10-24T01:08:00Z" w16du:dateUtc="2026-10-24T00:08:00Z">
               <w:r>
                 <w:rPr>
                   <w:b/>
                   <w:bCs/>
                   <w:sz w:val="20"/>
                   <w:szCs w:val="20"/>
-                  <w:rPrChange w:id="902" w:author="nohemi fabiola serrano aguilar" w:date="2026-10-24T01:15:00Z" w16du:dateUtc="2026-10-24T00:15:00Z">
+                  <w:rPrChange w:id="899" w:author="nohemi fabiola serrano aguilar" w:date="2026-10-24T01:15:00Z" w16du:dateUtc="2026-10-24T00:15:00Z">
                     <w:rPr>
                       <w:lang w:val="es-MX"/>
                     </w:rPr>
@@ -8714,7 +8663,7 @@
                   <w:bCs/>
                   <w:sz w:val="20"/>
                   <w:szCs w:val="20"/>
-                  <w:rPrChange w:id="903" w:author="nohemi fabiola serrano aguilar" w:date="2026-10-24T01:15:00Z" w16du:dateUtc="2026-10-24T00:15:00Z">
+                  <w:rPrChange w:id="900" w:author="nohemi fabiola serrano aguilar" w:date="2026-10-24T01:15:00Z" w16du:dateUtc="2026-10-24T00:15:00Z">
                     <w:rPr/>
                   </w:rPrChange>
                 </w:rPr>
@@ -8726,7 +8675,7 @@
         <w:tc>
           <w:tcPr>
             <w:tcW w:w="819" w:type="dxa"/>
-            <w:tcPrChange w:id="904" w:author="nohemi fabiola serrano aguilar" w:date="2026-10-24T01:06:00Z" w16du:dateUtc="2026-10-24T00:06:00Z">
+            <w:tcPrChange w:id="901" w:author="nohemi fabiola serrano aguilar" w:date="2026-10-24T01:06:00Z" w16du:dateUtc="2026-10-24T00:06:00Z">
               <w:tcPr>
                 <w:tcW w:w="819" w:type="dxa"/>
                 <w:gridSpan w:val="2"/>
@@ -8737,19 +8686,19 @@
             <w:pPr>
               <w:jc w:val="center"/>
               <w:rPr>
-                <w:ins w:id="905" w:author="nohemi fabiola serrano aguilar" w:date="2026-10-24T01:05:00Z" w16du:dateUtc="2026-10-24T00:05:00Z"/>
+                <w:ins w:id="902" w:author="nohemi fabiola serrano aguilar" w:date="2026-10-24T01:05:00Z" w16du:dateUtc="2026-10-24T00:05:00Z"/>
                 <w:b/>
                 <w:bCs/>
                 <w:sz w:val="20"/>
                 <w:szCs w:val="20"/>
-                <w:rPrChange w:id="906" w:author="nohemi fabiola serrano aguilar" w:date="2026-10-24T01:15:00Z" w16du:dateUtc="2026-10-24T00:15:00Z">
+                <w:rPrChange w:id="903" w:author="nohemi fabiola serrano aguilar" w:date="2026-10-24T01:15:00Z" w16du:dateUtc="2026-10-24T00:15:00Z">
                   <w:rPr>
-                    <w:ins w:id="907" w:author="nohemi fabiola serrano aguilar" w:date="2026-10-24T01:05:00Z" w16du:dateUtc="2026-10-24T00:05:00Z"/>
+                    <w:ins w:id="904" w:author="nohemi fabiola serrano aguilar" w:date="2026-10-24T01:05:00Z" w16du:dateUtc="2026-10-24T00:05:00Z"/>
                     <w:lang w:val="es-MX"/>
                   </w:rPr>
                 </w:rPrChange>
               </w:rPr>
-              <w:pPrChange w:id="908" w:author="nohemi fabiola serrano aguilar" w:date="2026-10-24T01:15:00Z" w16du:dateUtc="2026-10-24T00:15:00Z">
+              <w:pPrChange w:id="905" w:author="nohemi fabiola serrano aguilar" w:date="2026-10-24T01:15:00Z" w16du:dateUtc="2026-10-24T00:15:00Z">
                 <w:pPr>
                   <w:jc w:val="both"/>
                 </w:pPr>
@@ -8760,7 +8709,7 @@
         <w:tc>
           <w:tcPr>
             <w:tcW w:w="819" w:type="dxa"/>
-            <w:tcPrChange w:id="909" w:author="nohemi fabiola serrano aguilar" w:date="2026-10-24T01:06:00Z" w16du:dateUtc="2026-10-24T00:06:00Z">
+            <w:tcPrChange w:id="906" w:author="nohemi fabiola serrano aguilar" w:date="2026-10-24T01:06:00Z" w16du:dateUtc="2026-10-24T00:06:00Z">
               <w:tcPr>
                 <w:tcW w:w="819" w:type="dxa"/>
                 <w:gridSpan w:val="2"/>
@@ -8771,19 +8720,19 @@
             <w:pPr>
               <w:jc w:val="center"/>
               <w:rPr>
-                <w:ins w:id="910" w:author="nohemi fabiola serrano aguilar" w:date="2026-10-24T01:05:00Z" w16du:dateUtc="2026-10-24T00:05:00Z"/>
+                <w:ins w:id="907" w:author="nohemi fabiola serrano aguilar" w:date="2026-10-24T01:05:00Z" w16du:dateUtc="2026-10-24T00:05:00Z"/>
                 <w:b/>
                 <w:bCs/>
                 <w:sz w:val="20"/>
                 <w:szCs w:val="20"/>
-                <w:rPrChange w:id="911" w:author="nohemi fabiola serrano aguilar" w:date="2026-10-24T01:15:00Z" w16du:dateUtc="2026-10-24T00:15:00Z">
+                <w:rPrChange w:id="908" w:author="nohemi fabiola serrano aguilar" w:date="2026-10-24T01:15:00Z" w16du:dateUtc="2026-10-24T00:15:00Z">
                   <w:rPr>
-                    <w:ins w:id="912" w:author="nohemi fabiola serrano aguilar" w:date="2026-10-24T01:05:00Z" w16du:dateUtc="2026-10-24T00:05:00Z"/>
+                    <w:ins w:id="909" w:author="nohemi fabiola serrano aguilar" w:date="2026-10-24T01:05:00Z" w16du:dateUtc="2026-10-24T00:05:00Z"/>
                     <w:lang w:val="es-MX"/>
                   </w:rPr>
                 </w:rPrChange>
               </w:rPr>
-              <w:pPrChange w:id="913" w:author="nohemi fabiola serrano aguilar" w:date="2026-10-24T01:15:00Z" w16du:dateUtc="2026-10-24T00:15:00Z">
+              <w:pPrChange w:id="910" w:author="nohemi fabiola serrano aguilar" w:date="2026-10-24T01:15:00Z" w16du:dateUtc="2026-10-24T00:15:00Z">
                 <w:pPr>
                   <w:jc w:val="both"/>
                 </w:pPr>
@@ -8794,7 +8743,7 @@
         <w:tc>
           <w:tcPr>
             <w:tcW w:w="819" w:type="dxa"/>
-            <w:tcPrChange w:id="914" w:author="nohemi fabiola serrano aguilar" w:date="2026-10-24T01:06:00Z" w16du:dateUtc="2026-10-24T00:06:00Z">
+            <w:tcPrChange w:id="911" w:author="nohemi fabiola serrano aguilar" w:date="2026-10-24T01:06:00Z" w16du:dateUtc="2026-10-24T00:06:00Z">
               <w:tcPr>
                 <w:tcW w:w="819" w:type="dxa"/>
                 <w:gridSpan w:val="2"/>
@@ -8805,7 +8754,7 @@
             <w:pPr>
               <w:jc w:val="center"/>
               <w:rPr>
-                <w:ins w:id="915" w:author="nohemi fabiola serrano aguilar" w:date="2026-10-24T01:15:00Z" w16du:dateUtc="2026-10-24T00:15:00Z"/>
+                <w:ins w:id="912" w:author="nohemi fabiola serrano aguilar" w:date="2026-10-24T01:15:00Z" w16du:dateUtc="2026-10-24T00:15:00Z"/>
                 <w:b/>
                 <w:bCs/>
                 <w:sz w:val="20"/>
@@ -8817,32 +8766,32 @@
             <w:pPr>
               <w:jc w:val="center"/>
               <w:rPr>
-                <w:ins w:id="916" w:author="nohemi fabiola serrano aguilar" w:date="2026-10-24T01:05:00Z" w16du:dateUtc="2026-10-24T00:05:00Z"/>
+                <w:ins w:id="913" w:author="nohemi fabiola serrano aguilar" w:date="2026-10-24T01:05:00Z" w16du:dateUtc="2026-10-24T00:05:00Z"/>
                 <w:b/>
                 <w:bCs/>
                 <w:sz w:val="20"/>
                 <w:szCs w:val="20"/>
-                <w:rPrChange w:id="917" w:author="nohemi fabiola serrano aguilar" w:date="2026-10-24T01:15:00Z" w16du:dateUtc="2026-10-24T00:15:00Z">
+                <w:rPrChange w:id="914" w:author="nohemi fabiola serrano aguilar" w:date="2026-10-24T01:15:00Z" w16du:dateUtc="2026-10-24T00:15:00Z">
                   <w:rPr>
-                    <w:ins w:id="918" w:author="nohemi fabiola serrano aguilar" w:date="2026-10-24T01:05:00Z" w16du:dateUtc="2026-10-24T00:05:00Z"/>
+                    <w:ins w:id="915" w:author="nohemi fabiola serrano aguilar" w:date="2026-10-24T01:05:00Z" w16du:dateUtc="2026-10-24T00:05:00Z"/>
                     <w:lang w:val="es-MX"/>
                   </w:rPr>
                 </w:rPrChange>
               </w:rPr>
-              <w:pPrChange w:id="919" w:author="nohemi fabiola serrano aguilar" w:date="2026-10-24T01:15:00Z" w16du:dateUtc="2026-10-24T00:15:00Z">
+              <w:pPrChange w:id="916" w:author="nohemi fabiola serrano aguilar" w:date="2026-10-24T01:15:00Z" w16du:dateUtc="2026-10-24T00:15:00Z">
                 <w:pPr>
                   <w:jc w:val="both"/>
                 </w:pPr>
               </w:pPrChange>
             </w:pPr>
-            <w:ins w:id="920" w:author="nohemi fabiola serrano aguilar" w:date="2026-10-24T01:14:00Z" w16du:dateUtc="2026-10-24T00:14:00Z">
+            <w:ins w:id="917" w:author="nohemi fabiola serrano aguilar" w:date="2026-10-24T01:14:00Z" w16du:dateUtc="2026-10-24T00:14:00Z">
               <w:r>
                 <w:rPr>
                   <w:b/>
                   <w:bCs/>
                   <w:sz w:val="20"/>
                   <w:szCs w:val="20"/>
-                  <w:rPrChange w:id="921" w:author="nohemi fabiola serrano aguilar" w:date="2026-10-24T01:15:00Z" w16du:dateUtc="2026-10-24T00:15:00Z">
+                  <w:rPrChange w:id="918" w:author="nohemi fabiola serrano aguilar" w:date="2026-10-24T01:15:00Z" w16du:dateUtc="2026-10-24T00:15:00Z">
                     <w:rPr>
                       <w:sz w:val="20"/>
                       <w:szCs w:val="20"/>
@@ -8857,7 +8806,7 @@
         <w:tc>
           <w:tcPr>
             <w:tcW w:w="820" w:type="dxa"/>
-            <w:tcPrChange w:id="922" w:author="nohemi fabiola serrano aguilar" w:date="2026-10-24T01:06:00Z" w16du:dateUtc="2026-10-24T00:06:00Z">
+            <w:tcPrChange w:id="919" w:author="nohemi fabiola serrano aguilar" w:date="2026-10-24T01:06:00Z" w16du:dateUtc="2026-10-24T00:06:00Z">
               <w:tcPr>
                 <w:tcW w:w="820" w:type="dxa"/>
                 <w:gridSpan w:val="2"/>
@@ -8868,7 +8817,7 @@
             <w:pPr>
               <w:jc w:val="center"/>
               <w:rPr>
-                <w:ins w:id="923" w:author="nohemi fabiola serrano aguilar" w:date="2026-10-24T01:15:00Z" w16du:dateUtc="2026-10-24T00:15:00Z"/>
+                <w:ins w:id="920" w:author="nohemi fabiola serrano aguilar" w:date="2026-10-24T01:15:00Z" w16du:dateUtc="2026-10-24T00:15:00Z"/>
                 <w:b/>
                 <w:bCs/>
                 <w:sz w:val="20"/>
@@ -8880,32 +8829,32 @@
             <w:pPr>
               <w:jc w:val="center"/>
               <w:rPr>
-                <w:ins w:id="924" w:author="nohemi fabiola serrano aguilar" w:date="2026-10-24T01:05:00Z" w16du:dateUtc="2026-10-24T00:05:00Z"/>
+                <w:ins w:id="921" w:author="nohemi fabiola serrano aguilar" w:date="2026-10-24T01:05:00Z" w16du:dateUtc="2026-10-24T00:05:00Z"/>
                 <w:b/>
                 <w:bCs/>
                 <w:sz w:val="20"/>
                 <w:szCs w:val="20"/>
-                <w:rPrChange w:id="925" w:author="nohemi fabiola serrano aguilar" w:date="2026-10-24T01:15:00Z" w16du:dateUtc="2026-10-24T00:15:00Z">
+                <w:rPrChange w:id="922" w:author="nohemi fabiola serrano aguilar" w:date="2026-10-24T01:15:00Z" w16du:dateUtc="2026-10-24T00:15:00Z">
                   <w:rPr>
-                    <w:ins w:id="926" w:author="nohemi fabiola serrano aguilar" w:date="2026-10-24T01:05:00Z" w16du:dateUtc="2026-10-24T00:05:00Z"/>
+                    <w:ins w:id="923" w:author="nohemi fabiola serrano aguilar" w:date="2026-10-24T01:05:00Z" w16du:dateUtc="2026-10-24T00:05:00Z"/>
                     <w:lang w:val="es-MX"/>
                   </w:rPr>
                 </w:rPrChange>
               </w:rPr>
-              <w:pPrChange w:id="927" w:author="nohemi fabiola serrano aguilar" w:date="2026-10-24T01:15:00Z" w16du:dateUtc="2026-10-24T00:15:00Z">
+              <w:pPrChange w:id="924" w:author="nohemi fabiola serrano aguilar" w:date="2026-10-24T01:15:00Z" w16du:dateUtc="2026-10-24T00:15:00Z">
                 <w:pPr>
                   <w:jc w:val="both"/>
                 </w:pPr>
               </w:pPrChange>
             </w:pPr>
-            <w:ins w:id="928" w:author="nohemi fabiola serrano aguilar" w:date="2026-10-24T01:14:00Z" w16du:dateUtc="2026-10-24T00:14:00Z">
+            <w:ins w:id="925" w:author="nohemi fabiola serrano aguilar" w:date="2026-10-24T01:14:00Z" w16du:dateUtc="2026-10-24T00:14:00Z">
               <w:r>
                 <w:rPr>
                   <w:b/>
                   <w:bCs/>
                   <w:sz w:val="20"/>
                   <w:szCs w:val="20"/>
-                  <w:rPrChange w:id="929" w:author="nohemi fabiola serrano aguilar" w:date="2026-10-24T01:15:00Z" w16du:dateUtc="2026-10-24T00:15:00Z">
+                  <w:rPrChange w:id="926" w:author="nohemi fabiola serrano aguilar" w:date="2026-10-24T01:15:00Z" w16du:dateUtc="2026-10-24T00:15:00Z">
                     <w:rPr>
                       <w:sz w:val="20"/>
                       <w:szCs w:val="20"/>
@@ -8920,7 +8869,7 @@
         <w:tc>
           <w:tcPr>
             <w:tcW w:w="820" w:type="dxa"/>
-            <w:tcPrChange w:id="930" w:author="nohemi fabiola serrano aguilar" w:date="2026-10-24T01:06:00Z" w16du:dateUtc="2026-10-24T00:06:00Z">
+            <w:tcPrChange w:id="927" w:author="nohemi fabiola serrano aguilar" w:date="2026-10-24T01:06:00Z" w16du:dateUtc="2026-10-24T00:06:00Z">
               <w:tcPr>
                 <w:tcW w:w="820" w:type="dxa"/>
                 <w:gridSpan w:val="3"/>
@@ -8931,19 +8880,19 @@
             <w:pPr>
               <w:jc w:val="center"/>
               <w:rPr>
-                <w:ins w:id="931" w:author="nohemi fabiola serrano aguilar" w:date="2026-10-24T01:05:00Z" w16du:dateUtc="2026-10-24T00:05:00Z"/>
+                <w:ins w:id="928" w:author="nohemi fabiola serrano aguilar" w:date="2026-10-24T01:05:00Z" w16du:dateUtc="2026-10-24T00:05:00Z"/>
                 <w:b/>
                 <w:bCs/>
                 <w:sz w:val="20"/>
                 <w:szCs w:val="20"/>
-                <w:rPrChange w:id="932" w:author="nohemi fabiola serrano aguilar" w:date="2026-10-24T01:15:00Z" w16du:dateUtc="2026-10-24T00:15:00Z">
+                <w:rPrChange w:id="929" w:author="nohemi fabiola serrano aguilar" w:date="2026-10-24T01:15:00Z" w16du:dateUtc="2026-10-24T00:15:00Z">
                   <w:rPr>
-                    <w:ins w:id="933" w:author="nohemi fabiola serrano aguilar" w:date="2026-10-24T01:05:00Z" w16du:dateUtc="2026-10-24T00:05:00Z"/>
+                    <w:ins w:id="930" w:author="nohemi fabiola serrano aguilar" w:date="2026-10-24T01:05:00Z" w16du:dateUtc="2026-10-24T00:05:00Z"/>
                     <w:lang w:val="es-MX"/>
                   </w:rPr>
                 </w:rPrChange>
               </w:rPr>
-              <w:pPrChange w:id="934" w:author="nohemi fabiola serrano aguilar" w:date="2026-10-24T01:15:00Z" w16du:dateUtc="2026-10-24T00:15:00Z">
+              <w:pPrChange w:id="931" w:author="nohemi fabiola serrano aguilar" w:date="2026-10-24T01:15:00Z" w16du:dateUtc="2026-10-24T00:15:00Z">
                 <w:pPr>
                   <w:jc w:val="both"/>
                 </w:pPr>
@@ -8954,7 +8903,7 @@
         <w:tc>
           <w:tcPr>
             <w:tcW w:w="820" w:type="dxa"/>
-            <w:tcPrChange w:id="935" w:author="nohemi fabiola serrano aguilar" w:date="2026-10-24T01:06:00Z" w16du:dateUtc="2026-10-24T00:06:00Z">
+            <w:tcPrChange w:id="932" w:author="nohemi fabiola serrano aguilar" w:date="2026-10-24T01:06:00Z" w16du:dateUtc="2026-10-24T00:06:00Z">
               <w:tcPr>
                 <w:tcW w:w="820" w:type="dxa"/>
                 <w:gridSpan w:val="2"/>
@@ -8965,19 +8914,19 @@
             <w:pPr>
               <w:jc w:val="center"/>
               <w:rPr>
-                <w:ins w:id="936" w:author="nohemi fabiola serrano aguilar" w:date="2026-10-24T01:05:00Z" w16du:dateUtc="2026-10-24T00:05:00Z"/>
+                <w:ins w:id="933" w:author="nohemi fabiola serrano aguilar" w:date="2026-10-24T01:05:00Z" w16du:dateUtc="2026-10-24T00:05:00Z"/>
                 <w:b/>
                 <w:bCs/>
                 <w:sz w:val="20"/>
                 <w:szCs w:val="20"/>
-                <w:rPrChange w:id="937" w:author="nohemi fabiola serrano aguilar" w:date="2026-10-24T01:15:00Z" w16du:dateUtc="2026-10-24T00:15:00Z">
+                <w:rPrChange w:id="934" w:author="nohemi fabiola serrano aguilar" w:date="2026-10-24T01:15:00Z" w16du:dateUtc="2026-10-24T00:15:00Z">
                   <w:rPr>
-                    <w:ins w:id="938" w:author="nohemi fabiola serrano aguilar" w:date="2026-10-24T01:05:00Z" w16du:dateUtc="2026-10-24T00:05:00Z"/>
+                    <w:ins w:id="935" w:author="nohemi fabiola serrano aguilar" w:date="2026-10-24T01:05:00Z" w16du:dateUtc="2026-10-24T00:05:00Z"/>
                     <w:lang w:val="es-MX"/>
                   </w:rPr>
                 </w:rPrChange>
               </w:rPr>
-              <w:pPrChange w:id="939" w:author="nohemi fabiola serrano aguilar" w:date="2026-10-24T01:15:00Z" w16du:dateUtc="2026-10-24T00:15:00Z">
+              <w:pPrChange w:id="936" w:author="nohemi fabiola serrano aguilar" w:date="2026-10-24T01:15:00Z" w16du:dateUtc="2026-10-24T00:15:00Z">
                 <w:pPr>
                   <w:jc w:val="both"/>
                 </w:pPr>
@@ -8988,7 +8937,7 @@
         <w:tc>
           <w:tcPr>
             <w:tcW w:w="820" w:type="dxa"/>
-            <w:tcPrChange w:id="940" w:author="nohemi fabiola serrano aguilar" w:date="2026-10-24T01:06:00Z" w16du:dateUtc="2026-10-24T00:06:00Z">
+            <w:tcPrChange w:id="937" w:author="nohemi fabiola serrano aguilar" w:date="2026-10-24T01:06:00Z" w16du:dateUtc="2026-10-24T00:06:00Z">
               <w:tcPr>
                 <w:tcW w:w="820" w:type="dxa"/>
                 <w:gridSpan w:val="2"/>
@@ -8999,19 +8948,19 @@
             <w:pPr>
               <w:jc w:val="center"/>
               <w:rPr>
-                <w:ins w:id="941" w:author="nohemi fabiola serrano aguilar" w:date="2026-10-24T01:05:00Z" w16du:dateUtc="2026-10-24T00:05:00Z"/>
+                <w:ins w:id="938" w:author="nohemi fabiola serrano aguilar" w:date="2026-10-24T01:05:00Z" w16du:dateUtc="2026-10-24T00:05:00Z"/>
                 <w:b/>
                 <w:bCs/>
                 <w:sz w:val="20"/>
                 <w:szCs w:val="20"/>
-                <w:rPrChange w:id="942" w:author="nohemi fabiola serrano aguilar" w:date="2026-10-24T01:15:00Z" w16du:dateUtc="2026-10-24T00:15:00Z">
+                <w:rPrChange w:id="939" w:author="nohemi fabiola serrano aguilar" w:date="2026-10-24T01:15:00Z" w16du:dateUtc="2026-10-24T00:15:00Z">
                   <w:rPr>
-                    <w:ins w:id="943" w:author="nohemi fabiola serrano aguilar" w:date="2026-10-24T01:05:00Z" w16du:dateUtc="2026-10-24T00:05:00Z"/>
+                    <w:ins w:id="940" w:author="nohemi fabiola serrano aguilar" w:date="2026-10-24T01:05:00Z" w16du:dateUtc="2026-10-24T00:05:00Z"/>
                     <w:lang w:val="es-MX"/>
                   </w:rPr>
                 </w:rPrChange>
               </w:rPr>
-              <w:pPrChange w:id="944" w:author="nohemi fabiola serrano aguilar" w:date="2026-10-24T01:15:00Z" w16du:dateUtc="2026-10-24T00:15:00Z">
+              <w:pPrChange w:id="941" w:author="nohemi fabiola serrano aguilar" w:date="2026-10-24T01:15:00Z" w16du:dateUtc="2026-10-24T00:15:00Z">
                 <w:pPr>
                   <w:jc w:val="both"/>
                 </w:pPr>
@@ -9022,7 +8971,7 @@
         <w:tc>
           <w:tcPr>
             <w:tcW w:w="820" w:type="dxa"/>
-            <w:tcPrChange w:id="945" w:author="nohemi fabiola serrano aguilar" w:date="2026-10-24T01:06:00Z" w16du:dateUtc="2026-10-24T00:06:00Z">
+            <w:tcPrChange w:id="942" w:author="nohemi fabiola serrano aguilar" w:date="2026-10-24T01:06:00Z" w16du:dateUtc="2026-10-24T00:06:00Z">
               <w:tcPr>
                 <w:tcW w:w="820" w:type="dxa"/>
                 <w:gridSpan w:val="2"/>
@@ -9033,19 +8982,19 @@
             <w:pPr>
               <w:jc w:val="center"/>
               <w:rPr>
-                <w:ins w:id="946" w:author="nohemi fabiola serrano aguilar" w:date="2026-10-24T01:05:00Z" w16du:dateUtc="2026-10-24T00:05:00Z"/>
+                <w:ins w:id="943" w:author="nohemi fabiola serrano aguilar" w:date="2026-10-24T01:05:00Z" w16du:dateUtc="2026-10-24T00:05:00Z"/>
                 <w:b/>
                 <w:bCs/>
                 <w:sz w:val="20"/>
                 <w:szCs w:val="20"/>
-                <w:rPrChange w:id="947" w:author="nohemi fabiola serrano aguilar" w:date="2026-10-24T01:15:00Z" w16du:dateUtc="2026-10-24T00:15:00Z">
+                <w:rPrChange w:id="944" w:author="nohemi fabiola serrano aguilar" w:date="2026-10-24T01:15:00Z" w16du:dateUtc="2026-10-24T00:15:00Z">
                   <w:rPr>
-                    <w:ins w:id="948" w:author="nohemi fabiola serrano aguilar" w:date="2026-10-24T01:05:00Z" w16du:dateUtc="2026-10-24T00:05:00Z"/>
+                    <w:ins w:id="945" w:author="nohemi fabiola serrano aguilar" w:date="2026-10-24T01:05:00Z" w16du:dateUtc="2026-10-24T00:05:00Z"/>
                     <w:lang w:val="es-MX"/>
                   </w:rPr>
                 </w:rPrChange>
               </w:rPr>
-              <w:pPrChange w:id="949" w:author="nohemi fabiola serrano aguilar" w:date="2026-10-24T01:15:00Z" w16du:dateUtc="2026-10-24T00:15:00Z">
+              <w:pPrChange w:id="946" w:author="nohemi fabiola serrano aguilar" w:date="2026-10-24T01:15:00Z" w16du:dateUtc="2026-10-24T00:15:00Z">
                 <w:pPr>
                   <w:jc w:val="both"/>
                 </w:pPr>
@@ -9056,7 +9005,7 @@
         <w:tc>
           <w:tcPr>
             <w:tcW w:w="820" w:type="dxa"/>
-            <w:tcPrChange w:id="950" w:author="nohemi fabiola serrano aguilar" w:date="2026-10-24T01:06:00Z" w16du:dateUtc="2026-10-24T00:06:00Z">
+            <w:tcPrChange w:id="947" w:author="nohemi fabiola serrano aguilar" w:date="2026-10-24T01:06:00Z" w16du:dateUtc="2026-10-24T00:06:00Z">
               <w:tcPr>
                 <w:tcW w:w="820" w:type="dxa"/>
                 <w:gridSpan w:val="2"/>
@@ -9067,19 +9016,19 @@
             <w:pPr>
               <w:jc w:val="center"/>
               <w:rPr>
-                <w:ins w:id="951" w:author="nohemi fabiola serrano aguilar" w:date="2026-10-24T01:05:00Z" w16du:dateUtc="2026-10-24T00:05:00Z"/>
+                <w:ins w:id="948" w:author="nohemi fabiola serrano aguilar" w:date="2026-10-24T01:05:00Z" w16du:dateUtc="2026-10-24T00:05:00Z"/>
                 <w:b/>
                 <w:bCs/>
                 <w:sz w:val="20"/>
                 <w:szCs w:val="20"/>
-                <w:rPrChange w:id="952" w:author="nohemi fabiola serrano aguilar" w:date="2026-10-24T01:15:00Z" w16du:dateUtc="2026-10-24T00:15:00Z">
+                <w:rPrChange w:id="949" w:author="nohemi fabiola serrano aguilar" w:date="2026-10-24T01:15:00Z" w16du:dateUtc="2026-10-24T00:15:00Z">
                   <w:rPr>
-                    <w:ins w:id="953" w:author="nohemi fabiola serrano aguilar" w:date="2026-10-24T01:05:00Z" w16du:dateUtc="2026-10-24T00:05:00Z"/>
+                    <w:ins w:id="950" w:author="nohemi fabiola serrano aguilar" w:date="2026-10-24T01:05:00Z" w16du:dateUtc="2026-10-24T00:05:00Z"/>
                     <w:lang w:val="es-MX"/>
                   </w:rPr>
                 </w:rPrChange>
               </w:rPr>
-              <w:pPrChange w:id="954" w:author="nohemi fabiola serrano aguilar" w:date="2026-10-24T01:15:00Z" w16du:dateUtc="2026-10-24T00:15:00Z">
+              <w:pPrChange w:id="951" w:author="nohemi fabiola serrano aguilar" w:date="2026-10-24T01:15:00Z" w16du:dateUtc="2026-10-24T00:15:00Z">
                 <w:pPr>
                   <w:jc w:val="both"/>
                 </w:pPr>
@@ -9090,7 +9039,7 @@
         <w:tc>
           <w:tcPr>
             <w:tcW w:w="820" w:type="dxa"/>
-            <w:tcPrChange w:id="955" w:author="nohemi fabiola serrano aguilar" w:date="2026-10-24T01:06:00Z" w16du:dateUtc="2026-10-24T00:06:00Z">
+            <w:tcPrChange w:id="952" w:author="nohemi fabiola serrano aguilar" w:date="2026-10-24T01:06:00Z" w16du:dateUtc="2026-10-24T00:06:00Z">
               <w:tcPr>
                 <w:tcW w:w="820" w:type="dxa"/>
               </w:tcPr>
@@ -9100,32 +9049,32 @@
             <w:pPr>
               <w:jc w:val="center"/>
               <w:rPr>
-                <w:ins w:id="956" w:author="nohemi fabiola serrano aguilar" w:date="2026-10-24T01:05:00Z" w16du:dateUtc="2026-10-24T00:05:00Z"/>
+                <w:ins w:id="953" w:author="nohemi fabiola serrano aguilar" w:date="2026-10-24T01:05:00Z" w16du:dateUtc="2026-10-24T00:05:00Z"/>
                 <w:b/>
                 <w:bCs/>
                 <w:sz w:val="20"/>
                 <w:szCs w:val="20"/>
-                <w:rPrChange w:id="957" w:author="nohemi fabiola serrano aguilar" w:date="2026-10-24T01:15:00Z" w16du:dateUtc="2026-10-24T00:15:00Z">
+                <w:rPrChange w:id="954" w:author="nohemi fabiola serrano aguilar" w:date="2026-10-24T01:15:00Z" w16du:dateUtc="2026-10-24T00:15:00Z">
                   <w:rPr>
-                    <w:ins w:id="958" w:author="nohemi fabiola serrano aguilar" w:date="2026-10-24T01:05:00Z" w16du:dateUtc="2026-10-24T00:05:00Z"/>
+                    <w:ins w:id="955" w:author="nohemi fabiola serrano aguilar" w:date="2026-10-24T01:05:00Z" w16du:dateUtc="2026-10-24T00:05:00Z"/>
                     <w:lang w:val="es-MX"/>
                   </w:rPr>
                 </w:rPrChange>
               </w:rPr>
-              <w:pPrChange w:id="959" w:author="nohemi fabiola serrano aguilar" w:date="2026-10-24T01:10:00Z" w16du:dateUtc="2026-10-24T00:10:00Z">
+              <w:pPrChange w:id="956" w:author="nohemi fabiola serrano aguilar" w:date="2026-10-24T01:10:00Z" w16du:dateUtc="2026-10-24T00:10:00Z">
                 <w:pPr>
                   <w:jc w:val="both"/>
                 </w:pPr>
               </w:pPrChange>
             </w:pPr>
-            <w:ins w:id="960" w:author="nohemi fabiola serrano aguilar" w:date="2026-10-24T01:10:00Z" w16du:dateUtc="2026-10-24T00:10:00Z">
+            <w:ins w:id="957" w:author="nohemi fabiola serrano aguilar" w:date="2026-10-24T01:10:00Z" w16du:dateUtc="2026-10-24T00:10:00Z">
               <w:r>
                 <w:rPr>
                   <w:b/>
                   <w:bCs/>
                   <w:sz w:val="20"/>
                   <w:szCs w:val="20"/>
-                  <w:rPrChange w:id="961" w:author="nohemi fabiola serrano aguilar" w:date="2026-10-24T01:15:00Z" w16du:dateUtc="2026-10-24T00:15:00Z">
+                  <w:rPrChange w:id="958" w:author="nohemi fabiola serrano aguilar" w:date="2026-10-24T01:15:00Z" w16du:dateUtc="2026-10-24T00:15:00Z">
                     <w:rPr>
                       <w:sz w:val="20"/>
                       <w:szCs w:val="20"/>
@@ -9140,12 +9089,12 @@
       </w:tr>
       <w:tr>
         <w:trPr>
-          <w:ins w:id="962" w:author="nohemi fabiola serrano aguilar" w:date="2026-10-24T01:05:00Z"/>
+          <w:ins w:id="959" w:author="nohemi fabiola serrano aguilar" w:date="2026-10-24T01:05:00Z"/>
         </w:trPr>
         <w:tc>
           <w:tcPr>
             <w:tcW w:w="819" w:type="dxa"/>
-            <w:tcPrChange w:id="963" w:author="nohemi fabiola serrano aguilar" w:date="2026-10-24T01:06:00Z" w16du:dateUtc="2026-10-24T00:06:00Z">
+            <w:tcPrChange w:id="960" w:author="nohemi fabiola serrano aguilar" w:date="2026-10-24T01:06:00Z" w16du:dateUtc="2026-10-24T00:06:00Z">
               <w:tcPr>
                 <w:tcW w:w="819" w:type="dxa"/>
               </w:tcPr>
@@ -9155,32 +9104,32 @@
             <w:pPr>
               <w:jc w:val="center"/>
               <w:rPr>
-                <w:ins w:id="964" w:author="nohemi fabiola serrano aguilar" w:date="2026-10-24T01:05:00Z" w16du:dateUtc="2026-10-24T00:05:00Z"/>
+                <w:ins w:id="961" w:author="nohemi fabiola serrano aguilar" w:date="2026-10-24T01:05:00Z" w16du:dateUtc="2026-10-24T00:05:00Z"/>
                 <w:b/>
                 <w:bCs/>
                 <w:sz w:val="20"/>
                 <w:szCs w:val="20"/>
-                <w:rPrChange w:id="965" w:author="nohemi fabiola serrano aguilar" w:date="2026-10-24T01:15:00Z" w16du:dateUtc="2026-10-24T00:15:00Z">
+                <w:rPrChange w:id="962" w:author="nohemi fabiola serrano aguilar" w:date="2026-10-24T01:15:00Z" w16du:dateUtc="2026-10-24T00:15:00Z">
                   <w:rPr>
-                    <w:ins w:id="966" w:author="nohemi fabiola serrano aguilar" w:date="2026-10-24T01:05:00Z" w16du:dateUtc="2026-10-24T00:05:00Z"/>
+                    <w:ins w:id="963" w:author="nohemi fabiola serrano aguilar" w:date="2026-10-24T01:05:00Z" w16du:dateUtc="2026-10-24T00:05:00Z"/>
                     <w:lang w:val="es-MX"/>
                   </w:rPr>
                 </w:rPrChange>
               </w:rPr>
-              <w:pPrChange w:id="967" w:author="nohemi fabiola serrano aguilar" w:date="2026-10-24T01:09:00Z" w16du:dateUtc="2026-10-24T00:09:00Z">
+              <w:pPrChange w:id="964" w:author="nohemi fabiola serrano aguilar" w:date="2026-10-24T01:09:00Z" w16du:dateUtc="2026-10-24T00:09:00Z">
                 <w:pPr>
                   <w:jc w:val="both"/>
                 </w:pPr>
               </w:pPrChange>
             </w:pPr>
-            <w:ins w:id="968" w:author="nohemi fabiola serrano aguilar" w:date="2026-10-24T01:08:00Z" w16du:dateUtc="2026-10-24T00:08:00Z">
+            <w:ins w:id="965" w:author="nohemi fabiola serrano aguilar" w:date="2026-10-24T01:08:00Z" w16du:dateUtc="2026-10-24T00:08:00Z">
               <w:r>
                 <w:rPr>
                   <w:b/>
                   <w:bCs/>
                   <w:sz w:val="20"/>
                   <w:szCs w:val="20"/>
-                  <w:rPrChange w:id="969" w:author="nohemi fabiola serrano aguilar" w:date="2026-10-24T01:15:00Z" w16du:dateUtc="2026-10-24T00:15:00Z">
+                  <w:rPrChange w:id="966" w:author="nohemi fabiola serrano aguilar" w:date="2026-10-24T01:15:00Z" w16du:dateUtc="2026-10-24T00:15:00Z">
                     <w:rPr/>
                   </w:rPrChange>
                 </w:rPr>
@@ -9192,7 +9141,7 @@
         <w:tc>
           <w:tcPr>
             <w:tcW w:w="819" w:type="dxa"/>
-            <w:tcPrChange w:id="970" w:author="nohemi fabiola serrano aguilar" w:date="2026-10-24T01:06:00Z" w16du:dateUtc="2026-10-24T00:06:00Z">
+            <w:tcPrChange w:id="967" w:author="nohemi fabiola serrano aguilar" w:date="2026-10-24T01:06:00Z" w16du:dateUtc="2026-10-24T00:06:00Z">
               <w:tcPr>
                 <w:tcW w:w="819" w:type="dxa"/>
                 <w:gridSpan w:val="2"/>
@@ -9203,19 +9152,19 @@
             <w:pPr>
               <w:jc w:val="center"/>
               <w:rPr>
-                <w:ins w:id="971" w:author="nohemi fabiola serrano aguilar" w:date="2026-10-24T01:05:00Z" w16du:dateUtc="2026-10-24T00:05:00Z"/>
+                <w:ins w:id="968" w:author="nohemi fabiola serrano aguilar" w:date="2026-10-24T01:05:00Z" w16du:dateUtc="2026-10-24T00:05:00Z"/>
                 <w:b/>
                 <w:bCs/>
                 <w:sz w:val="20"/>
                 <w:szCs w:val="20"/>
-                <w:rPrChange w:id="972" w:author="nohemi fabiola serrano aguilar" w:date="2026-10-24T01:15:00Z" w16du:dateUtc="2026-10-24T00:15:00Z">
+                <w:rPrChange w:id="969" w:author="nohemi fabiola serrano aguilar" w:date="2026-10-24T01:15:00Z" w16du:dateUtc="2026-10-24T00:15:00Z">
                   <w:rPr>
-                    <w:ins w:id="973" w:author="nohemi fabiola serrano aguilar" w:date="2026-10-24T01:05:00Z" w16du:dateUtc="2026-10-24T00:05:00Z"/>
+                    <w:ins w:id="970" w:author="nohemi fabiola serrano aguilar" w:date="2026-10-24T01:05:00Z" w16du:dateUtc="2026-10-24T00:05:00Z"/>
                     <w:lang w:val="es-MX"/>
                   </w:rPr>
                 </w:rPrChange>
               </w:rPr>
-              <w:pPrChange w:id="974" w:author="nohemi fabiola serrano aguilar" w:date="2026-10-24T01:15:00Z" w16du:dateUtc="2026-10-24T00:15:00Z">
+              <w:pPrChange w:id="971" w:author="nohemi fabiola serrano aguilar" w:date="2026-10-24T01:15:00Z" w16du:dateUtc="2026-10-24T00:15:00Z">
                 <w:pPr>
                   <w:jc w:val="both"/>
                 </w:pPr>
@@ -9226,7 +9175,7 @@
         <w:tc>
           <w:tcPr>
             <w:tcW w:w="819" w:type="dxa"/>
-            <w:tcPrChange w:id="975" w:author="nohemi fabiola serrano aguilar" w:date="2026-10-24T01:06:00Z" w16du:dateUtc="2026-10-24T00:06:00Z">
+            <w:tcPrChange w:id="972" w:author="nohemi fabiola serrano aguilar" w:date="2026-10-24T01:06:00Z" w16du:dateUtc="2026-10-24T00:06:00Z">
               <w:tcPr>
                 <w:tcW w:w="819" w:type="dxa"/>
                 <w:gridSpan w:val="2"/>
@@ -9237,19 +9186,19 @@
             <w:pPr>
               <w:jc w:val="center"/>
               <w:rPr>
-                <w:ins w:id="976" w:author="nohemi fabiola serrano aguilar" w:date="2026-10-24T01:05:00Z" w16du:dateUtc="2026-10-24T00:05:00Z"/>
+                <w:ins w:id="973" w:author="nohemi fabiola serrano aguilar" w:date="2026-10-24T01:05:00Z" w16du:dateUtc="2026-10-24T00:05:00Z"/>
                 <w:b/>
                 <w:bCs/>
                 <w:sz w:val="20"/>
                 <w:szCs w:val="20"/>
-                <w:rPrChange w:id="977" w:author="nohemi fabiola serrano aguilar" w:date="2026-10-24T01:15:00Z" w16du:dateUtc="2026-10-24T00:15:00Z">
+                <w:rPrChange w:id="974" w:author="nohemi fabiola serrano aguilar" w:date="2026-10-24T01:15:00Z" w16du:dateUtc="2026-10-24T00:15:00Z">
                   <w:rPr>
-                    <w:ins w:id="978" w:author="nohemi fabiola serrano aguilar" w:date="2026-10-24T01:05:00Z" w16du:dateUtc="2026-10-24T00:05:00Z"/>
+                    <w:ins w:id="975" w:author="nohemi fabiola serrano aguilar" w:date="2026-10-24T01:05:00Z" w16du:dateUtc="2026-10-24T00:05:00Z"/>
                     <w:lang w:val="es-MX"/>
                   </w:rPr>
                 </w:rPrChange>
               </w:rPr>
-              <w:pPrChange w:id="979" w:author="nohemi fabiola serrano aguilar" w:date="2026-10-24T01:15:00Z" w16du:dateUtc="2026-10-24T00:15:00Z">
+              <w:pPrChange w:id="976" w:author="nohemi fabiola serrano aguilar" w:date="2026-10-24T01:15:00Z" w16du:dateUtc="2026-10-24T00:15:00Z">
                 <w:pPr>
                   <w:jc w:val="both"/>
                 </w:pPr>
@@ -9260,7 +9209,7 @@
         <w:tc>
           <w:tcPr>
             <w:tcW w:w="819" w:type="dxa"/>
-            <w:tcPrChange w:id="980" w:author="nohemi fabiola serrano aguilar" w:date="2026-10-24T01:06:00Z" w16du:dateUtc="2026-10-24T00:06:00Z">
+            <w:tcPrChange w:id="977" w:author="nohemi fabiola serrano aguilar" w:date="2026-10-24T01:06:00Z" w16du:dateUtc="2026-10-24T00:06:00Z">
               <w:tcPr>
                 <w:tcW w:w="819" w:type="dxa"/>
                 <w:gridSpan w:val="2"/>
@@ -9271,19 +9220,19 @@
             <w:pPr>
               <w:jc w:val="center"/>
               <w:rPr>
-                <w:ins w:id="981" w:author="nohemi fabiola serrano aguilar" w:date="2026-10-24T01:05:00Z" w16du:dateUtc="2026-10-24T00:05:00Z"/>
+                <w:ins w:id="978" w:author="nohemi fabiola serrano aguilar" w:date="2026-10-24T01:05:00Z" w16du:dateUtc="2026-10-24T00:05:00Z"/>
                 <w:b/>
                 <w:bCs/>
                 <w:sz w:val="20"/>
                 <w:szCs w:val="20"/>
-                <w:rPrChange w:id="982" w:author="nohemi fabiola serrano aguilar" w:date="2026-10-24T01:15:00Z" w16du:dateUtc="2026-10-24T00:15:00Z">
+                <w:rPrChange w:id="979" w:author="nohemi fabiola serrano aguilar" w:date="2026-10-24T01:15:00Z" w16du:dateUtc="2026-10-24T00:15:00Z">
                   <w:rPr>
-                    <w:ins w:id="983" w:author="nohemi fabiola serrano aguilar" w:date="2026-10-24T01:05:00Z" w16du:dateUtc="2026-10-24T00:05:00Z"/>
+                    <w:ins w:id="980" w:author="nohemi fabiola serrano aguilar" w:date="2026-10-24T01:05:00Z" w16du:dateUtc="2026-10-24T00:05:00Z"/>
                     <w:lang w:val="es-MX"/>
                   </w:rPr>
                 </w:rPrChange>
               </w:rPr>
-              <w:pPrChange w:id="984" w:author="nohemi fabiola serrano aguilar" w:date="2026-10-24T01:15:00Z" w16du:dateUtc="2026-10-24T00:15:00Z">
+              <w:pPrChange w:id="981" w:author="nohemi fabiola serrano aguilar" w:date="2026-10-24T01:15:00Z" w16du:dateUtc="2026-10-24T00:15:00Z">
                 <w:pPr>
                   <w:jc w:val="both"/>
                 </w:pPr>
@@ -9294,7 +9243,7 @@
         <w:tc>
           <w:tcPr>
             <w:tcW w:w="820" w:type="dxa"/>
-            <w:tcPrChange w:id="985" w:author="nohemi fabiola serrano aguilar" w:date="2026-10-24T01:06:00Z" w16du:dateUtc="2026-10-24T00:06:00Z">
+            <w:tcPrChange w:id="982" w:author="nohemi fabiola serrano aguilar" w:date="2026-10-24T01:06:00Z" w16du:dateUtc="2026-10-24T00:06:00Z">
               <w:tcPr>
                 <w:tcW w:w="820" w:type="dxa"/>
                 <w:gridSpan w:val="2"/>
@@ -9305,19 +9254,19 @@
             <w:pPr>
               <w:jc w:val="center"/>
               <w:rPr>
-                <w:ins w:id="986" w:author="nohemi fabiola serrano aguilar" w:date="2026-10-24T01:05:00Z" w16du:dateUtc="2026-10-24T00:05:00Z"/>
+                <w:ins w:id="983" w:author="nohemi fabiola serrano aguilar" w:date="2026-10-24T01:05:00Z" w16du:dateUtc="2026-10-24T00:05:00Z"/>
                 <w:b/>
                 <w:bCs/>
                 <w:sz w:val="20"/>
                 <w:szCs w:val="20"/>
-                <w:rPrChange w:id="987" w:author="nohemi fabiola serrano aguilar" w:date="2026-10-24T01:15:00Z" w16du:dateUtc="2026-10-24T00:15:00Z">
+                <w:rPrChange w:id="984" w:author="nohemi fabiola serrano aguilar" w:date="2026-10-24T01:15:00Z" w16du:dateUtc="2026-10-24T00:15:00Z">
                   <w:rPr>
-                    <w:ins w:id="988" w:author="nohemi fabiola serrano aguilar" w:date="2026-10-24T01:05:00Z" w16du:dateUtc="2026-10-24T00:05:00Z"/>
+                    <w:ins w:id="985" w:author="nohemi fabiola serrano aguilar" w:date="2026-10-24T01:05:00Z" w16du:dateUtc="2026-10-24T00:05:00Z"/>
                     <w:lang w:val="es-MX"/>
                   </w:rPr>
                 </w:rPrChange>
               </w:rPr>
-              <w:pPrChange w:id="989" w:author="nohemi fabiola serrano aguilar" w:date="2026-10-24T01:15:00Z" w16du:dateUtc="2026-10-24T00:15:00Z">
+              <w:pPrChange w:id="986" w:author="nohemi fabiola serrano aguilar" w:date="2026-10-24T01:15:00Z" w16du:dateUtc="2026-10-24T00:15:00Z">
                 <w:pPr>
                   <w:jc w:val="both"/>
                 </w:pPr>
@@ -9328,7 +9277,7 @@
         <w:tc>
           <w:tcPr>
             <w:tcW w:w="820" w:type="dxa"/>
-            <w:tcPrChange w:id="990" w:author="nohemi fabiola serrano aguilar" w:date="2026-10-24T01:06:00Z" w16du:dateUtc="2026-10-24T00:06:00Z">
+            <w:tcPrChange w:id="987" w:author="nohemi fabiola serrano aguilar" w:date="2026-10-24T01:06:00Z" w16du:dateUtc="2026-10-24T00:06:00Z">
               <w:tcPr>
                 <w:tcW w:w="820" w:type="dxa"/>
                 <w:gridSpan w:val="3"/>
@@ -9339,7 +9288,7 @@
             <w:pPr>
               <w:jc w:val="center"/>
               <w:rPr>
-                <w:ins w:id="991" w:author="nohemi fabiola serrano aguilar" w:date="2026-10-24T01:15:00Z" w16du:dateUtc="2026-10-24T00:15:00Z"/>
+                <w:ins w:id="988" w:author="nohemi fabiola serrano aguilar" w:date="2026-10-24T01:15:00Z" w16du:dateUtc="2026-10-24T00:15:00Z"/>
                 <w:b/>
                 <w:bCs/>
                 <w:sz w:val="20"/>
@@ -9351,32 +9300,32 @@
             <w:pPr>
               <w:jc w:val="center"/>
               <w:rPr>
-                <w:ins w:id="992" w:author="nohemi fabiola serrano aguilar" w:date="2026-10-24T01:05:00Z" w16du:dateUtc="2026-10-24T00:05:00Z"/>
+                <w:ins w:id="989" w:author="nohemi fabiola serrano aguilar" w:date="2026-10-24T01:05:00Z" w16du:dateUtc="2026-10-24T00:05:00Z"/>
                 <w:b/>
                 <w:bCs/>
                 <w:sz w:val="20"/>
                 <w:szCs w:val="20"/>
-                <w:rPrChange w:id="993" w:author="nohemi fabiola serrano aguilar" w:date="2026-10-24T01:15:00Z" w16du:dateUtc="2026-10-24T00:15:00Z">
+                <w:rPrChange w:id="990" w:author="nohemi fabiola serrano aguilar" w:date="2026-10-24T01:15:00Z" w16du:dateUtc="2026-10-24T00:15:00Z">
                   <w:rPr>
-                    <w:ins w:id="994" w:author="nohemi fabiola serrano aguilar" w:date="2026-10-24T01:05:00Z" w16du:dateUtc="2026-10-24T00:05:00Z"/>
+                    <w:ins w:id="991" w:author="nohemi fabiola serrano aguilar" w:date="2026-10-24T01:05:00Z" w16du:dateUtc="2026-10-24T00:05:00Z"/>
                     <w:lang w:val="es-MX"/>
                   </w:rPr>
                 </w:rPrChange>
               </w:rPr>
-              <w:pPrChange w:id="995" w:author="nohemi fabiola serrano aguilar" w:date="2026-10-24T01:15:00Z" w16du:dateUtc="2026-10-24T00:15:00Z">
+              <w:pPrChange w:id="992" w:author="nohemi fabiola serrano aguilar" w:date="2026-10-24T01:15:00Z" w16du:dateUtc="2026-10-24T00:15:00Z">
                 <w:pPr>
                   <w:jc w:val="both"/>
                 </w:pPr>
               </w:pPrChange>
             </w:pPr>
-            <w:ins w:id="996" w:author="nohemi fabiola serrano aguilar" w:date="2026-10-24T01:14:00Z" w16du:dateUtc="2026-10-24T00:14:00Z">
+            <w:ins w:id="993" w:author="nohemi fabiola serrano aguilar" w:date="2026-10-24T01:14:00Z" w16du:dateUtc="2026-10-24T00:14:00Z">
               <w:r>
                 <w:rPr>
                   <w:b/>
                   <w:bCs/>
                   <w:sz w:val="20"/>
                   <w:szCs w:val="20"/>
-                  <w:rPrChange w:id="997" w:author="nohemi fabiola serrano aguilar" w:date="2026-10-24T01:15:00Z" w16du:dateUtc="2026-10-24T00:15:00Z">
+                  <w:rPrChange w:id="994" w:author="nohemi fabiola serrano aguilar" w:date="2026-10-24T01:15:00Z" w16du:dateUtc="2026-10-24T00:15:00Z">
                     <w:rPr>
                       <w:sz w:val="20"/>
                       <w:szCs w:val="20"/>
@@ -9391,7 +9340,7 @@
         <w:tc>
           <w:tcPr>
             <w:tcW w:w="820" w:type="dxa"/>
-            <w:tcPrChange w:id="998" w:author="nohemi fabiola serrano aguilar" w:date="2026-10-24T01:06:00Z" w16du:dateUtc="2026-10-24T00:06:00Z">
+            <w:tcPrChange w:id="995" w:author="nohemi fabiola serrano aguilar" w:date="2026-10-24T01:06:00Z" w16du:dateUtc="2026-10-24T00:06:00Z">
               <w:tcPr>
                 <w:tcW w:w="820" w:type="dxa"/>
                 <w:gridSpan w:val="2"/>
@@ -9402,7 +9351,7 @@
             <w:pPr>
               <w:jc w:val="center"/>
               <w:rPr>
-                <w:ins w:id="999" w:author="nohemi fabiola serrano aguilar" w:date="2026-10-24T01:15:00Z" w16du:dateUtc="2026-10-24T00:15:00Z"/>
+                <w:ins w:id="996" w:author="nohemi fabiola serrano aguilar" w:date="2026-10-24T01:15:00Z" w16du:dateUtc="2026-10-24T00:15:00Z"/>
                 <w:b/>
                 <w:bCs/>
                 <w:sz w:val="20"/>
@@ -9414,32 +9363,32 @@
             <w:pPr>
               <w:jc w:val="center"/>
               <w:rPr>
-                <w:ins w:id="1000" w:author="nohemi fabiola serrano aguilar" w:date="2026-10-24T01:05:00Z" w16du:dateUtc="2026-10-24T00:05:00Z"/>
+                <w:ins w:id="997" w:author="nohemi fabiola serrano aguilar" w:date="2026-10-24T01:05:00Z" w16du:dateUtc="2026-10-24T00:05:00Z"/>
                 <w:b/>
                 <w:bCs/>
                 <w:sz w:val="20"/>
                 <w:szCs w:val="20"/>
-                <w:rPrChange w:id="1001" w:author="nohemi fabiola serrano aguilar" w:date="2026-10-24T01:15:00Z" w16du:dateUtc="2026-10-24T00:15:00Z">
+                <w:rPrChange w:id="998" w:author="nohemi fabiola serrano aguilar" w:date="2026-10-24T01:15:00Z" w16du:dateUtc="2026-10-24T00:15:00Z">
                   <w:rPr>
-                    <w:ins w:id="1002" w:author="nohemi fabiola serrano aguilar" w:date="2026-10-24T01:05:00Z" w16du:dateUtc="2026-10-24T00:05:00Z"/>
+                    <w:ins w:id="999" w:author="nohemi fabiola serrano aguilar" w:date="2026-10-24T01:05:00Z" w16du:dateUtc="2026-10-24T00:05:00Z"/>
                     <w:lang w:val="es-MX"/>
                   </w:rPr>
                 </w:rPrChange>
               </w:rPr>
-              <w:pPrChange w:id="1003" w:author="nohemi fabiola serrano aguilar" w:date="2026-10-24T01:15:00Z" w16du:dateUtc="2026-10-24T00:15:00Z">
+              <w:pPrChange w:id="1000" w:author="nohemi fabiola serrano aguilar" w:date="2026-10-24T01:15:00Z" w16du:dateUtc="2026-10-24T00:15:00Z">
                 <w:pPr>
                   <w:jc w:val="both"/>
                 </w:pPr>
               </w:pPrChange>
             </w:pPr>
-            <w:ins w:id="1004" w:author="nohemi fabiola serrano aguilar" w:date="2026-10-24T01:15:00Z" w16du:dateUtc="2026-10-24T00:15:00Z">
+            <w:ins w:id="1001" w:author="nohemi fabiola serrano aguilar" w:date="2026-10-24T01:15:00Z" w16du:dateUtc="2026-10-24T00:15:00Z">
               <w:r>
                 <w:rPr>
                   <w:b/>
                   <w:bCs/>
                   <w:sz w:val="20"/>
                   <w:szCs w:val="20"/>
-                  <w:rPrChange w:id="1005" w:author="nohemi fabiola serrano aguilar" w:date="2026-10-24T01:15:00Z" w16du:dateUtc="2026-10-24T00:15:00Z">
+                  <w:rPrChange w:id="1002" w:author="nohemi fabiola serrano aguilar" w:date="2026-10-24T01:15:00Z" w16du:dateUtc="2026-10-24T00:15:00Z">
                     <w:rPr>
                       <w:sz w:val="20"/>
                       <w:szCs w:val="20"/>
@@ -9454,7 +9403,7 @@
         <w:tc>
           <w:tcPr>
             <w:tcW w:w="820" w:type="dxa"/>
-            <w:tcPrChange w:id="1006" w:author="nohemi fabiola serrano aguilar" w:date="2026-10-24T01:06:00Z" w16du:dateUtc="2026-10-24T00:06:00Z">
+            <w:tcPrChange w:id="1003" w:author="nohemi fabiola serrano aguilar" w:date="2026-10-24T01:06:00Z" w16du:dateUtc="2026-10-24T00:06:00Z">
               <w:tcPr>
                 <w:tcW w:w="820" w:type="dxa"/>
                 <w:gridSpan w:val="2"/>
@@ -9465,19 +9414,19 @@
             <w:pPr>
               <w:jc w:val="center"/>
               <w:rPr>
-                <w:ins w:id="1007" w:author="nohemi fabiola serrano aguilar" w:date="2026-10-24T01:05:00Z" w16du:dateUtc="2026-10-24T00:05:00Z"/>
+                <w:ins w:id="1004" w:author="nohemi fabiola serrano aguilar" w:date="2026-10-24T01:05:00Z" w16du:dateUtc="2026-10-24T00:05:00Z"/>
                 <w:b/>
                 <w:bCs/>
                 <w:sz w:val="20"/>
                 <w:szCs w:val="20"/>
-                <w:rPrChange w:id="1008" w:author="nohemi fabiola serrano aguilar" w:date="2026-10-24T01:15:00Z" w16du:dateUtc="2026-10-24T00:15:00Z">
+                <w:rPrChange w:id="1005" w:author="nohemi fabiola serrano aguilar" w:date="2026-10-24T01:15:00Z" w16du:dateUtc="2026-10-24T00:15:00Z">
                   <w:rPr>
-                    <w:ins w:id="1009" w:author="nohemi fabiola serrano aguilar" w:date="2026-10-24T01:05:00Z" w16du:dateUtc="2026-10-24T00:05:00Z"/>
+                    <w:ins w:id="1006" w:author="nohemi fabiola serrano aguilar" w:date="2026-10-24T01:05:00Z" w16du:dateUtc="2026-10-24T00:05:00Z"/>
                     <w:lang w:val="es-MX"/>
                   </w:rPr>
                 </w:rPrChange>
               </w:rPr>
-              <w:pPrChange w:id="1010" w:author="nohemi fabiola serrano aguilar" w:date="2026-10-24T01:15:00Z" w16du:dateUtc="2026-10-24T00:15:00Z">
+              <w:pPrChange w:id="1007" w:author="nohemi fabiola serrano aguilar" w:date="2026-10-24T01:15:00Z" w16du:dateUtc="2026-10-24T00:15:00Z">
                 <w:pPr>
                   <w:jc w:val="both"/>
                 </w:pPr>
@@ -9488,7 +9437,7 @@
         <w:tc>
           <w:tcPr>
             <w:tcW w:w="820" w:type="dxa"/>
-            <w:tcPrChange w:id="1011" w:author="nohemi fabiola serrano aguilar" w:date="2026-10-24T01:06:00Z" w16du:dateUtc="2026-10-24T00:06:00Z">
+            <w:tcPrChange w:id="1008" w:author="nohemi fabiola serrano aguilar" w:date="2026-10-24T01:06:00Z" w16du:dateUtc="2026-10-24T00:06:00Z">
               <w:tcPr>
                 <w:tcW w:w="820" w:type="dxa"/>
                 <w:gridSpan w:val="2"/>
@@ -9499,19 +9448,19 @@
             <w:pPr>
               <w:jc w:val="center"/>
               <w:rPr>
-                <w:ins w:id="1012" w:author="nohemi fabiola serrano aguilar" w:date="2026-10-24T01:05:00Z" w16du:dateUtc="2026-10-24T00:05:00Z"/>
+                <w:ins w:id="1009" w:author="nohemi fabiola serrano aguilar" w:date="2026-10-24T01:05:00Z" w16du:dateUtc="2026-10-24T00:05:00Z"/>
                 <w:b/>
                 <w:bCs/>
                 <w:sz w:val="20"/>
                 <w:szCs w:val="20"/>
-                <w:rPrChange w:id="1013" w:author="nohemi fabiola serrano aguilar" w:date="2026-10-24T01:15:00Z" w16du:dateUtc="2026-10-24T00:15:00Z">
+                <w:rPrChange w:id="1010" w:author="nohemi fabiola serrano aguilar" w:date="2026-10-24T01:15:00Z" w16du:dateUtc="2026-10-24T00:15:00Z">
                   <w:rPr>
-                    <w:ins w:id="1014" w:author="nohemi fabiola serrano aguilar" w:date="2026-10-24T01:05:00Z" w16du:dateUtc="2026-10-24T00:05:00Z"/>
+                    <w:ins w:id="1011" w:author="nohemi fabiola serrano aguilar" w:date="2026-10-24T01:05:00Z" w16du:dateUtc="2026-10-24T00:05:00Z"/>
                     <w:lang w:val="es-MX"/>
                   </w:rPr>
                 </w:rPrChange>
               </w:rPr>
-              <w:pPrChange w:id="1015" w:author="nohemi fabiola serrano aguilar" w:date="2026-10-24T01:15:00Z" w16du:dateUtc="2026-10-24T00:15:00Z">
+              <w:pPrChange w:id="1012" w:author="nohemi fabiola serrano aguilar" w:date="2026-10-24T01:15:00Z" w16du:dateUtc="2026-10-24T00:15:00Z">
                 <w:pPr>
                   <w:jc w:val="both"/>
                 </w:pPr>
@@ -9522,7 +9471,7 @@
         <w:tc>
           <w:tcPr>
             <w:tcW w:w="820" w:type="dxa"/>
-            <w:tcPrChange w:id="1016" w:author="nohemi fabiola serrano aguilar" w:date="2026-10-24T01:06:00Z" w16du:dateUtc="2026-10-24T00:06:00Z">
+            <w:tcPrChange w:id="1013" w:author="nohemi fabiola serrano aguilar" w:date="2026-10-24T01:06:00Z" w16du:dateUtc="2026-10-24T00:06:00Z">
               <w:tcPr>
                 <w:tcW w:w="820" w:type="dxa"/>
                 <w:gridSpan w:val="2"/>
@@ -9533,19 +9482,19 @@
             <w:pPr>
               <w:jc w:val="center"/>
               <w:rPr>
-                <w:ins w:id="1017" w:author="nohemi fabiola serrano aguilar" w:date="2026-10-24T01:05:00Z" w16du:dateUtc="2026-10-24T00:05:00Z"/>
+                <w:ins w:id="1014" w:author="nohemi fabiola serrano aguilar" w:date="2026-10-24T01:05:00Z" w16du:dateUtc="2026-10-24T00:05:00Z"/>
                 <w:b/>
                 <w:bCs/>
                 <w:sz w:val="20"/>
                 <w:szCs w:val="20"/>
-                <w:rPrChange w:id="1018" w:author="nohemi fabiola serrano aguilar" w:date="2026-10-24T01:15:00Z" w16du:dateUtc="2026-10-24T00:15:00Z">
+                <w:rPrChange w:id="1015" w:author="nohemi fabiola serrano aguilar" w:date="2026-10-24T01:15:00Z" w16du:dateUtc="2026-10-24T00:15:00Z">
                   <w:rPr>
-                    <w:ins w:id="1019" w:author="nohemi fabiola serrano aguilar" w:date="2026-10-24T01:05:00Z" w16du:dateUtc="2026-10-24T00:05:00Z"/>
+                    <w:ins w:id="1016" w:author="nohemi fabiola serrano aguilar" w:date="2026-10-24T01:05:00Z" w16du:dateUtc="2026-10-24T00:05:00Z"/>
                     <w:lang w:val="es-MX"/>
                   </w:rPr>
                 </w:rPrChange>
               </w:rPr>
-              <w:pPrChange w:id="1020" w:author="nohemi fabiola serrano aguilar" w:date="2026-10-24T01:15:00Z" w16du:dateUtc="2026-10-24T00:15:00Z">
+              <w:pPrChange w:id="1017" w:author="nohemi fabiola serrano aguilar" w:date="2026-10-24T01:15:00Z" w16du:dateUtc="2026-10-24T00:15:00Z">
                 <w:pPr>
                   <w:jc w:val="both"/>
                 </w:pPr>
@@ -9556,7 +9505,7 @@
         <w:tc>
           <w:tcPr>
             <w:tcW w:w="820" w:type="dxa"/>
-            <w:tcPrChange w:id="1021" w:author="nohemi fabiola serrano aguilar" w:date="2026-10-24T01:06:00Z" w16du:dateUtc="2026-10-24T00:06:00Z">
+            <w:tcPrChange w:id="1018" w:author="nohemi fabiola serrano aguilar" w:date="2026-10-24T01:06:00Z" w16du:dateUtc="2026-10-24T00:06:00Z">
               <w:tcPr>
                 <w:tcW w:w="820" w:type="dxa"/>
               </w:tcPr>
@@ -9566,32 +9515,32 @@
             <w:pPr>
               <w:jc w:val="center"/>
               <w:rPr>
-                <w:ins w:id="1022" w:author="nohemi fabiola serrano aguilar" w:date="2026-10-24T01:05:00Z" w16du:dateUtc="2026-10-24T00:05:00Z"/>
+                <w:ins w:id="1019" w:author="nohemi fabiola serrano aguilar" w:date="2026-10-24T01:05:00Z" w16du:dateUtc="2026-10-24T00:05:00Z"/>
                 <w:b/>
                 <w:bCs/>
                 <w:sz w:val="20"/>
                 <w:szCs w:val="20"/>
-                <w:rPrChange w:id="1023" w:author="nohemi fabiola serrano aguilar" w:date="2026-10-24T01:15:00Z" w16du:dateUtc="2026-10-24T00:15:00Z">
+                <w:rPrChange w:id="1020" w:author="nohemi fabiola serrano aguilar" w:date="2026-10-24T01:15:00Z" w16du:dateUtc="2026-10-24T00:15:00Z">
                   <w:rPr>
-                    <w:ins w:id="1024" w:author="nohemi fabiola serrano aguilar" w:date="2026-10-24T01:05:00Z" w16du:dateUtc="2026-10-24T00:05:00Z"/>
+                    <w:ins w:id="1021" w:author="nohemi fabiola serrano aguilar" w:date="2026-10-24T01:05:00Z" w16du:dateUtc="2026-10-24T00:05:00Z"/>
                     <w:lang w:val="es-MX"/>
                   </w:rPr>
                 </w:rPrChange>
               </w:rPr>
-              <w:pPrChange w:id="1025" w:author="nohemi fabiola serrano aguilar" w:date="2026-10-24T01:10:00Z" w16du:dateUtc="2026-10-24T00:10:00Z">
+              <w:pPrChange w:id="1022" w:author="nohemi fabiola serrano aguilar" w:date="2026-10-24T01:10:00Z" w16du:dateUtc="2026-10-24T00:10:00Z">
                 <w:pPr>
                   <w:jc w:val="both"/>
                 </w:pPr>
               </w:pPrChange>
             </w:pPr>
-            <w:ins w:id="1026" w:author="nohemi fabiola serrano aguilar" w:date="2026-10-24T01:12:00Z" w16du:dateUtc="2026-10-24T00:12:00Z">
+            <w:ins w:id="1023" w:author="nohemi fabiola serrano aguilar" w:date="2026-10-24T01:12:00Z" w16du:dateUtc="2026-10-24T00:12:00Z">
               <w:r>
                 <w:rPr>
                   <w:b/>
                   <w:bCs/>
                   <w:sz w:val="20"/>
                   <w:szCs w:val="20"/>
-                  <w:rPrChange w:id="1027" w:author="nohemi fabiola serrano aguilar" w:date="2026-10-24T01:15:00Z" w16du:dateUtc="2026-10-24T00:15:00Z">
+                  <w:rPrChange w:id="1024" w:author="nohemi fabiola serrano aguilar" w:date="2026-10-24T01:15:00Z" w16du:dateUtc="2026-10-24T00:15:00Z">
                     <w:rPr>
                       <w:sz w:val="20"/>
                       <w:szCs w:val="20"/>
@@ -9601,14 +9550,14 @@
                 <w:t>Clustering and</w:t>
               </w:r>
             </w:ins>
-            <w:ins w:id="1028" w:author="nohemi fabiola serrano aguilar" w:date="2026-10-24T01:11:00Z" w16du:dateUtc="2026-10-24T00:11:00Z">
+            <w:ins w:id="1025" w:author="nohemi fabiola serrano aguilar" w:date="2026-10-24T01:11:00Z" w16du:dateUtc="2026-10-24T00:11:00Z">
               <w:r>
                 <w:rPr>
                   <w:b/>
                   <w:bCs/>
                   <w:sz w:val="20"/>
                   <w:szCs w:val="20"/>
-                  <w:rPrChange w:id="1029" w:author="nohemi fabiola serrano aguilar" w:date="2026-10-24T01:15:00Z" w16du:dateUtc="2026-10-24T00:15:00Z">
+                  <w:rPrChange w:id="1026" w:author="nohemi fabiola serrano aguilar" w:date="2026-10-24T01:15:00Z" w16du:dateUtc="2026-10-24T00:15:00Z">
                     <w:rPr>
                       <w:sz w:val="20"/>
                       <w:szCs w:val="20"/>
@@ -9618,14 +9567,14 @@
                 <w:t xml:space="preserve"> Time-Series </w:t>
               </w:r>
             </w:ins>
-            <w:ins w:id="1030" w:author="nohemi fabiola serrano aguilar" w:date="2026-10-24T01:12:00Z" w16du:dateUtc="2026-10-24T00:12:00Z">
+            <w:ins w:id="1027" w:author="nohemi fabiola serrano aguilar" w:date="2026-10-24T01:12:00Z" w16du:dateUtc="2026-10-24T00:12:00Z">
               <w:r>
                 <w:rPr>
                   <w:b/>
                   <w:bCs/>
                   <w:sz w:val="20"/>
                   <w:szCs w:val="20"/>
-                  <w:rPrChange w:id="1031" w:author="nohemi fabiola serrano aguilar" w:date="2026-10-24T01:15:00Z" w16du:dateUtc="2026-10-24T00:15:00Z">
+                  <w:rPrChange w:id="1028" w:author="nohemi fabiola serrano aguilar" w:date="2026-10-24T01:15:00Z" w16du:dateUtc="2026-10-24T00:15:00Z">
                     <w:rPr>
                       <w:sz w:val="20"/>
                       <w:szCs w:val="20"/>
@@ -9640,12 +9589,12 @@
       </w:tr>
       <w:tr>
         <w:trPr>
-          <w:ins w:id="1032" w:author="nohemi fabiola serrano aguilar" w:date="2026-10-24T01:05:00Z"/>
+          <w:ins w:id="1029" w:author="nohemi fabiola serrano aguilar" w:date="2026-10-24T01:05:00Z"/>
         </w:trPr>
         <w:tc>
           <w:tcPr>
             <w:tcW w:w="819" w:type="dxa"/>
-            <w:tcPrChange w:id="1033" w:author="nohemi fabiola serrano aguilar" w:date="2026-10-24T01:06:00Z" w16du:dateUtc="2026-10-24T00:06:00Z">
+            <w:tcPrChange w:id="1030" w:author="nohemi fabiola serrano aguilar" w:date="2026-10-24T01:06:00Z" w16du:dateUtc="2026-10-24T00:06:00Z">
               <w:tcPr>
                 <w:tcW w:w="819" w:type="dxa"/>
               </w:tcPr>
@@ -9655,32 +9604,32 @@
             <w:pPr>
               <w:jc w:val="center"/>
               <w:rPr>
-                <w:ins w:id="1034" w:author="nohemi fabiola serrano aguilar" w:date="2026-10-24T01:05:00Z" w16du:dateUtc="2026-10-24T00:05:00Z"/>
+                <w:ins w:id="1031" w:author="nohemi fabiola serrano aguilar" w:date="2026-10-24T01:05:00Z" w16du:dateUtc="2026-10-24T00:05:00Z"/>
                 <w:b/>
                 <w:bCs/>
                 <w:sz w:val="20"/>
                 <w:szCs w:val="20"/>
-                <w:rPrChange w:id="1035" w:author="nohemi fabiola serrano aguilar" w:date="2026-10-24T01:15:00Z" w16du:dateUtc="2026-10-24T00:15:00Z">
+                <w:rPrChange w:id="1032" w:author="nohemi fabiola serrano aguilar" w:date="2026-10-24T01:15:00Z" w16du:dateUtc="2026-10-24T00:15:00Z">
                   <w:rPr>
-                    <w:ins w:id="1036" w:author="nohemi fabiola serrano aguilar" w:date="2026-10-24T01:05:00Z" w16du:dateUtc="2026-10-24T00:05:00Z"/>
+                    <w:ins w:id="1033" w:author="nohemi fabiola serrano aguilar" w:date="2026-10-24T01:05:00Z" w16du:dateUtc="2026-10-24T00:05:00Z"/>
                     <w:lang w:val="es-MX"/>
                   </w:rPr>
                 </w:rPrChange>
               </w:rPr>
-              <w:pPrChange w:id="1037" w:author="nohemi fabiola serrano aguilar" w:date="2026-10-24T01:06:00Z" w16du:dateUtc="2026-10-24T00:06:00Z">
+              <w:pPrChange w:id="1034" w:author="nohemi fabiola serrano aguilar" w:date="2026-10-24T01:06:00Z" w16du:dateUtc="2026-10-24T00:06:00Z">
                 <w:pPr>
                   <w:jc w:val="both"/>
                 </w:pPr>
               </w:pPrChange>
             </w:pPr>
-            <w:ins w:id="1038" w:author="nohemi fabiola serrano aguilar" w:date="2026-10-24T01:09:00Z" w16du:dateUtc="2026-10-24T00:09:00Z">
+            <w:ins w:id="1035" w:author="nohemi fabiola serrano aguilar" w:date="2026-10-24T01:09:00Z" w16du:dateUtc="2026-10-24T00:09:00Z">
               <w:r>
                 <w:rPr>
                   <w:b/>
                   <w:bCs/>
                   <w:sz w:val="20"/>
                   <w:szCs w:val="20"/>
-                  <w:rPrChange w:id="1039" w:author="nohemi fabiola serrano aguilar" w:date="2026-10-24T01:15:00Z" w16du:dateUtc="2026-10-24T00:15:00Z">
+                  <w:rPrChange w:id="1036" w:author="nohemi fabiola serrano aguilar" w:date="2026-10-24T01:15:00Z" w16du:dateUtc="2026-10-24T00:15:00Z">
                     <w:rPr>
                       <w:sz w:val="20"/>
                       <w:szCs w:val="20"/>
@@ -9695,7 +9644,7 @@
         <w:tc>
           <w:tcPr>
             <w:tcW w:w="819" w:type="dxa"/>
-            <w:tcPrChange w:id="1040" w:author="nohemi fabiola serrano aguilar" w:date="2026-10-24T01:06:00Z" w16du:dateUtc="2026-10-24T00:06:00Z">
+            <w:tcPrChange w:id="1037" w:author="nohemi fabiola serrano aguilar" w:date="2026-10-24T01:06:00Z" w16du:dateUtc="2026-10-24T00:06:00Z">
               <w:tcPr>
                 <w:tcW w:w="819" w:type="dxa"/>
                 <w:gridSpan w:val="2"/>
@@ -9706,19 +9655,19 @@
             <w:pPr>
               <w:jc w:val="center"/>
               <w:rPr>
-                <w:ins w:id="1041" w:author="nohemi fabiola serrano aguilar" w:date="2026-10-24T01:05:00Z" w16du:dateUtc="2026-10-24T00:05:00Z"/>
+                <w:ins w:id="1038" w:author="nohemi fabiola serrano aguilar" w:date="2026-10-24T01:05:00Z" w16du:dateUtc="2026-10-24T00:05:00Z"/>
                 <w:b/>
                 <w:bCs/>
                 <w:sz w:val="20"/>
                 <w:szCs w:val="20"/>
-                <w:rPrChange w:id="1042" w:author="nohemi fabiola serrano aguilar" w:date="2026-10-24T01:15:00Z" w16du:dateUtc="2026-10-24T00:15:00Z">
+                <w:rPrChange w:id="1039" w:author="nohemi fabiola serrano aguilar" w:date="2026-10-24T01:15:00Z" w16du:dateUtc="2026-10-24T00:15:00Z">
                   <w:rPr>
-                    <w:ins w:id="1043" w:author="nohemi fabiola serrano aguilar" w:date="2026-10-24T01:05:00Z" w16du:dateUtc="2026-10-24T00:05:00Z"/>
+                    <w:ins w:id="1040" w:author="nohemi fabiola serrano aguilar" w:date="2026-10-24T01:05:00Z" w16du:dateUtc="2026-10-24T00:05:00Z"/>
                     <w:lang w:val="es-MX"/>
                   </w:rPr>
                 </w:rPrChange>
               </w:rPr>
-              <w:pPrChange w:id="1044" w:author="nohemi fabiola serrano aguilar" w:date="2026-10-24T01:15:00Z" w16du:dateUtc="2026-10-24T00:15:00Z">
+              <w:pPrChange w:id="1041" w:author="nohemi fabiola serrano aguilar" w:date="2026-10-24T01:15:00Z" w16du:dateUtc="2026-10-24T00:15:00Z">
                 <w:pPr>
                   <w:jc w:val="both"/>
                 </w:pPr>
@@ -9729,7 +9678,7 @@
         <w:tc>
           <w:tcPr>
             <w:tcW w:w="819" w:type="dxa"/>
-            <w:tcPrChange w:id="1045" w:author="nohemi fabiola serrano aguilar" w:date="2026-10-24T01:06:00Z" w16du:dateUtc="2026-10-24T00:06:00Z">
+            <w:tcPrChange w:id="1042" w:author="nohemi fabiola serrano aguilar" w:date="2026-10-24T01:06:00Z" w16du:dateUtc="2026-10-24T00:06:00Z">
               <w:tcPr>
                 <w:tcW w:w="819" w:type="dxa"/>
                 <w:gridSpan w:val="2"/>
@@ -9740,19 +9689,19 @@
             <w:pPr>
               <w:jc w:val="center"/>
               <w:rPr>
-                <w:ins w:id="1046" w:author="nohemi fabiola serrano aguilar" w:date="2026-10-24T01:05:00Z" w16du:dateUtc="2026-10-24T00:05:00Z"/>
+                <w:ins w:id="1043" w:author="nohemi fabiola serrano aguilar" w:date="2026-10-24T01:05:00Z" w16du:dateUtc="2026-10-24T00:05:00Z"/>
                 <w:b/>
                 <w:bCs/>
                 <w:sz w:val="20"/>
                 <w:szCs w:val="20"/>
-                <w:rPrChange w:id="1047" w:author="nohemi fabiola serrano aguilar" w:date="2026-10-24T01:15:00Z" w16du:dateUtc="2026-10-24T00:15:00Z">
+                <w:rPrChange w:id="1044" w:author="nohemi fabiola serrano aguilar" w:date="2026-10-24T01:15:00Z" w16du:dateUtc="2026-10-24T00:15:00Z">
                   <w:rPr>
-                    <w:ins w:id="1048" w:author="nohemi fabiola serrano aguilar" w:date="2026-10-24T01:05:00Z" w16du:dateUtc="2026-10-24T00:05:00Z"/>
+                    <w:ins w:id="1045" w:author="nohemi fabiola serrano aguilar" w:date="2026-10-24T01:05:00Z" w16du:dateUtc="2026-10-24T00:05:00Z"/>
                     <w:lang w:val="es-MX"/>
                   </w:rPr>
                 </w:rPrChange>
               </w:rPr>
-              <w:pPrChange w:id="1049" w:author="nohemi fabiola serrano aguilar" w:date="2026-10-24T01:15:00Z" w16du:dateUtc="2026-10-24T00:15:00Z">
+              <w:pPrChange w:id="1046" w:author="nohemi fabiola serrano aguilar" w:date="2026-10-24T01:15:00Z" w16du:dateUtc="2026-10-24T00:15:00Z">
                 <w:pPr>
                   <w:jc w:val="both"/>
                 </w:pPr>
@@ -9763,7 +9712,7 @@
         <w:tc>
           <w:tcPr>
             <w:tcW w:w="819" w:type="dxa"/>
-            <w:tcPrChange w:id="1050" w:author="nohemi fabiola serrano aguilar" w:date="2026-10-24T01:06:00Z" w16du:dateUtc="2026-10-24T00:06:00Z">
+            <w:tcPrChange w:id="1047" w:author="nohemi fabiola serrano aguilar" w:date="2026-10-24T01:06:00Z" w16du:dateUtc="2026-10-24T00:06:00Z">
               <w:tcPr>
                 <w:tcW w:w="819" w:type="dxa"/>
                 <w:gridSpan w:val="2"/>
@@ -9774,19 +9723,19 @@
             <w:pPr>
               <w:jc w:val="center"/>
               <w:rPr>
-                <w:ins w:id="1051" w:author="nohemi fabiola serrano aguilar" w:date="2026-10-24T01:05:00Z" w16du:dateUtc="2026-10-24T00:05:00Z"/>
+                <w:ins w:id="1048" w:author="nohemi fabiola serrano aguilar" w:date="2026-10-24T01:05:00Z" w16du:dateUtc="2026-10-24T00:05:00Z"/>
                 <w:b/>
                 <w:bCs/>
                 <w:sz w:val="20"/>
                 <w:szCs w:val="20"/>
-                <w:rPrChange w:id="1052" w:author="nohemi fabiola serrano aguilar" w:date="2026-10-24T01:15:00Z" w16du:dateUtc="2026-10-24T00:15:00Z">
+                <w:rPrChange w:id="1049" w:author="nohemi fabiola serrano aguilar" w:date="2026-10-24T01:15:00Z" w16du:dateUtc="2026-10-24T00:15:00Z">
                   <w:rPr>
-                    <w:ins w:id="1053" w:author="nohemi fabiola serrano aguilar" w:date="2026-10-24T01:05:00Z" w16du:dateUtc="2026-10-24T00:05:00Z"/>
+                    <w:ins w:id="1050" w:author="nohemi fabiola serrano aguilar" w:date="2026-10-24T01:05:00Z" w16du:dateUtc="2026-10-24T00:05:00Z"/>
                     <w:lang w:val="es-MX"/>
                   </w:rPr>
                 </w:rPrChange>
               </w:rPr>
-              <w:pPrChange w:id="1054" w:author="nohemi fabiola serrano aguilar" w:date="2026-10-24T01:15:00Z" w16du:dateUtc="2026-10-24T00:15:00Z">
+              <w:pPrChange w:id="1051" w:author="nohemi fabiola serrano aguilar" w:date="2026-10-24T01:15:00Z" w16du:dateUtc="2026-10-24T00:15:00Z">
                 <w:pPr>
                   <w:jc w:val="both"/>
                 </w:pPr>
@@ -9797,7 +9746,7 @@
         <w:tc>
           <w:tcPr>
             <w:tcW w:w="820" w:type="dxa"/>
-            <w:tcPrChange w:id="1055" w:author="nohemi fabiola serrano aguilar" w:date="2026-10-24T01:06:00Z" w16du:dateUtc="2026-10-24T00:06:00Z">
+            <w:tcPrChange w:id="1052" w:author="nohemi fabiola serrano aguilar" w:date="2026-10-24T01:06:00Z" w16du:dateUtc="2026-10-24T00:06:00Z">
               <w:tcPr>
                 <w:tcW w:w="820" w:type="dxa"/>
                 <w:gridSpan w:val="2"/>
@@ -9808,19 +9757,19 @@
             <w:pPr>
               <w:jc w:val="center"/>
               <w:rPr>
-                <w:ins w:id="1056" w:author="nohemi fabiola serrano aguilar" w:date="2026-10-24T01:05:00Z" w16du:dateUtc="2026-10-24T00:05:00Z"/>
+                <w:ins w:id="1053" w:author="nohemi fabiola serrano aguilar" w:date="2026-10-24T01:05:00Z" w16du:dateUtc="2026-10-24T00:05:00Z"/>
                 <w:b/>
                 <w:bCs/>
                 <w:sz w:val="20"/>
                 <w:szCs w:val="20"/>
-                <w:rPrChange w:id="1057" w:author="nohemi fabiola serrano aguilar" w:date="2026-10-24T01:15:00Z" w16du:dateUtc="2026-10-24T00:15:00Z">
+                <w:rPrChange w:id="1054" w:author="nohemi fabiola serrano aguilar" w:date="2026-10-24T01:15:00Z" w16du:dateUtc="2026-10-24T00:15:00Z">
                   <w:rPr>
-                    <w:ins w:id="1058" w:author="nohemi fabiola serrano aguilar" w:date="2026-10-24T01:05:00Z" w16du:dateUtc="2026-10-24T00:05:00Z"/>
+                    <w:ins w:id="1055" w:author="nohemi fabiola serrano aguilar" w:date="2026-10-24T01:05:00Z" w16du:dateUtc="2026-10-24T00:05:00Z"/>
                     <w:lang w:val="es-MX"/>
                   </w:rPr>
                 </w:rPrChange>
               </w:rPr>
-              <w:pPrChange w:id="1059" w:author="nohemi fabiola serrano aguilar" w:date="2026-10-24T01:15:00Z" w16du:dateUtc="2026-10-24T00:15:00Z">
+              <w:pPrChange w:id="1056" w:author="nohemi fabiola serrano aguilar" w:date="2026-10-24T01:15:00Z" w16du:dateUtc="2026-10-24T00:15:00Z">
                 <w:pPr>
                   <w:jc w:val="both"/>
                 </w:pPr>
@@ -9831,7 +9780,7 @@
         <w:tc>
           <w:tcPr>
             <w:tcW w:w="820" w:type="dxa"/>
-            <w:tcPrChange w:id="1060" w:author="nohemi fabiola serrano aguilar" w:date="2026-10-24T01:06:00Z" w16du:dateUtc="2026-10-24T00:06:00Z">
+            <w:tcPrChange w:id="1057" w:author="nohemi fabiola serrano aguilar" w:date="2026-10-24T01:06:00Z" w16du:dateUtc="2026-10-24T00:06:00Z">
               <w:tcPr>
                 <w:tcW w:w="820" w:type="dxa"/>
                 <w:gridSpan w:val="3"/>
@@ -9842,19 +9791,19 @@
             <w:pPr>
               <w:jc w:val="center"/>
               <w:rPr>
-                <w:ins w:id="1061" w:author="nohemi fabiola serrano aguilar" w:date="2026-10-24T01:05:00Z" w16du:dateUtc="2026-10-24T00:05:00Z"/>
+                <w:ins w:id="1058" w:author="nohemi fabiola serrano aguilar" w:date="2026-10-24T01:05:00Z" w16du:dateUtc="2026-10-24T00:05:00Z"/>
                 <w:b/>
                 <w:bCs/>
                 <w:sz w:val="20"/>
                 <w:szCs w:val="20"/>
-                <w:rPrChange w:id="1062" w:author="nohemi fabiola serrano aguilar" w:date="2026-10-24T01:15:00Z" w16du:dateUtc="2026-10-24T00:15:00Z">
+                <w:rPrChange w:id="1059" w:author="nohemi fabiola serrano aguilar" w:date="2026-10-24T01:15:00Z" w16du:dateUtc="2026-10-24T00:15:00Z">
                   <w:rPr>
-                    <w:ins w:id="1063" w:author="nohemi fabiola serrano aguilar" w:date="2026-10-24T01:05:00Z" w16du:dateUtc="2026-10-24T00:05:00Z"/>
+                    <w:ins w:id="1060" w:author="nohemi fabiola serrano aguilar" w:date="2026-10-24T01:05:00Z" w16du:dateUtc="2026-10-24T00:05:00Z"/>
                     <w:lang w:val="es-MX"/>
                   </w:rPr>
                 </w:rPrChange>
               </w:rPr>
-              <w:pPrChange w:id="1064" w:author="nohemi fabiola serrano aguilar" w:date="2026-10-24T01:15:00Z" w16du:dateUtc="2026-10-24T00:15:00Z">
+              <w:pPrChange w:id="1061" w:author="nohemi fabiola serrano aguilar" w:date="2026-10-24T01:15:00Z" w16du:dateUtc="2026-10-24T00:15:00Z">
                 <w:pPr>
                   <w:jc w:val="both"/>
                 </w:pPr>
@@ -9865,7 +9814,7 @@
         <w:tc>
           <w:tcPr>
             <w:tcW w:w="820" w:type="dxa"/>
-            <w:tcPrChange w:id="1065" w:author="nohemi fabiola serrano aguilar" w:date="2026-10-24T01:06:00Z" w16du:dateUtc="2026-10-24T00:06:00Z">
+            <w:tcPrChange w:id="1062" w:author="nohemi fabiola serrano aguilar" w:date="2026-10-24T01:06:00Z" w16du:dateUtc="2026-10-24T00:06:00Z">
               <w:tcPr>
                 <w:tcW w:w="820" w:type="dxa"/>
                 <w:gridSpan w:val="2"/>
@@ -9876,19 +9825,19 @@
             <w:pPr>
               <w:jc w:val="center"/>
               <w:rPr>
-                <w:ins w:id="1066" w:author="nohemi fabiola serrano aguilar" w:date="2026-10-24T01:05:00Z" w16du:dateUtc="2026-10-24T00:05:00Z"/>
+                <w:ins w:id="1063" w:author="nohemi fabiola serrano aguilar" w:date="2026-10-24T01:05:00Z" w16du:dateUtc="2026-10-24T00:05:00Z"/>
                 <w:b/>
                 <w:bCs/>
                 <w:sz w:val="20"/>
                 <w:szCs w:val="20"/>
-                <w:rPrChange w:id="1067" w:author="nohemi fabiola serrano aguilar" w:date="2026-10-24T01:15:00Z" w16du:dateUtc="2026-10-24T00:15:00Z">
+                <w:rPrChange w:id="1064" w:author="nohemi fabiola serrano aguilar" w:date="2026-10-24T01:15:00Z" w16du:dateUtc="2026-10-24T00:15:00Z">
                   <w:rPr>
-                    <w:ins w:id="1068" w:author="nohemi fabiola serrano aguilar" w:date="2026-10-24T01:05:00Z" w16du:dateUtc="2026-10-24T00:05:00Z"/>
+                    <w:ins w:id="1065" w:author="nohemi fabiola serrano aguilar" w:date="2026-10-24T01:05:00Z" w16du:dateUtc="2026-10-24T00:05:00Z"/>
                     <w:lang w:val="es-MX"/>
                   </w:rPr>
                 </w:rPrChange>
               </w:rPr>
-              <w:pPrChange w:id="1069" w:author="nohemi fabiola serrano aguilar" w:date="2026-10-24T01:15:00Z" w16du:dateUtc="2026-10-24T00:15:00Z">
+              <w:pPrChange w:id="1066" w:author="nohemi fabiola serrano aguilar" w:date="2026-10-24T01:15:00Z" w16du:dateUtc="2026-10-24T00:15:00Z">
                 <w:pPr>
                   <w:jc w:val="both"/>
                 </w:pPr>
@@ -9899,7 +9848,7 @@
         <w:tc>
           <w:tcPr>
             <w:tcW w:w="820" w:type="dxa"/>
-            <w:tcPrChange w:id="1070" w:author="nohemi fabiola serrano aguilar" w:date="2026-10-24T01:06:00Z" w16du:dateUtc="2026-10-24T00:06:00Z">
+            <w:tcPrChange w:id="1067" w:author="nohemi fabiola serrano aguilar" w:date="2026-10-24T01:06:00Z" w16du:dateUtc="2026-10-24T00:06:00Z">
               <w:tcPr>
                 <w:tcW w:w="820" w:type="dxa"/>
                 <w:gridSpan w:val="2"/>
@@ -9910,7 +9859,7 @@
             <w:pPr>
               <w:jc w:val="center"/>
               <w:rPr>
-                <w:ins w:id="1071" w:author="nohemi fabiola serrano aguilar" w:date="2026-10-24T01:15:00Z" w16du:dateUtc="2026-10-24T00:15:00Z"/>
+                <w:ins w:id="1068" w:author="nohemi fabiola serrano aguilar" w:date="2026-10-24T01:15:00Z" w16du:dateUtc="2026-10-24T00:15:00Z"/>
                 <w:b/>
                 <w:bCs/>
                 <w:sz w:val="20"/>
@@ -9922,7 +9871,7 @@
             <w:pPr>
               <w:jc w:val="center"/>
               <w:rPr>
-                <w:ins w:id="1072" w:author="nohemi fabiola serrano aguilar" w:date="2026-10-24T01:15:00Z" w16du:dateUtc="2026-10-24T00:15:00Z"/>
+                <w:ins w:id="1069" w:author="nohemi fabiola serrano aguilar" w:date="2026-10-24T01:15:00Z" w16du:dateUtc="2026-10-24T00:15:00Z"/>
                 <w:b/>
                 <w:bCs/>
                 <w:sz w:val="20"/>
@@ -9934,32 +9883,32 @@
             <w:pPr>
               <w:jc w:val="center"/>
               <w:rPr>
-                <w:ins w:id="1073" w:author="nohemi fabiola serrano aguilar" w:date="2026-10-24T01:05:00Z" w16du:dateUtc="2026-10-24T00:05:00Z"/>
+                <w:ins w:id="1070" w:author="nohemi fabiola serrano aguilar" w:date="2026-10-24T01:05:00Z" w16du:dateUtc="2026-10-24T00:05:00Z"/>
                 <w:b/>
                 <w:bCs/>
                 <w:sz w:val="20"/>
                 <w:szCs w:val="20"/>
-                <w:rPrChange w:id="1074" w:author="nohemi fabiola serrano aguilar" w:date="2026-10-24T01:15:00Z" w16du:dateUtc="2026-10-24T00:15:00Z">
+                <w:rPrChange w:id="1071" w:author="nohemi fabiola serrano aguilar" w:date="2026-10-24T01:15:00Z" w16du:dateUtc="2026-10-24T00:15:00Z">
                   <w:rPr>
-                    <w:ins w:id="1075" w:author="nohemi fabiola serrano aguilar" w:date="2026-10-24T01:05:00Z" w16du:dateUtc="2026-10-24T00:05:00Z"/>
+                    <w:ins w:id="1072" w:author="nohemi fabiola serrano aguilar" w:date="2026-10-24T01:05:00Z" w16du:dateUtc="2026-10-24T00:05:00Z"/>
                     <w:lang w:val="es-MX"/>
                   </w:rPr>
                 </w:rPrChange>
               </w:rPr>
-              <w:pPrChange w:id="1076" w:author="nohemi fabiola serrano aguilar" w:date="2026-10-24T01:15:00Z" w16du:dateUtc="2026-10-24T00:15:00Z">
+              <w:pPrChange w:id="1073" w:author="nohemi fabiola serrano aguilar" w:date="2026-10-24T01:15:00Z" w16du:dateUtc="2026-10-24T00:15:00Z">
                 <w:pPr>
                   <w:jc w:val="both"/>
                 </w:pPr>
               </w:pPrChange>
             </w:pPr>
-            <w:ins w:id="1077" w:author="nohemi fabiola serrano aguilar" w:date="2026-10-24T01:15:00Z" w16du:dateUtc="2026-10-24T00:15:00Z">
+            <w:ins w:id="1074" w:author="nohemi fabiola serrano aguilar" w:date="2026-10-24T01:15:00Z" w16du:dateUtc="2026-10-24T00:15:00Z">
               <w:r>
                 <w:rPr>
                   <w:b/>
                   <w:bCs/>
                   <w:sz w:val="20"/>
                   <w:szCs w:val="20"/>
-                  <w:rPrChange w:id="1078" w:author="nohemi fabiola serrano aguilar" w:date="2026-10-24T01:15:00Z" w16du:dateUtc="2026-10-24T00:15:00Z">
+                  <w:rPrChange w:id="1075" w:author="nohemi fabiola serrano aguilar" w:date="2026-10-24T01:15:00Z" w16du:dateUtc="2026-10-24T00:15:00Z">
                     <w:rPr>
                       <w:sz w:val="20"/>
                       <w:szCs w:val="20"/>
@@ -9974,7 +9923,7 @@
         <w:tc>
           <w:tcPr>
             <w:tcW w:w="820" w:type="dxa"/>
-            <w:tcPrChange w:id="1079" w:author="nohemi fabiola serrano aguilar" w:date="2026-10-24T01:06:00Z" w16du:dateUtc="2026-10-24T00:06:00Z">
+            <w:tcPrChange w:id="1076" w:author="nohemi fabiola serrano aguilar" w:date="2026-10-24T01:06:00Z" w16du:dateUtc="2026-10-24T00:06:00Z">
               <w:tcPr>
                 <w:tcW w:w="820" w:type="dxa"/>
                 <w:gridSpan w:val="2"/>
@@ -9985,19 +9934,19 @@
             <w:pPr>
               <w:jc w:val="center"/>
               <w:rPr>
-                <w:ins w:id="1080" w:author="nohemi fabiola serrano aguilar" w:date="2026-10-24T01:05:00Z" w16du:dateUtc="2026-10-24T00:05:00Z"/>
+                <w:ins w:id="1077" w:author="nohemi fabiola serrano aguilar" w:date="2026-10-24T01:05:00Z" w16du:dateUtc="2026-10-24T00:05:00Z"/>
                 <w:b/>
                 <w:bCs/>
                 <w:sz w:val="20"/>
                 <w:szCs w:val="20"/>
-                <w:rPrChange w:id="1081" w:author="nohemi fabiola serrano aguilar" w:date="2026-10-24T01:15:00Z" w16du:dateUtc="2026-10-24T00:15:00Z">
+                <w:rPrChange w:id="1078" w:author="nohemi fabiola serrano aguilar" w:date="2026-10-24T01:15:00Z" w16du:dateUtc="2026-10-24T00:15:00Z">
                   <w:rPr>
-                    <w:ins w:id="1082" w:author="nohemi fabiola serrano aguilar" w:date="2026-10-24T01:05:00Z" w16du:dateUtc="2026-10-24T00:05:00Z"/>
+                    <w:ins w:id="1079" w:author="nohemi fabiola serrano aguilar" w:date="2026-10-24T01:05:00Z" w16du:dateUtc="2026-10-24T00:05:00Z"/>
                     <w:lang w:val="es-MX"/>
                   </w:rPr>
                 </w:rPrChange>
               </w:rPr>
-              <w:pPrChange w:id="1083" w:author="nohemi fabiola serrano aguilar" w:date="2026-10-24T01:15:00Z" w16du:dateUtc="2026-10-24T00:15:00Z">
+              <w:pPrChange w:id="1080" w:author="nohemi fabiola serrano aguilar" w:date="2026-10-24T01:15:00Z" w16du:dateUtc="2026-10-24T00:15:00Z">
                 <w:pPr>
                   <w:jc w:val="both"/>
                 </w:pPr>
@@ -10008,7 +9957,7 @@
         <w:tc>
           <w:tcPr>
             <w:tcW w:w="820" w:type="dxa"/>
-            <w:tcPrChange w:id="1084" w:author="nohemi fabiola serrano aguilar" w:date="2026-10-24T01:06:00Z" w16du:dateUtc="2026-10-24T00:06:00Z">
+            <w:tcPrChange w:id="1081" w:author="nohemi fabiola serrano aguilar" w:date="2026-10-24T01:06:00Z" w16du:dateUtc="2026-10-24T00:06:00Z">
               <w:tcPr>
                 <w:tcW w:w="820" w:type="dxa"/>
                 <w:gridSpan w:val="2"/>
@@ -10019,19 +9968,19 @@
             <w:pPr>
               <w:jc w:val="center"/>
               <w:rPr>
-                <w:ins w:id="1085" w:author="nohemi fabiola serrano aguilar" w:date="2026-10-24T01:05:00Z" w16du:dateUtc="2026-10-24T00:05:00Z"/>
+                <w:ins w:id="1082" w:author="nohemi fabiola serrano aguilar" w:date="2026-10-24T01:05:00Z" w16du:dateUtc="2026-10-24T00:05:00Z"/>
                 <w:b/>
                 <w:bCs/>
                 <w:sz w:val="20"/>
                 <w:szCs w:val="20"/>
-                <w:rPrChange w:id="1086" w:author="nohemi fabiola serrano aguilar" w:date="2026-10-24T01:15:00Z" w16du:dateUtc="2026-10-24T00:15:00Z">
+                <w:rPrChange w:id="1083" w:author="nohemi fabiola serrano aguilar" w:date="2026-10-24T01:15:00Z" w16du:dateUtc="2026-10-24T00:15:00Z">
                   <w:rPr>
-                    <w:ins w:id="1087" w:author="nohemi fabiola serrano aguilar" w:date="2026-10-24T01:05:00Z" w16du:dateUtc="2026-10-24T00:05:00Z"/>
+                    <w:ins w:id="1084" w:author="nohemi fabiola serrano aguilar" w:date="2026-10-24T01:05:00Z" w16du:dateUtc="2026-10-24T00:05:00Z"/>
                     <w:lang w:val="es-MX"/>
                   </w:rPr>
                 </w:rPrChange>
               </w:rPr>
-              <w:pPrChange w:id="1088" w:author="nohemi fabiola serrano aguilar" w:date="2026-10-24T01:15:00Z" w16du:dateUtc="2026-10-24T00:15:00Z">
+              <w:pPrChange w:id="1085" w:author="nohemi fabiola serrano aguilar" w:date="2026-10-24T01:15:00Z" w16du:dateUtc="2026-10-24T00:15:00Z">
                 <w:pPr>
                   <w:jc w:val="both"/>
                 </w:pPr>
@@ -10042,7 +9991,7 @@
         <w:tc>
           <w:tcPr>
             <w:tcW w:w="820" w:type="dxa"/>
-            <w:tcPrChange w:id="1089" w:author="nohemi fabiola serrano aguilar" w:date="2026-10-24T01:06:00Z" w16du:dateUtc="2026-10-24T00:06:00Z">
+            <w:tcPrChange w:id="1086" w:author="nohemi fabiola serrano aguilar" w:date="2026-10-24T01:06:00Z" w16du:dateUtc="2026-10-24T00:06:00Z">
               <w:tcPr>
                 <w:tcW w:w="820" w:type="dxa"/>
               </w:tcPr>
@@ -10052,32 +10001,32 @@
             <w:pPr>
               <w:jc w:val="center"/>
               <w:rPr>
-                <w:ins w:id="1090" w:author="nohemi fabiola serrano aguilar" w:date="2026-10-24T01:05:00Z" w16du:dateUtc="2026-10-24T00:05:00Z"/>
+                <w:ins w:id="1087" w:author="nohemi fabiola serrano aguilar" w:date="2026-10-24T01:05:00Z" w16du:dateUtc="2026-10-24T00:05:00Z"/>
                 <w:b/>
                 <w:bCs/>
                 <w:sz w:val="20"/>
                 <w:szCs w:val="20"/>
-                <w:rPrChange w:id="1091" w:author="nohemi fabiola serrano aguilar" w:date="2026-10-24T01:15:00Z" w16du:dateUtc="2026-10-24T00:15:00Z">
+                <w:rPrChange w:id="1088" w:author="nohemi fabiola serrano aguilar" w:date="2026-10-24T01:15:00Z" w16du:dateUtc="2026-10-24T00:15:00Z">
                   <w:rPr>
-                    <w:ins w:id="1092" w:author="nohemi fabiola serrano aguilar" w:date="2026-10-24T01:05:00Z" w16du:dateUtc="2026-10-24T00:05:00Z"/>
+                    <w:ins w:id="1089" w:author="nohemi fabiola serrano aguilar" w:date="2026-10-24T01:05:00Z" w16du:dateUtc="2026-10-24T00:05:00Z"/>
                     <w:lang w:val="es-MX"/>
                   </w:rPr>
                 </w:rPrChange>
               </w:rPr>
-              <w:pPrChange w:id="1093" w:author="nohemi fabiola serrano aguilar" w:date="2026-10-24T01:10:00Z" w16du:dateUtc="2026-10-24T00:10:00Z">
+              <w:pPrChange w:id="1090" w:author="nohemi fabiola serrano aguilar" w:date="2026-10-24T01:10:00Z" w16du:dateUtc="2026-10-24T00:10:00Z">
                 <w:pPr>
                   <w:jc w:val="both"/>
                 </w:pPr>
               </w:pPrChange>
             </w:pPr>
-            <w:ins w:id="1094" w:author="nohemi fabiola serrano aguilar" w:date="2026-10-24T01:14:00Z" w16du:dateUtc="2026-10-24T00:14:00Z">
+            <w:ins w:id="1091" w:author="nohemi fabiola serrano aguilar" w:date="2026-10-24T01:14:00Z" w16du:dateUtc="2026-10-24T00:14:00Z">
               <w:r>
                 <w:rPr>
                   <w:b/>
                   <w:bCs/>
                   <w:sz w:val="20"/>
                   <w:szCs w:val="20"/>
-                  <w:rPrChange w:id="1095" w:author="nohemi fabiola serrano aguilar" w:date="2026-10-24T01:15:00Z" w16du:dateUtc="2026-10-24T00:15:00Z">
+                  <w:rPrChange w:id="1092" w:author="nohemi fabiola serrano aguilar" w:date="2026-10-24T01:15:00Z" w16du:dateUtc="2026-10-24T00:15:00Z">
                     <w:rPr>
                       <w:sz w:val="20"/>
                       <w:szCs w:val="20"/>
@@ -10087,47 +10036,31 @@
                 <w:t>Optimized</w:t>
               </w:r>
             </w:ins>
-            <w:ins w:id="1096" w:author="nohemi fabiola serrano aguilar" w:date="2026-10-24T01:13:00Z" w16du:dateUtc="2026-10-24T00:13:00Z">
+            <w:ins w:id="1093" w:author="nohemi fabiola serrano aguilar" w:date="2026-10-24T01:13:00Z" w16du:dateUtc="2026-10-24T00:13:00Z">
               <w:r>
                 <w:rPr>
                   <w:b/>
                   <w:bCs/>
                   <w:sz w:val="20"/>
                   <w:szCs w:val="20"/>
-                  <w:rPrChange w:id="1097" w:author="nohemi fabiola serrano aguilar" w:date="2026-10-24T01:15:00Z" w16du:dateUtc="2026-10-24T00:15:00Z">
+                  <w:rPrChange w:id="1094" w:author="nohemi fabiola serrano aguilar" w:date="2026-10-24T01:15:00Z" w16du:dateUtc="2026-10-24T00:15:00Z">
                     <w:rPr>
                       <w:sz w:val="20"/>
                       <w:szCs w:val="20"/>
                     </w:rPr>
                   </w:rPrChange>
                 </w:rPr>
-                <w:t xml:space="preserve"> Silhouette Score, RSME </w:t>
+                <w:t xml:space="preserve"> Silhouette Score, RSME and </w:t>
               </w:r>
-              <w:proofErr w:type="gramStart"/>
+            </w:ins>
+            <w:ins w:id="1095" w:author="nohemi fabiola serrano aguilar" w:date="2026-10-24T01:12:00Z" w16du:dateUtc="2026-10-24T00:12:00Z">
               <w:r>
                 <w:rPr>
                   <w:b/>
                   <w:bCs/>
                   <w:sz w:val="20"/>
                   <w:szCs w:val="20"/>
-                  <w:rPrChange w:id="1098" w:author="nohemi fabiola serrano aguilar" w:date="2026-10-24T01:15:00Z" w16du:dateUtc="2026-10-24T00:15:00Z">
-                    <w:rPr>
-                      <w:sz w:val="20"/>
-                      <w:szCs w:val="20"/>
-                    </w:rPr>
-                  </w:rPrChange>
-                </w:rPr>
-                <w:t xml:space="preserve">and </w:t>
-              </w:r>
-            </w:ins>
-            <w:ins w:id="1099" w:author="nohemi fabiola serrano aguilar" w:date="2026-10-24T01:12:00Z" w16du:dateUtc="2026-10-24T00:12:00Z">
-              <w:r>
-                <w:rPr>
-                  <w:b/>
-                  <w:bCs/>
-                  <w:sz w:val="20"/>
-                  <w:szCs w:val="20"/>
-                  <w:rPrChange w:id="1100" w:author="nohemi fabiola serrano aguilar" w:date="2026-10-24T01:15:00Z" w16du:dateUtc="2026-10-24T00:15:00Z">
+                  <w:rPrChange w:id="1096" w:author="nohemi fabiola serrano aguilar" w:date="2026-10-24T01:15:00Z" w16du:dateUtc="2026-10-24T00:15:00Z">
                     <w:rPr>
                       <w:sz w:val="20"/>
                       <w:szCs w:val="20"/>
@@ -10137,37 +10070,24 @@
                 <w:t xml:space="preserve"> </w:t>
               </w:r>
             </w:ins>
-            <w:ins w:id="1101" w:author="nohemi fabiola serrano aguilar" w:date="2026-10-24T01:13:00Z" w16du:dateUtc="2026-10-24T00:13:00Z">
+            <w:ins w:id="1097" w:author="nohemi fabiola serrano aguilar" w:date="2026-10-24T01:13:00Z" w16du:dateUtc="2026-10-24T00:13:00Z">
               <w:r>
                 <w:rPr>
                   <w:b/>
                   <w:bCs/>
-                  <w:rPrChange w:id="1102" w:author="nohemi fabiola serrano aguilar" w:date="2026-10-24T01:15:00Z" w16du:dateUtc="2026-10-24T00:15:00Z">
+                  <w:rPrChange w:id="1098" w:author="nohemi fabiola serrano aguilar" w:date="2026-10-24T01:15:00Z" w16du:dateUtc="2026-10-24T00:15:00Z">
                     <w:rPr>
                       <w:lang w:val="es-MX"/>
                     </w:rPr>
                   </w:rPrChange>
                 </w:rPr>
-                <w:t>R</w:t>
-              </w:r>
-              <w:proofErr w:type="gramEnd"/>
-              <w:r>
-                <w:rPr>
-                  <w:b/>
-                  <w:bCs/>
-                  <w:rPrChange w:id="1103" w:author="nohemi fabiola serrano aguilar" w:date="2026-10-24T01:15:00Z" w16du:dateUtc="2026-10-24T00:15:00Z">
-                    <w:rPr>
-                      <w:lang w:val="es-MX"/>
-                    </w:rPr>
-                  </w:rPrChange>
-                </w:rPr>
-                <w:t>²</w:t>
+                <w:t>R²</w:t>
               </w:r>
               <w:r>
                 <w:rPr>
                   <w:b/>
                   <w:bCs/>
-                  <w:rPrChange w:id="1104" w:author="nohemi fabiola serrano aguilar" w:date="2026-10-24T01:15:00Z" w16du:dateUtc="2026-10-24T00:15:00Z">
+                  <w:rPrChange w:id="1099" w:author="nohemi fabiola serrano aguilar" w:date="2026-10-24T01:15:00Z" w16du:dateUtc="2026-10-24T00:15:00Z">
                     <w:rPr/>
                   </w:rPrChange>
                 </w:rPr>
@@ -10179,12 +10099,12 @@
       </w:tr>
       <w:tr>
         <w:trPr>
-          <w:ins w:id="1105" w:author="nohemi fabiola serrano aguilar" w:date="2026-10-24T01:05:00Z"/>
+          <w:ins w:id="1100" w:author="nohemi fabiola serrano aguilar" w:date="2026-10-24T01:05:00Z"/>
         </w:trPr>
         <w:tc>
           <w:tcPr>
             <w:tcW w:w="819" w:type="dxa"/>
-            <w:tcPrChange w:id="1106" w:author="nohemi fabiola serrano aguilar" w:date="2026-10-24T01:06:00Z" w16du:dateUtc="2026-10-24T00:06:00Z">
+            <w:tcPrChange w:id="1101" w:author="nohemi fabiola serrano aguilar" w:date="2026-10-24T01:06:00Z" w16du:dateUtc="2026-10-24T00:06:00Z">
               <w:tcPr>
                 <w:tcW w:w="819" w:type="dxa"/>
               </w:tcPr>
@@ -10194,32 +10114,32 @@
             <w:pPr>
               <w:jc w:val="center"/>
               <w:rPr>
-                <w:ins w:id="1107" w:author="nohemi fabiola serrano aguilar" w:date="2026-10-24T01:05:00Z" w16du:dateUtc="2026-10-24T00:05:00Z"/>
+                <w:ins w:id="1102" w:author="nohemi fabiola serrano aguilar" w:date="2026-10-24T01:05:00Z" w16du:dateUtc="2026-10-24T00:05:00Z"/>
                 <w:b/>
                 <w:bCs/>
                 <w:sz w:val="20"/>
                 <w:szCs w:val="20"/>
-                <w:rPrChange w:id="1108" w:author="nohemi fabiola serrano aguilar" w:date="2026-10-24T01:15:00Z" w16du:dateUtc="2026-10-24T00:15:00Z">
+                <w:rPrChange w:id="1103" w:author="nohemi fabiola serrano aguilar" w:date="2026-10-24T01:15:00Z" w16du:dateUtc="2026-10-24T00:15:00Z">
                   <w:rPr>
-                    <w:ins w:id="1109" w:author="nohemi fabiola serrano aguilar" w:date="2026-10-24T01:05:00Z" w16du:dateUtc="2026-10-24T00:05:00Z"/>
+                    <w:ins w:id="1104" w:author="nohemi fabiola serrano aguilar" w:date="2026-10-24T01:05:00Z" w16du:dateUtc="2026-10-24T00:05:00Z"/>
                     <w:lang w:val="es-MX"/>
                   </w:rPr>
                 </w:rPrChange>
               </w:rPr>
-              <w:pPrChange w:id="1110" w:author="nohemi fabiola serrano aguilar" w:date="2026-10-24T01:06:00Z" w16du:dateUtc="2026-10-24T00:06:00Z">
+              <w:pPrChange w:id="1105" w:author="nohemi fabiola serrano aguilar" w:date="2026-10-24T01:06:00Z" w16du:dateUtc="2026-10-24T00:06:00Z">
                 <w:pPr>
                   <w:jc w:val="both"/>
                 </w:pPr>
               </w:pPrChange>
             </w:pPr>
-            <w:ins w:id="1111" w:author="nohemi fabiola serrano aguilar" w:date="2026-10-24T01:09:00Z" w16du:dateUtc="2026-10-24T00:09:00Z">
+            <w:ins w:id="1106" w:author="nohemi fabiola serrano aguilar" w:date="2026-10-24T01:09:00Z" w16du:dateUtc="2026-10-24T00:09:00Z">
               <w:r>
                 <w:rPr>
                   <w:b/>
                   <w:bCs/>
                   <w:sz w:val="20"/>
                   <w:szCs w:val="20"/>
-                  <w:rPrChange w:id="1112" w:author="nohemi fabiola serrano aguilar" w:date="2026-10-24T01:15:00Z" w16du:dateUtc="2026-10-24T00:15:00Z">
+                  <w:rPrChange w:id="1107" w:author="nohemi fabiola serrano aguilar" w:date="2026-10-24T01:15:00Z" w16du:dateUtc="2026-10-24T00:15:00Z">
                     <w:rPr>
                       <w:sz w:val="20"/>
                       <w:szCs w:val="20"/>
@@ -10229,6 +10149,40 @@
                 <w:t>Phase 5. BI Dashboard Deployment</w:t>
               </w:r>
             </w:ins>
+          </w:p>
+        </w:tc>
+        <w:tc>
+          <w:tcPr>
+            <w:tcW w:w="819" w:type="dxa"/>
+            <w:tcPrChange w:id="1108" w:author="nohemi fabiola serrano aguilar" w:date="2026-10-24T01:06:00Z" w16du:dateUtc="2026-10-24T00:06:00Z">
+              <w:tcPr>
+                <w:tcW w:w="819" w:type="dxa"/>
+                <w:gridSpan w:val="2"/>
+              </w:tcPr>
+            </w:tcPrChange>
+          </w:tcPr>
+          <w:p>
+            <w:pPr>
+              <w:jc w:val="center"/>
+              <w:rPr>
+                <w:ins w:id="1109" w:author="nohemi fabiola serrano aguilar" w:date="2026-10-24T01:05:00Z" w16du:dateUtc="2026-10-24T00:05:00Z"/>
+                <w:b/>
+                <w:bCs/>
+                <w:sz w:val="20"/>
+                <w:szCs w:val="20"/>
+                <w:rPrChange w:id="1110" w:author="nohemi fabiola serrano aguilar" w:date="2026-10-24T01:15:00Z" w16du:dateUtc="2026-10-24T00:15:00Z">
+                  <w:rPr>
+                    <w:ins w:id="1111" w:author="nohemi fabiola serrano aguilar" w:date="2026-10-24T01:05:00Z" w16du:dateUtc="2026-10-24T00:05:00Z"/>
+                    <w:lang w:val="es-MX"/>
+                  </w:rPr>
+                </w:rPrChange>
+              </w:rPr>
+              <w:pPrChange w:id="1112" w:author="nohemi fabiola serrano aguilar" w:date="2026-10-24T01:15:00Z" w16du:dateUtc="2026-10-24T00:15:00Z">
+                <w:pPr>
+                  <w:jc w:val="both"/>
+                </w:pPr>
+              </w:pPrChange>
+            </w:pPr>
           </w:p>
         </w:tc>
         <w:tc>
@@ -10301,10 +10255,10 @@
         </w:tc>
         <w:tc>
           <w:tcPr>
-            <w:tcW w:w="819" w:type="dxa"/>
+            <w:tcW w:w="820" w:type="dxa"/>
             <w:tcPrChange w:id="1123" w:author="nohemi fabiola serrano aguilar" w:date="2026-10-24T01:06:00Z" w16du:dateUtc="2026-10-24T00:06:00Z">
               <w:tcPr>
-                <w:tcW w:w="819" w:type="dxa"/>
+                <w:tcW w:w="820" w:type="dxa"/>
                 <w:gridSpan w:val="2"/>
               </w:tcPr>
             </w:tcPrChange>
@@ -10339,7 +10293,7 @@
             <w:tcPrChange w:id="1128" w:author="nohemi fabiola serrano aguilar" w:date="2026-10-24T01:06:00Z" w16du:dateUtc="2026-10-24T00:06:00Z">
               <w:tcPr>
                 <w:tcW w:w="820" w:type="dxa"/>
-                <w:gridSpan w:val="2"/>
+                <w:gridSpan w:val="3"/>
               </w:tcPr>
             </w:tcPrChange>
           </w:tcPr>
@@ -10373,7 +10327,7 @@
             <w:tcPrChange w:id="1133" w:author="nohemi fabiola serrano aguilar" w:date="2026-10-24T01:06:00Z" w16du:dateUtc="2026-10-24T00:06:00Z">
               <w:tcPr>
                 <w:tcW w:w="820" w:type="dxa"/>
-                <w:gridSpan w:val="3"/>
+                <w:gridSpan w:val="2"/>
               </w:tcPr>
             </w:tcPrChange>
           </w:tcPr>
@@ -10449,41 +10403,7 @@
             <w:pPr>
               <w:jc w:val="center"/>
               <w:rPr>
-                <w:ins w:id="1144" w:author="nohemi fabiola serrano aguilar" w:date="2026-10-24T01:05:00Z" w16du:dateUtc="2026-10-24T00:05:00Z"/>
-                <w:b/>
-                <w:bCs/>
-                <w:sz w:val="20"/>
-                <w:szCs w:val="20"/>
-                <w:rPrChange w:id="1145" w:author="nohemi fabiola serrano aguilar" w:date="2026-10-24T01:15:00Z" w16du:dateUtc="2026-10-24T00:15:00Z">
-                  <w:rPr>
-                    <w:ins w:id="1146" w:author="nohemi fabiola serrano aguilar" w:date="2026-10-24T01:05:00Z" w16du:dateUtc="2026-10-24T00:05:00Z"/>
-                    <w:lang w:val="es-MX"/>
-                  </w:rPr>
-                </w:rPrChange>
-              </w:rPr>
-              <w:pPrChange w:id="1147" w:author="nohemi fabiola serrano aguilar" w:date="2026-10-24T01:15:00Z" w16du:dateUtc="2026-10-24T00:15:00Z">
-                <w:pPr>
-                  <w:jc w:val="both"/>
-                </w:pPr>
-              </w:pPrChange>
-            </w:pPr>
-          </w:p>
-        </w:tc>
-        <w:tc>
-          <w:tcPr>
-            <w:tcW w:w="820" w:type="dxa"/>
-            <w:tcPrChange w:id="1148" w:author="nohemi fabiola serrano aguilar" w:date="2026-10-24T01:06:00Z" w16du:dateUtc="2026-10-24T00:06:00Z">
-              <w:tcPr>
-                <w:tcW w:w="820" w:type="dxa"/>
-                <w:gridSpan w:val="2"/>
-              </w:tcPr>
-            </w:tcPrChange>
-          </w:tcPr>
-          <w:p>
-            <w:pPr>
-              <w:jc w:val="center"/>
-              <w:rPr>
-                <w:ins w:id="1149" w:author="nohemi fabiola serrano aguilar" w:date="2026-10-24T01:15:00Z" w16du:dateUtc="2026-10-24T00:15:00Z"/>
+                <w:ins w:id="1144" w:author="nohemi fabiola serrano aguilar" w:date="2026-10-24T01:15:00Z" w16du:dateUtc="2026-10-24T00:15:00Z"/>
                 <w:b/>
                 <w:bCs/>
                 <w:sz w:val="20"/>
@@ -10495,32 +10415,32 @@
             <w:pPr>
               <w:jc w:val="center"/>
               <w:rPr>
-                <w:ins w:id="1150" w:author="nohemi fabiola serrano aguilar" w:date="2026-10-24T01:05:00Z" w16du:dateUtc="2026-10-24T00:05:00Z"/>
+                <w:ins w:id="1145" w:author="nohemi fabiola serrano aguilar" w:date="2026-10-24T01:05:00Z" w16du:dateUtc="2026-10-24T00:05:00Z"/>
                 <w:b/>
                 <w:bCs/>
                 <w:sz w:val="20"/>
                 <w:szCs w:val="20"/>
-                <w:rPrChange w:id="1151" w:author="nohemi fabiola serrano aguilar" w:date="2026-10-24T01:15:00Z" w16du:dateUtc="2026-10-24T00:15:00Z">
+                <w:rPrChange w:id="1146" w:author="nohemi fabiola serrano aguilar" w:date="2026-10-24T01:15:00Z" w16du:dateUtc="2026-10-24T00:15:00Z">
                   <w:rPr>
-                    <w:ins w:id="1152" w:author="nohemi fabiola serrano aguilar" w:date="2026-10-24T01:05:00Z" w16du:dateUtc="2026-10-24T00:05:00Z"/>
+                    <w:ins w:id="1147" w:author="nohemi fabiola serrano aguilar" w:date="2026-10-24T01:05:00Z" w16du:dateUtc="2026-10-24T00:05:00Z"/>
                     <w:lang w:val="es-MX"/>
                   </w:rPr>
                 </w:rPrChange>
               </w:rPr>
-              <w:pPrChange w:id="1153" w:author="nohemi fabiola serrano aguilar" w:date="2026-10-24T01:15:00Z" w16du:dateUtc="2026-10-24T00:15:00Z">
+              <w:pPrChange w:id="1148" w:author="nohemi fabiola serrano aguilar" w:date="2026-10-24T01:15:00Z" w16du:dateUtc="2026-10-24T00:15:00Z">
                 <w:pPr>
                   <w:jc w:val="both"/>
                 </w:pPr>
               </w:pPrChange>
             </w:pPr>
-            <w:ins w:id="1154" w:author="nohemi fabiola serrano aguilar" w:date="2026-10-24T01:15:00Z" w16du:dateUtc="2026-10-24T00:15:00Z">
+            <w:ins w:id="1149" w:author="nohemi fabiola serrano aguilar" w:date="2026-10-24T01:15:00Z" w16du:dateUtc="2026-10-24T00:15:00Z">
               <w:r>
                 <w:rPr>
                   <w:b/>
                   <w:bCs/>
                   <w:sz w:val="20"/>
                   <w:szCs w:val="20"/>
-                  <w:rPrChange w:id="1155" w:author="nohemi fabiola serrano aguilar" w:date="2026-10-24T01:15:00Z" w16du:dateUtc="2026-10-24T00:15:00Z">
+                  <w:rPrChange w:id="1150" w:author="nohemi fabiola serrano aguilar" w:date="2026-10-24T01:15:00Z" w16du:dateUtc="2026-10-24T00:15:00Z">
                     <w:rPr>
                       <w:sz w:val="20"/>
                       <w:szCs w:val="20"/>
@@ -10535,10 +10455,43 @@
         <w:tc>
           <w:tcPr>
             <w:tcW w:w="820" w:type="dxa"/>
+            <w:tcPrChange w:id="1151" w:author="nohemi fabiola serrano aguilar" w:date="2026-10-24T01:06:00Z" w16du:dateUtc="2026-10-24T00:06:00Z">
+              <w:tcPr>
+                <w:tcW w:w="820" w:type="dxa"/>
+                <w:gridSpan w:val="2"/>
+              </w:tcPr>
+            </w:tcPrChange>
+          </w:tcPr>
+          <w:p>
+            <w:pPr>
+              <w:jc w:val="center"/>
+              <w:rPr>
+                <w:ins w:id="1152" w:author="nohemi fabiola serrano aguilar" w:date="2026-10-24T01:05:00Z" w16du:dateUtc="2026-10-24T00:05:00Z"/>
+                <w:b/>
+                <w:bCs/>
+                <w:sz w:val="20"/>
+                <w:szCs w:val="20"/>
+                <w:rPrChange w:id="1153" w:author="nohemi fabiola serrano aguilar" w:date="2026-10-24T01:15:00Z" w16du:dateUtc="2026-10-24T00:15:00Z">
+                  <w:rPr>
+                    <w:ins w:id="1154" w:author="nohemi fabiola serrano aguilar" w:date="2026-10-24T01:05:00Z" w16du:dateUtc="2026-10-24T00:05:00Z"/>
+                    <w:lang w:val="es-MX"/>
+                  </w:rPr>
+                </w:rPrChange>
+              </w:rPr>
+              <w:pPrChange w:id="1155" w:author="nohemi fabiola serrano aguilar" w:date="2026-10-24T01:15:00Z" w16du:dateUtc="2026-10-24T00:15:00Z">
+                <w:pPr>
+                  <w:jc w:val="both"/>
+                </w:pPr>
+              </w:pPrChange>
+            </w:pPr>
+          </w:p>
+        </w:tc>
+        <w:tc>
+          <w:tcPr>
+            <w:tcW w:w="820" w:type="dxa"/>
             <w:tcPrChange w:id="1156" w:author="nohemi fabiola serrano aguilar" w:date="2026-10-24T01:06:00Z" w16du:dateUtc="2026-10-24T00:06:00Z">
               <w:tcPr>
                 <w:tcW w:w="820" w:type="dxa"/>
-                <w:gridSpan w:val="2"/>
               </w:tcPr>
             </w:tcPrChange>
           </w:tcPr>
@@ -10558,53 +10511,20 @@
                   </w:rPr>
                 </w:rPrChange>
               </w:rPr>
-              <w:pPrChange w:id="1160" w:author="nohemi fabiola serrano aguilar" w:date="2026-10-24T01:15:00Z" w16du:dateUtc="2026-10-24T00:15:00Z">
+              <w:pPrChange w:id="1160" w:author="nohemi fabiola serrano aguilar" w:date="2026-10-24T01:10:00Z" w16du:dateUtc="2026-10-24T00:10:00Z">
                 <w:pPr>
                   <w:jc w:val="both"/>
                 </w:pPr>
               </w:pPrChange>
             </w:pPr>
-          </w:p>
-        </w:tc>
-        <w:tc>
-          <w:tcPr>
-            <w:tcW w:w="820" w:type="dxa"/>
-            <w:tcPrChange w:id="1161" w:author="nohemi fabiola serrano aguilar" w:date="2026-10-24T01:06:00Z" w16du:dateUtc="2026-10-24T00:06:00Z">
-              <w:tcPr>
-                <w:tcW w:w="820" w:type="dxa"/>
-              </w:tcPr>
-            </w:tcPrChange>
-          </w:tcPr>
-          <w:p>
-            <w:pPr>
-              <w:jc w:val="center"/>
-              <w:rPr>
-                <w:ins w:id="1162" w:author="nohemi fabiola serrano aguilar" w:date="2026-10-24T01:05:00Z" w16du:dateUtc="2026-10-24T00:05:00Z"/>
-                <w:b/>
-                <w:bCs/>
-                <w:sz w:val="20"/>
-                <w:szCs w:val="20"/>
-                <w:rPrChange w:id="1163" w:author="nohemi fabiola serrano aguilar" w:date="2026-10-24T01:15:00Z" w16du:dateUtc="2026-10-24T00:15:00Z">
-                  <w:rPr>
-                    <w:ins w:id="1164" w:author="nohemi fabiola serrano aguilar" w:date="2026-10-24T01:05:00Z" w16du:dateUtc="2026-10-24T00:05:00Z"/>
-                    <w:lang w:val="es-MX"/>
-                  </w:rPr>
-                </w:rPrChange>
-              </w:rPr>
-              <w:pPrChange w:id="1165" w:author="nohemi fabiola serrano aguilar" w:date="2026-10-24T01:10:00Z" w16du:dateUtc="2026-10-24T00:10:00Z">
-                <w:pPr>
-                  <w:jc w:val="both"/>
-                </w:pPr>
-              </w:pPrChange>
-            </w:pPr>
-            <w:ins w:id="1166" w:author="nohemi fabiola serrano aguilar" w:date="2026-10-24T01:14:00Z" w16du:dateUtc="2026-10-24T00:14:00Z">
+            <w:ins w:id="1161" w:author="nohemi fabiola serrano aguilar" w:date="2026-10-24T01:14:00Z" w16du:dateUtc="2026-10-24T00:14:00Z">
               <w:r>
                 <w:rPr>
                   <w:b/>
                   <w:bCs/>
                   <w:sz w:val="20"/>
                   <w:szCs w:val="20"/>
-                  <w:rPrChange w:id="1167" w:author="nohemi fabiola serrano aguilar" w:date="2026-10-24T01:15:00Z" w16du:dateUtc="2026-10-24T00:15:00Z">
+                  <w:rPrChange w:id="1162" w:author="nohemi fabiola serrano aguilar" w:date="2026-10-24T01:15:00Z" w16du:dateUtc="2026-10-24T00:15:00Z">
                     <w:rPr>
                       <w:sz w:val="20"/>
                       <w:szCs w:val="20"/>
@@ -10619,12 +10539,12 @@
       </w:tr>
       <w:tr>
         <w:trPr>
-          <w:ins w:id="1168" w:author="nohemi fabiola serrano aguilar" w:date="2026-10-24T01:05:00Z"/>
+          <w:ins w:id="1163" w:author="nohemi fabiola serrano aguilar" w:date="2026-10-24T01:05:00Z"/>
         </w:trPr>
         <w:tc>
           <w:tcPr>
             <w:tcW w:w="819" w:type="dxa"/>
-            <w:tcPrChange w:id="1169" w:author="nohemi fabiola serrano aguilar" w:date="2026-10-24T01:06:00Z" w16du:dateUtc="2026-10-24T00:06:00Z">
+            <w:tcPrChange w:id="1164" w:author="nohemi fabiola serrano aguilar" w:date="2026-10-24T01:06:00Z" w16du:dateUtc="2026-10-24T00:06:00Z">
               <w:tcPr>
                 <w:tcW w:w="819" w:type="dxa"/>
               </w:tcPr>
@@ -10634,65 +10554,49 @@
             <w:pPr>
               <w:jc w:val="center"/>
               <w:rPr>
-                <w:ins w:id="1170" w:author="nohemi fabiola serrano aguilar" w:date="2026-10-24T01:05:00Z" w16du:dateUtc="2026-10-24T00:05:00Z"/>
+                <w:ins w:id="1165" w:author="nohemi fabiola serrano aguilar" w:date="2026-10-24T01:05:00Z" w16du:dateUtc="2026-10-24T00:05:00Z"/>
                 <w:b/>
                 <w:bCs/>
                 <w:sz w:val="20"/>
                 <w:szCs w:val="20"/>
-                <w:rPrChange w:id="1171" w:author="nohemi fabiola serrano aguilar" w:date="2026-10-24T01:15:00Z" w16du:dateUtc="2026-10-24T00:15:00Z">
+                <w:rPrChange w:id="1166" w:author="nohemi fabiola serrano aguilar" w:date="2026-10-24T01:15:00Z" w16du:dateUtc="2026-10-24T00:15:00Z">
                   <w:rPr>
-                    <w:ins w:id="1172" w:author="nohemi fabiola serrano aguilar" w:date="2026-10-24T01:05:00Z" w16du:dateUtc="2026-10-24T00:05:00Z"/>
+                    <w:ins w:id="1167" w:author="nohemi fabiola serrano aguilar" w:date="2026-10-24T01:05:00Z" w16du:dateUtc="2026-10-24T00:05:00Z"/>
                     <w:lang w:val="es-MX"/>
                   </w:rPr>
                 </w:rPrChange>
               </w:rPr>
-              <w:pPrChange w:id="1173" w:author="nohemi fabiola serrano aguilar" w:date="2026-10-24T01:06:00Z" w16du:dateUtc="2026-10-24T00:06:00Z">
+              <w:pPrChange w:id="1168" w:author="nohemi fabiola serrano aguilar" w:date="2026-10-24T01:06:00Z" w16du:dateUtc="2026-10-24T00:06:00Z">
                 <w:pPr>
                   <w:jc w:val="both"/>
                 </w:pPr>
               </w:pPrChange>
             </w:pPr>
-            <w:ins w:id="1174" w:author="nohemi fabiola serrano aguilar" w:date="2026-10-24T01:09:00Z" w16du:dateUtc="2026-10-24T00:09:00Z">
+            <w:ins w:id="1169" w:author="nohemi fabiola serrano aguilar" w:date="2026-10-24T01:09:00Z" w16du:dateUtc="2026-10-24T00:09:00Z">
               <w:r>
                 <w:rPr>
                   <w:b/>
                   <w:bCs/>
                   <w:sz w:val="20"/>
                   <w:szCs w:val="20"/>
-                  <w:rPrChange w:id="1175" w:author="nohemi fabiola serrano aguilar" w:date="2026-10-24T01:15:00Z" w16du:dateUtc="2026-10-24T00:15:00Z">
+                  <w:rPrChange w:id="1170" w:author="nohemi fabiola serrano aguilar" w:date="2026-10-24T01:15:00Z" w16du:dateUtc="2026-10-24T00:15:00Z">
                     <w:rPr>
                       <w:sz w:val="20"/>
                       <w:szCs w:val="20"/>
                     </w:rPr>
                   </w:rPrChange>
                 </w:rPr>
-                <w:t xml:space="preserve">Phase 6. Final Reporting and </w:t>
+                <w:t>Phase 6. Final Reporting and De</w:t>
               </w:r>
-              <w:proofErr w:type="spellStart"/>
+            </w:ins>
+            <w:ins w:id="1171" w:author="nohemi fabiola serrano aguilar" w:date="2026-10-24T01:10:00Z" w16du:dateUtc="2026-10-24T00:10:00Z">
               <w:r>
                 <w:rPr>
                   <w:b/>
                   <w:bCs/>
                   <w:sz w:val="20"/>
                   <w:szCs w:val="20"/>
-                  <w:rPrChange w:id="1176" w:author="nohemi fabiola serrano aguilar" w:date="2026-10-24T01:15:00Z" w16du:dateUtc="2026-10-24T00:15:00Z">
-                    <w:rPr>
-                      <w:sz w:val="20"/>
-                      <w:szCs w:val="20"/>
-                    </w:rPr>
-                  </w:rPrChange>
-                </w:rPr>
-                <w:t>De</w:t>
-              </w:r>
-            </w:ins>
-            <w:ins w:id="1177" w:author="nohemi fabiola serrano aguilar" w:date="2026-10-24T01:10:00Z" w16du:dateUtc="2026-10-24T00:10:00Z">
-              <w:r>
-                <w:rPr>
-                  <w:b/>
-                  <w:bCs/>
-                  <w:sz w:val="20"/>
-                  <w:szCs w:val="20"/>
-                  <w:rPrChange w:id="1178" w:author="nohemi fabiola serrano aguilar" w:date="2026-10-24T01:15:00Z" w16du:dateUtc="2026-10-24T00:15:00Z">
+                  <w:rPrChange w:id="1172" w:author="nohemi fabiola serrano aguilar" w:date="2026-10-24T01:15:00Z" w16du:dateUtc="2026-10-24T00:15:00Z">
                     <w:rPr>
                       <w:sz w:val="20"/>
                       <w:szCs w:val="20"/>
@@ -10702,13 +10606,12 @@
                 <w:t>fense</w:t>
               </w:r>
             </w:ins>
-            <w:proofErr w:type="spellEnd"/>
           </w:p>
         </w:tc>
         <w:tc>
           <w:tcPr>
             <w:tcW w:w="819" w:type="dxa"/>
-            <w:tcPrChange w:id="1179" w:author="nohemi fabiola serrano aguilar" w:date="2026-10-24T01:06:00Z" w16du:dateUtc="2026-10-24T00:06:00Z">
+            <w:tcPrChange w:id="1173" w:author="nohemi fabiola serrano aguilar" w:date="2026-10-24T01:06:00Z" w16du:dateUtc="2026-10-24T00:06:00Z">
               <w:tcPr>
                 <w:tcW w:w="819" w:type="dxa"/>
                 <w:gridSpan w:val="2"/>
@@ -10719,19 +10622,19 @@
             <w:pPr>
               <w:jc w:val="center"/>
               <w:rPr>
-                <w:ins w:id="1180" w:author="nohemi fabiola serrano aguilar" w:date="2026-10-24T01:05:00Z" w16du:dateUtc="2026-10-24T00:05:00Z"/>
+                <w:ins w:id="1174" w:author="nohemi fabiola serrano aguilar" w:date="2026-10-24T01:05:00Z" w16du:dateUtc="2026-10-24T00:05:00Z"/>
                 <w:b/>
                 <w:bCs/>
                 <w:sz w:val="20"/>
                 <w:szCs w:val="20"/>
-                <w:rPrChange w:id="1181" w:author="nohemi fabiola serrano aguilar" w:date="2026-10-24T01:15:00Z" w16du:dateUtc="2026-10-24T00:15:00Z">
+                <w:rPrChange w:id="1175" w:author="nohemi fabiola serrano aguilar" w:date="2026-10-24T01:15:00Z" w16du:dateUtc="2026-10-24T00:15:00Z">
                   <w:rPr>
-                    <w:ins w:id="1182" w:author="nohemi fabiola serrano aguilar" w:date="2026-10-24T01:05:00Z" w16du:dateUtc="2026-10-24T00:05:00Z"/>
+                    <w:ins w:id="1176" w:author="nohemi fabiola serrano aguilar" w:date="2026-10-24T01:05:00Z" w16du:dateUtc="2026-10-24T00:05:00Z"/>
                     <w:lang w:val="es-MX"/>
                   </w:rPr>
                 </w:rPrChange>
               </w:rPr>
-              <w:pPrChange w:id="1183" w:author="nohemi fabiola serrano aguilar" w:date="2026-10-24T01:15:00Z" w16du:dateUtc="2026-10-24T00:15:00Z">
+              <w:pPrChange w:id="1177" w:author="nohemi fabiola serrano aguilar" w:date="2026-10-24T01:15:00Z" w16du:dateUtc="2026-10-24T00:15:00Z">
                 <w:pPr>
                   <w:jc w:val="both"/>
                 </w:pPr>
@@ -10742,7 +10645,7 @@
         <w:tc>
           <w:tcPr>
             <w:tcW w:w="819" w:type="dxa"/>
-            <w:tcPrChange w:id="1184" w:author="nohemi fabiola serrano aguilar" w:date="2026-10-24T01:06:00Z" w16du:dateUtc="2026-10-24T00:06:00Z">
+            <w:tcPrChange w:id="1178" w:author="nohemi fabiola serrano aguilar" w:date="2026-10-24T01:06:00Z" w16du:dateUtc="2026-10-24T00:06:00Z">
               <w:tcPr>
                 <w:tcW w:w="819" w:type="dxa"/>
                 <w:gridSpan w:val="2"/>
@@ -10753,19 +10656,19 @@
             <w:pPr>
               <w:jc w:val="center"/>
               <w:rPr>
-                <w:ins w:id="1185" w:author="nohemi fabiola serrano aguilar" w:date="2026-10-24T01:05:00Z" w16du:dateUtc="2026-10-24T00:05:00Z"/>
+                <w:ins w:id="1179" w:author="nohemi fabiola serrano aguilar" w:date="2026-10-24T01:05:00Z" w16du:dateUtc="2026-10-24T00:05:00Z"/>
                 <w:b/>
                 <w:bCs/>
                 <w:sz w:val="20"/>
                 <w:szCs w:val="20"/>
-                <w:rPrChange w:id="1186" w:author="nohemi fabiola serrano aguilar" w:date="2026-10-24T01:15:00Z" w16du:dateUtc="2026-10-24T00:15:00Z">
+                <w:rPrChange w:id="1180" w:author="nohemi fabiola serrano aguilar" w:date="2026-10-24T01:15:00Z" w16du:dateUtc="2026-10-24T00:15:00Z">
                   <w:rPr>
-                    <w:ins w:id="1187" w:author="nohemi fabiola serrano aguilar" w:date="2026-10-24T01:05:00Z" w16du:dateUtc="2026-10-24T00:05:00Z"/>
+                    <w:ins w:id="1181" w:author="nohemi fabiola serrano aguilar" w:date="2026-10-24T01:05:00Z" w16du:dateUtc="2026-10-24T00:05:00Z"/>
                     <w:lang w:val="es-MX"/>
                   </w:rPr>
                 </w:rPrChange>
               </w:rPr>
-              <w:pPrChange w:id="1188" w:author="nohemi fabiola serrano aguilar" w:date="2026-10-24T01:15:00Z" w16du:dateUtc="2026-10-24T00:15:00Z">
+              <w:pPrChange w:id="1182" w:author="nohemi fabiola serrano aguilar" w:date="2026-10-24T01:15:00Z" w16du:dateUtc="2026-10-24T00:15:00Z">
                 <w:pPr>
                   <w:jc w:val="both"/>
                 </w:pPr>
@@ -10776,7 +10679,7 @@
         <w:tc>
           <w:tcPr>
             <w:tcW w:w="819" w:type="dxa"/>
-            <w:tcPrChange w:id="1189" w:author="nohemi fabiola serrano aguilar" w:date="2026-10-24T01:06:00Z" w16du:dateUtc="2026-10-24T00:06:00Z">
+            <w:tcPrChange w:id="1183" w:author="nohemi fabiola serrano aguilar" w:date="2026-10-24T01:06:00Z" w16du:dateUtc="2026-10-24T00:06:00Z">
               <w:tcPr>
                 <w:tcW w:w="819" w:type="dxa"/>
                 <w:gridSpan w:val="2"/>
@@ -10787,19 +10690,19 @@
             <w:pPr>
               <w:jc w:val="center"/>
               <w:rPr>
-                <w:ins w:id="1190" w:author="nohemi fabiola serrano aguilar" w:date="2026-10-24T01:05:00Z" w16du:dateUtc="2026-10-24T00:05:00Z"/>
+                <w:ins w:id="1184" w:author="nohemi fabiola serrano aguilar" w:date="2026-10-24T01:05:00Z" w16du:dateUtc="2026-10-24T00:05:00Z"/>
                 <w:b/>
                 <w:bCs/>
                 <w:sz w:val="20"/>
                 <w:szCs w:val="20"/>
-                <w:rPrChange w:id="1191" w:author="nohemi fabiola serrano aguilar" w:date="2026-10-24T01:15:00Z" w16du:dateUtc="2026-10-24T00:15:00Z">
+                <w:rPrChange w:id="1185" w:author="nohemi fabiola serrano aguilar" w:date="2026-10-24T01:15:00Z" w16du:dateUtc="2026-10-24T00:15:00Z">
                   <w:rPr>
-                    <w:ins w:id="1192" w:author="nohemi fabiola serrano aguilar" w:date="2026-10-24T01:05:00Z" w16du:dateUtc="2026-10-24T00:05:00Z"/>
+                    <w:ins w:id="1186" w:author="nohemi fabiola serrano aguilar" w:date="2026-10-24T01:05:00Z" w16du:dateUtc="2026-10-24T00:05:00Z"/>
                     <w:lang w:val="es-MX"/>
                   </w:rPr>
                 </w:rPrChange>
               </w:rPr>
-              <w:pPrChange w:id="1193" w:author="nohemi fabiola serrano aguilar" w:date="2026-10-24T01:15:00Z" w16du:dateUtc="2026-10-24T00:15:00Z">
+              <w:pPrChange w:id="1187" w:author="nohemi fabiola serrano aguilar" w:date="2026-10-24T01:15:00Z" w16du:dateUtc="2026-10-24T00:15:00Z">
                 <w:pPr>
                   <w:jc w:val="both"/>
                 </w:pPr>
@@ -10810,7 +10713,7 @@
         <w:tc>
           <w:tcPr>
             <w:tcW w:w="820" w:type="dxa"/>
-            <w:tcPrChange w:id="1194" w:author="nohemi fabiola serrano aguilar" w:date="2026-10-24T01:06:00Z" w16du:dateUtc="2026-10-24T00:06:00Z">
+            <w:tcPrChange w:id="1188" w:author="nohemi fabiola serrano aguilar" w:date="2026-10-24T01:06:00Z" w16du:dateUtc="2026-10-24T00:06:00Z">
               <w:tcPr>
                 <w:tcW w:w="820" w:type="dxa"/>
                 <w:gridSpan w:val="2"/>
@@ -10821,19 +10724,19 @@
             <w:pPr>
               <w:jc w:val="center"/>
               <w:rPr>
-                <w:ins w:id="1195" w:author="nohemi fabiola serrano aguilar" w:date="2026-10-24T01:05:00Z" w16du:dateUtc="2026-10-24T00:05:00Z"/>
+                <w:ins w:id="1189" w:author="nohemi fabiola serrano aguilar" w:date="2026-10-24T01:05:00Z" w16du:dateUtc="2026-10-24T00:05:00Z"/>
                 <w:b/>
                 <w:bCs/>
                 <w:sz w:val="20"/>
                 <w:szCs w:val="20"/>
-                <w:rPrChange w:id="1196" w:author="nohemi fabiola serrano aguilar" w:date="2026-10-24T01:15:00Z" w16du:dateUtc="2026-10-24T00:15:00Z">
+                <w:rPrChange w:id="1190" w:author="nohemi fabiola serrano aguilar" w:date="2026-10-24T01:15:00Z" w16du:dateUtc="2026-10-24T00:15:00Z">
                   <w:rPr>
-                    <w:ins w:id="1197" w:author="nohemi fabiola serrano aguilar" w:date="2026-10-24T01:05:00Z" w16du:dateUtc="2026-10-24T00:05:00Z"/>
+                    <w:ins w:id="1191" w:author="nohemi fabiola serrano aguilar" w:date="2026-10-24T01:05:00Z" w16du:dateUtc="2026-10-24T00:05:00Z"/>
                     <w:lang w:val="es-MX"/>
                   </w:rPr>
                 </w:rPrChange>
               </w:rPr>
-              <w:pPrChange w:id="1198" w:author="nohemi fabiola serrano aguilar" w:date="2026-10-24T01:15:00Z" w16du:dateUtc="2026-10-24T00:15:00Z">
+              <w:pPrChange w:id="1192" w:author="nohemi fabiola serrano aguilar" w:date="2026-10-24T01:15:00Z" w16du:dateUtc="2026-10-24T00:15:00Z">
                 <w:pPr>
                   <w:jc w:val="both"/>
                 </w:pPr>
@@ -10844,7 +10747,7 @@
         <w:tc>
           <w:tcPr>
             <w:tcW w:w="820" w:type="dxa"/>
-            <w:tcPrChange w:id="1199" w:author="nohemi fabiola serrano aguilar" w:date="2026-10-24T01:06:00Z" w16du:dateUtc="2026-10-24T00:06:00Z">
+            <w:tcPrChange w:id="1193" w:author="nohemi fabiola serrano aguilar" w:date="2026-10-24T01:06:00Z" w16du:dateUtc="2026-10-24T00:06:00Z">
               <w:tcPr>
                 <w:tcW w:w="820" w:type="dxa"/>
                 <w:gridSpan w:val="3"/>
@@ -10855,19 +10758,19 @@
             <w:pPr>
               <w:jc w:val="center"/>
               <w:rPr>
-                <w:ins w:id="1200" w:author="nohemi fabiola serrano aguilar" w:date="2026-10-24T01:05:00Z" w16du:dateUtc="2026-10-24T00:05:00Z"/>
+                <w:ins w:id="1194" w:author="nohemi fabiola serrano aguilar" w:date="2026-10-24T01:05:00Z" w16du:dateUtc="2026-10-24T00:05:00Z"/>
                 <w:b/>
                 <w:bCs/>
                 <w:sz w:val="20"/>
                 <w:szCs w:val="20"/>
-                <w:rPrChange w:id="1201" w:author="nohemi fabiola serrano aguilar" w:date="2026-10-24T01:15:00Z" w16du:dateUtc="2026-10-24T00:15:00Z">
+                <w:rPrChange w:id="1195" w:author="nohemi fabiola serrano aguilar" w:date="2026-10-24T01:15:00Z" w16du:dateUtc="2026-10-24T00:15:00Z">
                   <w:rPr>
-                    <w:ins w:id="1202" w:author="nohemi fabiola serrano aguilar" w:date="2026-10-24T01:05:00Z" w16du:dateUtc="2026-10-24T00:05:00Z"/>
+                    <w:ins w:id="1196" w:author="nohemi fabiola serrano aguilar" w:date="2026-10-24T01:05:00Z" w16du:dateUtc="2026-10-24T00:05:00Z"/>
                     <w:lang w:val="es-MX"/>
                   </w:rPr>
                 </w:rPrChange>
               </w:rPr>
-              <w:pPrChange w:id="1203" w:author="nohemi fabiola serrano aguilar" w:date="2026-10-24T01:15:00Z" w16du:dateUtc="2026-10-24T00:15:00Z">
+              <w:pPrChange w:id="1197" w:author="nohemi fabiola serrano aguilar" w:date="2026-10-24T01:15:00Z" w16du:dateUtc="2026-10-24T00:15:00Z">
                 <w:pPr>
                   <w:jc w:val="both"/>
                 </w:pPr>
@@ -10878,7 +10781,7 @@
         <w:tc>
           <w:tcPr>
             <w:tcW w:w="820" w:type="dxa"/>
-            <w:tcPrChange w:id="1204" w:author="nohemi fabiola serrano aguilar" w:date="2026-10-24T01:06:00Z" w16du:dateUtc="2026-10-24T00:06:00Z">
+            <w:tcPrChange w:id="1198" w:author="nohemi fabiola serrano aguilar" w:date="2026-10-24T01:06:00Z" w16du:dateUtc="2026-10-24T00:06:00Z">
               <w:tcPr>
                 <w:tcW w:w="820" w:type="dxa"/>
                 <w:gridSpan w:val="2"/>
@@ -10889,19 +10792,19 @@
             <w:pPr>
               <w:jc w:val="center"/>
               <w:rPr>
-                <w:ins w:id="1205" w:author="nohemi fabiola serrano aguilar" w:date="2026-10-24T01:05:00Z" w16du:dateUtc="2026-10-24T00:05:00Z"/>
+                <w:ins w:id="1199" w:author="nohemi fabiola serrano aguilar" w:date="2026-10-24T01:05:00Z" w16du:dateUtc="2026-10-24T00:05:00Z"/>
                 <w:b/>
                 <w:bCs/>
                 <w:sz w:val="20"/>
                 <w:szCs w:val="20"/>
-                <w:rPrChange w:id="1206" w:author="nohemi fabiola serrano aguilar" w:date="2026-10-24T01:15:00Z" w16du:dateUtc="2026-10-24T00:15:00Z">
+                <w:rPrChange w:id="1200" w:author="nohemi fabiola serrano aguilar" w:date="2026-10-24T01:15:00Z" w16du:dateUtc="2026-10-24T00:15:00Z">
                   <w:rPr>
-                    <w:ins w:id="1207" w:author="nohemi fabiola serrano aguilar" w:date="2026-10-24T01:05:00Z" w16du:dateUtc="2026-10-24T00:05:00Z"/>
+                    <w:ins w:id="1201" w:author="nohemi fabiola serrano aguilar" w:date="2026-10-24T01:05:00Z" w16du:dateUtc="2026-10-24T00:05:00Z"/>
                     <w:lang w:val="es-MX"/>
                   </w:rPr>
                 </w:rPrChange>
               </w:rPr>
-              <w:pPrChange w:id="1208" w:author="nohemi fabiola serrano aguilar" w:date="2026-10-24T01:15:00Z" w16du:dateUtc="2026-10-24T00:15:00Z">
+              <w:pPrChange w:id="1202" w:author="nohemi fabiola serrano aguilar" w:date="2026-10-24T01:15:00Z" w16du:dateUtc="2026-10-24T00:15:00Z">
                 <w:pPr>
                   <w:jc w:val="both"/>
                 </w:pPr>
@@ -10912,7 +10815,7 @@
         <w:tc>
           <w:tcPr>
             <w:tcW w:w="820" w:type="dxa"/>
-            <w:tcPrChange w:id="1209" w:author="nohemi fabiola serrano aguilar" w:date="2026-10-24T01:06:00Z" w16du:dateUtc="2026-10-24T00:06:00Z">
+            <w:tcPrChange w:id="1203" w:author="nohemi fabiola serrano aguilar" w:date="2026-10-24T01:06:00Z" w16du:dateUtc="2026-10-24T00:06:00Z">
               <w:tcPr>
                 <w:tcW w:w="820" w:type="dxa"/>
                 <w:gridSpan w:val="2"/>
@@ -10923,19 +10826,19 @@
             <w:pPr>
               <w:jc w:val="center"/>
               <w:rPr>
-                <w:ins w:id="1210" w:author="nohemi fabiola serrano aguilar" w:date="2026-10-24T01:05:00Z" w16du:dateUtc="2026-10-24T00:05:00Z"/>
+                <w:ins w:id="1204" w:author="nohemi fabiola serrano aguilar" w:date="2026-10-24T01:05:00Z" w16du:dateUtc="2026-10-24T00:05:00Z"/>
                 <w:b/>
                 <w:bCs/>
                 <w:sz w:val="20"/>
                 <w:szCs w:val="20"/>
-                <w:rPrChange w:id="1211" w:author="nohemi fabiola serrano aguilar" w:date="2026-10-24T01:15:00Z" w16du:dateUtc="2026-10-24T00:15:00Z">
+                <w:rPrChange w:id="1205" w:author="nohemi fabiola serrano aguilar" w:date="2026-10-24T01:15:00Z" w16du:dateUtc="2026-10-24T00:15:00Z">
                   <w:rPr>
-                    <w:ins w:id="1212" w:author="nohemi fabiola serrano aguilar" w:date="2026-10-24T01:05:00Z" w16du:dateUtc="2026-10-24T00:05:00Z"/>
+                    <w:ins w:id="1206" w:author="nohemi fabiola serrano aguilar" w:date="2026-10-24T01:05:00Z" w16du:dateUtc="2026-10-24T00:05:00Z"/>
                     <w:lang w:val="es-MX"/>
                   </w:rPr>
                 </w:rPrChange>
               </w:rPr>
-              <w:pPrChange w:id="1213" w:author="nohemi fabiola serrano aguilar" w:date="2026-10-24T01:15:00Z" w16du:dateUtc="2026-10-24T00:15:00Z">
+              <w:pPrChange w:id="1207" w:author="nohemi fabiola serrano aguilar" w:date="2026-10-24T01:15:00Z" w16du:dateUtc="2026-10-24T00:15:00Z">
                 <w:pPr>
                   <w:jc w:val="both"/>
                 </w:pPr>
@@ -10946,13 +10849,59 @@
         <w:tc>
           <w:tcPr>
             <w:tcW w:w="820" w:type="dxa"/>
-            <w:tcPrChange w:id="1214" w:author="nohemi fabiola serrano aguilar" w:date="2026-10-24T01:06:00Z" w16du:dateUtc="2026-10-24T00:06:00Z">
+            <w:tcPrChange w:id="1208" w:author="nohemi fabiola serrano aguilar" w:date="2026-10-24T01:06:00Z" w16du:dateUtc="2026-10-24T00:06:00Z">
               <w:tcPr>
                 <w:tcW w:w="820" w:type="dxa"/>
                 <w:gridSpan w:val="2"/>
               </w:tcPr>
             </w:tcPrChange>
           </w:tcPr>
+          <w:p>
+            <w:pPr>
+              <w:jc w:val="center"/>
+              <w:rPr>
+                <w:ins w:id="1209" w:author="nohemi fabiola serrano aguilar" w:date="2026-10-24T01:05:00Z" w16du:dateUtc="2026-10-24T00:05:00Z"/>
+                <w:b/>
+                <w:bCs/>
+                <w:sz w:val="20"/>
+                <w:szCs w:val="20"/>
+                <w:rPrChange w:id="1210" w:author="nohemi fabiola serrano aguilar" w:date="2026-10-24T01:15:00Z" w16du:dateUtc="2026-10-24T00:15:00Z">
+                  <w:rPr>
+                    <w:ins w:id="1211" w:author="nohemi fabiola serrano aguilar" w:date="2026-10-24T01:05:00Z" w16du:dateUtc="2026-10-24T00:05:00Z"/>
+                    <w:lang w:val="es-MX"/>
+                  </w:rPr>
+                </w:rPrChange>
+              </w:rPr>
+              <w:pPrChange w:id="1212" w:author="nohemi fabiola serrano aguilar" w:date="2026-10-24T01:15:00Z" w16du:dateUtc="2026-10-24T00:15:00Z">
+                <w:pPr>
+                  <w:jc w:val="both"/>
+                </w:pPr>
+              </w:pPrChange>
+            </w:pPr>
+          </w:p>
+        </w:tc>
+        <w:tc>
+          <w:tcPr>
+            <w:tcW w:w="820" w:type="dxa"/>
+            <w:tcPrChange w:id="1213" w:author="nohemi fabiola serrano aguilar" w:date="2026-10-24T01:06:00Z" w16du:dateUtc="2026-10-24T00:06:00Z">
+              <w:tcPr>
+                <w:tcW w:w="820" w:type="dxa"/>
+                <w:gridSpan w:val="2"/>
+              </w:tcPr>
+            </w:tcPrChange>
+          </w:tcPr>
+          <w:p>
+            <w:pPr>
+              <w:jc w:val="center"/>
+              <w:rPr>
+                <w:ins w:id="1214" w:author="nohemi fabiola serrano aguilar" w:date="2026-10-24T01:15:00Z" w16du:dateUtc="2026-10-24T00:15:00Z"/>
+                <w:b/>
+                <w:bCs/>
+                <w:sz w:val="20"/>
+                <w:szCs w:val="20"/>
+              </w:rPr>
+            </w:pPr>
+          </w:p>
           <w:p>
             <w:pPr>
               <w:jc w:val="center"/>
@@ -10975,60 +10924,14 @@
                 </w:pPr>
               </w:pPrChange>
             </w:pPr>
-          </w:p>
-        </w:tc>
-        <w:tc>
-          <w:tcPr>
-            <w:tcW w:w="820" w:type="dxa"/>
-            <w:tcPrChange w:id="1219" w:author="nohemi fabiola serrano aguilar" w:date="2026-10-24T01:06:00Z" w16du:dateUtc="2026-10-24T00:06:00Z">
-              <w:tcPr>
-                <w:tcW w:w="820" w:type="dxa"/>
-                <w:gridSpan w:val="2"/>
-              </w:tcPr>
-            </w:tcPrChange>
-          </w:tcPr>
-          <w:p>
-            <w:pPr>
-              <w:jc w:val="center"/>
-              <w:rPr>
-                <w:ins w:id="1220" w:author="nohemi fabiola serrano aguilar" w:date="2026-10-24T01:15:00Z" w16du:dateUtc="2026-10-24T00:15:00Z"/>
-                <w:b/>
-                <w:bCs/>
-                <w:sz w:val="20"/>
-                <w:szCs w:val="20"/>
-              </w:rPr>
-            </w:pPr>
-          </w:p>
-          <w:p>
-            <w:pPr>
-              <w:jc w:val="center"/>
-              <w:rPr>
-                <w:ins w:id="1221" w:author="nohemi fabiola serrano aguilar" w:date="2026-10-24T01:05:00Z" w16du:dateUtc="2026-10-24T00:05:00Z"/>
-                <w:b/>
-                <w:bCs/>
-                <w:sz w:val="20"/>
-                <w:szCs w:val="20"/>
-                <w:rPrChange w:id="1222" w:author="nohemi fabiola serrano aguilar" w:date="2026-10-24T01:15:00Z" w16du:dateUtc="2026-10-24T00:15:00Z">
-                  <w:rPr>
-                    <w:ins w:id="1223" w:author="nohemi fabiola serrano aguilar" w:date="2026-10-24T01:05:00Z" w16du:dateUtc="2026-10-24T00:05:00Z"/>
-                    <w:lang w:val="es-MX"/>
-                  </w:rPr>
-                </w:rPrChange>
-              </w:rPr>
-              <w:pPrChange w:id="1224" w:author="nohemi fabiola serrano aguilar" w:date="2026-10-24T01:15:00Z" w16du:dateUtc="2026-10-24T00:15:00Z">
-                <w:pPr>
-                  <w:jc w:val="both"/>
-                </w:pPr>
-              </w:pPrChange>
-            </w:pPr>
-            <w:ins w:id="1225" w:author="nohemi fabiola serrano aguilar" w:date="2026-10-24T01:15:00Z" w16du:dateUtc="2026-10-24T00:15:00Z">
+            <w:ins w:id="1219" w:author="nohemi fabiola serrano aguilar" w:date="2026-10-24T01:15:00Z" w16du:dateUtc="2026-10-24T00:15:00Z">
               <w:r>
                 <w:rPr>
                   <w:b/>
                   <w:bCs/>
                   <w:sz w:val="20"/>
                   <w:szCs w:val="20"/>
-                  <w:rPrChange w:id="1226" w:author="nohemi fabiola serrano aguilar" w:date="2026-10-24T01:15:00Z" w16du:dateUtc="2026-10-24T00:15:00Z">
+                  <w:rPrChange w:id="1220" w:author="nohemi fabiola serrano aguilar" w:date="2026-10-24T01:15:00Z" w16du:dateUtc="2026-10-24T00:15:00Z">
                     <w:rPr>
                       <w:sz w:val="20"/>
                       <w:szCs w:val="20"/>
@@ -11043,7 +10946,7 @@
         <w:tc>
           <w:tcPr>
             <w:tcW w:w="820" w:type="dxa"/>
-            <w:tcPrChange w:id="1227" w:author="nohemi fabiola serrano aguilar" w:date="2026-10-24T01:06:00Z" w16du:dateUtc="2026-10-24T00:06:00Z">
+            <w:tcPrChange w:id="1221" w:author="nohemi fabiola serrano aguilar" w:date="2026-10-24T01:06:00Z" w16du:dateUtc="2026-10-24T00:06:00Z">
               <w:tcPr>
                 <w:tcW w:w="820" w:type="dxa"/>
               </w:tcPr>
@@ -11053,32 +10956,32 @@
             <w:pPr>
               <w:jc w:val="center"/>
               <w:rPr>
-                <w:ins w:id="1228" w:author="nohemi fabiola serrano aguilar" w:date="2026-10-24T01:05:00Z" w16du:dateUtc="2026-10-24T00:05:00Z"/>
+                <w:ins w:id="1222" w:author="nohemi fabiola serrano aguilar" w:date="2026-10-24T01:05:00Z" w16du:dateUtc="2026-10-24T00:05:00Z"/>
                 <w:b/>
                 <w:bCs/>
                 <w:sz w:val="20"/>
                 <w:szCs w:val="20"/>
-                <w:rPrChange w:id="1229" w:author="nohemi fabiola serrano aguilar" w:date="2026-10-24T01:15:00Z" w16du:dateUtc="2026-10-24T00:15:00Z">
+                <w:rPrChange w:id="1223" w:author="nohemi fabiola serrano aguilar" w:date="2026-10-24T01:15:00Z" w16du:dateUtc="2026-10-24T00:15:00Z">
                   <w:rPr>
-                    <w:ins w:id="1230" w:author="nohemi fabiola serrano aguilar" w:date="2026-10-24T01:05:00Z" w16du:dateUtc="2026-10-24T00:05:00Z"/>
+                    <w:ins w:id="1224" w:author="nohemi fabiola serrano aguilar" w:date="2026-10-24T01:05:00Z" w16du:dateUtc="2026-10-24T00:05:00Z"/>
                     <w:lang w:val="es-MX"/>
                   </w:rPr>
                 </w:rPrChange>
               </w:rPr>
-              <w:pPrChange w:id="1231" w:author="nohemi fabiola serrano aguilar" w:date="2026-10-24T01:10:00Z" w16du:dateUtc="2026-10-24T00:10:00Z">
+              <w:pPrChange w:id="1225" w:author="nohemi fabiola serrano aguilar" w:date="2026-10-24T01:10:00Z" w16du:dateUtc="2026-10-24T00:10:00Z">
                 <w:pPr>
                   <w:jc w:val="both"/>
                 </w:pPr>
               </w:pPrChange>
             </w:pPr>
-            <w:ins w:id="1232" w:author="nohemi fabiola serrano aguilar" w:date="2026-10-24T01:14:00Z" w16du:dateUtc="2026-10-24T00:14:00Z">
+            <w:ins w:id="1226" w:author="nohemi fabiola serrano aguilar" w:date="2026-10-24T01:14:00Z" w16du:dateUtc="2026-10-24T00:14:00Z">
               <w:r>
                 <w:rPr>
                   <w:b/>
                   <w:bCs/>
                   <w:sz w:val="20"/>
                   <w:szCs w:val="20"/>
-                  <w:rPrChange w:id="1233" w:author="nohemi fabiola serrano aguilar" w:date="2026-10-24T01:15:00Z" w16du:dateUtc="2026-10-24T00:15:00Z">
+                  <w:rPrChange w:id="1227" w:author="nohemi fabiola serrano aguilar" w:date="2026-10-24T01:15:00Z" w16du:dateUtc="2026-10-24T00:15:00Z">
                     <w:rPr>
                       <w:sz w:val="20"/>
                       <w:szCs w:val="20"/>
@@ -11096,7 +10999,7 @@
       <w:pPr>
         <w:jc w:val="both"/>
         <w:rPr>
-          <w:ins w:id="1234" w:author="nohemi fabiola serrano aguilar" w:date="2026-10-24T01:18:00Z" w16du:dateUtc="2026-10-24T00:18:00Z"/>
+          <w:ins w:id="1228" w:author="nohemi fabiola serrano aguilar" w:date="2026-10-24T01:18:00Z" w16du:dateUtc="2026-10-24T00:18:00Z"/>
         </w:rPr>
       </w:pPr>
     </w:p>
@@ -11104,7 +11007,7 @@
       <w:pPr>
         <w:jc w:val="both"/>
         <w:rPr>
-          <w:ins w:id="1235" w:author="nohemi fabiola serrano aguilar" w:date="2026-10-24T01:18:00Z" w16du:dateUtc="2026-10-24T00:18:00Z"/>
+          <w:ins w:id="1229" w:author="nohemi fabiola serrano aguilar" w:date="2026-10-24T01:18:00Z" w16du:dateUtc="2026-10-24T00:18:00Z"/>
         </w:rPr>
       </w:pPr>
     </w:p>
@@ -11117,33 +11020,12 @@
         </w:numPr>
         <w:jc w:val="both"/>
         <w:rPr>
-          <w:ins w:id="1236" w:author="nohemi fabiola serrano aguilar" w:date="2026-10-24T01:18:00Z" w16du:dateUtc="2026-10-24T00:18:00Z"/>
+          <w:ins w:id="1230" w:author="nohemi fabiola serrano aguilar" w:date="2026-10-24T01:18:00Z" w16du:dateUtc="2026-10-24T00:18:00Z"/>
         </w:rPr>
       </w:pPr>
-      <w:proofErr w:type="spellStart"/>
-      <w:ins w:id="1237" w:author="nohemi fabiola serrano aguilar" w:date="2026-10-24T01:18:00Z" w16du:dateUtc="2026-10-24T00:18:00Z">
-        <w:r>
-          <w:t>Consideraciones</w:t>
-        </w:r>
-        <w:proofErr w:type="spellEnd"/>
-        <w:r>
-          <w:t xml:space="preserve"> </w:t>
-        </w:r>
-        <w:proofErr w:type="spellStart"/>
-        <w:r>
-          <w:t>Eticas</w:t>
-        </w:r>
-        <w:proofErr w:type="spellEnd"/>
-        <w:r>
-          <w:t xml:space="preserve"> y </w:t>
-        </w:r>
-        <w:proofErr w:type="spellStart"/>
-        <w:r>
-          <w:t>Legales</w:t>
-        </w:r>
-        <w:proofErr w:type="spellEnd"/>
-        <w:r>
-          <w:t>.</w:t>
+      <w:ins w:id="1231" w:author="nohemi fabiola serrano aguilar" w:date="2026-10-24T01:18:00Z" w16du:dateUtc="2026-10-24T00:18:00Z">
+        <w:r>
+          <w:t>Consideraciones Eticas y Legales.</w:t>
         </w:r>
       </w:ins>
     </w:p>
@@ -11151,7 +11033,75 @@
       <w:pPr>
         <w:jc w:val="both"/>
         <w:rPr>
-          <w:ins w:id="1238" w:author="nohemi fabiola serrano aguilar" w:date="2026-10-24T01:19:00Z" w16du:dateUtc="2026-10-24T00:19:00Z"/>
+          <w:ins w:id="1232" w:author="nohemi fabiola serrano aguilar" w:date="2026-10-24T01:19:00Z" w16du:dateUtc="2026-10-24T00:19:00Z"/>
+        </w:rPr>
+      </w:pPr>
+    </w:p>
+    <w:p>
+      <w:pPr>
+        <w:jc w:val="both"/>
+        <w:rPr>
+          <w:ins w:id="1233" w:author="nohemi fabiola serrano aguilar" w:date="2026-10-24T02:03:00Z" w16du:dateUtc="2026-10-24T01:03:00Z"/>
+          <w:lang w:val="es-MX"/>
+        </w:rPr>
+      </w:pPr>
+      <w:ins w:id="1234" w:author="nohemi fabiola serrano aguilar" w:date="2026-10-24T01:19:00Z" w16du:dateUtc="2026-10-24T00:19:00Z">
+        <w:r>
+          <w:rPr>
+            <w:lang w:val="es-MX"/>
+            <w:rPrChange w:id="1235" w:author="nohemi fabiola serrano aguilar" w:date="2026-10-24T01:19:00Z" w16du:dateUtc="2026-10-24T00:19:00Z">
+              <w:rPr/>
+            </w:rPrChange>
+          </w:rPr>
+          <w:t>El cumplimiento Etico se mantiene estri</w:t>
+        </w:r>
+        <w:r>
+          <w:rPr>
+            <w:lang w:val="es-MX"/>
+          </w:rPr>
+          <w:t>ctamente ya que el conjunto de datos publicos contiene metricas administrativas sin informacion de Identificacion Personal (PII)</w:t>
+        </w:r>
+      </w:ins>
+      <w:ins w:id="1236" w:author="nohemi fabiola serrano aguilar" w:date="2026-10-24T01:20:00Z" w16du:dateUtc="2026-10-24T00:20:00Z">
+        <w:r>
+          <w:rPr>
+            <w:lang w:val="es-MX"/>
+          </w:rPr>
+          <w:t xml:space="preserve"> o hisotriales clinicos confidenciales de pacientes individuales. Existen cero riesgos con respecto a violacion de datos personales o infracciones de los marcos de privacidad. El acceso legal </w:t>
+        </w:r>
+      </w:ins>
+      <w:ins w:id="1237" w:author="nohemi fabiola serrano aguilar" w:date="2026-10-24T01:21:00Z" w16du:dateUtc="2026-10-24T00:21:00Z">
+        <w:r>
+          <w:rPr>
+            <w:lang w:val="es-MX"/>
+          </w:rPr>
+          <w:t>esta otorgado bajo licencias de datos abiertos. Todas las Metodologias, Marcos y literatura utilizados  a lo largo del proyecto se documentan sistematicamente bajo el estilo de referencia</w:t>
+        </w:r>
+      </w:ins>
+      <w:ins w:id="1238" w:author="nohemi fabiola serrano aguilar" w:date="2026-10-24T01:22:00Z" w16du:dateUtc="2026-10-24T00:22:00Z">
+        <w:r>
+          <w:rPr>
+            <w:lang w:val="es-MX"/>
+          </w:rPr>
+          <w:t xml:space="preserve"> Harvard.</w:t>
+        </w:r>
+      </w:ins>
+    </w:p>
+    <w:p>
+      <w:pPr>
+        <w:jc w:val="both"/>
+        <w:rPr>
+          <w:ins w:id="1239" w:author="nohemi fabiola serrano aguilar" w:date="2026-10-24T02:03:00Z" w16du:dateUtc="2026-10-24T01:03:00Z"/>
+          <w:lang w:val="es-MX"/>
+        </w:rPr>
+      </w:pPr>
+    </w:p>
+    <w:p>
+      <w:pPr>
+        <w:jc w:val="both"/>
+        <w:rPr>
+          <w:ins w:id="1240" w:author="nohemi fabiola serrano aguilar" w:date="2026-10-24T02:03:00Z" w16du:dateUtc="2026-10-24T01:03:00Z"/>
+          <w:lang w:val="es-MX"/>
         </w:rPr>
       </w:pPr>
     </w:p>
@@ -11160,60 +11110,19 @@
         <w:jc w:val="both"/>
         <w:rPr>
           <w:lang w:val="es-MX"/>
-          <w:rPrChange w:id="1239" w:author="nohemi fabiola serrano aguilar" w:date="2026-10-24T01:19:00Z" w16du:dateUtc="2026-10-24T00:19:00Z">
+          <w:rPrChange w:id="1241" w:author="nohemi fabiola serrano aguilar" w:date="2026-10-24T01:19:00Z" w16du:dateUtc="2026-10-24T00:19:00Z">
             <w:rPr>
               <w:rFonts w:eastAsia="Times New Roman"/>
             </w:rPr>
           </w:rPrChange>
         </w:rPr>
-        <w:pPrChange w:id="1240" w:author="nohemi fabiola serrano aguilar" w:date="2026-10-22T10:02:00Z" w16du:dateUtc="2026-10-22T09:02:00Z">
+        <w:pPrChange w:id="1242" w:author="nohemi fabiola serrano aguilar" w:date="2026-10-22T10:02:00Z" w16du:dateUtc="2026-10-22T09:02:00Z">
           <w:pPr>
             <w:spacing w:line="360" w:lineRule="auto"/>
             <w:jc w:val="both"/>
           </w:pPr>
         </w:pPrChange>
       </w:pPr>
-      <w:ins w:id="1241" w:author="nohemi fabiola serrano aguilar" w:date="2026-10-24T01:19:00Z" w16du:dateUtc="2026-10-24T00:19:00Z">
-        <w:r>
-          <w:rPr>
-            <w:lang w:val="es-MX"/>
-            <w:rPrChange w:id="1242" w:author="nohemi fabiola serrano aguilar" w:date="2026-10-24T01:19:00Z" w16du:dateUtc="2026-10-24T00:19:00Z">
-              <w:rPr/>
-            </w:rPrChange>
-          </w:rPr>
-          <w:t>El cumplimiento Etico se mantiene estri</w:t>
-        </w:r>
-        <w:r>
-          <w:rPr>
-            <w:lang w:val="es-MX"/>
-          </w:rPr>
-          <w:t>ctamente ya que el conjunto de datos publicos contiene metricas administrativas sin informacion de Identificacion Personal (PII)</w:t>
-        </w:r>
-      </w:ins>
-      <w:ins w:id="1243" w:author="nohemi fabiola serrano aguilar" w:date="2026-10-24T01:20:00Z" w16du:dateUtc="2026-10-24T00:20:00Z">
-        <w:r>
-          <w:rPr>
-            <w:lang w:val="es-MX"/>
-          </w:rPr>
-          <w:t xml:space="preserve"> o hisotriales clinicos confidenciales de pacientes individuales. Existen cero riesgos con respecto a violacion de datos personales o infracciones de los marcos de privacidad. El acceso legal </w:t>
-        </w:r>
-      </w:ins>
-      <w:ins w:id="1244" w:author="nohemi fabiola serrano aguilar" w:date="2026-10-24T01:21:00Z" w16du:dateUtc="2026-10-24T00:21:00Z">
-        <w:r>
-          <w:rPr>
-            <w:lang w:val="es-MX"/>
-          </w:rPr>
-          <w:t>esta otorgado bajo licencias de datos abiertos. Todas las Metodologias, Marcos y literatura utilizados  a lo largo del proyecto se documentan sistematicamente bajo el estilo de referencia</w:t>
-        </w:r>
-      </w:ins>
-      <w:ins w:id="1245" w:author="nohemi fabiola serrano aguilar" w:date="2026-10-24T01:22:00Z" w16du:dateUtc="2026-10-24T00:22:00Z">
-        <w:r>
-          <w:rPr>
-            <w:lang w:val="es-MX"/>
-          </w:rPr>
-          <w:t xml:space="preserve"> Harvard.</w:t>
-        </w:r>
-      </w:ins>
     </w:p>
     <w:sectPr>
       <w:footerReference w:type="default" r:id="rId14"/>
@@ -11221,7 +11130,7 @@
       <w:pgMar w:top="1440" w:right="1440" w:bottom="1440" w:left="1440" w:header="709" w:footer="709" w:gutter="0"/>
       <w:cols w:space="708"/>
       <w:docGrid w:linePitch="360"/>
-      <w:sectPrChange w:id="1250" w:author="nohemi fabiola serrano aguilar" w:date="2026-10-21T23:56:00Z" w16du:dateUtc="2026-10-21T22:56:00Z">
+      <w:sectPrChange w:id="1247" w:author="nohemi fabiola serrano aguilar" w:date="2026-10-21T23:56:00Z" w16du:dateUtc="2026-10-21T22:56:00Z">
         <w:sectPr>
           <w:pgMar w:top="1440" w:right="1440" w:bottom="1440" w:left="1440" w:header="708" w:footer="708" w:gutter="0"/>
         </w:sectPr>
@@ -11258,7 +11167,7 @@
 
 <file path=word/footer1.xml><?xml version="1.0" encoding="utf-8"?>
 <w:ftr xmlns:wpc="http://schemas.microsoft.com/office/word/2010/wordprocessingCanvas" xmlns:cx="http://schemas.microsoft.com/office/drawing/2014/chartex" xmlns:cx1="http://schemas.microsoft.com/office/drawing/2015/9/8/chartex" xmlns:cx2="http://schemas.microsoft.com/office/drawing/2015/10/21/chartex" xmlns:cx3="http://schemas.microsoft.com/office/drawing/2016/5/9/chartex" xmlns:cx4="http://schemas.microsoft.com/office/drawing/2016/5/10/chartex" xmlns:cx5="http://schemas.microsoft.com/office/drawing/2016/5/11/chartex" xmlns:cx6="http://schemas.microsoft.com/office/drawing/2016/5/12/chartex" xmlns:cx7="http://schemas.microsoft.com/office/drawing/2016/5/13/chartex" xmlns:cx8="http://schemas.microsoft.com/office/drawing/2016/5/14/chartex" xmlns:mc="http://schemas.openxmlformats.org/markup-compatibility/2006" xmlns:aink="http://schemas.microsoft.com/office/drawing/2016/ink" xmlns:am3d="http://schemas.microsoft.com/office/drawing/2017/model3d" xmlns:o="urn:schemas-microsoft-com:office:office" xmlns:oel="http://schemas.microsoft.com/office/2019/extlst" xmlns:r="http://schemas.openxmlformats.org/officeDocument/2006/relationships" xmlns:m="http://schemas.openxmlformats.org/officeDocument/2006/math" xmlns:v="urn:schemas-microsoft-com:vml" xmlns:wp14="http://schemas.microsoft.com/office/word/2010/wordprocessingDrawing" xmlns:wp="http://schemas.openxmlformats.org/drawingml/2006/wordprocessingDrawing" xmlns:w10="urn:schemas-microsoft-com:office:word" xmlns:w="http://schemas.openxmlformats.org/wordprocessingml/2006/main" xmlns:w14="http://schemas.microsoft.com/office/word/2010/wordml" xmlns:w15="http://schemas.microsoft.com/office/word/2012/wordml" xmlns:w16cex="http://schemas.microsoft.com/office/word/2018/wordml/cex" xmlns:w16cid="http://schemas.microsoft.com/office/word/2016/wordml/cid" xmlns:w16="http://schemas.microsoft.com/office/word/2018/wordml" xmlns:w16du="http://schemas.microsoft.com/office/word/2023/wordml/word16du" xmlns:w16sdtdh="http://schemas.microsoft.com/office/word/2020/wordml/sdtdatahash" xmlns:w16sdtfl="http://schemas.microsoft.com/office/word/2024/wordml/sdtformatlock" xmlns:w16se="http://schemas.microsoft.com/office/word/2015/wordml/symex" xmlns:wpg="http://schemas.microsoft.com/office/word/2010/wordprocessingGroup" xmlns:wpi="http://schemas.microsoft.com/office/word/2010/wordprocessingInk" xmlns:wne="http://schemas.microsoft.com/office/word/2006/wordml" xmlns:wps="http://schemas.microsoft.com/office/word/2010/wordprocessingShape" mc:Ignorable="w14 w15 w16se w16cid w16 w16cex w16sdtdh w16sdtfl w16du wp14">
-  <w:customXmlInsRangeStart w:id="1246" w:author="nohemi fabiola serrano aguilar" w:date="2026-10-17T23:20:00Z"/>
+  <w:customXmlInsRangeStart w:id="1243" w:author="nohemi fabiola serrano aguilar" w:date="2026-10-17T23:20:00Z"/>
   <w:sdt>
     <w:sdtPr>
       <w:id w:val="-1338764536"/>
@@ -11268,16 +11177,16 @@
       </w:docPartObj>
     </w:sdtPr>
     <w:sdtContent>
-      <w:customXmlInsRangeEnd w:id="1246"/>
+      <w:customXmlInsRangeEnd w:id="1243"/>
       <w:p>
         <w:pPr>
           <w:pStyle w:val="Footer"/>
           <w:jc w:val="right"/>
           <w:rPr>
-            <w:ins w:id="1247" w:author="nohemi fabiola serrano aguilar" w:date="2026-10-17T23:20:00Z" w16du:dateUtc="2026-10-17T22:20:00Z"/>
+            <w:ins w:id="1244" w:author="nohemi fabiola serrano aguilar" w:date="2026-10-17T23:20:00Z" w16du:dateUtc="2026-10-17T22:20:00Z"/>
           </w:rPr>
         </w:pPr>
-        <w:ins w:id="1248" w:author="nohemi fabiola serrano aguilar" w:date="2026-10-17T23:20:00Z" w16du:dateUtc="2026-10-17T22:20:00Z">
+        <w:ins w:id="1245" w:author="nohemi fabiola serrano aguilar" w:date="2026-10-17T23:20:00Z" w16du:dateUtc="2026-10-17T22:20:00Z">
           <w:r>
             <w:fldChar w:fldCharType="begin"/>
           </w:r>
@@ -11298,10 +11207,10 @@
           </w:r>
         </w:ins>
       </w:p>
-      <w:customXmlInsRangeStart w:id="1249" w:author="nohemi fabiola serrano aguilar" w:date="2026-10-17T23:20:00Z"/>
+      <w:customXmlInsRangeStart w:id="1246" w:author="nohemi fabiola serrano aguilar" w:date="2026-10-17T23:20:00Z"/>
     </w:sdtContent>
   </w:sdt>
-  <w:customXmlInsRangeEnd w:id="1249"/>
+  <w:customXmlInsRangeEnd w:id="1246"/>
   <w:p>
     <w:pPr>
       <w:pStyle w:val="Footer"/>
